--- a/DOC/基本設計書/ソフトウェア仕様書.docx
+++ b/DOC/基本設計書/ソフトウェア仕様書.docx
@@ -249,7 +249,7 @@
             </w:rPr>
             <w:fldChar w:fldCharType="separate"/>
           </w:r>
-          <w:hyperlink w:anchor="_Toc214212244" w:history="1">
+          <w:hyperlink w:anchor="_Toc216546343" w:history="1">
             <w:r>
               <w:rPr>
                 <w:rStyle w:val="a9"/>
@@ -296,7 +296,7 @@
                 <w:noProof/>
                 <w:webHidden/>
               </w:rPr>
-              <w:instrText xml:space="preserve"> PAGEREF _Toc214212244 \h </w:instrText>
+              <w:instrText xml:space="preserve"> PAGEREF _Toc216546343 \h </w:instrText>
             </w:r>
             <w:r>
               <w:rPr>
@@ -344,7 +344,7 @@
               <w14:ligatures w14:val="standardContextual"/>
             </w:rPr>
           </w:pPr>
-          <w:hyperlink w:anchor="_Toc214212245" w:history="1">
+          <w:hyperlink w:anchor="_Toc216546344" w:history="1">
             <w:r>
               <w:rPr>
                 <w:rStyle w:val="a9"/>
@@ -390,7 +390,7 @@
                 <w:noProof/>
                 <w:webHidden/>
               </w:rPr>
-              <w:instrText xml:space="preserve"> PAGEREF _Toc214212245 \h </w:instrText>
+              <w:instrText xml:space="preserve"> PAGEREF _Toc216546344 \h </w:instrText>
             </w:r>
             <w:r>
               <w:rPr>
@@ -438,7 +438,7 @@
               <w14:ligatures w14:val="standardContextual"/>
             </w:rPr>
           </w:pPr>
-          <w:hyperlink w:anchor="_Toc214212246" w:history="1">
+          <w:hyperlink w:anchor="_Toc216546345" w:history="1">
             <w:r>
               <w:rPr>
                 <w:rStyle w:val="a9"/>
@@ -484,7 +484,7 @@
                 <w:noProof/>
                 <w:webHidden/>
               </w:rPr>
-              <w:instrText xml:space="preserve"> PAGEREF _Toc214212246 \h </w:instrText>
+              <w:instrText xml:space="preserve"> PAGEREF _Toc216546345 \h </w:instrText>
             </w:r>
             <w:r>
               <w:rPr>
@@ -532,7 +532,7 @@
               <w14:ligatures w14:val="standardContextual"/>
             </w:rPr>
           </w:pPr>
-          <w:hyperlink w:anchor="_Toc214212247" w:history="1">
+          <w:hyperlink w:anchor="_Toc216546346" w:history="1">
             <w:r>
               <w:rPr>
                 <w:rStyle w:val="a9"/>
@@ -578,7 +578,7 @@
                 <w:noProof/>
                 <w:webHidden/>
               </w:rPr>
-              <w:instrText xml:space="preserve"> PAGEREF _Toc214212247 \h </w:instrText>
+              <w:instrText xml:space="preserve"> PAGEREF _Toc216546346 \h </w:instrText>
             </w:r>
             <w:r>
               <w:rPr>
@@ -626,7 +626,7 @@
               <w14:ligatures w14:val="standardContextual"/>
             </w:rPr>
           </w:pPr>
-          <w:hyperlink w:anchor="_Toc214212248" w:history="1">
+          <w:hyperlink w:anchor="_Toc216546347" w:history="1">
             <w:r>
               <w:rPr>
                 <w:rStyle w:val="a9"/>
@@ -672,7 +672,7 @@
                 <w:noProof/>
                 <w:webHidden/>
               </w:rPr>
-              <w:instrText xml:space="preserve"> PAGEREF _Toc214212248 \h </w:instrText>
+              <w:instrText xml:space="preserve"> PAGEREF _Toc216546347 \h </w:instrText>
             </w:r>
             <w:r>
               <w:rPr>
@@ -720,7 +720,7 @@
               <w14:ligatures w14:val="standardContextual"/>
             </w:rPr>
           </w:pPr>
-          <w:hyperlink w:anchor="_Toc214212249" w:history="1">
+          <w:hyperlink w:anchor="_Toc216546348" w:history="1">
             <w:r>
               <w:rPr>
                 <w:rStyle w:val="a9"/>
@@ -766,7 +766,7 @@
                 <w:noProof/>
                 <w:webHidden/>
               </w:rPr>
-              <w:instrText xml:space="preserve"> PAGEREF _Toc214212249 \h </w:instrText>
+              <w:instrText xml:space="preserve"> PAGEREF _Toc216546348 \h </w:instrText>
             </w:r>
             <w:r>
               <w:rPr>
@@ -815,7 +815,7 @@
               <w14:ligatures w14:val="standardContextual"/>
             </w:rPr>
           </w:pPr>
-          <w:hyperlink w:anchor="_Toc214212250" w:history="1">
+          <w:hyperlink w:anchor="_Toc216546349" w:history="1">
             <w:r>
               <w:rPr>
                 <w:rStyle w:val="a9"/>
@@ -862,7 +862,7 @@
                 <w:noProof/>
                 <w:webHidden/>
               </w:rPr>
-              <w:instrText xml:space="preserve"> PAGEREF _Toc214212250 \h </w:instrText>
+              <w:instrText xml:space="preserve"> PAGEREF _Toc216546349 \h </w:instrText>
             </w:r>
             <w:r>
               <w:rPr>
@@ -911,7 +911,7 @@
               <w14:ligatures w14:val="standardContextual"/>
             </w:rPr>
           </w:pPr>
-          <w:hyperlink w:anchor="_Toc214212251" w:history="1">
+          <w:hyperlink w:anchor="_Toc216546350" w:history="1">
             <w:r>
               <w:rPr>
                 <w:rStyle w:val="a9"/>
@@ -958,7 +958,7 @@
                 <w:noProof/>
                 <w:webHidden/>
               </w:rPr>
-              <w:instrText xml:space="preserve"> PAGEREF _Toc214212251 \h </w:instrText>
+              <w:instrText xml:space="preserve"> PAGEREF _Toc216546350 \h </w:instrText>
             </w:r>
             <w:r>
               <w:rPr>
@@ -1006,7 +1006,7 @@
               <w14:ligatures w14:val="standardContextual"/>
             </w:rPr>
           </w:pPr>
-          <w:hyperlink w:anchor="_Toc214212252" w:history="1">
+          <w:hyperlink w:anchor="_Toc216546351" w:history="1">
             <w:r>
               <w:rPr>
                 <w:rStyle w:val="a9"/>
@@ -1052,7 +1052,7 @@
                 <w:noProof/>
                 <w:webHidden/>
               </w:rPr>
-              <w:instrText xml:space="preserve"> PAGEREF _Toc214212252 \h </w:instrText>
+              <w:instrText xml:space="preserve"> PAGEREF _Toc216546351 \h </w:instrText>
             </w:r>
             <w:r>
               <w:rPr>
@@ -1098,7 +1098,7 @@
               <w14:ligatures w14:val="standardContextual"/>
             </w:rPr>
           </w:pPr>
-          <w:hyperlink w:anchor="_Toc214212253" w:history="1">
+          <w:hyperlink w:anchor="_Toc216546352" w:history="1">
             <w:r>
               <w:rPr>
                 <w:rStyle w:val="a9"/>
@@ -1142,7 +1142,7 @@
                 <w:noProof/>
                 <w:webHidden/>
               </w:rPr>
-              <w:instrText xml:space="preserve"> PAGEREF _Toc214212253 \h </w:instrText>
+              <w:instrText xml:space="preserve"> PAGEREF _Toc216546352 \h </w:instrText>
             </w:r>
             <w:r>
               <w:rPr>
@@ -1188,7 +1188,7 @@
               <w14:ligatures w14:val="standardContextual"/>
             </w:rPr>
           </w:pPr>
-          <w:hyperlink w:anchor="_Toc214212254" w:history="1">
+          <w:hyperlink w:anchor="_Toc216546353" w:history="1">
             <w:r>
               <w:rPr>
                 <w:rStyle w:val="a9"/>
@@ -1232,7 +1232,7 @@
                 <w:noProof/>
                 <w:webHidden/>
               </w:rPr>
-              <w:instrText xml:space="preserve"> PAGEREF _Toc214212254 \h </w:instrText>
+              <w:instrText xml:space="preserve"> PAGEREF _Toc216546353 \h </w:instrText>
             </w:r>
             <w:r>
               <w:rPr>
@@ -1280,7 +1280,7 @@
               <w14:ligatures w14:val="standardContextual"/>
             </w:rPr>
           </w:pPr>
-          <w:hyperlink w:anchor="_Toc214212255" w:history="1">
+          <w:hyperlink w:anchor="_Toc216546354" w:history="1">
             <w:r>
               <w:rPr>
                 <w:rStyle w:val="a9"/>
@@ -1326,7 +1326,7 @@
                 <w:noProof/>
                 <w:webHidden/>
               </w:rPr>
-              <w:instrText xml:space="preserve"> PAGEREF _Toc214212255 \h </w:instrText>
+              <w:instrText xml:space="preserve"> PAGEREF _Toc216546354 \h </w:instrText>
             </w:r>
             <w:r>
               <w:rPr>
@@ -1372,7 +1372,7 @@
               <w14:ligatures w14:val="standardContextual"/>
             </w:rPr>
           </w:pPr>
-          <w:hyperlink w:anchor="_Toc214212256" w:history="1">
+          <w:hyperlink w:anchor="_Toc216546355" w:history="1">
             <w:r>
               <w:rPr>
                 <w:rStyle w:val="a9"/>
@@ -1416,7 +1416,7 @@
                 <w:noProof/>
                 <w:webHidden/>
               </w:rPr>
-              <w:instrText xml:space="preserve"> PAGEREF _Toc214212256 \h </w:instrText>
+              <w:instrText xml:space="preserve"> PAGEREF _Toc216546355 \h </w:instrText>
             </w:r>
             <w:r>
               <w:rPr>
@@ -1462,7 +1462,7 @@
               <w14:ligatures w14:val="standardContextual"/>
             </w:rPr>
           </w:pPr>
-          <w:hyperlink w:anchor="_Toc214212257" w:history="1">
+          <w:hyperlink w:anchor="_Toc216546356" w:history="1">
             <w:r>
               <w:rPr>
                 <w:rStyle w:val="a9"/>
@@ -1506,7 +1506,7 @@
                 <w:noProof/>
                 <w:webHidden/>
               </w:rPr>
-              <w:instrText xml:space="preserve"> PAGEREF _Toc214212257 \h </w:instrText>
+              <w:instrText xml:space="preserve"> PAGEREF _Toc216546356 \h </w:instrText>
             </w:r>
             <w:r>
               <w:rPr>
@@ -1552,7 +1552,7 @@
               <w14:ligatures w14:val="standardContextual"/>
             </w:rPr>
           </w:pPr>
-          <w:hyperlink w:anchor="_Toc214212258" w:history="1">
+          <w:hyperlink w:anchor="_Toc216546357" w:history="1">
             <w:r>
               <w:rPr>
                 <w:rStyle w:val="a9"/>
@@ -1596,7 +1596,7 @@
                 <w:noProof/>
                 <w:webHidden/>
               </w:rPr>
-              <w:instrText xml:space="preserve"> PAGEREF _Toc214212258 \h </w:instrText>
+              <w:instrText xml:space="preserve"> PAGEREF _Toc216546357 \h </w:instrText>
             </w:r>
             <w:r>
               <w:rPr>
@@ -1617,6 +1617,190 @@
                 <w:webHidden/>
               </w:rPr>
               <w:t>- 22 -</w:t>
+            </w:r>
+            <w:r>
+              <w:rPr>
+                <w:noProof/>
+                <w:webHidden/>
+              </w:rPr>
+              <w:fldChar w:fldCharType="end"/>
+            </w:r>
+          </w:hyperlink>
+        </w:p>
+        <w:p>
+          <w:pPr>
+            <w:pStyle w:val="21"/>
+            <w:tabs>
+              <w:tab w:val="left" w:pos="840"/>
+              <w:tab w:val="right" w:leader="dot" w:pos="9730"/>
+            </w:tabs>
+            <w:rPr>
+              <w:rFonts w:eastAsiaTheme="minorEastAsia"/>
+              <w:b w:val="0"/>
+              <w:bCs w:val="0"/>
+              <w:noProof/>
+              <w:sz w:val="21"/>
+              <w:szCs w:val="24"/>
+              <w14:ligatures w14:val="standardContextual"/>
+            </w:rPr>
+          </w:pPr>
+          <w:hyperlink w:anchor="_Toc216546358" w:history="1">
+            <w:r>
+              <w:rPr>
+                <w:rStyle w:val="a9"/>
+                <w:noProof/>
+              </w:rPr>
+              <w:t>3.3</w:t>
+            </w:r>
+            <w:r>
+              <w:rPr>
+                <w:rFonts w:eastAsiaTheme="minorEastAsia"/>
+                <w:b w:val="0"/>
+                <w:bCs w:val="0"/>
+                <w:noProof/>
+                <w:sz w:val="21"/>
+                <w:szCs w:val="24"/>
+                <w14:ligatures w14:val="standardContextual"/>
+              </w:rPr>
+              <w:tab/>
+            </w:r>
+            <w:r>
+              <w:rPr>
+                <w:rStyle w:val="a9"/>
+                <w:noProof/>
+              </w:rPr>
+              <w:t>テスト</w:t>
+            </w:r>
+            <w:r>
+              <w:rPr>
+                <w:noProof/>
+                <w:webHidden/>
+              </w:rPr>
+              <w:tab/>
+            </w:r>
+            <w:r>
+              <w:rPr>
+                <w:noProof/>
+                <w:webHidden/>
+              </w:rPr>
+              <w:fldChar w:fldCharType="begin"/>
+            </w:r>
+            <w:r>
+              <w:rPr>
+                <w:noProof/>
+                <w:webHidden/>
+              </w:rPr>
+              <w:instrText xml:space="preserve"> PAGEREF _Toc216546358 \h </w:instrText>
+            </w:r>
+            <w:r>
+              <w:rPr>
+                <w:noProof/>
+                <w:webHidden/>
+              </w:rPr>
+            </w:r>
+            <w:r>
+              <w:rPr>
+                <w:noProof/>
+                <w:webHidden/>
+              </w:rPr>
+              <w:fldChar w:fldCharType="separate"/>
+            </w:r>
+            <w:r>
+              <w:rPr>
+                <w:noProof/>
+                <w:webHidden/>
+              </w:rPr>
+              <w:t>- 27 -</w:t>
+            </w:r>
+            <w:r>
+              <w:rPr>
+                <w:noProof/>
+                <w:webHidden/>
+              </w:rPr>
+              <w:fldChar w:fldCharType="end"/>
+            </w:r>
+          </w:hyperlink>
+        </w:p>
+        <w:p>
+          <w:pPr>
+            <w:pStyle w:val="31"/>
+            <w:tabs>
+              <w:tab w:val="left" w:pos="1260"/>
+              <w:tab w:val="right" w:leader="dot" w:pos="9730"/>
+            </w:tabs>
+            <w:rPr>
+              <w:rFonts w:eastAsiaTheme="minorEastAsia"/>
+              <w:noProof/>
+              <w:sz w:val="21"/>
+              <w:szCs w:val="24"/>
+              <w14:ligatures w14:val="standardContextual"/>
+            </w:rPr>
+          </w:pPr>
+          <w:hyperlink w:anchor="_Toc216546359" w:history="1">
+            <w:r>
+              <w:rPr>
+                <w:rStyle w:val="a9"/>
+                <w:noProof/>
+              </w:rPr>
+              <w:t>3.3.1</w:t>
+            </w:r>
+            <w:r>
+              <w:rPr>
+                <w:rFonts w:eastAsiaTheme="minorEastAsia"/>
+                <w:noProof/>
+                <w:sz w:val="21"/>
+                <w:szCs w:val="24"/>
+                <w14:ligatures w14:val="standardContextual"/>
+              </w:rPr>
+              <w:tab/>
+            </w:r>
+            <w:r>
+              <w:rPr>
+                <w:rStyle w:val="a9"/>
+                <w:noProof/>
+              </w:rPr>
+              <w:t>概要</w:t>
+            </w:r>
+            <w:r>
+              <w:rPr>
+                <w:noProof/>
+                <w:webHidden/>
+              </w:rPr>
+              <w:tab/>
+            </w:r>
+            <w:r>
+              <w:rPr>
+                <w:noProof/>
+                <w:webHidden/>
+              </w:rPr>
+              <w:fldChar w:fldCharType="begin"/>
+            </w:r>
+            <w:r>
+              <w:rPr>
+                <w:noProof/>
+                <w:webHidden/>
+              </w:rPr>
+              <w:instrText xml:space="preserve"> PAGEREF _Toc216546359 \h </w:instrText>
+            </w:r>
+            <w:r>
+              <w:rPr>
+                <w:noProof/>
+                <w:webHidden/>
+              </w:rPr>
+            </w:r>
+            <w:r>
+              <w:rPr>
+                <w:noProof/>
+                <w:webHidden/>
+              </w:rPr>
+              <w:fldChar w:fldCharType="separate"/>
+            </w:r>
+            <w:r>
+              <w:rPr>
+                <w:noProof/>
+                <w:webHidden/>
+              </w:rPr>
+              <w:t>- 27 -</w:t>
             </w:r>
             <w:r>
               <w:rPr>
@@ -1655,7 +1839,7 @@
           <w:rFonts w:asciiTheme="minorHAnsi" w:eastAsiaTheme="minorHAnsi" w:hAnsiTheme="minorHAnsi"/>
         </w:rPr>
       </w:pPr>
-      <w:bookmarkStart w:id="0" w:name="_Toc214212244"/>
+      <w:bookmarkStart w:id="0" w:name="_Toc216546343"/>
       <w:r>
         <w:rPr>
           <w:rFonts w:asciiTheme="minorHAnsi" w:eastAsiaTheme="minorHAnsi" w:hAnsiTheme="minorHAnsi" w:hint="eastAsia"/>
@@ -1673,7 +1857,7 @@
           <w:rFonts w:asciiTheme="minorHAnsi" w:eastAsiaTheme="minorHAnsi" w:hAnsiTheme="minorHAnsi"/>
         </w:rPr>
       </w:pPr>
-      <w:bookmarkStart w:id="1" w:name="_Toc214212245"/>
+      <w:bookmarkStart w:id="1" w:name="_Toc216546344"/>
       <w:r>
         <w:rPr>
           <w:rFonts w:asciiTheme="minorHAnsi" w:eastAsiaTheme="minorHAnsi" w:hAnsiTheme="minorHAnsi" w:hint="eastAsia"/>
@@ -2482,7 +2666,7 @@
           <w:rFonts w:asciiTheme="minorHAnsi" w:eastAsiaTheme="minorHAnsi" w:hAnsiTheme="minorHAnsi"/>
         </w:rPr>
       </w:pPr>
-      <w:bookmarkStart w:id="2" w:name="_Toc214212246"/>
+      <w:bookmarkStart w:id="2" w:name="_Toc216546345"/>
       <w:r>
         <w:rPr>
           <w:rFonts w:asciiTheme="minorHAnsi" w:eastAsiaTheme="minorHAnsi" w:hAnsiTheme="minorHAnsi" w:hint="eastAsia"/>
@@ -2698,7 +2882,7 @@
           <w:rFonts w:asciiTheme="minorHAnsi" w:eastAsiaTheme="minorHAnsi" w:hAnsiTheme="minorHAnsi"/>
         </w:rPr>
       </w:pPr>
-      <w:bookmarkStart w:id="3" w:name="_Toc214212247"/>
+      <w:bookmarkStart w:id="3" w:name="_Toc216546346"/>
       <w:r>
         <w:rPr>
           <w:rFonts w:asciiTheme="minorHAnsi" w:eastAsiaTheme="minorHAnsi" w:hAnsiTheme="minorHAnsi" w:hint="eastAsia"/>
@@ -2836,7 +3020,7 @@
           <w:rFonts w:asciiTheme="minorHAnsi" w:eastAsiaTheme="minorHAnsi" w:hAnsiTheme="minorHAnsi"/>
         </w:rPr>
       </w:pPr>
-      <w:bookmarkStart w:id="4" w:name="_Toc214212248"/>
+      <w:bookmarkStart w:id="4" w:name="_Toc216546347"/>
       <w:r>
         <w:rPr>
           <w:rFonts w:asciiTheme="minorHAnsi" w:eastAsiaTheme="minorHAnsi" w:hAnsiTheme="minorHAnsi" w:hint="eastAsia"/>
@@ -2906,7 +3090,7 @@
           <w:rFonts w:asciiTheme="minorHAnsi" w:eastAsiaTheme="minorHAnsi" w:hAnsiTheme="minorHAnsi"/>
         </w:rPr>
       </w:pPr>
-      <w:bookmarkStart w:id="5" w:name="_Toc214212249"/>
+      <w:bookmarkStart w:id="5" w:name="_Toc216546348"/>
       <w:r>
         <w:rPr>
           <w:rFonts w:asciiTheme="minorHAnsi" w:eastAsiaTheme="minorHAnsi" w:hAnsiTheme="minorHAnsi" w:hint="eastAsia"/>
@@ -3621,7 +3805,7 @@
           <w:rFonts w:asciiTheme="minorHAnsi" w:eastAsiaTheme="minorHAnsi" w:hAnsiTheme="minorHAnsi"/>
         </w:rPr>
       </w:pPr>
-      <w:bookmarkStart w:id="6" w:name="_Toc214212250"/>
+      <w:bookmarkStart w:id="6" w:name="_Toc216546349"/>
       <w:r>
         <w:rPr>
           <w:rFonts w:asciiTheme="minorHAnsi" w:eastAsiaTheme="minorHAnsi" w:hAnsiTheme="minorHAnsi" w:hint="eastAsia"/>
@@ -4184,7 +4368,7 @@
           <w:rFonts w:asciiTheme="minorHAnsi" w:eastAsiaTheme="minorHAnsi" w:hAnsiTheme="minorHAnsi"/>
         </w:rPr>
       </w:pPr>
-      <w:bookmarkStart w:id="7" w:name="_Toc214212251"/>
+      <w:bookmarkStart w:id="7" w:name="_Toc216546350"/>
       <w:r>
         <w:rPr>
           <w:rFonts w:asciiTheme="minorHAnsi" w:eastAsiaTheme="minorHAnsi" w:hAnsiTheme="minorHAnsi" w:hint="eastAsia"/>
@@ -4201,7 +4385,7 @@
           <w:rFonts w:asciiTheme="minorHAnsi" w:eastAsiaTheme="minorHAnsi" w:hAnsiTheme="minorHAnsi"/>
         </w:rPr>
       </w:pPr>
-      <w:bookmarkStart w:id="8" w:name="_Toc214212252"/>
+      <w:bookmarkStart w:id="8" w:name="_Toc216546351"/>
       <w:r>
         <w:rPr>
           <w:rFonts w:asciiTheme="minorHAnsi" w:eastAsiaTheme="minorHAnsi" w:hAnsiTheme="minorHAnsi" w:hint="eastAsia"/>
@@ -4218,7 +4402,7 @@
           <w:rFonts w:asciiTheme="minorHAnsi" w:eastAsiaTheme="minorHAnsi" w:hAnsiTheme="minorHAnsi"/>
         </w:rPr>
       </w:pPr>
-      <w:bookmarkStart w:id="9" w:name="_Toc214212253"/>
+      <w:bookmarkStart w:id="9" w:name="_Toc216546352"/>
       <w:r>
         <w:rPr>
           <w:rFonts w:asciiTheme="minorHAnsi" w:eastAsiaTheme="minorHAnsi" w:hAnsiTheme="minorHAnsi" w:hint="eastAsia"/>
@@ -6061,21 +6245,24 @@
     <w:tbl>
       <w:tblPr>
         <w:tblStyle w:val="a3"/>
-        <w:tblW w:w="7908" w:type="dxa"/>
+        <w:tblW w:w="7670" w:type="dxa"/>
         <w:tblInd w:w="1973" w:type="dxa"/>
         <w:tblLook w:val="04A0" w:firstRow="1" w:lastRow="0" w:firstColumn="1" w:lastColumn="0" w:noHBand="0" w:noVBand="1"/>
       </w:tblPr>
       <w:tblGrid>
-        <w:gridCol w:w="716"/>
-        <w:gridCol w:w="1993"/>
-        <w:gridCol w:w="851"/>
-        <w:gridCol w:w="2268"/>
-        <w:gridCol w:w="2080"/>
+        <w:gridCol w:w="694"/>
+        <w:gridCol w:w="1933"/>
+        <w:gridCol w:w="825"/>
+        <w:gridCol w:w="2200"/>
+        <w:gridCol w:w="2018"/>
       </w:tblGrid>
       <w:tr>
-        <w:tc>
-          <w:tcPr>
-            <w:tcW w:w="716" w:type="dxa"/>
+        <w:trPr>
+          <w:trHeight w:val="364"/>
+        </w:trPr>
+        <w:tc>
+          <w:tcPr>
+            <w:tcW w:w="694" w:type="dxa"/>
             <w:shd w:val="clear" w:color="auto" w:fill="92D050"/>
           </w:tcPr>
           <w:p>
@@ -6091,7 +6278,7 @@
         </w:tc>
         <w:tc>
           <w:tcPr>
-            <w:tcW w:w="1993" w:type="dxa"/>
+            <w:tcW w:w="1933" w:type="dxa"/>
             <w:shd w:val="clear" w:color="auto" w:fill="92D050"/>
           </w:tcPr>
           <w:p>
@@ -6110,7 +6297,7 @@
         </w:tc>
         <w:tc>
           <w:tcPr>
-            <w:tcW w:w="851" w:type="dxa"/>
+            <w:tcW w:w="825" w:type="dxa"/>
             <w:shd w:val="clear" w:color="auto" w:fill="92D050"/>
           </w:tcPr>
           <w:p>
@@ -6129,7 +6316,7 @@
         </w:tc>
         <w:tc>
           <w:tcPr>
-            <w:tcW w:w="2268" w:type="dxa"/>
+            <w:tcW w:w="2200" w:type="dxa"/>
             <w:shd w:val="clear" w:color="auto" w:fill="92D050"/>
           </w:tcPr>
           <w:p>
@@ -6148,7 +6335,7 @@
         </w:tc>
         <w:tc>
           <w:tcPr>
-            <w:tcW w:w="2080" w:type="dxa"/>
+            <w:tcW w:w="2018" w:type="dxa"/>
             <w:shd w:val="clear" w:color="auto" w:fill="92D050"/>
           </w:tcPr>
           <w:p>
@@ -6167,9 +6354,12 @@
         </w:tc>
       </w:tr>
       <w:tr>
-        <w:tc>
-          <w:tcPr>
-            <w:tcW w:w="716" w:type="dxa"/>
+        <w:trPr>
+          <w:trHeight w:val="364"/>
+        </w:trPr>
+        <w:tc>
+          <w:tcPr>
+            <w:tcW w:w="694" w:type="dxa"/>
           </w:tcPr>
           <w:p>
             <w:pPr>
@@ -6185,7 +6375,7 @@
         </w:tc>
         <w:tc>
           <w:tcPr>
-            <w:tcW w:w="1993" w:type="dxa"/>
+            <w:tcW w:w="1933" w:type="dxa"/>
           </w:tcPr>
           <w:p>
             <w:pPr>
@@ -6202,7 +6392,7 @@
         </w:tc>
         <w:tc>
           <w:tcPr>
-            <w:tcW w:w="851" w:type="dxa"/>
+            <w:tcW w:w="825" w:type="dxa"/>
           </w:tcPr>
           <w:p>
             <w:pPr>
@@ -6220,18 +6410,18 @@
         </w:tc>
         <w:tc>
           <w:tcPr>
-            <w:tcW w:w="2268" w:type="dxa"/>
-          </w:tcPr>
-          <w:p>
-            <w:pPr>
-              <w:pStyle w:val="a4"/>
-              <w:ind w:leftChars="0" w:left="0"/>
-            </w:pPr>
-          </w:p>
-        </w:tc>
-        <w:tc>
-          <w:tcPr>
-            <w:tcW w:w="2080" w:type="dxa"/>
+            <w:tcW w:w="2200" w:type="dxa"/>
+          </w:tcPr>
+          <w:p>
+            <w:pPr>
+              <w:pStyle w:val="a4"/>
+              <w:ind w:leftChars="0" w:left="0"/>
+            </w:pPr>
+          </w:p>
+        </w:tc>
+        <w:tc>
+          <w:tcPr>
+            <w:tcW w:w="2018" w:type="dxa"/>
           </w:tcPr>
           <w:p>
             <w:pPr>
@@ -6242,9 +6432,12 @@
         </w:tc>
       </w:tr>
       <w:tr>
-        <w:tc>
-          <w:tcPr>
-            <w:tcW w:w="716" w:type="dxa"/>
+        <w:trPr>
+          <w:trHeight w:val="745"/>
+        </w:trPr>
+        <w:tc>
+          <w:tcPr>
+            <w:tcW w:w="694" w:type="dxa"/>
           </w:tcPr>
           <w:p>
             <w:pPr>
@@ -6262,7 +6455,7 @@
         </w:tc>
         <w:tc>
           <w:tcPr>
-            <w:tcW w:w="1993" w:type="dxa"/>
+            <w:tcW w:w="1933" w:type="dxa"/>
           </w:tcPr>
           <w:p>
             <w:pPr>
@@ -6279,7 +6472,7 @@
         </w:tc>
         <w:tc>
           <w:tcPr>
-            <w:tcW w:w="851" w:type="dxa"/>
+            <w:tcW w:w="825" w:type="dxa"/>
           </w:tcPr>
           <w:p>
             <w:pPr>
@@ -6297,7 +6490,7 @@
         </w:tc>
         <w:tc>
           <w:tcPr>
-            <w:tcW w:w="2268" w:type="dxa"/>
+            <w:tcW w:w="2200" w:type="dxa"/>
           </w:tcPr>
           <w:p>
             <w:pPr>
@@ -6326,7 +6519,7 @@
         </w:tc>
         <w:tc>
           <w:tcPr>
-            <w:tcW w:w="2080" w:type="dxa"/>
+            <w:tcW w:w="2018" w:type="dxa"/>
           </w:tcPr>
           <w:p>
             <w:pPr>
@@ -6337,9 +6530,12 @@
         </w:tc>
       </w:tr>
       <w:tr>
-        <w:tc>
-          <w:tcPr>
-            <w:tcW w:w="716" w:type="dxa"/>
+        <w:trPr>
+          <w:trHeight w:val="364"/>
+        </w:trPr>
+        <w:tc>
+          <w:tcPr>
+            <w:tcW w:w="694" w:type="dxa"/>
           </w:tcPr>
           <w:p>
             <w:pPr>
@@ -6357,7 +6553,7 @@
         </w:tc>
         <w:tc>
           <w:tcPr>
-            <w:tcW w:w="1993" w:type="dxa"/>
+            <w:tcW w:w="1933" w:type="dxa"/>
           </w:tcPr>
           <w:p>
             <w:pPr>
@@ -6378,7 +6574,7 @@
         </w:tc>
         <w:tc>
           <w:tcPr>
-            <w:tcW w:w="851" w:type="dxa"/>
+            <w:tcW w:w="825" w:type="dxa"/>
           </w:tcPr>
           <w:p>
             <w:pPr>
@@ -6390,18 +6586,18 @@
         </w:tc>
         <w:tc>
           <w:tcPr>
-            <w:tcW w:w="2268" w:type="dxa"/>
-          </w:tcPr>
-          <w:p>
-            <w:pPr>
-              <w:pStyle w:val="a4"/>
-              <w:ind w:leftChars="0" w:left="0"/>
-            </w:pPr>
-          </w:p>
-        </w:tc>
-        <w:tc>
-          <w:tcPr>
-            <w:tcW w:w="2080" w:type="dxa"/>
+            <w:tcW w:w="2200" w:type="dxa"/>
+          </w:tcPr>
+          <w:p>
+            <w:pPr>
+              <w:pStyle w:val="a4"/>
+              <w:ind w:leftChars="0" w:left="0"/>
+            </w:pPr>
+          </w:p>
+        </w:tc>
+        <w:tc>
+          <w:tcPr>
+            <w:tcW w:w="2018" w:type="dxa"/>
           </w:tcPr>
           <w:p>
             <w:pPr>
@@ -6418,9 +6614,12 @@
         </w:tc>
       </w:tr>
       <w:tr>
-        <w:tc>
-          <w:tcPr>
-            <w:tcW w:w="716" w:type="dxa"/>
+        <w:trPr>
+          <w:trHeight w:val="364"/>
+        </w:trPr>
+        <w:tc>
+          <w:tcPr>
+            <w:tcW w:w="694" w:type="dxa"/>
           </w:tcPr>
           <w:p>
             <w:pPr>
@@ -6438,7 +6637,7 @@
         </w:tc>
         <w:tc>
           <w:tcPr>
-            <w:tcW w:w="1993" w:type="dxa"/>
+            <w:tcW w:w="1933" w:type="dxa"/>
           </w:tcPr>
           <w:p>
             <w:pPr>
@@ -6459,7 +6658,7 @@
         </w:tc>
         <w:tc>
           <w:tcPr>
-            <w:tcW w:w="851" w:type="dxa"/>
+            <w:tcW w:w="825" w:type="dxa"/>
           </w:tcPr>
           <w:p>
             <w:pPr>
@@ -6477,7 +6676,7 @@
         </w:tc>
         <w:tc>
           <w:tcPr>
-            <w:tcW w:w="2268" w:type="dxa"/>
+            <w:tcW w:w="2200" w:type="dxa"/>
           </w:tcPr>
           <w:p>
             <w:pPr>
@@ -6494,7 +6693,7 @@
         </w:tc>
         <w:tc>
           <w:tcPr>
-            <w:tcW w:w="2080" w:type="dxa"/>
+            <w:tcW w:w="2018" w:type="dxa"/>
           </w:tcPr>
           <w:p>
             <w:pPr>
@@ -6505,9 +6704,12 @@
         </w:tc>
       </w:tr>
       <w:tr>
-        <w:tc>
-          <w:tcPr>
-            <w:tcW w:w="716" w:type="dxa"/>
+        <w:trPr>
+          <w:trHeight w:val="364"/>
+        </w:trPr>
+        <w:tc>
+          <w:tcPr>
+            <w:tcW w:w="694" w:type="dxa"/>
           </w:tcPr>
           <w:p>
             <w:pPr>
@@ -6525,7 +6727,7 @@
         </w:tc>
         <w:tc>
           <w:tcPr>
-            <w:tcW w:w="1993" w:type="dxa"/>
+            <w:tcW w:w="1933" w:type="dxa"/>
           </w:tcPr>
           <w:p>
             <w:pPr>
@@ -6546,7 +6748,7 @@
         </w:tc>
         <w:tc>
           <w:tcPr>
-            <w:tcW w:w="851" w:type="dxa"/>
+            <w:tcW w:w="825" w:type="dxa"/>
           </w:tcPr>
           <w:p>
             <w:pPr>
@@ -6558,18 +6760,18 @@
         </w:tc>
         <w:tc>
           <w:tcPr>
-            <w:tcW w:w="2268" w:type="dxa"/>
-          </w:tcPr>
-          <w:p>
-            <w:pPr>
-              <w:pStyle w:val="a4"/>
-              <w:ind w:leftChars="0" w:left="0"/>
-            </w:pPr>
-          </w:p>
-        </w:tc>
-        <w:tc>
-          <w:tcPr>
-            <w:tcW w:w="2080" w:type="dxa"/>
+            <w:tcW w:w="2200" w:type="dxa"/>
+          </w:tcPr>
+          <w:p>
+            <w:pPr>
+              <w:pStyle w:val="a4"/>
+              <w:ind w:leftChars="0" w:left="0"/>
+            </w:pPr>
+          </w:p>
+        </w:tc>
+        <w:tc>
+          <w:tcPr>
+            <w:tcW w:w="2018" w:type="dxa"/>
           </w:tcPr>
           <w:p>
             <w:pPr>
@@ -6586,9 +6788,12 @@
         </w:tc>
       </w:tr>
       <w:tr>
-        <w:tc>
-          <w:tcPr>
-            <w:tcW w:w="716" w:type="dxa"/>
+        <w:trPr>
+          <w:trHeight w:val="745"/>
+        </w:trPr>
+        <w:tc>
+          <w:tcPr>
+            <w:tcW w:w="694" w:type="dxa"/>
           </w:tcPr>
           <w:p>
             <w:pPr>
@@ -6606,7 +6811,7 @@
         </w:tc>
         <w:tc>
           <w:tcPr>
-            <w:tcW w:w="1993" w:type="dxa"/>
+            <w:tcW w:w="1933" w:type="dxa"/>
           </w:tcPr>
           <w:p>
             <w:pPr>
@@ -6623,7 +6828,7 @@
         </w:tc>
         <w:tc>
           <w:tcPr>
-            <w:tcW w:w="851" w:type="dxa"/>
+            <w:tcW w:w="825" w:type="dxa"/>
           </w:tcPr>
           <w:p>
             <w:pPr>
@@ -6641,7 +6846,7 @@
         </w:tc>
         <w:tc>
           <w:tcPr>
-            <w:tcW w:w="2268" w:type="dxa"/>
+            <w:tcW w:w="2200" w:type="dxa"/>
           </w:tcPr>
           <w:p>
             <w:pPr>
@@ -6655,7 +6860,7 @@
         </w:tc>
         <w:tc>
           <w:tcPr>
-            <w:tcW w:w="2080" w:type="dxa"/>
+            <w:tcW w:w="2018" w:type="dxa"/>
           </w:tcPr>
           <w:p>
             <w:pPr>
@@ -6699,9 +6904,12 @@
         </w:tc>
       </w:tr>
       <w:tr>
-        <w:tc>
-          <w:tcPr>
-            <w:tcW w:w="716" w:type="dxa"/>
+        <w:trPr>
+          <w:trHeight w:val="727"/>
+        </w:trPr>
+        <w:tc>
+          <w:tcPr>
+            <w:tcW w:w="694" w:type="dxa"/>
           </w:tcPr>
           <w:p>
             <w:pPr>
@@ -6719,7 +6927,7 @@
         </w:tc>
         <w:tc>
           <w:tcPr>
-            <w:tcW w:w="1993" w:type="dxa"/>
+            <w:tcW w:w="1933" w:type="dxa"/>
           </w:tcPr>
           <w:p>
             <w:pPr>
@@ -6740,7 +6948,7 @@
         </w:tc>
         <w:tc>
           <w:tcPr>
-            <w:tcW w:w="851" w:type="dxa"/>
+            <w:tcW w:w="825" w:type="dxa"/>
           </w:tcPr>
           <w:p>
             <w:pPr>
@@ -6758,7 +6966,7 @@
         </w:tc>
         <w:tc>
           <w:tcPr>
-            <w:tcW w:w="2268" w:type="dxa"/>
+            <w:tcW w:w="2200" w:type="dxa"/>
           </w:tcPr>
           <w:p>
             <w:pPr>
@@ -6775,7 +6983,7 @@
         </w:tc>
         <w:tc>
           <w:tcPr>
-            <w:tcW w:w="2080" w:type="dxa"/>
+            <w:tcW w:w="2018" w:type="dxa"/>
           </w:tcPr>
           <w:p>
             <w:pPr>
@@ -6816,9 +7024,12 @@
         </w:tc>
       </w:tr>
       <w:tr>
-        <w:tc>
-          <w:tcPr>
-            <w:tcW w:w="716" w:type="dxa"/>
+        <w:trPr>
+          <w:trHeight w:val="727"/>
+        </w:trPr>
+        <w:tc>
+          <w:tcPr>
+            <w:tcW w:w="694" w:type="dxa"/>
           </w:tcPr>
           <w:p>
             <w:pPr>
@@ -6836,7 +7047,7 @@
         </w:tc>
         <w:tc>
           <w:tcPr>
-            <w:tcW w:w="1993" w:type="dxa"/>
+            <w:tcW w:w="1933" w:type="dxa"/>
           </w:tcPr>
           <w:p>
             <w:pPr>
@@ -6857,7 +7068,7 @@
         </w:tc>
         <w:tc>
           <w:tcPr>
-            <w:tcW w:w="851" w:type="dxa"/>
+            <w:tcW w:w="825" w:type="dxa"/>
           </w:tcPr>
           <w:p>
             <w:pPr>
@@ -6875,7 +7086,7 @@
         </w:tc>
         <w:tc>
           <w:tcPr>
-            <w:tcW w:w="2268" w:type="dxa"/>
+            <w:tcW w:w="2200" w:type="dxa"/>
           </w:tcPr>
           <w:p>
             <w:pPr>
@@ -6892,7 +7103,7 @@
         </w:tc>
         <w:tc>
           <w:tcPr>
-            <w:tcW w:w="2080" w:type="dxa"/>
+            <w:tcW w:w="2018" w:type="dxa"/>
           </w:tcPr>
           <w:p>
             <w:pPr>
@@ -8655,7 +8866,7 @@
           <w:rFonts w:asciiTheme="minorHAnsi" w:eastAsiaTheme="minorHAnsi" w:hAnsiTheme="minorHAnsi"/>
         </w:rPr>
       </w:pPr>
-      <w:bookmarkStart w:id="10" w:name="_Toc214212254"/>
+      <w:bookmarkStart w:id="10" w:name="_Toc216546353"/>
       <w:r>
         <w:rPr>
           <w:rFonts w:asciiTheme="minorHAnsi" w:eastAsiaTheme="minorHAnsi" w:hAnsiTheme="minorHAnsi" w:hint="eastAsia"/>
@@ -14847,7 +15058,7 @@
           <w:rFonts w:asciiTheme="minorHAnsi" w:eastAsiaTheme="minorHAnsi" w:hAnsiTheme="minorHAnsi"/>
         </w:rPr>
       </w:pPr>
-      <w:bookmarkStart w:id="11" w:name="_Toc214212255"/>
+      <w:bookmarkStart w:id="11" w:name="_Toc216546354"/>
       <w:r>
         <w:rPr>
           <w:rFonts w:asciiTheme="minorHAnsi" w:eastAsiaTheme="minorHAnsi" w:hAnsiTheme="minorHAnsi" w:hint="eastAsia"/>
@@ -14864,7 +15075,7 @@
           <w:rFonts w:asciiTheme="minorHAnsi" w:eastAsiaTheme="minorHAnsi" w:hAnsiTheme="minorHAnsi"/>
         </w:rPr>
       </w:pPr>
-      <w:bookmarkStart w:id="12" w:name="_Toc214212256"/>
+      <w:bookmarkStart w:id="12" w:name="_Toc216546355"/>
       <w:r>
         <w:rPr>
           <w:rFonts w:asciiTheme="minorHAnsi" w:eastAsiaTheme="minorHAnsi" w:hAnsiTheme="minorHAnsi" w:hint="eastAsia"/>
@@ -14894,7 +15105,7 @@
           <w:rFonts w:asciiTheme="minorHAnsi" w:eastAsiaTheme="minorHAnsi" w:hAnsiTheme="minorHAnsi"/>
         </w:rPr>
       </w:pPr>
-      <w:bookmarkStart w:id="13" w:name="_Toc214212257"/>
+      <w:bookmarkStart w:id="13" w:name="_Toc216546356"/>
       <w:r>
         <w:rPr>
           <w:rFonts w:asciiTheme="minorHAnsi" w:eastAsiaTheme="minorHAnsi" w:hAnsiTheme="minorHAnsi" w:hint="eastAsia"/>
@@ -19633,7 +19844,7 @@
           <w:rFonts w:asciiTheme="minorHAnsi" w:eastAsiaTheme="minorHAnsi" w:hAnsiTheme="minorHAnsi"/>
         </w:rPr>
       </w:pPr>
-      <w:bookmarkStart w:id="14" w:name="_Toc214212258"/>
+      <w:bookmarkStart w:id="14" w:name="_Toc216546357"/>
       <w:r>
         <w:rPr>
           <w:rFonts w:asciiTheme="minorHAnsi" w:eastAsiaTheme="minorHAnsi" w:hAnsiTheme="minorHAnsi" w:hint="eastAsia"/>
@@ -21001,6 +21212,58 @@
           <w:rFonts w:eastAsiaTheme="minorHAnsi" w:hint="eastAsia"/>
         </w:rPr>
         <w:t>・3.6.3 ①においてタスク内容を取得し、件数が０件である場合は、「タスクなし」と表示する。</w:t>
+      </w:r>
+      <w:r>
+        <w:rPr>
+          <w:rFonts w:eastAsiaTheme="minorHAnsi"/>
+        </w:rPr>
+        <w:br w:type="page"/>
+      </w:r>
+    </w:p>
+    <w:p>
+      <w:pPr>
+        <w:pStyle w:val="2"/>
+        <w:rPr>
+          <w:rFonts w:asciiTheme="minorHAnsi" w:eastAsiaTheme="minorHAnsi" w:hAnsiTheme="minorHAnsi"/>
+        </w:rPr>
+      </w:pPr>
+      <w:bookmarkStart w:id="15" w:name="_Toc216546358"/>
+      <w:r>
+        <w:rPr>
+          <w:rFonts w:asciiTheme="minorHAnsi" w:eastAsiaTheme="minorHAnsi" w:hAnsiTheme="minorHAnsi" w:hint="eastAsia"/>
+        </w:rPr>
+        <w:lastRenderedPageBreak/>
+        <w:t>テスト</w:t>
+      </w:r>
+      <w:bookmarkEnd w:id="15"/>
+    </w:p>
+    <w:p>
+      <w:pPr>
+        <w:pStyle w:val="3"/>
+        <w:ind w:left="1560"/>
+        <w:rPr>
+          <w:rFonts w:asciiTheme="minorHAnsi" w:eastAsiaTheme="minorHAnsi" w:hAnsiTheme="minorHAnsi"/>
+        </w:rPr>
+      </w:pPr>
+      <w:bookmarkStart w:id="16" w:name="_Toc216546359"/>
+      <w:r>
+        <w:rPr>
+          <w:rFonts w:asciiTheme="minorHAnsi" w:eastAsiaTheme="minorHAnsi" w:hAnsiTheme="minorHAnsi" w:hint="eastAsia"/>
+        </w:rPr>
+        <w:t>概要</w:t>
+      </w:r>
+      <w:bookmarkEnd w:id="16"/>
+    </w:p>
+    <w:p>
+      <w:pPr>
+        <w:pStyle w:val="a4"/>
+        <w:ind w:leftChars="0" w:left="1985"/>
+      </w:pPr>
+      <w:r>
+        <w:rPr>
+          <w:rFonts w:hint="eastAsia"/>
+        </w:rPr>
+        <w:t>アカウント登録が未了のユーザに対して、メールアドレスとパスワードと忘却者へのヒントを登録するインタフェースを提供する。</w:t>
       </w:r>
     </w:p>
     <w:p/>

--- a/DOC/基本設計書/ソフトウェア仕様書.docx
+++ b/DOC/基本設計書/ソフトウェア仕様書.docx
@@ -3170,6 +3170,9 @@
         <w:tc>
           <w:tcPr>
             <w:tcW w:w="946" w:type="dxa"/>
+            <w:tcBorders>
+              <w:bottom w:val="single" w:sz="4" w:space="0" w:color="auto"/>
+            </w:tcBorders>
             <w:shd w:val="clear" w:color="auto" w:fill="92D050"/>
           </w:tcPr>
           <w:p>
@@ -3333,6 +3336,15 @@
             <w:pPr>
               <w:pStyle w:val="a4"/>
               <w:ind w:leftChars="0" w:left="0"/>
+              <w:rPr>
+                <w:rFonts w:hint="eastAsia"/>
+              </w:rPr>
+            </w:pPr>
+          </w:p>
+          <w:p>
+            <w:pPr>
+              <w:pStyle w:val="a4"/>
+              <w:ind w:leftChars="0" w:left="0"/>
             </w:pPr>
             <w:r>
               <w:rPr>
@@ -3357,6 +3369,9 @@
         <w:tc>
           <w:tcPr>
             <w:tcW w:w="946" w:type="dxa"/>
+            <w:tcBorders>
+              <w:bottom w:val="nil"/>
+            </w:tcBorders>
           </w:tcPr>
           <w:p>
             <w:pPr>
@@ -3402,7 +3417,16 @@
             <w:pPr>
               <w:pStyle w:val="a4"/>
               <w:ind w:leftChars="0" w:left="0"/>
-            </w:pPr>
+              <w:rPr>
+                <w:rFonts w:hint="eastAsia"/>
+              </w:rPr>
+            </w:pPr>
+            <w:r>
+              <w:rPr>
+                <w:rFonts w:hint="eastAsia"/>
+              </w:rPr>
+              <w:t>地図閲覧機能</w:t>
+            </w:r>
           </w:p>
         </w:tc>
         <w:tc>
@@ -3414,11 +3438,95 @@
               <w:pStyle w:val="a4"/>
               <w:ind w:leftChars="0" w:left="0"/>
             </w:pPr>
+            <w:r>
+              <w:rPr>
+                <w:rFonts w:hint="eastAsia"/>
+              </w:rPr>
+              <w:t>【ピン表示機能】</w:t>
+            </w:r>
+          </w:p>
+          <w:p>
+            <w:pPr>
+              <w:pStyle w:val="a4"/>
+              <w:ind w:leftChars="0" w:left="0"/>
+            </w:pPr>
+            <w:r>
+              <w:rPr>
+                <w:rFonts w:hint="eastAsia"/>
+              </w:rPr>
+              <w:t>地図上にピンが表示されている。</w:t>
+            </w:r>
+          </w:p>
+          <w:p>
+            <w:pPr>
+              <w:pStyle w:val="a4"/>
+              <w:ind w:leftChars="0" w:left="0"/>
+            </w:pPr>
+          </w:p>
+          <w:p>
+            <w:pPr>
+              <w:pStyle w:val="a4"/>
+              <w:ind w:leftChars="0" w:left="0"/>
+            </w:pPr>
+            <w:r>
+              <w:rPr>
+                <w:rFonts w:hint="eastAsia"/>
+              </w:rPr>
+              <w:t>【ピン投稿機能】</w:t>
+            </w:r>
+          </w:p>
+          <w:p>
+            <w:pPr>
+              <w:pStyle w:val="a4"/>
+              <w:ind w:leftChars="0" w:left="0"/>
+            </w:pPr>
+            <w:r>
+              <w:rPr>
+                <w:rFonts w:hint="eastAsia"/>
+              </w:rPr>
+              <w:t>地図上で新規投稿をすることができる。</w:t>
+            </w:r>
+          </w:p>
+          <w:p>
+            <w:pPr>
+              <w:pStyle w:val="a4"/>
+              <w:ind w:leftChars="0" w:left="0"/>
+            </w:pPr>
+          </w:p>
+          <w:p>
+            <w:pPr>
+              <w:pStyle w:val="a4"/>
+              <w:ind w:leftChars="0" w:left="0"/>
+            </w:pPr>
+            <w:r>
+              <w:rPr>
+                <w:rFonts w:hint="eastAsia"/>
+              </w:rPr>
+              <w:t>【コメント機能】</w:t>
+            </w:r>
+          </w:p>
+          <w:p>
+            <w:pPr>
+              <w:pStyle w:val="a4"/>
+              <w:ind w:leftChars="0" w:left="0"/>
+              <w:rPr>
+                <w:rFonts w:hint="eastAsia"/>
+              </w:rPr>
+            </w:pPr>
+            <w:r>
+              <w:rPr>
+                <w:rFonts w:hint="eastAsia"/>
+              </w:rPr>
+              <w:t>他者の投稿に対してコメントをすることができる。</w:t>
+            </w:r>
           </w:p>
         </w:tc>
         <w:tc>
           <w:tcPr>
             <w:tcW w:w="946" w:type="dxa"/>
+            <w:tcBorders>
+              <w:top w:val="nil"/>
+            </w:tcBorders>
           </w:tcPr>
           <w:p>
             <w:pPr>
@@ -3456,6 +3564,12 @@
               <w:pStyle w:val="a4"/>
               <w:ind w:leftChars="0" w:left="0"/>
             </w:pPr>
+            <w:r>
+              <w:rPr>
+                <w:rFonts w:hint="eastAsia"/>
+              </w:rPr>
+              <w:t>通知機能</w:t>
+            </w:r>
           </w:p>
         </w:tc>
         <w:tc>
@@ -3467,6 +3581,57 @@
               <w:pStyle w:val="a4"/>
               <w:ind w:leftChars="0" w:left="0"/>
             </w:pPr>
+            <w:r>
+              <w:rPr>
+                <w:rFonts w:hint="eastAsia"/>
+              </w:rPr>
+              <w:t>【エリア通知機能】</w:t>
+            </w:r>
+          </w:p>
+          <w:p>
+            <w:pPr>
+              <w:pStyle w:val="a4"/>
+              <w:ind w:leftChars="0" w:left="0"/>
+            </w:pPr>
+            <w:r>
+              <w:rPr>
+                <w:rFonts w:hint="eastAsia"/>
+              </w:rPr>
+              <w:t>エリア登録をし、そのエリア内に新規投稿があった場合通知する。</w:t>
+            </w:r>
+          </w:p>
+          <w:p>
+            <w:pPr>
+              <w:pStyle w:val="a4"/>
+              <w:ind w:leftChars="0" w:left="0"/>
+            </w:pPr>
+          </w:p>
+          <w:p>
+            <w:pPr>
+              <w:pStyle w:val="a4"/>
+              <w:ind w:leftChars="0" w:left="0"/>
+            </w:pPr>
+            <w:r>
+              <w:rPr>
+                <w:rFonts w:hint="eastAsia"/>
+              </w:rPr>
+              <w:t>【アラート機能】</w:t>
+            </w:r>
+          </w:p>
+          <w:p>
+            <w:pPr>
+              <w:pStyle w:val="a4"/>
+              <w:ind w:leftChars="0" w:left="0"/>
+              <w:rPr>
+                <w:rFonts w:hint="eastAsia"/>
+              </w:rPr>
+            </w:pPr>
+            <w:r>
+              <w:rPr>
+                <w:rFonts w:hint="eastAsia"/>
+              </w:rPr>
+              <w:t>GPSでの現在地が危険区域に入った場合通知する。</w:t>
+            </w:r>
           </w:p>
         </w:tc>
         <w:tc>
@@ -3506,6 +3671,12 @@
               <w:pStyle w:val="a4"/>
               <w:ind w:leftChars="0" w:left="0"/>
             </w:pPr>
+            <w:r>
+              <w:rPr>
+                <w:rFonts w:hint="eastAsia"/>
+              </w:rPr>
+              <w:t>削除、通報依頼機能</w:t>
+            </w:r>
           </w:p>
         </w:tc>
         <w:tc>
@@ -3517,6 +3688,27 @@
               <w:pStyle w:val="a4"/>
               <w:ind w:leftChars="0" w:left="0"/>
             </w:pPr>
+            <w:r>
+              <w:rPr>
+                <w:rFonts w:hint="eastAsia"/>
+              </w:rPr>
+              <w:t>【削除機能】</w:t>
+            </w:r>
+          </w:p>
+          <w:p>
+            <w:pPr>
+              <w:pStyle w:val="a4"/>
+              <w:ind w:leftChars="0" w:left="0"/>
+              <w:rPr>
+                <w:rFonts w:hint="eastAsia"/>
+              </w:rPr>
+            </w:pPr>
+            <w:r>
+              <w:rPr>
+                <w:rFonts w:hint="eastAsia"/>
+              </w:rPr>
+              <w:t>投稿に対して、削除依頼を出すことができる。</w:t>
+            </w:r>
           </w:p>
         </w:tc>
         <w:tc>
@@ -3559,6 +3751,12 @@
               <w:pStyle w:val="a4"/>
               <w:ind w:leftChars="0" w:left="0"/>
             </w:pPr>
+            <w:r>
+              <w:rPr>
+                <w:rFonts w:hint="eastAsia"/>
+              </w:rPr>
+              <w:t>危険度ランキング機能</w:t>
+            </w:r>
           </w:p>
         </w:tc>
         <w:tc>
@@ -3612,6 +3810,12 @@
               <w:pStyle w:val="a4"/>
               <w:ind w:leftChars="0" w:left="0"/>
             </w:pPr>
+            <w:r>
+              <w:rPr>
+                <w:rFonts w:hint="eastAsia"/>
+              </w:rPr>
+              <w:t>絞り込み検索機能</w:t>
+            </w:r>
           </w:p>
         </w:tc>
         <w:tc>
@@ -3644,6 +3848,7 @@
         <w:jc w:val="left"/>
       </w:pPr>
       <w:r>
+        <w:lastRenderedPageBreak/>
         <w:br w:type="page"/>
       </w:r>
     </w:p>
@@ -3663,6 +3868,19 @@
         <w:t>基本方針</w:t>
       </w:r>
       <w:bookmarkEnd w:id="6"/>
+      <w:r>
+        <w:rPr>
+          <w:rFonts w:asciiTheme="minorHAnsi" w:eastAsiaTheme="minorHAnsi" w:hAnsiTheme="minorHAnsi" w:hint="eastAsia"/>
+        </w:rPr>
+        <w:t>：</w:t>
+      </w:r>
+      <w:r>
+        <w:rPr>
+          <w:rFonts w:asciiTheme="minorHAnsi" w:eastAsiaTheme="minorHAnsi" w:hAnsiTheme="minorHAnsi" w:hint="eastAsia"/>
+          <w:color w:val="EE0000"/>
+        </w:rPr>
+        <w:t>修正が必要</w:t>
+      </w:r>
     </w:p>
     <w:p>
       <w:pPr>
@@ -8315,7 +8533,6 @@
               <w:pStyle w:val="a4"/>
               <w:ind w:leftChars="0" w:left="0"/>
               <w:rPr>
-                <w:rFonts w:hint="eastAsia"/>
                 <w:sz w:val="20"/>
                 <w:szCs w:val="20"/>
               </w:rPr>
@@ -10164,25 +10381,13 @@
         <w:rPr>
           <w:rFonts w:hint="eastAsia"/>
         </w:rPr>
-        <w:t>①</w:t>
-      </w:r>
-      <w:r>
-        <w:rPr>
-          <w:rFonts w:hint="eastAsia"/>
-        </w:rPr>
-        <w:t>【条件に該当するレコードが存在しない】</w:t>
-      </w:r>
-      <w:r>
-        <w:rPr>
-          <w:rFonts w:hint="eastAsia"/>
-        </w:rPr>
-        <w:t>、</w:t>
-      </w:r>
-      <w:r>
-        <w:rPr>
-          <w:rFonts w:hint="eastAsia"/>
-        </w:rPr>
-        <w:t>【</w:t>
+        <w:t>①【条件に該当するレコードが存在しない】</w:t>
+      </w:r>
+      <w:r>
+        <w:rPr>
+          <w:rFonts w:hint="eastAsia"/>
+        </w:rPr>
+        <w:t>、【</w:t>
       </w:r>
       <w:r>
         <w:t>DB</w:t>
@@ -10209,13 +10414,7 @@
         <w:rPr>
           <w:rFonts w:hint="eastAsia"/>
         </w:rPr>
-        <w:t>※</w:t>
-      </w:r>
-      <w:r>
-        <w:rPr>
-          <w:rFonts w:hint="eastAsia"/>
-        </w:rPr>
-        <w:t>2</w:t>
+        <w:t>※2</w:t>
       </w:r>
       <w:r>
         <w:t xml:space="preserve"> </w:t>
@@ -12333,6 +12532,9 @@
         <w:ind w:leftChars="0" w:left="1985"/>
       </w:pPr>
       <w:r>
+        <w:rPr>
+          <w:noProof/>
+        </w:rPr>
         <w:drawing>
           <wp:inline distT="0" distB="0" distL="0" distR="0" wp14:anchorId="4B7C1145" wp14:editId="4671D5FE">
             <wp:extent cx="2914650" cy="914400"/>
@@ -12383,9 +12585,6 @@
       <w:pPr>
         <w:pStyle w:val="a4"/>
         <w:ind w:leftChars="0" w:left="1985"/>
-        <w:rPr>
-          <w:rFonts w:hint="eastAsia"/>
-        </w:rPr>
       </w:pPr>
     </w:p>
     <w:p>
@@ -12483,6 +12682,9 @@
         <w:ind w:leftChars="0" w:left="1560" w:firstLineChars="202" w:firstLine="424"/>
       </w:pPr>
       <w:r>
+        <w:rPr>
+          <w:noProof/>
+        </w:rPr>
         <w:drawing>
           <wp:inline distT="0" distB="0" distL="0" distR="0" wp14:anchorId="638CDE02" wp14:editId="0EC70CAB">
             <wp:extent cx="2962275" cy="906449"/>
@@ -12586,9 +12788,6 @@
     <w:p>
       <w:pPr>
         <w:ind w:left="1985"/>
-        <w:rPr>
-          <w:rFonts w:hint="eastAsia"/>
-        </w:rPr>
       </w:pPr>
     </w:p>
     <w:p>

--- a/DOC/基本設計書/ソフトウェア仕様書.docx
+++ b/DOC/基本設計書/ソフトウェア仕様書.docx
@@ -3336,9 +3336,6 @@
             <w:pPr>
               <w:pStyle w:val="a4"/>
               <w:ind w:leftChars="0" w:left="0"/>
-              <w:rPr>
-                <w:rFonts w:hint="eastAsia"/>
-              </w:rPr>
             </w:pPr>
           </w:p>
           <w:p>
@@ -3417,9 +3414,6 @@
             <w:pPr>
               <w:pStyle w:val="a4"/>
               <w:ind w:leftChars="0" w:left="0"/>
-              <w:rPr>
-                <w:rFonts w:hint="eastAsia"/>
-              </w:rPr>
             </w:pPr>
             <w:r>
               <w:rPr>
@@ -3509,9 +3503,6 @@
             <w:pPr>
               <w:pStyle w:val="a4"/>
               <w:ind w:leftChars="0" w:left="0"/>
-              <w:rPr>
-                <w:rFonts w:hint="eastAsia"/>
-              </w:rPr>
             </w:pPr>
             <w:r>
               <w:rPr>
@@ -3622,9 +3613,6 @@
             <w:pPr>
               <w:pStyle w:val="a4"/>
               <w:ind w:leftChars="0" w:left="0"/>
-              <w:rPr>
-                <w:rFonts w:hint="eastAsia"/>
-              </w:rPr>
             </w:pPr>
             <w:r>
               <w:rPr>
@@ -3699,9 +3687,6 @@
             <w:pPr>
               <w:pStyle w:val="a4"/>
               <w:ind w:leftChars="0" w:left="0"/>
-              <w:rPr>
-                <w:rFonts w:hint="eastAsia"/>
-              </w:rPr>
             </w:pPr>
             <w:r>
               <w:rPr>
@@ -3768,6 +3753,27 @@
               <w:pStyle w:val="a4"/>
               <w:ind w:leftChars="0" w:left="0"/>
             </w:pPr>
+            <w:r>
+              <w:rPr>
+                <w:rFonts w:hint="eastAsia"/>
+              </w:rPr>
+              <w:t>【危険度ランキング機能】</w:t>
+            </w:r>
+          </w:p>
+          <w:p>
+            <w:pPr>
+              <w:pStyle w:val="a4"/>
+              <w:ind w:leftChars="0" w:left="0"/>
+              <w:rPr>
+                <w:rFonts w:hint="eastAsia"/>
+              </w:rPr>
+            </w:pPr>
+            <w:r>
+              <w:rPr>
+                <w:rFonts w:hint="eastAsia"/>
+              </w:rPr>
+              <w:t>危険度ランキングが表示される。</w:t>
+            </w:r>
           </w:p>
         </w:tc>
         <w:tc>
@@ -3797,6 +3803,7 @@
               <w:rPr>
                 <w:rFonts w:hint="eastAsia"/>
               </w:rPr>
+              <w:lastRenderedPageBreak/>
               <w:t>6</w:t>
             </w:r>
           </w:p>
@@ -3827,6 +3834,27 @@
               <w:pStyle w:val="a4"/>
               <w:ind w:leftChars="0" w:left="0"/>
             </w:pPr>
+            <w:r>
+              <w:rPr>
+                <w:rFonts w:hint="eastAsia"/>
+              </w:rPr>
+              <w:t>【絞り込み機能】</w:t>
+            </w:r>
+          </w:p>
+          <w:p>
+            <w:pPr>
+              <w:pStyle w:val="a4"/>
+              <w:ind w:leftChars="0" w:left="0"/>
+              <w:rPr>
+                <w:rFonts w:hint="eastAsia"/>
+              </w:rPr>
+            </w:pPr>
+            <w:r>
+              <w:rPr>
+                <w:rFonts w:hint="eastAsia"/>
+              </w:rPr>
+              <w:t>ポップアップ内の絞り込み機能欄に情報を入力することで絞り込み機能を実行する。</w:t>
+            </w:r>
           </w:p>
         </w:tc>
         <w:tc>
@@ -3848,7 +3876,6 @@
         <w:jc w:val="left"/>
       </w:pPr>
       <w:r>
-        <w:lastRenderedPageBreak/>
         <w:br w:type="page"/>
       </w:r>
     </w:p>

--- a/DOC/基本設計書/ソフトウェア仕様書.docx
+++ b/DOC/基本設計書/ソフトウェア仕様書.docx
@@ -1881,765 +1881,66 @@
     <w:p>
       <w:pPr>
         <w:pStyle w:val="a4"/>
+        <w:numPr>
+          <w:ilvl w:val="0"/>
+          <w:numId w:val="43"/>
+        </w:numPr>
+        <w:ind w:leftChars="0"/>
+        <w:rPr>
+          <w:rFonts w:hint="eastAsia"/>
+        </w:rPr>
+      </w:pPr>
+      <w:r>
+        <w:rPr>
+          <w:rFonts w:hint="eastAsia"/>
+        </w:rPr>
+        <w:t>開発中の構成図</w:t>
+      </w:r>
+    </w:p>
+    <w:p>
+      <w:pPr>
+        <w:pStyle w:val="a4"/>
         <w:ind w:leftChars="0" w:left="993"/>
-      </w:pPr>
-      <w:r>
-        <w:rPr>
-          <w:noProof/>
-        </w:rPr>
-        <mc:AlternateContent>
-          <mc:Choice Requires="wps">
-            <w:drawing>
-              <wp:anchor distT="0" distB="0" distL="114300" distR="114300" simplePos="0" relativeHeight="251660288" behindDoc="0" locked="0" layoutInCell="1" allowOverlap="1" wp14:anchorId="154598AD" wp14:editId="762DAF6B">
-                <wp:simplePos x="0" y="0"/>
-                <wp:positionH relativeFrom="column">
-                  <wp:posOffset>1077686</wp:posOffset>
-                </wp:positionH>
-                <wp:positionV relativeFrom="paragraph">
-                  <wp:posOffset>979170</wp:posOffset>
-                </wp:positionV>
-                <wp:extent cx="1249136" cy="971550"/>
-                <wp:effectExtent l="0" t="0" r="8255" b="19050"/>
-                <wp:wrapNone/>
-                <wp:docPr id="4" name="正方形/長方形 4"/>
-                <wp:cNvGraphicFramePr/>
-                <a:graphic xmlns:a="http://schemas.openxmlformats.org/drawingml/2006/main">
-                  <a:graphicData uri="http://schemas.microsoft.com/office/word/2010/wordprocessingShape">
-                    <wps:wsp>
-                      <wps:cNvSpPr/>
-                      <wps:spPr>
-                        <a:xfrm>
-                          <a:off x="0" y="0"/>
-                          <a:ext cx="1249136" cy="971550"/>
-                        </a:xfrm>
-                        <a:prstGeom prst="rect">
-                          <a:avLst/>
-                        </a:prstGeom>
-                        <a:solidFill>
-                          <a:schemeClr val="bg1"/>
-                        </a:solidFill>
-                        <a:ln>
-                          <a:solidFill>
-                            <a:schemeClr val="tx1"/>
-                          </a:solidFill>
-                        </a:ln>
-                      </wps:spPr>
-                      <wps:style>
-                        <a:lnRef idx="2">
-                          <a:schemeClr val="accent1">
-                            <a:shade val="50000"/>
-                          </a:schemeClr>
-                        </a:lnRef>
-                        <a:fillRef idx="1">
-                          <a:schemeClr val="accent1"/>
-                        </a:fillRef>
-                        <a:effectRef idx="0">
-                          <a:schemeClr val="accent1"/>
-                        </a:effectRef>
-                        <a:fontRef idx="minor">
-                          <a:schemeClr val="lt1"/>
-                        </a:fontRef>
-                      </wps:style>
-                      <wps:txbx>
-                        <w:txbxContent>
-                          <w:p>
-                            <w:pPr>
-                              <w:jc w:val="left"/>
-                              <w:rPr>
-                                <w:color w:val="000000" w:themeColor="text1"/>
-                              </w:rPr>
-                            </w:pPr>
-                            <w:r>
-                              <w:rPr>
-                                <w:color w:val="000000" w:themeColor="text1"/>
-                              </w:rPr>
-                              <w:t>JVM</w:t>
-                            </w:r>
-                          </w:p>
-                          <w:p>
-                            <w:pPr>
-                              <w:jc w:val="left"/>
-                              <w:rPr>
-                                <w:color w:val="000000" w:themeColor="text1"/>
-                              </w:rPr>
-                            </w:pPr>
-                            <w:r>
-                              <w:rPr>
-                                <w:rFonts w:hint="eastAsia"/>
-                                <w:color w:val="000000" w:themeColor="text1"/>
-                              </w:rPr>
-                              <w:t>（</w:t>
-                            </w:r>
-                            <w:r>
-                              <w:rPr>
-                                <w:color w:val="000000" w:themeColor="text1"/>
-                              </w:rPr>
-                              <w:t>Java</w:t>
-                            </w:r>
-                            <w:r>
-                              <w:rPr>
-                                <w:rFonts w:hint="eastAsia"/>
-                                <w:color w:val="000000" w:themeColor="text1"/>
-                              </w:rPr>
-                              <w:t>アプリ）</w:t>
-                            </w:r>
-                          </w:p>
-                          <w:p>
-                            <w:pPr>
-                              <w:jc w:val="left"/>
-                              <w:rPr>
-                                <w:color w:val="000000" w:themeColor="text1"/>
-                              </w:rPr>
-                            </w:pPr>
-                            <w:r>
-                              <w:rPr>
-                                <w:color w:val="000000" w:themeColor="text1"/>
-                              </w:rPr>
-                              <w:t>[</w:t>
-                            </w:r>
-                            <w:r>
-                              <w:rPr>
-                                <w:rFonts w:hint="eastAsia"/>
-                                <w:color w:val="000000" w:themeColor="text1"/>
-                              </w:rPr>
-                              <w:t>アプリ名</w:t>
-                            </w:r>
-                            <w:r>
-                              <w:rPr>
-                                <w:color w:val="000000" w:themeColor="text1"/>
-                              </w:rPr>
-                              <w:t>]</w:t>
-                            </w:r>
-                          </w:p>
-                        </w:txbxContent>
-                      </wps:txbx>
-                      <wps:bodyPr rot="0" spcFirstLastPara="0" vertOverflow="overflow" horzOverflow="overflow" vert="horz" wrap="square" lIns="91440" tIns="45720" rIns="91440" bIns="45720" numCol="1" spcCol="0" rtlCol="0" fromWordArt="0" anchor="ctr" anchorCtr="0" forceAA="0" compatLnSpc="1">
-                        <a:prstTxWarp prst="textNoShape">
-                          <a:avLst/>
-                        </a:prstTxWarp>
-                        <a:noAutofit/>
-                      </wps:bodyPr>
-                    </wps:wsp>
-                  </a:graphicData>
-                </a:graphic>
-                <wp14:sizeRelH relativeFrom="margin">
-                  <wp14:pctWidth>0</wp14:pctWidth>
-                </wp14:sizeRelH>
-                <wp14:sizeRelV relativeFrom="margin">
-                  <wp14:pctHeight>0</wp14:pctHeight>
-                </wp14:sizeRelV>
-              </wp:anchor>
-            </w:drawing>
-          </mc:Choice>
-          <mc:Fallback>
-            <w:pict>
-              <v:rect w14:anchorId="154598AD" id="正方形/長方形 4" o:spid="_x0000_s1026" style="position:absolute;left:0;text-align:left;margin-left:84.85pt;margin-top:77.1pt;width:98.35pt;height:76.5pt;z-index:251660288;visibility:visible;mso-wrap-style:square;mso-width-percent:0;mso-height-percent:0;mso-wrap-distance-left:9pt;mso-wrap-distance-top:0;mso-wrap-distance-right:9pt;mso-wrap-distance-bottom:0;mso-position-horizontal:absolute;mso-position-horizontal-relative:text;mso-position-vertical:absolute;mso-position-vertical-relative:text;mso-width-percent:0;mso-height-percent:0;mso-width-relative:margin;mso-height-relative:margin;v-text-anchor:middle" o:gfxdata="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" fillcolor="white [3212]" strokecolor="black [3213]" strokeweight="1pt">
-                <v:textbox>
-                  <w:txbxContent>
-                    <w:p>
-                      <w:pPr>
-                        <w:jc w:val="left"/>
-                        <w:rPr>
-                          <w:color w:val="000000" w:themeColor="text1"/>
-                        </w:rPr>
-                      </w:pPr>
-                      <w:r>
-                        <w:rPr>
-                          <w:color w:val="000000" w:themeColor="text1"/>
-                        </w:rPr>
-                        <w:t>JVM</w:t>
-                      </w:r>
-                    </w:p>
-                    <w:p>
-                      <w:pPr>
-                        <w:jc w:val="left"/>
-                        <w:rPr>
-                          <w:color w:val="000000" w:themeColor="text1"/>
-                        </w:rPr>
-                      </w:pPr>
-                      <w:r>
-                        <w:rPr>
-                          <w:rFonts w:hint="eastAsia"/>
-                          <w:color w:val="000000" w:themeColor="text1"/>
-                        </w:rPr>
-                        <w:t>（</w:t>
-                      </w:r>
-                      <w:r>
-                        <w:rPr>
-                          <w:color w:val="000000" w:themeColor="text1"/>
-                        </w:rPr>
-                        <w:t>Java</w:t>
-                      </w:r>
-                      <w:r>
-                        <w:rPr>
-                          <w:rFonts w:hint="eastAsia"/>
-                          <w:color w:val="000000" w:themeColor="text1"/>
-                        </w:rPr>
-                        <w:t>アプリ）</w:t>
-                      </w:r>
-                    </w:p>
-                    <w:p>
-                      <w:pPr>
-                        <w:jc w:val="left"/>
-                        <w:rPr>
-                          <w:color w:val="000000" w:themeColor="text1"/>
-                        </w:rPr>
-                      </w:pPr>
-                      <w:r>
-                        <w:rPr>
-                          <w:color w:val="000000" w:themeColor="text1"/>
-                        </w:rPr>
-                        <w:t>[</w:t>
-                      </w:r>
-                      <w:r>
-                        <w:rPr>
-                          <w:rFonts w:hint="eastAsia"/>
-                          <w:color w:val="000000" w:themeColor="text1"/>
-                        </w:rPr>
-                        <w:t>アプリ名</w:t>
-                      </w:r>
-                      <w:r>
-                        <w:rPr>
-                          <w:color w:val="000000" w:themeColor="text1"/>
-                        </w:rPr>
-                        <w:t>]</w:t>
-                      </w:r>
-                    </w:p>
-                  </w:txbxContent>
-                </v:textbox>
-              </v:rect>
-            </w:pict>
-          </mc:Fallback>
-        </mc:AlternateContent>
-      </w:r>
-      <w:r>
-        <w:rPr>
-          <w:noProof/>
-        </w:rPr>
-        <mc:AlternateContent>
-          <mc:Choice Requires="wps">
-            <w:drawing>
-              <wp:anchor distT="0" distB="0" distL="114300" distR="114300" simplePos="0" relativeHeight="251664384" behindDoc="0" locked="0" layoutInCell="1" allowOverlap="1" wp14:anchorId="30929BC4" wp14:editId="3D91EF2B">
-                <wp:simplePos x="0" y="0"/>
-                <wp:positionH relativeFrom="column">
-                  <wp:posOffset>2453640</wp:posOffset>
-                </wp:positionH>
-                <wp:positionV relativeFrom="paragraph">
-                  <wp:posOffset>1507490</wp:posOffset>
-                </wp:positionV>
-                <wp:extent cx="539115" cy="0"/>
-                <wp:effectExtent l="0" t="63500" r="0" b="63500"/>
-                <wp:wrapNone/>
-                <wp:docPr id="7" name="直線矢印コネクタ 7"/>
-                <wp:cNvGraphicFramePr/>
-                <a:graphic xmlns:a="http://schemas.openxmlformats.org/drawingml/2006/main">
-                  <a:graphicData uri="http://schemas.microsoft.com/office/word/2010/wordprocessingShape">
-                    <wps:wsp>
-                      <wps:cNvCnPr/>
-                      <wps:spPr>
-                        <a:xfrm flipH="1">
-                          <a:off x="0" y="0"/>
-                          <a:ext cx="539115" cy="0"/>
-                        </a:xfrm>
-                        <a:prstGeom prst="straightConnector1">
-                          <a:avLst/>
-                        </a:prstGeom>
-                        <a:ln w="22225">
-                          <a:solidFill>
-                            <a:schemeClr val="tx1"/>
-                          </a:solidFill>
-                          <a:tailEnd type="triangle"/>
-                        </a:ln>
-                      </wps:spPr>
-                      <wps:style>
-                        <a:lnRef idx="1">
-                          <a:schemeClr val="accent1"/>
-                        </a:lnRef>
-                        <a:fillRef idx="0">
-                          <a:schemeClr val="accent1"/>
-                        </a:fillRef>
-                        <a:effectRef idx="0">
-                          <a:schemeClr val="accent1"/>
-                        </a:effectRef>
-                        <a:fontRef idx="minor">
-                          <a:schemeClr val="tx1"/>
-                        </a:fontRef>
-                      </wps:style>
-                      <wps:bodyPr/>
-                    </wps:wsp>
-                  </a:graphicData>
-                </a:graphic>
-                <wp14:sizeRelH relativeFrom="margin">
-                  <wp14:pctWidth>0</wp14:pctWidth>
-                </wp14:sizeRelH>
-                <wp14:sizeRelV relativeFrom="margin">
-                  <wp14:pctHeight>0</wp14:pctHeight>
-                </wp14:sizeRelV>
-              </wp:anchor>
-            </w:drawing>
-          </mc:Choice>
-          <mc:Fallback>
-            <w:pict>
-              <v:shapetype w14:anchorId="441CE484" id="_x0000_t32" coordsize="21600,21600" o:spt="32" o:oned="t" path="m,l21600,21600e" filled="f">
-                <v:path arrowok="t" fillok="f" o:connecttype="none"/>
-                <o:lock v:ext="edit" shapetype="t"/>
-              </v:shapetype>
-              <v:shape id="直線矢印コネクタ 7" o:spid="_x0000_s1026" type="#_x0000_t32" style="position:absolute;margin-left:193.2pt;margin-top:118.7pt;width:42.45pt;height:0;flip:x;z-index:251664384;visibility:visible;mso-wrap-style:square;mso-width-percent:0;mso-height-percent:0;mso-wrap-distance-left:9pt;mso-wrap-distance-top:0;mso-wrap-distance-right:9pt;mso-wrap-distance-bottom:0;mso-position-horizontal:absolute;mso-position-horizontal-relative:text;mso-position-vertical:absolute;mso-position-vertical-relative:text;mso-width-percent:0;mso-height-percent:0;mso-width-relative:margin;mso-height-relative:margin" o:gfxdata="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" strokecolor="black [3213]" strokeweight="1.75pt">
-                <v:stroke endarrow="block" joinstyle="miter"/>
-              </v:shape>
-            </w:pict>
-          </mc:Fallback>
-        </mc:AlternateContent>
-      </w:r>
-      <w:r>
-        <w:rPr>
-          <w:noProof/>
-        </w:rPr>
-        <mc:AlternateContent>
-          <mc:Choice Requires="wps">
-            <w:drawing>
-              <wp:anchor distT="0" distB="0" distL="114300" distR="114300" simplePos="0" relativeHeight="251662336" behindDoc="0" locked="0" layoutInCell="1" allowOverlap="1" wp14:anchorId="40189A2E" wp14:editId="551263F7">
-                <wp:simplePos x="0" y="0"/>
-                <wp:positionH relativeFrom="column">
-                  <wp:posOffset>2457359</wp:posOffset>
-                </wp:positionH>
-                <wp:positionV relativeFrom="paragraph">
-                  <wp:posOffset>1354455</wp:posOffset>
-                </wp:positionV>
-                <wp:extent cx="539115" cy="0"/>
-                <wp:effectExtent l="0" t="63500" r="0" b="63500"/>
-                <wp:wrapNone/>
-                <wp:docPr id="6" name="直線矢印コネクタ 6"/>
-                <wp:cNvGraphicFramePr/>
-                <a:graphic xmlns:a="http://schemas.openxmlformats.org/drawingml/2006/main">
-                  <a:graphicData uri="http://schemas.microsoft.com/office/word/2010/wordprocessingShape">
-                    <wps:wsp>
-                      <wps:cNvCnPr/>
-                      <wps:spPr>
-                        <a:xfrm>
-                          <a:off x="0" y="0"/>
-                          <a:ext cx="539115" cy="0"/>
-                        </a:xfrm>
-                        <a:prstGeom prst="straightConnector1">
-                          <a:avLst/>
-                        </a:prstGeom>
-                        <a:ln w="22225">
-                          <a:solidFill>
-                            <a:schemeClr val="tx1"/>
-                          </a:solidFill>
-                          <a:tailEnd type="triangle"/>
-                        </a:ln>
-                      </wps:spPr>
-                      <wps:style>
-                        <a:lnRef idx="1">
-                          <a:schemeClr val="accent1"/>
-                        </a:lnRef>
-                        <a:fillRef idx="0">
-                          <a:schemeClr val="accent1"/>
-                        </a:fillRef>
-                        <a:effectRef idx="0">
-                          <a:schemeClr val="accent1"/>
-                        </a:effectRef>
-                        <a:fontRef idx="minor">
-                          <a:schemeClr val="tx1"/>
-                        </a:fontRef>
-                      </wps:style>
-                      <wps:bodyPr/>
-                    </wps:wsp>
-                  </a:graphicData>
-                </a:graphic>
-                <wp14:sizeRelH relativeFrom="margin">
-                  <wp14:pctWidth>0</wp14:pctWidth>
-                </wp14:sizeRelH>
-                <wp14:sizeRelV relativeFrom="margin">
-                  <wp14:pctHeight>0</wp14:pctHeight>
-                </wp14:sizeRelV>
-              </wp:anchor>
-            </w:drawing>
-          </mc:Choice>
-          <mc:Fallback>
-            <w:pict>
-              <v:shape w14:anchorId="03CAC953" id="直線矢印コネクタ 6" o:spid="_x0000_s1026" type="#_x0000_t32" style="position:absolute;margin-left:193.5pt;margin-top:106.65pt;width:42.45pt;height:0;z-index:251662336;visibility:visible;mso-wrap-style:square;mso-width-percent:0;mso-height-percent:0;mso-wrap-distance-left:9pt;mso-wrap-distance-top:0;mso-wrap-distance-right:9pt;mso-wrap-distance-bottom:0;mso-position-horizontal:absolute;mso-position-horizontal-relative:text;mso-position-vertical:absolute;mso-position-vertical-relative:text;mso-width-percent:0;mso-height-percent:0;mso-width-relative:margin;mso-height-relative:margin" o:gfxdata="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" strokecolor="black [3213]" strokeweight="1.75pt">
-                <v:stroke endarrow="block" joinstyle="miter"/>
-              </v:shape>
-            </w:pict>
-          </mc:Fallback>
-        </mc:AlternateContent>
-      </w:r>
-      <w:r>
-        <w:rPr>
-          <w:noProof/>
-        </w:rPr>
-        <mc:AlternateContent>
-          <mc:Choice Requires="wps">
-            <w:drawing>
-              <wp:anchor distT="0" distB="0" distL="114300" distR="114300" simplePos="0" relativeHeight="251661312" behindDoc="0" locked="0" layoutInCell="1" allowOverlap="1" wp14:anchorId="4293423F" wp14:editId="51AF81C6">
-                <wp:simplePos x="0" y="0"/>
-                <wp:positionH relativeFrom="column">
-                  <wp:posOffset>3200218</wp:posOffset>
-                </wp:positionH>
-                <wp:positionV relativeFrom="paragraph">
-                  <wp:posOffset>955221</wp:posOffset>
-                </wp:positionV>
-                <wp:extent cx="1036865" cy="996043"/>
-                <wp:effectExtent l="0" t="0" r="17780" b="7620"/>
-                <wp:wrapNone/>
-                <wp:docPr id="5" name="円柱 5"/>
-                <wp:cNvGraphicFramePr/>
-                <a:graphic xmlns:a="http://schemas.openxmlformats.org/drawingml/2006/main">
-                  <a:graphicData uri="http://schemas.microsoft.com/office/word/2010/wordprocessingShape">
-                    <wps:wsp>
-                      <wps:cNvSpPr/>
-                      <wps:spPr>
-                        <a:xfrm>
-                          <a:off x="0" y="0"/>
-                          <a:ext cx="1036865" cy="996043"/>
-                        </a:xfrm>
-                        <a:prstGeom prst="can">
-                          <a:avLst/>
-                        </a:prstGeom>
-                        <a:solidFill>
-                          <a:schemeClr val="bg1"/>
-                        </a:solidFill>
-                        <a:ln>
-                          <a:solidFill>
-                            <a:schemeClr val="tx1"/>
-                          </a:solidFill>
-                        </a:ln>
-                      </wps:spPr>
-                      <wps:style>
-                        <a:lnRef idx="2">
-                          <a:schemeClr val="accent1">
-                            <a:shade val="50000"/>
-                          </a:schemeClr>
-                        </a:lnRef>
-                        <a:fillRef idx="1">
-                          <a:schemeClr val="accent1"/>
-                        </a:fillRef>
-                        <a:effectRef idx="0">
-                          <a:schemeClr val="accent1"/>
-                        </a:effectRef>
-                        <a:fontRef idx="minor">
-                          <a:schemeClr val="lt1"/>
-                        </a:fontRef>
-                      </wps:style>
-                      <wps:txbx>
-                        <w:txbxContent>
-                          <w:p>
-                            <w:pPr>
-                              <w:jc w:val="center"/>
-                              <w:rPr>
-                                <w:color w:val="000000" w:themeColor="text1"/>
-                              </w:rPr>
-                            </w:pPr>
-                            <w:r>
-                              <w:rPr>
-                                <w:color w:val="000000" w:themeColor="text1"/>
-                              </w:rPr>
-                              <w:t>DB</w:t>
-                            </w:r>
-                          </w:p>
-                          <w:p>
-                            <w:pPr>
-                              <w:jc w:val="center"/>
-                              <w:rPr>
-                                <w:color w:val="000000" w:themeColor="text1"/>
-                              </w:rPr>
-                            </w:pPr>
-                            <w:r>
-                              <w:rPr>
-                                <w:rFonts w:hint="eastAsia"/>
-                                <w:color w:val="000000" w:themeColor="text1"/>
-                              </w:rPr>
-                              <w:t>（</w:t>
-                            </w:r>
-                            <w:r>
-                              <w:rPr>
-                                <w:color w:val="000000" w:themeColor="text1"/>
-                              </w:rPr>
-                              <w:t>MySQL</w:t>
-                            </w:r>
-                            <w:r>
-                              <w:rPr>
-                                <w:rFonts w:hint="eastAsia"/>
-                                <w:color w:val="000000" w:themeColor="text1"/>
-                              </w:rPr>
-                              <w:t>）</w:t>
-                            </w:r>
-                          </w:p>
-                        </w:txbxContent>
-                      </wps:txbx>
-                      <wps:bodyPr rot="0" spcFirstLastPara="0" vertOverflow="overflow" horzOverflow="overflow" vert="horz" wrap="square" lIns="91440" tIns="45720" rIns="91440" bIns="45720" numCol="1" spcCol="0" rtlCol="0" fromWordArt="0" anchor="ctr" anchorCtr="0" forceAA="0" compatLnSpc="1">
-                        <a:prstTxWarp prst="textNoShape">
-                          <a:avLst/>
-                        </a:prstTxWarp>
-                        <a:noAutofit/>
-                      </wps:bodyPr>
-                    </wps:wsp>
-                  </a:graphicData>
-                </a:graphic>
-                <wp14:sizeRelH relativeFrom="margin">
-                  <wp14:pctWidth>0</wp14:pctWidth>
-                </wp14:sizeRelH>
-                <wp14:sizeRelV relativeFrom="margin">
-                  <wp14:pctHeight>0</wp14:pctHeight>
-                </wp14:sizeRelV>
-              </wp:anchor>
-            </w:drawing>
-          </mc:Choice>
-          <mc:Fallback>
-            <w:pict>
-              <v:shapetype w14:anchorId="4293423F" id="_x0000_t22" coordsize="21600,21600" o:spt="22" adj="5400" path="m10800,qx0@1l0@2qy10800,21600,21600@2l21600@1qy10800,xem0@1qy10800@0,21600@1nfe">
-                <v:formulas>
-                  <v:f eqn="val #0"/>
-                  <v:f eqn="prod #0 1 2"/>
-                  <v:f eqn="sum height 0 @1"/>
-                </v:formulas>
-                <v:path o:extrusionok="f" gradientshapeok="t" o:connecttype="custom" o:connectlocs="10800,@0;10800,0;0,10800;10800,21600;21600,10800" o:connectangles="270,270,180,90,0" textboxrect="0,@0,21600,@2"/>
-                <v:handles>
-                  <v:h position="center,#0" yrange="0,10800"/>
-                </v:handles>
-                <o:complex v:ext="view"/>
-              </v:shapetype>
-              <v:shape id="円柱 5" o:spid="_x0000_s1027" type="#_x0000_t22" style="position:absolute;left:0;text-align:left;margin-left:252pt;margin-top:75.2pt;width:81.65pt;height:78.45pt;z-index:251661312;visibility:visible;mso-wrap-style:square;mso-width-percent:0;mso-height-percent:0;mso-wrap-distance-left:9pt;mso-wrap-distance-top:0;mso-wrap-distance-right:9pt;mso-wrap-distance-bottom:0;mso-position-horizontal:absolute;mso-position-horizontal-relative:text;mso-position-vertical:absolute;mso-position-vertical-relative:text;mso-width-percent:0;mso-height-percent:0;mso-width-relative:margin;mso-height-relative:margin;v-text-anchor:middle" o:gfxdata="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" fillcolor="white [3212]" strokecolor="black [3213]" strokeweight="1pt">
-                <v:stroke joinstyle="miter"/>
-                <v:textbox>
-                  <w:txbxContent>
-                    <w:p>
-                      <w:pPr>
-                        <w:jc w:val="center"/>
-                        <w:rPr>
-                          <w:color w:val="000000" w:themeColor="text1"/>
-                        </w:rPr>
-                      </w:pPr>
-                      <w:r>
-                        <w:rPr>
-                          <w:color w:val="000000" w:themeColor="text1"/>
-                        </w:rPr>
-                        <w:t>DB</w:t>
-                      </w:r>
-                    </w:p>
-                    <w:p>
-                      <w:pPr>
-                        <w:jc w:val="center"/>
-                        <w:rPr>
-                          <w:color w:val="000000" w:themeColor="text1"/>
-                        </w:rPr>
-                      </w:pPr>
-                      <w:r>
-                        <w:rPr>
-                          <w:rFonts w:hint="eastAsia"/>
-                          <w:color w:val="000000" w:themeColor="text1"/>
-                        </w:rPr>
-                        <w:t>（</w:t>
-                      </w:r>
-                      <w:r>
-                        <w:rPr>
-                          <w:color w:val="000000" w:themeColor="text1"/>
-                        </w:rPr>
-                        <w:t>MySQL</w:t>
-                      </w:r>
-                      <w:r>
-                        <w:rPr>
-                          <w:rFonts w:hint="eastAsia"/>
-                          <w:color w:val="000000" w:themeColor="text1"/>
-                        </w:rPr>
-                        <w:t>）</w:t>
-                      </w:r>
-                    </w:p>
-                  </w:txbxContent>
-                </v:textbox>
-              </v:shape>
-            </w:pict>
-          </mc:Fallback>
-        </mc:AlternateContent>
-      </w:r>
-      <w:r>
-        <w:rPr>
-          <w:noProof/>
-        </w:rPr>
-        <mc:AlternateContent>
-          <mc:Choice Requires="wps">
-            <w:drawing>
-              <wp:anchor distT="0" distB="0" distL="114300" distR="114300" simplePos="0" relativeHeight="251658240" behindDoc="0" locked="0" layoutInCell="1" allowOverlap="1" wp14:anchorId="7F2E675D" wp14:editId="581D46B0">
-                <wp:simplePos x="0" y="0"/>
-                <wp:positionH relativeFrom="column">
-                  <wp:posOffset>938893</wp:posOffset>
-                </wp:positionH>
-                <wp:positionV relativeFrom="paragraph">
-                  <wp:posOffset>351064</wp:posOffset>
-                </wp:positionV>
-                <wp:extent cx="3543300" cy="2073275"/>
-                <wp:effectExtent l="0" t="0" r="12700" b="9525"/>
-                <wp:wrapNone/>
-                <wp:docPr id="2" name="正方形/長方形 2"/>
-                <wp:cNvGraphicFramePr/>
-                <a:graphic xmlns:a="http://schemas.openxmlformats.org/drawingml/2006/main">
-                  <a:graphicData uri="http://schemas.microsoft.com/office/word/2010/wordprocessingShape">
-                    <wps:wsp>
-                      <wps:cNvSpPr/>
-                      <wps:spPr>
-                        <a:xfrm>
-                          <a:off x="0" y="0"/>
-                          <a:ext cx="3543300" cy="2073275"/>
-                        </a:xfrm>
-                        <a:prstGeom prst="rect">
-                          <a:avLst/>
-                        </a:prstGeom>
-                        <a:solidFill>
-                          <a:schemeClr val="bg1"/>
-                        </a:solidFill>
-                        <a:ln>
-                          <a:solidFill>
-                            <a:schemeClr val="tx1"/>
-                          </a:solidFill>
-                        </a:ln>
-                      </wps:spPr>
-                      <wps:style>
-                        <a:lnRef idx="2">
-                          <a:schemeClr val="accent1">
-                            <a:shade val="50000"/>
-                          </a:schemeClr>
-                        </a:lnRef>
-                        <a:fillRef idx="1">
-                          <a:schemeClr val="accent1"/>
-                        </a:fillRef>
-                        <a:effectRef idx="0">
-                          <a:schemeClr val="accent1"/>
-                        </a:effectRef>
-                        <a:fontRef idx="minor">
-                          <a:schemeClr val="lt1"/>
-                        </a:fontRef>
-                      </wps:style>
-                      <wps:txbx>
-                        <w:txbxContent>
-                          <w:p>
-                            <w:pPr>
-                              <w:jc w:val="left"/>
-                              <w:rPr>
-                                <w:color w:val="000000" w:themeColor="text1"/>
-                              </w:rPr>
-                            </w:pPr>
-                            <w:r>
-                              <w:rPr>
-                                <w:color w:val="000000" w:themeColor="text1"/>
-                              </w:rPr>
-                              <w:t>PC</w:t>
-                            </w:r>
-                          </w:p>
-                        </w:txbxContent>
-                      </wps:txbx>
-                      <wps:bodyPr rot="0" spcFirstLastPara="0" vertOverflow="overflow" horzOverflow="overflow" vert="horz" wrap="square" lIns="91440" tIns="45720" rIns="91440" bIns="45720" numCol="1" spcCol="0" rtlCol="0" fromWordArt="0" anchor="t" anchorCtr="0" forceAA="0" compatLnSpc="1">
-                        <a:prstTxWarp prst="textNoShape">
-                          <a:avLst/>
-                        </a:prstTxWarp>
-                        <a:noAutofit/>
-                      </wps:bodyPr>
-                    </wps:wsp>
-                  </a:graphicData>
-                </a:graphic>
-                <wp14:sizeRelH relativeFrom="margin">
-                  <wp14:pctWidth>0</wp14:pctWidth>
-                </wp14:sizeRelH>
-                <wp14:sizeRelV relativeFrom="margin">
-                  <wp14:pctHeight>0</wp14:pctHeight>
-                </wp14:sizeRelV>
-              </wp:anchor>
-            </w:drawing>
-          </mc:Choice>
-          <mc:Fallback>
-            <w:pict>
-              <v:rect w14:anchorId="7F2E675D" id="正方形/長方形 2" o:spid="_x0000_s1028" style="position:absolute;left:0;text-align:left;margin-left:73.95pt;margin-top:27.65pt;width:279pt;height:163.25pt;z-index:251658240;visibility:visible;mso-wrap-style:square;mso-width-percent:0;mso-height-percent:0;mso-wrap-distance-left:9pt;mso-wrap-distance-top:0;mso-wrap-distance-right:9pt;mso-wrap-distance-bottom:0;mso-position-horizontal:absolute;mso-position-horizontal-relative:text;mso-position-vertical:absolute;mso-position-vertical-relative:text;mso-width-percent:0;mso-height-percent:0;mso-width-relative:margin;mso-height-relative:margin;v-text-anchor:top" o:gfxdata="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" fillcolor="white [3212]" strokecolor="black [3213]" strokeweight="1pt">
-                <v:textbox>
-                  <w:txbxContent>
-                    <w:p>
-                      <w:pPr>
-                        <w:jc w:val="left"/>
-                        <w:rPr>
-                          <w:color w:val="000000" w:themeColor="text1"/>
-                        </w:rPr>
-                      </w:pPr>
-                      <w:r>
-                        <w:rPr>
-                          <w:color w:val="000000" w:themeColor="text1"/>
-                        </w:rPr>
-                        <w:t>PC</w:t>
-                      </w:r>
-                    </w:p>
-                  </w:txbxContent>
-                </v:textbox>
-              </v:rect>
-            </w:pict>
-          </mc:Fallback>
-        </mc:AlternateContent>
-      </w:r>
-      <w:r>
-        <w:rPr>
-          <w:noProof/>
-        </w:rPr>
-        <mc:AlternateContent>
-          <mc:Choice Requires="wps">
-            <w:drawing>
-              <wp:inline distT="0" distB="0" distL="0" distR="0" wp14:anchorId="6AEF4212" wp14:editId="77C696C9">
-                <wp:extent cx="5657850" cy="2653393"/>
-                <wp:effectExtent l="0" t="0" r="19050" b="13970"/>
-                <wp:docPr id="1" name="正方形/長方形 1"/>
-                <wp:cNvGraphicFramePr/>
-                <a:graphic xmlns:a="http://schemas.openxmlformats.org/drawingml/2006/main">
-                  <a:graphicData uri="http://schemas.microsoft.com/office/word/2010/wordprocessingShape">
-                    <wps:wsp>
-                      <wps:cNvSpPr/>
-                      <wps:spPr>
-                        <a:xfrm>
-                          <a:off x="0" y="0"/>
-                          <a:ext cx="5657850" cy="2653393"/>
-                        </a:xfrm>
-                        <a:prstGeom prst="rect">
-                          <a:avLst/>
-                        </a:prstGeom>
-                        <a:noFill/>
-                        <a:ln>
-                          <a:solidFill>
-                            <a:schemeClr val="tx1"/>
-                          </a:solidFill>
-                        </a:ln>
-                      </wps:spPr>
-                      <wps:style>
-                        <a:lnRef idx="2">
-                          <a:schemeClr val="accent1">
-                            <a:shade val="50000"/>
-                          </a:schemeClr>
-                        </a:lnRef>
-                        <a:fillRef idx="1">
-                          <a:schemeClr val="accent1"/>
-                        </a:fillRef>
-                        <a:effectRef idx="0">
-                          <a:schemeClr val="accent1"/>
-                        </a:effectRef>
-                        <a:fontRef idx="minor">
-                          <a:schemeClr val="lt1"/>
-                        </a:fontRef>
-                      </wps:style>
-                      <wps:bodyPr rot="0" spcFirstLastPara="0" vertOverflow="overflow" horzOverflow="overflow" vert="horz" wrap="square" lIns="91440" tIns="45720" rIns="91440" bIns="45720" numCol="1" spcCol="0" rtlCol="0" fromWordArt="0" anchor="ctr" anchorCtr="0" forceAA="0" compatLnSpc="1">
-                        <a:prstTxWarp prst="textNoShape">
-                          <a:avLst/>
-                        </a:prstTxWarp>
-                        <a:noAutofit/>
-                      </wps:bodyPr>
-                    </wps:wsp>
-                  </a:graphicData>
-                </a:graphic>
-              </wp:inline>
-            </w:drawing>
-          </mc:Choice>
-          <mc:Fallback>
-            <w:pict>
-              <v:rect w14:anchorId="3E4EFE40" id="正方形/長方形 1" o:spid="_x0000_s1026" style="width:445.5pt;height:208.95pt;visibility:visible;mso-wrap-style:square;mso-left-percent:-10001;mso-top-percent:-10001;mso-position-horizontal:absolute;mso-position-horizontal-relative:char;mso-position-vertical:absolute;mso-position-vertical-relative:line;mso-left-percent:-10001;mso-top-percent:-10001;v-text-anchor:middle" o:gfxdata="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" filled="f" strokecolor="black [3213]" strokeweight="1pt">
-                <w10:anchorlock/>
-              </v:rect>
-            </w:pict>
-          </mc:Fallback>
-        </mc:AlternateContent>
+        <w:rPr>
+          <w:rFonts w:hint="eastAsia"/>
+        </w:rPr>
+      </w:pPr>
+      <w:r>
+        <w:drawing>
+          <wp:inline distT="0" distB="0" distL="0" distR="0" wp14:anchorId="536E71D1" wp14:editId="0BF72A53">
+            <wp:extent cx="5184250" cy="5191702"/>
+            <wp:effectExtent l="0" t="0" r="0" b="9525"/>
+            <wp:docPr id="1850438972" name="図 1"/>
+            <wp:cNvGraphicFramePr>
+              <a:graphicFrameLocks xmlns:a="http://schemas.openxmlformats.org/drawingml/2006/main" noChangeAspect="1"/>
+            </wp:cNvGraphicFramePr>
+            <a:graphic xmlns:a="http://schemas.openxmlformats.org/drawingml/2006/main">
+              <a:graphicData uri="http://schemas.openxmlformats.org/drawingml/2006/picture">
+                <pic:pic xmlns:pic="http://schemas.openxmlformats.org/drawingml/2006/picture">
+                  <pic:nvPicPr>
+                    <pic:cNvPr id="1850438972" name=""/>
+                    <pic:cNvPicPr/>
+                  </pic:nvPicPr>
+                  <pic:blipFill>
+                    <a:blip r:embed="rId8"/>
+                    <a:stretch>
+                      <a:fillRect/>
+                    </a:stretch>
+                  </pic:blipFill>
+                  <pic:spPr>
+                    <a:xfrm>
+                      <a:off x="0" y="0"/>
+                      <a:ext cx="5189487" cy="5196947"/>
+                    </a:xfrm>
+                    <a:prstGeom prst="rect">
+                      <a:avLst/>
+                    </a:prstGeom>
+                  </pic:spPr>
+                </pic:pic>
+              </a:graphicData>
+            </a:graphic>
+          </wp:inline>
+        </w:drawing>
       </w:r>
     </w:p>
     <w:p>
@@ -3764,9 +3065,6 @@
             <w:pPr>
               <w:pStyle w:val="a4"/>
               <w:ind w:leftChars="0" w:left="0"/>
-              <w:rPr>
-                <w:rFonts w:hint="eastAsia"/>
-              </w:rPr>
             </w:pPr>
             <w:r>
               <w:rPr>
@@ -3845,9 +3143,6 @@
             <w:pPr>
               <w:pStyle w:val="a4"/>
               <w:ind w:leftChars="0" w:left="0"/>
-              <w:rPr>
-                <w:rFonts w:hint="eastAsia"/>
-              </w:rPr>
             </w:pPr>
             <w:r>
               <w:rPr>
@@ -4032,7 +3327,7 @@
                     </pic:cNvPicPr>
                   </pic:nvPicPr>
                   <pic:blipFill>
-                    <a:blip r:embed="rId8"/>
+                    <a:blip r:embed="rId9"/>
                     <a:stretch>
                       <a:fillRect/>
                     </a:stretch>
@@ -4389,7 +3684,7 @@
                     <pic:cNvPicPr/>
                   </pic:nvPicPr>
                   <pic:blipFill>
-                    <a:blip r:embed="rId9"/>
+                    <a:blip r:embed="rId10"/>
                     <a:stretch>
                       <a:fillRect/>
                     </a:stretch>
@@ -5035,7 +4330,7 @@
                 <v:stroke joinstyle="miter"/>
                 <v:path gradientshapeok="t" o:connecttype="rect"/>
               </v:shapetype>
-              <v:shape id="テキスト ボックス 666661150" o:spid="_x0000_s1029" type="#_x0000_t202" style="position:absolute;left:0;text-align:left;margin-left:139.75pt;margin-top:225.25pt;width:43.55pt;height:30.15pt;z-index:251777024;visibility:visible;mso-wrap-style:square;mso-width-percent:0;mso-height-percent:0;mso-wrap-distance-left:9pt;mso-wrap-distance-top:0;mso-wrap-distance-right:9pt;mso-wrap-distance-bottom:0;mso-position-horizontal:absolute;mso-position-horizontal-relative:text;mso-position-vertical:absolute;mso-position-vertical-relative:text;mso-width-percent:0;mso-height-percent:0;mso-width-relative:margin;mso-height-relative:margin;v-text-anchor:top" o:gfxdata="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" filled="f" stroked="f" strokeweight=".5pt">
+              <v:shape id="テキスト ボックス 666661150" o:spid="_x0000_s1026" type="#_x0000_t202" style="position:absolute;left:0;text-align:left;margin-left:139.75pt;margin-top:225.25pt;width:43.55pt;height:30.15pt;z-index:251777024;visibility:visible;mso-wrap-style:square;mso-width-percent:0;mso-height-percent:0;mso-wrap-distance-left:9pt;mso-wrap-distance-top:0;mso-wrap-distance-right:9pt;mso-wrap-distance-bottom:0;mso-position-horizontal:absolute;mso-position-horizontal-relative:text;mso-position-vertical:absolute;mso-position-vertical-relative:text;mso-width-percent:0;mso-height-percent:0;mso-width-relative:margin;mso-height-relative:margin;v-text-anchor:top" o:gfxdata="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" filled="f" stroked="f" strokeweight=".5pt">
                 <v:textbox>
                   <w:txbxContent>
                     <w:p>
@@ -5141,7 +4436,7 @@
           </mc:Choice>
           <mc:Fallback>
             <w:pict>
-              <v:shape w14:anchorId="7BB59B14" id="テキスト ボックス 705286515" o:spid="_x0000_s1030" type="#_x0000_t202" style="position:absolute;left:0;text-align:left;margin-left:138.25pt;margin-top:189.3pt;width:43.55pt;height:30.15pt;z-index:251770880;visibility:visible;mso-wrap-style:square;mso-width-percent:0;mso-height-percent:0;mso-wrap-distance-left:9pt;mso-wrap-distance-top:0;mso-wrap-distance-right:9pt;mso-wrap-distance-bottom:0;mso-position-horizontal:absolute;mso-position-horizontal-relative:text;mso-position-vertical:absolute;mso-position-vertical-relative:text;mso-width-percent:0;mso-height-percent:0;mso-width-relative:margin;mso-height-relative:margin;v-text-anchor:top" o:gfxdata="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" filled="f" stroked="f" strokeweight=".5pt">
+              <v:shape w14:anchorId="7BB59B14" id="テキスト ボックス 705286515" o:spid="_x0000_s1027" type="#_x0000_t202" style="position:absolute;left:0;text-align:left;margin-left:138.25pt;margin-top:189.3pt;width:43.55pt;height:30.15pt;z-index:251770880;visibility:visible;mso-wrap-style:square;mso-width-percent:0;mso-height-percent:0;mso-wrap-distance-left:9pt;mso-wrap-distance-top:0;mso-wrap-distance-right:9pt;mso-wrap-distance-bottom:0;mso-position-horizontal:absolute;mso-position-horizontal-relative:text;mso-position-vertical:absolute;mso-position-vertical-relative:text;mso-width-percent:0;mso-height-percent:0;mso-width-relative:margin;mso-height-relative:margin;v-text-anchor:top" o:gfxdata="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" filled="f" stroked="f" strokeweight=".5pt">
                 <v:textbox>
                   <w:txbxContent>
                     <w:p>
@@ -5247,7 +4542,7 @@
           </mc:Choice>
           <mc:Fallback>
             <w:pict>
-              <v:shape w14:anchorId="7F72FF49" id="テキスト ボックス 19" o:spid="_x0000_s1031" type="#_x0000_t202" style="position:absolute;left:0;text-align:left;margin-left:137.7pt;margin-top:158.8pt;width:43.55pt;height:30.15pt;z-index:251685888;visibility:visible;mso-wrap-style:square;mso-width-percent:0;mso-height-percent:0;mso-wrap-distance-left:9pt;mso-wrap-distance-top:0;mso-wrap-distance-right:9pt;mso-wrap-distance-bottom:0;mso-position-horizontal:absolute;mso-position-horizontal-relative:text;mso-position-vertical:absolute;mso-position-vertical-relative:text;mso-width-percent:0;mso-height-percent:0;mso-width-relative:margin;mso-height-relative:margin;v-text-anchor:top" o:gfxdata="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" filled="f" stroked="f" strokeweight=".5pt">
+              <v:shape w14:anchorId="7F72FF49" id="テキスト ボックス 19" o:spid="_x0000_s1028" type="#_x0000_t202" style="position:absolute;left:0;text-align:left;margin-left:137.7pt;margin-top:158.8pt;width:43.55pt;height:30.15pt;z-index:251685888;visibility:visible;mso-wrap-style:square;mso-width-percent:0;mso-height-percent:0;mso-wrap-distance-left:9pt;mso-wrap-distance-top:0;mso-wrap-distance-right:9pt;mso-wrap-distance-bottom:0;mso-position-horizontal:absolute;mso-position-horizontal-relative:text;mso-position-vertical:absolute;mso-position-vertical-relative:text;mso-width-percent:0;mso-height-percent:0;mso-width-relative:margin;mso-height-relative:margin;v-text-anchor:top" o:gfxdata="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" filled="f" stroked="f" strokeweight=".5pt">
                 <v:textbox>
                   <w:txbxContent>
                     <w:p>
@@ -5353,7 +4648,7 @@
           </mc:Choice>
           <mc:Fallback>
             <w:pict>
-              <v:shape w14:anchorId="02C13B00" id="テキスト ボックス 1157816844" o:spid="_x0000_s1032" type="#_x0000_t202" style="position:absolute;left:0;text-align:left;margin-left:140.3pt;margin-top:116.1pt;width:43.5pt;height:30.1pt;z-index:251760640;visibility:visible;mso-wrap-style:square;mso-width-percent:0;mso-height-percent:0;mso-wrap-distance-left:9pt;mso-wrap-distance-top:0;mso-wrap-distance-right:9pt;mso-wrap-distance-bottom:0;mso-position-horizontal:absolute;mso-position-horizontal-relative:text;mso-position-vertical:absolute;mso-position-vertical-relative:text;mso-width-percent:0;mso-height-percent:0;mso-width-relative:margin;mso-height-relative:margin;v-text-anchor:top" o:gfxdata="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" filled="f" stroked="f" strokeweight=".5pt">
+              <v:shape w14:anchorId="02C13B00" id="テキスト ボックス 1157816844" o:spid="_x0000_s1029" type="#_x0000_t202" style="position:absolute;left:0;text-align:left;margin-left:140.3pt;margin-top:116.1pt;width:43.5pt;height:30.1pt;z-index:251760640;visibility:visible;mso-wrap-style:square;mso-width-percent:0;mso-height-percent:0;mso-wrap-distance-left:9pt;mso-wrap-distance-top:0;mso-wrap-distance-right:9pt;mso-wrap-distance-bottom:0;mso-position-horizontal:absolute;mso-position-horizontal-relative:text;mso-position-vertical:absolute;mso-position-vertical-relative:text;mso-width-percent:0;mso-height-percent:0;mso-width-relative:margin;mso-height-relative:margin;v-text-anchor:top" o:gfxdata="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" filled="f" stroked="f" strokeweight=".5pt">
                 <v:textbox>
                   <w:txbxContent>
                     <w:p>
@@ -5459,7 +4754,7 @@
           </mc:Choice>
           <mc:Fallback>
             <w:pict>
-              <v:shape w14:anchorId="01D29401" id="テキスト ボックス 9" o:spid="_x0000_s1033" type="#_x0000_t202" style="position:absolute;left:0;text-align:left;margin-left:139.7pt;margin-top:87.15pt;width:43.55pt;height:30.15pt;z-index:251666432;visibility:visible;mso-wrap-style:square;mso-width-percent:0;mso-height-percent:0;mso-wrap-distance-left:9pt;mso-wrap-distance-top:0;mso-wrap-distance-right:9pt;mso-wrap-distance-bottom:0;mso-position-horizontal:absolute;mso-position-horizontal-relative:text;mso-position-vertical:absolute;mso-position-vertical-relative:text;mso-width-percent:0;mso-height-percent:0;mso-width-relative:margin;mso-height-relative:margin;v-text-anchor:top" o:gfxdata="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" filled="f" stroked="f" strokeweight=".5pt">
+              <v:shape w14:anchorId="01D29401" id="テキスト ボックス 9" o:spid="_x0000_s1030" type="#_x0000_t202" style="position:absolute;left:0;text-align:left;margin-left:139.7pt;margin-top:87.15pt;width:43.55pt;height:30.15pt;z-index:251666432;visibility:visible;mso-wrap-style:square;mso-width-percent:0;mso-height-percent:0;mso-wrap-distance-left:9pt;mso-wrap-distance-top:0;mso-wrap-distance-right:9pt;mso-wrap-distance-bottom:0;mso-position-horizontal:absolute;mso-position-horizontal-relative:text;mso-position-vertical:absolute;mso-position-vertical-relative:text;mso-width-percent:0;mso-height-percent:0;mso-width-relative:margin;mso-height-relative:margin;v-text-anchor:top" o:gfxdata="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" filled="f" stroked="f" strokeweight=".5pt">
                 <v:textbox>
                   <w:txbxContent>
                     <w:p>
@@ -5640,7 +4935,7 @@
           </mc:Choice>
           <mc:Fallback>
             <w:pict>
-              <v:shape w14:anchorId="21BA717F" id="テキスト ボックス 15" o:spid="_x0000_s1034" type="#_x0000_t202" style="position:absolute;left:0;text-align:left;margin-left:396.8pt;margin-top:125.65pt;width:43.55pt;height:30.15pt;z-index:251677696;visibility:visible;mso-wrap-style:square;mso-width-percent:0;mso-height-percent:0;mso-wrap-distance-left:9pt;mso-wrap-distance-top:0;mso-wrap-distance-right:9pt;mso-wrap-distance-bottom:0;mso-position-horizontal:absolute;mso-position-horizontal-relative:text;mso-position-vertical:absolute;mso-position-vertical-relative:text;mso-width-percent:0;mso-height-percent:0;mso-width-relative:margin;mso-height-relative:margin;v-text-anchor:top" o:gfxdata="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" filled="f" stroked="f" strokeweight=".5pt">
+              <v:shape w14:anchorId="21BA717F" id="テキスト ボックス 15" o:spid="_x0000_s1031" type="#_x0000_t202" style="position:absolute;left:0;text-align:left;margin-left:396.8pt;margin-top:125.65pt;width:43.55pt;height:30.15pt;z-index:251677696;visibility:visible;mso-wrap-style:square;mso-width-percent:0;mso-height-percent:0;mso-wrap-distance-left:9pt;mso-wrap-distance-top:0;mso-wrap-distance-right:9pt;mso-wrap-distance-bottom:0;mso-position-horizontal:absolute;mso-position-horizontal-relative:text;mso-position-vertical:absolute;mso-position-vertical-relative:text;mso-width-percent:0;mso-height-percent:0;mso-width-relative:margin;mso-height-relative:margin;v-text-anchor:top" o:gfxdata="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" filled="f" stroked="f" strokeweight=".5pt">
                 <v:textbox>
                   <w:txbxContent>
                     <w:p>
@@ -5821,7 +5116,7 @@
           </mc:Choice>
           <mc:Fallback>
             <w:pict>
-              <v:shape w14:anchorId="74D793BE" id="テキスト ボックス 1006818003" o:spid="_x0000_s1035" type="#_x0000_t202" style="position:absolute;left:0;text-align:left;margin-left:395.95pt;margin-top:107.25pt;width:43.55pt;height:30.15pt;z-index:251805696;visibility:visible;mso-wrap-style:square;mso-width-percent:0;mso-height-percent:0;mso-wrap-distance-left:9pt;mso-wrap-distance-top:0;mso-wrap-distance-right:9pt;mso-wrap-distance-bottom:0;mso-position-horizontal:absolute;mso-position-horizontal-relative:text;mso-position-vertical:absolute;mso-position-vertical-relative:text;mso-width-percent:0;mso-height-percent:0;mso-width-relative:margin;mso-height-relative:margin;v-text-anchor:top" o:gfxdata="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" filled="f" stroked="f" strokeweight=".5pt">
+              <v:shape w14:anchorId="74D793BE" id="テキスト ボックス 1006818003" o:spid="_x0000_s1032" type="#_x0000_t202" style="position:absolute;left:0;text-align:left;margin-left:395.95pt;margin-top:107.25pt;width:43.55pt;height:30.15pt;z-index:251805696;visibility:visible;mso-wrap-style:square;mso-width-percent:0;mso-height-percent:0;mso-wrap-distance-left:9pt;mso-wrap-distance-top:0;mso-wrap-distance-right:9pt;mso-wrap-distance-bottom:0;mso-position-horizontal:absolute;mso-position-horizontal-relative:text;mso-position-vertical:absolute;mso-position-vertical-relative:text;mso-width-percent:0;mso-height-percent:0;mso-width-relative:margin;mso-height-relative:margin;v-text-anchor:top" o:gfxdata="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" filled="f" stroked="f" strokeweight=".5pt">
                 <v:textbox>
                   <w:txbxContent>
                     <w:p>
@@ -6002,7 +5297,7 @@
           </mc:Choice>
           <mc:Fallback>
             <w:pict>
-              <v:shape w14:anchorId="7436D3DD" id="テキスト ボックス 1289866597" o:spid="_x0000_s1036" type="#_x0000_t202" style="position:absolute;left:0;text-align:left;margin-left:397.15pt;margin-top:85.9pt;width:43.55pt;height:30.15pt;z-index:251803648;visibility:visible;mso-wrap-style:square;mso-width-percent:0;mso-height-percent:0;mso-wrap-distance-left:9pt;mso-wrap-distance-top:0;mso-wrap-distance-right:9pt;mso-wrap-distance-bottom:0;mso-position-horizontal:absolute;mso-position-horizontal-relative:text;mso-position-vertical:absolute;mso-position-vertical-relative:text;mso-width-percent:0;mso-height-percent:0;mso-width-relative:margin;mso-height-relative:margin;v-text-anchor:top" o:gfxdata="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" filled="f" stroked="f" strokeweight=".5pt">
+              <v:shape w14:anchorId="7436D3DD" id="テキスト ボックス 1289866597" o:spid="_x0000_s1033" type="#_x0000_t202" style="position:absolute;left:0;text-align:left;margin-left:397.15pt;margin-top:85.9pt;width:43.55pt;height:30.15pt;z-index:251803648;visibility:visible;mso-wrap-style:square;mso-width-percent:0;mso-height-percent:0;mso-wrap-distance-left:9pt;mso-wrap-distance-top:0;mso-wrap-distance-right:9pt;mso-wrap-distance-bottom:0;mso-position-horizontal:absolute;mso-position-horizontal-relative:text;mso-position-vertical:absolute;mso-position-vertical-relative:text;mso-width-percent:0;mso-height-percent:0;mso-width-relative:margin;mso-height-relative:margin;v-text-anchor:top" o:gfxdata="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" filled="f" stroked="f" strokeweight=".5pt">
                 <v:textbox>
                   <w:txbxContent>
                     <w:p>
@@ -6258,7 +5553,7 @@
           </mc:Choice>
           <mc:Fallback>
             <w:pict>
-              <v:shape w14:anchorId="5DBB6947" id="テキスト ボックス 459367676" o:spid="_x0000_s1037" type="#_x0000_t202" style="position:absolute;left:0;text-align:left;margin-left:396.6pt;margin-top:44.05pt;width:43.55pt;height:30.15pt;z-index:251791360;visibility:visible;mso-wrap-style:square;mso-width-percent:0;mso-height-percent:0;mso-wrap-distance-left:9pt;mso-wrap-distance-top:0;mso-wrap-distance-right:9pt;mso-wrap-distance-bottom:0;mso-position-horizontal:absolute;mso-position-horizontal-relative:text;mso-position-vertical:absolute;mso-position-vertical-relative:text;mso-width-percent:0;mso-height-percent:0;mso-width-relative:margin;mso-height-relative:margin;v-text-anchor:top" o:gfxdata="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" filled="f" stroked="f" strokeweight=".5pt">
+              <v:shape w14:anchorId="5DBB6947" id="テキスト ボックス 459367676" o:spid="_x0000_s1034" type="#_x0000_t202" style="position:absolute;left:0;text-align:left;margin-left:396.6pt;margin-top:44.05pt;width:43.55pt;height:30.15pt;z-index:251791360;visibility:visible;mso-wrap-style:square;mso-width-percent:0;mso-height-percent:0;mso-wrap-distance-left:9pt;mso-wrap-distance-top:0;mso-wrap-distance-right:9pt;mso-wrap-distance-bottom:0;mso-position-horizontal:absolute;mso-position-horizontal-relative:text;mso-position-vertical:absolute;mso-position-vertical-relative:text;mso-width-percent:0;mso-height-percent:0;mso-width-relative:margin;mso-height-relative:margin;v-text-anchor:top" o:gfxdata="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" filled="f" stroked="f" strokeweight=".5pt">
                 <v:textbox>
                   <w:txbxContent>
                     <w:p>
@@ -6364,7 +5659,7 @@
           </mc:Choice>
           <mc:Fallback>
             <w:pict>
-              <v:shape w14:anchorId="12755FD5" id="テキスト ボックス 1096500077" o:spid="_x0000_s1038" type="#_x0000_t202" style="position:absolute;left:0;text-align:left;margin-left:395.6pt;margin-top:62.35pt;width:43.55pt;height:30.15pt;z-index:251793408;visibility:visible;mso-wrap-style:square;mso-width-percent:0;mso-height-percent:0;mso-wrap-distance-left:9pt;mso-wrap-distance-top:0;mso-wrap-distance-right:9pt;mso-wrap-distance-bottom:0;mso-position-horizontal:absolute;mso-position-horizontal-relative:text;mso-position-vertical:absolute;mso-position-vertical-relative:text;mso-width-percent:0;mso-height-percent:0;mso-width-relative:margin;mso-height-relative:margin;v-text-anchor:top" o:gfxdata="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" filled="f" stroked="f" strokeweight=".5pt">
+              <v:shape w14:anchorId="12755FD5" id="テキスト ボックス 1096500077" o:spid="_x0000_s1035" type="#_x0000_t202" style="position:absolute;left:0;text-align:left;margin-left:395.6pt;margin-top:62.35pt;width:43.55pt;height:30.15pt;z-index:251793408;visibility:visible;mso-wrap-style:square;mso-width-percent:0;mso-height-percent:0;mso-wrap-distance-left:9pt;mso-wrap-distance-top:0;mso-wrap-distance-right:9pt;mso-wrap-distance-bottom:0;mso-position-horizontal:absolute;mso-position-horizontal-relative:text;mso-position-vertical:absolute;mso-position-vertical-relative:text;mso-width-percent:0;mso-height-percent:0;mso-width-relative:margin;mso-height-relative:margin;v-text-anchor:top" o:gfxdata="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" filled="f" stroked="f" strokeweight=".5pt">
                 <v:textbox>
                   <w:txbxContent>
                     <w:p>
@@ -6545,7 +5840,7 @@
           </mc:Choice>
           <mc:Fallback>
             <w:pict>
-              <v:shape w14:anchorId="32C8E578" id="テキスト ボックス 1850988284" o:spid="_x0000_s1039" type="#_x0000_t202" style="position:absolute;left:0;text-align:left;margin-left:395.85pt;margin-top:25.25pt;width:43.55pt;height:30.15pt;z-index:251789312;visibility:visible;mso-wrap-style:square;mso-width-percent:0;mso-height-percent:0;mso-wrap-distance-left:9pt;mso-wrap-distance-top:0;mso-wrap-distance-right:9pt;mso-wrap-distance-bottom:0;mso-position-horizontal:absolute;mso-position-horizontal-relative:text;mso-position-vertical:absolute;mso-position-vertical-relative:text;mso-width-percent:0;mso-height-percent:0;mso-width-relative:margin;mso-height-relative:margin;v-text-anchor:top" o:gfxdata="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" filled="f" stroked="f" strokeweight=".5pt">
+              <v:shape w14:anchorId="32C8E578" id="テキスト ボックス 1850988284" o:spid="_x0000_s1036" type="#_x0000_t202" style="position:absolute;left:0;text-align:left;margin-left:395.85pt;margin-top:25.25pt;width:43.55pt;height:30.15pt;z-index:251789312;visibility:visible;mso-wrap-style:square;mso-width-percent:0;mso-height-percent:0;mso-wrap-distance-left:9pt;mso-wrap-distance-top:0;mso-wrap-distance-right:9pt;mso-wrap-distance-bottom:0;mso-position-horizontal:absolute;mso-position-horizontal-relative:text;mso-position-vertical:absolute;mso-position-vertical-relative:text;mso-width-percent:0;mso-height-percent:0;mso-width-relative:margin;mso-height-relative:margin;v-text-anchor:top" o:gfxdata="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" filled="f" stroked="f" strokeweight=".5pt">
                 <v:textbox>
                   <w:txbxContent>
                     <w:p>
@@ -6726,7 +6021,7 @@
           </mc:Choice>
           <mc:Fallback>
             <w:pict>
-              <v:shape w14:anchorId="33ED7CBF" id="テキスト ボックス 1085750360" o:spid="_x0000_s1040" type="#_x0000_t202" style="position:absolute;left:0;text-align:left;margin-left:397.5pt;margin-top:189.35pt;width:43.55pt;height:30.15pt;z-index:251801600;visibility:visible;mso-wrap-style:square;mso-width-percent:0;mso-height-percent:0;mso-wrap-distance-left:9pt;mso-wrap-distance-top:0;mso-wrap-distance-right:9pt;mso-wrap-distance-bottom:0;mso-position-horizontal:absolute;mso-position-horizontal-relative:text;mso-position-vertical:absolute;mso-position-vertical-relative:text;mso-width-percent:0;mso-height-percent:0;mso-width-relative:margin;mso-height-relative:margin;v-text-anchor:top" o:gfxdata="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" filled="f" stroked="f" strokeweight=".5pt">
+              <v:shape w14:anchorId="33ED7CBF" id="テキスト ボックス 1085750360" o:spid="_x0000_s1037" type="#_x0000_t202" style="position:absolute;left:0;text-align:left;margin-left:397.5pt;margin-top:189.35pt;width:43.55pt;height:30.15pt;z-index:251801600;visibility:visible;mso-wrap-style:square;mso-width-percent:0;mso-height-percent:0;mso-wrap-distance-left:9pt;mso-wrap-distance-top:0;mso-wrap-distance-right:9pt;mso-wrap-distance-bottom:0;mso-position-horizontal:absolute;mso-position-horizontal-relative:text;mso-position-vertical:absolute;mso-position-vertical-relative:text;mso-width-percent:0;mso-height-percent:0;mso-width-relative:margin;mso-height-relative:margin;v-text-anchor:top" o:gfxdata="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" filled="f" stroked="f" strokeweight=".5pt">
                 <v:textbox>
                   <w:txbxContent>
                     <w:p>
@@ -6832,7 +6127,7 @@
           </mc:Choice>
           <mc:Fallback>
             <w:pict>
-              <v:shape w14:anchorId="390BE345" id="テキスト ボックス 1468467339" o:spid="_x0000_s1041" type="#_x0000_t202" style="position:absolute;left:0;text-align:left;margin-left:394.55pt;margin-top:5.7pt;width:43.55pt;height:30.15pt;z-index:251781120;visibility:visible;mso-wrap-style:square;mso-width-percent:0;mso-height-percent:0;mso-wrap-distance-left:9pt;mso-wrap-distance-top:0;mso-wrap-distance-right:9pt;mso-wrap-distance-bottom:0;mso-position-horizontal:absolute;mso-position-horizontal-relative:text;mso-position-vertical:absolute;mso-position-vertical-relative:text;mso-width-percent:0;mso-height-percent:0;mso-width-relative:margin;mso-height-relative:margin;v-text-anchor:top" o:gfxdata="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" filled="f" stroked="f" strokeweight=".5pt">
+              <v:shape w14:anchorId="390BE345" id="テキスト ボックス 1468467339" o:spid="_x0000_s1038" type="#_x0000_t202" style="position:absolute;left:0;text-align:left;margin-left:394.55pt;margin-top:5.7pt;width:43.55pt;height:30.15pt;z-index:251781120;visibility:visible;mso-wrap-style:square;mso-width-percent:0;mso-height-percent:0;mso-wrap-distance-left:9pt;mso-wrap-distance-top:0;mso-wrap-distance-right:9pt;mso-wrap-distance-bottom:0;mso-position-horizontal:absolute;mso-position-horizontal-relative:text;mso-position-vertical:absolute;mso-position-vertical-relative:text;mso-width-percent:0;mso-height-percent:0;mso-width-relative:margin;mso-height-relative:margin;v-text-anchor:top" o:gfxdata="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" filled="f" stroked="f" strokeweight=".5pt">
                 <v:textbox>
                   <w:txbxContent>
                     <w:p>
@@ -6954,7 +6249,7 @@
                     <pic:cNvPicPr/>
                   </pic:nvPicPr>
                   <pic:blipFill rotWithShape="1">
-                    <a:blip r:embed="rId10"/>
+                    <a:blip r:embed="rId11"/>
                     <a:srcRect r="886" b="2266"/>
                     <a:stretch>
                       <a:fillRect/>
@@ -12578,7 +11873,7 @@
                     <pic:cNvPicPr/>
                   </pic:nvPicPr>
                   <pic:blipFill rotWithShape="1">
-                    <a:blip r:embed="rId11"/>
+                    <a:blip r:embed="rId12"/>
                     <a:srcRect b="37662"/>
                     <a:stretch>
                       <a:fillRect/>
@@ -12728,7 +12023,7 @@
                     <pic:cNvPicPr/>
                   </pic:nvPicPr>
                   <pic:blipFill rotWithShape="1">
-                    <a:blip r:embed="rId12"/>
+                    <a:blip r:embed="rId13"/>
                     <a:srcRect b="35262"/>
                     <a:stretch>
                       <a:fillRect/>
@@ -13170,7 +12465,7 @@
                   <v:h position="#0,#1"/>
                 </v:handles>
               </v:shapetype>
-              <v:shape id="四角形吹き出し 8" o:spid="_x0000_s1042" type="#_x0000_t61" style="position:absolute;left:0;text-align:left;margin-left:316.55pt;margin-top:216.1pt;width:194.8pt;height:38.1pt;z-index:251698176;visibility:visible;mso-wrap-style:square;mso-width-percent:0;mso-height-percent:0;mso-wrap-distance-left:9pt;mso-wrap-distance-top:0;mso-wrap-distance-right:9pt;mso-wrap-distance-bottom:0;mso-position-horizontal:absolute;mso-position-horizontal-relative:text;mso-position-vertical:absolute;mso-position-vertical-relative:text;mso-width-percent:0;mso-height-percent:0;mso-width-relative:margin;mso-height-relative:margin;v-text-anchor:middle" o:gfxdata="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" adj="12869,-10739" fillcolor="white [3212]" strokecolor="red" strokeweight="1pt">
+              <v:shape id="四角形吹き出し 8" o:spid="_x0000_s1039" type="#_x0000_t61" style="position:absolute;left:0;text-align:left;margin-left:316.55pt;margin-top:216.1pt;width:194.8pt;height:38.1pt;z-index:251698176;visibility:visible;mso-wrap-style:square;mso-width-percent:0;mso-height-percent:0;mso-wrap-distance-left:9pt;mso-wrap-distance-top:0;mso-wrap-distance-right:9pt;mso-wrap-distance-bottom:0;mso-position-horizontal:absolute;mso-position-horizontal-relative:text;mso-position-vertical:absolute;mso-position-vertical-relative:text;mso-width-percent:0;mso-height-percent:0;mso-width-relative:margin;mso-height-relative:margin;v-text-anchor:middle" o:gfxdata="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" adj="12869,-10739" fillcolor="white [3212]" strokecolor="red" strokeweight="1pt">
                 <v:textbox>
                   <w:txbxContent>
                     <w:p>
@@ -13887,7 +13182,7 @@
           </mc:Choice>
           <mc:Fallback>
             <w:pict>
-              <v:shape w14:anchorId="0C86274A" id="テキスト ボックス 365489253" o:spid="_x0000_s1043" type="#_x0000_t202" style="position:absolute;left:0;text-align:left;margin-left:120.65pt;margin-top:29.5pt;width:43.5pt;height:30.1pt;z-index:251699200;visibility:visible;mso-wrap-style:square;mso-width-percent:0;mso-height-percent:0;mso-wrap-distance-left:9pt;mso-wrap-distance-top:0;mso-wrap-distance-right:9pt;mso-wrap-distance-bottom:0;mso-position-horizontal:absolute;mso-position-horizontal-relative:text;mso-position-vertical:absolute;mso-position-vertical-relative:text;mso-width-percent:0;mso-height-percent:0;mso-width-relative:margin;mso-height-relative:margin;v-text-anchor:top" o:gfxdata="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" filled="f" stroked="f" strokeweight=".5pt">
+              <v:shape w14:anchorId="0C86274A" id="テキスト ボックス 365489253" o:spid="_x0000_s1040" type="#_x0000_t202" style="position:absolute;left:0;text-align:left;margin-left:120.65pt;margin-top:29.5pt;width:43.5pt;height:30.1pt;z-index:251699200;visibility:visible;mso-wrap-style:square;mso-width-percent:0;mso-height-percent:0;mso-wrap-distance-left:9pt;mso-wrap-distance-top:0;mso-wrap-distance-right:9pt;mso-wrap-distance-bottom:0;mso-position-horizontal:absolute;mso-position-horizontal-relative:text;mso-position-vertical:absolute;mso-position-vertical-relative:text;mso-width-percent:0;mso-height-percent:0;mso-width-relative:margin;mso-height-relative:margin;v-text-anchor:top" o:gfxdata="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" filled="f" stroked="f" strokeweight=".5pt">
                 <v:textbox>
                   <w:txbxContent>
                     <w:p>
@@ -13993,7 +13288,7 @@
           </mc:Choice>
           <mc:Fallback>
             <w:pict>
-              <v:shape w14:anchorId="72CC683F" id="テキスト ボックス 684957169" o:spid="_x0000_s1044" type="#_x0000_t202" style="position:absolute;left:0;text-align:left;margin-left:41.9pt;margin-top:72.35pt;width:43.5pt;height:30.1pt;z-index:251702272;visibility:visible;mso-wrap-style:square;mso-width-percent:0;mso-height-percent:0;mso-wrap-distance-left:9pt;mso-wrap-distance-top:0;mso-wrap-distance-right:9pt;mso-wrap-distance-bottom:0;mso-position-horizontal:absolute;mso-position-horizontal-relative:text;mso-position-vertical:absolute;mso-position-vertical-relative:text;mso-width-percent:0;mso-height-percent:0;mso-width-relative:margin;mso-height-relative:margin;v-text-anchor:top" o:gfxdata="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" filled="f" stroked="f" strokeweight=".5pt">
+              <v:shape w14:anchorId="72CC683F" id="テキスト ボックス 684957169" o:spid="_x0000_s1041" type="#_x0000_t202" style="position:absolute;left:0;text-align:left;margin-left:41.9pt;margin-top:72.35pt;width:43.5pt;height:30.1pt;z-index:251702272;visibility:visible;mso-wrap-style:square;mso-width-percent:0;mso-height-percent:0;mso-wrap-distance-left:9pt;mso-wrap-distance-top:0;mso-wrap-distance-right:9pt;mso-wrap-distance-bottom:0;mso-position-horizontal:absolute;mso-position-horizontal-relative:text;mso-position-vertical:absolute;mso-position-vertical-relative:text;mso-width-percent:0;mso-height-percent:0;mso-width-relative:margin;mso-height-relative:margin;v-text-anchor:top" o:gfxdata="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" filled="f" stroked="f" strokeweight=".5pt">
                 <v:textbox>
                   <w:txbxContent>
                     <w:p>
@@ -14099,7 +13394,7 @@
           </mc:Choice>
           <mc:Fallback>
             <w:pict>
-              <v:shape w14:anchorId="6AC17369" id="テキスト ボックス 1945805593" o:spid="_x0000_s1045" type="#_x0000_t202" style="position:absolute;left:0;text-align:left;margin-left:435.75pt;margin-top:23.95pt;width:43.5pt;height:30.1pt;z-index:251703296;visibility:visible;mso-wrap-style:square;mso-width-percent:0;mso-height-percent:0;mso-wrap-distance-left:9pt;mso-wrap-distance-top:0;mso-wrap-distance-right:9pt;mso-wrap-distance-bottom:0;mso-position-horizontal:absolute;mso-position-horizontal-relative:text;mso-position-vertical:absolute;mso-position-vertical-relative:text;mso-width-percent:0;mso-height-percent:0;mso-width-relative:margin;mso-height-relative:margin;v-text-anchor:top" o:gfxdata="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" filled="f" stroked="f" strokeweight=".5pt">
+              <v:shape w14:anchorId="6AC17369" id="テキスト ボックス 1945805593" o:spid="_x0000_s1042" type="#_x0000_t202" style="position:absolute;left:0;text-align:left;margin-left:435.75pt;margin-top:23.95pt;width:43.5pt;height:30.1pt;z-index:251703296;visibility:visible;mso-wrap-style:square;mso-width-percent:0;mso-height-percent:0;mso-wrap-distance-left:9pt;mso-wrap-distance-top:0;mso-wrap-distance-right:9pt;mso-wrap-distance-bottom:0;mso-position-horizontal:absolute;mso-position-horizontal-relative:text;mso-position-vertical:absolute;mso-position-vertical-relative:text;mso-width-percent:0;mso-height-percent:0;mso-width-relative:margin;mso-height-relative:margin;v-text-anchor:top" o:gfxdata="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" filled="f" stroked="f" strokeweight=".5pt">
                 <v:textbox>
                   <w:txbxContent>
                     <w:p>
@@ -14205,7 +13500,7 @@
           </mc:Choice>
           <mc:Fallback>
             <w:pict>
-              <v:shape w14:anchorId="260983DD" id="テキスト ボックス 61499579" o:spid="_x0000_s1046" type="#_x0000_t202" style="position:absolute;left:0;text-align:left;margin-left:479.35pt;margin-top:55.95pt;width:43.5pt;height:30.1pt;z-index:251705344;visibility:visible;mso-wrap-style:square;mso-width-percent:0;mso-height-percent:0;mso-wrap-distance-left:9pt;mso-wrap-distance-top:0;mso-wrap-distance-right:9pt;mso-wrap-distance-bottom:0;mso-position-horizontal:absolute;mso-position-horizontal-relative:text;mso-position-vertical:absolute;mso-position-vertical-relative:text;mso-width-percent:0;mso-height-percent:0;mso-width-relative:margin;mso-height-relative:margin;v-text-anchor:top" o:gfxdata="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" filled="f" stroked="f" strokeweight=".5pt">
+              <v:shape w14:anchorId="260983DD" id="テキスト ボックス 61499579" o:spid="_x0000_s1043" type="#_x0000_t202" style="position:absolute;left:0;text-align:left;margin-left:479.35pt;margin-top:55.95pt;width:43.5pt;height:30.1pt;z-index:251705344;visibility:visible;mso-wrap-style:square;mso-width-percent:0;mso-height-percent:0;mso-wrap-distance-left:9pt;mso-wrap-distance-top:0;mso-wrap-distance-right:9pt;mso-wrap-distance-bottom:0;mso-position-horizontal:absolute;mso-position-horizontal-relative:text;mso-position-vertical:absolute;mso-position-vertical-relative:text;mso-width-percent:0;mso-height-percent:0;mso-width-relative:margin;mso-height-relative:margin;v-text-anchor:top" o:gfxdata="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" filled="f" stroked="f" strokeweight=".5pt">
                 <v:textbox>
                   <w:txbxContent>
                     <w:p>
@@ -14311,7 +13606,7 @@
           </mc:Choice>
           <mc:Fallback>
             <w:pict>
-              <v:shape w14:anchorId="6B7C0A8C" id="テキスト ボックス 1890198791" o:spid="_x0000_s1047" type="#_x0000_t202" style="position:absolute;left:0;text-align:left;margin-left:42.75pt;margin-top:104.7pt;width:43.5pt;height:30.1pt;z-index:251708416;visibility:visible;mso-wrap-style:square;mso-width-percent:0;mso-height-percent:0;mso-wrap-distance-left:9pt;mso-wrap-distance-top:0;mso-wrap-distance-right:9pt;mso-wrap-distance-bottom:0;mso-position-horizontal:absolute;mso-position-horizontal-relative:text;mso-position-vertical:absolute;mso-position-vertical-relative:text;mso-width-percent:0;mso-height-percent:0;mso-width-relative:margin;mso-height-relative:margin;v-text-anchor:top" o:gfxdata="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" filled="f" stroked="f" strokeweight=".5pt">
+              <v:shape w14:anchorId="6B7C0A8C" id="テキスト ボックス 1890198791" o:spid="_x0000_s1044" type="#_x0000_t202" style="position:absolute;left:0;text-align:left;margin-left:42.75pt;margin-top:104.7pt;width:43.5pt;height:30.1pt;z-index:251708416;visibility:visible;mso-wrap-style:square;mso-width-percent:0;mso-height-percent:0;mso-wrap-distance-left:9pt;mso-wrap-distance-top:0;mso-wrap-distance-right:9pt;mso-wrap-distance-bottom:0;mso-position-horizontal:absolute;mso-position-horizontal-relative:text;mso-position-vertical:absolute;mso-position-vertical-relative:text;mso-width-percent:0;mso-height-percent:0;mso-width-relative:margin;mso-height-relative:margin;v-text-anchor:top" o:gfxdata="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" filled="f" stroked="f" strokeweight=".5pt">
                 <v:textbox>
                   <w:txbxContent>
                     <w:p>
@@ -14417,7 +13712,7 @@
           </mc:Choice>
           <mc:Fallback>
             <w:pict>
-              <v:shape w14:anchorId="6E416E36" id="テキスト ボックス 1234308" o:spid="_x0000_s1048" type="#_x0000_t202" style="position:absolute;left:0;text-align:left;margin-left:475.5pt;margin-top:93.6pt;width:43.5pt;height:30.1pt;z-index:251710464;visibility:visible;mso-wrap-style:square;mso-width-percent:0;mso-height-percent:0;mso-wrap-distance-left:9pt;mso-wrap-distance-top:0;mso-wrap-distance-right:9pt;mso-wrap-distance-bottom:0;mso-position-horizontal:absolute;mso-position-horizontal-relative:text;mso-position-vertical:absolute;mso-position-vertical-relative:text;mso-width-percent:0;mso-height-percent:0;mso-width-relative:margin;mso-height-relative:margin;v-text-anchor:top" o:gfxdata="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" filled="f" stroked="f" strokeweight=".5pt">
+              <v:shape w14:anchorId="6E416E36" id="テキスト ボックス 1234308" o:spid="_x0000_s1045" type="#_x0000_t202" style="position:absolute;left:0;text-align:left;margin-left:475.5pt;margin-top:93.6pt;width:43.5pt;height:30.1pt;z-index:251710464;visibility:visible;mso-wrap-style:square;mso-width-percent:0;mso-height-percent:0;mso-wrap-distance-left:9pt;mso-wrap-distance-top:0;mso-wrap-distance-right:9pt;mso-wrap-distance-bottom:0;mso-position-horizontal:absolute;mso-position-horizontal-relative:text;mso-position-vertical:absolute;mso-position-vertical-relative:text;mso-width-percent:0;mso-height-percent:0;mso-width-relative:margin;mso-height-relative:margin;v-text-anchor:top" o:gfxdata="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" filled="f" stroked="f" strokeweight=".5pt">
                 <v:textbox>
                   <w:txbxContent>
                     <w:p>
@@ -14523,7 +13818,7 @@
           </mc:Choice>
           <mc:Fallback>
             <w:pict>
-              <v:shape w14:anchorId="02B5BB8F" id="テキスト ボックス 198902269" o:spid="_x0000_s1049" type="#_x0000_t202" style="position:absolute;left:0;text-align:left;margin-left:116.9pt;margin-top:168.1pt;width:43.5pt;height:30.1pt;z-index:251711488;visibility:visible;mso-wrap-style:square;mso-width-percent:0;mso-height-percent:0;mso-wrap-distance-left:9pt;mso-wrap-distance-top:0;mso-wrap-distance-right:9pt;mso-wrap-distance-bottom:0;mso-position-horizontal:absolute;mso-position-horizontal-relative:text;mso-position-vertical:absolute;mso-position-vertical-relative:text;mso-width-percent:0;mso-height-percent:0;mso-width-relative:margin;mso-height-relative:margin;v-text-anchor:top" o:gfxdata="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" filled="f" stroked="f" strokeweight=".5pt">
+              <v:shape w14:anchorId="02B5BB8F" id="テキスト ボックス 198902269" o:spid="_x0000_s1046" type="#_x0000_t202" style="position:absolute;left:0;text-align:left;margin-left:116.9pt;margin-top:168.1pt;width:43.5pt;height:30.1pt;z-index:251711488;visibility:visible;mso-wrap-style:square;mso-width-percent:0;mso-height-percent:0;mso-wrap-distance-left:9pt;mso-wrap-distance-top:0;mso-wrap-distance-right:9pt;mso-wrap-distance-bottom:0;mso-position-horizontal:absolute;mso-position-horizontal-relative:text;mso-position-vertical:absolute;mso-position-vertical-relative:text;mso-width-percent:0;mso-height-percent:0;mso-width-relative:margin;mso-height-relative:margin;v-text-anchor:top" o:gfxdata="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" filled="f" stroked="f" strokeweight=".5pt">
                 <v:textbox>
                   <w:txbxContent>
                     <w:p>
@@ -14629,7 +13924,7 @@
           </mc:Choice>
           <mc:Fallback>
             <w:pict>
-              <v:shape w14:anchorId="562B2E29" id="テキスト ボックス 1245395364" o:spid="_x0000_s1050" type="#_x0000_t202" style="position:absolute;left:0;text-align:left;margin-left:116.65pt;margin-top:195.3pt;width:43.5pt;height:30.1pt;z-index:251714560;visibility:visible;mso-wrap-style:square;mso-width-percent:0;mso-height-percent:0;mso-wrap-distance-left:9pt;mso-wrap-distance-top:0;mso-wrap-distance-right:9pt;mso-wrap-distance-bottom:0;mso-position-horizontal:absolute;mso-position-horizontal-relative:text;mso-position-vertical:absolute;mso-position-vertical-relative:text;mso-width-percent:0;mso-height-percent:0;mso-width-relative:margin;mso-height-relative:margin;v-text-anchor:top" o:gfxdata="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" filled="f" stroked="f" strokeweight=".5pt">
+              <v:shape w14:anchorId="562B2E29" id="テキスト ボックス 1245395364" o:spid="_x0000_s1047" type="#_x0000_t202" style="position:absolute;left:0;text-align:left;margin-left:116.65pt;margin-top:195.3pt;width:43.5pt;height:30.1pt;z-index:251714560;visibility:visible;mso-wrap-style:square;mso-width-percent:0;mso-height-percent:0;mso-wrap-distance-left:9pt;mso-wrap-distance-top:0;mso-wrap-distance-right:9pt;mso-wrap-distance-bottom:0;mso-position-horizontal:absolute;mso-position-horizontal-relative:text;mso-position-vertical:absolute;mso-position-vertical-relative:text;mso-width-percent:0;mso-height-percent:0;mso-width-relative:margin;mso-height-relative:margin;v-text-anchor:top" o:gfxdata="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" filled="f" stroked="f" strokeweight=".5pt">
                 <v:textbox>
                   <w:txbxContent>
                     <w:p>
@@ -14676,7 +13971,7 @@
                     <pic:cNvPicPr/>
                   </pic:nvPicPr>
                   <pic:blipFill>
-                    <a:blip r:embed="rId13">
+                    <a:blip r:embed="rId14">
                       <a:extLst>
                         <a:ext uri="{28A0092B-C50C-407E-A947-70E740481C1C}">
                           <a14:useLocalDpi xmlns:a14="http://schemas.microsoft.com/office/drawing/2010/main" val="0"/>
@@ -18450,7 +17745,7 @@
                     <pic:cNvPicPr/>
                   </pic:nvPicPr>
                   <pic:blipFill>
-                    <a:blip r:embed="rId14">
+                    <a:blip r:embed="rId15">
                       <a:extLst>
                         <a:ext uri="{28A0092B-C50C-407E-A947-70E740481C1C}">
                           <a14:useLocalDpi xmlns:a14="http://schemas.microsoft.com/office/drawing/2010/main" val="0"/>
@@ -19012,7 +18307,7 @@
                     <pic:cNvPicPr/>
                   </pic:nvPicPr>
                   <pic:blipFill>
-                    <a:blip r:embed="rId15"/>
+                    <a:blip r:embed="rId16"/>
                     <a:stretch>
                       <a:fillRect/>
                     </a:stretch>
@@ -19130,7 +18425,7 @@
                     <pic:cNvPicPr/>
                   </pic:nvPicPr>
                   <pic:blipFill>
-                    <a:blip r:embed="rId16">
+                    <a:blip r:embed="rId17">
                       <a:extLst>
                         <a:ext uri="{28A0092B-C50C-407E-A947-70E740481C1C}">
                           <a14:useLocalDpi xmlns:a14="http://schemas.microsoft.com/office/drawing/2010/main" val="0"/>
@@ -19359,7 +18654,7 @@
           </mc:Choice>
           <mc:Fallback>
             <w:pict>
-              <v:shape w14:anchorId="4B08C2AB" id="_x0000_s1051" type="#_x0000_t61" style="position:absolute;left:0;text-align:left;margin-left:133.25pt;margin-top:203.35pt;width:184.45pt;height:28.15pt;z-index:251758592;visibility:visible;mso-wrap-style:square;mso-width-percent:0;mso-height-percent:0;mso-wrap-distance-left:9pt;mso-wrap-distance-top:0;mso-wrap-distance-right:9pt;mso-wrap-distance-bottom:0;mso-position-horizontal:right;mso-position-horizontal-relative:margin;mso-position-vertical:absolute;mso-position-vertical-relative:text;mso-width-percent:0;mso-height-percent:0;mso-width-relative:margin;mso-height-relative:margin;v-text-anchor:middle" o:gfxdata="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" adj="12869,-10739" fillcolor="white [3212]" strokecolor="red" strokeweight="1pt">
+              <v:shape w14:anchorId="4B08C2AB" id="_x0000_s1048" type="#_x0000_t61" style="position:absolute;left:0;text-align:left;margin-left:133.25pt;margin-top:203.35pt;width:184.45pt;height:28.15pt;z-index:251758592;visibility:visible;mso-wrap-style:square;mso-width-percent:0;mso-height-percent:0;mso-wrap-distance-left:9pt;mso-wrap-distance-top:0;mso-wrap-distance-right:9pt;mso-wrap-distance-bottom:0;mso-position-horizontal:right;mso-position-horizontal-relative:margin;mso-position-vertical:absolute;mso-position-vertical-relative:text;mso-width-percent:0;mso-height-percent:0;mso-width-relative:margin;mso-height-relative:margin;v-text-anchor:middle" o:gfxdata="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" adj="12869,-10739" fillcolor="white [3212]" strokecolor="red" strokeweight="1pt">
                 <v:textbox>
                   <w:txbxContent>
                     <w:p>
@@ -19477,7 +18772,7 @@
           </mc:Choice>
           <mc:Fallback>
             <w:pict>
-              <v:shape w14:anchorId="4B2E6D34" id="テキスト ボックス 1360033261" o:spid="_x0000_s1052" type="#_x0000_t202" style="position:absolute;left:0;text-align:left;margin-left:424.85pt;margin-top:164.2pt;width:43.5pt;height:30.1pt;z-index:251756544;visibility:visible;mso-wrap-style:square;mso-width-percent:0;mso-height-percent:0;mso-wrap-distance-left:9pt;mso-wrap-distance-top:0;mso-wrap-distance-right:9pt;mso-wrap-distance-bottom:0;mso-position-horizontal:absolute;mso-position-horizontal-relative:text;mso-position-vertical:absolute;mso-position-vertical-relative:text;mso-width-percent:0;mso-height-percent:0;mso-width-relative:margin;mso-height-relative:margin;v-text-anchor:top" o:gfxdata="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" filled="f" stroked="f" strokeweight=".5pt">
+              <v:shape w14:anchorId="4B2E6D34" id="テキスト ボックス 1360033261" o:spid="_x0000_s1049" type="#_x0000_t202" style="position:absolute;left:0;text-align:left;margin-left:424.85pt;margin-top:164.2pt;width:43.5pt;height:30.1pt;z-index:251756544;visibility:visible;mso-wrap-style:square;mso-width-percent:0;mso-height-percent:0;mso-wrap-distance-left:9pt;mso-wrap-distance-top:0;mso-wrap-distance-right:9pt;mso-wrap-distance-bottom:0;mso-position-horizontal:absolute;mso-position-horizontal-relative:text;mso-position-vertical:absolute;mso-position-vertical-relative:text;mso-width-percent:0;mso-height-percent:0;mso-width-relative:margin;mso-height-relative:margin;v-text-anchor:top" o:gfxdata="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" filled="f" stroked="f" strokeweight=".5pt">
                 <v:textbox>
                   <w:txbxContent>
                     <w:p>
@@ -19658,7 +18953,7 @@
           </mc:Choice>
           <mc:Fallback>
             <w:pict>
-              <v:shape w14:anchorId="557022B6" id="テキスト ボックス 812222153" o:spid="_x0000_s1053" type="#_x0000_t202" style="position:absolute;left:0;text-align:left;margin-left:425.95pt;margin-top:148.15pt;width:43.5pt;height:30.1pt;z-index:251753472;visibility:visible;mso-wrap-style:square;mso-width-percent:0;mso-height-percent:0;mso-wrap-distance-left:9pt;mso-wrap-distance-top:0;mso-wrap-distance-right:9pt;mso-wrap-distance-bottom:0;mso-position-horizontal:absolute;mso-position-horizontal-relative:text;mso-position-vertical:absolute;mso-position-vertical-relative:text;mso-width-percent:0;mso-height-percent:0;mso-width-relative:margin;mso-height-relative:margin;v-text-anchor:top" o:gfxdata="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" filled="f" stroked="f" strokeweight=".5pt">
+              <v:shape w14:anchorId="557022B6" id="テキスト ボックス 812222153" o:spid="_x0000_s1050" type="#_x0000_t202" style="position:absolute;left:0;text-align:left;margin-left:425.95pt;margin-top:148.15pt;width:43.5pt;height:30.1pt;z-index:251753472;visibility:visible;mso-wrap-style:square;mso-width-percent:0;mso-height-percent:0;mso-wrap-distance-left:9pt;mso-wrap-distance-top:0;mso-wrap-distance-right:9pt;mso-wrap-distance-bottom:0;mso-position-horizontal:absolute;mso-position-horizontal-relative:text;mso-position-vertical:absolute;mso-position-vertical-relative:text;mso-width-percent:0;mso-height-percent:0;mso-width-relative:margin;mso-height-relative:margin;v-text-anchor:top" o:gfxdata="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" filled="f" stroked="f" strokeweight=".5pt">
                 <v:textbox>
                   <w:txbxContent>
                     <w:p>
@@ -19839,7 +19134,7 @@
           </mc:Choice>
           <mc:Fallback>
             <w:pict>
-              <v:shape w14:anchorId="54D6301E" id="テキスト ボックス 35028200" o:spid="_x0000_s1054" type="#_x0000_t202" style="position:absolute;left:0;text-align:left;margin-left:424.85pt;margin-top:131.05pt;width:43.5pt;height:30.1pt;z-index:251750400;visibility:visible;mso-wrap-style:square;mso-width-percent:0;mso-height-percent:0;mso-wrap-distance-left:9pt;mso-wrap-distance-top:0;mso-wrap-distance-right:9pt;mso-wrap-distance-bottom:0;mso-position-horizontal:absolute;mso-position-horizontal-relative:text;mso-position-vertical:absolute;mso-position-vertical-relative:text;mso-width-percent:0;mso-height-percent:0;mso-width-relative:margin;mso-height-relative:margin;v-text-anchor:top" o:gfxdata="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" filled="f" stroked="f" strokeweight=".5pt">
+              <v:shape w14:anchorId="54D6301E" id="テキスト ボックス 35028200" o:spid="_x0000_s1051" type="#_x0000_t202" style="position:absolute;left:0;text-align:left;margin-left:424.85pt;margin-top:131.05pt;width:43.5pt;height:30.1pt;z-index:251750400;visibility:visible;mso-wrap-style:square;mso-width-percent:0;mso-height-percent:0;mso-wrap-distance-left:9pt;mso-wrap-distance-top:0;mso-wrap-distance-right:9pt;mso-wrap-distance-bottom:0;mso-position-horizontal:absolute;mso-position-horizontal-relative:text;mso-position-vertical:absolute;mso-position-vertical-relative:text;mso-width-percent:0;mso-height-percent:0;mso-width-relative:margin;mso-height-relative:margin;v-text-anchor:top" o:gfxdata="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" filled="f" stroked="f" strokeweight=".5pt">
                 <v:textbox>
                   <w:txbxContent>
                     <w:p>
@@ -20020,7 +19315,7 @@
           </mc:Choice>
           <mc:Fallback>
             <w:pict>
-              <v:shape w14:anchorId="230FCB10" id="テキスト ボックス 1541460559" o:spid="_x0000_s1055" type="#_x0000_t202" style="position:absolute;left:0;text-align:left;margin-left:426.5pt;margin-top:102.25pt;width:43.5pt;height:30.1pt;z-index:251747328;visibility:visible;mso-wrap-style:square;mso-width-percent:0;mso-height-percent:0;mso-wrap-distance-left:9pt;mso-wrap-distance-top:0;mso-wrap-distance-right:9pt;mso-wrap-distance-bottom:0;mso-position-horizontal:absolute;mso-position-horizontal-relative:text;mso-position-vertical:absolute;mso-position-vertical-relative:text;mso-width-percent:0;mso-height-percent:0;mso-width-relative:margin;mso-height-relative:margin;v-text-anchor:top" o:gfxdata="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" filled="f" stroked="f" strokeweight=".5pt">
+              <v:shape w14:anchorId="230FCB10" id="テキスト ボックス 1541460559" o:spid="_x0000_s1052" type="#_x0000_t202" style="position:absolute;left:0;text-align:left;margin-left:426.5pt;margin-top:102.25pt;width:43.5pt;height:30.1pt;z-index:251747328;visibility:visible;mso-wrap-style:square;mso-width-percent:0;mso-height-percent:0;mso-wrap-distance-left:9pt;mso-wrap-distance-top:0;mso-wrap-distance-right:9pt;mso-wrap-distance-bottom:0;mso-position-horizontal:absolute;mso-position-horizontal-relative:text;mso-position-vertical:absolute;mso-position-vertical-relative:text;mso-width-percent:0;mso-height-percent:0;mso-width-relative:margin;mso-height-relative:margin;v-text-anchor:top" o:gfxdata="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" filled="f" stroked="f" strokeweight=".5pt">
                 <v:textbox>
                   <w:txbxContent>
                     <w:p>
@@ -20276,7 +19571,7 @@
           </mc:Choice>
           <mc:Fallback>
             <w:pict>
-              <v:shape w14:anchorId="7490224C" id="テキスト ボックス 340407559" o:spid="_x0000_s1056" type="#_x0000_t202" style="position:absolute;left:0;text-align:left;margin-left:425.15pt;margin-top:76.05pt;width:43.55pt;height:30.15pt;z-index:251744256;visibility:visible;mso-wrap-style:square;mso-width-percent:0;mso-height-percent:0;mso-wrap-distance-left:9pt;mso-wrap-distance-top:0;mso-wrap-distance-right:9pt;mso-wrap-distance-bottom:0;mso-position-horizontal:absolute;mso-position-horizontal-relative:text;mso-position-vertical:absolute;mso-position-vertical-relative:text;mso-width-percent:0;mso-height-percent:0;mso-width-relative:margin;mso-height-relative:margin;v-text-anchor:top" o:gfxdata="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" filled="f" stroked="f" strokeweight=".5pt">
+              <v:shape w14:anchorId="7490224C" id="テキスト ボックス 340407559" o:spid="_x0000_s1053" type="#_x0000_t202" style="position:absolute;left:0;text-align:left;margin-left:425.15pt;margin-top:76.05pt;width:43.55pt;height:30.15pt;z-index:251744256;visibility:visible;mso-wrap-style:square;mso-width-percent:0;mso-height-percent:0;mso-wrap-distance-left:9pt;mso-wrap-distance-top:0;mso-wrap-distance-right:9pt;mso-wrap-distance-bottom:0;mso-position-horizontal:absolute;mso-position-horizontal-relative:text;mso-position-vertical:absolute;mso-position-vertical-relative:text;mso-width-percent:0;mso-height-percent:0;mso-width-relative:margin;mso-height-relative:margin;v-text-anchor:top" o:gfxdata="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" filled="f" stroked="f" strokeweight=".5pt">
                 <v:textbox>
                   <w:txbxContent>
                     <w:p>
@@ -20382,7 +19677,7 @@
           </mc:Choice>
           <mc:Fallback>
             <w:pict>
-              <v:shape w14:anchorId="0CF1A648" id="テキスト ボックス 1577740480" o:spid="_x0000_s1057" type="#_x0000_t202" style="position:absolute;left:0;text-align:left;margin-left:118.1pt;margin-top:45.95pt;width:43.5pt;height:30.1pt;z-index:251727872;visibility:visible;mso-wrap-style:square;mso-width-percent:0;mso-height-percent:0;mso-wrap-distance-left:9pt;mso-wrap-distance-top:0;mso-wrap-distance-right:9pt;mso-wrap-distance-bottom:0;mso-position-horizontal:absolute;mso-position-horizontal-relative:text;mso-position-vertical:absolute;mso-position-vertical-relative:text;mso-width-percent:0;mso-height-percent:0;mso-width-relative:margin;mso-height-relative:margin;v-text-anchor:top" o:gfxdata="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" filled="f" stroked="f" strokeweight=".5pt">
+              <v:shape w14:anchorId="0CF1A648" id="テキスト ボックス 1577740480" o:spid="_x0000_s1054" type="#_x0000_t202" style="position:absolute;left:0;text-align:left;margin-left:118.1pt;margin-top:45.95pt;width:43.5pt;height:30.1pt;z-index:251727872;visibility:visible;mso-wrap-style:square;mso-width-percent:0;mso-height-percent:0;mso-wrap-distance-left:9pt;mso-wrap-distance-top:0;mso-wrap-distance-right:9pt;mso-wrap-distance-bottom:0;mso-position-horizontal:absolute;mso-position-horizontal-relative:text;mso-position-vertical:absolute;mso-position-vertical-relative:text;mso-width-percent:0;mso-height-percent:0;mso-width-relative:margin;mso-height-relative:margin;v-text-anchor:top" o:gfxdata="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" filled="f" stroked="f" strokeweight=".5pt">
                 <v:textbox>
                   <w:txbxContent>
                     <w:p>
@@ -20563,7 +19858,7 @@
           </mc:Choice>
           <mc:Fallback>
             <w:pict>
-              <v:shape w14:anchorId="279F3BF0" id="テキスト ボックス 1236397301" o:spid="_x0000_s1058" type="#_x0000_t202" style="position:absolute;left:0;text-align:left;margin-left:118.3pt;margin-top:91.9pt;width:43.5pt;height:30.1pt;z-index:251730944;visibility:visible;mso-wrap-style:square;mso-width-percent:0;mso-height-percent:0;mso-wrap-distance-left:9pt;mso-wrap-distance-top:0;mso-wrap-distance-right:9pt;mso-wrap-distance-bottom:0;mso-position-horizontal:absolute;mso-position-horizontal-relative:text;mso-position-vertical:absolute;mso-position-vertical-relative:text;mso-width-percent:0;mso-height-percent:0;mso-width-relative:margin;mso-height-relative:margin;v-text-anchor:top" o:gfxdata="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" filled="f" stroked="f" strokeweight=".5pt">
+              <v:shape w14:anchorId="279F3BF0" id="テキスト ボックス 1236397301" o:spid="_x0000_s1055" type="#_x0000_t202" style="position:absolute;left:0;text-align:left;margin-left:118.3pt;margin-top:91.9pt;width:43.5pt;height:30.1pt;z-index:251730944;visibility:visible;mso-wrap-style:square;mso-width-percent:0;mso-height-percent:0;mso-wrap-distance-left:9pt;mso-wrap-distance-top:0;mso-wrap-distance-right:9pt;mso-wrap-distance-bottom:0;mso-position-horizontal:absolute;mso-position-horizontal-relative:text;mso-position-vertical:absolute;mso-position-vertical-relative:text;mso-width-percent:0;mso-height-percent:0;mso-width-relative:margin;mso-height-relative:margin;v-text-anchor:top" o:gfxdata="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" filled="f" stroked="f" strokeweight=".5pt">
                 <v:textbox>
                   <w:txbxContent>
                     <w:p>
@@ -20819,7 +20114,7 @@
           </mc:Choice>
           <mc:Fallback>
             <w:pict>
-              <v:shape w14:anchorId="09A87E69" id="テキスト ボックス 89592221" o:spid="_x0000_s1059" type="#_x0000_t202" style="position:absolute;left:0;text-align:left;margin-left:118.35pt;margin-top:122pt;width:43.5pt;height:30.1pt;z-index:251734016;visibility:visible;mso-wrap-style:square;mso-width-percent:0;mso-height-percent:0;mso-wrap-distance-left:9pt;mso-wrap-distance-top:0;mso-wrap-distance-right:9pt;mso-wrap-distance-bottom:0;mso-position-horizontal:absolute;mso-position-horizontal-relative:text;mso-position-vertical:absolute;mso-position-vertical-relative:text;mso-width-percent:0;mso-height-percent:0;mso-width-relative:margin;mso-height-relative:margin;v-text-anchor:top" o:gfxdata="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" filled="f" stroked="f" strokeweight=".5pt">
+              <v:shape w14:anchorId="09A87E69" id="テキスト ボックス 89592221" o:spid="_x0000_s1056" type="#_x0000_t202" style="position:absolute;left:0;text-align:left;margin-left:118.35pt;margin-top:122pt;width:43.5pt;height:30.1pt;z-index:251734016;visibility:visible;mso-wrap-style:square;mso-width-percent:0;mso-height-percent:0;mso-wrap-distance-left:9pt;mso-wrap-distance-top:0;mso-wrap-distance-right:9pt;mso-wrap-distance-bottom:0;mso-position-horizontal:absolute;mso-position-horizontal-relative:text;mso-position-vertical:absolute;mso-position-vertical-relative:text;mso-width-percent:0;mso-height-percent:0;mso-width-relative:margin;mso-height-relative:margin;v-text-anchor:top" o:gfxdata="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" filled="f" stroked="f" strokeweight=".5pt">
                 <v:textbox>
                   <w:txbxContent>
                     <w:p>
@@ -21000,7 +20295,7 @@
           </mc:Choice>
           <mc:Fallback>
             <w:pict>
-              <v:shape w14:anchorId="16C0B329" id="テキスト ボックス 1701590222" o:spid="_x0000_s1060" type="#_x0000_t202" style="position:absolute;left:0;text-align:left;margin-left:118.85pt;margin-top:157.55pt;width:43.5pt;height:30.1pt;z-index:251737088;visibility:visible;mso-wrap-style:square;mso-width-percent:0;mso-height-percent:0;mso-wrap-distance-left:9pt;mso-wrap-distance-top:0;mso-wrap-distance-right:9pt;mso-wrap-distance-bottom:0;mso-position-horizontal:absolute;mso-position-horizontal-relative:text;mso-position-vertical:absolute;mso-position-vertical-relative:text;mso-width-percent:0;mso-height-percent:0;mso-width-relative:margin;mso-height-relative:margin;v-text-anchor:top" o:gfxdata="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" filled="f" stroked="f" strokeweight=".5pt">
+              <v:shape w14:anchorId="16C0B329" id="テキスト ボックス 1701590222" o:spid="_x0000_s1057" type="#_x0000_t202" style="position:absolute;left:0;text-align:left;margin-left:118.85pt;margin-top:157.55pt;width:43.5pt;height:30.1pt;z-index:251737088;visibility:visible;mso-wrap-style:square;mso-width-percent:0;mso-height-percent:0;mso-wrap-distance-left:9pt;mso-wrap-distance-top:0;mso-wrap-distance-right:9pt;mso-wrap-distance-bottom:0;mso-position-horizontal:absolute;mso-position-horizontal-relative:text;mso-position-vertical:absolute;mso-position-vertical-relative:text;mso-width-percent:0;mso-height-percent:0;mso-width-relative:margin;mso-height-relative:margin;v-text-anchor:top" o:gfxdata="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" filled="f" stroked="f" strokeweight=".5pt">
                 <v:textbox>
                   <w:txbxContent>
                     <w:p>
@@ -21181,7 +20476,7 @@
           </mc:Choice>
           <mc:Fallback>
             <w:pict>
-              <v:shape w14:anchorId="664ADBE6" id="テキスト ボックス 1837953552" o:spid="_x0000_s1061" type="#_x0000_t202" style="position:absolute;left:0;text-align:left;margin-left:117.95pt;margin-top:182.5pt;width:43.5pt;height:30.1pt;z-index:251740160;visibility:visible;mso-wrap-style:square;mso-width-percent:0;mso-height-percent:0;mso-wrap-distance-left:9pt;mso-wrap-distance-top:0;mso-wrap-distance-right:9pt;mso-wrap-distance-bottom:0;mso-position-horizontal:absolute;mso-position-horizontal-relative:text;mso-position-vertical:absolute;mso-position-vertical-relative:text;mso-width-percent:0;mso-height-percent:0;mso-width-relative:margin;mso-height-relative:margin;v-text-anchor:top" o:gfxdata="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" filled="f" stroked="f" strokeweight=".5pt">
+              <v:shape w14:anchorId="664ADBE6" id="テキスト ボックス 1837953552" o:spid="_x0000_s1058" type="#_x0000_t202" style="position:absolute;left:0;text-align:left;margin-left:117.95pt;margin-top:182.5pt;width:43.5pt;height:30.1pt;z-index:251740160;visibility:visible;mso-wrap-style:square;mso-width-percent:0;mso-height-percent:0;mso-wrap-distance-left:9pt;mso-wrap-distance-top:0;mso-wrap-distance-right:9pt;mso-wrap-distance-bottom:0;mso-position-horizontal:absolute;mso-position-horizontal-relative:text;mso-position-vertical:absolute;mso-position-vertical-relative:text;mso-width-percent:0;mso-height-percent:0;mso-width-relative:margin;mso-height-relative:margin;v-text-anchor:top" o:gfxdata="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" filled="f" stroked="f" strokeweight=".5pt">
                 <v:textbox>
                   <w:txbxContent>
                     <w:p>
@@ -21228,7 +20523,7 @@
                     <pic:cNvPicPr/>
                   </pic:nvPicPr>
                   <pic:blipFill>
-                    <a:blip r:embed="rId17"/>
+                    <a:blip r:embed="rId18"/>
                     <a:stretch>
                       <a:fillRect/>
                     </a:stretch>
@@ -24512,7 +23807,7 @@
                     <pic:cNvPicPr/>
                   </pic:nvPicPr>
                   <pic:blipFill>
-                    <a:blip r:embed="rId18"/>
+                    <a:blip r:embed="rId19"/>
                     <a:stretch>
                       <a:fillRect/>
                     </a:stretch>
@@ -24610,7 +23905,7 @@
                     <pic:cNvPicPr/>
                   </pic:nvPicPr>
                   <pic:blipFill>
-                    <a:blip r:embed="rId19"/>
+                    <a:blip r:embed="rId20"/>
                     <a:stretch>
                       <a:fillRect/>
                     </a:stretch>
@@ -24716,7 +24011,7 @@
                     <pic:cNvPicPr/>
                   </pic:nvPicPr>
                   <pic:blipFill>
-                    <a:blip r:embed="rId20"/>
+                    <a:blip r:embed="rId21"/>
                     <a:stretch>
                       <a:fillRect/>
                     </a:stretch>
@@ -25002,7 +24297,7 @@
                     <pic:cNvPicPr/>
                   </pic:nvPicPr>
                   <pic:blipFill>
-                    <a:blip r:embed="rId21"/>
+                    <a:blip r:embed="rId22"/>
                     <a:stretch>
                       <a:fillRect/>
                     </a:stretch>
@@ -25151,7 +24446,7 @@
                     <pic:cNvPicPr/>
                   </pic:nvPicPr>
                   <pic:blipFill>
-                    <a:blip r:embed="rId22"/>
+                    <a:blip r:embed="rId23"/>
                     <a:stretch>
                       <a:fillRect/>
                     </a:stretch>
@@ -25248,7 +24543,7 @@
                     <pic:cNvPicPr/>
                   </pic:nvPicPr>
                   <pic:blipFill>
-                    <a:blip r:embed="rId23">
+                    <a:blip r:embed="rId24">
                       <a:extLst>
                         <a:ext uri="{28A0092B-C50C-407E-A947-70E740481C1C}">
                           <a14:useLocalDpi xmlns:a14="http://schemas.microsoft.com/office/drawing/2010/main" val="0"/>
@@ -25395,8 +24690,8 @@
     </w:p>
     <w:p/>
     <w:sectPr>
-      <w:footerReference w:type="even" r:id="rId24"/>
-      <w:footerReference w:type="default" r:id="rId25"/>
+      <w:footerReference w:type="even" r:id="rId25"/>
+      <w:footerReference w:type="default" r:id="rId26"/>
       <w:pgSz w:w="11900" w:h="16840"/>
       <w:pgMar w:top="1440" w:right="1080" w:bottom="1440" w:left="1080" w:header="851" w:footer="992" w:gutter="0"/>
       <w:pgNumType w:fmt="numberInDash"/>
@@ -27097,6 +26392,92 @@
     </w:lvl>
   </w:abstractNum>
   <w:abstractNum w:abstractNumId="14" w15:restartNumberingAfterBreak="0">
+    <w:nsid w:val="3BBE20C6"/>
+    <w:multiLevelType w:val="hybridMultilevel"/>
+    <w:tmpl w:val="EEBE8F38"/>
+    <w:lvl w:ilvl="0" w:tplc="04090011">
+      <w:start w:val="1"/>
+      <w:numFmt w:val="decimalEnclosedCircle"/>
+      <w:lvlText w:val="%1"/>
+      <w:lvlJc w:val="left"/>
+      <w:pPr>
+        <w:ind w:left="1433" w:hanging="440"/>
+      </w:pPr>
+    </w:lvl>
+    <w:lvl w:ilvl="1" w:tplc="04090017" w:tentative="1">
+      <w:start w:val="1"/>
+      <w:numFmt w:val="aiueoFullWidth"/>
+      <w:lvlText w:val="(%2)"/>
+      <w:lvlJc w:val="left"/>
+      <w:pPr>
+        <w:ind w:left="1873" w:hanging="440"/>
+      </w:pPr>
+    </w:lvl>
+    <w:lvl w:ilvl="2" w:tplc="04090011" w:tentative="1">
+      <w:start w:val="1"/>
+      <w:numFmt w:val="decimalEnclosedCircle"/>
+      <w:lvlText w:val="%3"/>
+      <w:lvlJc w:val="left"/>
+      <w:pPr>
+        <w:ind w:left="2313" w:hanging="440"/>
+      </w:pPr>
+    </w:lvl>
+    <w:lvl w:ilvl="3" w:tplc="0409000F" w:tentative="1">
+      <w:start w:val="1"/>
+      <w:numFmt w:val="decimal"/>
+      <w:lvlText w:val="%4."/>
+      <w:lvlJc w:val="left"/>
+      <w:pPr>
+        <w:ind w:left="2753" w:hanging="440"/>
+      </w:pPr>
+    </w:lvl>
+    <w:lvl w:ilvl="4" w:tplc="04090017" w:tentative="1">
+      <w:start w:val="1"/>
+      <w:numFmt w:val="aiueoFullWidth"/>
+      <w:lvlText w:val="(%5)"/>
+      <w:lvlJc w:val="left"/>
+      <w:pPr>
+        <w:ind w:left="3193" w:hanging="440"/>
+      </w:pPr>
+    </w:lvl>
+    <w:lvl w:ilvl="5" w:tplc="04090011" w:tentative="1">
+      <w:start w:val="1"/>
+      <w:numFmt w:val="decimalEnclosedCircle"/>
+      <w:lvlText w:val="%6"/>
+      <w:lvlJc w:val="left"/>
+      <w:pPr>
+        <w:ind w:left="3633" w:hanging="440"/>
+      </w:pPr>
+    </w:lvl>
+    <w:lvl w:ilvl="6" w:tplc="0409000F" w:tentative="1">
+      <w:start w:val="1"/>
+      <w:numFmt w:val="decimal"/>
+      <w:lvlText w:val="%7."/>
+      <w:lvlJc w:val="left"/>
+      <w:pPr>
+        <w:ind w:left="4073" w:hanging="440"/>
+      </w:pPr>
+    </w:lvl>
+    <w:lvl w:ilvl="7" w:tplc="04090017" w:tentative="1">
+      <w:start w:val="1"/>
+      <w:numFmt w:val="aiueoFullWidth"/>
+      <w:lvlText w:val="(%8)"/>
+      <w:lvlJc w:val="left"/>
+      <w:pPr>
+        <w:ind w:left="4513" w:hanging="440"/>
+      </w:pPr>
+    </w:lvl>
+    <w:lvl w:ilvl="8" w:tplc="04090011" w:tentative="1">
+      <w:start w:val="1"/>
+      <w:numFmt w:val="decimalEnclosedCircle"/>
+      <w:lvlText w:val="%9"/>
+      <w:lvlJc w:val="left"/>
+      <w:pPr>
+        <w:ind w:left="4953" w:hanging="440"/>
+      </w:pPr>
+    </w:lvl>
+  </w:abstractNum>
+  <w:abstractNum w:abstractNumId="15" w15:restartNumberingAfterBreak="0">
     <w:nsid w:val="3CD040C6"/>
     <w:multiLevelType w:val="multilevel"/>
     <w:tmpl w:val="463A6D82"/>
@@ -27215,7 +26596,7 @@
       </w:rPr>
     </w:lvl>
   </w:abstractNum>
-  <w:abstractNum w:abstractNumId="15" w15:restartNumberingAfterBreak="0">
+  <w:abstractNum w:abstractNumId="16" w15:restartNumberingAfterBreak="0">
     <w:nsid w:val="3E7672A1"/>
     <w:multiLevelType w:val="multilevel"/>
     <w:tmpl w:val="385C7712"/>
@@ -27328,7 +26709,7 @@
       </w:rPr>
     </w:lvl>
   </w:abstractNum>
-  <w:abstractNum w:abstractNumId="16" w15:restartNumberingAfterBreak="0">
+  <w:abstractNum w:abstractNumId="17" w15:restartNumberingAfterBreak="0">
     <w:nsid w:val="436A6CC1"/>
     <w:multiLevelType w:val="hybridMultilevel"/>
     <w:tmpl w:val="311C7DEE"/>
@@ -27417,7 +26798,7 @@
       </w:pPr>
     </w:lvl>
   </w:abstractNum>
-  <w:abstractNum w:abstractNumId="17" w15:restartNumberingAfterBreak="0">
+  <w:abstractNum w:abstractNumId="18" w15:restartNumberingAfterBreak="0">
     <w:nsid w:val="43944C72"/>
     <w:multiLevelType w:val="multilevel"/>
     <w:tmpl w:val="FC38880E"/>
@@ -27530,7 +26911,7 @@
       </w:rPr>
     </w:lvl>
   </w:abstractNum>
-  <w:abstractNum w:abstractNumId="18" w15:restartNumberingAfterBreak="0">
+  <w:abstractNum w:abstractNumId="19" w15:restartNumberingAfterBreak="0">
     <w:nsid w:val="50F808DD"/>
     <w:multiLevelType w:val="hybridMultilevel"/>
     <w:tmpl w:val="0E264084"/>
@@ -27619,7 +27000,7 @@
       </w:pPr>
     </w:lvl>
   </w:abstractNum>
-  <w:abstractNum w:abstractNumId="19" w15:restartNumberingAfterBreak="0">
+  <w:abstractNum w:abstractNumId="20" w15:restartNumberingAfterBreak="0">
     <w:nsid w:val="52D040A8"/>
     <w:multiLevelType w:val="hybridMultilevel"/>
     <w:tmpl w:val="28824A14"/>
@@ -27705,7 +27086,7 @@
       </w:pPr>
     </w:lvl>
   </w:abstractNum>
-  <w:abstractNum w:abstractNumId="20" w15:restartNumberingAfterBreak="0">
+  <w:abstractNum w:abstractNumId="21" w15:restartNumberingAfterBreak="0">
     <w:nsid w:val="58C374FB"/>
     <w:multiLevelType w:val="multilevel"/>
     <w:tmpl w:val="D0887764"/>
@@ -27794,7 +27175,7 @@
       </w:pPr>
     </w:lvl>
   </w:abstractNum>
-  <w:abstractNum w:abstractNumId="21" w15:restartNumberingAfterBreak="0">
+  <w:abstractNum w:abstractNumId="22" w15:restartNumberingAfterBreak="0">
     <w:nsid w:val="617C1214"/>
     <w:multiLevelType w:val="multilevel"/>
     <w:tmpl w:val="FC38880E"/>
@@ -27907,7 +27288,7 @@
       </w:rPr>
     </w:lvl>
   </w:abstractNum>
-  <w:abstractNum w:abstractNumId="22" w15:restartNumberingAfterBreak="0">
+  <w:abstractNum w:abstractNumId="23" w15:restartNumberingAfterBreak="0">
     <w:nsid w:val="65083819"/>
     <w:multiLevelType w:val="multilevel"/>
     <w:tmpl w:val="E7682F12"/>
@@ -28020,7 +27401,7 @@
       </w:rPr>
     </w:lvl>
   </w:abstractNum>
-  <w:abstractNum w:abstractNumId="23" w15:restartNumberingAfterBreak="0">
+  <w:abstractNum w:abstractNumId="24" w15:restartNumberingAfterBreak="0">
     <w:nsid w:val="6D74419F"/>
     <w:multiLevelType w:val="hybridMultilevel"/>
     <w:tmpl w:val="4D5E6390"/>
@@ -28109,7 +27490,7 @@
       </w:pPr>
     </w:lvl>
   </w:abstractNum>
-  <w:abstractNum w:abstractNumId="24" w15:restartNumberingAfterBreak="0">
+  <w:abstractNum w:abstractNumId="25" w15:restartNumberingAfterBreak="0">
     <w:nsid w:val="6DF94752"/>
     <w:multiLevelType w:val="multilevel"/>
     <w:tmpl w:val="FC38880E"/>
@@ -28222,7 +27603,7 @@
       </w:rPr>
     </w:lvl>
   </w:abstractNum>
-  <w:abstractNum w:abstractNumId="25" w15:restartNumberingAfterBreak="0">
+  <w:abstractNum w:abstractNumId="26" w15:restartNumberingAfterBreak="0">
     <w:nsid w:val="7A695558"/>
     <w:multiLevelType w:val="multilevel"/>
     <w:tmpl w:val="18CE050C"/>
@@ -28340,7 +27721,7 @@
     <w:abstractNumId w:val="7"/>
   </w:num>
   <w:num w:numId="2" w16cid:durableId="657463100">
-    <w:abstractNumId w:val="16"/>
+    <w:abstractNumId w:val="17"/>
   </w:num>
   <w:num w:numId="3" w16cid:durableId="1828401536">
     <w:abstractNumId w:val="12"/>
@@ -28388,13 +27769,13 @@
     <w:abstractNumId w:val="10"/>
   </w:num>
   <w:num w:numId="9" w16cid:durableId="1627545599">
-    <w:abstractNumId w:val="14"/>
+    <w:abstractNumId w:val="15"/>
   </w:num>
   <w:num w:numId="10" w16cid:durableId="1941452422">
-    <w:abstractNumId w:val="15"/>
+    <w:abstractNumId w:val="16"/>
   </w:num>
   <w:num w:numId="11" w16cid:durableId="2140952799">
-    <w:abstractNumId w:val="20"/>
+    <w:abstractNumId w:val="21"/>
   </w:num>
   <w:num w:numId="12" w16cid:durableId="462188145">
     <w:abstractNumId w:val="0"/>
@@ -28406,13 +27787,13 @@
     <w:abstractNumId w:val="3"/>
   </w:num>
   <w:num w:numId="15" w16cid:durableId="1796675398">
-    <w:abstractNumId w:val="24"/>
+    <w:abstractNumId w:val="25"/>
   </w:num>
   <w:num w:numId="16" w16cid:durableId="1103920957">
     <w:abstractNumId w:val="4"/>
   </w:num>
   <w:num w:numId="17" w16cid:durableId="1964537391">
-    <w:abstractNumId w:val="21"/>
+    <w:abstractNumId w:val="22"/>
   </w:num>
   <w:num w:numId="18" w16cid:durableId="1865054927">
     <w:abstractNumId w:val="1"/>
@@ -28421,13 +27802,13 @@
     <w:abstractNumId w:val="11"/>
   </w:num>
   <w:num w:numId="20" w16cid:durableId="126582521">
-    <w:abstractNumId w:val="17"/>
+    <w:abstractNumId w:val="18"/>
   </w:num>
   <w:num w:numId="21" w16cid:durableId="1676348782">
     <w:abstractNumId w:val="5"/>
   </w:num>
   <w:num w:numId="22" w16cid:durableId="927229941">
-    <w:abstractNumId w:val="15"/>
+    <w:abstractNumId w:val="16"/>
     <w:lvlOverride w:ilvl="0">
       <w:startOverride w:val="1"/>
     </w:lvlOverride>
@@ -28457,13 +27838,13 @@
     </w:lvlOverride>
   </w:num>
   <w:num w:numId="23" w16cid:durableId="1020473269">
-    <w:abstractNumId w:val="22"/>
+    <w:abstractNumId w:val="23"/>
   </w:num>
   <w:num w:numId="24" w16cid:durableId="441264242">
     <w:abstractNumId w:val="9"/>
   </w:num>
   <w:num w:numId="25" w16cid:durableId="1001271292">
-    <w:abstractNumId w:val="25"/>
+    <w:abstractNumId w:val="26"/>
   </w:num>
   <w:num w:numId="26" w16cid:durableId="1828088598">
     <w:abstractNumId w:val="6"/>
@@ -28886,13 +28267,16 @@
     </w:lvlOverride>
   </w:num>
   <w:num w:numId="40" w16cid:durableId="261651673">
-    <w:abstractNumId w:val="18"/>
+    <w:abstractNumId w:val="19"/>
   </w:num>
   <w:num w:numId="41" w16cid:durableId="417749397">
-    <w:abstractNumId w:val="23"/>
+    <w:abstractNumId w:val="24"/>
   </w:num>
   <w:num w:numId="42" w16cid:durableId="2111123430">
-    <w:abstractNumId w:val="19"/>
+    <w:abstractNumId w:val="20"/>
+  </w:num>
+  <w:num w:numId="43" w16cid:durableId="162748756">
+    <w:abstractNumId w:val="14"/>
   </w:num>
   <w:numIdMacAtCleanup w:val="7"/>
 </w:numbering>

--- a/DOC/基本設計書/ソフトウェア仕様書.docx
+++ b/DOC/基本設計書/ソフトウェア仕様書.docx
@@ -1886,9 +1886,6 @@
           <w:numId w:val="43"/>
         </w:numPr>
         <w:ind w:leftChars="0"/>
-        <w:rPr>
-          <w:rFonts w:hint="eastAsia"/>
-        </w:rPr>
       </w:pPr>
       <w:r>
         <w:rPr>
@@ -1901,11 +1898,11 @@
       <w:pPr>
         <w:pStyle w:val="a4"/>
         <w:ind w:leftChars="0" w:left="993"/>
-        <w:rPr>
-          <w:rFonts w:hint="eastAsia"/>
-        </w:rPr>
-      </w:pPr>
-      <w:r>
+      </w:pPr>
+      <w:r>
+        <w:rPr>
+          <w:noProof/>
+        </w:rPr>
         <w:drawing>
           <wp:inline distT="0" distB="0" distL="0" distR="0" wp14:anchorId="536E71D1" wp14:editId="0BF72A53">
             <wp:extent cx="5184250" cy="5191702"/>
@@ -2034,7 +2031,7 @@
               <w:ind w:leftChars="0" w:left="0"/>
             </w:pPr>
             <w:r>
-              <w:t>Java JVM</w:t>
+              <w:t>.NET Runtime</w:t>
             </w:r>
           </w:p>
         </w:tc>
@@ -2066,12 +2063,27 @@
             <w:pPr>
               <w:pStyle w:val="a4"/>
               <w:ind w:leftChars="0" w:left="0"/>
-            </w:pPr>
-            <w:r>
-              <w:t>Java</w:t>
-            </w:r>
-            <w:r>
-              <w:t xml:space="preserve"> 21.0.2</w:t>
+              <w:rPr>
+                <w:rFonts w:hint="eastAsia"/>
+              </w:rPr>
+            </w:pPr>
+            <w:r>
+              <w:t>C# 1</w:t>
+            </w:r>
+            <w:r>
+              <w:rPr>
+                <w:rFonts w:hint="eastAsia"/>
+              </w:rPr>
+              <w:t>4</w:t>
+            </w:r>
+            <w:r>
+              <w:t xml:space="preserve"> / .NET </w:t>
+            </w:r>
+            <w:r>
+              <w:rPr>
+                <w:rFonts w:hint="eastAsia"/>
+              </w:rPr>
+              <w:t>10</w:t>
             </w:r>
           </w:p>
         </w:tc>
@@ -2108,7 +2120,7 @@
               <w:ind w:leftChars="0" w:left="0"/>
             </w:pPr>
             <w:r>
-              <w:t>Swing</w:t>
+              <w:t>Blazor Server (ASP.NET Core)</w:t>
             </w:r>
           </w:p>
         </w:tc>
@@ -2141,29 +2153,13 @@
               <w:pStyle w:val="a4"/>
               <w:ind w:leftChars="0" w:left="0"/>
             </w:pPr>
-            <w:r>
-              <w:rPr>
-                <w:rFonts w:hint="eastAsia"/>
-              </w:rPr>
-              <w:t>J</w:t>
-            </w:r>
-            <w:r>
-              <w:t>DBC</w:t>
-            </w:r>
-            <w:r>
-              <w:rPr>
-                <w:rFonts w:hint="eastAsia"/>
-              </w:rPr>
-              <w:t>（</w:t>
-            </w:r>
-            <w:r>
-              <w:t>MySQL</w:t>
-            </w:r>
-            <w:r>
-              <w:rPr>
-                <w:rFonts w:hint="eastAsia"/>
-              </w:rPr>
-              <w:t>）</w:t>
+            <w:proofErr w:type="spellStart"/>
+            <w:r>
+              <w:t>Pomelo.EntityFrameworkCore.MySql</w:t>
+            </w:r>
+            <w:proofErr w:type="spellEnd"/>
+            <w:r>
+              <w:t>、Leaflet.js</w:t>
             </w:r>
           </w:p>
         </w:tc>
@@ -28770,7 +28766,6 @@
   <w:style w:type="character" w:default="1" w:styleId="a0">
     <w:name w:val="Default Paragraph Font"/>
     <w:uiPriority w:val="1"/>
-    <w:semiHidden/>
     <w:unhideWhenUsed/>
   </w:style>
   <w:style w:type="table" w:default="1" w:styleId="a1">

--- a/DOC/基本設計書/ソフトウェア仕様書.docx
+++ b/DOC/基本設計書/ソフトウェア仕様書.docx
@@ -2063,9 +2063,6 @@
             <w:pPr>
               <w:pStyle w:val="a4"/>
               <w:ind w:leftChars="0" w:left="0"/>
-              <w:rPr>
-                <w:rFonts w:hint="eastAsia"/>
-              </w:rPr>
             </w:pPr>
             <w:r>
               <w:t>C# 1</w:t>
@@ -3202,330 +3199,122 @@
     </w:p>
     <w:p>
       <w:pPr>
-        <w:pStyle w:val="a4"/>
-        <w:ind w:leftChars="0" w:left="420"/>
-      </w:pPr>
-      <w:r>
-        <w:rPr>
-          <w:rFonts w:hint="eastAsia"/>
-        </w:rPr>
-        <w:t>アプリは画面表示に必要な情報を</w:t>
-      </w:r>
-      <w:r>
-        <w:t>DB</w:t>
-      </w:r>
-      <w:r>
-        <w:rPr>
-          <w:rFonts w:hint="eastAsia"/>
-        </w:rPr>
-        <w:t>に問い合わせを行い画面描画する。</w:t>
+        <w:pStyle w:val="2"/>
+        <w:ind w:left="993" w:hanging="426"/>
+        <w:rPr>
+          <w:rFonts w:asciiTheme="minorHAnsi" w:eastAsiaTheme="minorHAnsi" w:hAnsiTheme="minorHAnsi"/>
+        </w:rPr>
+      </w:pPr>
+      <w:r>
+        <w:rPr>
+          <w:rFonts w:asciiTheme="minorHAnsi" w:eastAsiaTheme="minorHAnsi" w:hAnsiTheme="minorHAnsi" w:hint="eastAsia"/>
+        </w:rPr>
+        <w:t>セキュリティ方針</w:t>
+      </w:r>
+    </w:p>
+    <w:p/>
+    <w:p>
+      <w:pPr>
+        <w:pStyle w:val="2"/>
+        <w:ind w:left="993" w:hanging="426"/>
+        <w:rPr>
+          <w:rFonts w:asciiTheme="minorHAnsi" w:eastAsiaTheme="minorHAnsi" w:hAnsiTheme="minorHAnsi"/>
+        </w:rPr>
+      </w:pPr>
+      <w:r>
+        <w:rPr>
+          <w:rFonts w:asciiTheme="minorHAnsi" w:eastAsiaTheme="minorHAnsi" w:hAnsiTheme="minorHAnsi" w:hint="eastAsia"/>
+        </w:rPr>
+        <w:t>エラーハンドリング</w:t>
+      </w:r>
+    </w:p>
+    <w:p/>
+    <w:p>
+      <w:pPr>
+        <w:pStyle w:val="2"/>
+        <w:ind w:left="993" w:hanging="426"/>
+        <w:rPr>
+          <w:rFonts w:asciiTheme="minorHAnsi" w:eastAsiaTheme="minorHAnsi" w:hAnsiTheme="minorHAnsi"/>
+        </w:rPr>
+      </w:pPr>
+      <w:r>
+        <w:rPr>
+          <w:rFonts w:asciiTheme="minorHAnsi" w:eastAsiaTheme="minorHAnsi" w:hAnsiTheme="minorHAnsi" w:hint="eastAsia"/>
+        </w:rPr>
+        <w:t>バリデーション方針</w:t>
+      </w:r>
+    </w:p>
+    <w:p/>
+    <w:p>
+      <w:pPr>
+        <w:pStyle w:val="2"/>
+        <w:ind w:left="993" w:hanging="426"/>
+        <w:rPr>
+          <w:rFonts w:asciiTheme="minorHAnsi" w:eastAsiaTheme="minorHAnsi" w:hAnsiTheme="minorHAnsi"/>
+        </w:rPr>
+      </w:pPr>
+      <w:r>
+        <w:rPr>
+          <w:rFonts w:asciiTheme="minorHAnsi" w:eastAsiaTheme="minorHAnsi" w:hAnsiTheme="minorHAnsi" w:hint="eastAsia"/>
+        </w:rPr>
+        <w:t>命名規則・コーディング規約</w:t>
+      </w:r>
+    </w:p>
+    <w:p/>
+    <w:p>
+      <w:pPr>
+        <w:pStyle w:val="2"/>
+        <w:ind w:left="993" w:hanging="426"/>
+        <w:rPr>
+          <w:rFonts w:asciiTheme="minorHAnsi" w:eastAsiaTheme="minorHAnsi" w:hAnsiTheme="minorHAnsi"/>
+        </w:rPr>
+      </w:pPr>
+      <w:r>
+        <w:rPr>
+          <w:rFonts w:asciiTheme="minorHAnsi" w:eastAsiaTheme="minorHAnsi" w:hAnsiTheme="minorHAnsi" w:hint="eastAsia"/>
+        </w:rPr>
+        <w:t>外部サービス連携方針</w:t>
       </w:r>
     </w:p>
     <w:p>
       <w:pPr>
-        <w:pStyle w:val="a4"/>
-        <w:ind w:leftChars="0" w:left="420"/>
-      </w:pPr>
-      <w:r>
-        <w:rPr>
-          <w:rFonts w:hint="eastAsia"/>
-        </w:rPr>
-        <w:t>タスクに更新があった際にはアプリ全体に対して通知し画面描画を促す。</w:t>
-      </w:r>
+        <w:rPr>
+          <w:rFonts w:hint="eastAsia"/>
+        </w:rPr>
+      </w:pPr>
     </w:p>
     <w:p>
       <w:pPr>
-        <w:pStyle w:val="a4"/>
-        <w:ind w:leftChars="0" w:left="420"/>
-      </w:pPr>
-      <w:r>
-        <w:rPr>
-          <w:rFonts w:hint="eastAsia"/>
-        </w:rPr>
-        <w:t>（「ソフトウェア仕様書</w:t>
-      </w:r>
-      <w:r>
-        <w:t>_</w:t>
-      </w:r>
-      <w:r>
-        <w:rPr>
-          <w:rFonts w:hint="eastAsia"/>
-        </w:rPr>
-        <w:t>別紙</w:t>
-      </w:r>
-      <w:r>
-        <w:t>1_</w:t>
-      </w:r>
-      <w:r>
-        <w:rPr>
-          <w:rFonts w:hint="eastAsia"/>
-        </w:rPr>
-        <w:t>ソフトウェア構成図.</w:t>
-      </w:r>
-      <w:r>
-        <w:t>xlsx</w:t>
-      </w:r>
-      <w:r>
-        <w:rPr>
-          <w:rFonts w:hint="eastAsia"/>
-        </w:rPr>
-        <w:t>」参照）</w:t>
+        <w:pStyle w:val="2"/>
+        <w:ind w:left="993" w:hanging="426"/>
+        <w:rPr>
+          <w:rFonts w:asciiTheme="minorHAnsi" w:eastAsiaTheme="minorHAnsi" w:hAnsiTheme="minorHAnsi"/>
+        </w:rPr>
+      </w:pPr>
+      <w:r>
+        <w:rPr>
+          <w:rFonts w:asciiTheme="minorHAnsi" w:eastAsiaTheme="minorHAnsi" w:hAnsiTheme="minorHAnsi" w:hint="eastAsia"/>
+        </w:rPr>
+        <w:t>データ連携・プライバシー方針</w:t>
       </w:r>
     </w:p>
     <w:p>
       <w:pPr>
-        <w:pStyle w:val="a4"/>
-        <w:ind w:leftChars="0" w:left="420"/>
-      </w:pPr>
-      <w:r>
-        <w:rPr>
-          <w:rFonts w:hint="eastAsia"/>
-        </w:rPr>
-        <w:t>DBからの返答を待つ間は下記の処理中の透明ダイアログを表示し、ユーザが他の処理をすることができないようにする。</w:t>
-      </w:r>
+        <w:widowControl/>
+        <w:jc w:val="left"/>
+      </w:pPr>
     </w:p>
     <w:p>
       <w:pPr>
-        <w:pStyle w:val="a4"/>
-        <w:ind w:leftChars="0" w:left="420"/>
-      </w:pPr>
-      <w:r>
-        <w:rPr>
-          <w:noProof/>
-        </w:rPr>
-        <w:drawing>
-          <wp:inline distT="0" distB="0" distL="0" distR="0" wp14:anchorId="0A017B11" wp14:editId="7117CBFE">
-            <wp:extent cx="5794218" cy="2814419"/>
-            <wp:effectExtent l="0" t="0" r="0" b="5080"/>
-            <wp:docPr id="541292565" name="図 1">
-              <a:extLst xmlns:a="http://schemas.openxmlformats.org/drawingml/2006/main">
-                <a:ext uri="{FF2B5EF4-FFF2-40B4-BE49-F238E27FC236}">
-                  <a16:creationId xmlns:a16="http://schemas.microsoft.com/office/drawing/2014/main" id="{53D669C8-6E72-FEBF-FAC2-09993B7C2E88}"/>
-                </a:ext>
-              </a:extLst>
-            </wp:docPr>
-            <wp:cNvGraphicFramePr>
-              <a:graphicFrameLocks xmlns:a="http://schemas.openxmlformats.org/drawingml/2006/main" noChangeAspect="1"/>
-            </wp:cNvGraphicFramePr>
-            <a:graphic xmlns:a="http://schemas.openxmlformats.org/drawingml/2006/main">
-              <a:graphicData uri="http://schemas.openxmlformats.org/drawingml/2006/picture">
-                <pic:pic xmlns:pic="http://schemas.openxmlformats.org/drawingml/2006/picture">
-                  <pic:nvPicPr>
-                    <pic:cNvPr id="2" name="図 1">
-                      <a:extLst>
-                        <a:ext uri="{FF2B5EF4-FFF2-40B4-BE49-F238E27FC236}">
-                          <a16:creationId xmlns:a16="http://schemas.microsoft.com/office/drawing/2014/main" id="{53D669C8-6E72-FEBF-FAC2-09993B7C2E88}"/>
-                        </a:ext>
-                      </a:extLst>
-                    </pic:cNvPr>
-                    <pic:cNvPicPr>
-                      <a:picLocks noChangeAspect="1"/>
-                    </pic:cNvPicPr>
-                  </pic:nvPicPr>
-                  <pic:blipFill>
-                    <a:blip r:embed="rId9"/>
-                    <a:stretch>
-                      <a:fillRect/>
-                    </a:stretch>
-                  </pic:blipFill>
-                  <pic:spPr>
-                    <a:xfrm>
-                      <a:off x="0" y="0"/>
-                      <a:ext cx="5797592" cy="2816058"/>
-                    </a:xfrm>
-                    <a:prstGeom prst="rect">
-                      <a:avLst/>
-                    </a:prstGeom>
-                  </pic:spPr>
-                </pic:pic>
-              </a:graphicData>
-            </a:graphic>
-          </wp:inline>
-        </w:drawing>
-      </w:r>
+        <w:widowControl/>
+        <w:jc w:val="left"/>
+      </w:pPr>
     </w:p>
     <w:p>
       <w:pPr>
-        <w:pStyle w:val="a4"/>
-        <w:ind w:leftChars="0" w:left="420"/>
-      </w:pPr>
-    </w:p>
-    <w:p>
-      <w:pPr>
-        <w:pStyle w:val="a4"/>
-        <w:ind w:leftChars="0" w:left="420"/>
-      </w:pPr>
-    </w:p>
-    <w:p>
-      <w:pPr>
-        <w:pStyle w:val="a4"/>
-        <w:ind w:leftChars="0" w:left="420"/>
-      </w:pPr>
-      <w:r>
-        <w:rPr>
-          <w:rFonts w:hint="eastAsia"/>
-        </w:rPr>
-        <w:t>設定に応じて動作を分岐する箇所については設定項目名と併せて明記する。</w:t>
-      </w:r>
-    </w:p>
-    <w:p>
-      <w:pPr>
-        <w:pStyle w:val="a4"/>
-        <w:ind w:leftChars="0" w:left="420"/>
-      </w:pPr>
-      <w:r>
-        <w:rPr>
-          <w:rFonts w:hint="eastAsia"/>
-        </w:rPr>
-        <w:t>（「ソフトウェア仕様書</w:t>
-      </w:r>
-      <w:r>
-        <w:t>_</w:t>
-      </w:r>
-      <w:r>
-        <w:rPr>
-          <w:rFonts w:hint="eastAsia"/>
-        </w:rPr>
-        <w:t>別紙</w:t>
-      </w:r>
-      <w:r>
-        <w:t>2_</w:t>
-      </w:r>
-      <w:r>
-        <w:rPr>
-          <w:rFonts w:hint="eastAsia"/>
-        </w:rPr>
-        <w:t>設定一覧.</w:t>
-      </w:r>
-      <w:r>
-        <w:t>xlsx</w:t>
-      </w:r>
-      <w:r>
-        <w:rPr>
-          <w:rFonts w:hint="eastAsia"/>
-        </w:rPr>
-        <w:t>」参照）</w:t>
-      </w:r>
-    </w:p>
-    <w:p>
-      <w:pPr>
-        <w:pStyle w:val="a4"/>
-        <w:ind w:leftChars="0" w:left="420"/>
-      </w:pPr>
-    </w:p>
-    <w:p>
-      <w:pPr>
-        <w:pStyle w:val="a4"/>
-        <w:ind w:leftChars="0" w:left="420"/>
-      </w:pPr>
-      <w:r>
-        <w:rPr>
-          <w:rFonts w:hint="eastAsia"/>
-        </w:rPr>
-        <w:t>＜システムフォント＞</w:t>
-      </w:r>
-    </w:p>
-    <w:p>
-      <w:pPr>
-        <w:pStyle w:val="a4"/>
-        <w:ind w:leftChars="0" w:left="420"/>
-      </w:pPr>
-      <w:r>
-        <w:rPr>
-          <w:rFonts w:hint="eastAsia"/>
-        </w:rPr>
-        <w:t>各OSのシステムフォントにて表示</w:t>
-      </w:r>
-    </w:p>
-    <w:p>
-      <w:pPr>
-        <w:pStyle w:val="a4"/>
-        <w:ind w:leftChars="0" w:left="420"/>
-      </w:pPr>
-      <w:r>
-        <w:rPr>
-          <w:rFonts w:hint="eastAsia"/>
-        </w:rPr>
-        <w:t>※</w:t>
-      </w:r>
-      <w:r>
-        <w:rPr>
-          <w:rFonts w:hint="eastAsia"/>
-        </w:rPr>
-        <w:t>プロポーショナルフォント</w:t>
-      </w:r>
-      <w:r>
-        <w:rPr>
-          <w:rFonts w:hint="eastAsia"/>
-        </w:rPr>
-        <w:t>は使用禁止</w:t>
-      </w:r>
-    </w:p>
-    <w:p>
-      <w:pPr>
-        <w:pStyle w:val="a4"/>
-        <w:ind w:leftChars="0" w:left="420"/>
-      </w:pPr>
-    </w:p>
-    <w:p>
-      <w:pPr>
-        <w:pStyle w:val="a4"/>
-        <w:ind w:leftChars="0" w:left="420"/>
-      </w:pPr>
-      <w:r>
-        <w:rPr>
-          <w:rFonts w:hint="eastAsia"/>
-        </w:rPr>
-        <w:t>＜メールアドレスの規格＞</w:t>
-      </w:r>
-    </w:p>
-    <w:p>
-      <w:pPr>
-        <w:pStyle w:val="a4"/>
-        <w:ind w:leftChars="0" w:left="420"/>
-      </w:pPr>
-      <w:r>
-        <w:rPr>
-          <w:rFonts w:hint="eastAsia"/>
-        </w:rPr>
-        <w:t>ローカル部＠ドメイン部</w:t>
-      </w:r>
-    </w:p>
-    <w:p>
-      <w:pPr>
-        <w:pStyle w:val="a4"/>
-        <w:ind w:leftChars="0" w:left="420"/>
-      </w:pPr>
-      <w:r>
-        <w:rPr>
-          <w:rFonts w:hint="eastAsia"/>
-        </w:rPr>
-        <w:t>・ローカル部：64文字</w:t>
-      </w:r>
-    </w:p>
-    <w:p>
-      <w:pPr>
-        <w:pStyle w:val="a4"/>
-        <w:ind w:leftChars="0" w:left="420"/>
-      </w:pPr>
-      <w:r>
-        <w:rPr>
-          <w:rFonts w:hint="eastAsia"/>
-        </w:rPr>
-        <w:t>・ドメイン部：255文字</w:t>
-      </w:r>
-    </w:p>
-    <w:p>
-      <w:pPr>
-        <w:pStyle w:val="a4"/>
-        <w:ind w:leftChars="0" w:left="420"/>
-      </w:pPr>
-      <w:r>
-        <w:rPr>
-          <w:rFonts w:hint="eastAsia"/>
-        </w:rPr>
-        <w:t>メールアドレスのバリデーションには正規表現を使用すること。</w:t>
-      </w:r>
+        <w:widowControl/>
+        <w:jc w:val="left"/>
+      </w:pPr>
     </w:p>
     <w:p>
       <w:pPr>
@@ -3680,7 +3469,7 @@
                     <pic:cNvPicPr/>
                   </pic:nvPicPr>
                   <pic:blipFill>
-                    <a:blip r:embed="rId10"/>
+                    <a:blip r:embed="rId9"/>
                     <a:stretch>
                       <a:fillRect/>
                     </a:stretch>
@@ -6245,7 +6034,7 @@
                     <pic:cNvPicPr/>
                   </pic:nvPicPr>
                   <pic:blipFill rotWithShape="1">
-                    <a:blip r:embed="rId11"/>
+                    <a:blip r:embed="rId10"/>
                     <a:srcRect r="886" b="2266"/>
                     <a:stretch>
                       <a:fillRect/>
@@ -11869,7 +11658,7 @@
                     <pic:cNvPicPr/>
                   </pic:nvPicPr>
                   <pic:blipFill rotWithShape="1">
-                    <a:blip r:embed="rId12"/>
+                    <a:blip r:embed="rId11"/>
                     <a:srcRect b="37662"/>
                     <a:stretch>
                       <a:fillRect/>
@@ -12019,7 +11808,7 @@
                     <pic:cNvPicPr/>
                   </pic:nvPicPr>
                   <pic:blipFill rotWithShape="1">
-                    <a:blip r:embed="rId13"/>
+                    <a:blip r:embed="rId12"/>
                     <a:srcRect b="35262"/>
                     <a:stretch>
                       <a:fillRect/>
@@ -13967,7 +13756,7 @@
                     <pic:cNvPicPr/>
                   </pic:nvPicPr>
                   <pic:blipFill>
-                    <a:blip r:embed="rId14">
+                    <a:blip r:embed="rId13">
                       <a:extLst>
                         <a:ext uri="{28A0092B-C50C-407E-A947-70E740481C1C}">
                           <a14:useLocalDpi xmlns:a14="http://schemas.microsoft.com/office/drawing/2010/main" val="0"/>
@@ -17741,7 +17530,7 @@
                     <pic:cNvPicPr/>
                   </pic:nvPicPr>
                   <pic:blipFill>
-                    <a:blip r:embed="rId15">
+                    <a:blip r:embed="rId14">
                       <a:extLst>
                         <a:ext uri="{28A0092B-C50C-407E-A947-70E740481C1C}">
                           <a14:useLocalDpi xmlns:a14="http://schemas.microsoft.com/office/drawing/2010/main" val="0"/>
@@ -18303,7 +18092,7 @@
                     <pic:cNvPicPr/>
                   </pic:nvPicPr>
                   <pic:blipFill>
-                    <a:blip r:embed="rId16"/>
+                    <a:blip r:embed="rId15"/>
                     <a:stretch>
                       <a:fillRect/>
                     </a:stretch>
@@ -18421,7 +18210,7 @@
                     <pic:cNvPicPr/>
                   </pic:nvPicPr>
                   <pic:blipFill>
-                    <a:blip r:embed="rId17">
+                    <a:blip r:embed="rId16">
                       <a:extLst>
                         <a:ext uri="{28A0092B-C50C-407E-A947-70E740481C1C}">
                           <a14:useLocalDpi xmlns:a14="http://schemas.microsoft.com/office/drawing/2010/main" val="0"/>
@@ -20519,7 +20308,7 @@
                     <pic:cNvPicPr/>
                   </pic:nvPicPr>
                   <pic:blipFill>
-                    <a:blip r:embed="rId18"/>
+                    <a:blip r:embed="rId17"/>
                     <a:stretch>
                       <a:fillRect/>
                     </a:stretch>
@@ -23803,7 +23592,7 @@
                     <pic:cNvPicPr/>
                   </pic:nvPicPr>
                   <pic:blipFill>
-                    <a:blip r:embed="rId19"/>
+                    <a:blip r:embed="rId18"/>
                     <a:stretch>
                       <a:fillRect/>
                     </a:stretch>
@@ -23901,7 +23690,7 @@
                     <pic:cNvPicPr/>
                   </pic:nvPicPr>
                   <pic:blipFill>
-                    <a:blip r:embed="rId20"/>
+                    <a:blip r:embed="rId19"/>
                     <a:stretch>
                       <a:fillRect/>
                     </a:stretch>
@@ -24007,7 +23796,7 @@
                     <pic:cNvPicPr/>
                   </pic:nvPicPr>
                   <pic:blipFill>
-                    <a:blip r:embed="rId21"/>
+                    <a:blip r:embed="rId20"/>
                     <a:stretch>
                       <a:fillRect/>
                     </a:stretch>
@@ -24293,7 +24082,7 @@
                     <pic:cNvPicPr/>
                   </pic:nvPicPr>
                   <pic:blipFill>
-                    <a:blip r:embed="rId22"/>
+                    <a:blip r:embed="rId21"/>
                     <a:stretch>
                       <a:fillRect/>
                     </a:stretch>
@@ -24442,7 +24231,7 @@
                     <pic:cNvPicPr/>
                   </pic:nvPicPr>
                   <pic:blipFill>
-                    <a:blip r:embed="rId23"/>
+                    <a:blip r:embed="rId22"/>
                     <a:stretch>
                       <a:fillRect/>
                     </a:stretch>
@@ -24539,7 +24328,7 @@
                     <pic:cNvPicPr/>
                   </pic:nvPicPr>
                   <pic:blipFill>
-                    <a:blip r:embed="rId24">
+                    <a:blip r:embed="rId23">
                       <a:extLst>
                         <a:ext uri="{28A0092B-C50C-407E-A947-70E740481C1C}">
                           <a14:useLocalDpi xmlns:a14="http://schemas.microsoft.com/office/drawing/2010/main" val="0"/>
@@ -24686,8 +24475,8 @@
     </w:p>
     <w:p/>
     <w:sectPr>
-      <w:footerReference w:type="even" r:id="rId25"/>
-      <w:footerReference w:type="default" r:id="rId26"/>
+      <w:footerReference w:type="even" r:id="rId24"/>
+      <w:footerReference w:type="default" r:id="rId25"/>
       <w:pgSz w:w="11900" w:h="16840"/>
       <w:pgMar w:top="1440" w:right="1080" w:bottom="1440" w:left="1080" w:header="851" w:footer="992" w:gutter="0"/>
       <w:pgNumType w:fmt="numberInDash"/>
@@ -28766,6 +28555,7 @@
   <w:style w:type="character" w:default="1" w:styleId="a0">
     <w:name w:val="Default Paragraph Font"/>
     <w:uiPriority w:val="1"/>
+    <w:semiHidden/>
     <w:unhideWhenUsed/>
   </w:style>
   <w:style w:type="table" w:default="1" w:styleId="a1">

--- a/DOC/基本設計書/ソフトウェア仕様書.docx
+++ b/DOC/基本設計書/ソフトウェア仕様書.docx
@@ -3273,16 +3273,26 @@
         <w:rPr>
           <w:rFonts w:asciiTheme="minorHAnsi" w:eastAsiaTheme="minorHAnsi" w:hAnsiTheme="minorHAnsi" w:hint="eastAsia"/>
         </w:rPr>
-        <w:t>外部サービス連携方針</w:t>
+        <w:t>ログ出力方針記載</w:t>
       </w:r>
     </w:p>
+    <w:p/>
     <w:p>
       <w:pPr>
-        <w:rPr>
-          <w:rFonts w:hint="eastAsia"/>
-        </w:rPr>
-      </w:pPr>
+        <w:pStyle w:val="2"/>
+        <w:ind w:left="993" w:hanging="426"/>
+        <w:rPr>
+          <w:rFonts w:asciiTheme="minorHAnsi" w:eastAsiaTheme="minorHAnsi" w:hAnsiTheme="minorHAnsi"/>
+        </w:rPr>
+      </w:pPr>
+      <w:r>
+        <w:rPr>
+          <w:rFonts w:asciiTheme="minorHAnsi" w:eastAsiaTheme="minorHAnsi" w:hAnsiTheme="minorHAnsi" w:hint="eastAsia"/>
+        </w:rPr>
+        <w:t>外部サービス連携方針記載</w:t>
+      </w:r>
     </w:p>
+    <w:p/>
     <w:p>
       <w:pPr>
         <w:pStyle w:val="2"/>
@@ -25334,7 +25344,7 @@
       <w:lvlText w:val="%1.%2"/>
       <w:lvlJc w:val="left"/>
       <w:pPr>
-        <w:ind w:left="992" w:hanging="567"/>
+        <w:ind w:left="1134" w:hanging="567"/>
       </w:pPr>
       <w:rPr>
         <w:rFonts w:hint="eastAsia"/>

--- a/DOC/基本設計書/ソフトウェア仕様書.docx
+++ b/DOC/基本設計書/ソフトウェア仕様書.docx
@@ -2150,13 +2150,8 @@
               <w:pStyle w:val="a4"/>
               <w:ind w:leftChars="0" w:left="0"/>
             </w:pPr>
-            <w:proofErr w:type="spellStart"/>
-            <w:r>
-              <w:t>Pomelo.EntityFrameworkCore.MySql</w:t>
-            </w:r>
-            <w:proofErr w:type="spellEnd"/>
-            <w:r>
-              <w:t>、Leaflet.js</w:t>
+            <w:r>
+              <w:t>Pomelo.EntityFrameworkCore.MySql、Leaflet.js</w:t>
             </w:r>
           </w:p>
         </w:tc>
@@ -3202,17 +3197,504 @@
         <w:pStyle w:val="2"/>
         <w:ind w:left="993" w:hanging="426"/>
         <w:rPr>
+          <w:rFonts w:asciiTheme="minorHAnsi" w:eastAsiaTheme="minorHAnsi" w:hAnsiTheme="minorHAnsi" w:hint="eastAsia"/>
+        </w:rPr>
+      </w:pPr>
+      <w:r>
+        <w:rPr>
+          <w:rFonts w:asciiTheme="minorHAnsi" w:eastAsiaTheme="minorHAnsi" w:hAnsiTheme="minorHAnsi" w:hint="eastAsia"/>
+        </w:rPr>
+        <w:t>セキュリティ方針</w:t>
+      </w:r>
+    </w:p>
+    <w:p>
+      <w:pPr>
+        <w:pStyle w:val="3"/>
+        <w:ind w:left="1560"/>
+        <w:rPr>
           <w:rFonts w:asciiTheme="minorHAnsi" w:eastAsiaTheme="minorHAnsi" w:hAnsiTheme="minorHAnsi"/>
         </w:rPr>
       </w:pPr>
       <w:r>
         <w:rPr>
+          <w:rFonts w:asciiTheme="minorHAnsi" w:eastAsiaTheme="minorHAnsi" w:hAnsiTheme="minorHAnsi"/>
+        </w:rPr>
+        <w:t>認証・認可</w:t>
+      </w:r>
+    </w:p>
+    <w:p>
+      <w:pPr>
+        <w:ind w:left="1560"/>
+      </w:pPr>
+      <w:r>
+        <w:rPr>
+          <w:rFonts w:hint="eastAsia"/>
+        </w:rPr>
+        <w:t>ユーザ認証情報は安全な方式で管理する</w:t>
+      </w:r>
+      <w:r>
+        <w:rPr>
+          <w:rFonts w:hint="eastAsia"/>
+        </w:rPr>
+        <w:t>。</w:t>
+      </w:r>
+    </w:p>
+    <w:p>
+      <w:pPr>
+        <w:ind w:left="1560"/>
+      </w:pPr>
+      <w:r>
+        <w:rPr>
+          <w:rFonts w:hint="eastAsia"/>
+        </w:rPr>
+        <w:t>パスワード等の機密情報は平文保存しない</w:t>
+      </w:r>
+      <w:r>
+        <w:rPr>
+          <w:rFonts w:hint="eastAsia"/>
+        </w:rPr>
+        <w:t>。</w:t>
+      </w:r>
+    </w:p>
+    <w:p>
+      <w:pPr>
+        <w:ind w:left="1560"/>
+      </w:pPr>
+      <w:r>
+        <w:rPr>
+          <w:rFonts w:hint="eastAsia"/>
+        </w:rPr>
+        <w:t>ユーザごとにアクセス可能なデータを制限する</w:t>
+      </w:r>
+      <w:r>
+        <w:rPr>
+          <w:rFonts w:hint="eastAsia"/>
+        </w:rPr>
+        <w:t>。</w:t>
+      </w:r>
+    </w:p>
+    <w:p>
+      <w:pPr>
+        <w:ind w:left="1560"/>
+        <w:rPr>
+          <w:rFonts w:hint="eastAsia"/>
+        </w:rPr>
+      </w:pPr>
+      <w:r>
+        <w:rPr>
+          <w:rFonts w:hint="eastAsia"/>
+        </w:rPr>
+        <w:t>不正ログイン対策として認証試行制限を検討する</w:t>
+      </w:r>
+      <w:r>
+        <w:rPr>
+          <w:rFonts w:hint="eastAsia"/>
+        </w:rPr>
+        <w:t>。</w:t>
+      </w:r>
+    </w:p>
+    <w:p>
+      <w:pPr>
+        <w:pStyle w:val="3"/>
+        <w:ind w:left="1560"/>
+        <w:rPr>
+          <w:rFonts w:asciiTheme="minorHAnsi" w:eastAsiaTheme="minorHAnsi" w:hAnsiTheme="minorHAnsi"/>
+        </w:rPr>
+      </w:pPr>
+      <w:r>
+        <w:rPr>
           <w:rFonts w:asciiTheme="minorHAnsi" w:eastAsiaTheme="minorHAnsi" w:hAnsiTheme="minorHAnsi" w:hint="eastAsia"/>
         </w:rPr>
-        <w:t>セキュリティ方針</w:t>
-      </w:r>
-    </w:p>
-    <w:p/>
+        <w:t>通信の保護</w:t>
+      </w:r>
+    </w:p>
+    <w:p>
+      <w:pPr>
+        <w:ind w:left="1560"/>
+      </w:pPr>
+      <w:r>
+        <w:rPr>
+          <w:rFonts w:hint="eastAsia"/>
+        </w:rPr>
+        <w:t>通信経路は暗号化を前提とする</w:t>
+      </w:r>
+      <w:r>
+        <w:rPr>
+          <w:rFonts w:hint="eastAsia"/>
+        </w:rPr>
+        <w:t>。</w:t>
+      </w:r>
+    </w:p>
+    <w:p>
+      <w:pPr>
+        <w:ind w:left="1560"/>
+      </w:pPr>
+      <w:r>
+        <w:rPr>
+          <w:rFonts w:hint="eastAsia"/>
+        </w:rPr>
+        <w:t>認証情報やトークンの安全な取り扱いを行う</w:t>
+      </w:r>
+      <w:r>
+        <w:rPr>
+          <w:rFonts w:hint="eastAsia"/>
+        </w:rPr>
+        <w:t>。</w:t>
+      </w:r>
+    </w:p>
+    <w:p>
+      <w:pPr>
+        <w:ind w:left="1560"/>
+      </w:pPr>
+      <w:r>
+        <w:rPr>
+          <w:rFonts w:hint="eastAsia"/>
+        </w:rPr>
+        <w:t>機密情報を</w:t>
+      </w:r>
+      <w:r>
+        <w:t>URL等へ含めない</w:t>
+      </w:r>
+      <w:r>
+        <w:rPr>
+          <w:rFonts w:hint="eastAsia"/>
+        </w:rPr>
+        <w:t>。</w:t>
+      </w:r>
+    </w:p>
+    <w:p>
+      <w:pPr>
+        <w:pStyle w:val="3"/>
+        <w:ind w:left="1560"/>
+        <w:rPr>
+          <w:rFonts w:asciiTheme="minorHAnsi" w:eastAsiaTheme="minorHAnsi" w:hAnsiTheme="minorHAnsi"/>
+        </w:rPr>
+      </w:pPr>
+      <w:r>
+        <w:rPr>
+          <w:rFonts w:asciiTheme="minorHAnsi" w:eastAsiaTheme="minorHAnsi" w:hAnsiTheme="minorHAnsi" w:hint="eastAsia"/>
+        </w:rPr>
+        <w:t>入力値・出力値対策</w:t>
+      </w:r>
+    </w:p>
+    <w:p>
+      <w:pPr>
+        <w:ind w:left="1560"/>
+      </w:pPr>
+      <w:r>
+        <w:rPr>
+          <w:rFonts w:hint="eastAsia"/>
+        </w:rPr>
+        <w:t>外部入力はすべて検証を行う</w:t>
+      </w:r>
+      <w:r>
+        <w:rPr>
+          <w:rFonts w:hint="eastAsia"/>
+        </w:rPr>
+        <w:t>。</w:t>
+      </w:r>
+    </w:p>
+    <w:p>
+      <w:pPr>
+        <w:ind w:left="1560"/>
+      </w:pPr>
+      <w:r>
+        <w:rPr>
+          <w:rFonts w:hint="eastAsia"/>
+        </w:rPr>
+        <w:t>データベースアクセス時は安全なクエリ方式を使用する</w:t>
+      </w:r>
+      <w:r>
+        <w:rPr>
+          <w:rFonts w:hint="eastAsia"/>
+        </w:rPr>
+        <w:t>。</w:t>
+      </w:r>
+    </w:p>
+    <w:p>
+      <w:pPr>
+        <w:ind w:left="1560"/>
+      </w:pPr>
+      <w:r>
+        <w:rPr>
+          <w:rFonts w:hint="eastAsia"/>
+        </w:rPr>
+        <w:t>画面表示時はスクリプト実行を防ぐ対策を行う</w:t>
+      </w:r>
+      <w:r>
+        <w:rPr>
+          <w:rFonts w:hint="eastAsia"/>
+        </w:rPr>
+        <w:t>。</w:t>
+      </w:r>
+    </w:p>
+    <w:p>
+      <w:pPr>
+        <w:pStyle w:val="3"/>
+        <w:ind w:left="1560"/>
+        <w:rPr>
+          <w:rFonts w:asciiTheme="minorHAnsi" w:eastAsiaTheme="minorHAnsi" w:hAnsiTheme="minorHAnsi"/>
+        </w:rPr>
+      </w:pPr>
+      <w:r>
+        <w:rPr>
+          <w:rFonts w:asciiTheme="minorHAnsi" w:eastAsiaTheme="minorHAnsi" w:hAnsiTheme="minorHAnsi" w:hint="eastAsia"/>
+        </w:rPr>
+        <w:t>セッション管理</w:t>
+      </w:r>
+    </w:p>
+    <w:p>
+      <w:pPr>
+        <w:ind w:left="1560"/>
+      </w:pPr>
+      <w:r>
+        <w:rPr>
+          <w:rFonts w:hint="eastAsia"/>
+        </w:rPr>
+        <w:t>認証状態には有効期限を設定する</w:t>
+      </w:r>
+      <w:r>
+        <w:rPr>
+          <w:rFonts w:hint="eastAsia"/>
+        </w:rPr>
+        <w:t>。</w:t>
+      </w:r>
+    </w:p>
+    <w:p>
+      <w:pPr>
+        <w:ind w:left="1560"/>
+      </w:pPr>
+      <w:r>
+        <w:rPr>
+          <w:rFonts w:hint="eastAsia"/>
+        </w:rPr>
+        <w:t>ログアウト時には認証情報を無効化する</w:t>
+      </w:r>
+      <w:r>
+        <w:rPr>
+          <w:rFonts w:hint="eastAsia"/>
+        </w:rPr>
+        <w:t>。</w:t>
+      </w:r>
+    </w:p>
+    <w:p>
+      <w:pPr>
+        <w:ind w:left="1560"/>
+      </w:pPr>
+      <w:r>
+        <w:t>Cookie等を利用する場合は安全な属性を設定する</w:t>
+      </w:r>
+      <w:r>
+        <w:rPr>
+          <w:rFonts w:hint="eastAsia"/>
+        </w:rPr>
+        <w:t>。</w:t>
+      </w:r>
+    </w:p>
+    <w:p>
+      <w:pPr>
+        <w:pStyle w:val="3"/>
+        <w:ind w:left="1560"/>
+        <w:rPr>
+          <w:rFonts w:asciiTheme="minorHAnsi" w:eastAsiaTheme="minorHAnsi" w:hAnsiTheme="minorHAnsi"/>
+        </w:rPr>
+      </w:pPr>
+      <w:r>
+        <w:rPr>
+          <w:rFonts w:asciiTheme="minorHAnsi" w:eastAsiaTheme="minorHAnsi" w:hAnsiTheme="minorHAnsi" w:hint="eastAsia"/>
+        </w:rPr>
+        <w:t>データ</w:t>
+      </w:r>
+      <w:r>
+        <w:rPr>
+          <w:rFonts w:asciiTheme="minorHAnsi" w:eastAsiaTheme="minorHAnsi" w:hAnsiTheme="minorHAnsi" w:hint="eastAsia"/>
+        </w:rPr>
+        <w:t>管理</w:t>
+      </w:r>
+    </w:p>
+    <w:p>
+      <w:pPr>
+        <w:ind w:left="1560"/>
+      </w:pPr>
+      <w:r>
+        <w:rPr>
+          <w:rFonts w:hint="eastAsia"/>
+        </w:rPr>
+        <w:t>個人情報・機密情報は必要最小限のみ保持する</w:t>
+      </w:r>
+      <w:r>
+        <w:rPr>
+          <w:rFonts w:hint="eastAsia"/>
+        </w:rPr>
+        <w:t>。</w:t>
+      </w:r>
+    </w:p>
+    <w:p>
+      <w:pPr>
+        <w:ind w:left="1560"/>
+      </w:pPr>
+      <w:r>
+        <w:rPr>
+          <w:rFonts w:hint="eastAsia"/>
+        </w:rPr>
+        <w:t>機密情報をログへ出力しない</w:t>
+      </w:r>
+      <w:r>
+        <w:rPr>
+          <w:rFonts w:hint="eastAsia"/>
+        </w:rPr>
+        <w:t>。</w:t>
+      </w:r>
+    </w:p>
+    <w:p>
+      <w:pPr>
+        <w:ind w:left="1560"/>
+      </w:pPr>
+      <w:r>
+        <w:rPr>
+          <w:rFonts w:hint="eastAsia"/>
+        </w:rPr>
+        <w:t>必要に応じてバックアップを取得する</w:t>
+      </w:r>
+      <w:r>
+        <w:rPr>
+          <w:rFonts w:hint="eastAsia"/>
+        </w:rPr>
+        <w:t>。</w:t>
+      </w:r>
+    </w:p>
+    <w:p>
+      <w:pPr>
+        <w:pStyle w:val="3"/>
+        <w:ind w:left="1560"/>
+        <w:rPr>
+          <w:rFonts w:asciiTheme="minorHAnsi" w:eastAsiaTheme="minorHAnsi" w:hAnsiTheme="minorHAnsi"/>
+        </w:rPr>
+      </w:pPr>
+      <w:r>
+        <w:rPr>
+          <w:rFonts w:asciiTheme="minorHAnsi" w:eastAsiaTheme="minorHAnsi" w:hAnsiTheme="minorHAnsi" w:hint="eastAsia"/>
+        </w:rPr>
+        <w:t>外部攻撃対策</w:t>
+      </w:r>
+    </w:p>
+    <w:p>
+      <w:pPr>
+        <w:ind w:left="1560"/>
+      </w:pPr>
+      <w:r>
+        <w:t>APIや認証機能への過剰アクセス対策を行う</w:t>
+      </w:r>
+      <w:r>
+        <w:rPr>
+          <w:rFonts w:hint="eastAsia"/>
+        </w:rPr>
+        <w:t>。</w:t>
+      </w:r>
+    </w:p>
+    <w:p>
+      <w:pPr>
+        <w:ind w:left="1560"/>
+      </w:pPr>
+      <w:r>
+        <w:rPr>
+          <w:rFonts w:hint="eastAsia"/>
+        </w:rPr>
+        <w:t>管理機能には追加のアクセス制御を検討する</w:t>
+      </w:r>
+      <w:r>
+        <w:rPr>
+          <w:rFonts w:hint="eastAsia"/>
+        </w:rPr>
+        <w:t>。</w:t>
+      </w:r>
+    </w:p>
+    <w:p>
+      <w:pPr>
+        <w:ind w:left="1560"/>
+      </w:pPr>
+      <w:r>
+        <w:rPr>
+          <w:rFonts w:hint="eastAsia"/>
+        </w:rPr>
+        <w:t>一般ユーザが管理機能へアクセスできないよう制御する</w:t>
+      </w:r>
+      <w:r>
+        <w:rPr>
+          <w:rFonts w:hint="eastAsia"/>
+        </w:rPr>
+        <w:t>。</w:t>
+      </w:r>
+    </w:p>
+    <w:p>
+      <w:pPr>
+        <w:pStyle w:val="3"/>
+        <w:ind w:left="1560"/>
+        <w:rPr>
+          <w:rFonts w:asciiTheme="minorHAnsi" w:eastAsiaTheme="minorHAnsi" w:hAnsiTheme="minorHAnsi"/>
+        </w:rPr>
+      </w:pPr>
+      <w:r>
+        <w:rPr>
+          <w:rFonts w:asciiTheme="minorHAnsi" w:eastAsiaTheme="minorHAnsi" w:hAnsiTheme="minorHAnsi" w:hint="eastAsia"/>
+        </w:rPr>
+        <w:t>依存ライブラリ・運用</w:t>
+      </w:r>
+    </w:p>
+    <w:p>
+      <w:pPr>
+        <w:ind w:left="1560"/>
+      </w:pPr>
+      <w:r>
+        <w:rPr>
+          <w:rFonts w:hint="eastAsia"/>
+        </w:rPr>
+        <w:t>使用ライブラリは継続的に更新を行う</w:t>
+      </w:r>
+      <w:r>
+        <w:rPr>
+          <w:rFonts w:hint="eastAsia"/>
+        </w:rPr>
+        <w:t>。</w:t>
+      </w:r>
+    </w:p>
+    <w:p>
+      <w:pPr>
+        <w:ind w:left="1560"/>
+      </w:pPr>
+      <w:r>
+        <w:rPr>
+          <w:rFonts w:hint="eastAsia"/>
+        </w:rPr>
+        <w:t>既知の脆弱性があるライブラリは使用しない</w:t>
+      </w:r>
+      <w:r>
+        <w:rPr>
+          <w:rFonts w:hint="eastAsia"/>
+        </w:rPr>
+        <w:t>。</w:t>
+      </w:r>
+    </w:p>
+    <w:p>
+      <w:pPr>
+        <w:ind w:left="1560"/>
+        <w:rPr>
+          <w:rFonts w:hint="eastAsia"/>
+        </w:rPr>
+      </w:pPr>
+      <w:r>
+        <w:rPr>
+          <w:rFonts w:hint="eastAsia"/>
+        </w:rPr>
+        <w:t>必要に応じてセキュリティ情報を定期確認する</w:t>
+      </w:r>
+      <w:r>
+        <w:rPr>
+          <w:rFonts w:hint="eastAsia"/>
+        </w:rPr>
+        <w:t>。</w:t>
+      </w:r>
+    </w:p>
     <w:p>
       <w:pPr>
         <w:pStyle w:val="2"/>
@@ -3244,6 +3726,177 @@
         <w:t>バリデーション方針</w:t>
       </w:r>
     </w:p>
+    <w:p>
+      <w:pPr>
+        <w:ind w:left="840"/>
+      </w:pPr>
+      <w:r>
+        <w:rPr>
+          <w:rFonts w:hint="eastAsia"/>
+        </w:rPr>
+        <w:t>システムへ入力される値については、入力形式・文字数・必須項目などの妥当性チェックを行う</w:t>
+      </w:r>
+      <w:r>
+        <w:rPr>
+          <w:rFonts w:hint="eastAsia"/>
+        </w:rPr>
+        <w:t>。</w:t>
+      </w:r>
+    </w:p>
+    <w:p>
+      <w:pPr>
+        <w:ind w:left="840"/>
+      </w:pPr>
+      <w:r>
+        <w:rPr>
+          <w:rFonts w:hint="eastAsia"/>
+        </w:rPr>
+        <w:lastRenderedPageBreak/>
+        <w:t>不正な値や想定外のデータが登録されないよう制御する</w:t>
+      </w:r>
+      <w:r>
+        <w:rPr>
+          <w:rFonts w:hint="eastAsia"/>
+        </w:rPr>
+        <w:t>。</w:t>
+      </w:r>
+    </w:p>
+    <w:p>
+      <w:pPr>
+        <w:ind w:left="840"/>
+      </w:pPr>
+      <w:r>
+        <w:rPr>
+          <w:rFonts w:hint="eastAsia"/>
+        </w:rPr>
+        <w:t>入力値チェックはフロントエンド・バックエンド双方で実施する</w:t>
+      </w:r>
+      <w:r>
+        <w:rPr>
+          <w:rFonts w:hint="eastAsia"/>
+        </w:rPr>
+        <w:t>。</w:t>
+      </w:r>
+    </w:p>
+    <w:p>
+      <w:pPr>
+        <w:ind w:left="840"/>
+      </w:pPr>
+      <w:r>
+        <w:rPr>
+          <w:rFonts w:hint="eastAsia"/>
+        </w:rPr>
+        <w:t>クライアント側の入力値は信頼せず、サーバ側でも必ず検証を行う</w:t>
+      </w:r>
+      <w:r>
+        <w:rPr>
+          <w:rFonts w:hint="eastAsia"/>
+        </w:rPr>
+        <w:t>。</w:t>
+      </w:r>
+    </w:p>
+    <w:p>
+      <w:pPr>
+        <w:ind w:left="840"/>
+      </w:pPr>
+      <w:r>
+        <w:rPr>
+          <w:rFonts w:hint="eastAsia"/>
+        </w:rPr>
+        <w:t>データベース登録時には、型不一致や不正データ混入を防止する</w:t>
+      </w:r>
+      <w:r>
+        <w:rPr>
+          <w:rFonts w:hint="eastAsia"/>
+        </w:rPr>
+        <w:t>。</w:t>
+      </w:r>
+    </w:p>
+    <w:p>
+      <w:pPr>
+        <w:ind w:left="840"/>
+      </w:pPr>
+      <w:r>
+        <w:rPr>
+          <w:rFonts w:hint="eastAsia"/>
+        </w:rPr>
+        <w:t>外部入力をそのまま画面表示しないようにし、必要に応じてエスケープ処理を行う</w:t>
+      </w:r>
+      <w:r>
+        <w:rPr>
+          <w:rFonts w:hint="eastAsia"/>
+        </w:rPr>
+        <w:t>。</w:t>
+      </w:r>
+    </w:p>
+    <w:p>
+      <w:pPr>
+        <w:ind w:left="840"/>
+      </w:pPr>
+      <w:r>
+        <w:t>SQLインジェクションやクロスサイトスクリプティング（XSS）等の脆弱性対策を考慮する</w:t>
+      </w:r>
+      <w:r>
+        <w:rPr>
+          <w:rFonts w:hint="eastAsia"/>
+        </w:rPr>
+        <w:t>。</w:t>
+      </w:r>
+    </w:p>
+    <w:p>
+      <w:pPr>
+        <w:ind w:left="840"/>
+      </w:pPr>
+      <w:r>
+        <w:rPr>
+          <w:rFonts w:hint="eastAsia"/>
+        </w:rPr>
+        <w:t>エラーメッセージは利用者に分かりやすく表示しつつ、内部構造や機密情報を含めない</w:t>
+      </w:r>
+      <w:r>
+        <w:rPr>
+          <w:rFonts w:hint="eastAsia"/>
+        </w:rPr>
+        <w:t>。</w:t>
+      </w:r>
+    </w:p>
+    <w:p>
+      <w:pPr>
+        <w:ind w:left="840"/>
+      </w:pPr>
+      <w:r>
+        <w:rPr>
+          <w:rFonts w:hint="eastAsia"/>
+        </w:rPr>
+        <w:t>ファイルアップロード機能を実装する場合は、拡張子・サイズ・内容の検証を行う</w:t>
+      </w:r>
+      <w:r>
+        <w:rPr>
+          <w:rFonts w:hint="eastAsia"/>
+        </w:rPr>
+        <w:t>。</w:t>
+      </w:r>
+    </w:p>
+    <w:p>
+      <w:pPr>
+        <w:ind w:left="840"/>
+        <w:rPr>
+          <w:rFonts w:hint="eastAsia"/>
+        </w:rPr>
+      </w:pPr>
+      <w:r>
+        <w:rPr>
+          <w:rFonts w:hint="eastAsia"/>
+        </w:rPr>
+        <w:t>将来的な入力項目追加を考慮し、共通的なバリデーションルール管理を検討する</w:t>
+      </w:r>
+      <w:r>
+        <w:rPr>
+          <w:rFonts w:hint="eastAsia"/>
+        </w:rPr>
+        <w:t>。</w:t>
+      </w:r>
+    </w:p>
     <w:p/>
     <w:p>
       <w:pPr>
@@ -3260,6 +3913,222 @@
         <w:t>命名規則・コーディング規約</w:t>
       </w:r>
     </w:p>
+    <w:p>
+      <w:pPr>
+        <w:ind w:left="840"/>
+      </w:pPr>
+      <w:r>
+        <w:rPr>
+          <w:rFonts w:hint="eastAsia"/>
+        </w:rPr>
+        <w:t>ソースコードの可読性・保守性向上のため、</w:t>
+      </w:r>
+      <w:r>
+        <w:t>snake_case</w:t>
+      </w:r>
+      <w:r>
+        <w:rPr>
+          <w:rFonts w:hint="eastAsia"/>
+        </w:rPr>
+        <w:t>を適用する</w:t>
+      </w:r>
+      <w:r>
+        <w:rPr>
+          <w:rFonts w:hint="eastAsia"/>
+        </w:rPr>
+        <w:t>。</w:t>
+      </w:r>
+    </w:p>
+    <w:p>
+      <w:pPr>
+        <w:ind w:left="840"/>
+      </w:pPr>
+      <w:r>
+        <w:rPr>
+          <w:rFonts w:hint="eastAsia"/>
+        </w:rPr>
+        <w:t>クラス名、関数名、変数名などは役割が分かる名称を使用する</w:t>
+      </w:r>
+      <w:r>
+        <w:rPr>
+          <w:rFonts w:hint="eastAsia"/>
+        </w:rPr>
+        <w:t>。</w:t>
+      </w:r>
+    </w:p>
+    <w:p>
+      <w:pPr>
+        <w:ind w:left="840"/>
+      </w:pPr>
+      <w:r>
+        <w:rPr>
+          <w:rFonts w:hint="eastAsia"/>
+        </w:rPr>
+        <w:t>同一機能内で表記ゆれが発生しないよう統一する</w:t>
+      </w:r>
+      <w:r>
+        <w:rPr>
+          <w:rFonts w:hint="eastAsia"/>
+        </w:rPr>
+        <w:t>。</w:t>
+      </w:r>
+    </w:p>
+    <w:p>
+      <w:pPr>
+        <w:ind w:left="840"/>
+      </w:pPr>
+      <w:r>
+        <w:rPr>
+          <w:rFonts w:hint="eastAsia"/>
+        </w:rPr>
+        <w:t>使用するプログラミング言語およびフレームワークの標準的なコーディング規約を基本とする</w:t>
+      </w:r>
+      <w:r>
+        <w:rPr>
+          <w:rFonts w:hint="eastAsia"/>
+        </w:rPr>
+        <w:t>。</w:t>
+      </w:r>
+    </w:p>
+    <w:p>
+      <w:pPr>
+        <w:ind w:left="840"/>
+      </w:pPr>
+      <w:r>
+        <w:rPr>
+          <w:rFonts w:hint="eastAsia"/>
+        </w:rPr>
+        <w:t>共通処理の重複実装を避け、再利用可能な構成を意識する</w:t>
+      </w:r>
+      <w:r>
+        <w:rPr>
+          <w:rFonts w:hint="eastAsia"/>
+        </w:rPr>
+        <w:t>。</w:t>
+      </w:r>
+    </w:p>
+    <w:p>
+      <w:pPr>
+        <w:ind w:left="840"/>
+      </w:pPr>
+      <w:r>
+        <w:rPr>
+          <w:rFonts w:hint="eastAsia"/>
+        </w:rPr>
+        <w:t>コメントは必要最小限とし、処理内容ではなく目的や補足事項を記載する</w:t>
+      </w:r>
+      <w:r>
+        <w:rPr>
+          <w:rFonts w:hint="eastAsia"/>
+        </w:rPr>
+        <w:t>。</w:t>
+      </w:r>
+    </w:p>
+    <w:p>
+      <w:pPr>
+        <w:ind w:left="840"/>
+      </w:pPr>
+      <w:r>
+        <w:rPr>
+          <w:rFonts w:hint="eastAsia"/>
+        </w:rPr>
+        <w:t>一時的な対応や暫定実装については、識別可能な形式でコメントを残す</w:t>
+      </w:r>
+      <w:r>
+        <w:rPr>
+          <w:rFonts w:hint="eastAsia"/>
+        </w:rPr>
+        <w:t>。</w:t>
+      </w:r>
+    </w:p>
+    <w:p>
+      <w:pPr>
+        <w:ind w:left="840"/>
+      </w:pPr>
+      <w:r>
+        <w:rPr>
+          <w:rFonts w:hint="eastAsia"/>
+        </w:rPr>
+        <w:t>不要なコードや未使用の変数・ライブラリは残さない</w:t>
+      </w:r>
+      <w:r>
+        <w:rPr>
+          <w:rFonts w:hint="eastAsia"/>
+        </w:rPr>
+        <w:t>。</w:t>
+      </w:r>
+    </w:p>
+    <w:p>
+      <w:pPr>
+        <w:ind w:left="840"/>
+      </w:pPr>
+      <w:r>
+        <w:rPr>
+          <w:rFonts w:hint="eastAsia"/>
+        </w:rPr>
+        <w:t>ハードコーディングを避け、定数化・設定化を行う</w:t>
+      </w:r>
+      <w:r>
+        <w:rPr>
+          <w:rFonts w:hint="eastAsia"/>
+        </w:rPr>
+        <w:t>。</w:t>
+      </w:r>
+    </w:p>
+    <w:p>
+      <w:pPr>
+        <w:ind w:left="840"/>
+      </w:pPr>
+      <w:r>
+        <w:rPr>
+          <w:rFonts w:hint="eastAsia"/>
+        </w:rPr>
+        <w:t>ソースコードは第三者が理解しやすい構成を意識する</w:t>
+      </w:r>
+      <w:r>
+        <w:rPr>
+          <w:rFonts w:hint="eastAsia"/>
+        </w:rPr>
+        <w:t>。</w:t>
+      </w:r>
+    </w:p>
+    <w:p>
+      <w:pPr>
+        <w:ind w:left="840"/>
+      </w:pPr>
+      <w:r>
+        <w:rPr>
+          <w:rFonts w:hint="eastAsia"/>
+        </w:rPr>
+        <w:t>エラー処理は統一した方針で実装し、例外発生時の動作を明確にする</w:t>
+      </w:r>
+      <w:r>
+        <w:rPr>
+          <w:rFonts w:hint="eastAsia"/>
+        </w:rPr>
+        <w:t>。</w:t>
+      </w:r>
+    </w:p>
+    <w:p>
+      <w:pPr>
+        <w:ind w:left="840"/>
+        <w:rPr>
+          <w:rFonts w:hint="eastAsia"/>
+        </w:rPr>
+      </w:pPr>
+      <w:r>
+        <w:rPr>
+          <w:rFonts w:hint="eastAsia"/>
+        </w:rPr>
+        <w:t>将来的な機能追加や改修を考慮し、保守しやすい実装を行う</w:t>
+      </w:r>
+      <w:r>
+        <w:rPr>
+          <w:rFonts w:hint="eastAsia"/>
+        </w:rPr>
+        <w:t>。</w:t>
+      </w:r>
+    </w:p>
     <w:p/>
     <w:p>
       <w:pPr>
@@ -3357,21 +4226,7 @@
         <w:rPr>
           <w:rFonts w:hint="eastAsia"/>
         </w:rPr>
-        <w:t>・[</w:t>
-      </w:r>
-      <w:proofErr w:type="spellStart"/>
-      <w:r>
-        <w:rPr>
-          <w:rFonts w:hint="eastAsia"/>
-        </w:rPr>
-        <w:t>todojava_db</w:t>
-      </w:r>
-      <w:proofErr w:type="spellEnd"/>
-      <w:r>
-        <w:rPr>
-          <w:rFonts w:hint="eastAsia"/>
-        </w:rPr>
-        <w:t>]usersテーブル.emailカラムの長さを320に設定し最大長を確保。</w:t>
+        <w:t>・[todojava_db]usersテーブル.emailカラムの長さを320に設定し最大長を確保。</w:t>
       </w:r>
     </w:p>
     <w:p>
@@ -3383,21 +4238,7 @@
         <w:rPr>
           <w:rFonts w:hint="eastAsia"/>
         </w:rPr>
-        <w:t>・[</w:t>
-      </w:r>
-      <w:proofErr w:type="spellStart"/>
-      <w:r>
-        <w:rPr>
-          <w:rFonts w:hint="eastAsia"/>
-        </w:rPr>
-        <w:t>todojava_db</w:t>
-      </w:r>
-      <w:proofErr w:type="spellEnd"/>
-      <w:r>
-        <w:rPr>
-          <w:rFonts w:hint="eastAsia"/>
-        </w:rPr>
-        <w:t>]usersテーブル.emailカラムにNOT NULL制約を設定し空値防止。</w:t>
+        <w:t>・[todojava_db]usersテーブル.emailカラムにNOT NULL制約を設定し空値防止。</w:t>
       </w:r>
     </w:p>
     <w:p>
@@ -7021,7 +7862,6 @@
                 <w:szCs w:val="20"/>
               </w:rPr>
             </w:pPr>
-            <w:proofErr w:type="spellStart"/>
             <w:r>
               <w:rPr>
                 <w:rFonts w:hint="eastAsia"/>
@@ -7030,7 +7870,6 @@
               </w:rPr>
               <w:t>RiskMap</w:t>
             </w:r>
-            <w:proofErr w:type="spellEnd"/>
           </w:p>
         </w:tc>
         <w:tc>
@@ -8724,7 +9563,6 @@
                 <w:szCs w:val="20"/>
               </w:rPr>
             </w:pPr>
-            <w:proofErr w:type="spellStart"/>
             <w:r>
               <w:rPr>
                 <w:rFonts w:hint="eastAsia"/>
@@ -8733,7 +9571,6 @@
               </w:rPr>
               <w:t>RiskMap</w:t>
             </w:r>
-            <w:proofErr w:type="spellEnd"/>
           </w:p>
         </w:tc>
         <w:tc>
@@ -10459,7 +11296,6 @@
                 <w:szCs w:val="20"/>
               </w:rPr>
             </w:pPr>
-            <w:proofErr w:type="spellStart"/>
             <w:r>
               <w:rPr>
                 <w:rFonts w:hint="eastAsia"/>
@@ -10468,7 +11304,6 @@
               </w:rPr>
               <w:t>RiskMap</w:t>
             </w:r>
-            <w:proofErr w:type="spellEnd"/>
           </w:p>
         </w:tc>
         <w:tc>
@@ -16367,7 +17202,6 @@
               </w:rPr>
               <w:t>[</w:t>
             </w:r>
-            <w:proofErr w:type="spellStart"/>
             <w:r>
               <w:rPr>
                 <w:sz w:val="18"/>
@@ -16375,7 +17209,6 @@
               </w:rPr>
               <w:t>todojava_db</w:t>
             </w:r>
-            <w:proofErr w:type="spellEnd"/>
             <w:r>
               <w:rPr>
                 <w:rFonts w:hint="eastAsia"/>
@@ -16407,17 +17240,8 @@
                 <w:sz w:val="18"/>
                 <w:szCs w:val="21"/>
               </w:rPr>
-              <w:t xml:space="preserve"> </w:t>
-            </w:r>
-            <w:proofErr w:type="spellStart"/>
-            <w:r>
-              <w:rPr>
-                <w:sz w:val="18"/>
-                <w:szCs w:val="21"/>
-              </w:rPr>
-              <w:t>secret_password</w:t>
-            </w:r>
-            <w:proofErr w:type="spellEnd"/>
+              <w:t xml:space="preserve"> secret_password</w:t>
+            </w:r>
           </w:p>
         </w:tc>
         <w:tc>
@@ -17034,11 +17858,9 @@
         </w:rPr>
         <w:t>対象ユーザの[</w:t>
       </w:r>
-      <w:proofErr w:type="spellStart"/>
       <w:r>
         <w:t>todojava_db</w:t>
       </w:r>
-      <w:proofErr w:type="spellEnd"/>
       <w:r>
         <w:rPr>
           <w:rFonts w:hint="eastAsia"/>
@@ -17046,13 +17868,8 @@
         <w:t>]usersテーブル.</w:t>
       </w:r>
       <w:r>
-        <w:t xml:space="preserve"> </w:t>
-      </w:r>
-      <w:proofErr w:type="spellStart"/>
-      <w:r>
-        <w:t>secret_password</w:t>
-      </w:r>
-      <w:proofErr w:type="spellEnd"/>
+        <w:t xml:space="preserve"> secret_password</w:t>
+      </w:r>
       <w:r>
         <w:rPr>
           <w:rFonts w:hint="eastAsia"/>
@@ -17125,11 +17942,9 @@
         </w:rPr>
         <w:t>①ユーザ名入力欄に入力されたユーザ名をキーに[</w:t>
       </w:r>
-      <w:proofErr w:type="spellStart"/>
       <w:r>
         <w:t>todojava_db</w:t>
       </w:r>
-      <w:proofErr w:type="spellEnd"/>
       <w:r>
         <w:rPr>
           <w:rFonts w:hint="eastAsia"/>
@@ -17230,11 +18045,9 @@
               </w:rPr>
               <w:t>・[</w:t>
             </w:r>
-            <w:proofErr w:type="spellStart"/>
             <w:r>
               <w:t>todojava_db</w:t>
             </w:r>
-            <w:proofErr w:type="spellEnd"/>
             <w:r>
               <w:t>]</w:t>
             </w:r>
@@ -17401,11 +18214,9 @@
               </w:rPr>
               <w:t>・[</w:t>
             </w:r>
-            <w:proofErr w:type="spellStart"/>
             <w:r>
               <w:t>todojava_db</w:t>
             </w:r>
-            <w:proofErr w:type="spellEnd"/>
             <w:r>
               <w:t>]</w:t>
             </w:r>
@@ -17418,11 +18229,9 @@
             <w:r>
               <w:t xml:space="preserve">. </w:t>
             </w:r>
-            <w:proofErr w:type="spellStart"/>
             <w:r>
               <w:t>secret_tips_id</w:t>
             </w:r>
-            <w:proofErr w:type="spellEnd"/>
             <w:r>
               <w:rPr>
                 <w:rFonts w:hint="eastAsia"/>
@@ -17432,30 +18241,14 @@
             <w:r>
               <w:t xml:space="preserve"> = [</w:t>
             </w:r>
-            <w:proofErr w:type="spellStart"/>
             <w:r>
               <w:t>todojava_db</w:t>
             </w:r>
-            <w:proofErr w:type="spellEnd"/>
-            <w:r>
-              <w:rPr>
-                <w:rFonts w:hint="eastAsia"/>
-              </w:rPr>
-              <w:t>]</w:t>
-            </w:r>
-            <w:proofErr w:type="spellStart"/>
-            <w:r>
-              <w:rPr>
-                <w:rFonts w:hint="eastAsia"/>
-              </w:rPr>
-              <w:t>secret_tips</w:t>
-            </w:r>
-            <w:proofErr w:type="spellEnd"/>
-            <w:r>
-              <w:rPr>
-                <w:rFonts w:hint="eastAsia"/>
-              </w:rPr>
-              <w:t>テーブル.idカラム</w:t>
+            <w:r>
+              <w:rPr>
+                <w:rFonts w:hint="eastAsia"/>
+              </w:rPr>
+              <w:t>]secret_tipsテーブル.idカラム</w:t>
             </w:r>
           </w:p>
         </w:tc>
@@ -17593,11 +18386,9 @@
         </w:rPr>
         <w:t>秘密のパスワードをキーに、[</w:t>
       </w:r>
-      <w:proofErr w:type="spellStart"/>
       <w:r>
         <w:t>todojava_db</w:t>
       </w:r>
-      <w:proofErr w:type="spellEnd"/>
       <w:r>
         <w:rPr>
           <w:rFonts w:hint="eastAsia"/>
@@ -17689,11 +18480,9 @@
               </w:rPr>
               <w:t>・[</w:t>
             </w:r>
-            <w:proofErr w:type="spellStart"/>
             <w:r>
               <w:t>todojava_db</w:t>
             </w:r>
-            <w:proofErr w:type="spellEnd"/>
             <w:r>
               <w:t>]</w:t>
             </w:r>
@@ -17745,11 +18534,9 @@
             <w:r>
               <w:t>[</w:t>
             </w:r>
-            <w:proofErr w:type="spellStart"/>
             <w:r>
               <w:t>todojava_db</w:t>
             </w:r>
-            <w:proofErr w:type="spellEnd"/>
             <w:r>
               <w:t>]</w:t>
             </w:r>
@@ -17757,21 +18544,7 @@
               <w:rPr>
                 <w:rFonts w:hint="eastAsia"/>
               </w:rPr>
-              <w:t>usersテーブル.</w:t>
-            </w:r>
-            <w:proofErr w:type="spellStart"/>
-            <w:r>
-              <w:rPr>
-                <w:rFonts w:hint="eastAsia"/>
-              </w:rPr>
-              <w:t>secret_password</w:t>
-            </w:r>
-            <w:proofErr w:type="spellEnd"/>
-            <w:r>
-              <w:rPr>
-                <w:rFonts w:hint="eastAsia"/>
-              </w:rPr>
-              <w:t>カラム</w:t>
+              <w:t>usersテーブル.secret_passwordカラム</w:t>
             </w:r>
             <w:r>
               <w:t xml:space="preserve"> = [</w:t>
@@ -23221,11 +23994,9 @@
               </w:rPr>
               <w:t>[</w:t>
             </w:r>
-            <w:proofErr w:type="spellStart"/>
             <w:r>
               <w:t>todojava_db</w:t>
             </w:r>
-            <w:proofErr w:type="spellEnd"/>
             <w:r>
               <w:t>]</w:t>
             </w:r>
@@ -23292,11 +24063,9 @@
               </w:rPr>
               <w:t>[</w:t>
             </w:r>
-            <w:proofErr w:type="spellStart"/>
             <w:r>
               <w:t>todojava_db</w:t>
             </w:r>
-            <w:proofErr w:type="spellEnd"/>
             <w:r>
               <w:t>]</w:t>
             </w:r>
@@ -23381,11 +24150,9 @@
               </w:rPr>
               <w:t>[</w:t>
             </w:r>
-            <w:proofErr w:type="spellStart"/>
             <w:r>
               <w:t>todojava_db</w:t>
             </w:r>
-            <w:proofErr w:type="spellEnd"/>
             <w:r>
               <w:t>]</w:t>
             </w:r>
@@ -23404,19 +24171,11 @@
             <w:r>
               <w:t>.</w:t>
             </w:r>
-            <w:proofErr w:type="spellStart"/>
-            <w:r>
-              <w:rPr>
-                <w:rFonts w:hint="eastAsia"/>
-              </w:rPr>
-              <w:t>secret_password</w:t>
-            </w:r>
-            <w:proofErr w:type="spellEnd"/>
-            <w:r>
-              <w:rPr>
-                <w:rFonts w:hint="eastAsia"/>
-              </w:rPr>
-              <w:t>カラム</w:t>
+            <w:r>
+              <w:rPr>
+                <w:rFonts w:hint="eastAsia"/>
+              </w:rPr>
+              <w:t>secret_passwordカラム</w:t>
             </w:r>
           </w:p>
         </w:tc>
@@ -23478,49 +24237,16 @@
         <w:rPr>
           <w:rFonts w:hint="eastAsia"/>
         </w:rPr>
-        <w:t>[</w:t>
-      </w:r>
-      <w:proofErr w:type="spellStart"/>
-      <w:r>
-        <w:rPr>
-          <w:rFonts w:hint="eastAsia"/>
-        </w:rPr>
-        <w:t>todojava_db</w:t>
-      </w:r>
-      <w:proofErr w:type="spellEnd"/>
-      <w:r>
-        <w:rPr>
-          <w:rFonts w:hint="eastAsia"/>
-        </w:rPr>
-        <w:t>]</w:t>
-      </w:r>
-      <w:r>
-        <w:t xml:space="preserve"> </w:t>
-      </w:r>
-      <w:proofErr w:type="spellStart"/>
-      <w:r>
-        <w:t>secret_tips</w:t>
-      </w:r>
-      <w:proofErr w:type="spellEnd"/>
-      <w:r>
-        <w:rPr>
-          <w:rFonts w:hint="eastAsia"/>
-        </w:rPr>
-        <w:t>テーブル.</w:t>
-      </w:r>
-      <w:proofErr w:type="spellStart"/>
-      <w:r>
-        <w:rPr>
-          <w:rFonts w:hint="eastAsia"/>
-        </w:rPr>
-        <w:t>secret_tips_text</w:t>
-      </w:r>
-      <w:proofErr w:type="spellEnd"/>
-      <w:r>
-        <w:rPr>
-          <w:rFonts w:hint="eastAsia"/>
-        </w:rPr>
-        <w:t>カラムを取得し</w:t>
+        <w:t>[todojava_db]</w:t>
+      </w:r>
+      <w:r>
+        <w:t xml:space="preserve"> secret_tips</w:t>
+      </w:r>
+      <w:r>
+        <w:rPr>
+          <w:rFonts w:hint="eastAsia"/>
+        </w:rPr>
+        <w:t>テーブル.secret_tips_textカラムを取得し</w:t>
       </w:r>
       <w:r>
         <w:rPr>
@@ -28565,7 +29291,6 @@
   <w:style w:type="character" w:default="1" w:styleId="a0">
     <w:name w:val="Default Paragraph Font"/>
     <w:uiPriority w:val="1"/>
-    <w:semiHidden/>
     <w:unhideWhenUsed/>
   </w:style>
   <w:style w:type="table" w:default="1" w:styleId="a1">

--- a/DOC/基本設計書/ソフトウェア仕様書.docx
+++ b/DOC/基本設計書/ソフトウェア仕様書.docx
@@ -2150,8 +2150,13 @@
               <w:pStyle w:val="a4"/>
               <w:ind w:leftChars="0" w:left="0"/>
             </w:pPr>
-            <w:r>
-              <w:t>Pomelo.EntityFrameworkCore.MySql、Leaflet.js</w:t>
+            <w:proofErr w:type="spellStart"/>
+            <w:r>
+              <w:t>Pomelo.EntityFrameworkCore.MySql</w:t>
+            </w:r>
+            <w:proofErr w:type="spellEnd"/>
+            <w:r>
+              <w:t>、Leaflet.js</w:t>
             </w:r>
           </w:p>
         </w:tc>
@@ -3197,7 +3202,7 @@
         <w:pStyle w:val="2"/>
         <w:ind w:left="993" w:hanging="426"/>
         <w:rPr>
-          <w:rFonts w:asciiTheme="minorHAnsi" w:eastAsiaTheme="minorHAnsi" w:hAnsiTheme="minorHAnsi" w:hint="eastAsia"/>
+          <w:rFonts w:asciiTheme="minorHAnsi" w:eastAsiaTheme="minorHAnsi" w:hAnsiTheme="minorHAnsi"/>
         </w:rPr>
       </w:pPr>
       <w:r>
@@ -3230,13 +3235,7 @@
         <w:rPr>
           <w:rFonts w:hint="eastAsia"/>
         </w:rPr>
-        <w:t>ユーザ認証情報は安全な方式で管理する</w:t>
-      </w:r>
-      <w:r>
-        <w:rPr>
-          <w:rFonts w:hint="eastAsia"/>
-        </w:rPr>
-        <w:t>。</w:t>
+        <w:t>ユーザ認証情報は安全な方式で管理する。</w:t>
       </w:r>
     </w:p>
     <w:p>
@@ -3247,13 +3246,7 @@
         <w:rPr>
           <w:rFonts w:hint="eastAsia"/>
         </w:rPr>
-        <w:t>パスワード等の機密情報は平文保存しない</w:t>
-      </w:r>
-      <w:r>
-        <w:rPr>
-          <w:rFonts w:hint="eastAsia"/>
-        </w:rPr>
-        <w:t>。</w:t>
+        <w:t>パスワード等の機密情報は平文保存しない。</w:t>
       </w:r>
     </w:p>
     <w:p>
@@ -3264,33 +3257,18 @@
         <w:rPr>
           <w:rFonts w:hint="eastAsia"/>
         </w:rPr>
-        <w:t>ユーザごとにアクセス可能なデータを制限する</w:t>
-      </w:r>
-      <w:r>
-        <w:rPr>
-          <w:rFonts w:hint="eastAsia"/>
-        </w:rPr>
-        <w:t>。</w:t>
+        <w:t>ユーザごとにアクセス可能なデータを制限する。</w:t>
       </w:r>
     </w:p>
     <w:p>
       <w:pPr>
         <w:ind w:left="1560"/>
-        <w:rPr>
-          <w:rFonts w:hint="eastAsia"/>
-        </w:rPr>
-      </w:pPr>
-      <w:r>
-        <w:rPr>
-          <w:rFonts w:hint="eastAsia"/>
-        </w:rPr>
-        <w:t>不正ログイン対策として認証試行制限を検討する</w:t>
-      </w:r>
-      <w:r>
-        <w:rPr>
-          <w:rFonts w:hint="eastAsia"/>
-        </w:rPr>
-        <w:t>。</w:t>
+      </w:pPr>
+      <w:r>
+        <w:rPr>
+          <w:rFonts w:hint="eastAsia"/>
+        </w:rPr>
+        <w:t>不正ログイン対策として認証試行制限を検討する。</w:t>
       </w:r>
     </w:p>
     <w:p>
@@ -3316,13 +3294,7 @@
         <w:rPr>
           <w:rFonts w:hint="eastAsia"/>
         </w:rPr>
-        <w:t>通信経路は暗号化を前提とする</w:t>
-      </w:r>
-      <w:r>
-        <w:rPr>
-          <w:rFonts w:hint="eastAsia"/>
-        </w:rPr>
-        <w:t>。</w:t>
+        <w:t>通信経路は暗号化を前提とする。</w:t>
       </w:r>
     </w:p>
     <w:p>
@@ -3333,13 +3305,7 @@
         <w:rPr>
           <w:rFonts w:hint="eastAsia"/>
         </w:rPr>
-        <w:t>認証情報やトークンの安全な取り扱いを行う</w:t>
-      </w:r>
-      <w:r>
-        <w:rPr>
-          <w:rFonts w:hint="eastAsia"/>
-        </w:rPr>
-        <w:t>。</w:t>
+        <w:t>認証情報やトークンの安全な取り扱いを行う。</w:t>
       </w:r>
     </w:p>
     <w:p>
@@ -3385,13 +3351,7 @@
         <w:rPr>
           <w:rFonts w:hint="eastAsia"/>
         </w:rPr>
-        <w:t>外部入力はすべて検証を行う</w:t>
-      </w:r>
-      <w:r>
-        <w:rPr>
-          <w:rFonts w:hint="eastAsia"/>
-        </w:rPr>
-        <w:t>。</w:t>
+        <w:t>外部入力はすべて検証を行う。</w:t>
       </w:r>
     </w:p>
     <w:p>
@@ -3402,13 +3362,7 @@
         <w:rPr>
           <w:rFonts w:hint="eastAsia"/>
         </w:rPr>
-        <w:t>データベースアクセス時は安全なクエリ方式を使用する</w:t>
-      </w:r>
-      <w:r>
-        <w:rPr>
-          <w:rFonts w:hint="eastAsia"/>
-        </w:rPr>
-        <w:t>。</w:t>
+        <w:t>データベースアクセス時は安全なクエリ方式を使用する。</w:t>
       </w:r>
     </w:p>
     <w:p>
@@ -3419,13 +3373,7 @@
         <w:rPr>
           <w:rFonts w:hint="eastAsia"/>
         </w:rPr>
-        <w:t>画面表示時はスクリプト実行を防ぐ対策を行う</w:t>
-      </w:r>
-      <w:r>
-        <w:rPr>
-          <w:rFonts w:hint="eastAsia"/>
-        </w:rPr>
-        <w:t>。</w:t>
+        <w:t>画面表示時はスクリプト実行を防ぐ対策を行う。</w:t>
       </w:r>
     </w:p>
     <w:p>
@@ -3451,13 +3399,7 @@
         <w:rPr>
           <w:rFonts w:hint="eastAsia"/>
         </w:rPr>
-        <w:t>認証状態には有効期限を設定する</w:t>
-      </w:r>
-      <w:r>
-        <w:rPr>
-          <w:rFonts w:hint="eastAsia"/>
-        </w:rPr>
-        <w:t>。</w:t>
+        <w:t>認証状態には有効期限を設定する。</w:t>
       </w:r>
     </w:p>
     <w:p>
@@ -3468,13 +3410,7 @@
         <w:rPr>
           <w:rFonts w:hint="eastAsia"/>
         </w:rPr>
-        <w:t>ログアウト時には認証情報を無効化する</w:t>
-      </w:r>
-      <w:r>
-        <w:rPr>
-          <w:rFonts w:hint="eastAsia"/>
-        </w:rPr>
-        <w:t>。</w:t>
+        <w:t>ログアウト時には認証情報を無効化する。</w:t>
       </w:r>
     </w:p>
     <w:p>
@@ -3503,13 +3439,7 @@
         <w:rPr>
           <w:rFonts w:asciiTheme="minorHAnsi" w:eastAsiaTheme="minorHAnsi" w:hAnsiTheme="minorHAnsi" w:hint="eastAsia"/>
         </w:rPr>
-        <w:t>データ</w:t>
-      </w:r>
-      <w:r>
-        <w:rPr>
-          <w:rFonts w:asciiTheme="minorHAnsi" w:eastAsiaTheme="minorHAnsi" w:hAnsiTheme="minorHAnsi" w:hint="eastAsia"/>
-        </w:rPr>
-        <w:t>管理</w:t>
+        <w:t>データ管理</w:t>
       </w:r>
     </w:p>
     <w:p>
@@ -3520,13 +3450,7 @@
         <w:rPr>
           <w:rFonts w:hint="eastAsia"/>
         </w:rPr>
-        <w:t>個人情報・機密情報は必要最小限のみ保持する</w:t>
-      </w:r>
-      <w:r>
-        <w:rPr>
-          <w:rFonts w:hint="eastAsia"/>
-        </w:rPr>
-        <w:t>。</w:t>
+        <w:t>個人情報・機密情報は必要最小限のみ保持する。</w:t>
       </w:r>
     </w:p>
     <w:p>
@@ -3537,13 +3461,7 @@
         <w:rPr>
           <w:rFonts w:hint="eastAsia"/>
         </w:rPr>
-        <w:t>機密情報をログへ出力しない</w:t>
-      </w:r>
-      <w:r>
-        <w:rPr>
-          <w:rFonts w:hint="eastAsia"/>
-        </w:rPr>
-        <w:t>。</w:t>
+        <w:t>機密情報をログへ出力しない。</w:t>
       </w:r>
     </w:p>
     <w:p>
@@ -3554,13 +3472,7 @@
         <w:rPr>
           <w:rFonts w:hint="eastAsia"/>
         </w:rPr>
-        <w:t>必要に応じてバックアップを取得する</w:t>
-      </w:r>
-      <w:r>
-        <w:rPr>
-          <w:rFonts w:hint="eastAsia"/>
-        </w:rPr>
-        <w:t>。</w:t>
+        <w:t>必要に応じてバックアップを取得する。</w:t>
       </w:r>
     </w:p>
     <w:p>
@@ -3600,13 +3512,7 @@
         <w:rPr>
           <w:rFonts w:hint="eastAsia"/>
         </w:rPr>
-        <w:t>管理機能には追加のアクセス制御を検討する</w:t>
-      </w:r>
-      <w:r>
-        <w:rPr>
-          <w:rFonts w:hint="eastAsia"/>
-        </w:rPr>
-        <w:t>。</w:t>
+        <w:t>管理機能には追加のアクセス制御を検討する。</w:t>
       </w:r>
     </w:p>
     <w:p>
@@ -3617,13 +3523,7 @@
         <w:rPr>
           <w:rFonts w:hint="eastAsia"/>
         </w:rPr>
-        <w:t>一般ユーザが管理機能へアクセスできないよう制御する</w:t>
-      </w:r>
-      <w:r>
-        <w:rPr>
-          <w:rFonts w:hint="eastAsia"/>
-        </w:rPr>
-        <w:t>。</w:t>
+        <w:t>一般ユーザが管理機能へアクセスできないよう制御する。</w:t>
       </w:r>
     </w:p>
     <w:p>
@@ -3649,13 +3549,7 @@
         <w:rPr>
           <w:rFonts w:hint="eastAsia"/>
         </w:rPr>
-        <w:t>使用ライブラリは継続的に更新を行う</w:t>
-      </w:r>
-      <w:r>
-        <w:rPr>
-          <w:rFonts w:hint="eastAsia"/>
-        </w:rPr>
-        <w:t>。</w:t>
+        <w:t>使用ライブラリは継続的に更新を行う。</w:t>
       </w:r>
     </w:p>
     <w:p>
@@ -3666,33 +3560,21 @@
         <w:rPr>
           <w:rFonts w:hint="eastAsia"/>
         </w:rPr>
-        <w:t>既知の脆弱性があるライブラリは使用しない</w:t>
-      </w:r>
-      <w:r>
-        <w:rPr>
-          <w:rFonts w:hint="eastAsia"/>
-        </w:rPr>
-        <w:t>。</w:t>
+        <w:t>既知の脆弱性があるライブラリは使用しない。</w:t>
       </w:r>
     </w:p>
     <w:p>
       <w:pPr>
         <w:ind w:left="1560"/>
-        <w:rPr>
-          <w:rFonts w:hint="eastAsia"/>
-        </w:rPr>
-      </w:pPr>
-      <w:r>
-        <w:rPr>
-          <w:rFonts w:hint="eastAsia"/>
-        </w:rPr>
-        <w:t>必要に応じてセキュリティ情報を定期確認する</w:t>
-      </w:r>
-      <w:r>
-        <w:rPr>
-          <w:rFonts w:hint="eastAsia"/>
-        </w:rPr>
-        <w:t>。</w:t>
+      </w:pPr>
+      <w:r>
+        <w:rPr>
+          <w:rFonts w:hint="eastAsia"/>
+        </w:rPr>
+        <w:t>必要に応じてセキュリティ情報を定期確認する。</w:t>
+      </w:r>
+      <w:r>
+        <w:br w:type="page"/>
       </w:r>
     </w:p>
     <w:p>
@@ -3707,7 +3589,910 @@
         <w:rPr>
           <w:rFonts w:asciiTheme="minorHAnsi" w:eastAsiaTheme="minorHAnsi" w:hAnsiTheme="minorHAnsi" w:hint="eastAsia"/>
         </w:rPr>
+        <w:lastRenderedPageBreak/>
         <w:t>エラーハンドリング</w:t>
+      </w:r>
+    </w:p>
+    <w:p>
+      <w:pPr>
+        <w:pStyle w:val="3"/>
+        <w:ind w:left="1560"/>
+        <w:rPr>
+          <w:rFonts w:asciiTheme="minorHAnsi" w:eastAsiaTheme="minorHAnsi" w:hAnsiTheme="minorHAnsi"/>
+        </w:rPr>
+      </w:pPr>
+      <w:r>
+        <w:rPr>
+          <w:rFonts w:asciiTheme="minorHAnsi" w:eastAsiaTheme="minorHAnsi" w:hAnsiTheme="minorHAnsi" w:hint="eastAsia"/>
+        </w:rPr>
+        <w:t>接続失敗時の処理</w:t>
+      </w:r>
+    </w:p>
+    <w:p>
+      <w:pPr>
+        <w:ind w:leftChars="606" w:left="1273" w:firstLine="2"/>
+      </w:pPr>
+      <w:r>
+        <w:t>DB 接続失敗時（</w:t>
+      </w:r>
+      <w:proofErr w:type="spellStart"/>
+      <w:r>
+        <w:t>DbException</w:t>
+      </w:r>
+      <w:proofErr w:type="spellEnd"/>
+      <w:r>
+        <w:t xml:space="preserve"> / </w:t>
+      </w:r>
+      <w:proofErr w:type="spellStart"/>
+      <w:r>
+        <w:t>MySqlException</w:t>
+      </w:r>
+      <w:proofErr w:type="spellEnd"/>
+      <w:r>
+        <w:t xml:space="preserve"> のキャッチ）は、該当入力欄の近傍に赤文字でエラーメッセージを表示する。</w:t>
+      </w:r>
+    </w:p>
+    <w:p>
+      <w:pPr>
+        <w:ind w:leftChars="606" w:left="1273" w:firstLine="2"/>
+      </w:pPr>
+      <w:r>
+        <w:rPr>
+          <w:noProof/>
+        </w:rPr>
+        <w:drawing>
+          <wp:inline distT="0" distB="0" distL="0" distR="0" wp14:anchorId="4EAC6477" wp14:editId="47DD50ED">
+            <wp:extent cx="5286265" cy="418993"/>
+            <wp:effectExtent l="0" t="0" r="0" b="635"/>
+            <wp:docPr id="1978588707" name="図 1"/>
+            <wp:cNvGraphicFramePr>
+              <a:graphicFrameLocks xmlns:a="http://schemas.openxmlformats.org/drawingml/2006/main" noChangeAspect="1"/>
+            </wp:cNvGraphicFramePr>
+            <a:graphic xmlns:a="http://schemas.openxmlformats.org/drawingml/2006/main">
+              <a:graphicData uri="http://schemas.openxmlformats.org/drawingml/2006/picture">
+                <pic:pic xmlns:pic="http://schemas.openxmlformats.org/drawingml/2006/picture">
+                  <pic:nvPicPr>
+                    <pic:cNvPr id="1978588707" name=""/>
+                    <pic:cNvPicPr/>
+                  </pic:nvPicPr>
+                  <pic:blipFill>
+                    <a:blip r:embed="rId9"/>
+                    <a:stretch>
+                      <a:fillRect/>
+                    </a:stretch>
+                  </pic:blipFill>
+                  <pic:spPr>
+                    <a:xfrm>
+                      <a:off x="0" y="0"/>
+                      <a:ext cx="5374907" cy="426019"/>
+                    </a:xfrm>
+                    <a:prstGeom prst="rect">
+                      <a:avLst/>
+                    </a:prstGeom>
+                  </pic:spPr>
+                </pic:pic>
+              </a:graphicData>
+            </a:graphic>
+          </wp:inline>
+        </w:drawing>
+      </w:r>
+    </w:p>
+    <w:p>
+      <w:pPr>
+        <w:ind w:leftChars="606" w:left="1273" w:firstLine="2"/>
+      </w:pPr>
+      <w:r>
+        <w:t>DB 接続失敗時も、入力欄およびすべてのボタンはアクティブ状態を維持し、ユーザーが再試行できる状態とする。</w:t>
+      </w:r>
+    </w:p>
+    <w:p>
+      <w:pPr>
+        <w:ind w:leftChars="606" w:left="1273" w:firstLine="2"/>
+      </w:pPr>
+      <w:r>
+        <w:rPr>
+          <w:rFonts w:hint="eastAsia"/>
+        </w:rPr>
+        <w:t>入力欄が存在しないページ（地図画面・ピン一覧画面など）では、画面上部にバナーまたはトーストでエラーメッセージを表示する。</w:t>
+      </w:r>
+    </w:p>
+    <w:p>
+      <w:pPr>
+        <w:ind w:leftChars="606" w:left="1273" w:firstLine="2"/>
+      </w:pPr>
+    </w:p>
+    <w:p>
+      <w:pPr>
+        <w:pStyle w:val="3"/>
+        <w:ind w:left="1560"/>
+        <w:rPr>
+          <w:rFonts w:asciiTheme="minorHAnsi" w:eastAsiaTheme="minorHAnsi" w:hAnsiTheme="minorHAnsi"/>
+        </w:rPr>
+      </w:pPr>
+      <w:r>
+        <w:rPr>
+          <w:rFonts w:asciiTheme="minorHAnsi" w:eastAsiaTheme="minorHAnsi" w:hAnsiTheme="minorHAnsi" w:hint="eastAsia"/>
+        </w:rPr>
+        <w:t>接続失敗時の処理</w:t>
+      </w:r>
+    </w:p>
+    <w:p>
+      <w:pPr>
+        <w:ind w:leftChars="607" w:left="1275"/>
+      </w:pPr>
+      <w:r>
+        <w:t>DB への問い合わせで例外が発生した場合、または問い合わせタイムアウトが発生した場合は、エラーダイアログを表示する。</w:t>
+      </w:r>
+    </w:p>
+    <w:p>
+      <w:pPr>
+        <w:ind w:leftChars="607" w:left="1275"/>
+      </w:pPr>
+      <w:r>
+        <w:rPr>
+          <w:rFonts w:hint="eastAsia"/>
+        </w:rPr>
+        <w:t>ダイアログは</w:t>
+      </w:r>
+      <w:r>
+        <w:t xml:space="preserve"> OK ボタンまたはウィンドウ右上の × ボタン押下で閉じる。</w:t>
+      </w:r>
+    </w:p>
+    <w:p>
+      <w:pPr>
+        <w:ind w:leftChars="607" w:left="1275"/>
+      </w:pPr>
+      <w:r>
+        <w:rPr>
+          <w:rFonts w:hint="eastAsia"/>
+        </w:rPr>
+        <w:t>タイムアウト閾値：通常クエリ</w:t>
+      </w:r>
+      <w:r>
+        <w:t xml:space="preserve"> 30 秒、件数取得・集計など重量クエリ 60 秒（設定箇所：</w:t>
+      </w:r>
+      <w:proofErr w:type="spellStart"/>
+      <w:r>
+        <w:t>DbContext.Database.SetCommandTimeout</w:t>
+      </w:r>
+      <w:proofErr w:type="spellEnd"/>
+      <w:r>
+        <w:t>()）。</w:t>
+      </w:r>
+    </w:p>
+    <w:p>
+      <w:pPr>
+        <w:pStyle w:val="3"/>
+        <w:numPr>
+          <w:ilvl w:val="2"/>
+          <w:numId w:val="44"/>
+        </w:numPr>
+        <w:ind w:hanging="425"/>
+        <w:rPr>
+          <w:rFonts w:asciiTheme="minorHAnsi" w:eastAsiaTheme="minorHAnsi" w:hAnsiTheme="minorHAnsi"/>
+        </w:rPr>
+      </w:pPr>
+      <w:r>
+        <w:rPr>
+          <w:rFonts w:asciiTheme="minorHAnsi" w:eastAsiaTheme="minorHAnsi" w:hAnsiTheme="minorHAnsi" w:hint="eastAsia"/>
+        </w:rPr>
+        <w:t>-補足</w:t>
+      </w:r>
+      <w:r>
+        <w:rPr>
+          <w:rFonts w:asciiTheme="minorHAnsi" w:eastAsiaTheme="minorHAnsi" w:hAnsiTheme="minorHAnsi" w:hint="eastAsia"/>
+        </w:rPr>
+        <w:t xml:space="preserve"> </w:t>
+      </w:r>
+      <w:r>
+        <w:rPr>
+          <w:rFonts w:asciiTheme="minorHAnsi" w:eastAsiaTheme="minorHAnsi" w:hAnsiTheme="minorHAnsi" w:hint="eastAsia"/>
+        </w:rPr>
+        <w:t>例外処理の優先順位</w:t>
+      </w:r>
+    </w:p>
+    <w:p>
+      <w:pPr>
+        <w:ind w:leftChars="607" w:left="1275"/>
+      </w:pPr>
+      <w:r>
+        <w:t>DB 操作時に複数の例外が連鎖する場合、以下の順序で評価し、最初に一致したルールを適用する。</w:t>
+      </w:r>
+    </w:p>
+    <w:p>
+      <w:pPr>
+        <w:pStyle w:val="a4"/>
+        <w:numPr>
+          <w:ilvl w:val="0"/>
+          <w:numId w:val="45"/>
+        </w:numPr>
+        <w:ind w:leftChars="0" w:hanging="157"/>
+      </w:pPr>
+      <w:proofErr w:type="spellStart"/>
+      <w:r>
+        <w:t>MySqlException</w:t>
+      </w:r>
+      <w:proofErr w:type="spellEnd"/>
+      <w:r>
+        <w:t>（</w:t>
+      </w:r>
+      <w:proofErr w:type="spellStart"/>
+      <w:r>
+        <w:t>ErrorCode</w:t>
+      </w:r>
+      <w:proofErr w:type="spellEnd"/>
+      <w:r>
+        <w:t xml:space="preserve"> が接続系）→ 2.2.1 のルール適用（赤文字表示、ボタンアクティブ維持）</w:t>
+      </w:r>
+    </w:p>
+    <w:p>
+      <w:pPr>
+        <w:pStyle w:val="a4"/>
+        <w:numPr>
+          <w:ilvl w:val="0"/>
+          <w:numId w:val="45"/>
+        </w:numPr>
+        <w:ind w:leftChars="0" w:hanging="157"/>
+      </w:pPr>
+      <w:proofErr w:type="spellStart"/>
+      <w:r>
+        <w:t>MySqlException</w:t>
+      </w:r>
+      <w:proofErr w:type="spellEnd"/>
+      <w:r>
+        <w:t>（タイムアウト / クエリ失敗）→ 2.2.2 のルール適用（ダイアログ表示）</w:t>
+      </w:r>
+    </w:p>
+    <w:p>
+      <w:pPr>
+        <w:pStyle w:val="a4"/>
+        <w:numPr>
+          <w:ilvl w:val="0"/>
+          <w:numId w:val="45"/>
+        </w:numPr>
+        <w:ind w:leftChars="0" w:hanging="157"/>
+      </w:pPr>
+      <w:r>
+        <w:t xml:space="preserve">3. その他の </w:t>
+      </w:r>
+      <w:proofErr w:type="spellStart"/>
+      <w:r>
+        <w:t>DbException</w:t>
+      </w:r>
+      <w:proofErr w:type="spellEnd"/>
+      <w:r>
+        <w:t xml:space="preserve"> → 2.2.4 の </w:t>
+      </w:r>
+      <w:proofErr w:type="spellStart"/>
+      <w:r>
+        <w:t>ErrorBoundary</w:t>
+      </w:r>
+      <w:proofErr w:type="spellEnd"/>
+      <w:r>
+        <w:t xml:space="preserve"> で捕捉</w:t>
+      </w:r>
+    </w:p>
+    <w:p>
+      <w:pPr>
+        <w:ind w:left="1276"/>
+      </w:pPr>
+      <w:r>
+        <w:rPr>
+          <w:rFonts w:hint="eastAsia"/>
+        </w:rPr>
+        <w:t>接続失敗が確定した場合は、後続のクエリ失敗処理を実行せずに</w:t>
+      </w:r>
+      <w:r>
+        <w:t xml:space="preserve"> 2.2.1 のルールで統一する</w:t>
+      </w:r>
+      <w:r>
+        <w:rPr>
+          <w:rFonts w:hint="eastAsia"/>
+        </w:rPr>
+        <w:t>。</w:t>
+      </w:r>
+    </w:p>
+    <w:p>
+      <w:pPr>
+        <w:pStyle w:val="3"/>
+        <w:ind w:left="1560"/>
+        <w:rPr>
+          <w:rFonts w:asciiTheme="minorHAnsi" w:eastAsiaTheme="minorHAnsi" w:hAnsiTheme="minorHAnsi"/>
+        </w:rPr>
+      </w:pPr>
+      <w:r>
+        <w:rPr>
+          <w:rFonts w:asciiTheme="minorHAnsi" w:eastAsiaTheme="minorHAnsi" w:hAnsiTheme="minorHAnsi" w:hint="eastAsia"/>
+        </w:rPr>
+        <w:t>ログイン失敗時のメッセージ方針</w:t>
+      </w:r>
+    </w:p>
+    <w:p>
+      <w:pPr>
+        <w:ind w:leftChars="607" w:left="1275"/>
+      </w:pPr>
+      <w:r>
+        <w:t>認証失敗時（メールアドレス不一致・パスワード不一致のいずれの場合も）、どちらの項目が誤っているかを特定できないよう、統一したメッセージを赤文字で表示する</w:t>
+      </w:r>
+      <w:r>
+        <w:t>。</w:t>
+      </w:r>
+    </w:p>
+    <w:p>
+      <w:pPr>
+        <w:ind w:leftChars="607" w:left="1275"/>
+      </w:pPr>
+      <w:r>
+        <w:rPr>
+          <w:noProof/>
+        </w:rPr>
+        <w:drawing>
+          <wp:inline distT="0" distB="0" distL="0" distR="0" wp14:anchorId="6BA602A4" wp14:editId="5F1BBE96">
+            <wp:extent cx="5362041" cy="438912"/>
+            <wp:effectExtent l="0" t="0" r="0" b="0"/>
+            <wp:docPr id="1178574857" name="図 1"/>
+            <wp:cNvGraphicFramePr>
+              <a:graphicFrameLocks xmlns:a="http://schemas.openxmlformats.org/drawingml/2006/main" noChangeAspect="1"/>
+            </wp:cNvGraphicFramePr>
+            <a:graphic xmlns:a="http://schemas.openxmlformats.org/drawingml/2006/main">
+              <a:graphicData uri="http://schemas.openxmlformats.org/drawingml/2006/picture">
+                <pic:pic xmlns:pic="http://schemas.openxmlformats.org/drawingml/2006/picture">
+                  <pic:nvPicPr>
+                    <pic:cNvPr id="1178574857" name=""/>
+                    <pic:cNvPicPr/>
+                  </pic:nvPicPr>
+                  <pic:blipFill rotWithShape="1">
+                    <a:blip r:embed="rId10"/>
+                    <a:srcRect t="-1" r="13304" b="-3940"/>
+                    <a:stretch>
+                      <a:fillRect/>
+                    </a:stretch>
+                  </pic:blipFill>
+                  <pic:spPr bwMode="auto">
+                    <a:xfrm>
+                      <a:off x="0" y="0"/>
+                      <a:ext cx="5362041" cy="438912"/>
+                    </a:xfrm>
+                    <a:prstGeom prst="rect">
+                      <a:avLst/>
+                    </a:prstGeom>
+                    <a:ln>
+                      <a:noFill/>
+                    </a:ln>
+                    <a:extLst>
+                      <a:ext uri="{53640926-AAD7-44D8-BBD7-CCE9431645EC}">
+                        <a14:shadowObscured xmlns:a14="http://schemas.microsoft.com/office/drawing/2010/main"/>
+                      </a:ext>
+                    </a:extLst>
+                  </pic:spPr>
+                </pic:pic>
+              </a:graphicData>
+            </a:graphic>
+          </wp:inline>
+        </w:drawing>
+      </w:r>
+    </w:p>
+    <w:p>
+      <w:pPr>
+        <w:ind w:leftChars="607" w:left="1275"/>
+      </w:pPr>
+      <w:r>
+        <w:rPr>
+          <w:rFonts w:hint="eastAsia"/>
+        </w:rPr>
+        <w:t>セキュリティ上の理由から、「メールアドレスが存在しません」「パスワードが違います」等の個別メッセージは表示しない</w:t>
+      </w:r>
+      <w:r>
+        <w:rPr>
+          <w:rFonts w:hint="eastAsia"/>
+        </w:rPr>
+        <w:t>。</w:t>
+      </w:r>
+    </w:p>
+    <w:p>
+      <w:pPr>
+        <w:ind w:leftChars="607" w:left="1275"/>
+      </w:pPr>
+      <w:r>
+        <w:br w:type="page"/>
+      </w:r>
+    </w:p>
+    <w:p>
+      <w:pPr>
+        <w:pStyle w:val="3"/>
+        <w:ind w:left="1560"/>
+        <w:rPr>
+          <w:rFonts w:asciiTheme="minorHAnsi" w:eastAsiaTheme="minorHAnsi" w:hAnsiTheme="minorHAnsi"/>
+        </w:rPr>
+      </w:pPr>
+      <w:r>
+        <w:rPr>
+          <w:rFonts w:asciiTheme="minorHAnsi" w:eastAsiaTheme="minorHAnsi" w:hAnsiTheme="minorHAnsi" w:hint="eastAsia"/>
+        </w:rPr>
+        <w:lastRenderedPageBreak/>
+        <w:t>予期しない例外発生時のユーザー通知</w:t>
+      </w:r>
+    </w:p>
+    <w:p>
+      <w:pPr>
+        <w:ind w:leftChars="607" w:left="1275"/>
+      </w:pPr>
+      <w:r>
+        <w:rPr>
+          <w:rFonts w:hint="eastAsia"/>
+        </w:rPr>
+        <w:t>予期しない例外が発生した場合、</w:t>
+      </w:r>
+      <w:r>
+        <w:t xml:space="preserve">Blazor の </w:t>
+      </w:r>
+      <w:proofErr w:type="spellStart"/>
+      <w:r>
+        <w:t>ErrorBoundary</w:t>
+      </w:r>
+      <w:proofErr w:type="spellEnd"/>
+      <w:r>
+        <w:t xml:space="preserve"> コンポーネントを使用してアプリケーション全体のクラッシュを防ぐ</w:t>
+      </w:r>
+      <w:r>
+        <w:rPr>
+          <w:rFonts w:hint="eastAsia"/>
+        </w:rPr>
+        <w:t>。</w:t>
+      </w:r>
+    </w:p>
+    <w:p>
+      <w:pPr>
+        <w:ind w:leftChars="607" w:left="1275"/>
+      </w:pPr>
+      <w:r>
+        <w:rPr>
+          <w:rFonts w:hint="eastAsia"/>
+        </w:rPr>
+        <w:t>配置戦略：各ページコンポーネント単位に配置する（</w:t>
+      </w:r>
+      <w:proofErr w:type="spellStart"/>
+      <w:r>
+        <w:t>App.razor</w:t>
+      </w:r>
+      <w:proofErr w:type="spellEnd"/>
+      <w:r>
+        <w:t xml:space="preserve"> への全体配置はページ全体が消えユーザー体験が著しく低下するため採用しない）</w:t>
+      </w:r>
+    </w:p>
+    <w:p>
+      <w:pPr>
+        <w:ind w:leftChars="607" w:left="1275"/>
+      </w:pPr>
+      <w:proofErr w:type="spellStart"/>
+      <w:r>
+        <w:t>ErrorBoundary</w:t>
+      </w:r>
+      <w:proofErr w:type="spellEnd"/>
+      <w:r>
+        <w:t> が補足できない例外（</w:t>
+      </w:r>
+      <w:proofErr w:type="spellStart"/>
+      <w:r>
+        <w:t>SignalR</w:t>
+      </w:r>
+      <w:proofErr w:type="spellEnd"/>
+      <w:r>
+        <w:t xml:space="preserve"> 接続断など）は、Blazor の再接続 UI に委ねる</w:t>
+      </w:r>
+      <w:r>
+        <w:rPr>
+          <w:rFonts w:hint="eastAsia"/>
+        </w:rPr>
+        <w:t>。</w:t>
+      </w:r>
+    </w:p>
+    <w:p>
+      <w:pPr>
+        <w:ind w:leftChars="607" w:left="1275"/>
+      </w:pPr>
+      <w:r>
+        <w:t>ユーザーへの表示メッセージ例</w:t>
+      </w:r>
+      <w:r>
+        <w:rPr>
+          <w:rFonts w:hint="eastAsia"/>
+        </w:rPr>
+        <w:t>：</w:t>
+      </w:r>
+    </w:p>
+    <w:p>
+      <w:pPr>
+        <w:ind w:leftChars="607" w:left="1275"/>
+      </w:pPr>
+      <w:r>
+        <w:rPr>
+          <w:noProof/>
+        </w:rPr>
+        <w:drawing>
+          <wp:inline distT="0" distB="0" distL="0" distR="0" wp14:anchorId="3D8F337E" wp14:editId="63A3F1BF">
+            <wp:extent cx="5223053" cy="459740"/>
+            <wp:effectExtent l="0" t="0" r="0" b="0"/>
+            <wp:docPr id="494053198" name="図 1"/>
+            <wp:cNvGraphicFramePr>
+              <a:graphicFrameLocks xmlns:a="http://schemas.openxmlformats.org/drawingml/2006/main" noChangeAspect="1"/>
+            </wp:cNvGraphicFramePr>
+            <a:graphic xmlns:a="http://schemas.openxmlformats.org/drawingml/2006/main">
+              <a:graphicData uri="http://schemas.openxmlformats.org/drawingml/2006/picture">
+                <pic:pic xmlns:pic="http://schemas.openxmlformats.org/drawingml/2006/picture">
+                  <pic:nvPicPr>
+                    <pic:cNvPr id="494053198" name=""/>
+                    <pic:cNvPicPr/>
+                  </pic:nvPicPr>
+                  <pic:blipFill rotWithShape="1">
+                    <a:blip r:embed="rId11"/>
+                    <a:srcRect r="15552"/>
+                    <a:stretch>
+                      <a:fillRect/>
+                    </a:stretch>
+                  </pic:blipFill>
+                  <pic:spPr bwMode="auto">
+                    <a:xfrm>
+                      <a:off x="0" y="0"/>
+                      <a:ext cx="5223053" cy="459740"/>
+                    </a:xfrm>
+                    <a:prstGeom prst="rect">
+                      <a:avLst/>
+                    </a:prstGeom>
+                    <a:ln>
+                      <a:noFill/>
+                    </a:ln>
+                    <a:extLst>
+                      <a:ext uri="{53640926-AAD7-44D8-BBD7-CCE9431645EC}">
+                        <a14:shadowObscured xmlns:a14="http://schemas.microsoft.com/office/drawing/2010/main"/>
+                      </a:ext>
+                    </a:extLst>
+                  </pic:spPr>
+                </pic:pic>
+              </a:graphicData>
+            </a:graphic>
+          </wp:inline>
+        </w:drawing>
+      </w:r>
+    </w:p>
+    <w:p>
+      <w:pPr>
+        <w:ind w:leftChars="607" w:left="1275"/>
+      </w:pPr>
+      <w:r>
+        <w:rPr>
+          <w:rFonts w:hint="eastAsia"/>
+        </w:rPr>
+        <w:t>例外の詳細情報（スタックトレース等）はユーザー画面に表示せず、ログのみに出力する（→</w:t>
+      </w:r>
+      <w:r>
+        <w:t xml:space="preserve"> 2.5 ログ出力方針 参照）</w:t>
+      </w:r>
+    </w:p>
+    <w:p>
+      <w:pPr>
+        <w:pStyle w:val="3"/>
+        <w:numPr>
+          <w:ilvl w:val="2"/>
+          <w:numId w:val="46"/>
+        </w:numPr>
+        <w:ind w:hanging="425"/>
+        <w:rPr>
+          <w:rFonts w:asciiTheme="minorHAnsi" w:eastAsiaTheme="minorHAnsi" w:hAnsiTheme="minorHAnsi"/>
+        </w:rPr>
+      </w:pPr>
+      <w:r>
+        <w:rPr>
+          <w:rFonts w:asciiTheme="minorHAnsi" w:eastAsiaTheme="minorHAnsi" w:hAnsiTheme="minorHAnsi" w:hint="eastAsia"/>
+        </w:rPr>
+        <w:t xml:space="preserve">-補足 </w:t>
+      </w:r>
+      <w:r>
+        <w:rPr>
+          <w:rFonts w:asciiTheme="minorHAnsi" w:eastAsiaTheme="minorHAnsi" w:hAnsiTheme="minorHAnsi" w:hint="eastAsia"/>
+        </w:rPr>
+        <w:t>データ保存操作中に予期しない例外が発生した場合の対応</w:t>
+      </w:r>
+    </w:p>
+    <w:p>
+      <w:pPr>
+        <w:ind w:leftChars="607" w:left="1275"/>
+      </w:pPr>
+      <w:r>
+        <w:rPr>
+          <w:rFonts w:hint="eastAsia"/>
+        </w:rPr>
+        <w:t>ピン投稿・コメント投稿・アカウント登録・パスワード再設定など、</w:t>
+      </w:r>
+      <w:r>
+        <w:t xml:space="preserve">DB への書き込みを伴う操作中に </w:t>
+      </w:r>
+      <w:proofErr w:type="spellStart"/>
+      <w:r>
+        <w:t>ErrorBoundary</w:t>
+      </w:r>
+      <w:proofErr w:type="spellEnd"/>
+      <w:r>
+        <w:t xml:space="preserve"> で例外が捕捉された場合は、以下の方針を適用する</w:t>
+      </w:r>
+      <w:r>
+        <w:rPr>
+          <w:rFonts w:hint="eastAsia"/>
+        </w:rPr>
+        <w:t>.</w:t>
+      </w:r>
+    </w:p>
+    <w:p>
+      <w:pPr>
+        <w:ind w:leftChars="607" w:left="1275"/>
+      </w:pPr>
+      <w:r>
+        <w:rPr>
+          <w:rFonts w:hint="eastAsia"/>
+        </w:rPr>
+        <w:t>ユーザーへの表示メッセージ</w:t>
+      </w:r>
+      <w:r>
+        <w:rPr>
+          <w:rFonts w:hint="eastAsia"/>
+        </w:rPr>
+        <w:t>：</w:t>
+      </w:r>
+    </w:p>
+    <w:p>
+      <w:pPr>
+        <w:ind w:leftChars="607" w:left="1275"/>
+      </w:pPr>
+      <w:r>
+        <w:rPr>
+          <w:noProof/>
+        </w:rPr>
+        <w:drawing>
+          <wp:inline distT="0" distB="0" distL="0" distR="0" wp14:anchorId="0DC5D160" wp14:editId="52FC70C0">
+            <wp:extent cx="5211979" cy="359594"/>
+            <wp:effectExtent l="0" t="0" r="0" b="2540"/>
+            <wp:docPr id="325380560" name="図 1"/>
+            <wp:cNvGraphicFramePr>
+              <a:graphicFrameLocks xmlns:a="http://schemas.openxmlformats.org/drawingml/2006/main" noChangeAspect="1"/>
+            </wp:cNvGraphicFramePr>
+            <a:graphic xmlns:a="http://schemas.openxmlformats.org/drawingml/2006/main">
+              <a:graphicData uri="http://schemas.openxmlformats.org/drawingml/2006/picture">
+                <pic:pic xmlns:pic="http://schemas.openxmlformats.org/drawingml/2006/picture">
+                  <pic:nvPicPr>
+                    <pic:cNvPr id="325380560" name=""/>
+                    <pic:cNvPicPr/>
+                  </pic:nvPicPr>
+                  <pic:blipFill>
+                    <a:blip r:embed="rId12"/>
+                    <a:stretch>
+                      <a:fillRect/>
+                    </a:stretch>
+                  </pic:blipFill>
+                  <pic:spPr>
+                    <a:xfrm>
+                      <a:off x="0" y="0"/>
+                      <a:ext cx="5381501" cy="371290"/>
+                    </a:xfrm>
+                    <a:prstGeom prst="rect">
+                      <a:avLst/>
+                    </a:prstGeom>
+                  </pic:spPr>
+                </pic:pic>
+              </a:graphicData>
+            </a:graphic>
+          </wp:inline>
+        </w:drawing>
+      </w:r>
+    </w:p>
+    <w:p>
+      <w:pPr>
+        <w:ind w:leftChars="607" w:left="1275"/>
+      </w:pPr>
+      <w:r>
+        <w:rPr>
+          <w:rFonts w:hint="eastAsia"/>
+        </w:rPr>
+        <w:t>入力内容の保持：エラー発生前に入力されたデータは可能な限りフォームに残した状態でエラーを表示し、ユーザーが再入力なしに再試行できるようにする。ページ遷移が発生した場合はこの限りでない</w:t>
+      </w:r>
+      <w:r>
+        <w:rPr>
+          <w:rFonts w:hint="eastAsia"/>
+        </w:rPr>
+        <w:t>。</w:t>
+      </w:r>
+    </w:p>
+    <w:p>
+      <w:pPr>
+        <w:ind w:leftChars="607" w:left="1275"/>
+      </w:pPr>
+      <w:r>
+        <w:rPr>
+          <w:rFonts w:hint="eastAsia"/>
+        </w:rPr>
+        <w:t>重複保存リスクの回避：書き込み操作は冪等性を考慮して実装する。トランザクションを使用し、例外発生時は必ずロールバックを行うことで、中途半端な状態でデータが保存されないようにする</w:t>
+      </w:r>
+      <w:r>
+        <w:rPr>
+          <w:rFonts w:hint="eastAsia"/>
+        </w:rPr>
+        <w:t>。</w:t>
+      </w:r>
+    </w:p>
+    <w:p>
+      <w:pPr>
+        <w:ind w:leftChars="607" w:left="1275"/>
+      </w:pPr>
+      <w:r>
+        <w:rPr>
+          <w:rFonts w:hint="eastAsia"/>
+        </w:rPr>
+        <w:t>再試行ボタン：</w:t>
+      </w:r>
+      <w:proofErr w:type="spellStart"/>
+      <w:r>
+        <w:t>ErrorBoundary</w:t>
+      </w:r>
+      <w:proofErr w:type="spellEnd"/>
+      <w:r>
+        <w:t xml:space="preserve"> の </w:t>
+      </w:r>
+      <w:proofErr w:type="spellStart"/>
+      <w:r>
+        <w:t>ErrorContent</w:t>
+      </w:r>
+      <w:proofErr w:type="spellEnd"/>
+      <w:r>
+        <w:t xml:space="preserve"> 内に「再試行」ボタンを配置し、</w:t>
+      </w:r>
+      <w:proofErr w:type="spellStart"/>
+      <w:r>
+        <w:t>ErrorBoundary.Recover</w:t>
+      </w:r>
+      <w:proofErr w:type="spellEnd"/>
+      <w:r>
+        <w:t>() を呼び出してコンポーネントを元の状態に復元できるようにする</w:t>
+      </w:r>
+      <w:r>
+        <w:rPr>
+          <w:rFonts w:hint="eastAsia"/>
+        </w:rPr>
+        <w:t>。</w:t>
+      </w:r>
+    </w:p>
+    <w:p>
+      <w:pPr>
+        <w:ind w:leftChars="607" w:left="1275"/>
+      </w:pPr>
+      <w:r>
+        <w:rPr>
+          <w:rFonts w:hint="eastAsia"/>
+        </w:rPr>
+        <w:t>ログ出力：発生した例外はスタックトレースを含めて</w:t>
+      </w:r>
+      <w:r>
+        <w:t xml:space="preserve"> Error レベルでログに出力する（→ 2.5 ログ出力方針 参照）。操作の種別（投稿・登録など）もログに含める</w:t>
+      </w:r>
+      <w:r>
+        <w:rPr>
+          <w:rFonts w:hint="eastAsia"/>
+        </w:rPr>
+        <w:t>。</w:t>
+      </w:r>
+    </w:p>
+    <w:p>
+      <w:pPr>
+        <w:pStyle w:val="3"/>
+        <w:numPr>
+          <w:ilvl w:val="2"/>
+          <w:numId w:val="46"/>
+        </w:numPr>
+        <w:ind w:left="1260" w:hanging="425"/>
+        <w:rPr>
+          <w:rFonts w:asciiTheme="minorHAnsi" w:eastAsiaTheme="minorHAnsi" w:hAnsiTheme="minorHAnsi"/>
+        </w:rPr>
+      </w:pPr>
+      <w:r>
+        <w:rPr>
+          <w:rFonts w:asciiTheme="minorHAnsi" w:eastAsiaTheme="minorHAnsi" w:hAnsiTheme="minorHAnsi"/>
+        </w:rPr>
+        <w:t>DB 接続の自動リトライ方針</w:t>
+      </w:r>
+    </w:p>
+    <w:p>
+      <w:pPr>
+        <w:ind w:leftChars="607" w:left="1275"/>
+      </w:pPr>
+      <w:r>
+        <w:t>Docker 環境ではコンテナ起動順序によって一時的な DB 接続失敗が発生しやすいため、Polly ライブラリを用いた自動リトライを実装する</w:t>
+      </w:r>
+      <w:r>
+        <w:rPr>
+          <w:rFonts w:hint="eastAsia"/>
+        </w:rPr>
+        <w:t>。</w:t>
+      </w:r>
+    </w:p>
+    <w:p>
+      <w:pPr>
+        <w:ind w:leftChars="607" w:left="1275"/>
+      </w:pPr>
+      <w:r>
+        <w:rPr>
+          <w:rFonts w:hint="eastAsia"/>
+        </w:rPr>
+        <w:t>リトライポリシー：最大</w:t>
+      </w:r>
+      <w:r>
+        <w:t xml:space="preserve"> 3 回、指数バックオフ（初回 1 秒 → 2 秒 → 4 秒）</w:t>
+      </w:r>
+    </w:p>
+    <w:p>
+      <w:pPr>
+        <w:ind w:leftChars="607" w:left="1275"/>
+      </w:pPr>
+      <w:r>
+        <w:t>3 回すべて失敗した場合は 2.2.1 のエラー表示ルールを適用する</w:t>
+      </w:r>
+      <w:r>
+        <w:rPr>
+          <w:rFonts w:hint="eastAsia"/>
+        </w:rPr>
+        <w:t>。</w:t>
+      </w:r>
+    </w:p>
+    <w:p>
+      <w:pPr>
+        <w:ind w:leftChars="607" w:left="1275"/>
+      </w:pPr>
+      <w:r>
+        <w:br w:type="page"/>
+      </w:r>
+    </w:p>
+    <w:p>
+      <w:pPr>
+        <w:pStyle w:val="3"/>
+        <w:numPr>
+          <w:ilvl w:val="2"/>
+          <w:numId w:val="46"/>
+        </w:numPr>
+        <w:ind w:left="1260" w:hanging="425"/>
+        <w:rPr>
+          <w:rFonts w:asciiTheme="minorHAnsi" w:eastAsiaTheme="minorHAnsi" w:hAnsiTheme="minorHAnsi"/>
+        </w:rPr>
+      </w:pPr>
+      <w:r>
+        <w:rPr>
+          <w:rFonts w:asciiTheme="minorHAnsi" w:eastAsiaTheme="minorHAnsi" w:hAnsiTheme="minorHAnsi" w:hint="eastAsia"/>
+        </w:rPr>
+        <w:lastRenderedPageBreak/>
+        <w:t>外部サービス障害時のフォールバック方針</w:t>
+      </w:r>
+    </w:p>
+    <w:p>
+      <w:pPr>
+        <w:ind w:leftChars="607" w:left="1275"/>
+      </w:pPr>
+      <w:r>
+        <w:t>SendGrid（メール送信）障害時：ユーザーに「メールの送信に失敗しました。しばらくしてから再度お試しください。」を表示し、生成済みトークンは即時無効化する（→ 2.6.2 参照）</w:t>
+      </w:r>
+      <w:r>
+        <w:t>。</w:t>
+      </w:r>
+    </w:p>
+    <w:p>
+      <w:pPr>
+        <w:ind w:leftChars="607" w:left="1275"/>
+      </w:pPr>
+      <w:r>
+        <w:t>GPS API（</w:t>
+      </w:r>
+      <w:proofErr w:type="spellStart"/>
+      <w:r>
+        <w:t>navigator.geolocation</w:t>
+      </w:r>
+      <w:proofErr w:type="spellEnd"/>
+      <w:r>
+        <w:t>）障害時・権限拒否時：アラート通知を停止し、ユーザーに「位置情報が無効なため、アラート通知は届きません。」を表示する。その他の機能（地図閲覧・投稿）は継続可能とする（→ 2.6.3 参照）</w:t>
       </w:r>
     </w:p>
     <w:p/>
@@ -3734,7 +4519,70 @@
         <w:rPr>
           <w:rFonts w:hint="eastAsia"/>
         </w:rPr>
-        <w:t>システムへ入力される値については、入力形式・文字数・必須項目などの妥当性チェックを行う</w:t>
+        <w:t>システムへ入力される値については、入力形式・文字数・必須項目などの妥当性チェックを行う。</w:t>
+      </w:r>
+    </w:p>
+    <w:p>
+      <w:pPr>
+        <w:ind w:left="840"/>
+      </w:pPr>
+      <w:r>
+        <w:rPr>
+          <w:rFonts w:hint="eastAsia"/>
+        </w:rPr>
+        <w:t>不正な値や想定外のデータが登録されないよう制御する。</w:t>
+      </w:r>
+    </w:p>
+    <w:p>
+      <w:pPr>
+        <w:ind w:left="840"/>
+      </w:pPr>
+      <w:r>
+        <w:rPr>
+          <w:rFonts w:hint="eastAsia"/>
+        </w:rPr>
+        <w:t>入力値チェックはフロントエンド・バックエンド双方で実施する。</w:t>
+      </w:r>
+    </w:p>
+    <w:p>
+      <w:pPr>
+        <w:ind w:left="840"/>
+      </w:pPr>
+      <w:r>
+        <w:rPr>
+          <w:rFonts w:hint="eastAsia"/>
+        </w:rPr>
+        <w:t>クライアント側の入力値は信頼せず、サーバ側でも必ず検証を行う。</w:t>
+      </w:r>
+    </w:p>
+    <w:p>
+      <w:pPr>
+        <w:ind w:left="840"/>
+      </w:pPr>
+      <w:r>
+        <w:rPr>
+          <w:rFonts w:hint="eastAsia"/>
+        </w:rPr>
+        <w:t>データベース登録時には、型不一致や不正データ混入を防止する。</w:t>
+      </w:r>
+    </w:p>
+    <w:p>
+      <w:pPr>
+        <w:ind w:left="840"/>
+      </w:pPr>
+      <w:r>
+        <w:rPr>
+          <w:rFonts w:hint="eastAsia"/>
+        </w:rPr>
+        <w:t>外部入力をそのまま画面表示しないようにし、必要に応じてエスケープ処理を行う。</w:t>
+      </w:r>
+    </w:p>
+    <w:p>
+      <w:pPr>
+        <w:ind w:left="840"/>
+      </w:pPr>
+      <w:r>
+        <w:t>SQLインジェクションやクロスサイトスクリプティング（XSS）等の脆弱性対策を考慮する</w:t>
       </w:r>
       <w:r>
         <w:rPr>
@@ -3751,14 +4599,7 @@
         <w:rPr>
           <w:rFonts w:hint="eastAsia"/>
         </w:rPr>
-        <w:lastRenderedPageBreak/>
-        <w:t>不正な値や想定外のデータが登録されないよう制御する</w:t>
-      </w:r>
-      <w:r>
-        <w:rPr>
-          <w:rFonts w:hint="eastAsia"/>
-        </w:rPr>
-        <w:t>。</w:t>
+        <w:t>エラーメッセージは利用者に分かりやすく表示しつつ、内部構造や機密情報を含めない。</w:t>
       </w:r>
     </w:p>
     <w:p>
@@ -3769,13 +4610,7 @@
         <w:rPr>
           <w:rFonts w:hint="eastAsia"/>
         </w:rPr>
-        <w:t>入力値チェックはフロントエンド・バックエンド双方で実施する</w:t>
-      </w:r>
-      <w:r>
-        <w:rPr>
-          <w:rFonts w:hint="eastAsia"/>
-        </w:rPr>
-        <w:t>。</w:t>
+        <w:t>ファイルアップロード機能を実装する場合は、拡張子・サイズ・内容の検証を行う。</w:t>
       </w:r>
     </w:p>
     <w:p>
@@ -3786,115 +4621,7 @@
         <w:rPr>
           <w:rFonts w:hint="eastAsia"/>
         </w:rPr>
-        <w:t>クライアント側の入力値は信頼せず、サーバ側でも必ず検証を行う</w:t>
-      </w:r>
-      <w:r>
-        <w:rPr>
-          <w:rFonts w:hint="eastAsia"/>
-        </w:rPr>
-        <w:t>。</w:t>
-      </w:r>
-    </w:p>
-    <w:p>
-      <w:pPr>
-        <w:ind w:left="840"/>
-      </w:pPr>
-      <w:r>
-        <w:rPr>
-          <w:rFonts w:hint="eastAsia"/>
-        </w:rPr>
-        <w:t>データベース登録時には、型不一致や不正データ混入を防止する</w:t>
-      </w:r>
-      <w:r>
-        <w:rPr>
-          <w:rFonts w:hint="eastAsia"/>
-        </w:rPr>
-        <w:t>。</w:t>
-      </w:r>
-    </w:p>
-    <w:p>
-      <w:pPr>
-        <w:ind w:left="840"/>
-      </w:pPr>
-      <w:r>
-        <w:rPr>
-          <w:rFonts w:hint="eastAsia"/>
-        </w:rPr>
-        <w:t>外部入力をそのまま画面表示しないようにし、必要に応じてエスケープ処理を行う</w:t>
-      </w:r>
-      <w:r>
-        <w:rPr>
-          <w:rFonts w:hint="eastAsia"/>
-        </w:rPr>
-        <w:t>。</w:t>
-      </w:r>
-    </w:p>
-    <w:p>
-      <w:pPr>
-        <w:ind w:left="840"/>
-      </w:pPr>
-      <w:r>
-        <w:t>SQLインジェクションやクロスサイトスクリプティング（XSS）等の脆弱性対策を考慮する</w:t>
-      </w:r>
-      <w:r>
-        <w:rPr>
-          <w:rFonts w:hint="eastAsia"/>
-        </w:rPr>
-        <w:t>。</w:t>
-      </w:r>
-    </w:p>
-    <w:p>
-      <w:pPr>
-        <w:ind w:left="840"/>
-      </w:pPr>
-      <w:r>
-        <w:rPr>
-          <w:rFonts w:hint="eastAsia"/>
-        </w:rPr>
-        <w:t>エラーメッセージは利用者に分かりやすく表示しつつ、内部構造や機密情報を含めない</w:t>
-      </w:r>
-      <w:r>
-        <w:rPr>
-          <w:rFonts w:hint="eastAsia"/>
-        </w:rPr>
-        <w:t>。</w:t>
-      </w:r>
-    </w:p>
-    <w:p>
-      <w:pPr>
-        <w:ind w:left="840"/>
-      </w:pPr>
-      <w:r>
-        <w:rPr>
-          <w:rFonts w:hint="eastAsia"/>
-        </w:rPr>
-        <w:t>ファイルアップロード機能を実装する場合は、拡張子・サイズ・内容の検証を行う</w:t>
-      </w:r>
-      <w:r>
-        <w:rPr>
-          <w:rFonts w:hint="eastAsia"/>
-        </w:rPr>
-        <w:t>。</w:t>
-      </w:r>
-    </w:p>
-    <w:p>
-      <w:pPr>
-        <w:ind w:left="840"/>
-        <w:rPr>
-          <w:rFonts w:hint="eastAsia"/>
-        </w:rPr>
-      </w:pPr>
-      <w:r>
-        <w:rPr>
-          <w:rFonts w:hint="eastAsia"/>
-        </w:rPr>
-        <w:t>将来的な入力項目追加を考慮し、共通的なバリデーションルール管理を検討する</w:t>
-      </w:r>
-      <w:r>
-        <w:rPr>
-          <w:rFonts w:hint="eastAsia"/>
-        </w:rPr>
-        <w:t>。</w:t>
+        <w:t>将来的な入力項目追加を考慮し、共通的なバリデーションルール管理を検討する。</w:t>
       </w:r>
     </w:p>
     <w:p/>
@@ -3923,20 +4650,16 @@
         </w:rPr>
         <w:t>ソースコードの可読性・保守性向上のため、</w:t>
       </w:r>
+      <w:proofErr w:type="spellStart"/>
       <w:r>
         <w:t>snake_case</w:t>
       </w:r>
-      <w:r>
-        <w:rPr>
-          <w:rFonts w:hint="eastAsia"/>
-        </w:rPr>
-        <w:t>を適用する</w:t>
-      </w:r>
-      <w:r>
-        <w:rPr>
-          <w:rFonts w:hint="eastAsia"/>
-        </w:rPr>
-        <w:t>。</w:t>
+      <w:proofErr w:type="spellEnd"/>
+      <w:r>
+        <w:rPr>
+          <w:rFonts w:hint="eastAsia"/>
+        </w:rPr>
+        <w:t>を適用する。</w:t>
       </w:r>
     </w:p>
     <w:p>
@@ -3947,13 +4670,7 @@
         <w:rPr>
           <w:rFonts w:hint="eastAsia"/>
         </w:rPr>
-        <w:t>クラス名、関数名、変数名などは役割が分かる名称を使用する</w:t>
-      </w:r>
-      <w:r>
-        <w:rPr>
-          <w:rFonts w:hint="eastAsia"/>
-        </w:rPr>
-        <w:t>。</w:t>
+        <w:t>クラス名、関数名、変数名などは役割が分かる名称を使用する。</w:t>
       </w:r>
     </w:p>
     <w:p>
@@ -3964,13 +4681,7 @@
         <w:rPr>
           <w:rFonts w:hint="eastAsia"/>
         </w:rPr>
-        <w:t>同一機能内で表記ゆれが発生しないよう統一する</w:t>
-      </w:r>
-      <w:r>
-        <w:rPr>
-          <w:rFonts w:hint="eastAsia"/>
-        </w:rPr>
-        <w:t>。</w:t>
+        <w:t>同一機能内で表記ゆれが発生しないよう統一する。</w:t>
       </w:r>
     </w:p>
     <w:p>
@@ -3981,13 +4692,7 @@
         <w:rPr>
           <w:rFonts w:hint="eastAsia"/>
         </w:rPr>
-        <w:t>使用するプログラミング言語およびフレームワークの標準的なコーディング規約を基本とする</w:t>
-      </w:r>
-      <w:r>
-        <w:rPr>
-          <w:rFonts w:hint="eastAsia"/>
-        </w:rPr>
-        <w:t>。</w:t>
+        <w:t>使用するプログラミング言語およびフレームワークの標準的なコーディング規約を基本とする。</w:t>
       </w:r>
     </w:p>
     <w:p>
@@ -3998,13 +4703,7 @@
         <w:rPr>
           <w:rFonts w:hint="eastAsia"/>
         </w:rPr>
-        <w:t>共通処理の重複実装を避け、再利用可能な構成を意識する</w:t>
-      </w:r>
-      <w:r>
-        <w:rPr>
-          <w:rFonts w:hint="eastAsia"/>
-        </w:rPr>
-        <w:t>。</w:t>
+        <w:t>共通処理の重複実装を避け、再利用可能な構成を意識する。</w:t>
       </w:r>
     </w:p>
     <w:p>
@@ -4015,13 +4714,7 @@
         <w:rPr>
           <w:rFonts w:hint="eastAsia"/>
         </w:rPr>
-        <w:t>コメントは必要最小限とし、処理内容ではなく目的や補足事項を記載する</w:t>
-      </w:r>
-      <w:r>
-        <w:rPr>
-          <w:rFonts w:hint="eastAsia"/>
-        </w:rPr>
-        <w:t>。</w:t>
+        <w:t>コメントは必要最小限とし、処理内容ではなく目的や補足事項を記載する。</w:t>
       </w:r>
     </w:p>
     <w:p>
@@ -4032,13 +4725,7 @@
         <w:rPr>
           <w:rFonts w:hint="eastAsia"/>
         </w:rPr>
-        <w:t>一時的な対応や暫定実装については、識別可能な形式でコメントを残す</w:t>
-      </w:r>
-      <w:r>
-        <w:rPr>
-          <w:rFonts w:hint="eastAsia"/>
-        </w:rPr>
-        <w:t>。</w:t>
+        <w:t>一時的な対応や暫定実装については、識別可能な形式でコメントを残す。</w:t>
       </w:r>
     </w:p>
     <w:p>
@@ -4049,13 +4736,7 @@
         <w:rPr>
           <w:rFonts w:hint="eastAsia"/>
         </w:rPr>
-        <w:t>不要なコードや未使用の変数・ライブラリは残さない</w:t>
-      </w:r>
-      <w:r>
-        <w:rPr>
-          <w:rFonts w:hint="eastAsia"/>
-        </w:rPr>
-        <w:t>。</w:t>
+        <w:t>不要なコードや未使用の変数・ライブラリは残さない。</w:t>
       </w:r>
     </w:p>
     <w:p>
@@ -4066,13 +4747,7 @@
         <w:rPr>
           <w:rFonts w:hint="eastAsia"/>
         </w:rPr>
-        <w:t>ハードコーディングを避け、定数化・設定化を行う</w:t>
-      </w:r>
-      <w:r>
-        <w:rPr>
-          <w:rFonts w:hint="eastAsia"/>
-        </w:rPr>
-        <w:t>。</w:t>
+        <w:t>ハードコーディングを避け、定数化・設定化を行う。</w:t>
       </w:r>
     </w:p>
     <w:p>
@@ -4083,13 +4758,7 @@
         <w:rPr>
           <w:rFonts w:hint="eastAsia"/>
         </w:rPr>
-        <w:t>ソースコードは第三者が理解しやすい構成を意識する</w:t>
-      </w:r>
-      <w:r>
-        <w:rPr>
-          <w:rFonts w:hint="eastAsia"/>
-        </w:rPr>
-        <w:t>。</w:t>
+        <w:t>ソースコードは第三者が理解しやすい構成を意識する。</w:t>
       </w:r>
     </w:p>
     <w:p>
@@ -4100,36 +4769,25 @@
         <w:rPr>
           <w:rFonts w:hint="eastAsia"/>
         </w:rPr>
-        <w:t>エラー処理は統一した方針で実装し、例外発生時の動作を明確にする</w:t>
-      </w:r>
-      <w:r>
-        <w:rPr>
-          <w:rFonts w:hint="eastAsia"/>
-        </w:rPr>
-        <w:t>。</w:t>
+        <w:t>エラー処理は統一した方針で実装し、例外発生時の動作を明確にする。</w:t>
       </w:r>
     </w:p>
     <w:p>
       <w:pPr>
         <w:ind w:left="840"/>
-        <w:rPr>
-          <w:rFonts w:hint="eastAsia"/>
-        </w:rPr>
-      </w:pPr>
-      <w:r>
-        <w:rPr>
-          <w:rFonts w:hint="eastAsia"/>
-        </w:rPr>
-        <w:t>将来的な機能追加や改修を考慮し、保守しやすい実装を行う</w:t>
-      </w:r>
-      <w:r>
-        <w:rPr>
-          <w:rFonts w:hint="eastAsia"/>
-        </w:rPr>
-        <w:t>。</w:t>
-      </w:r>
-    </w:p>
-    <w:p/>
+      </w:pPr>
+      <w:r>
+        <w:rPr>
+          <w:rFonts w:hint="eastAsia"/>
+        </w:rPr>
+        <w:t>将来的な機能追加や改修を考慮し、保守しやすい実装を行う。</w:t>
+      </w:r>
+    </w:p>
+    <w:p>
+      <w:r>
+        <w:br w:type="page"/>
+      </w:r>
+    </w:p>
     <w:p>
       <w:pPr>
         <w:pStyle w:val="2"/>
@@ -4142,7 +4800,1013 @@
         <w:rPr>
           <w:rFonts w:asciiTheme="minorHAnsi" w:eastAsiaTheme="minorHAnsi" w:hAnsiTheme="minorHAnsi" w:hint="eastAsia"/>
         </w:rPr>
-        <w:t>ログ出力方針記載</w:t>
+        <w:lastRenderedPageBreak/>
+        <w:t>ログ出力方針</w:t>
+      </w:r>
+    </w:p>
+    <w:p>
+      <w:pPr>
+        <w:pStyle w:val="3"/>
+        <w:numPr>
+          <w:ilvl w:val="2"/>
+          <w:numId w:val="46"/>
+        </w:numPr>
+        <w:ind w:left="1260" w:hanging="425"/>
+        <w:rPr>
+          <w:rFonts w:asciiTheme="minorHAnsi" w:eastAsiaTheme="minorHAnsi" w:hAnsiTheme="minorHAnsi"/>
+        </w:rPr>
+      </w:pPr>
+      <w:r>
+        <w:rPr>
+          <w:rFonts w:asciiTheme="minorHAnsi" w:eastAsiaTheme="minorHAnsi" w:hAnsiTheme="minorHAnsi" w:hint="eastAsia"/>
+        </w:rPr>
+        <w:t>ログライブラリ</w:t>
+      </w:r>
+    </w:p>
+    <w:p>
+      <w:pPr>
+        <w:ind w:leftChars="607" w:left="1275"/>
+      </w:pPr>
+      <w:r>
+        <w:rPr>
+          <w:rFonts w:hint="eastAsia"/>
+        </w:rPr>
+        <w:t>ログ出力には</w:t>
+      </w:r>
+      <w:r>
+        <w:t xml:space="preserve"> </w:t>
+      </w:r>
+      <w:proofErr w:type="spellStart"/>
+      <w:r>
+        <w:t>Serilog</w:t>
+      </w:r>
+      <w:proofErr w:type="spellEnd"/>
+      <w:r>
+        <w:t>（ファイルシンク）を使用する</w:t>
+      </w:r>
+      <w:r>
+        <w:rPr>
+          <w:rFonts w:hint="eastAsia"/>
+        </w:rPr>
+        <w:t>。</w:t>
+      </w:r>
+    </w:p>
+    <w:p>
+      <w:pPr>
+        <w:ind w:leftChars="607" w:left="1275"/>
+      </w:pPr>
+      <w:r>
+        <w:rPr>
+          <w:rFonts w:hint="eastAsia"/>
+        </w:rPr>
+        <w:t>出力先は</w:t>
+      </w:r>
+      <w:r>
+        <w:t xml:space="preserve"> Docker マウントボリューム上のログファイルとする</w:t>
+      </w:r>
+      <w:r>
+        <w:rPr>
+          <w:rFonts w:hint="eastAsia"/>
+        </w:rPr>
+        <w:t>。</w:t>
+      </w:r>
+    </w:p>
+    <w:p>
+      <w:pPr>
+        <w:pStyle w:val="3"/>
+        <w:numPr>
+          <w:ilvl w:val="2"/>
+          <w:numId w:val="46"/>
+        </w:numPr>
+        <w:ind w:left="1260" w:hanging="425"/>
+        <w:rPr>
+          <w:rFonts w:asciiTheme="minorHAnsi" w:eastAsiaTheme="minorHAnsi" w:hAnsiTheme="minorHAnsi"/>
+        </w:rPr>
+      </w:pPr>
+      <w:r>
+        <w:rPr>
+          <w:rFonts w:asciiTheme="minorHAnsi" w:eastAsiaTheme="minorHAnsi" w:hAnsiTheme="minorHAnsi" w:hint="eastAsia"/>
+        </w:rPr>
+        <w:t>出力レベルの定義</w:t>
+      </w:r>
+    </w:p>
+    <w:p>
+      <w:pPr>
+        <w:ind w:leftChars="607" w:left="1275"/>
+      </w:pPr>
+      <w:r>
+        <w:rPr>
+          <w:rFonts w:hint="eastAsia"/>
+        </w:rPr>
+        <w:t>以下のフォーマットにて記述していく。</w:t>
+      </w:r>
+    </w:p>
+    <w:p>
+      <w:pPr>
+        <w:ind w:leftChars="607" w:left="1275"/>
+      </w:pPr>
+    </w:p>
+    <w:tbl>
+      <w:tblPr>
+        <w:tblStyle w:val="a3"/>
+        <w:tblW w:w="0" w:type="auto"/>
+        <w:tblInd w:w="1275" w:type="dxa"/>
+        <w:tblLook w:val="04A0" w:firstRow="1" w:lastRow="0" w:firstColumn="1" w:lastColumn="0" w:noHBand="0" w:noVBand="1"/>
+      </w:tblPr>
+      <w:tblGrid>
+        <w:gridCol w:w="2406"/>
+        <w:gridCol w:w="6049"/>
+      </w:tblGrid>
+      <w:tr>
+        <w:tc>
+          <w:tcPr>
+            <w:tcW w:w="2406" w:type="dxa"/>
+            <w:shd w:val="clear" w:color="auto" w:fill="E2EFD9" w:themeFill="accent6" w:themeFillTint="33"/>
+          </w:tcPr>
+          <w:p>
+            <w:pPr>
+              <w:jc w:val="center"/>
+            </w:pPr>
+            <w:r>
+              <w:rPr>
+                <w:rFonts w:hint="eastAsia"/>
+              </w:rPr>
+              <w:t>レベル名</w:t>
+            </w:r>
+          </w:p>
+        </w:tc>
+        <w:tc>
+          <w:tcPr>
+            <w:tcW w:w="6049" w:type="dxa"/>
+            <w:shd w:val="clear" w:color="auto" w:fill="E2EFD9" w:themeFill="accent6" w:themeFillTint="33"/>
+          </w:tcPr>
+          <w:p>
+            <w:pPr>
+              <w:jc w:val="center"/>
+            </w:pPr>
+            <w:r>
+              <w:rPr>
+                <w:rFonts w:hint="eastAsia"/>
+              </w:rPr>
+              <w:t>用途</w:t>
+            </w:r>
+          </w:p>
+        </w:tc>
+      </w:tr>
+      <w:tr>
+        <w:tc>
+          <w:tcPr>
+            <w:tcW w:w="2406" w:type="dxa"/>
+          </w:tcPr>
+          <w:p>
+            <w:r>
+              <w:rPr>
+                <w:rFonts w:hint="eastAsia"/>
+              </w:rPr>
+              <w:t>Information</w:t>
+            </w:r>
+          </w:p>
+        </w:tc>
+        <w:tc>
+          <w:tcPr>
+            <w:tcW w:w="6049" w:type="dxa"/>
+          </w:tcPr>
+          <w:p>
+            <w:r>
+              <w:rPr>
+                <w:rFonts w:hint="eastAsia"/>
+              </w:rPr>
+              <w:t>正常な操作ログ（ログイン成功、投稿完了、バリデーションエラーなど正常フローの一部）</w:t>
+            </w:r>
+          </w:p>
+        </w:tc>
+      </w:tr>
+      <w:tr>
+        <w:tc>
+          <w:tcPr>
+            <w:tcW w:w="2406" w:type="dxa"/>
+          </w:tcPr>
+          <w:p>
+            <w:proofErr w:type="spellStart"/>
+            <w:r>
+              <w:rPr>
+                <w:rFonts w:hint="eastAsia"/>
+              </w:rPr>
+              <w:t>Warnig</w:t>
+            </w:r>
+            <w:proofErr w:type="spellEnd"/>
+          </w:p>
+        </w:tc>
+        <w:tc>
+          <w:tcPr>
+            <w:tcW w:w="6049" w:type="dxa"/>
+          </w:tcPr>
+          <w:p>
+            <w:r>
+              <w:rPr>
+                <w:rFonts w:hint="eastAsia"/>
+              </w:rPr>
+              <w:t>システムが予期しない状態に近い事象（ログイン連続失敗によるブルートフォース検知前段など）</w:t>
+            </w:r>
+          </w:p>
+        </w:tc>
+      </w:tr>
+      <w:tr>
+        <w:tc>
+          <w:tcPr>
+            <w:tcW w:w="2406" w:type="dxa"/>
+          </w:tcPr>
+          <w:p>
+            <w:r>
+              <w:rPr>
+                <w:rFonts w:hint="eastAsia"/>
+              </w:rPr>
+              <w:t>Error</w:t>
+            </w:r>
+          </w:p>
+        </w:tc>
+        <w:tc>
+          <w:tcPr>
+            <w:tcW w:w="6049" w:type="dxa"/>
+          </w:tcPr>
+          <w:p>
+            <w:r>
+              <w:rPr>
+                <w:rFonts w:hint="eastAsia"/>
+              </w:rPr>
+              <w:t>回復可能なエラー（</w:t>
+            </w:r>
+            <w:r>
+              <w:t>DB 接続失敗など）</w:t>
+            </w:r>
+          </w:p>
+        </w:tc>
+      </w:tr>
+      <w:tr>
+        <w:tc>
+          <w:tcPr>
+            <w:tcW w:w="2406" w:type="dxa"/>
+          </w:tcPr>
+          <w:p>
+            <w:r>
+              <w:rPr>
+                <w:rFonts w:hint="eastAsia"/>
+              </w:rPr>
+              <w:t>Critical</w:t>
+            </w:r>
+          </w:p>
+        </w:tc>
+        <w:tc>
+          <w:tcPr>
+            <w:tcW w:w="6049" w:type="dxa"/>
+          </w:tcPr>
+          <w:p>
+            <w:r>
+              <w:rPr>
+                <w:rFonts w:hint="eastAsia"/>
+              </w:rPr>
+              <w:t>回復不能な致命的エラー（</w:t>
+            </w:r>
+            <w:r>
+              <w:t>Kestrel プロセスクラッシュ、証明書読み込み失敗など）</w:t>
+            </w:r>
+          </w:p>
+        </w:tc>
+      </w:tr>
+    </w:tbl>
+    <w:p/>
+    <w:p>
+      <w:pPr>
+        <w:pStyle w:val="3"/>
+        <w:numPr>
+          <w:ilvl w:val="2"/>
+          <w:numId w:val="46"/>
+        </w:numPr>
+        <w:ind w:left="1260" w:hanging="425"/>
+        <w:rPr>
+          <w:rFonts w:asciiTheme="minorHAnsi" w:eastAsiaTheme="minorHAnsi" w:hAnsiTheme="minorHAnsi"/>
+        </w:rPr>
+      </w:pPr>
+      <w:r>
+        <w:rPr>
+          <w:rFonts w:asciiTheme="minorHAnsi" w:eastAsiaTheme="minorHAnsi" w:hAnsiTheme="minorHAnsi" w:hint="eastAsia"/>
+        </w:rPr>
+        <w:t>出力レベルの定義</w:t>
+      </w:r>
+    </w:p>
+    <w:tbl>
+      <w:tblPr>
+        <w:tblStyle w:val="a3"/>
+        <w:tblW w:w="0" w:type="auto"/>
+        <w:tblInd w:w="1275" w:type="dxa"/>
+        <w:tblLook w:val="04A0" w:firstRow="1" w:lastRow="0" w:firstColumn="1" w:lastColumn="0" w:noHBand="0" w:noVBand="1"/>
+      </w:tblPr>
+      <w:tblGrid>
+        <w:gridCol w:w="4228"/>
+        <w:gridCol w:w="4227"/>
+      </w:tblGrid>
+      <w:tr>
+        <w:tc>
+          <w:tcPr>
+            <w:tcW w:w="4228" w:type="dxa"/>
+            <w:shd w:val="clear" w:color="auto" w:fill="E2EFD9" w:themeFill="accent6" w:themeFillTint="33"/>
+          </w:tcPr>
+          <w:p>
+            <w:pPr>
+              <w:jc w:val="center"/>
+            </w:pPr>
+            <w:r>
+              <w:rPr>
+                <w:rFonts w:hint="eastAsia"/>
+              </w:rPr>
+              <w:t>操作</w:t>
+            </w:r>
+          </w:p>
+        </w:tc>
+        <w:tc>
+          <w:tcPr>
+            <w:tcW w:w="4227" w:type="dxa"/>
+            <w:shd w:val="clear" w:color="auto" w:fill="E2EFD9" w:themeFill="accent6" w:themeFillTint="33"/>
+          </w:tcPr>
+          <w:p>
+            <w:pPr>
+              <w:jc w:val="center"/>
+            </w:pPr>
+            <w:r>
+              <w:rPr>
+                <w:rFonts w:hint="eastAsia"/>
+              </w:rPr>
+              <w:t>レベル</w:t>
+            </w:r>
+          </w:p>
+        </w:tc>
+      </w:tr>
+      <w:tr>
+        <w:tc>
+          <w:tcPr>
+            <w:tcW w:w="4228" w:type="dxa"/>
+          </w:tcPr>
+          <w:p>
+            <w:r>
+              <w:rPr>
+                <w:rFonts w:hint="eastAsia"/>
+              </w:rPr>
+              <w:t>ログイン成功</w:t>
+            </w:r>
+          </w:p>
+        </w:tc>
+        <w:tc>
+          <w:tcPr>
+            <w:tcW w:w="4227" w:type="dxa"/>
+          </w:tcPr>
+          <w:p>
+            <w:r>
+              <w:rPr>
+                <w:rFonts w:hint="eastAsia"/>
+              </w:rPr>
+              <w:t>Information</w:t>
+            </w:r>
+          </w:p>
+        </w:tc>
+      </w:tr>
+      <w:tr>
+        <w:tc>
+          <w:tcPr>
+            <w:tcW w:w="4228" w:type="dxa"/>
+          </w:tcPr>
+          <w:p>
+            <w:r>
+              <w:rPr>
+                <w:rFonts w:hint="eastAsia"/>
+              </w:rPr>
+              <w:t>ログイン失敗（１回）</w:t>
+            </w:r>
+          </w:p>
+        </w:tc>
+        <w:tc>
+          <w:tcPr>
+            <w:tcW w:w="4227" w:type="dxa"/>
+          </w:tcPr>
+          <w:p>
+            <w:r>
+              <w:rPr>
+                <w:rFonts w:hint="eastAsia"/>
+              </w:rPr>
+              <w:t>Information</w:t>
+            </w:r>
+          </w:p>
+        </w:tc>
+      </w:tr>
+      <w:tr>
+        <w:tc>
+          <w:tcPr>
+            <w:tcW w:w="4228" w:type="dxa"/>
+          </w:tcPr>
+          <w:p>
+            <w:r>
+              <w:rPr>
+                <w:rFonts w:hint="eastAsia"/>
+              </w:rPr>
+              <w:t>ログイン連続失敗（ブルートゥース検知）</w:t>
+            </w:r>
+          </w:p>
+        </w:tc>
+        <w:tc>
+          <w:tcPr>
+            <w:tcW w:w="4227" w:type="dxa"/>
+          </w:tcPr>
+          <w:p>
+            <w:r>
+              <w:rPr>
+                <w:rFonts w:hint="eastAsia"/>
+              </w:rPr>
+              <w:t>Warning</w:t>
+            </w:r>
+          </w:p>
+        </w:tc>
+      </w:tr>
+      <w:tr>
+        <w:tc>
+          <w:tcPr>
+            <w:tcW w:w="4228" w:type="dxa"/>
+          </w:tcPr>
+          <w:p>
+            <w:r>
+              <w:rPr>
+                <w:rFonts w:hint="eastAsia"/>
+              </w:rPr>
+              <w:t>パスワード再設定</w:t>
+            </w:r>
+          </w:p>
+        </w:tc>
+        <w:tc>
+          <w:tcPr>
+            <w:tcW w:w="4227" w:type="dxa"/>
+          </w:tcPr>
+          <w:p>
+            <w:r>
+              <w:rPr>
+                <w:rFonts w:hint="eastAsia"/>
+              </w:rPr>
+              <w:t>Information</w:t>
+            </w:r>
+          </w:p>
+        </w:tc>
+      </w:tr>
+      <w:tr>
+        <w:tc>
+          <w:tcPr>
+            <w:tcW w:w="4228" w:type="dxa"/>
+          </w:tcPr>
+          <w:p>
+            <w:r>
+              <w:rPr>
+                <w:rFonts w:hint="eastAsia"/>
+              </w:rPr>
+              <w:t>新規アカウント登録</w:t>
+            </w:r>
+          </w:p>
+        </w:tc>
+        <w:tc>
+          <w:tcPr>
+            <w:tcW w:w="4227" w:type="dxa"/>
+          </w:tcPr>
+          <w:p>
+            <w:r>
+              <w:rPr>
+                <w:rFonts w:hint="eastAsia"/>
+              </w:rPr>
+              <w:t>Information</w:t>
+            </w:r>
+          </w:p>
+        </w:tc>
+      </w:tr>
+      <w:tr>
+        <w:tc>
+          <w:tcPr>
+            <w:tcW w:w="4228" w:type="dxa"/>
+          </w:tcPr>
+          <w:p>
+            <w:r>
+              <w:rPr>
+                <w:rFonts w:hint="eastAsia"/>
+              </w:rPr>
+              <w:t>ピン投稿</w:t>
+            </w:r>
+          </w:p>
+        </w:tc>
+        <w:tc>
+          <w:tcPr>
+            <w:tcW w:w="4227" w:type="dxa"/>
+          </w:tcPr>
+          <w:p>
+            <w:r>
+              <w:rPr>
+                <w:rFonts w:hint="eastAsia"/>
+              </w:rPr>
+              <w:t>Information</w:t>
+            </w:r>
+          </w:p>
+        </w:tc>
+      </w:tr>
+      <w:tr>
+        <w:tc>
+          <w:tcPr>
+            <w:tcW w:w="4228" w:type="dxa"/>
+          </w:tcPr>
+          <w:p>
+            <w:r>
+              <w:rPr>
+                <w:rFonts w:hint="eastAsia"/>
+              </w:rPr>
+              <w:t>コメント投稿</w:t>
+            </w:r>
+          </w:p>
+        </w:tc>
+        <w:tc>
+          <w:tcPr>
+            <w:tcW w:w="4227" w:type="dxa"/>
+          </w:tcPr>
+          <w:p>
+            <w:r>
+              <w:rPr>
+                <w:rFonts w:hint="eastAsia"/>
+              </w:rPr>
+              <w:t>Information</w:t>
+            </w:r>
+          </w:p>
+        </w:tc>
+      </w:tr>
+      <w:tr>
+        <w:tc>
+          <w:tcPr>
+            <w:tcW w:w="4228" w:type="dxa"/>
+          </w:tcPr>
+          <w:p>
+            <w:r>
+              <w:rPr>
+                <w:rFonts w:hint="eastAsia"/>
+              </w:rPr>
+              <w:t>削除依頼の送信/承認/却下</w:t>
+            </w:r>
+          </w:p>
+        </w:tc>
+        <w:tc>
+          <w:tcPr>
+            <w:tcW w:w="4227" w:type="dxa"/>
+          </w:tcPr>
+          <w:p>
+            <w:r>
+              <w:rPr>
+                <w:rFonts w:hint="eastAsia"/>
+              </w:rPr>
+              <w:t>Information</w:t>
+            </w:r>
+          </w:p>
+        </w:tc>
+      </w:tr>
+      <w:tr>
+        <w:tc>
+          <w:tcPr>
+            <w:tcW w:w="4228" w:type="dxa"/>
+          </w:tcPr>
+          <w:p>
+            <w:proofErr w:type="spellStart"/>
+            <w:r>
+              <w:rPr>
+                <w:rFonts w:hint="eastAsia"/>
+              </w:rPr>
+              <w:t>SignalR</w:t>
+            </w:r>
+            <w:proofErr w:type="spellEnd"/>
+            <w:r>
+              <w:rPr>
+                <w:rFonts w:hint="eastAsia"/>
+              </w:rPr>
+              <w:t xml:space="preserve"> 接続確立/切断</w:t>
+            </w:r>
+          </w:p>
+        </w:tc>
+        <w:tc>
+          <w:tcPr>
+            <w:tcW w:w="4227" w:type="dxa"/>
+          </w:tcPr>
+          <w:p>
+            <w:r>
+              <w:rPr>
+                <w:rFonts w:hint="eastAsia"/>
+              </w:rPr>
+              <w:t>Information</w:t>
+            </w:r>
+          </w:p>
+        </w:tc>
+      </w:tr>
+      <w:tr>
+        <w:tc>
+          <w:tcPr>
+            <w:tcW w:w="4228" w:type="dxa"/>
+          </w:tcPr>
+          <w:p>
+            <w:r>
+              <w:rPr>
+                <w:rFonts w:hint="eastAsia"/>
+              </w:rPr>
+              <w:t>SendGrid 送信成功/失敗</w:t>
+            </w:r>
+          </w:p>
+        </w:tc>
+        <w:tc>
+          <w:tcPr>
+            <w:tcW w:w="4227" w:type="dxa"/>
+          </w:tcPr>
+          <w:p>
+            <w:r>
+              <w:rPr>
+                <w:rFonts w:hint="eastAsia"/>
+              </w:rPr>
+              <w:t>Information</w:t>
+            </w:r>
+            <w:r>
+              <w:rPr>
+                <w:rFonts w:hint="eastAsia"/>
+              </w:rPr>
+              <w:t xml:space="preserve"> / Error</w:t>
+            </w:r>
+          </w:p>
+        </w:tc>
+      </w:tr>
+      <w:tr>
+        <w:tc>
+          <w:tcPr>
+            <w:tcW w:w="4228" w:type="dxa"/>
+          </w:tcPr>
+          <w:p>
+            <w:r>
+              <w:rPr>
+                <w:rFonts w:hint="eastAsia"/>
+              </w:rPr>
+              <w:t>DB 接続エラー発生時</w:t>
+            </w:r>
+          </w:p>
+        </w:tc>
+        <w:tc>
+          <w:tcPr>
+            <w:tcW w:w="4227" w:type="dxa"/>
+          </w:tcPr>
+          <w:p>
+            <w:r>
+              <w:rPr>
+                <w:rFonts w:hint="eastAsia"/>
+              </w:rPr>
+              <w:t>Error</w:t>
+            </w:r>
+          </w:p>
+        </w:tc>
+      </w:tr>
+      <w:tr>
+        <w:tc>
+          <w:tcPr>
+            <w:tcW w:w="4228" w:type="dxa"/>
+          </w:tcPr>
+          <w:p>
+            <w:r>
+              <w:rPr>
+                <w:rFonts w:hint="eastAsia"/>
+              </w:rPr>
+              <w:t>予期しない例外発生時</w:t>
+            </w:r>
+          </w:p>
+          <w:p>
+            <w:r>
+              <w:rPr>
+                <w:rFonts w:hint="eastAsia"/>
+              </w:rPr>
+              <w:t>（スタックトレースを含む）</w:t>
+            </w:r>
+          </w:p>
+        </w:tc>
+        <w:tc>
+          <w:tcPr>
+            <w:tcW w:w="4227" w:type="dxa"/>
+          </w:tcPr>
+          <w:p>
+            <w:r>
+              <w:rPr>
+                <w:rFonts w:hint="eastAsia"/>
+              </w:rPr>
+              <w:t>Error / Critical</w:t>
+            </w:r>
+          </w:p>
+        </w:tc>
+      </w:tr>
+    </w:tbl>
+    <w:p>
+      <w:pPr>
+        <w:ind w:leftChars="607" w:left="1275"/>
+      </w:pPr>
+      <w:r>
+        <w:br w:type="page"/>
+      </w:r>
+    </w:p>
+    <w:p>
+      <w:pPr>
+        <w:pStyle w:val="3"/>
+        <w:numPr>
+          <w:ilvl w:val="2"/>
+          <w:numId w:val="46"/>
+        </w:numPr>
+        <w:ind w:left="1260" w:hanging="425"/>
+        <w:rPr>
+          <w:rFonts w:asciiTheme="minorHAnsi" w:eastAsiaTheme="minorHAnsi" w:hAnsiTheme="minorHAnsi"/>
+        </w:rPr>
+      </w:pPr>
+      <w:r>
+        <w:rPr>
+          <w:rFonts w:asciiTheme="minorHAnsi" w:eastAsiaTheme="minorHAnsi" w:hAnsiTheme="minorHAnsi" w:hint="eastAsia"/>
+        </w:rPr>
+        <w:lastRenderedPageBreak/>
+        <w:t>ログ保存先・保持期間・ローテーション</w:t>
+      </w:r>
+    </w:p>
+    <w:p>
+      <w:pPr>
+        <w:ind w:leftChars="607" w:left="1275"/>
+      </w:pPr>
+      <w:r>
+        <w:rPr>
+          <w:rFonts w:hint="eastAsia"/>
+        </w:rPr>
+        <w:t>保存先：</w:t>
+      </w:r>
+      <w:r>
+        <w:t>Docker マウントボリューム（ファイル出力）</w:t>
+      </w:r>
+    </w:p>
+    <w:p>
+      <w:pPr>
+        <w:pStyle w:val="a4"/>
+        <w:numPr>
+          <w:ilvl w:val="0"/>
+          <w:numId w:val="47"/>
+        </w:numPr>
+        <w:ind w:leftChars="0"/>
+      </w:pPr>
+      <w:r>
+        <w:rPr>
+          <w:rFonts w:hint="eastAsia"/>
+        </w:rPr>
+        <w:t>コンテナ内パス：</w:t>
+      </w:r>
+      <w:r>
+        <w:t>/app/logs/riskmap-.log</w:t>
+      </w:r>
+    </w:p>
+    <w:p>
+      <w:pPr>
+        <w:pStyle w:val="a4"/>
+        <w:numPr>
+          <w:ilvl w:val="0"/>
+          <w:numId w:val="47"/>
+        </w:numPr>
+        <w:ind w:leftChars="0"/>
+      </w:pPr>
+      <w:r>
+        <w:rPr>
+          <w:rFonts w:hint="eastAsia"/>
+        </w:rPr>
+        <w:t>ホスト側マウントパス：</w:t>
+      </w:r>
+      <w:r>
+        <w:t>./logs:/app/logs（docker-</w:t>
+      </w:r>
+      <w:proofErr w:type="spellStart"/>
+      <w:r>
+        <w:t>compose.yml</w:t>
+      </w:r>
+      <w:proofErr w:type="spellEnd"/>
+      <w:r>
+        <w:t xml:space="preserve"> の volumes: に定義）</w:t>
+      </w:r>
+    </w:p>
+    <w:p>
+      <w:pPr>
+        <w:pStyle w:val="a4"/>
+        <w:numPr>
+          <w:ilvl w:val="0"/>
+          <w:numId w:val="47"/>
+        </w:numPr>
+        <w:ind w:leftChars="0"/>
+      </w:pPr>
+      <w:proofErr w:type="spellStart"/>
+      <w:r>
+        <w:t>appsettings.json</w:t>
+      </w:r>
+      <w:proofErr w:type="spellEnd"/>
+      <w:r>
+        <w:t xml:space="preserve"> の </w:t>
+      </w:r>
+      <w:proofErr w:type="spellStart"/>
+      <w:r>
+        <w:t>Serilog</w:t>
+      </w:r>
+      <w:proofErr w:type="spellEnd"/>
+      <w:r>
+        <w:t xml:space="preserve"> path 設定をコンテナ内パスに一致させること。</w:t>
+      </w:r>
+    </w:p>
+    <w:p>
+      <w:pPr>
+        <w:ind w:leftChars="607" w:left="1275"/>
+      </w:pPr>
+      <w:r>
+        <w:rPr>
+          <w:rFonts w:hint="eastAsia"/>
+        </w:rPr>
+        <w:t>保持期間：</w:t>
+      </w:r>
+      <w:r>
+        <w:t>30 日間</w:t>
+      </w:r>
+    </w:p>
+    <w:p>
+      <w:pPr>
+        <w:ind w:leftChars="607" w:left="1275"/>
+      </w:pPr>
+      <w:r>
+        <w:t>ローテーション設定（</w:t>
+      </w:r>
+      <w:proofErr w:type="spellStart"/>
+      <w:r>
+        <w:t>Serilog</w:t>
+      </w:r>
+      <w:proofErr w:type="spellEnd"/>
+      <w:r>
+        <w:t xml:space="preserve"> File Sink）：</w:t>
+      </w:r>
+    </w:p>
+    <w:tbl>
+      <w:tblPr>
+        <w:tblStyle w:val="a3"/>
+        <w:tblW w:w="0" w:type="auto"/>
+        <w:tblInd w:w="1275" w:type="dxa"/>
+        <w:tblLook w:val="04A0" w:firstRow="1" w:lastRow="0" w:firstColumn="1" w:lastColumn="0" w:noHBand="0" w:noVBand="1"/>
+      </w:tblPr>
+      <w:tblGrid>
+        <w:gridCol w:w="2409"/>
+        <w:gridCol w:w="6046"/>
+      </w:tblGrid>
+      <w:tr>
+        <w:tc>
+          <w:tcPr>
+            <w:tcW w:w="2409" w:type="dxa"/>
+          </w:tcPr>
+          <w:p>
+            <w:proofErr w:type="spellStart"/>
+            <w:r>
+              <w:t>rollingInterval</w:t>
+            </w:r>
+            <w:proofErr w:type="spellEnd"/>
+          </w:p>
+        </w:tc>
+        <w:tc>
+          <w:tcPr>
+            <w:tcW w:w="6046" w:type="dxa"/>
+          </w:tcPr>
+          <w:p>
+            <w:proofErr w:type="spellStart"/>
+            <w:r>
+              <w:t>RollingInterval.Day</w:t>
+            </w:r>
+            <w:proofErr w:type="spellEnd"/>
+          </w:p>
+          <w:p>
+            <w:r>
+              <w:t>// 日次ローテーション</w:t>
+            </w:r>
+          </w:p>
+        </w:tc>
+      </w:tr>
+      <w:tr>
+        <w:tc>
+          <w:tcPr>
+            <w:tcW w:w="2409" w:type="dxa"/>
+          </w:tcPr>
+          <w:p>
+            <w:proofErr w:type="spellStart"/>
+            <w:r>
+              <w:t>retainedFileCountLimit</w:t>
+            </w:r>
+            <w:proofErr w:type="spellEnd"/>
+          </w:p>
+        </w:tc>
+        <w:tc>
+          <w:tcPr>
+            <w:tcW w:w="6046" w:type="dxa"/>
+          </w:tcPr>
+          <w:p>
+            <w:r>
+              <w:t>30</w:t>
+            </w:r>
+          </w:p>
+          <w:p>
+            <w:r>
+              <w:t>// 最大30ファイル保持（30日分）</w:t>
+            </w:r>
+          </w:p>
+        </w:tc>
+      </w:tr>
+      <w:tr>
+        <w:tc>
+          <w:tcPr>
+            <w:tcW w:w="2409" w:type="dxa"/>
+          </w:tcPr>
+          <w:p>
+            <w:proofErr w:type="spellStart"/>
+            <w:r>
+              <w:t>fileSizeLimitBytes</w:t>
+            </w:r>
+            <w:proofErr w:type="spellEnd"/>
+          </w:p>
+        </w:tc>
+        <w:tc>
+          <w:tcPr>
+            <w:tcW w:w="6046" w:type="dxa"/>
+          </w:tcPr>
+          <w:p>
+            <w:r>
+              <w:t>50_000_000</w:t>
+            </w:r>
+          </w:p>
+          <w:p>
+            <w:r>
+              <w:t>// 1ファイルあたり50MB上限</w:t>
+            </w:r>
+          </w:p>
+        </w:tc>
+      </w:tr>
+      <w:tr>
+        <w:tc>
+          <w:tcPr>
+            <w:tcW w:w="2409" w:type="dxa"/>
+          </w:tcPr>
+          <w:p>
+            <w:proofErr w:type="spellStart"/>
+            <w:r>
+              <w:t>rollOnFileSizeLimit</w:t>
+            </w:r>
+            <w:proofErr w:type="spellEnd"/>
+          </w:p>
+        </w:tc>
+        <w:tc>
+          <w:tcPr>
+            <w:tcW w:w="6046" w:type="dxa"/>
+          </w:tcPr>
+          <w:p>
+            <w:r>
+              <w:t>true</w:t>
+            </w:r>
+          </w:p>
+          <w:p>
+            <w:r>
+              <w:t>// サイズ上限到達時も即時ローテーション</w:t>
+            </w:r>
+          </w:p>
+        </w:tc>
+      </w:tr>
+    </w:tbl>
+    <w:p>
+      <w:pPr>
+        <w:ind w:leftChars="607" w:left="1275"/>
+      </w:pPr>
+      <w:r>
+        <w:t>ログにユーザーの個人情報（メールアドレス等）が含まれる場合、マスキング処理を施す（例：us**@example.com）（→ 2.7 データ保護・プライバシー方針 参照）</w:t>
+      </w:r>
+    </w:p>
+    <w:p>
+      <w:pPr>
+        <w:ind w:leftChars="607" w:left="1275"/>
+      </w:pPr>
+      <w:r>
+        <w:rPr>
+          <w:rFonts w:hint="eastAsia"/>
+        </w:rPr>
+        <w:t>マスキング実装方式：</w:t>
+      </w:r>
+      <w:proofErr w:type="spellStart"/>
+      <w:r>
+        <w:t>Serilog</w:t>
+      </w:r>
+      <w:proofErr w:type="spellEnd"/>
+      <w:r>
+        <w:t xml:space="preserve"> の </w:t>
+      </w:r>
+      <w:proofErr w:type="spellStart"/>
+      <w:r>
+        <w:t>Destructure.ByTransforming</w:t>
+      </w:r>
+      <w:proofErr w:type="spellEnd"/>
+      <w:r>
+        <w:t>&lt;T&gt;() と正規表現を組み合わせて実装する。マスキング対象フィールドはメールアドレスのみとし、@ より前の先頭2文字を残し残りを ** に置換する（例：us**@example.com）</w:t>
       </w:r>
     </w:p>
     <w:p/>
@@ -4158,10 +5822,563 @@
         <w:rPr>
           <w:rFonts w:asciiTheme="minorHAnsi" w:eastAsiaTheme="minorHAnsi" w:hAnsiTheme="minorHAnsi" w:hint="eastAsia"/>
         </w:rPr>
-        <w:t>外部サービス連携方針記載</w:t>
-      </w:r>
-    </w:p>
-    <w:p/>
+        <w:t>外部サービス連携方針</w:t>
+      </w:r>
+    </w:p>
+    <w:p>
+      <w:pPr>
+        <w:pStyle w:val="3"/>
+        <w:numPr>
+          <w:ilvl w:val="2"/>
+          <w:numId w:val="46"/>
+        </w:numPr>
+        <w:ind w:left="1260" w:hanging="425"/>
+        <w:rPr>
+          <w:rFonts w:asciiTheme="minorHAnsi" w:eastAsiaTheme="minorHAnsi" w:hAnsiTheme="minorHAnsi"/>
+        </w:rPr>
+      </w:pPr>
+      <w:r>
+        <w:rPr>
+          <w:rFonts w:asciiTheme="minorHAnsi" w:eastAsiaTheme="minorHAnsi" w:hAnsiTheme="minorHAnsi" w:hint="eastAsia"/>
+        </w:rPr>
+        <w:t>地図（</w:t>
+      </w:r>
+      <w:r>
+        <w:rPr>
+          <w:rFonts w:asciiTheme="minorHAnsi" w:eastAsiaTheme="minorHAnsi" w:hAnsiTheme="minorHAnsi"/>
+        </w:rPr>
+        <w:t>Leaflet.js）との連携方針</w:t>
+      </w:r>
+    </w:p>
+    <w:p>
+      <w:pPr>
+        <w:ind w:leftChars="607" w:left="1275"/>
+      </w:pPr>
+      <w:r>
+        <w:t xml:space="preserve">Leaflet.js は JavaScript ライブラリであるため、Blazor Server の </w:t>
+      </w:r>
+      <w:proofErr w:type="spellStart"/>
+      <w:r>
+        <w:t>IJSRuntime</w:t>
+      </w:r>
+      <w:proofErr w:type="spellEnd"/>
+      <w:r>
+        <w:t xml:space="preserve"> を介して呼び出す。</w:t>
+      </w:r>
+    </w:p>
+    <w:p>
+      <w:pPr>
+        <w:ind w:leftChars="607" w:left="1275"/>
+      </w:pPr>
+      <w:r>
+        <w:rPr>
+          <w:rFonts w:hint="eastAsia"/>
+        </w:rPr>
+        <w:t>地図の初期化処理は</w:t>
+      </w:r>
+      <w:r>
+        <w:t xml:space="preserve"> </w:t>
+      </w:r>
+      <w:proofErr w:type="spellStart"/>
+      <w:r>
+        <w:t>OnAfterRenderAsync</w:t>
+      </w:r>
+      <w:proofErr w:type="spellEnd"/>
+      <w:r>
+        <w:t>（</w:t>
+      </w:r>
+      <w:proofErr w:type="spellStart"/>
+      <w:r>
+        <w:t>firstRender</w:t>
+      </w:r>
+      <w:proofErr w:type="spellEnd"/>
+      <w:r>
+        <w:t xml:space="preserve"> == true の場合のみ）で実行し、DOM 描画完了後に JS を呼び出す。</w:t>
+      </w:r>
+    </w:p>
+    <w:p>
+      <w:pPr>
+        <w:ind w:leftChars="607" w:left="1275"/>
+      </w:pPr>
+      <w:r>
+        <w:t xml:space="preserve">Blazor → JavaScript の呼び出しには </w:t>
+      </w:r>
+      <w:proofErr w:type="spellStart"/>
+      <w:r>
+        <w:t>IJSRuntime.InvokeVoidAsync</w:t>
+      </w:r>
+      <w:proofErr w:type="spellEnd"/>
+      <w:r>
+        <w:t xml:space="preserve"> / </w:t>
+      </w:r>
+      <w:proofErr w:type="spellStart"/>
+      <w:r>
+        <w:t>InvokeAsync</w:t>
+      </w:r>
+      <w:proofErr w:type="spellEnd"/>
+      <w:r>
+        <w:t xml:space="preserve"> を使用する。</w:t>
+      </w:r>
+    </w:p>
+    <w:p>
+      <w:pPr>
+        <w:ind w:leftChars="607" w:left="1275"/>
+      </w:pPr>
+      <w:r>
+        <w:t xml:space="preserve">JavaScript → Blazor（C#）への逆方向通信には </w:t>
+      </w:r>
+      <w:proofErr w:type="spellStart"/>
+      <w:r>
+        <w:t>DotNet.invokeMethodAsync</w:t>
+      </w:r>
+      <w:proofErr w:type="spellEnd"/>
+      <w:r>
+        <w:t xml:space="preserve"> を使用する（ピン作成時等）。</w:t>
+      </w:r>
+    </w:p>
+    <w:p>
+      <w:pPr>
+        <w:ind w:leftChars="607" w:left="1275"/>
+      </w:pPr>
+      <w:r>
+        <w:t>JS Interop エラーハンドリング：</w:t>
+      </w:r>
+      <w:proofErr w:type="spellStart"/>
+      <w:r>
+        <w:t>InvokeVoidAsync</w:t>
+      </w:r>
+      <w:proofErr w:type="spellEnd"/>
+      <w:r>
+        <w:t xml:space="preserve"> / </w:t>
+      </w:r>
+      <w:proofErr w:type="spellStart"/>
+      <w:r>
+        <w:t>InvokeAsync</w:t>
+      </w:r>
+      <w:proofErr w:type="spellEnd"/>
+      <w:r>
+        <w:t xml:space="preserve"> の呼び出しは try-catch (</w:t>
+      </w:r>
+      <w:proofErr w:type="spellStart"/>
+      <w:r>
+        <w:t>JSException</w:t>
+      </w:r>
+      <w:proofErr w:type="spellEnd"/>
+      <w:r>
+        <w:t>) で囲み、失敗時は Error レベルでログ出力したうえで「地図の読み込みに失敗しました。ページを再読み込みしてください。」をユーザーに表示する。地図初期化失敗時も、その他の機能（ピン投稿フォーム・サイドメニュー等）は継続可能とする。</w:t>
+      </w:r>
+    </w:p>
+    <w:p>
+      <w:pPr>
+        <w:ind w:leftChars="607" w:left="1275"/>
+      </w:pPr>
+      <w:r>
+        <w:rPr>
+          <w:rFonts w:hint="eastAsia"/>
+        </w:rPr>
+        <w:t>タイルプロバイダ：</w:t>
+      </w:r>
+      <w:r>
+        <w:t>OpenStreetMap（無償・APIキー不要）を使用する。将来的に</w:t>
+      </w:r>
+      <w:proofErr w:type="spellStart"/>
+      <w:r>
+        <w:t>Mapbox</w:t>
+      </w:r>
+      <w:proofErr w:type="spellEnd"/>
+      <w:r>
+        <w:t xml:space="preserve">等へ切り替える場合は、APIキーを </w:t>
+      </w:r>
+      <w:proofErr w:type="spellStart"/>
+      <w:r>
+        <w:t>appsettings.json</w:t>
+      </w:r>
+      <w:proofErr w:type="spellEnd"/>
+      <w:r>
+        <w:t xml:space="preserve"> の環境変数注入経由で管理し、クライアント JS に直接埋め込まない。</w:t>
+      </w:r>
+      <w:r>
+        <w:br w:type="page"/>
+      </w:r>
+    </w:p>
+    <w:p>
+      <w:pPr>
+        <w:pStyle w:val="3"/>
+        <w:numPr>
+          <w:ilvl w:val="2"/>
+          <w:numId w:val="46"/>
+        </w:numPr>
+        <w:ind w:left="1260" w:hanging="425"/>
+        <w:rPr>
+          <w:rFonts w:asciiTheme="minorHAnsi" w:eastAsiaTheme="minorHAnsi" w:hAnsiTheme="minorHAnsi"/>
+        </w:rPr>
+      </w:pPr>
+      <w:r>
+        <w:rPr>
+          <w:rFonts w:asciiTheme="minorHAnsi" w:eastAsiaTheme="minorHAnsi" w:hAnsiTheme="minorHAnsi" w:hint="eastAsia"/>
+        </w:rPr>
+        <w:lastRenderedPageBreak/>
+        <w:t>メール送信（パスワード再設定）の方針</w:t>
+      </w:r>
+    </w:p>
+    <w:p>
+      <w:pPr>
+        <w:ind w:leftChars="607" w:left="1275"/>
+      </w:pPr>
+      <w:r>
+        <w:rPr>
+          <w:rFonts w:hint="eastAsia"/>
+        </w:rPr>
+        <w:t>パスワード再設定時、登録メールアドレス宛にパスワード再設定用</w:t>
+      </w:r>
+      <w:r>
+        <w:t xml:space="preserve"> URL を記載したメールを送信する。</w:t>
+      </w:r>
+    </w:p>
+    <w:p>
+      <w:pPr>
+        <w:ind w:leftChars="607" w:left="1275"/>
+      </w:pPr>
+      <w:r>
+        <w:rPr>
+          <w:rFonts w:hint="eastAsia"/>
+        </w:rPr>
+        <w:t>メール送信には</w:t>
+      </w:r>
+      <w:r>
+        <w:t xml:space="preserve"> SendGrid（.NET SDK）を使用する。</w:t>
+      </w:r>
+    </w:p>
+    <w:p>
+      <w:pPr>
+        <w:ind w:leftChars="607" w:left="1275"/>
+      </w:pPr>
+      <w:r>
+        <w:t>URL は有効期限付きトークンを含み、期限切れ後は無効化する。</w:t>
+      </w:r>
+    </w:p>
+    <w:p>
+      <w:pPr>
+        <w:ind w:leftChars="607" w:left="1275"/>
+      </w:pPr>
+      <w:r>
+        <w:rPr>
+          <w:rFonts w:hint="eastAsia"/>
+        </w:rPr>
+        <w:t>送信失敗時の方針：</w:t>
+      </w:r>
+      <w:r>
+        <w:t>SendGrid への送信が失敗した場合、生成済みトークンを即時無効化（DB から削除）し、ユーザーに「メールの送信に失敗しました。しばらくしてから再度お試しください。」を表示する。自動リトライは行わず、ユーザーが再申請する運用とする。</w:t>
+      </w:r>
+    </w:p>
+    <w:p>
+      <w:pPr>
+        <w:ind w:leftChars="607" w:left="1275"/>
+      </w:pPr>
+      <w:r>
+        <w:rPr>
+          <w:rFonts w:hint="eastAsia"/>
+        </w:rPr>
+        <w:t>リトライ：</w:t>
+      </w:r>
+      <w:r>
+        <w:t>SendGrid の一時障害への対応は行わない（トークン残置によるセキュリティリスクを避けるため）。</w:t>
+      </w:r>
+    </w:p>
+    <w:p>
+      <w:pPr>
+        <w:ind w:leftChars="607" w:left="1275"/>
+      </w:pPr>
+    </w:p>
+    <w:p>
+      <w:pPr>
+        <w:pStyle w:val="3"/>
+        <w:numPr>
+          <w:ilvl w:val="2"/>
+          <w:numId w:val="46"/>
+        </w:numPr>
+        <w:ind w:left="1260" w:hanging="425"/>
+        <w:rPr>
+          <w:rFonts w:asciiTheme="minorHAnsi" w:eastAsiaTheme="minorHAnsi" w:hAnsiTheme="minorHAnsi"/>
+        </w:rPr>
+      </w:pPr>
+      <w:r>
+        <w:rPr>
+          <w:rFonts w:asciiTheme="minorHAnsi" w:eastAsiaTheme="minorHAnsi" w:hAnsiTheme="minorHAnsi" w:hint="eastAsia"/>
+        </w:rPr>
+        <w:t>メール送信（パスワード再設定）の方針</w:t>
+      </w:r>
+    </w:p>
+    <w:p>
+      <w:pPr>
+        <w:ind w:leftChars="607" w:left="1275"/>
+      </w:pPr>
+      <w:r>
+        <w:rPr>
+          <w:rFonts w:hint="eastAsia"/>
+        </w:rPr>
+        <w:t>スマートフォンの</w:t>
+      </w:r>
+      <w:r>
+        <w:t xml:space="preserve"> GPS 情報はブラウザの </w:t>
+      </w:r>
+      <w:proofErr w:type="spellStart"/>
+      <w:r>
+        <w:t>navigator.geolocation</w:t>
+      </w:r>
+      <w:proofErr w:type="spellEnd"/>
+      <w:r>
+        <w:t xml:space="preserve"> API を介して取得し、</w:t>
+      </w:r>
+      <w:proofErr w:type="spellStart"/>
+      <w:r>
+        <w:t>IJSRuntime</w:t>
+      </w:r>
+      <w:proofErr w:type="spellEnd"/>
+      <w:r>
+        <w:t xml:space="preserve"> 経由で C# 側に連携する。</w:t>
+      </w:r>
+    </w:p>
+    <w:p>
+      <w:pPr>
+        <w:ind w:leftChars="607" w:left="1275"/>
+      </w:pPr>
+      <w:r>
+        <w:rPr>
+          <w:rFonts w:hint="eastAsia"/>
+        </w:rPr>
+        <w:t>現在地が危険区域（</w:t>
+      </w:r>
+      <w:r>
+        <w:t>1 つの字名内にピンが 5 個以上）に入った場合、アラート通知を行う。</w:t>
+      </w:r>
+    </w:p>
+    <w:p>
+      <w:pPr>
+        <w:ind w:leftChars="607" w:left="1275"/>
+      </w:pPr>
+      <w:r>
+        <w:rPr>
+          <w:rFonts w:hint="eastAsia"/>
+        </w:rPr>
+        <w:t>字名ポリゴンデータ：国土交通省「国土数値情報（行政区域データ）」の字名レベル</w:t>
+      </w:r>
+      <w:r>
+        <w:t xml:space="preserve"> </w:t>
+      </w:r>
+      <w:proofErr w:type="spellStart"/>
+      <w:r>
+        <w:t>GeoJSON</w:t>
+      </w:r>
+      <w:proofErr w:type="spellEnd"/>
+      <w:r>
+        <w:t xml:space="preserve"> を使用する。無償・商用利用可。静的ファイルとしてアプリに同梱し、オフライン動作を可能とする。</w:t>
+      </w:r>
+    </w:p>
+    <w:p>
+      <w:pPr>
+        <w:ind w:leftChars="607" w:left="1275"/>
+      </w:pPr>
+      <w:r>
+        <w:rPr>
+          <w:rFonts w:hint="eastAsia"/>
+        </w:rPr>
+        <w:t>危険区域判定アルゴリズム：</w:t>
+      </w:r>
+      <w:proofErr w:type="spellStart"/>
+      <w:r>
+        <w:t>GeoJSON</w:t>
+      </w:r>
+      <w:proofErr w:type="spellEnd"/>
+      <w:r>
+        <w:t xml:space="preserve"> を MySQL にインポートし、geometry 型カラムに格納する。GPS 座標と字名ポリゴンの包含判定には MySQL の空間関数 </w:t>
+      </w:r>
+      <w:proofErr w:type="spellStart"/>
+      <w:r>
+        <w:t>ST_Contains</w:t>
+      </w:r>
+      <w:proofErr w:type="spellEnd"/>
+      <w:r>
+        <w:t>(polygon, point) を使用する。</w:t>
+      </w:r>
+    </w:p>
+    <w:p>
+      <w:pPr>
+        <w:ind w:leftChars="607" w:left="1275"/>
+      </w:pPr>
+      <w:r>
+        <w:t>GPS 権限拒否・タイムアウト時の挙動：</w:t>
+      </w:r>
+    </w:p>
+    <w:p>
+      <w:pPr>
+        <w:pStyle w:val="a4"/>
+        <w:numPr>
+          <w:ilvl w:val="0"/>
+          <w:numId w:val="48"/>
+        </w:numPr>
+        <w:ind w:leftChars="0"/>
+      </w:pPr>
+      <w:r>
+        <w:rPr>
+          <w:rFonts w:hint="eastAsia"/>
+        </w:rPr>
+        <w:t>権限が拒否された場合</w:t>
+      </w:r>
+      <w:r>
+        <w:t xml:space="preserve"> / タイムアウトが発生した場合は、「位置情報が無効なため、アラート通知は届きません。」をバナーで表示する。</w:t>
+      </w:r>
+    </w:p>
+    <w:p>
+      <w:pPr>
+        <w:pStyle w:val="a4"/>
+        <w:numPr>
+          <w:ilvl w:val="0"/>
+          <w:numId w:val="48"/>
+        </w:numPr>
+        <w:ind w:leftChars="0"/>
+      </w:pPr>
+      <w:r>
+        <w:t xml:space="preserve">GPS 失敗時は </w:t>
+      </w:r>
+      <w:proofErr w:type="spellStart"/>
+      <w:r>
+        <w:t>SignalR</w:t>
+      </w:r>
+      <w:proofErr w:type="spellEnd"/>
+      <w:r>
+        <w:t xml:space="preserve"> によるアラート通知を停止するが、地図閲覧・ピン投稿・エリア通知など他の機能は継続可能とする。</w:t>
+      </w:r>
+    </w:p>
+    <w:p>
+      <w:pPr>
+        <w:pStyle w:val="a4"/>
+        <w:numPr>
+          <w:ilvl w:val="0"/>
+          <w:numId w:val="48"/>
+        </w:numPr>
+        <w:ind w:leftChars="0"/>
+      </w:pPr>
+      <w:r>
+        <w:t>GPS 失敗の状態は Information レベルでログ出力する。</w:t>
+      </w:r>
+    </w:p>
+    <w:p>
+      <w:pPr>
+        <w:pStyle w:val="3"/>
+        <w:numPr>
+          <w:ilvl w:val="2"/>
+          <w:numId w:val="46"/>
+        </w:numPr>
+        <w:ind w:left="1260" w:hanging="425"/>
+        <w:rPr>
+          <w:rFonts w:asciiTheme="minorHAnsi" w:eastAsiaTheme="minorHAnsi" w:hAnsiTheme="minorHAnsi"/>
+        </w:rPr>
+      </w:pPr>
+      <w:r>
+        <w:rPr>
+          <w:rFonts w:asciiTheme="minorHAnsi" w:eastAsiaTheme="minorHAnsi" w:hAnsiTheme="minorHAnsi" w:hint="eastAsia"/>
+        </w:rPr>
+        <w:t>メール送信（パスワード再設定）の方針</w:t>
+      </w:r>
+    </w:p>
+    <w:p>
+      <w:pPr>
+        <w:ind w:leftChars="607" w:left="1275"/>
+      </w:pPr>
+      <w:r>
+        <w:rPr>
+          <w:rFonts w:hint="eastAsia"/>
+        </w:rPr>
+        <w:t>プッシュ通知には</w:t>
+      </w:r>
+      <w:r>
+        <w:t xml:space="preserve"> Blazor Server に内蔵されている </w:t>
+      </w:r>
+      <w:proofErr w:type="spellStart"/>
+      <w:r>
+        <w:t>SignalR</w:t>
+      </w:r>
+      <w:proofErr w:type="spellEnd"/>
+      <w:r>
+        <w:t xml:space="preserve"> を使用する。</w:t>
+      </w:r>
+    </w:p>
+    <w:p>
+      <w:pPr>
+        <w:ind w:leftChars="607" w:left="1275"/>
+      </w:pPr>
+      <w:r>
+        <w:rPr>
+          <w:rFonts w:hint="eastAsia"/>
+        </w:rPr>
+        <w:t>エリア通知：ユーザーが登録したエリア内に新規投稿があった場合、接続中のユーザーに通知する。</w:t>
+      </w:r>
+    </w:p>
+    <w:p>
+      <w:pPr>
+        <w:ind w:leftChars="607" w:left="1275"/>
+      </w:pPr>
+      <w:r>
+        <w:rPr>
+          <w:rFonts w:hint="eastAsia"/>
+        </w:rPr>
+        <w:t>アラート通知：</w:t>
+      </w:r>
+      <w:r>
+        <w:t>GPS で取得した現在地が危険区域に入った場合、該当ユーザーに通知する。</w:t>
+      </w:r>
+    </w:p>
+    <w:p>
+      <w:pPr>
+        <w:ind w:leftChars="607" w:left="1275"/>
+      </w:pPr>
+      <w:r>
+        <w:rPr>
+          <w:rFonts w:hint="eastAsia"/>
+        </w:rPr>
+        <w:t>ブラウザを開いている間のみ通知が届く（バックグラウンド通知は対象外）。</w:t>
+      </w:r>
+    </w:p>
+    <w:p>
+      <w:pPr>
+        <w:ind w:leftChars="607" w:left="1275"/>
+      </w:pPr>
+      <w:r>
+        <w:rPr>
+          <w:rFonts w:hint="eastAsia"/>
+        </w:rPr>
+        <w:t>想定同時接続数：最大</w:t>
+      </w:r>
+      <w:r>
+        <w:t xml:space="preserve"> 100 接続 を想定する。Blazor Server は 1 接続あたり約 250KB のメモリを消費するため、Docker コンテナのメモリ上限は最低 512MB を確保する（100 接続 × 250KB + アプリ本体分）。</w:t>
+      </w:r>
+    </w:p>
+    <w:p>
+      <w:pPr>
+        <w:ind w:leftChars="607" w:left="1275"/>
+      </w:pPr>
+      <w:r>
+        <w:rPr>
+          <w:rFonts w:hint="eastAsia"/>
+        </w:rPr>
+        <w:t>スケールアウト方針：同時接続数が</w:t>
+      </w:r>
+      <w:r>
+        <w:t xml:space="preserve"> 100 を超える場合は、Azure </w:t>
+      </w:r>
+      <w:proofErr w:type="spellStart"/>
+      <w:r>
+        <w:t>SignalR</w:t>
+      </w:r>
+      <w:proofErr w:type="spellEnd"/>
+      <w:r>
+        <w:t xml:space="preserve"> Service または Redis Backplane の導入を検討する。</w:t>
+      </w:r>
+      <w:r>
+        <w:br w:type="page"/>
+      </w:r>
+    </w:p>
     <w:p>
       <w:pPr>
         <w:pStyle w:val="2"/>
@@ -4174,7 +6391,328 @@
         <w:rPr>
           <w:rFonts w:asciiTheme="minorHAnsi" w:eastAsiaTheme="minorHAnsi" w:hAnsiTheme="minorHAnsi" w:hint="eastAsia"/>
         </w:rPr>
+        <w:lastRenderedPageBreak/>
         <w:t>データ連携・プライバシー方針</w:t>
+      </w:r>
+    </w:p>
+    <w:p>
+      <w:pPr>
+        <w:ind w:leftChars="405" w:left="850"/>
+      </w:pPr>
+      <w:r>
+        <w:rPr>
+          <w:rFonts w:hint="eastAsia"/>
+        </w:rPr>
+        <w:t>本システムは個人情報の保護に関する法律（個人情報保護法）を遵守し、収集する個人情報を利用目的の達成に必要な範囲内でのみ取り扱う。</w:t>
+      </w:r>
+    </w:p>
+    <w:p>
+      <w:pPr>
+        <w:ind w:leftChars="405" w:left="850"/>
+        <w:rPr>
+          <w:rFonts w:hint="eastAsia"/>
+        </w:rPr>
+      </w:pPr>
+    </w:p>
+    <w:p>
+      <w:pPr>
+        <w:pStyle w:val="3"/>
+        <w:numPr>
+          <w:ilvl w:val="2"/>
+          <w:numId w:val="46"/>
+        </w:numPr>
+        <w:ind w:left="1260" w:hanging="425"/>
+        <w:rPr>
+          <w:rFonts w:asciiTheme="minorHAnsi" w:eastAsiaTheme="minorHAnsi" w:hAnsiTheme="minorHAnsi"/>
+        </w:rPr>
+      </w:pPr>
+      <w:r>
+        <w:rPr>
+          <w:rFonts w:asciiTheme="minorHAnsi" w:eastAsiaTheme="minorHAnsi" w:hAnsiTheme="minorHAnsi" w:hint="eastAsia"/>
+        </w:rPr>
+        <w:t>個人情報（メールアドレス）の取り扱い</w:t>
+      </w:r>
+    </w:p>
+    <w:p>
+      <w:pPr>
+        <w:ind w:leftChars="607" w:left="1275"/>
+      </w:pPr>
+      <w:r>
+        <w:rPr>
+          <w:rFonts w:hint="eastAsia"/>
+        </w:rPr>
+        <w:t>メールアドレスはユーザー識別のためにのみ使用し、第三者への提供は行わない。</w:t>
+      </w:r>
+    </w:p>
+    <w:p>
+      <w:pPr>
+        <w:ind w:leftChars="607" w:left="1275"/>
+      </w:pPr>
+      <w:r>
+        <w:t>DB 上のメールアドレスへのアクセスは、認証済みユーザーおよびシステム管理者のみに限定する。</w:t>
+      </w:r>
+    </w:p>
+    <w:p>
+      <w:pPr>
+        <w:pStyle w:val="3"/>
+        <w:numPr>
+          <w:ilvl w:val="2"/>
+          <w:numId w:val="46"/>
+        </w:numPr>
+        <w:ind w:left="1260" w:hanging="425"/>
+        <w:rPr>
+          <w:rFonts w:asciiTheme="minorHAnsi" w:eastAsiaTheme="minorHAnsi" w:hAnsiTheme="minorHAnsi"/>
+        </w:rPr>
+      </w:pPr>
+      <w:r>
+        <w:rPr>
+          <w:rFonts w:asciiTheme="minorHAnsi" w:eastAsiaTheme="minorHAnsi" w:hAnsiTheme="minorHAnsi" w:hint="eastAsia"/>
+        </w:rPr>
+        <w:t>投稿データの公開範囲</w:t>
+      </w:r>
+    </w:p>
+    <w:p>
+      <w:pPr>
+        <w:ind w:leftChars="607" w:left="1275"/>
+      </w:pPr>
+      <w:r>
+        <w:rPr>
+          <w:rFonts w:hint="eastAsia"/>
+        </w:rPr>
+        <w:t>投稿データ（ピン情報）はログイン済みユーザーのみが閲覧可能とする。</w:t>
+      </w:r>
+    </w:p>
+    <w:p>
+      <w:pPr>
+        <w:ind w:leftChars="607" w:left="1275"/>
+      </w:pPr>
+      <w:r>
+        <w:rPr>
+          <w:rFonts w:hint="eastAsia"/>
+        </w:rPr>
+        <w:t>投稿者の個人情報（メールアドレス等）は他ユーザーに表示しない。</w:t>
+      </w:r>
+    </w:p>
+    <w:p>
+      <w:pPr>
+        <w:ind w:leftChars="607" w:left="1275"/>
+      </w:pPr>
+      <w:proofErr w:type="spellStart"/>
+      <w:r>
+        <w:t>ViewModel</w:t>
+      </w:r>
+      <w:proofErr w:type="spellEnd"/>
+      <w:r>
+        <w:t xml:space="preserve"> 分離の徹底：ピン情報を返す際は、User エンティティをそのままバインドせず、必要なフィールドのみを含む </w:t>
+      </w:r>
+      <w:proofErr w:type="spellStart"/>
+      <w:r>
+        <w:t>ViewModel</w:t>
+      </w:r>
+      <w:proofErr w:type="spellEnd"/>
+      <w:r>
+        <w:t>（例：</w:t>
+      </w:r>
+      <w:proofErr w:type="spellStart"/>
+      <w:r>
+        <w:t>PinViewModel</w:t>
+      </w:r>
+      <w:proofErr w:type="spellEnd"/>
+      <w:r>
+        <w:t>）に変換する。Blazor の Razor コンポーネントで @user.Email 等の個人情報フィールドを直接描画しない</w:t>
+      </w:r>
+      <w:r>
+        <w:rPr>
+          <w:rFonts w:hint="eastAsia"/>
+        </w:rPr>
+        <w:t>。</w:t>
+      </w:r>
+    </w:p>
+    <w:p>
+      <w:pPr>
+        <w:pStyle w:val="3"/>
+        <w:numPr>
+          <w:ilvl w:val="2"/>
+          <w:numId w:val="46"/>
+        </w:numPr>
+        <w:ind w:left="1260" w:hanging="425"/>
+        <w:rPr>
+          <w:rFonts w:asciiTheme="minorHAnsi" w:eastAsiaTheme="minorHAnsi" w:hAnsiTheme="minorHAnsi"/>
+        </w:rPr>
+      </w:pPr>
+      <w:r>
+        <w:rPr>
+          <w:rFonts w:asciiTheme="minorHAnsi" w:eastAsiaTheme="minorHAnsi" w:hAnsiTheme="minorHAnsi" w:hint="eastAsia"/>
+        </w:rPr>
+        <w:t>削除依頼データの保持ルール</w:t>
+      </w:r>
+    </w:p>
+    <w:p>
+      <w:pPr>
+        <w:ind w:leftChars="607" w:left="1275"/>
+      </w:pPr>
+      <w:r>
+        <w:rPr>
+          <w:rFonts w:hint="eastAsia"/>
+        </w:rPr>
+        <w:t>削除依頼は運営側が確認するまでの間、</w:t>
+      </w:r>
+      <w:r>
+        <w:t>DB 上に保持する。</w:t>
+      </w:r>
+    </w:p>
+    <w:p>
+      <w:pPr>
+        <w:ind w:leftChars="607" w:left="1275"/>
+      </w:pPr>
+      <w:r>
+        <w:rPr>
+          <w:rFonts w:hint="eastAsia"/>
+        </w:rPr>
+        <w:t>削除依頼が承認された場合、対象のピン投稿は論理削除（</w:t>
+      </w:r>
+      <w:proofErr w:type="spellStart"/>
+      <w:r>
+        <w:t>is_deleted</w:t>
+      </w:r>
+      <w:proofErr w:type="spellEnd"/>
+      <w:r>
+        <w:t xml:space="preserve"> = 1、</w:t>
+      </w:r>
+      <w:proofErr w:type="spellStart"/>
+      <w:r>
+        <w:t>deleted_at</w:t>
+      </w:r>
+      <w:proofErr w:type="spellEnd"/>
+      <w:r>
+        <w:t xml:space="preserve"> = NOW()）とする。物理削除は行わない。</w:t>
+      </w:r>
+    </w:p>
+    <w:p>
+      <w:pPr>
+        <w:pStyle w:val="4"/>
+        <w:rPr>
+          <w:b w:val="0"/>
+          <w:bCs w:val="0"/>
+        </w:rPr>
+      </w:pPr>
+      <w:r>
+        <w:rPr>
+          <w:rFonts w:hint="eastAsia"/>
+          <w:b w:val="0"/>
+          <w:bCs w:val="0"/>
+        </w:rPr>
+        <w:t>不当な削除依頼を多数行ったユーザーへの対応：</w:t>
+      </w:r>
+    </w:p>
+    <w:p>
+      <w:pPr>
+        <w:ind w:leftChars="810" w:left="1701"/>
+      </w:pPr>
+      <w:proofErr w:type="spellStart"/>
+      <w:r>
+        <w:t>deletion_requests</w:t>
+      </w:r>
+      <w:proofErr w:type="spellEnd"/>
+      <w:r>
+        <w:t xml:space="preserve"> テーブルの </w:t>
+      </w:r>
+      <w:proofErr w:type="spellStart"/>
+      <w:r>
+        <w:t>requester_id</w:t>
+      </w:r>
+      <w:proofErr w:type="spellEnd"/>
+      <w:r>
+        <w:t xml:space="preserve"> で却下件数を集計し、却下 3 件以上で users テーブルの </w:t>
+      </w:r>
+      <w:proofErr w:type="spellStart"/>
+      <w:r>
+        <w:t>is_banned</w:t>
+      </w:r>
+      <w:proofErr w:type="spellEnd"/>
+      <w:r>
+        <w:t xml:space="preserve"> = 1 フラグを立て、以降の削除依頼送信を制限する。</w:t>
+      </w:r>
+    </w:p>
+    <w:p>
+      <w:pPr>
+        <w:ind w:leftChars="810" w:left="1701"/>
+      </w:pPr>
+      <w:r>
+        <w:t>BAN 状態のユーザーは削除依頼フォームを非表示にし、送信 API でも弾く（二重防御）。</w:t>
+      </w:r>
+    </w:p>
+    <w:p>
+      <w:pPr>
+        <w:pStyle w:val="3"/>
+        <w:numPr>
+          <w:ilvl w:val="2"/>
+          <w:numId w:val="46"/>
+        </w:numPr>
+        <w:ind w:left="1260" w:hanging="425"/>
+        <w:rPr>
+          <w:rFonts w:asciiTheme="minorHAnsi" w:eastAsiaTheme="minorHAnsi" w:hAnsiTheme="minorHAnsi"/>
+        </w:rPr>
+      </w:pPr>
+      <w:r>
+        <w:rPr>
+          <w:rFonts w:asciiTheme="minorHAnsi" w:eastAsiaTheme="minorHAnsi" w:hAnsiTheme="minorHAnsi"/>
+        </w:rPr>
+        <w:t>GPS・位置情報の取り扱い</w:t>
+      </w:r>
+    </w:p>
+    <w:p>
+      <w:pPr>
+        <w:ind w:leftChars="607" w:left="1275"/>
+      </w:pPr>
+      <w:r>
+        <w:t>GPS 座標（</w:t>
+      </w:r>
+      <w:proofErr w:type="spellStart"/>
+      <w:r>
+        <w:t>navigator.geolocation</w:t>
+      </w:r>
+      <w:proofErr w:type="spellEnd"/>
+      <w:r>
+        <w:t>）は危険区域判定（</w:t>
+      </w:r>
+      <w:proofErr w:type="spellStart"/>
+      <w:r>
+        <w:t>ST_Contains</w:t>
+      </w:r>
+      <w:proofErr w:type="spellEnd"/>
+      <w:r>
+        <w:t>）にのみ使用し、その他の目的では使用しない。</w:t>
+      </w:r>
+    </w:p>
+    <w:p>
+      <w:pPr>
+        <w:ind w:leftChars="607" w:left="1275"/>
+      </w:pPr>
+      <w:r>
+        <w:t>DB に保存するピン投稿の座標は小数点以下 4 桁（約 11m 精度）に丸めて格納し、それ以上の精度は保持しない。</w:t>
+      </w:r>
+    </w:p>
+    <w:p>
+      <w:pPr>
+        <w:ind w:leftChars="607" w:left="1275"/>
+      </w:pPr>
+      <w:r>
+        <w:rPr>
+          <w:rFonts w:hint="eastAsia"/>
+        </w:rPr>
+        <w:t>危険区域判定時に使用した</w:t>
+      </w:r>
+      <w:r>
+        <w:t xml:space="preserve"> GPS 座標はログに出力しない（判定結果のみをログに残す）。</w:t>
+      </w:r>
+    </w:p>
+    <w:p>
+      <w:pPr>
+        <w:ind w:leftChars="607" w:left="1275"/>
+      </w:pPr>
+      <w:r>
+        <w:t>GPS 権限拒否・タイムアウト時の挙動は 2.6.3 の方針を適用する。</w:t>
       </w:r>
     </w:p>
     <w:p>
@@ -4182,24 +6720,6 @@
         <w:widowControl/>
         <w:jc w:val="left"/>
       </w:pPr>
-    </w:p>
-    <w:p>
-      <w:pPr>
-        <w:widowControl/>
-        <w:jc w:val="left"/>
-      </w:pPr>
-    </w:p>
-    <w:p>
-      <w:pPr>
-        <w:widowControl/>
-        <w:jc w:val="left"/>
-      </w:pPr>
-    </w:p>
-    <w:p>
-      <w:pPr>
-        <w:widowControl/>
-        <w:jc w:val="left"/>
-      </w:pPr>
       <w:r>
         <w:br w:type="page"/>
       </w:r>
@@ -4226,7 +6746,21 @@
         <w:rPr>
           <w:rFonts w:hint="eastAsia"/>
         </w:rPr>
-        <w:t>・[todojava_db]usersテーブル.emailカラムの長さを320に設定し最大長を確保。</w:t>
+        <w:t>・[</w:t>
+      </w:r>
+      <w:proofErr w:type="spellStart"/>
+      <w:r>
+        <w:rPr>
+          <w:rFonts w:hint="eastAsia"/>
+        </w:rPr>
+        <w:t>todojava_db</w:t>
+      </w:r>
+      <w:proofErr w:type="spellEnd"/>
+      <w:r>
+        <w:rPr>
+          <w:rFonts w:hint="eastAsia"/>
+        </w:rPr>
+        <w:t>]usersテーブル.emailカラムの長さを320に設定し最大長を確保。</w:t>
       </w:r>
     </w:p>
     <w:p>
@@ -4238,7 +6772,21 @@
         <w:rPr>
           <w:rFonts w:hint="eastAsia"/>
         </w:rPr>
-        <w:t>・[todojava_db]usersテーブル.emailカラムにNOT NULL制約を設定し空値防止。</w:t>
+        <w:t>・[</w:t>
+      </w:r>
+      <w:proofErr w:type="spellStart"/>
+      <w:r>
+        <w:rPr>
+          <w:rFonts w:hint="eastAsia"/>
+        </w:rPr>
+        <w:t>todojava_db</w:t>
+      </w:r>
+      <w:proofErr w:type="spellEnd"/>
+      <w:r>
+        <w:rPr>
+          <w:rFonts w:hint="eastAsia"/>
+        </w:rPr>
+        <w:t>]usersテーブル.emailカラムにNOT NULL制約を設定し空値防止。</w:t>
       </w:r>
     </w:p>
     <w:p>
@@ -4320,7 +6868,7 @@
                     <pic:cNvPicPr/>
                   </pic:nvPicPr>
                   <pic:blipFill>
-                    <a:blip r:embed="rId9"/>
+                    <a:blip r:embed="rId13"/>
                     <a:stretch>
                       <a:fillRect/>
                     </a:stretch>
@@ -6885,7 +9433,7 @@
                     <pic:cNvPicPr/>
                   </pic:nvPicPr>
                   <pic:blipFill rotWithShape="1">
-                    <a:blip r:embed="rId10"/>
+                    <a:blip r:embed="rId14"/>
                     <a:srcRect r="886" b="2266"/>
                     <a:stretch>
                       <a:fillRect/>
@@ -7862,6 +10410,7 @@
                 <w:szCs w:val="20"/>
               </w:rPr>
             </w:pPr>
+            <w:proofErr w:type="spellStart"/>
             <w:r>
               <w:rPr>
                 <w:rFonts w:hint="eastAsia"/>
@@ -7870,6 +10419,7 @@
               </w:rPr>
               <w:t>RiskMap</w:t>
             </w:r>
+            <w:proofErr w:type="spellEnd"/>
           </w:p>
         </w:tc>
         <w:tc>
@@ -9563,6 +12113,7 @@
                 <w:szCs w:val="20"/>
               </w:rPr>
             </w:pPr>
+            <w:proofErr w:type="spellStart"/>
             <w:r>
               <w:rPr>
                 <w:rFonts w:hint="eastAsia"/>
@@ -9571,6 +12122,7 @@
               </w:rPr>
               <w:t>RiskMap</w:t>
             </w:r>
+            <w:proofErr w:type="spellEnd"/>
           </w:p>
         </w:tc>
         <w:tc>
@@ -11296,6 +13848,7 @@
                 <w:szCs w:val="20"/>
               </w:rPr>
             </w:pPr>
+            <w:proofErr w:type="spellStart"/>
             <w:r>
               <w:rPr>
                 <w:rFonts w:hint="eastAsia"/>
@@ -11304,6 +13857,7 @@
               </w:rPr>
               <w:t>RiskMap</w:t>
             </w:r>
+            <w:proofErr w:type="spellEnd"/>
           </w:p>
         </w:tc>
         <w:tc>
@@ -12503,7 +15057,7 @@
                     <pic:cNvPicPr/>
                   </pic:nvPicPr>
                   <pic:blipFill rotWithShape="1">
-                    <a:blip r:embed="rId11"/>
+                    <a:blip r:embed="rId15"/>
                     <a:srcRect b="37662"/>
                     <a:stretch>
                       <a:fillRect/>
@@ -12653,7 +15207,7 @@
                     <pic:cNvPicPr/>
                   </pic:nvPicPr>
                   <pic:blipFill rotWithShape="1">
-                    <a:blip r:embed="rId12"/>
+                    <a:blip r:embed="rId16"/>
                     <a:srcRect b="35262"/>
                     <a:stretch>
                       <a:fillRect/>
@@ -14601,7 +17155,7 @@
                     <pic:cNvPicPr/>
                   </pic:nvPicPr>
                   <pic:blipFill>
-                    <a:blip r:embed="rId13">
+                    <a:blip r:embed="rId17">
                       <a:extLst>
                         <a:ext uri="{28A0092B-C50C-407E-A947-70E740481C1C}">
                           <a14:useLocalDpi xmlns:a14="http://schemas.microsoft.com/office/drawing/2010/main" val="0"/>
@@ -17202,6 +19756,7 @@
               </w:rPr>
               <w:t>[</w:t>
             </w:r>
+            <w:proofErr w:type="spellStart"/>
             <w:r>
               <w:rPr>
                 <w:sz w:val="18"/>
@@ -17209,6 +19764,7 @@
               </w:rPr>
               <w:t>todojava_db</w:t>
             </w:r>
+            <w:proofErr w:type="spellEnd"/>
             <w:r>
               <w:rPr>
                 <w:rFonts w:hint="eastAsia"/>
@@ -17240,8 +19796,17 @@
                 <w:sz w:val="18"/>
                 <w:szCs w:val="21"/>
               </w:rPr>
-              <w:t xml:space="preserve"> secret_password</w:t>
-            </w:r>
+              <w:t xml:space="preserve"> </w:t>
+            </w:r>
+            <w:proofErr w:type="spellStart"/>
+            <w:r>
+              <w:rPr>
+                <w:sz w:val="18"/>
+                <w:szCs w:val="21"/>
+              </w:rPr>
+              <w:t>secret_password</w:t>
+            </w:r>
+            <w:proofErr w:type="spellEnd"/>
           </w:p>
         </w:tc>
         <w:tc>
@@ -17858,9 +20423,11 @@
         </w:rPr>
         <w:t>対象ユーザの[</w:t>
       </w:r>
+      <w:proofErr w:type="spellStart"/>
       <w:r>
         <w:t>todojava_db</w:t>
       </w:r>
+      <w:proofErr w:type="spellEnd"/>
       <w:r>
         <w:rPr>
           <w:rFonts w:hint="eastAsia"/>
@@ -17868,8 +20435,13 @@
         <w:t>]usersテーブル.</w:t>
       </w:r>
       <w:r>
-        <w:t xml:space="preserve"> secret_password</w:t>
-      </w:r>
+        <w:t xml:space="preserve"> </w:t>
+      </w:r>
+      <w:proofErr w:type="spellStart"/>
+      <w:r>
+        <w:t>secret_password</w:t>
+      </w:r>
+      <w:proofErr w:type="spellEnd"/>
       <w:r>
         <w:rPr>
           <w:rFonts w:hint="eastAsia"/>
@@ -17942,9 +20514,11 @@
         </w:rPr>
         <w:t>①ユーザ名入力欄に入力されたユーザ名をキーに[</w:t>
       </w:r>
+      <w:proofErr w:type="spellStart"/>
       <w:r>
         <w:t>todojava_db</w:t>
       </w:r>
+      <w:proofErr w:type="spellEnd"/>
       <w:r>
         <w:rPr>
           <w:rFonts w:hint="eastAsia"/>
@@ -18045,9 +20619,11 @@
               </w:rPr>
               <w:t>・[</w:t>
             </w:r>
+            <w:proofErr w:type="spellStart"/>
             <w:r>
               <w:t>todojava_db</w:t>
             </w:r>
+            <w:proofErr w:type="spellEnd"/>
             <w:r>
               <w:t>]</w:t>
             </w:r>
@@ -18214,9 +20790,11 @@
               </w:rPr>
               <w:t>・[</w:t>
             </w:r>
+            <w:proofErr w:type="spellStart"/>
             <w:r>
               <w:t>todojava_db</w:t>
             </w:r>
+            <w:proofErr w:type="spellEnd"/>
             <w:r>
               <w:t>]</w:t>
             </w:r>
@@ -18229,9 +20807,11 @@
             <w:r>
               <w:t xml:space="preserve">. </w:t>
             </w:r>
+            <w:proofErr w:type="spellStart"/>
             <w:r>
               <w:t>secret_tips_id</w:t>
             </w:r>
+            <w:proofErr w:type="spellEnd"/>
             <w:r>
               <w:rPr>
                 <w:rFonts w:hint="eastAsia"/>
@@ -18241,14 +20821,30 @@
             <w:r>
               <w:t xml:space="preserve"> = [</w:t>
             </w:r>
+            <w:proofErr w:type="spellStart"/>
             <w:r>
               <w:t>todojava_db</w:t>
             </w:r>
-            <w:r>
-              <w:rPr>
-                <w:rFonts w:hint="eastAsia"/>
-              </w:rPr>
-              <w:t>]secret_tipsテーブル.idカラム</w:t>
+            <w:proofErr w:type="spellEnd"/>
+            <w:r>
+              <w:rPr>
+                <w:rFonts w:hint="eastAsia"/>
+              </w:rPr>
+              <w:t>]</w:t>
+            </w:r>
+            <w:proofErr w:type="spellStart"/>
+            <w:r>
+              <w:rPr>
+                <w:rFonts w:hint="eastAsia"/>
+              </w:rPr>
+              <w:t>secret_tips</w:t>
+            </w:r>
+            <w:proofErr w:type="spellEnd"/>
+            <w:r>
+              <w:rPr>
+                <w:rFonts w:hint="eastAsia"/>
+              </w:rPr>
+              <w:t>テーブル.idカラム</w:t>
             </w:r>
           </w:p>
         </w:tc>
@@ -18333,7 +20929,7 @@
                     <pic:cNvPicPr/>
                   </pic:nvPicPr>
                   <pic:blipFill>
-                    <a:blip r:embed="rId14">
+                    <a:blip r:embed="rId18">
                       <a:extLst>
                         <a:ext uri="{28A0092B-C50C-407E-A947-70E740481C1C}">
                           <a14:useLocalDpi xmlns:a14="http://schemas.microsoft.com/office/drawing/2010/main" val="0"/>
@@ -18386,9 +20982,11 @@
         </w:rPr>
         <w:t>秘密のパスワードをキーに、[</w:t>
       </w:r>
+      <w:proofErr w:type="spellStart"/>
       <w:r>
         <w:t>todojava_db</w:t>
       </w:r>
+      <w:proofErr w:type="spellEnd"/>
       <w:r>
         <w:rPr>
           <w:rFonts w:hint="eastAsia"/>
@@ -18480,9 +21078,11 @@
               </w:rPr>
               <w:t>・[</w:t>
             </w:r>
+            <w:proofErr w:type="spellStart"/>
             <w:r>
               <w:t>todojava_db</w:t>
             </w:r>
+            <w:proofErr w:type="spellEnd"/>
             <w:r>
               <w:t>]</w:t>
             </w:r>
@@ -18534,9 +21134,11 @@
             <w:r>
               <w:t>[</w:t>
             </w:r>
+            <w:proofErr w:type="spellStart"/>
             <w:r>
               <w:t>todojava_db</w:t>
             </w:r>
+            <w:proofErr w:type="spellEnd"/>
             <w:r>
               <w:t>]</w:t>
             </w:r>
@@ -18544,7 +21146,21 @@
               <w:rPr>
                 <w:rFonts w:hint="eastAsia"/>
               </w:rPr>
-              <w:t>usersテーブル.secret_passwordカラム</w:t>
+              <w:t>usersテーブル.</w:t>
+            </w:r>
+            <w:proofErr w:type="spellStart"/>
+            <w:r>
+              <w:rPr>
+                <w:rFonts w:hint="eastAsia"/>
+              </w:rPr>
+              <w:t>secret_password</w:t>
+            </w:r>
+            <w:proofErr w:type="spellEnd"/>
+            <w:r>
+              <w:rPr>
+                <w:rFonts w:hint="eastAsia"/>
+              </w:rPr>
+              <w:t>カラム</w:t>
             </w:r>
             <w:r>
               <w:t xml:space="preserve"> = [</w:t>
@@ -18875,7 +21491,7 @@
                     <pic:cNvPicPr/>
                   </pic:nvPicPr>
                   <pic:blipFill>
-                    <a:blip r:embed="rId15"/>
+                    <a:blip r:embed="rId19"/>
                     <a:stretch>
                       <a:fillRect/>
                     </a:stretch>
@@ -18993,7 +21609,7 @@
                     <pic:cNvPicPr/>
                   </pic:nvPicPr>
                   <pic:blipFill>
-                    <a:blip r:embed="rId16">
+                    <a:blip r:embed="rId20">
                       <a:extLst>
                         <a:ext uri="{28A0092B-C50C-407E-A947-70E740481C1C}">
                           <a14:useLocalDpi xmlns:a14="http://schemas.microsoft.com/office/drawing/2010/main" val="0"/>
@@ -21091,7 +23707,7 @@
                     <pic:cNvPicPr/>
                   </pic:nvPicPr>
                   <pic:blipFill>
-                    <a:blip r:embed="rId17"/>
+                    <a:blip r:embed="rId21"/>
                     <a:stretch>
                       <a:fillRect/>
                     </a:stretch>
@@ -23994,9 +26610,11 @@
               </w:rPr>
               <w:t>[</w:t>
             </w:r>
+            <w:proofErr w:type="spellStart"/>
             <w:r>
               <w:t>todojava_db</w:t>
             </w:r>
+            <w:proofErr w:type="spellEnd"/>
             <w:r>
               <w:t>]</w:t>
             </w:r>
@@ -24063,9 +26681,11 @@
               </w:rPr>
               <w:t>[</w:t>
             </w:r>
+            <w:proofErr w:type="spellStart"/>
             <w:r>
               <w:t>todojava_db</w:t>
             </w:r>
+            <w:proofErr w:type="spellEnd"/>
             <w:r>
               <w:t>]</w:t>
             </w:r>
@@ -24150,9 +26770,11 @@
               </w:rPr>
               <w:t>[</w:t>
             </w:r>
+            <w:proofErr w:type="spellStart"/>
             <w:r>
               <w:t>todojava_db</w:t>
             </w:r>
+            <w:proofErr w:type="spellEnd"/>
             <w:r>
               <w:t>]</w:t>
             </w:r>
@@ -24171,11 +26793,19 @@
             <w:r>
               <w:t>.</w:t>
             </w:r>
-            <w:r>
-              <w:rPr>
-                <w:rFonts w:hint="eastAsia"/>
-              </w:rPr>
-              <w:t>secret_passwordカラム</w:t>
+            <w:proofErr w:type="spellStart"/>
+            <w:r>
+              <w:rPr>
+                <w:rFonts w:hint="eastAsia"/>
+              </w:rPr>
+              <w:t>secret_password</w:t>
+            </w:r>
+            <w:proofErr w:type="spellEnd"/>
+            <w:r>
+              <w:rPr>
+                <w:rFonts w:hint="eastAsia"/>
+              </w:rPr>
+              <w:t>カラム</w:t>
             </w:r>
           </w:p>
         </w:tc>
@@ -24237,16 +26867,49 @@
         <w:rPr>
           <w:rFonts w:hint="eastAsia"/>
         </w:rPr>
-        <w:t>[todojava_db]</w:t>
-      </w:r>
-      <w:r>
-        <w:t xml:space="preserve"> secret_tips</w:t>
-      </w:r>
-      <w:r>
-        <w:rPr>
-          <w:rFonts w:hint="eastAsia"/>
-        </w:rPr>
-        <w:t>テーブル.secret_tips_textカラムを取得し</w:t>
+        <w:t>[</w:t>
+      </w:r>
+      <w:proofErr w:type="spellStart"/>
+      <w:r>
+        <w:rPr>
+          <w:rFonts w:hint="eastAsia"/>
+        </w:rPr>
+        <w:t>todojava_db</w:t>
+      </w:r>
+      <w:proofErr w:type="spellEnd"/>
+      <w:r>
+        <w:rPr>
+          <w:rFonts w:hint="eastAsia"/>
+        </w:rPr>
+        <w:t>]</w:t>
+      </w:r>
+      <w:r>
+        <w:t xml:space="preserve"> </w:t>
+      </w:r>
+      <w:proofErr w:type="spellStart"/>
+      <w:r>
+        <w:t>secret_tips</w:t>
+      </w:r>
+      <w:proofErr w:type="spellEnd"/>
+      <w:r>
+        <w:rPr>
+          <w:rFonts w:hint="eastAsia"/>
+        </w:rPr>
+        <w:t>テーブル.</w:t>
+      </w:r>
+      <w:proofErr w:type="spellStart"/>
+      <w:r>
+        <w:rPr>
+          <w:rFonts w:hint="eastAsia"/>
+        </w:rPr>
+        <w:t>secret_tips_text</w:t>
+      </w:r>
+      <w:proofErr w:type="spellEnd"/>
+      <w:r>
+        <w:rPr>
+          <w:rFonts w:hint="eastAsia"/>
+        </w:rPr>
+        <w:t>カラムを取得し</w:t>
       </w:r>
       <w:r>
         <w:rPr>
@@ -24328,7 +26991,7 @@
                     <pic:cNvPicPr/>
                   </pic:nvPicPr>
                   <pic:blipFill>
-                    <a:blip r:embed="rId18"/>
+                    <a:blip r:embed="rId22"/>
                     <a:stretch>
                       <a:fillRect/>
                     </a:stretch>
@@ -24426,7 +27089,7 @@
                     <pic:cNvPicPr/>
                   </pic:nvPicPr>
                   <pic:blipFill>
-                    <a:blip r:embed="rId19"/>
+                    <a:blip r:embed="rId23"/>
                     <a:stretch>
                       <a:fillRect/>
                     </a:stretch>
@@ -24532,7 +27195,7 @@
                     <pic:cNvPicPr/>
                   </pic:nvPicPr>
                   <pic:blipFill>
-                    <a:blip r:embed="rId20"/>
+                    <a:blip r:embed="rId24"/>
                     <a:stretch>
                       <a:fillRect/>
                     </a:stretch>
@@ -24818,7 +27481,7 @@
                     <pic:cNvPicPr/>
                   </pic:nvPicPr>
                   <pic:blipFill>
-                    <a:blip r:embed="rId21"/>
+                    <a:blip r:embed="rId25"/>
                     <a:stretch>
                       <a:fillRect/>
                     </a:stretch>
@@ -24967,7 +27630,7 @@
                     <pic:cNvPicPr/>
                   </pic:nvPicPr>
                   <pic:blipFill>
-                    <a:blip r:embed="rId22"/>
+                    <a:blip r:embed="rId26"/>
                     <a:stretch>
                       <a:fillRect/>
                     </a:stretch>
@@ -25064,7 +27727,7 @@
                     <pic:cNvPicPr/>
                   </pic:nvPicPr>
                   <pic:blipFill>
-                    <a:blip r:embed="rId23">
+                    <a:blip r:embed="rId27">
                       <a:extLst>
                         <a:ext uri="{28A0092B-C50C-407E-A947-70E740481C1C}">
                           <a14:useLocalDpi xmlns:a14="http://schemas.microsoft.com/office/drawing/2010/main" val="0"/>
@@ -25211,8 +27874,8 @@
     </w:p>
     <w:p/>
     <w:sectPr>
-      <w:footerReference w:type="even" r:id="rId24"/>
-      <w:footerReference w:type="default" r:id="rId25"/>
+      <w:footerReference w:type="even" r:id="rId28"/>
+      <w:footerReference w:type="default" r:id="rId29"/>
       <w:pgSz w:w="11900" w:h="16840"/>
       <w:pgMar w:top="1440" w:right="1080" w:bottom="1440" w:left="1080" w:header="851" w:footer="992" w:gutter="0"/>
       <w:pgNumType w:fmt="numberInDash"/>
@@ -26049,7 +28712,7 @@
   <w:abstractNum w:abstractNumId="6" w15:restartNumberingAfterBreak="0">
     <w:nsid w:val="1A962D0E"/>
     <w:multiLevelType w:val="multilevel"/>
-    <w:tmpl w:val="18CE050C"/>
+    <w:tmpl w:val="F4DE7770"/>
     <w:lvl w:ilvl="0">
       <w:start w:val="1"/>
       <w:numFmt w:val="decimal"/>
@@ -26391,6 +29054,181 @@
     </w:lvl>
   </w:abstractNum>
   <w:abstractNum w:abstractNumId="9" w15:restartNumberingAfterBreak="0">
+    <w:nsid w:val="27477AEB"/>
+    <w:multiLevelType w:val="hybridMultilevel"/>
+    <w:tmpl w:val="A8508900"/>
+    <w:lvl w:ilvl="0" w:tplc="0409000F">
+      <w:start w:val="1"/>
+      <w:numFmt w:val="decimal"/>
+      <w:lvlText w:val="%1."/>
+      <w:lvlJc w:val="left"/>
+      <w:pPr>
+        <w:ind w:left="1715" w:hanging="440"/>
+      </w:pPr>
+    </w:lvl>
+    <w:lvl w:ilvl="1" w:tplc="04090017" w:tentative="1">
+      <w:start w:val="1"/>
+      <w:numFmt w:val="aiueoFullWidth"/>
+      <w:lvlText w:val="(%2)"/>
+      <w:lvlJc w:val="left"/>
+      <w:pPr>
+        <w:ind w:left="2155" w:hanging="440"/>
+      </w:pPr>
+    </w:lvl>
+    <w:lvl w:ilvl="2" w:tplc="04090011" w:tentative="1">
+      <w:start w:val="1"/>
+      <w:numFmt w:val="decimalEnclosedCircle"/>
+      <w:lvlText w:val="%3"/>
+      <w:lvlJc w:val="left"/>
+      <w:pPr>
+        <w:ind w:left="2595" w:hanging="440"/>
+      </w:pPr>
+    </w:lvl>
+    <w:lvl w:ilvl="3" w:tplc="0409000F" w:tentative="1">
+      <w:start w:val="1"/>
+      <w:numFmt w:val="decimal"/>
+      <w:lvlText w:val="%4."/>
+      <w:lvlJc w:val="left"/>
+      <w:pPr>
+        <w:ind w:left="3035" w:hanging="440"/>
+      </w:pPr>
+    </w:lvl>
+    <w:lvl w:ilvl="4" w:tplc="04090017" w:tentative="1">
+      <w:start w:val="1"/>
+      <w:numFmt w:val="aiueoFullWidth"/>
+      <w:lvlText w:val="(%5)"/>
+      <w:lvlJc w:val="left"/>
+      <w:pPr>
+        <w:ind w:left="3475" w:hanging="440"/>
+      </w:pPr>
+    </w:lvl>
+    <w:lvl w:ilvl="5" w:tplc="04090011" w:tentative="1">
+      <w:start w:val="1"/>
+      <w:numFmt w:val="decimalEnclosedCircle"/>
+      <w:lvlText w:val="%6"/>
+      <w:lvlJc w:val="left"/>
+      <w:pPr>
+        <w:ind w:left="3915" w:hanging="440"/>
+      </w:pPr>
+    </w:lvl>
+    <w:lvl w:ilvl="6" w:tplc="0409000F" w:tentative="1">
+      <w:start w:val="1"/>
+      <w:numFmt w:val="decimal"/>
+      <w:lvlText w:val="%7."/>
+      <w:lvlJc w:val="left"/>
+      <w:pPr>
+        <w:ind w:left="4355" w:hanging="440"/>
+      </w:pPr>
+    </w:lvl>
+    <w:lvl w:ilvl="7" w:tplc="04090017" w:tentative="1">
+      <w:start w:val="1"/>
+      <w:numFmt w:val="aiueoFullWidth"/>
+      <w:lvlText w:val="(%8)"/>
+      <w:lvlJc w:val="left"/>
+      <w:pPr>
+        <w:ind w:left="4795" w:hanging="440"/>
+      </w:pPr>
+    </w:lvl>
+    <w:lvl w:ilvl="8" w:tplc="04090011" w:tentative="1">
+      <w:start w:val="1"/>
+      <w:numFmt w:val="decimalEnclosedCircle"/>
+      <w:lvlText w:val="%9"/>
+      <w:lvlJc w:val="left"/>
+      <w:pPr>
+        <w:ind w:left="5235" w:hanging="440"/>
+      </w:pPr>
+    </w:lvl>
+  </w:abstractNum>
+  <w:abstractNum w:abstractNumId="10" w15:restartNumberingAfterBreak="0">
+    <w:nsid w:val="2AFD6046"/>
+    <w:multiLevelType w:val="hybridMultilevel"/>
+    <w:tmpl w:val="64D81340"/>
+    <w:lvl w:ilvl="0" w:tplc="CA0CAC8A">
+      <w:start w:val="1"/>
+      <w:numFmt w:val="decimalEnclosedCircle"/>
+      <w:lvlText w:val="%1"/>
+      <w:lvlJc w:val="left"/>
+      <w:pPr>
+        <w:ind w:left="1433" w:hanging="440"/>
+      </w:pPr>
+      <w:rPr>
+        <w:rFonts w:hint="eastAsia"/>
+      </w:rPr>
+    </w:lvl>
+    <w:lvl w:ilvl="1" w:tplc="04090017" w:tentative="1">
+      <w:start w:val="1"/>
+      <w:numFmt w:val="aiueoFullWidth"/>
+      <w:lvlText w:val="(%2)"/>
+      <w:lvlJc w:val="left"/>
+      <w:pPr>
+        <w:ind w:left="880" w:hanging="440"/>
+      </w:pPr>
+    </w:lvl>
+    <w:lvl w:ilvl="2" w:tplc="04090011" w:tentative="1">
+      <w:start w:val="1"/>
+      <w:numFmt w:val="decimalEnclosedCircle"/>
+      <w:lvlText w:val="%3"/>
+      <w:lvlJc w:val="left"/>
+      <w:pPr>
+        <w:ind w:left="1320" w:hanging="440"/>
+      </w:pPr>
+    </w:lvl>
+    <w:lvl w:ilvl="3" w:tplc="0409000F" w:tentative="1">
+      <w:start w:val="1"/>
+      <w:numFmt w:val="decimal"/>
+      <w:lvlText w:val="%4."/>
+      <w:lvlJc w:val="left"/>
+      <w:pPr>
+        <w:ind w:left="1760" w:hanging="440"/>
+      </w:pPr>
+    </w:lvl>
+    <w:lvl w:ilvl="4" w:tplc="04090017" w:tentative="1">
+      <w:start w:val="1"/>
+      <w:numFmt w:val="aiueoFullWidth"/>
+      <w:lvlText w:val="(%5)"/>
+      <w:lvlJc w:val="left"/>
+      <w:pPr>
+        <w:ind w:left="2200" w:hanging="440"/>
+      </w:pPr>
+    </w:lvl>
+    <w:lvl w:ilvl="5" w:tplc="04090011" w:tentative="1">
+      <w:start w:val="1"/>
+      <w:numFmt w:val="decimalEnclosedCircle"/>
+      <w:lvlText w:val="%6"/>
+      <w:lvlJc w:val="left"/>
+      <w:pPr>
+        <w:ind w:left="2640" w:hanging="440"/>
+      </w:pPr>
+    </w:lvl>
+    <w:lvl w:ilvl="6" w:tplc="0409000F" w:tentative="1">
+      <w:start w:val="1"/>
+      <w:numFmt w:val="decimal"/>
+      <w:lvlText w:val="%7."/>
+      <w:lvlJc w:val="left"/>
+      <w:pPr>
+        <w:ind w:left="3080" w:hanging="440"/>
+      </w:pPr>
+    </w:lvl>
+    <w:lvl w:ilvl="7" w:tplc="04090017" w:tentative="1">
+      <w:start w:val="1"/>
+      <w:numFmt w:val="aiueoFullWidth"/>
+      <w:lvlText w:val="(%8)"/>
+      <w:lvlJc w:val="left"/>
+      <w:pPr>
+        <w:ind w:left="3520" w:hanging="440"/>
+      </w:pPr>
+    </w:lvl>
+    <w:lvl w:ilvl="8" w:tplc="04090011" w:tentative="1">
+      <w:start w:val="1"/>
+      <w:numFmt w:val="decimalEnclosedCircle"/>
+      <w:lvlText w:val="%9"/>
+      <w:lvlJc w:val="left"/>
+      <w:pPr>
+        <w:ind w:left="3960" w:hanging="440"/>
+      </w:pPr>
+    </w:lvl>
+  </w:abstractNum>
+  <w:abstractNum w:abstractNumId="11" w15:restartNumberingAfterBreak="0">
     <w:nsid w:val="2C8066FA"/>
     <w:multiLevelType w:val="multilevel"/>
     <w:tmpl w:val="649289E2"/>
@@ -26504,7 +29342,7 @@
       </w:rPr>
     </w:lvl>
   </w:abstractNum>
-  <w:abstractNum w:abstractNumId="10" w15:restartNumberingAfterBreak="0">
+  <w:abstractNum w:abstractNumId="12" w15:restartNumberingAfterBreak="0">
     <w:nsid w:val="347A7D1C"/>
     <w:multiLevelType w:val="multilevel"/>
     <w:tmpl w:val="463A6D82"/>
@@ -26623,7 +29461,7 @@
       </w:rPr>
     </w:lvl>
   </w:abstractNum>
-  <w:abstractNum w:abstractNumId="11" w15:restartNumberingAfterBreak="0">
+  <w:abstractNum w:abstractNumId="13" w15:restartNumberingAfterBreak="0">
     <w:nsid w:val="36CB439E"/>
     <w:multiLevelType w:val="multilevel"/>
     <w:tmpl w:val="FC38880E"/>
@@ -26736,7 +29574,120 @@
       </w:rPr>
     </w:lvl>
   </w:abstractNum>
-  <w:abstractNum w:abstractNumId="12" w15:restartNumberingAfterBreak="0">
+  <w:abstractNum w:abstractNumId="14" w15:restartNumberingAfterBreak="0">
+    <w:nsid w:val="37FC096D"/>
+    <w:multiLevelType w:val="hybridMultilevel"/>
+    <w:tmpl w:val="887C75DA"/>
+    <w:lvl w:ilvl="0" w:tplc="04090001">
+      <w:start w:val="1"/>
+      <w:numFmt w:val="bullet"/>
+      <w:lvlText w:val=""/>
+      <w:lvlJc w:val="left"/>
+      <w:pPr>
+        <w:ind w:left="1715" w:hanging="440"/>
+      </w:pPr>
+      <w:rPr>
+        <w:rFonts w:ascii="Wingdings" w:hAnsi="Wingdings" w:hint="default"/>
+      </w:rPr>
+    </w:lvl>
+    <w:lvl w:ilvl="1" w:tplc="0409000B" w:tentative="1">
+      <w:start w:val="1"/>
+      <w:numFmt w:val="bullet"/>
+      <w:lvlText w:val=""/>
+      <w:lvlJc w:val="left"/>
+      <w:pPr>
+        <w:ind w:left="2155" w:hanging="440"/>
+      </w:pPr>
+      <w:rPr>
+        <w:rFonts w:ascii="Wingdings" w:hAnsi="Wingdings" w:hint="default"/>
+      </w:rPr>
+    </w:lvl>
+    <w:lvl w:ilvl="2" w:tplc="0409000D" w:tentative="1">
+      <w:start w:val="1"/>
+      <w:numFmt w:val="bullet"/>
+      <w:lvlText w:val=""/>
+      <w:lvlJc w:val="left"/>
+      <w:pPr>
+        <w:ind w:left="2595" w:hanging="440"/>
+      </w:pPr>
+      <w:rPr>
+        <w:rFonts w:ascii="Wingdings" w:hAnsi="Wingdings" w:hint="default"/>
+      </w:rPr>
+    </w:lvl>
+    <w:lvl w:ilvl="3" w:tplc="04090001" w:tentative="1">
+      <w:start w:val="1"/>
+      <w:numFmt w:val="bullet"/>
+      <w:lvlText w:val=""/>
+      <w:lvlJc w:val="left"/>
+      <w:pPr>
+        <w:ind w:left="3035" w:hanging="440"/>
+      </w:pPr>
+      <w:rPr>
+        <w:rFonts w:ascii="Wingdings" w:hAnsi="Wingdings" w:hint="default"/>
+      </w:rPr>
+    </w:lvl>
+    <w:lvl w:ilvl="4" w:tplc="0409000B" w:tentative="1">
+      <w:start w:val="1"/>
+      <w:numFmt w:val="bullet"/>
+      <w:lvlText w:val=""/>
+      <w:lvlJc w:val="left"/>
+      <w:pPr>
+        <w:ind w:left="3475" w:hanging="440"/>
+      </w:pPr>
+      <w:rPr>
+        <w:rFonts w:ascii="Wingdings" w:hAnsi="Wingdings" w:hint="default"/>
+      </w:rPr>
+    </w:lvl>
+    <w:lvl w:ilvl="5" w:tplc="0409000D" w:tentative="1">
+      <w:start w:val="1"/>
+      <w:numFmt w:val="bullet"/>
+      <w:lvlText w:val=""/>
+      <w:lvlJc w:val="left"/>
+      <w:pPr>
+        <w:ind w:left="3915" w:hanging="440"/>
+      </w:pPr>
+      <w:rPr>
+        <w:rFonts w:ascii="Wingdings" w:hAnsi="Wingdings" w:hint="default"/>
+      </w:rPr>
+    </w:lvl>
+    <w:lvl w:ilvl="6" w:tplc="04090001" w:tentative="1">
+      <w:start w:val="1"/>
+      <w:numFmt w:val="bullet"/>
+      <w:lvlText w:val=""/>
+      <w:lvlJc w:val="left"/>
+      <w:pPr>
+        <w:ind w:left="4355" w:hanging="440"/>
+      </w:pPr>
+      <w:rPr>
+        <w:rFonts w:ascii="Wingdings" w:hAnsi="Wingdings" w:hint="default"/>
+      </w:rPr>
+    </w:lvl>
+    <w:lvl w:ilvl="7" w:tplc="0409000B" w:tentative="1">
+      <w:start w:val="1"/>
+      <w:numFmt w:val="bullet"/>
+      <w:lvlText w:val=""/>
+      <w:lvlJc w:val="left"/>
+      <w:pPr>
+        <w:ind w:left="4795" w:hanging="440"/>
+      </w:pPr>
+      <w:rPr>
+        <w:rFonts w:ascii="Wingdings" w:hAnsi="Wingdings" w:hint="default"/>
+      </w:rPr>
+    </w:lvl>
+    <w:lvl w:ilvl="8" w:tplc="0409000D" w:tentative="1">
+      <w:start w:val="1"/>
+      <w:numFmt w:val="bullet"/>
+      <w:lvlText w:val=""/>
+      <w:lvlJc w:val="left"/>
+      <w:pPr>
+        <w:ind w:left="5235" w:hanging="440"/>
+      </w:pPr>
+      <w:rPr>
+        <w:rFonts w:ascii="Wingdings" w:hAnsi="Wingdings" w:hint="default"/>
+      </w:rPr>
+    </w:lvl>
+  </w:abstractNum>
+  <w:abstractNum w:abstractNumId="15" w15:restartNumberingAfterBreak="0">
     <w:nsid w:val="39A82A97"/>
     <w:multiLevelType w:val="multilevel"/>
     <w:tmpl w:val="0409001D"/>
@@ -26823,7 +29774,7 @@
       </w:pPr>
     </w:lvl>
   </w:abstractNum>
-  <w:abstractNum w:abstractNumId="13" w15:restartNumberingAfterBreak="0">
+  <w:abstractNum w:abstractNumId="16" w15:restartNumberingAfterBreak="0">
     <w:nsid w:val="3B672C79"/>
     <w:multiLevelType w:val="hybridMultilevel"/>
     <w:tmpl w:val="B82E6134"/>
@@ -26912,10 +29863,10 @@
       </w:pPr>
     </w:lvl>
   </w:abstractNum>
-  <w:abstractNum w:abstractNumId="14" w15:restartNumberingAfterBreak="0">
+  <w:abstractNum w:abstractNumId="17" w15:restartNumberingAfterBreak="0">
     <w:nsid w:val="3BBE20C6"/>
     <w:multiLevelType w:val="hybridMultilevel"/>
-    <w:tmpl w:val="EEBE8F38"/>
+    <w:tmpl w:val="868E7B70"/>
     <w:lvl w:ilvl="0" w:tplc="04090011">
       <w:start w:val="1"/>
       <w:numFmt w:val="decimalEnclosedCircle"/>
@@ -26998,7 +29949,7 @@
       </w:pPr>
     </w:lvl>
   </w:abstractNum>
-  <w:abstractNum w:abstractNumId="15" w15:restartNumberingAfterBreak="0">
+  <w:abstractNum w:abstractNumId="18" w15:restartNumberingAfterBreak="0">
     <w:nsid w:val="3CD040C6"/>
     <w:multiLevelType w:val="multilevel"/>
     <w:tmpl w:val="463A6D82"/>
@@ -27117,7 +30068,7 @@
       </w:rPr>
     </w:lvl>
   </w:abstractNum>
-  <w:abstractNum w:abstractNumId="16" w15:restartNumberingAfterBreak="0">
+  <w:abstractNum w:abstractNumId="19" w15:restartNumberingAfterBreak="0">
     <w:nsid w:val="3E7672A1"/>
     <w:multiLevelType w:val="multilevel"/>
     <w:tmpl w:val="385C7712"/>
@@ -27230,7 +30181,7 @@
       </w:rPr>
     </w:lvl>
   </w:abstractNum>
-  <w:abstractNum w:abstractNumId="17" w15:restartNumberingAfterBreak="0">
+  <w:abstractNum w:abstractNumId="20" w15:restartNumberingAfterBreak="0">
     <w:nsid w:val="436A6CC1"/>
     <w:multiLevelType w:val="hybridMultilevel"/>
     <w:tmpl w:val="311C7DEE"/>
@@ -27319,7 +30270,7 @@
       </w:pPr>
     </w:lvl>
   </w:abstractNum>
-  <w:abstractNum w:abstractNumId="18" w15:restartNumberingAfterBreak="0">
+  <w:abstractNum w:abstractNumId="21" w15:restartNumberingAfterBreak="0">
     <w:nsid w:val="43944C72"/>
     <w:multiLevelType w:val="multilevel"/>
     <w:tmpl w:val="FC38880E"/>
@@ -27432,7 +30383,206 @@
       </w:rPr>
     </w:lvl>
   </w:abstractNum>
-  <w:abstractNum w:abstractNumId="19" w15:restartNumberingAfterBreak="0">
+  <w:abstractNum w:abstractNumId="22" w15:restartNumberingAfterBreak="0">
+    <w:nsid w:val="4E2F2303"/>
+    <w:multiLevelType w:val="hybridMultilevel"/>
+    <w:tmpl w:val="B8E6D4BA"/>
+    <w:lvl w:ilvl="0" w:tplc="0409000F">
+      <w:start w:val="1"/>
+      <w:numFmt w:val="decimal"/>
+      <w:lvlText w:val="%1."/>
+      <w:lvlJc w:val="left"/>
+      <w:pPr>
+        <w:ind w:left="1715" w:hanging="440"/>
+      </w:pPr>
+    </w:lvl>
+    <w:lvl w:ilvl="1" w:tplc="04090017" w:tentative="1">
+      <w:start w:val="1"/>
+      <w:numFmt w:val="aiueoFullWidth"/>
+      <w:lvlText w:val="(%2)"/>
+      <w:lvlJc w:val="left"/>
+      <w:pPr>
+        <w:ind w:left="2155" w:hanging="440"/>
+      </w:pPr>
+    </w:lvl>
+    <w:lvl w:ilvl="2" w:tplc="04090011" w:tentative="1">
+      <w:start w:val="1"/>
+      <w:numFmt w:val="decimalEnclosedCircle"/>
+      <w:lvlText w:val="%3"/>
+      <w:lvlJc w:val="left"/>
+      <w:pPr>
+        <w:ind w:left="2595" w:hanging="440"/>
+      </w:pPr>
+    </w:lvl>
+    <w:lvl w:ilvl="3" w:tplc="0409000F" w:tentative="1">
+      <w:start w:val="1"/>
+      <w:numFmt w:val="decimal"/>
+      <w:lvlText w:val="%4."/>
+      <w:lvlJc w:val="left"/>
+      <w:pPr>
+        <w:ind w:left="3035" w:hanging="440"/>
+      </w:pPr>
+    </w:lvl>
+    <w:lvl w:ilvl="4" w:tplc="04090017" w:tentative="1">
+      <w:start w:val="1"/>
+      <w:numFmt w:val="aiueoFullWidth"/>
+      <w:lvlText w:val="(%5)"/>
+      <w:lvlJc w:val="left"/>
+      <w:pPr>
+        <w:ind w:left="3475" w:hanging="440"/>
+      </w:pPr>
+    </w:lvl>
+    <w:lvl w:ilvl="5" w:tplc="04090011" w:tentative="1">
+      <w:start w:val="1"/>
+      <w:numFmt w:val="decimalEnclosedCircle"/>
+      <w:lvlText w:val="%6"/>
+      <w:lvlJc w:val="left"/>
+      <w:pPr>
+        <w:ind w:left="3915" w:hanging="440"/>
+      </w:pPr>
+    </w:lvl>
+    <w:lvl w:ilvl="6" w:tplc="0409000F" w:tentative="1">
+      <w:start w:val="1"/>
+      <w:numFmt w:val="decimal"/>
+      <w:lvlText w:val="%7."/>
+      <w:lvlJc w:val="left"/>
+      <w:pPr>
+        <w:ind w:left="4355" w:hanging="440"/>
+      </w:pPr>
+    </w:lvl>
+    <w:lvl w:ilvl="7" w:tplc="04090017" w:tentative="1">
+      <w:start w:val="1"/>
+      <w:numFmt w:val="aiueoFullWidth"/>
+      <w:lvlText w:val="(%8)"/>
+      <w:lvlJc w:val="left"/>
+      <w:pPr>
+        <w:ind w:left="4795" w:hanging="440"/>
+      </w:pPr>
+    </w:lvl>
+    <w:lvl w:ilvl="8" w:tplc="04090011" w:tentative="1">
+      <w:start w:val="1"/>
+      <w:numFmt w:val="decimalEnclosedCircle"/>
+      <w:lvlText w:val="%9"/>
+      <w:lvlJc w:val="left"/>
+      <w:pPr>
+        <w:ind w:left="5235" w:hanging="440"/>
+      </w:pPr>
+    </w:lvl>
+  </w:abstractNum>
+  <w:abstractNum w:abstractNumId="23" w15:restartNumberingAfterBreak="0">
+    <w:nsid w:val="4FEA7991"/>
+    <w:multiLevelType w:val="hybridMultilevel"/>
+    <w:tmpl w:val="24C4B58E"/>
+    <w:lvl w:ilvl="0" w:tplc="04090001">
+      <w:start w:val="1"/>
+      <w:numFmt w:val="bullet"/>
+      <w:lvlText w:val=""/>
+      <w:lvlJc w:val="left"/>
+      <w:pPr>
+        <w:ind w:left="1715" w:hanging="440"/>
+      </w:pPr>
+      <w:rPr>
+        <w:rFonts w:ascii="Wingdings" w:hAnsi="Wingdings" w:hint="default"/>
+      </w:rPr>
+    </w:lvl>
+    <w:lvl w:ilvl="1" w:tplc="0409000B" w:tentative="1">
+      <w:start w:val="1"/>
+      <w:numFmt w:val="bullet"/>
+      <w:lvlText w:val=""/>
+      <w:lvlJc w:val="left"/>
+      <w:pPr>
+        <w:ind w:left="2155" w:hanging="440"/>
+      </w:pPr>
+      <w:rPr>
+        <w:rFonts w:ascii="Wingdings" w:hAnsi="Wingdings" w:hint="default"/>
+      </w:rPr>
+    </w:lvl>
+    <w:lvl w:ilvl="2" w:tplc="0409000D" w:tentative="1">
+      <w:start w:val="1"/>
+      <w:numFmt w:val="bullet"/>
+      <w:lvlText w:val=""/>
+      <w:lvlJc w:val="left"/>
+      <w:pPr>
+        <w:ind w:left="2595" w:hanging="440"/>
+      </w:pPr>
+      <w:rPr>
+        <w:rFonts w:ascii="Wingdings" w:hAnsi="Wingdings" w:hint="default"/>
+      </w:rPr>
+    </w:lvl>
+    <w:lvl w:ilvl="3" w:tplc="04090001" w:tentative="1">
+      <w:start w:val="1"/>
+      <w:numFmt w:val="bullet"/>
+      <w:lvlText w:val=""/>
+      <w:lvlJc w:val="left"/>
+      <w:pPr>
+        <w:ind w:left="3035" w:hanging="440"/>
+      </w:pPr>
+      <w:rPr>
+        <w:rFonts w:ascii="Wingdings" w:hAnsi="Wingdings" w:hint="default"/>
+      </w:rPr>
+    </w:lvl>
+    <w:lvl w:ilvl="4" w:tplc="0409000B" w:tentative="1">
+      <w:start w:val="1"/>
+      <w:numFmt w:val="bullet"/>
+      <w:lvlText w:val=""/>
+      <w:lvlJc w:val="left"/>
+      <w:pPr>
+        <w:ind w:left="3475" w:hanging="440"/>
+      </w:pPr>
+      <w:rPr>
+        <w:rFonts w:ascii="Wingdings" w:hAnsi="Wingdings" w:hint="default"/>
+      </w:rPr>
+    </w:lvl>
+    <w:lvl w:ilvl="5" w:tplc="0409000D" w:tentative="1">
+      <w:start w:val="1"/>
+      <w:numFmt w:val="bullet"/>
+      <w:lvlText w:val=""/>
+      <w:lvlJc w:val="left"/>
+      <w:pPr>
+        <w:ind w:left="3915" w:hanging="440"/>
+      </w:pPr>
+      <w:rPr>
+        <w:rFonts w:ascii="Wingdings" w:hAnsi="Wingdings" w:hint="default"/>
+      </w:rPr>
+    </w:lvl>
+    <w:lvl w:ilvl="6" w:tplc="04090001" w:tentative="1">
+      <w:start w:val="1"/>
+      <w:numFmt w:val="bullet"/>
+      <w:lvlText w:val=""/>
+      <w:lvlJc w:val="left"/>
+      <w:pPr>
+        <w:ind w:left="4355" w:hanging="440"/>
+      </w:pPr>
+      <w:rPr>
+        <w:rFonts w:ascii="Wingdings" w:hAnsi="Wingdings" w:hint="default"/>
+      </w:rPr>
+    </w:lvl>
+    <w:lvl w:ilvl="7" w:tplc="0409000B" w:tentative="1">
+      <w:start w:val="1"/>
+      <w:numFmt w:val="bullet"/>
+      <w:lvlText w:val=""/>
+      <w:lvlJc w:val="left"/>
+      <w:pPr>
+        <w:ind w:left="4795" w:hanging="440"/>
+      </w:pPr>
+      <w:rPr>
+        <w:rFonts w:ascii="Wingdings" w:hAnsi="Wingdings" w:hint="default"/>
+      </w:rPr>
+    </w:lvl>
+    <w:lvl w:ilvl="8" w:tplc="0409000D" w:tentative="1">
+      <w:start w:val="1"/>
+      <w:numFmt w:val="bullet"/>
+      <w:lvlText w:val=""/>
+      <w:lvlJc w:val="left"/>
+      <w:pPr>
+        <w:ind w:left="5235" w:hanging="440"/>
+      </w:pPr>
+      <w:rPr>
+        <w:rFonts w:ascii="Wingdings" w:hAnsi="Wingdings" w:hint="default"/>
+      </w:rPr>
+    </w:lvl>
+  </w:abstractNum>
+  <w:abstractNum w:abstractNumId="24" w15:restartNumberingAfterBreak="0">
     <w:nsid w:val="50F808DD"/>
     <w:multiLevelType w:val="hybridMultilevel"/>
     <w:tmpl w:val="0E264084"/>
@@ -27521,7 +30671,7 @@
       </w:pPr>
     </w:lvl>
   </w:abstractNum>
-  <w:abstractNum w:abstractNumId="20" w15:restartNumberingAfterBreak="0">
+  <w:abstractNum w:abstractNumId="25" w15:restartNumberingAfterBreak="0">
     <w:nsid w:val="52D040A8"/>
     <w:multiLevelType w:val="hybridMultilevel"/>
     <w:tmpl w:val="28824A14"/>
@@ -27607,7 +30757,7 @@
       </w:pPr>
     </w:lvl>
   </w:abstractNum>
-  <w:abstractNum w:abstractNumId="21" w15:restartNumberingAfterBreak="0">
+  <w:abstractNum w:abstractNumId="26" w15:restartNumberingAfterBreak="0">
     <w:nsid w:val="58C374FB"/>
     <w:multiLevelType w:val="multilevel"/>
     <w:tmpl w:val="D0887764"/>
@@ -27696,7 +30846,7 @@
       </w:pPr>
     </w:lvl>
   </w:abstractNum>
-  <w:abstractNum w:abstractNumId="22" w15:restartNumberingAfterBreak="0">
+  <w:abstractNum w:abstractNumId="27" w15:restartNumberingAfterBreak="0">
     <w:nsid w:val="617C1214"/>
     <w:multiLevelType w:val="multilevel"/>
     <w:tmpl w:val="FC38880E"/>
@@ -27809,7 +30959,7 @@
       </w:rPr>
     </w:lvl>
   </w:abstractNum>
-  <w:abstractNum w:abstractNumId="23" w15:restartNumberingAfterBreak="0">
+  <w:abstractNum w:abstractNumId="28" w15:restartNumberingAfterBreak="0">
     <w:nsid w:val="65083819"/>
     <w:multiLevelType w:val="multilevel"/>
     <w:tmpl w:val="E7682F12"/>
@@ -27922,7 +31072,7 @@
       </w:rPr>
     </w:lvl>
   </w:abstractNum>
-  <w:abstractNum w:abstractNumId="24" w15:restartNumberingAfterBreak="0">
+  <w:abstractNum w:abstractNumId="29" w15:restartNumberingAfterBreak="0">
     <w:nsid w:val="6D74419F"/>
     <w:multiLevelType w:val="hybridMultilevel"/>
     <w:tmpl w:val="4D5E6390"/>
@@ -28011,7 +31161,7 @@
       </w:pPr>
     </w:lvl>
   </w:abstractNum>
-  <w:abstractNum w:abstractNumId="25" w15:restartNumberingAfterBreak="0">
+  <w:abstractNum w:abstractNumId="30" w15:restartNumberingAfterBreak="0">
     <w:nsid w:val="6DF94752"/>
     <w:multiLevelType w:val="multilevel"/>
     <w:tmpl w:val="FC38880E"/>
@@ -28124,7 +31274,7 @@
       </w:rPr>
     </w:lvl>
   </w:abstractNum>
-  <w:abstractNum w:abstractNumId="26" w15:restartNumberingAfterBreak="0">
+  <w:abstractNum w:abstractNumId="31" w15:restartNumberingAfterBreak="0">
     <w:nsid w:val="7A695558"/>
     <w:multiLevelType w:val="multilevel"/>
     <w:tmpl w:val="18CE050C"/>
@@ -28242,10 +31392,10 @@
     <w:abstractNumId w:val="7"/>
   </w:num>
   <w:num w:numId="2" w16cid:durableId="657463100">
-    <w:abstractNumId w:val="17"/>
+    <w:abstractNumId w:val="20"/>
   </w:num>
   <w:num w:numId="3" w16cid:durableId="1828401536">
-    <w:abstractNumId w:val="12"/>
+    <w:abstractNumId w:val="15"/>
   </w:num>
   <w:num w:numId="4" w16cid:durableId="98841016">
     <w:abstractNumId w:val="6"/>
@@ -28254,7 +31404,7 @@
     <w:abstractNumId w:val="2"/>
   </w:num>
   <w:num w:numId="6" w16cid:durableId="1104687869">
-    <w:abstractNumId w:val="13"/>
+    <w:abstractNumId w:val="16"/>
   </w:num>
   <w:num w:numId="7" w16cid:durableId="626938697">
     <w:abstractNumId w:val="6"/>
@@ -28287,16 +31437,16 @@
     </w:lvlOverride>
   </w:num>
   <w:num w:numId="8" w16cid:durableId="1959025578">
-    <w:abstractNumId w:val="10"/>
+    <w:abstractNumId w:val="12"/>
   </w:num>
   <w:num w:numId="9" w16cid:durableId="1627545599">
-    <w:abstractNumId w:val="15"/>
+    <w:abstractNumId w:val="18"/>
   </w:num>
   <w:num w:numId="10" w16cid:durableId="1941452422">
-    <w:abstractNumId w:val="16"/>
+    <w:abstractNumId w:val="19"/>
   </w:num>
   <w:num w:numId="11" w16cid:durableId="2140952799">
-    <w:abstractNumId w:val="21"/>
+    <w:abstractNumId w:val="26"/>
   </w:num>
   <w:num w:numId="12" w16cid:durableId="462188145">
     <w:abstractNumId w:val="0"/>
@@ -28308,28 +31458,28 @@
     <w:abstractNumId w:val="3"/>
   </w:num>
   <w:num w:numId="15" w16cid:durableId="1796675398">
-    <w:abstractNumId w:val="25"/>
+    <w:abstractNumId w:val="30"/>
   </w:num>
   <w:num w:numId="16" w16cid:durableId="1103920957">
     <w:abstractNumId w:val="4"/>
   </w:num>
   <w:num w:numId="17" w16cid:durableId="1964537391">
-    <w:abstractNumId w:val="22"/>
+    <w:abstractNumId w:val="27"/>
   </w:num>
   <w:num w:numId="18" w16cid:durableId="1865054927">
     <w:abstractNumId w:val="1"/>
   </w:num>
   <w:num w:numId="19" w16cid:durableId="931166697">
-    <w:abstractNumId w:val="11"/>
+    <w:abstractNumId w:val="13"/>
   </w:num>
   <w:num w:numId="20" w16cid:durableId="126582521">
-    <w:abstractNumId w:val="18"/>
+    <w:abstractNumId w:val="21"/>
   </w:num>
   <w:num w:numId="21" w16cid:durableId="1676348782">
     <w:abstractNumId w:val="5"/>
   </w:num>
   <w:num w:numId="22" w16cid:durableId="927229941">
-    <w:abstractNumId w:val="16"/>
+    <w:abstractNumId w:val="19"/>
     <w:lvlOverride w:ilvl="0">
       <w:startOverride w:val="1"/>
     </w:lvlOverride>
@@ -28359,13 +31509,13 @@
     </w:lvlOverride>
   </w:num>
   <w:num w:numId="23" w16cid:durableId="1020473269">
-    <w:abstractNumId w:val="23"/>
+    <w:abstractNumId w:val="28"/>
   </w:num>
   <w:num w:numId="24" w16cid:durableId="441264242">
-    <w:abstractNumId w:val="9"/>
+    <w:abstractNumId w:val="11"/>
   </w:num>
   <w:num w:numId="25" w16cid:durableId="1001271292">
-    <w:abstractNumId w:val="26"/>
+    <w:abstractNumId w:val="31"/>
   </w:num>
   <w:num w:numId="26" w16cid:durableId="1828088598">
     <w:abstractNumId w:val="6"/>
@@ -28788,16 +31938,91 @@
     </w:lvlOverride>
   </w:num>
   <w:num w:numId="40" w16cid:durableId="261651673">
-    <w:abstractNumId w:val="19"/>
+    <w:abstractNumId w:val="24"/>
   </w:num>
   <w:num w:numId="41" w16cid:durableId="417749397">
-    <w:abstractNumId w:val="24"/>
+    <w:abstractNumId w:val="29"/>
   </w:num>
   <w:num w:numId="42" w16cid:durableId="2111123430">
-    <w:abstractNumId w:val="20"/>
+    <w:abstractNumId w:val="25"/>
   </w:num>
   <w:num w:numId="43" w16cid:durableId="162748756">
+    <w:abstractNumId w:val="17"/>
+  </w:num>
+  <w:num w:numId="44" w16cid:durableId="1321930074">
+    <w:abstractNumId w:val="6"/>
+    <w:lvlOverride w:ilvl="0">
+      <w:startOverride w:val="2"/>
+    </w:lvlOverride>
+    <w:lvlOverride w:ilvl="1">
+      <w:startOverride w:val="2"/>
+    </w:lvlOverride>
+    <w:lvlOverride w:ilvl="2">
+      <w:startOverride w:val="2"/>
+    </w:lvlOverride>
+    <w:lvlOverride w:ilvl="3">
+      <w:startOverride w:val="1"/>
+    </w:lvlOverride>
+    <w:lvlOverride w:ilvl="4">
+      <w:startOverride w:val="1"/>
+    </w:lvlOverride>
+    <w:lvlOverride w:ilvl="5">
+      <w:startOverride w:val="1"/>
+    </w:lvlOverride>
+    <w:lvlOverride w:ilvl="6">
+      <w:startOverride w:val="1"/>
+    </w:lvlOverride>
+    <w:lvlOverride w:ilvl="7">
+      <w:startOverride w:val="1"/>
+    </w:lvlOverride>
+    <w:lvlOverride w:ilvl="8">
+      <w:startOverride w:val="1"/>
+    </w:lvlOverride>
+  </w:num>
+  <w:num w:numId="45" w16cid:durableId="1688025085">
+    <w:abstractNumId w:val="10"/>
+  </w:num>
+  <w:num w:numId="46" w16cid:durableId="1865167671">
+    <w:abstractNumId w:val="6"/>
+    <w:lvlOverride w:ilvl="0">
+      <w:startOverride w:val="2"/>
+    </w:lvlOverride>
+    <w:lvlOverride w:ilvl="1">
+      <w:startOverride w:val="2"/>
+    </w:lvlOverride>
+    <w:lvlOverride w:ilvl="2">
+      <w:startOverride w:val="4"/>
+    </w:lvlOverride>
+    <w:lvlOverride w:ilvl="3">
+      <w:startOverride w:val="1"/>
+    </w:lvlOverride>
+    <w:lvlOverride w:ilvl="4">
+      <w:startOverride w:val="1"/>
+    </w:lvlOverride>
+    <w:lvlOverride w:ilvl="5">
+      <w:startOverride w:val="1"/>
+    </w:lvlOverride>
+    <w:lvlOverride w:ilvl="6">
+      <w:startOverride w:val="1"/>
+    </w:lvlOverride>
+    <w:lvlOverride w:ilvl="7">
+      <w:startOverride w:val="1"/>
+    </w:lvlOverride>
+    <w:lvlOverride w:ilvl="8">
+      <w:startOverride w:val="1"/>
+    </w:lvlOverride>
+  </w:num>
+  <w:num w:numId="47" w16cid:durableId="1592616097">
     <w:abstractNumId w:val="14"/>
+  </w:num>
+  <w:num w:numId="48" w16cid:durableId="182594190">
+    <w:abstractNumId w:val="23"/>
+  </w:num>
+  <w:num w:numId="49" w16cid:durableId="537547018">
+    <w:abstractNumId w:val="9"/>
+  </w:num>
+  <w:num w:numId="50" w16cid:durableId="1507748515">
+    <w:abstractNumId w:val="22"/>
   </w:num>
   <w:numIdMacAtCleanup w:val="7"/>
 </w:numbering>
@@ -29198,7 +32423,7 @@
   <w:style w:type="paragraph" w:default="1" w:styleId="a">
     <w:name w:val="Normal"/>
     <w:qFormat/>
-    <w:rsid w:val="004E4B9B"/>
+    <w:rsid w:val="004C765F"/>
     <w:pPr>
       <w:widowControl w:val="0"/>
       <w:jc w:val="both"/>

--- a/DOC/基本設計書/ソフトウェア仕様書.docx
+++ b/DOC/基本設計書/ソフトウェア仕様書.docx
@@ -1883,7 +1883,7 @@
         <w:pStyle w:val="a4"/>
         <w:numPr>
           <w:ilvl w:val="0"/>
-          <w:numId w:val="43"/>
+          <w:numId w:val="7"/>
         </w:numPr>
         <w:ind w:leftChars="0"/>
       </w:pPr>
@@ -3765,7 +3765,7 @@
         <w:pStyle w:val="3"/>
         <w:numPr>
           <w:ilvl w:val="2"/>
-          <w:numId w:val="44"/>
+          <w:numId w:val="8"/>
         </w:numPr>
         <w:ind w:hanging="425"/>
         <w:rPr>
@@ -3804,7 +3804,7 @@
         <w:pStyle w:val="a4"/>
         <w:numPr>
           <w:ilvl w:val="0"/>
-          <w:numId w:val="45"/>
+          <w:numId w:val="9"/>
         </w:numPr>
         <w:ind w:leftChars="0" w:hanging="157"/>
       </w:pPr>
@@ -3830,7 +3830,7 @@
         <w:pStyle w:val="a4"/>
         <w:numPr>
           <w:ilvl w:val="0"/>
-          <w:numId w:val="45"/>
+          <w:numId w:val="9"/>
         </w:numPr>
         <w:ind w:leftChars="0" w:hanging="157"/>
       </w:pPr>
@@ -3848,7 +3848,7 @@
         <w:pStyle w:val="a4"/>
         <w:numPr>
           <w:ilvl w:val="0"/>
-          <w:numId w:val="45"/>
+          <w:numId w:val="9"/>
         </w:numPr>
         <w:ind w:leftChars="0" w:hanging="157"/>
       </w:pPr>
@@ -4174,7 +4174,7 @@
         <w:pStyle w:val="3"/>
         <w:numPr>
           <w:ilvl w:val="2"/>
-          <w:numId w:val="46"/>
+          <w:numId w:val="10"/>
         </w:numPr>
         <w:ind w:hanging="425"/>
         <w:rPr>
@@ -4384,7 +4384,7 @@
         <w:pStyle w:val="3"/>
         <w:numPr>
           <w:ilvl w:val="2"/>
-          <w:numId w:val="46"/>
+          <w:numId w:val="10"/>
         </w:numPr>
         <w:ind w:left="1260" w:hanging="425"/>
         <w:rPr>
@@ -4453,7 +4453,7 @@
         <w:pStyle w:val="3"/>
         <w:numPr>
           <w:ilvl w:val="2"/>
-          <w:numId w:val="46"/>
+          <w:numId w:val="10"/>
         </w:numPr>
         <w:ind w:left="1260" w:hanging="425"/>
         <w:rPr>
@@ -4809,7 +4809,7 @@
         <w:pStyle w:val="3"/>
         <w:numPr>
           <w:ilvl w:val="2"/>
-          <w:numId w:val="46"/>
+          <w:numId w:val="10"/>
         </w:numPr>
         <w:ind w:left="1260" w:hanging="425"/>
         <w:rPr>
@@ -4876,7 +4876,7 @@
         <w:pStyle w:val="3"/>
         <w:numPr>
           <w:ilvl w:val="2"/>
-          <w:numId w:val="46"/>
+          <w:numId w:val="10"/>
         </w:numPr>
         <w:ind w:left="1260" w:hanging="425"/>
         <w:rPr>
@@ -5080,7 +5080,7 @@
         <w:pStyle w:val="3"/>
         <w:numPr>
           <w:ilvl w:val="2"/>
-          <w:numId w:val="46"/>
+          <w:numId w:val="10"/>
         </w:numPr>
         <w:ind w:left="1260" w:hanging="425"/>
         <w:rPr>
@@ -5513,7 +5513,7 @@
         <w:pStyle w:val="3"/>
         <w:numPr>
           <w:ilvl w:val="2"/>
-          <w:numId w:val="46"/>
+          <w:numId w:val="10"/>
         </w:numPr>
         <w:ind w:left="1260" w:hanging="425"/>
         <w:rPr>
@@ -5547,7 +5547,7 @@
         <w:pStyle w:val="a4"/>
         <w:numPr>
           <w:ilvl w:val="0"/>
-          <w:numId w:val="47"/>
+          <w:numId w:val="11"/>
         </w:numPr>
         <w:ind w:leftChars="0"/>
       </w:pPr>
@@ -5566,7 +5566,7 @@
         <w:pStyle w:val="a4"/>
         <w:numPr>
           <w:ilvl w:val="0"/>
-          <w:numId w:val="47"/>
+          <w:numId w:val="11"/>
         </w:numPr>
         <w:ind w:leftChars="0"/>
       </w:pPr>
@@ -5593,7 +5593,7 @@
         <w:pStyle w:val="a4"/>
         <w:numPr>
           <w:ilvl w:val="0"/>
-          <w:numId w:val="47"/>
+          <w:numId w:val="11"/>
         </w:numPr>
         <w:ind w:leftChars="0"/>
       </w:pPr>
@@ -5830,7 +5830,7 @@
         <w:pStyle w:val="3"/>
         <w:numPr>
           <w:ilvl w:val="2"/>
-          <w:numId w:val="46"/>
+          <w:numId w:val="10"/>
         </w:numPr>
         <w:ind w:left="1260" w:hanging="425"/>
         <w:rPr>
@@ -6006,7 +6006,7 @@
         <w:pStyle w:val="3"/>
         <w:numPr>
           <w:ilvl w:val="2"/>
-          <w:numId w:val="46"/>
+          <w:numId w:val="10"/>
         </w:numPr>
         <w:ind w:left="1260" w:hanging="425"/>
         <w:rPr>
@@ -6095,7 +6095,7 @@
         <w:pStyle w:val="3"/>
         <w:numPr>
           <w:ilvl w:val="2"/>
-          <w:numId w:val="46"/>
+          <w:numId w:val="10"/>
         </w:numPr>
         <w:ind w:left="1260" w:hanging="425"/>
         <w:rPr>
@@ -6215,7 +6215,7 @@
         <w:pStyle w:val="a4"/>
         <w:numPr>
           <w:ilvl w:val="0"/>
-          <w:numId w:val="48"/>
+          <w:numId w:val="12"/>
         </w:numPr>
         <w:ind w:leftChars="0"/>
       </w:pPr>
@@ -6234,7 +6234,7 @@
         <w:pStyle w:val="a4"/>
         <w:numPr>
           <w:ilvl w:val="0"/>
-          <w:numId w:val="48"/>
+          <w:numId w:val="12"/>
         </w:numPr>
         <w:ind w:leftChars="0"/>
       </w:pPr>
@@ -6255,7 +6255,7 @@
         <w:pStyle w:val="a4"/>
         <w:numPr>
           <w:ilvl w:val="0"/>
-          <w:numId w:val="48"/>
+          <w:numId w:val="12"/>
         </w:numPr>
         <w:ind w:leftChars="0"/>
       </w:pPr>
@@ -6268,7 +6268,7 @@
         <w:pStyle w:val="3"/>
         <w:numPr>
           <w:ilvl w:val="2"/>
-          <w:numId w:val="46"/>
+          <w:numId w:val="10"/>
         </w:numPr>
         <w:ind w:left="1260" w:hanging="425"/>
         <w:rPr>
@@ -6409,9 +6409,6 @@
     <w:p>
       <w:pPr>
         <w:ind w:leftChars="405" w:left="850"/>
-        <w:rPr>
-          <w:rFonts w:hint="eastAsia"/>
-        </w:rPr>
       </w:pPr>
     </w:p>
     <w:p>
@@ -6419,7 +6416,7 @@
         <w:pStyle w:val="3"/>
         <w:numPr>
           <w:ilvl w:val="2"/>
-          <w:numId w:val="46"/>
+          <w:numId w:val="10"/>
         </w:numPr>
         <w:ind w:left="1260" w:hanging="425"/>
         <w:rPr>
@@ -6457,7 +6454,7 @@
         <w:pStyle w:val="3"/>
         <w:numPr>
           <w:ilvl w:val="2"/>
-          <w:numId w:val="46"/>
+          <w:numId w:val="10"/>
         </w:numPr>
         <w:ind w:left="1260" w:hanging="425"/>
         <w:rPr>
@@ -6533,7 +6530,7 @@
         <w:pStyle w:val="3"/>
         <w:numPr>
           <w:ilvl w:val="2"/>
-          <w:numId w:val="46"/>
+          <w:numId w:val="10"/>
         </w:numPr>
         <w:ind w:left="1260" w:hanging="425"/>
         <w:rPr>
@@ -6647,7 +6644,7 @@
         <w:pStyle w:val="3"/>
         <w:numPr>
           <w:ilvl w:val="2"/>
-          <w:numId w:val="46"/>
+          <w:numId w:val="10"/>
         </w:numPr>
         <w:ind w:left="1260" w:hanging="425"/>
         <w:rPr>
@@ -9663,7 +9660,7 @@
               <w:pStyle w:val="a4"/>
               <w:numPr>
                 <w:ilvl w:val="0"/>
-                <w:numId w:val="40"/>
+                <w:numId w:val="4"/>
               </w:numPr>
               <w:ind w:leftChars="0"/>
               <w:jc w:val="center"/>
@@ -9765,7 +9762,7 @@
               <w:pStyle w:val="a4"/>
               <w:numPr>
                 <w:ilvl w:val="0"/>
-                <w:numId w:val="40"/>
+                <w:numId w:val="4"/>
               </w:numPr>
               <w:ind w:leftChars="0"/>
               <w:jc w:val="center"/>
@@ -9867,7 +9864,7 @@
               <w:pStyle w:val="a4"/>
               <w:numPr>
                 <w:ilvl w:val="0"/>
-                <w:numId w:val="40"/>
+                <w:numId w:val="4"/>
               </w:numPr>
               <w:ind w:leftChars="0"/>
               <w:jc w:val="center"/>
@@ -9985,7 +9982,7 @@
               <w:pStyle w:val="a4"/>
               <w:numPr>
                 <w:ilvl w:val="0"/>
-                <w:numId w:val="40"/>
+                <w:numId w:val="4"/>
               </w:numPr>
               <w:ind w:leftChars="0"/>
               <w:jc w:val="center"/>
@@ -10087,7 +10084,7 @@
               <w:pStyle w:val="a4"/>
               <w:numPr>
                 <w:ilvl w:val="0"/>
-                <w:numId w:val="40"/>
+                <w:numId w:val="4"/>
               </w:numPr>
               <w:ind w:leftChars="0"/>
               <w:jc w:val="center"/>
@@ -10213,7 +10210,7 @@
               <w:pStyle w:val="a4"/>
               <w:numPr>
                 <w:ilvl w:val="0"/>
-                <w:numId w:val="40"/>
+                <w:numId w:val="4"/>
               </w:numPr>
               <w:ind w:leftChars="0"/>
               <w:jc w:val="center"/>
@@ -10339,7 +10336,7 @@
               <w:pStyle w:val="a4"/>
               <w:numPr>
                 <w:ilvl w:val="0"/>
-                <w:numId w:val="40"/>
+                <w:numId w:val="4"/>
               </w:numPr>
               <w:ind w:leftChars="0"/>
               <w:jc w:val="center"/>
@@ -10459,7 +10456,7 @@
               <w:pStyle w:val="a4"/>
               <w:numPr>
                 <w:ilvl w:val="0"/>
-                <w:numId w:val="40"/>
+                <w:numId w:val="4"/>
               </w:numPr>
               <w:ind w:leftChars="0"/>
               <w:jc w:val="center"/>
@@ -10577,7 +10574,7 @@
               <w:pStyle w:val="a4"/>
               <w:numPr>
                 <w:ilvl w:val="0"/>
-                <w:numId w:val="40"/>
+                <w:numId w:val="4"/>
               </w:numPr>
               <w:ind w:leftChars="0"/>
               <w:jc w:val="center"/>
@@ -10695,7 +10692,7 @@
               <w:pStyle w:val="a4"/>
               <w:numPr>
                 <w:ilvl w:val="0"/>
-                <w:numId w:val="40"/>
+                <w:numId w:val="4"/>
               </w:numPr>
               <w:ind w:leftChars="0"/>
               <w:jc w:val="center"/>
@@ -10813,7 +10810,7 @@
               <w:pStyle w:val="a4"/>
               <w:numPr>
                 <w:ilvl w:val="0"/>
-                <w:numId w:val="40"/>
+                <w:numId w:val="4"/>
               </w:numPr>
               <w:ind w:leftChars="0"/>
               <w:jc w:val="center"/>
@@ -10931,7 +10928,7 @@
               <w:pStyle w:val="a4"/>
               <w:numPr>
                 <w:ilvl w:val="0"/>
-                <w:numId w:val="40"/>
+                <w:numId w:val="4"/>
               </w:numPr>
               <w:ind w:leftChars="0"/>
               <w:jc w:val="center"/>
@@ -11067,7 +11064,7 @@
               <w:pStyle w:val="a4"/>
               <w:numPr>
                 <w:ilvl w:val="0"/>
-                <w:numId w:val="40"/>
+                <w:numId w:val="4"/>
               </w:numPr>
               <w:ind w:leftChars="0"/>
               <w:jc w:val="center"/>
@@ -11353,7 +11350,7 @@
               <w:pStyle w:val="a4"/>
               <w:numPr>
                 <w:ilvl w:val="0"/>
-                <w:numId w:val="41"/>
+                <w:numId w:val="5"/>
               </w:numPr>
               <w:ind w:leftChars="0"/>
               <w:rPr>
@@ -13096,7 +13093,7 @@
               <w:pStyle w:val="a4"/>
               <w:numPr>
                 <w:ilvl w:val="0"/>
-                <w:numId w:val="41"/>
+                <w:numId w:val="5"/>
               </w:numPr>
               <w:ind w:leftChars="0"/>
               <w:rPr>
@@ -14684,7 +14681,7 @@
         <w:pStyle w:val="a4"/>
         <w:numPr>
           <w:ilvl w:val="0"/>
-          <w:numId w:val="42"/>
+          <w:numId w:val="6"/>
         </w:numPr>
         <w:ind w:leftChars="0"/>
       </w:pPr>
@@ -15248,7 +15245,7 @@
         <w:pStyle w:val="a4"/>
         <w:numPr>
           <w:ilvl w:val="0"/>
-          <w:numId w:val="42"/>
+          <w:numId w:val="6"/>
         </w:numPr>
         <w:ind w:leftChars="0"/>
       </w:pPr>
@@ -15269,7 +15266,7 @@
         <w:pStyle w:val="a4"/>
         <w:numPr>
           <w:ilvl w:val="0"/>
-          <w:numId w:val="42"/>
+          <w:numId w:val="6"/>
         </w:numPr>
         <w:ind w:leftChars="0"/>
       </w:pPr>
@@ -27872,10 +27869,5287 @@
         <w:t>アカウント登録が未了のユーザに対して、メールアドレスとパスワードと忘却者へのヒントを登録するインタフェースを提供する。</w:t>
       </w:r>
     </w:p>
+    <w:p>
+      <w:pPr>
+        <w:pStyle w:val="a4"/>
+        <w:ind w:leftChars="0" w:left="1985"/>
+      </w:pPr>
+    </w:p>
+    <w:p>
+      <w:pPr>
+        <w:pStyle w:val="2"/>
+        <w:ind w:left="993" w:hanging="426"/>
+        <w:rPr>
+          <w:rFonts w:asciiTheme="minorHAnsi" w:eastAsiaTheme="minorHAnsi" w:hAnsiTheme="minorHAnsi"/>
+        </w:rPr>
+      </w:pPr>
+      <w:r>
+        <w:rPr>
+          <w:rFonts w:asciiTheme="minorHAnsi" w:eastAsiaTheme="minorHAnsi" w:hAnsiTheme="minorHAnsi"/>
+        </w:rPr>
+        <w:t>地図閲覧機能</w:t>
+      </w:r>
+    </w:p>
+    <w:p>
+      <w:pPr>
+        <w:pStyle w:val="3"/>
+        <w:ind w:left="1560"/>
+        <w:rPr>
+          <w:rFonts w:asciiTheme="minorHAnsi" w:eastAsiaTheme="minorHAnsi" w:hAnsiTheme="minorHAnsi"/>
+        </w:rPr>
+      </w:pPr>
+      <w:r>
+        <w:rPr>
+          <w:rFonts w:asciiTheme="minorHAnsi" w:eastAsiaTheme="minorHAnsi" w:hAnsiTheme="minorHAnsi"/>
+        </w:rPr>
+        <w:t>ピン表示機</w:t>
+      </w:r>
+      <w:r>
+        <w:rPr>
+          <w:rFonts w:asciiTheme="minorHAnsi" w:eastAsiaTheme="minorHAnsi" w:hAnsiTheme="minorHAnsi" w:hint="eastAsia"/>
+        </w:rPr>
+        <w:t>能</w:t>
+      </w:r>
+    </w:p>
+    <w:p>
+      <w:pPr>
+        <w:pStyle w:val="4"/>
+        <w:rPr>
+          <w:b w:val="0"/>
+        </w:rPr>
+      </w:pPr>
+      <w:r>
+        <w:rPr>
+          <w:rFonts w:hint="eastAsia"/>
+          <w:b w:val="0"/>
+        </w:rPr>
+        <w:t>概要</w:t>
+      </w:r>
+    </w:p>
+    <w:p>
+      <w:pPr>
+        <w:ind w:left="1144" w:firstLine="840"/>
+      </w:pPr>
+      <w:r>
+        <w:rPr>
+          <w:rFonts w:hint="eastAsia"/>
+        </w:rPr>
+        <w:t>登録された情報を地図上にピンとして表示する。</w:t>
+      </w:r>
+    </w:p>
+    <w:p>
+      <w:pPr>
+        <w:pStyle w:val="a4"/>
+        <w:ind w:leftChars="0" w:left="1985"/>
+      </w:pPr>
+      <w:r>
+        <w:rPr>
+          <w:rFonts w:hint="eastAsia"/>
+        </w:rPr>
+        <w:t>ピン押下後に詳細情報を表示する。</w:t>
+      </w:r>
+    </w:p>
+    <w:p>
+      <w:pPr>
+        <w:pStyle w:val="4"/>
+        <w:rPr>
+          <w:b w:val="0"/>
+        </w:rPr>
+      </w:pPr>
+      <w:r>
+        <w:rPr>
+          <w:rFonts w:hint="eastAsia"/>
+          <w:b w:val="0"/>
+        </w:rPr>
+        <w:t>表示内容</w:t>
+      </w:r>
+    </w:p>
+    <w:p>
+      <w:pPr>
+        <w:ind w:left="1276"/>
+      </w:pPr>
+      <w:r>
+        <w:rPr>
+          <w:rFonts w:hint="eastAsia"/>
+        </w:rPr>
+        <w:t>初期表示</w:t>
+      </w:r>
+    </w:p>
+    <w:p>
+      <w:pPr>
+        <w:ind w:left="1276"/>
+      </w:pPr>
+      <w:r>
+        <w:rPr>
+          <w:rFonts w:hint="eastAsia"/>
+          <w:noProof/>
+        </w:rPr>
+        <mc:AlternateContent>
+          <mc:Choice Requires="wps">
+            <w:drawing>
+              <wp:anchor distT="0" distB="0" distL="114300" distR="114300" simplePos="0" relativeHeight="251820032" behindDoc="0" locked="0" layoutInCell="1" allowOverlap="1" wp14:anchorId="33085173" wp14:editId="612981B7">
+                <wp:simplePos x="0" y="0"/>
+                <wp:positionH relativeFrom="column">
+                  <wp:posOffset>2527300</wp:posOffset>
+                </wp:positionH>
+                <wp:positionV relativeFrom="paragraph">
+                  <wp:posOffset>152400</wp:posOffset>
+                </wp:positionV>
+                <wp:extent cx="552450" cy="382270"/>
+                <wp:effectExtent l="0" t="0" r="0" b="0"/>
+                <wp:wrapNone/>
+                <wp:docPr id="320414513" name="テキスト ボックス 320414513"/>
+                <wp:cNvGraphicFramePr/>
+                <a:graphic xmlns:a="http://schemas.openxmlformats.org/drawingml/2006/main">
+                  <a:graphicData uri="http://schemas.microsoft.com/office/word/2010/wordprocessingShape">
+                    <wps:wsp>
+                      <wps:cNvSpPr txBox="1"/>
+                      <wps:spPr>
+                        <a:xfrm>
+                          <a:off x="0" y="0"/>
+                          <a:ext cx="552450" cy="382270"/>
+                        </a:xfrm>
+                        <a:prstGeom prst="rect">
+                          <a:avLst/>
+                        </a:prstGeom>
+                        <a:noFill/>
+                        <a:ln w="6350">
+                          <a:noFill/>
+                        </a:ln>
+                      </wps:spPr>
+                      <wps:txbx>
+                        <w:txbxContent>
+                          <w:p>
+                            <w:pPr>
+                              <w:jc w:val="center"/>
+                              <w:rPr>
+                                <w:b/>
+                                <w:color w:val="FF0000"/>
+                              </w:rPr>
+                            </w:pPr>
+                            <w:r>
+                              <w:rPr>
+                                <w:rFonts w:hint="eastAsia"/>
+                                <w:b/>
+                                <w:color w:val="FF0000"/>
+                              </w:rPr>
+                              <w:t>②</w:t>
+                            </w:r>
+                          </w:p>
+                        </w:txbxContent>
+                      </wps:txbx>
+                      <wps:bodyPr rot="0" spcFirstLastPara="0" vertOverflow="overflow" horzOverflow="overflow" vert="horz" wrap="square" lIns="91440" tIns="45720" rIns="91440" bIns="45720" numCol="1" spcCol="0" rtlCol="0" fromWordArt="0" anchor="t" anchorCtr="0" forceAA="0" compatLnSpc="1">
+                        <a:prstTxWarp prst="textNoShape">
+                          <a:avLst/>
+                        </a:prstTxWarp>
+                        <a:noAutofit/>
+                      </wps:bodyPr>
+                    </wps:wsp>
+                  </a:graphicData>
+                </a:graphic>
+                <wp14:sizeRelH relativeFrom="margin">
+                  <wp14:pctWidth>0</wp14:pctWidth>
+                </wp14:sizeRelH>
+                <wp14:sizeRelV relativeFrom="margin">
+                  <wp14:pctHeight>0</wp14:pctHeight>
+                </wp14:sizeRelV>
+              </wp:anchor>
+            </w:drawing>
+          </mc:Choice>
+          <mc:Fallback>
+            <w:pict>
+              <v:shape w14:anchorId="33085173" id="テキスト ボックス 320414513" o:spid="_x0000_s1059" type="#_x0000_t202" style="position:absolute;left:0;text-align:left;margin-left:199pt;margin-top:12pt;width:43.5pt;height:30.1pt;z-index:251820032;visibility:visible;mso-wrap-style:square;mso-width-percent:0;mso-height-percent:0;mso-wrap-distance-left:9pt;mso-wrap-distance-top:0;mso-wrap-distance-right:9pt;mso-wrap-distance-bottom:0;mso-position-horizontal:absolute;mso-position-horizontal-relative:text;mso-position-vertical:absolute;mso-position-vertical-relative:text;mso-width-percent:0;mso-height-percent:0;mso-width-relative:margin;mso-height-relative:margin;v-text-anchor:top" o:gfxdata="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" filled="f" stroked="f" strokeweight=".5pt">
+                <v:textbox>
+                  <w:txbxContent>
+                    <w:p>
+                      <w:pPr>
+                        <w:jc w:val="center"/>
+                        <w:rPr>
+                          <w:b/>
+                          <w:color w:val="FF0000"/>
+                        </w:rPr>
+                      </w:pPr>
+                      <w:r>
+                        <w:rPr>
+                          <w:rFonts w:hint="eastAsia"/>
+                          <w:b/>
+                          <w:color w:val="FF0000"/>
+                        </w:rPr>
+                        <w:t>②</w:t>
+                      </w:r>
+                    </w:p>
+                  </w:txbxContent>
+                </v:textbox>
+              </v:shape>
+            </w:pict>
+          </mc:Fallback>
+        </mc:AlternateContent>
+      </w:r>
+      <w:r>
+        <w:rPr>
+          <w:noProof/>
+        </w:rPr>
+        <w:drawing>
+          <wp:anchor distT="0" distB="0" distL="114300" distR="114300" simplePos="0" relativeHeight="251807744" behindDoc="1" locked="0" layoutInCell="1" allowOverlap="1" wp14:anchorId="10623AA0" wp14:editId="236FCA3E">
+            <wp:simplePos x="0" y="0"/>
+            <wp:positionH relativeFrom="column">
+              <wp:posOffset>844550</wp:posOffset>
+            </wp:positionH>
+            <wp:positionV relativeFrom="paragraph">
+              <wp:posOffset>63500</wp:posOffset>
+            </wp:positionV>
+            <wp:extent cx="4735597" cy="2489835"/>
+            <wp:effectExtent l="19050" t="19050" r="27305" b="24765"/>
+            <wp:wrapNone/>
+            <wp:docPr id="2025173726" name="図 1"/>
+            <wp:cNvGraphicFramePr>
+              <a:graphicFrameLocks xmlns:a="http://schemas.openxmlformats.org/drawingml/2006/main" noChangeAspect="1"/>
+            </wp:cNvGraphicFramePr>
+            <a:graphic xmlns:a="http://schemas.openxmlformats.org/drawingml/2006/main">
+              <a:graphicData uri="http://schemas.openxmlformats.org/drawingml/2006/picture">
+                <pic:pic xmlns:pic="http://schemas.openxmlformats.org/drawingml/2006/picture">
+                  <pic:nvPicPr>
+                    <pic:cNvPr id="2025173726" name=""/>
+                    <pic:cNvPicPr/>
+                  </pic:nvPicPr>
+                  <pic:blipFill>
+                    <a:blip r:embed="rId28" cstate="print">
+                      <a:extLst>
+                        <a:ext uri="{28A0092B-C50C-407E-A947-70E740481C1C}">
+                          <a14:useLocalDpi xmlns:a14="http://schemas.microsoft.com/office/drawing/2010/main" val="0"/>
+                        </a:ext>
+                      </a:extLst>
+                    </a:blip>
+                    <a:stretch>
+                      <a:fillRect/>
+                    </a:stretch>
+                  </pic:blipFill>
+                  <pic:spPr>
+                    <a:xfrm>
+                      <a:off x="0" y="0"/>
+                      <a:ext cx="4735597" cy="2489835"/>
+                    </a:xfrm>
+                    <a:prstGeom prst="rect">
+                      <a:avLst/>
+                    </a:prstGeom>
+                    <a:ln>
+                      <a:solidFill>
+                        <a:schemeClr val="tx1"/>
+                      </a:solidFill>
+                    </a:ln>
+                  </pic:spPr>
+                </pic:pic>
+              </a:graphicData>
+            </a:graphic>
+          </wp:anchor>
+        </w:drawing>
+      </w:r>
+    </w:p>
+    <w:p>
+      <w:r>
+        <w:rPr>
+          <w:rFonts w:hint="eastAsia"/>
+          <w:noProof/>
+        </w:rPr>
+        <mc:AlternateContent>
+          <mc:Choice Requires="wps">
+            <w:drawing>
+              <wp:anchor distT="0" distB="0" distL="114300" distR="114300" simplePos="0" relativeHeight="251819008" behindDoc="0" locked="0" layoutInCell="1" allowOverlap="1" wp14:anchorId="12AE7642" wp14:editId="49FB6B43">
+                <wp:simplePos x="0" y="0"/>
+                <wp:positionH relativeFrom="column">
+                  <wp:posOffset>1953895</wp:posOffset>
+                </wp:positionH>
+                <wp:positionV relativeFrom="paragraph">
+                  <wp:posOffset>85090</wp:posOffset>
+                </wp:positionV>
+                <wp:extent cx="701675" cy="84455"/>
+                <wp:effectExtent l="0" t="0" r="22225" b="29845"/>
+                <wp:wrapNone/>
+                <wp:docPr id="1762942026" name="直線コネクタ 1762942026"/>
+                <wp:cNvGraphicFramePr/>
+                <a:graphic xmlns:a="http://schemas.openxmlformats.org/drawingml/2006/main">
+                  <a:graphicData uri="http://schemas.microsoft.com/office/word/2010/wordprocessingShape">
+                    <wps:wsp>
+                      <wps:cNvCnPr/>
+                      <wps:spPr>
+                        <a:xfrm flipV="1">
+                          <a:off x="0" y="0"/>
+                          <a:ext cx="701675" cy="84455"/>
+                        </a:xfrm>
+                        <a:prstGeom prst="line">
+                          <a:avLst/>
+                        </a:prstGeom>
+                        <a:ln w="12700">
+                          <a:solidFill>
+                            <a:srgbClr val="FF0000"/>
+                          </a:solidFill>
+                        </a:ln>
+                      </wps:spPr>
+                      <wps:style>
+                        <a:lnRef idx="1">
+                          <a:schemeClr val="accent1"/>
+                        </a:lnRef>
+                        <a:fillRef idx="0">
+                          <a:schemeClr val="accent1"/>
+                        </a:fillRef>
+                        <a:effectRef idx="0">
+                          <a:schemeClr val="accent1"/>
+                        </a:effectRef>
+                        <a:fontRef idx="minor">
+                          <a:schemeClr val="tx1"/>
+                        </a:fontRef>
+                      </wps:style>
+                      <wps:bodyPr/>
+                    </wps:wsp>
+                  </a:graphicData>
+                </a:graphic>
+                <wp14:sizeRelH relativeFrom="margin">
+                  <wp14:pctWidth>0</wp14:pctWidth>
+                </wp14:sizeRelH>
+                <wp14:sizeRelV relativeFrom="margin">
+                  <wp14:pctHeight>0</wp14:pctHeight>
+                </wp14:sizeRelV>
+              </wp:anchor>
+            </w:drawing>
+          </mc:Choice>
+          <mc:Fallback>
+            <w:pict>
+              <v:line w14:anchorId="35B9E531" id="直線コネクタ 1762942026" o:spid="_x0000_s1026" style="position:absolute;flip:y;z-index:251819008;visibility:visible;mso-wrap-style:square;mso-width-percent:0;mso-height-percent:0;mso-wrap-distance-left:9pt;mso-wrap-distance-top:0;mso-wrap-distance-right:9pt;mso-wrap-distance-bottom:0;mso-position-horizontal:absolute;mso-position-horizontal-relative:text;mso-position-vertical:absolute;mso-position-vertical-relative:text;mso-width-percent:0;mso-height-percent:0;mso-width-relative:margin;mso-height-relative:margin" from="153.85pt,6.7pt" to="209.1pt,13.35pt" o:gfxdata="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" strokecolor="red" strokeweight="1pt">
+                <v:stroke joinstyle="miter"/>
+              </v:line>
+            </w:pict>
+          </mc:Fallback>
+        </mc:AlternateContent>
+      </w:r>
+    </w:p>
+    <w:p>
+      <w:r>
+        <w:rPr>
+          <w:rFonts w:hint="eastAsia"/>
+          <w:noProof/>
+        </w:rPr>
+        <mc:AlternateContent>
+          <mc:Choice Requires="wps">
+            <w:drawing>
+              <wp:anchor distT="0" distB="0" distL="114300" distR="114300" simplePos="0" relativeHeight="251822080" behindDoc="0" locked="0" layoutInCell="1" allowOverlap="1" wp14:anchorId="4D4EC666" wp14:editId="621E27D2">
+                <wp:simplePos x="0" y="0"/>
+                <wp:positionH relativeFrom="column">
+                  <wp:posOffset>2590800</wp:posOffset>
+                </wp:positionH>
+                <wp:positionV relativeFrom="paragraph">
+                  <wp:posOffset>190500</wp:posOffset>
+                </wp:positionV>
+                <wp:extent cx="552450" cy="382270"/>
+                <wp:effectExtent l="0" t="0" r="0" b="0"/>
+                <wp:wrapNone/>
+                <wp:docPr id="951128120" name="テキスト ボックス 951128120"/>
+                <wp:cNvGraphicFramePr/>
+                <a:graphic xmlns:a="http://schemas.openxmlformats.org/drawingml/2006/main">
+                  <a:graphicData uri="http://schemas.microsoft.com/office/word/2010/wordprocessingShape">
+                    <wps:wsp>
+                      <wps:cNvSpPr txBox="1"/>
+                      <wps:spPr>
+                        <a:xfrm>
+                          <a:off x="0" y="0"/>
+                          <a:ext cx="552450" cy="382270"/>
+                        </a:xfrm>
+                        <a:prstGeom prst="rect">
+                          <a:avLst/>
+                        </a:prstGeom>
+                        <a:noFill/>
+                        <a:ln w="6350">
+                          <a:noFill/>
+                        </a:ln>
+                      </wps:spPr>
+                      <wps:txbx>
+                        <w:txbxContent>
+                          <w:p>
+                            <w:pPr>
+                              <w:jc w:val="center"/>
+                              <w:rPr>
+                                <w:b/>
+                                <w:color w:val="FF0000"/>
+                              </w:rPr>
+                            </w:pPr>
+                            <w:r>
+                              <w:rPr>
+                                <w:rFonts w:hint="eastAsia"/>
+                                <w:b/>
+                                <w:color w:val="FF0000"/>
+                              </w:rPr>
+                              <w:t>③</w:t>
+                            </w:r>
+                          </w:p>
+                        </w:txbxContent>
+                      </wps:txbx>
+                      <wps:bodyPr rot="0" spcFirstLastPara="0" vertOverflow="overflow" horzOverflow="overflow" vert="horz" wrap="square" lIns="91440" tIns="45720" rIns="91440" bIns="45720" numCol="1" spcCol="0" rtlCol="0" fromWordArt="0" anchor="t" anchorCtr="0" forceAA="0" compatLnSpc="1">
+                        <a:prstTxWarp prst="textNoShape">
+                          <a:avLst/>
+                        </a:prstTxWarp>
+                        <a:noAutofit/>
+                      </wps:bodyPr>
+                    </wps:wsp>
+                  </a:graphicData>
+                </a:graphic>
+                <wp14:sizeRelH relativeFrom="margin">
+                  <wp14:pctWidth>0</wp14:pctWidth>
+                </wp14:sizeRelH>
+                <wp14:sizeRelV relativeFrom="margin">
+                  <wp14:pctHeight>0</wp14:pctHeight>
+                </wp14:sizeRelV>
+              </wp:anchor>
+            </w:drawing>
+          </mc:Choice>
+          <mc:Fallback>
+            <w:pict>
+              <v:shape w14:anchorId="4D4EC666" id="テキスト ボックス 951128120" o:spid="_x0000_s1060" type="#_x0000_t202" style="position:absolute;left:0;text-align:left;margin-left:204pt;margin-top:15pt;width:43.5pt;height:30.1pt;z-index:251822080;visibility:visible;mso-wrap-style:square;mso-width-percent:0;mso-height-percent:0;mso-wrap-distance-left:9pt;mso-wrap-distance-top:0;mso-wrap-distance-right:9pt;mso-wrap-distance-bottom:0;mso-position-horizontal:absolute;mso-position-horizontal-relative:text;mso-position-vertical:absolute;mso-position-vertical-relative:text;mso-width-percent:0;mso-height-percent:0;mso-width-relative:margin;mso-height-relative:margin;v-text-anchor:top" o:gfxdata="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" filled="f" stroked="f" strokeweight=".5pt">
+                <v:textbox>
+                  <w:txbxContent>
+                    <w:p>
+                      <w:pPr>
+                        <w:jc w:val="center"/>
+                        <w:rPr>
+                          <w:b/>
+                          <w:color w:val="FF0000"/>
+                        </w:rPr>
+                      </w:pPr>
+                      <w:r>
+                        <w:rPr>
+                          <w:rFonts w:hint="eastAsia"/>
+                          <w:b/>
+                          <w:color w:val="FF0000"/>
+                        </w:rPr>
+                        <w:t>③</w:t>
+                      </w:r>
+                    </w:p>
+                  </w:txbxContent>
+                </v:textbox>
+              </v:shape>
+            </w:pict>
+          </mc:Fallback>
+        </mc:AlternateContent>
+      </w:r>
+    </w:p>
+    <w:p>
+      <w:r>
+        <w:rPr>
+          <w:rFonts w:hint="eastAsia"/>
+          <w:noProof/>
+        </w:rPr>
+        <mc:AlternateContent>
+          <mc:Choice Requires="wps">
+            <w:drawing>
+              <wp:anchor distT="0" distB="0" distL="114300" distR="114300" simplePos="0" relativeHeight="251821056" behindDoc="0" locked="0" layoutInCell="1" allowOverlap="1" wp14:anchorId="39EA8B4A" wp14:editId="75EE7437">
+                <wp:simplePos x="0" y="0"/>
+                <wp:positionH relativeFrom="column">
+                  <wp:posOffset>1991995</wp:posOffset>
+                </wp:positionH>
+                <wp:positionV relativeFrom="paragraph">
+                  <wp:posOffset>123190</wp:posOffset>
+                </wp:positionV>
+                <wp:extent cx="701675" cy="84455"/>
+                <wp:effectExtent l="0" t="0" r="22225" b="29845"/>
+                <wp:wrapNone/>
+                <wp:docPr id="1836955117" name="直線コネクタ 1836955117"/>
+                <wp:cNvGraphicFramePr/>
+                <a:graphic xmlns:a="http://schemas.openxmlformats.org/drawingml/2006/main">
+                  <a:graphicData uri="http://schemas.microsoft.com/office/word/2010/wordprocessingShape">
+                    <wps:wsp>
+                      <wps:cNvCnPr/>
+                      <wps:spPr>
+                        <a:xfrm flipV="1">
+                          <a:off x="0" y="0"/>
+                          <a:ext cx="701675" cy="84455"/>
+                        </a:xfrm>
+                        <a:prstGeom prst="line">
+                          <a:avLst/>
+                        </a:prstGeom>
+                        <a:ln w="12700">
+                          <a:solidFill>
+                            <a:srgbClr val="FF0000"/>
+                          </a:solidFill>
+                        </a:ln>
+                      </wps:spPr>
+                      <wps:style>
+                        <a:lnRef idx="1">
+                          <a:schemeClr val="accent1"/>
+                        </a:lnRef>
+                        <a:fillRef idx="0">
+                          <a:schemeClr val="accent1"/>
+                        </a:fillRef>
+                        <a:effectRef idx="0">
+                          <a:schemeClr val="accent1"/>
+                        </a:effectRef>
+                        <a:fontRef idx="minor">
+                          <a:schemeClr val="tx1"/>
+                        </a:fontRef>
+                      </wps:style>
+                      <wps:bodyPr/>
+                    </wps:wsp>
+                  </a:graphicData>
+                </a:graphic>
+                <wp14:sizeRelH relativeFrom="margin">
+                  <wp14:pctWidth>0</wp14:pctWidth>
+                </wp14:sizeRelH>
+                <wp14:sizeRelV relativeFrom="margin">
+                  <wp14:pctHeight>0</wp14:pctHeight>
+                </wp14:sizeRelV>
+              </wp:anchor>
+            </w:drawing>
+          </mc:Choice>
+          <mc:Fallback>
+            <w:pict>
+              <v:line w14:anchorId="6F2BCC81" id="直線コネクタ 1836955117" o:spid="_x0000_s1026" style="position:absolute;flip:y;z-index:251821056;visibility:visible;mso-wrap-style:square;mso-width-percent:0;mso-height-percent:0;mso-wrap-distance-left:9pt;mso-wrap-distance-top:0;mso-wrap-distance-right:9pt;mso-wrap-distance-bottom:0;mso-position-horizontal:absolute;mso-position-horizontal-relative:text;mso-position-vertical:absolute;mso-position-vertical-relative:text;mso-width-percent:0;mso-height-percent:0;mso-width-relative:margin;mso-height-relative:margin" from="156.85pt,9.7pt" to="212.1pt,16.35pt" o:gfxdata="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" strokecolor="red" strokeweight="1pt">
+                <v:stroke joinstyle="miter"/>
+              </v:line>
+            </w:pict>
+          </mc:Fallback>
+        </mc:AlternateContent>
+      </w:r>
+    </w:p>
+    <w:p>
+      <w:r>
+        <w:rPr>
+          <w:rFonts w:hint="eastAsia"/>
+          <w:noProof/>
+        </w:rPr>
+        <mc:AlternateContent>
+          <mc:Choice Requires="wps">
+            <w:drawing>
+              <wp:anchor distT="0" distB="0" distL="114300" distR="114300" simplePos="0" relativeHeight="251824128" behindDoc="0" locked="0" layoutInCell="1" allowOverlap="1" wp14:anchorId="57ED561E" wp14:editId="470DABB8">
+                <wp:simplePos x="0" y="0"/>
+                <wp:positionH relativeFrom="column">
+                  <wp:posOffset>2324100</wp:posOffset>
+                </wp:positionH>
+                <wp:positionV relativeFrom="paragraph">
+                  <wp:posOffset>88900</wp:posOffset>
+                </wp:positionV>
+                <wp:extent cx="552450" cy="382270"/>
+                <wp:effectExtent l="0" t="0" r="0" b="0"/>
+                <wp:wrapNone/>
+                <wp:docPr id="837502477" name="テキスト ボックス 837502477"/>
+                <wp:cNvGraphicFramePr/>
+                <a:graphic xmlns:a="http://schemas.openxmlformats.org/drawingml/2006/main">
+                  <a:graphicData uri="http://schemas.microsoft.com/office/word/2010/wordprocessingShape">
+                    <wps:wsp>
+                      <wps:cNvSpPr txBox="1"/>
+                      <wps:spPr>
+                        <a:xfrm>
+                          <a:off x="0" y="0"/>
+                          <a:ext cx="552450" cy="382270"/>
+                        </a:xfrm>
+                        <a:prstGeom prst="rect">
+                          <a:avLst/>
+                        </a:prstGeom>
+                        <a:noFill/>
+                        <a:ln w="6350">
+                          <a:noFill/>
+                        </a:ln>
+                      </wps:spPr>
+                      <wps:txbx>
+                        <w:txbxContent>
+                          <w:p>
+                            <w:pPr>
+                              <w:jc w:val="center"/>
+                              <w:rPr>
+                                <w:b/>
+                                <w:color w:val="FF0000"/>
+                              </w:rPr>
+                            </w:pPr>
+                            <w:r>
+                              <w:rPr>
+                                <w:rFonts w:hint="eastAsia"/>
+                                <w:b/>
+                                <w:color w:val="FF0000"/>
+                              </w:rPr>
+                              <w:t>④</w:t>
+                            </w:r>
+                          </w:p>
+                        </w:txbxContent>
+                      </wps:txbx>
+                      <wps:bodyPr rot="0" spcFirstLastPara="0" vertOverflow="overflow" horzOverflow="overflow" vert="horz" wrap="square" lIns="91440" tIns="45720" rIns="91440" bIns="45720" numCol="1" spcCol="0" rtlCol="0" fromWordArt="0" anchor="t" anchorCtr="0" forceAA="0" compatLnSpc="1">
+                        <a:prstTxWarp prst="textNoShape">
+                          <a:avLst/>
+                        </a:prstTxWarp>
+                        <a:noAutofit/>
+                      </wps:bodyPr>
+                    </wps:wsp>
+                  </a:graphicData>
+                </a:graphic>
+                <wp14:sizeRelH relativeFrom="margin">
+                  <wp14:pctWidth>0</wp14:pctWidth>
+                </wp14:sizeRelH>
+                <wp14:sizeRelV relativeFrom="margin">
+                  <wp14:pctHeight>0</wp14:pctHeight>
+                </wp14:sizeRelV>
+              </wp:anchor>
+            </w:drawing>
+          </mc:Choice>
+          <mc:Fallback>
+            <w:pict>
+              <v:shape w14:anchorId="57ED561E" id="テキスト ボックス 837502477" o:spid="_x0000_s1061" type="#_x0000_t202" style="position:absolute;left:0;text-align:left;margin-left:183pt;margin-top:7pt;width:43.5pt;height:30.1pt;z-index:251824128;visibility:visible;mso-wrap-style:square;mso-width-percent:0;mso-height-percent:0;mso-wrap-distance-left:9pt;mso-wrap-distance-top:0;mso-wrap-distance-right:9pt;mso-wrap-distance-bottom:0;mso-position-horizontal:absolute;mso-position-horizontal-relative:text;mso-position-vertical:absolute;mso-position-vertical-relative:text;mso-width-percent:0;mso-height-percent:0;mso-width-relative:margin;mso-height-relative:margin;v-text-anchor:top" o:gfxdata="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" filled="f" stroked="f" strokeweight=".5pt">
+                <v:textbox>
+                  <w:txbxContent>
+                    <w:p>
+                      <w:pPr>
+                        <w:jc w:val="center"/>
+                        <w:rPr>
+                          <w:b/>
+                          <w:color w:val="FF0000"/>
+                        </w:rPr>
+                      </w:pPr>
+                      <w:r>
+                        <w:rPr>
+                          <w:rFonts w:hint="eastAsia"/>
+                          <w:b/>
+                          <w:color w:val="FF0000"/>
+                        </w:rPr>
+                        <w:t>④</w:t>
+                      </w:r>
+                    </w:p>
+                  </w:txbxContent>
+                </v:textbox>
+              </v:shape>
+            </w:pict>
+          </mc:Fallback>
+        </mc:AlternateContent>
+      </w:r>
+      <w:r>
+        <w:rPr>
+          <w:rFonts w:hint="eastAsia"/>
+          <w:noProof/>
+        </w:rPr>
+        <mc:AlternateContent>
+          <mc:Choice Requires="wps">
+            <w:drawing>
+              <wp:anchor distT="0" distB="0" distL="114300" distR="114300" simplePos="0" relativeHeight="251823104" behindDoc="0" locked="0" layoutInCell="1" allowOverlap="1" wp14:anchorId="72817E1E" wp14:editId="6CD041A7">
+                <wp:simplePos x="0" y="0"/>
+                <wp:positionH relativeFrom="column">
+                  <wp:posOffset>1776095</wp:posOffset>
+                </wp:positionH>
+                <wp:positionV relativeFrom="paragraph">
+                  <wp:posOffset>231140</wp:posOffset>
+                </wp:positionV>
+                <wp:extent cx="701675" cy="84455"/>
+                <wp:effectExtent l="0" t="0" r="22225" b="29845"/>
+                <wp:wrapNone/>
+                <wp:docPr id="1270577172" name="直線コネクタ 1270577172"/>
+                <wp:cNvGraphicFramePr/>
+                <a:graphic xmlns:a="http://schemas.openxmlformats.org/drawingml/2006/main">
+                  <a:graphicData uri="http://schemas.microsoft.com/office/word/2010/wordprocessingShape">
+                    <wps:wsp>
+                      <wps:cNvCnPr/>
+                      <wps:spPr>
+                        <a:xfrm flipV="1">
+                          <a:off x="0" y="0"/>
+                          <a:ext cx="701675" cy="84455"/>
+                        </a:xfrm>
+                        <a:prstGeom prst="line">
+                          <a:avLst/>
+                        </a:prstGeom>
+                        <a:ln w="12700">
+                          <a:solidFill>
+                            <a:srgbClr val="FF0000"/>
+                          </a:solidFill>
+                        </a:ln>
+                      </wps:spPr>
+                      <wps:style>
+                        <a:lnRef idx="1">
+                          <a:schemeClr val="accent1"/>
+                        </a:lnRef>
+                        <a:fillRef idx="0">
+                          <a:schemeClr val="accent1"/>
+                        </a:fillRef>
+                        <a:effectRef idx="0">
+                          <a:schemeClr val="accent1"/>
+                        </a:effectRef>
+                        <a:fontRef idx="minor">
+                          <a:schemeClr val="tx1"/>
+                        </a:fontRef>
+                      </wps:style>
+                      <wps:bodyPr/>
+                    </wps:wsp>
+                  </a:graphicData>
+                </a:graphic>
+                <wp14:sizeRelH relativeFrom="margin">
+                  <wp14:pctWidth>0</wp14:pctWidth>
+                </wp14:sizeRelH>
+                <wp14:sizeRelV relativeFrom="margin">
+                  <wp14:pctHeight>0</wp14:pctHeight>
+                </wp14:sizeRelV>
+              </wp:anchor>
+            </w:drawing>
+          </mc:Choice>
+          <mc:Fallback>
+            <w:pict>
+              <v:line w14:anchorId="707B641E" id="直線コネクタ 1270577172" o:spid="_x0000_s1026" style="position:absolute;flip:y;z-index:251823104;visibility:visible;mso-wrap-style:square;mso-width-percent:0;mso-height-percent:0;mso-wrap-distance-left:9pt;mso-wrap-distance-top:0;mso-wrap-distance-right:9pt;mso-wrap-distance-bottom:0;mso-position-horizontal:absolute;mso-position-horizontal-relative:text;mso-position-vertical:absolute;mso-position-vertical-relative:text;mso-width-percent:0;mso-height-percent:0;mso-width-relative:margin;mso-height-relative:margin" from="139.85pt,18.2pt" to="195.1pt,24.85pt" o:gfxdata="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" strokecolor="red" strokeweight="1pt">
+                <v:stroke joinstyle="miter"/>
+              </v:line>
+            </w:pict>
+          </mc:Fallback>
+        </mc:AlternateContent>
+      </w:r>
+    </w:p>
+    <w:p>
+      <w:r>
+        <w:rPr>
+          <w:rFonts w:hint="eastAsia"/>
+          <w:noProof/>
+        </w:rPr>
+        <mc:AlternateContent>
+          <mc:Choice Requires="wps">
+            <w:drawing>
+              <wp:anchor distT="0" distB="0" distL="114300" distR="114300" simplePos="0" relativeHeight="251808768" behindDoc="0" locked="0" layoutInCell="1" allowOverlap="1" wp14:anchorId="0C738E25" wp14:editId="4820D943">
+                <wp:simplePos x="0" y="0"/>
+                <wp:positionH relativeFrom="column">
+                  <wp:posOffset>4286250</wp:posOffset>
+                </wp:positionH>
+                <wp:positionV relativeFrom="paragraph">
+                  <wp:posOffset>165100</wp:posOffset>
+                </wp:positionV>
+                <wp:extent cx="552450" cy="382270"/>
+                <wp:effectExtent l="0" t="0" r="0" b="0"/>
+                <wp:wrapNone/>
+                <wp:docPr id="1193518951" name="テキスト ボックス 1193518951"/>
+                <wp:cNvGraphicFramePr/>
+                <a:graphic xmlns:a="http://schemas.openxmlformats.org/drawingml/2006/main">
+                  <a:graphicData uri="http://schemas.microsoft.com/office/word/2010/wordprocessingShape">
+                    <wps:wsp>
+                      <wps:cNvSpPr txBox="1"/>
+                      <wps:spPr>
+                        <a:xfrm>
+                          <a:off x="0" y="0"/>
+                          <a:ext cx="552450" cy="382270"/>
+                        </a:xfrm>
+                        <a:prstGeom prst="rect">
+                          <a:avLst/>
+                        </a:prstGeom>
+                        <a:noFill/>
+                        <a:ln w="6350">
+                          <a:noFill/>
+                        </a:ln>
+                      </wps:spPr>
+                      <wps:txbx>
+                        <w:txbxContent>
+                          <w:p>
+                            <w:pPr>
+                              <w:jc w:val="center"/>
+                              <w:rPr>
+                                <w:b/>
+                                <w:color w:val="FF0000"/>
+                              </w:rPr>
+                            </w:pPr>
+                            <w:r>
+                              <w:rPr>
+                                <w:rFonts w:hint="eastAsia"/>
+                                <w:b/>
+                                <w:color w:val="FF0000"/>
+                              </w:rPr>
+                              <w:t>①</w:t>
+                            </w:r>
+                          </w:p>
+                        </w:txbxContent>
+                      </wps:txbx>
+                      <wps:bodyPr rot="0" spcFirstLastPara="0" vertOverflow="overflow" horzOverflow="overflow" vert="horz" wrap="square" lIns="91440" tIns="45720" rIns="91440" bIns="45720" numCol="1" spcCol="0" rtlCol="0" fromWordArt="0" anchor="t" anchorCtr="0" forceAA="0" compatLnSpc="1">
+                        <a:prstTxWarp prst="textNoShape">
+                          <a:avLst/>
+                        </a:prstTxWarp>
+                        <a:noAutofit/>
+                      </wps:bodyPr>
+                    </wps:wsp>
+                  </a:graphicData>
+                </a:graphic>
+                <wp14:sizeRelH relativeFrom="margin">
+                  <wp14:pctWidth>0</wp14:pctWidth>
+                </wp14:sizeRelH>
+                <wp14:sizeRelV relativeFrom="margin">
+                  <wp14:pctHeight>0</wp14:pctHeight>
+                </wp14:sizeRelV>
+              </wp:anchor>
+            </w:drawing>
+          </mc:Choice>
+          <mc:Fallback>
+            <w:pict>
+              <v:shape w14:anchorId="0C738E25" id="テキスト ボックス 1193518951" o:spid="_x0000_s1062" type="#_x0000_t202" style="position:absolute;left:0;text-align:left;margin-left:337.5pt;margin-top:13pt;width:43.5pt;height:30.1pt;z-index:251808768;visibility:visible;mso-wrap-style:square;mso-width-percent:0;mso-height-percent:0;mso-wrap-distance-left:9pt;mso-wrap-distance-top:0;mso-wrap-distance-right:9pt;mso-wrap-distance-bottom:0;mso-position-horizontal:absolute;mso-position-horizontal-relative:text;mso-position-vertical:absolute;mso-position-vertical-relative:text;mso-width-percent:0;mso-height-percent:0;mso-width-relative:margin;mso-height-relative:margin;v-text-anchor:top" o:gfxdata="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" filled="f" stroked="f" strokeweight=".5pt">
+                <v:textbox>
+                  <w:txbxContent>
+                    <w:p>
+                      <w:pPr>
+                        <w:jc w:val="center"/>
+                        <w:rPr>
+                          <w:b/>
+                          <w:color w:val="FF0000"/>
+                        </w:rPr>
+                      </w:pPr>
+                      <w:r>
+                        <w:rPr>
+                          <w:rFonts w:hint="eastAsia"/>
+                          <w:b/>
+                          <w:color w:val="FF0000"/>
+                        </w:rPr>
+                        <w:t>①</w:t>
+                      </w:r>
+                    </w:p>
+                  </w:txbxContent>
+                </v:textbox>
+              </v:shape>
+            </w:pict>
+          </mc:Fallback>
+        </mc:AlternateContent>
+      </w:r>
+    </w:p>
+    <w:p>
+      <w:r>
+        <w:rPr>
+          <w:rFonts w:hint="eastAsia"/>
+          <w:noProof/>
+        </w:rPr>
+        <mc:AlternateContent>
+          <mc:Choice Requires="wps">
+            <w:drawing>
+              <wp:anchor distT="0" distB="0" distL="114300" distR="114300" simplePos="0" relativeHeight="251809792" behindDoc="0" locked="0" layoutInCell="1" allowOverlap="1" wp14:anchorId="2F3BC58B" wp14:editId="2316360C">
+                <wp:simplePos x="0" y="0"/>
+                <wp:positionH relativeFrom="column">
+                  <wp:posOffset>3768725</wp:posOffset>
+                </wp:positionH>
+                <wp:positionV relativeFrom="paragraph">
+                  <wp:posOffset>50800</wp:posOffset>
+                </wp:positionV>
+                <wp:extent cx="688975" cy="38100"/>
+                <wp:effectExtent l="0" t="0" r="15875" b="19050"/>
+                <wp:wrapNone/>
+                <wp:docPr id="289264495" name="直線コネクタ 289264495"/>
+                <wp:cNvGraphicFramePr/>
+                <a:graphic xmlns:a="http://schemas.openxmlformats.org/drawingml/2006/main">
+                  <a:graphicData uri="http://schemas.microsoft.com/office/word/2010/wordprocessingShape">
+                    <wps:wsp>
+                      <wps:cNvCnPr/>
+                      <wps:spPr>
+                        <a:xfrm flipH="1" flipV="1">
+                          <a:off x="0" y="0"/>
+                          <a:ext cx="688975" cy="38100"/>
+                        </a:xfrm>
+                        <a:prstGeom prst="line">
+                          <a:avLst/>
+                        </a:prstGeom>
+                        <a:ln w="12700">
+                          <a:solidFill>
+                            <a:srgbClr val="FF0000"/>
+                          </a:solidFill>
+                        </a:ln>
+                      </wps:spPr>
+                      <wps:style>
+                        <a:lnRef idx="1">
+                          <a:schemeClr val="accent1"/>
+                        </a:lnRef>
+                        <a:fillRef idx="0">
+                          <a:schemeClr val="accent1"/>
+                        </a:fillRef>
+                        <a:effectRef idx="0">
+                          <a:schemeClr val="accent1"/>
+                        </a:effectRef>
+                        <a:fontRef idx="minor">
+                          <a:schemeClr val="tx1"/>
+                        </a:fontRef>
+                      </wps:style>
+                      <wps:bodyPr/>
+                    </wps:wsp>
+                  </a:graphicData>
+                </a:graphic>
+                <wp14:sizeRelH relativeFrom="margin">
+                  <wp14:pctWidth>0</wp14:pctWidth>
+                </wp14:sizeRelH>
+                <wp14:sizeRelV relativeFrom="margin">
+                  <wp14:pctHeight>0</wp14:pctHeight>
+                </wp14:sizeRelV>
+              </wp:anchor>
+            </w:drawing>
+          </mc:Choice>
+          <mc:Fallback>
+            <w:pict>
+              <v:line w14:anchorId="252664BE" id="直線コネクタ 289264495" o:spid="_x0000_s1026" style="position:absolute;flip:x y;z-index:251809792;visibility:visible;mso-wrap-style:square;mso-width-percent:0;mso-height-percent:0;mso-wrap-distance-left:9pt;mso-wrap-distance-top:0;mso-wrap-distance-right:9pt;mso-wrap-distance-bottom:0;mso-position-horizontal:absolute;mso-position-horizontal-relative:text;mso-position-vertical:absolute;mso-position-vertical-relative:text;mso-width-percent:0;mso-height-percent:0;mso-width-relative:margin;mso-height-relative:margin" from="296.75pt,4pt" to="351pt,7pt" o:gfxdata="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" strokecolor="red" strokeweight="1pt">
+                <v:stroke joinstyle="miter"/>
+              </v:line>
+            </w:pict>
+          </mc:Fallback>
+        </mc:AlternateContent>
+      </w:r>
+      <w:r>
+        <w:rPr>
+          <w:rFonts w:hint="eastAsia"/>
+          <w:noProof/>
+        </w:rPr>
+        <mc:AlternateContent>
+          <mc:Choice Requires="wps">
+            <w:drawing>
+              <wp:anchor distT="0" distB="0" distL="114300" distR="114300" simplePos="0" relativeHeight="251826176" behindDoc="0" locked="0" layoutInCell="1" allowOverlap="1" wp14:anchorId="262427F4" wp14:editId="541D7AF4">
+                <wp:simplePos x="0" y="0"/>
+                <wp:positionH relativeFrom="column">
+                  <wp:posOffset>2178050</wp:posOffset>
+                </wp:positionH>
+                <wp:positionV relativeFrom="paragraph">
+                  <wp:posOffset>13970</wp:posOffset>
+                </wp:positionV>
+                <wp:extent cx="552450" cy="382270"/>
+                <wp:effectExtent l="0" t="0" r="0" b="0"/>
+                <wp:wrapNone/>
+                <wp:docPr id="473787521" name="テキスト ボックス 473787521"/>
+                <wp:cNvGraphicFramePr/>
+                <a:graphic xmlns:a="http://schemas.openxmlformats.org/drawingml/2006/main">
+                  <a:graphicData uri="http://schemas.microsoft.com/office/word/2010/wordprocessingShape">
+                    <wps:wsp>
+                      <wps:cNvSpPr txBox="1"/>
+                      <wps:spPr>
+                        <a:xfrm>
+                          <a:off x="0" y="0"/>
+                          <a:ext cx="552450" cy="382270"/>
+                        </a:xfrm>
+                        <a:prstGeom prst="rect">
+                          <a:avLst/>
+                        </a:prstGeom>
+                        <a:noFill/>
+                        <a:ln w="6350">
+                          <a:noFill/>
+                        </a:ln>
+                      </wps:spPr>
+                      <wps:txbx>
+                        <w:txbxContent>
+                          <w:p>
+                            <w:pPr>
+                              <w:jc w:val="center"/>
+                              <w:rPr>
+                                <w:b/>
+                                <w:color w:val="FF0000"/>
+                              </w:rPr>
+                            </w:pPr>
+                            <w:r>
+                              <w:rPr>
+                                <w:rFonts w:hint="eastAsia"/>
+                                <w:b/>
+                                <w:color w:val="FF0000"/>
+                              </w:rPr>
+                              <w:t>⑤</w:t>
+                            </w:r>
+                          </w:p>
+                        </w:txbxContent>
+                      </wps:txbx>
+                      <wps:bodyPr rot="0" spcFirstLastPara="0" vertOverflow="overflow" horzOverflow="overflow" vert="horz" wrap="square" lIns="91440" tIns="45720" rIns="91440" bIns="45720" numCol="1" spcCol="0" rtlCol="0" fromWordArt="0" anchor="t" anchorCtr="0" forceAA="0" compatLnSpc="1">
+                        <a:prstTxWarp prst="textNoShape">
+                          <a:avLst/>
+                        </a:prstTxWarp>
+                        <a:noAutofit/>
+                      </wps:bodyPr>
+                    </wps:wsp>
+                  </a:graphicData>
+                </a:graphic>
+                <wp14:sizeRelH relativeFrom="margin">
+                  <wp14:pctWidth>0</wp14:pctWidth>
+                </wp14:sizeRelH>
+                <wp14:sizeRelV relativeFrom="margin">
+                  <wp14:pctHeight>0</wp14:pctHeight>
+                </wp14:sizeRelV>
+              </wp:anchor>
+            </w:drawing>
+          </mc:Choice>
+          <mc:Fallback>
+            <w:pict>
+              <v:shape w14:anchorId="262427F4" id="テキスト ボックス 473787521" o:spid="_x0000_s1063" type="#_x0000_t202" style="position:absolute;left:0;text-align:left;margin-left:171.5pt;margin-top:1.1pt;width:43.5pt;height:30.1pt;z-index:251826176;visibility:visible;mso-wrap-style:square;mso-width-percent:0;mso-height-percent:0;mso-wrap-distance-left:9pt;mso-wrap-distance-top:0;mso-wrap-distance-right:9pt;mso-wrap-distance-bottom:0;mso-position-horizontal:absolute;mso-position-horizontal-relative:text;mso-position-vertical:absolute;mso-position-vertical-relative:text;mso-width-percent:0;mso-height-percent:0;mso-width-relative:margin;mso-height-relative:margin;v-text-anchor:top" o:gfxdata="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" filled="f" stroked="f" strokeweight=".5pt">
+                <v:textbox>
+                  <w:txbxContent>
+                    <w:p>
+                      <w:pPr>
+                        <w:jc w:val="center"/>
+                        <w:rPr>
+                          <w:b/>
+                          <w:color w:val="FF0000"/>
+                        </w:rPr>
+                      </w:pPr>
+                      <w:r>
+                        <w:rPr>
+                          <w:rFonts w:hint="eastAsia"/>
+                          <w:b/>
+                          <w:color w:val="FF0000"/>
+                        </w:rPr>
+                        <w:t>⑤</w:t>
+                      </w:r>
+                    </w:p>
+                  </w:txbxContent>
+                </v:textbox>
+              </v:shape>
+            </w:pict>
+          </mc:Fallback>
+        </mc:AlternateContent>
+      </w:r>
+      <w:r>
+        <w:rPr>
+          <w:rFonts w:hint="eastAsia"/>
+          <w:noProof/>
+        </w:rPr>
+        <mc:AlternateContent>
+          <mc:Choice Requires="wps">
+            <w:drawing>
+              <wp:anchor distT="0" distB="0" distL="114300" distR="114300" simplePos="0" relativeHeight="251825152" behindDoc="0" locked="0" layoutInCell="1" allowOverlap="1" wp14:anchorId="0A02CF24" wp14:editId="28D14C28">
+                <wp:simplePos x="0" y="0"/>
+                <wp:positionH relativeFrom="column">
+                  <wp:posOffset>1638300</wp:posOffset>
+                </wp:positionH>
+                <wp:positionV relativeFrom="paragraph">
+                  <wp:posOffset>165100</wp:posOffset>
+                </wp:positionV>
+                <wp:extent cx="663575" cy="6350"/>
+                <wp:effectExtent l="0" t="0" r="22225" b="31750"/>
+                <wp:wrapNone/>
+                <wp:docPr id="510997407" name="直線コネクタ 510997407"/>
+                <wp:cNvGraphicFramePr/>
+                <a:graphic xmlns:a="http://schemas.openxmlformats.org/drawingml/2006/main">
+                  <a:graphicData uri="http://schemas.microsoft.com/office/word/2010/wordprocessingShape">
+                    <wps:wsp>
+                      <wps:cNvCnPr/>
+                      <wps:spPr>
+                        <a:xfrm>
+                          <a:off x="0" y="0"/>
+                          <a:ext cx="663575" cy="6350"/>
+                        </a:xfrm>
+                        <a:prstGeom prst="line">
+                          <a:avLst/>
+                        </a:prstGeom>
+                        <a:ln w="12700">
+                          <a:solidFill>
+                            <a:srgbClr val="FF0000"/>
+                          </a:solidFill>
+                        </a:ln>
+                      </wps:spPr>
+                      <wps:style>
+                        <a:lnRef idx="1">
+                          <a:schemeClr val="accent1"/>
+                        </a:lnRef>
+                        <a:fillRef idx="0">
+                          <a:schemeClr val="accent1"/>
+                        </a:fillRef>
+                        <a:effectRef idx="0">
+                          <a:schemeClr val="accent1"/>
+                        </a:effectRef>
+                        <a:fontRef idx="minor">
+                          <a:schemeClr val="tx1"/>
+                        </a:fontRef>
+                      </wps:style>
+                      <wps:bodyPr/>
+                    </wps:wsp>
+                  </a:graphicData>
+                </a:graphic>
+                <wp14:sizeRelH relativeFrom="margin">
+                  <wp14:pctWidth>0</wp14:pctWidth>
+                </wp14:sizeRelH>
+                <wp14:sizeRelV relativeFrom="margin">
+                  <wp14:pctHeight>0</wp14:pctHeight>
+                </wp14:sizeRelV>
+              </wp:anchor>
+            </w:drawing>
+          </mc:Choice>
+          <mc:Fallback>
+            <w:pict>
+              <v:line w14:anchorId="05751760" id="直線コネクタ 510997407" o:spid="_x0000_s1026" style="position:absolute;z-index:251825152;visibility:visible;mso-wrap-style:square;mso-width-percent:0;mso-height-percent:0;mso-wrap-distance-left:9pt;mso-wrap-distance-top:0;mso-wrap-distance-right:9pt;mso-wrap-distance-bottom:0;mso-position-horizontal:absolute;mso-position-horizontal-relative:text;mso-position-vertical:absolute;mso-position-vertical-relative:text;mso-width-percent:0;mso-height-percent:0;mso-width-relative:margin;mso-height-relative:margin" from="129pt,13pt" to="181.25pt,13.5pt" o:gfxdata="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" strokecolor="red" strokeweight="1pt">
+                <v:stroke joinstyle="miter"/>
+              </v:line>
+            </w:pict>
+          </mc:Fallback>
+        </mc:AlternateContent>
+      </w:r>
+    </w:p>
+    <w:p/>
+    <w:p/>
+    <w:p/>
+    <w:p/>
+    <w:p/>
+    <w:p>
+      <w:pPr>
+        <w:ind w:left="840" w:firstLine="840"/>
+      </w:pPr>
+      <w:r>
+        <w:rPr>
+          <w:rFonts w:hint="eastAsia"/>
+        </w:rPr>
+        <w:t>ピン押下後</w:t>
+      </w:r>
+    </w:p>
+    <w:p>
+      <w:r>
+        <w:rPr>
+          <w:noProof/>
+        </w:rPr>
+        <w:drawing>
+          <wp:anchor distT="0" distB="0" distL="114300" distR="114300" simplePos="0" relativeHeight="251810816" behindDoc="0" locked="0" layoutInCell="1" allowOverlap="1" wp14:anchorId="0063573A" wp14:editId="7E16047D">
+            <wp:simplePos x="0" y="0"/>
+            <wp:positionH relativeFrom="margin">
+              <wp:posOffset>842645</wp:posOffset>
+            </wp:positionH>
+            <wp:positionV relativeFrom="paragraph">
+              <wp:posOffset>5715</wp:posOffset>
+            </wp:positionV>
+            <wp:extent cx="4768850" cy="2525434"/>
+            <wp:effectExtent l="19050" t="19050" r="12700" b="27305"/>
+            <wp:wrapNone/>
+            <wp:docPr id="1595581297" name="図 1"/>
+            <wp:cNvGraphicFramePr>
+              <a:graphicFrameLocks xmlns:a="http://schemas.openxmlformats.org/drawingml/2006/main" noChangeAspect="1"/>
+            </wp:cNvGraphicFramePr>
+            <a:graphic xmlns:a="http://schemas.openxmlformats.org/drawingml/2006/main">
+              <a:graphicData uri="http://schemas.openxmlformats.org/drawingml/2006/picture">
+                <pic:pic xmlns:pic="http://schemas.openxmlformats.org/drawingml/2006/picture">
+                  <pic:nvPicPr>
+                    <pic:cNvPr id="1595581297" name=""/>
+                    <pic:cNvPicPr/>
+                  </pic:nvPicPr>
+                  <pic:blipFill>
+                    <a:blip r:embed="rId29" cstate="print">
+                      <a:extLst>
+                        <a:ext uri="{28A0092B-C50C-407E-A947-70E740481C1C}">
+                          <a14:useLocalDpi xmlns:a14="http://schemas.microsoft.com/office/drawing/2010/main" val="0"/>
+                        </a:ext>
+                      </a:extLst>
+                    </a:blip>
+                    <a:stretch>
+                      <a:fillRect/>
+                    </a:stretch>
+                  </pic:blipFill>
+                  <pic:spPr>
+                    <a:xfrm>
+                      <a:off x="0" y="0"/>
+                      <a:ext cx="4768850" cy="2525434"/>
+                    </a:xfrm>
+                    <a:prstGeom prst="rect">
+                      <a:avLst/>
+                    </a:prstGeom>
+                    <a:ln>
+                      <a:solidFill>
+                        <a:schemeClr val="tx1"/>
+                      </a:solidFill>
+                    </a:ln>
+                  </pic:spPr>
+                </pic:pic>
+              </a:graphicData>
+            </a:graphic>
+            <wp14:sizeRelH relativeFrom="margin">
+              <wp14:pctWidth>0</wp14:pctWidth>
+            </wp14:sizeRelH>
+            <wp14:sizeRelV relativeFrom="margin">
+              <wp14:pctHeight>0</wp14:pctHeight>
+            </wp14:sizeRelV>
+          </wp:anchor>
+        </w:drawing>
+      </w:r>
+    </w:p>
+    <w:p/>
+    <w:p/>
+    <w:p>
+      <w:r>
+        <w:rPr>
+          <w:rFonts w:hint="eastAsia"/>
+          <w:noProof/>
+        </w:rPr>
+        <mc:AlternateContent>
+          <mc:Choice Requires="wps">
+            <w:drawing>
+              <wp:anchor distT="0" distB="0" distL="114300" distR="114300" simplePos="0" relativeHeight="251814912" behindDoc="0" locked="0" layoutInCell="1" allowOverlap="1" wp14:anchorId="2DB72700" wp14:editId="665FE8F7">
+                <wp:simplePos x="0" y="0"/>
+                <wp:positionH relativeFrom="column">
+                  <wp:posOffset>3022600</wp:posOffset>
+                </wp:positionH>
+                <wp:positionV relativeFrom="paragraph">
+                  <wp:posOffset>63500</wp:posOffset>
+                </wp:positionV>
+                <wp:extent cx="552450" cy="382270"/>
+                <wp:effectExtent l="0" t="0" r="0" b="0"/>
+                <wp:wrapNone/>
+                <wp:docPr id="1920373097" name="テキスト ボックス 1920373097"/>
+                <wp:cNvGraphicFramePr/>
+                <a:graphic xmlns:a="http://schemas.openxmlformats.org/drawingml/2006/main">
+                  <a:graphicData uri="http://schemas.microsoft.com/office/word/2010/wordprocessingShape">
+                    <wps:wsp>
+                      <wps:cNvSpPr txBox="1"/>
+                      <wps:spPr>
+                        <a:xfrm>
+                          <a:off x="0" y="0"/>
+                          <a:ext cx="552450" cy="382270"/>
+                        </a:xfrm>
+                        <a:prstGeom prst="rect">
+                          <a:avLst/>
+                        </a:prstGeom>
+                        <a:noFill/>
+                        <a:ln w="6350">
+                          <a:noFill/>
+                        </a:ln>
+                      </wps:spPr>
+                      <wps:txbx>
+                        <w:txbxContent>
+                          <w:p>
+                            <w:pPr>
+                              <w:jc w:val="center"/>
+                              <w:rPr>
+                                <w:b/>
+                                <w:color w:val="FF0000"/>
+                              </w:rPr>
+                            </w:pPr>
+                            <w:r>
+                              <w:rPr>
+                                <w:rFonts w:hint="eastAsia"/>
+                                <w:b/>
+                                <w:color w:val="FF0000"/>
+                              </w:rPr>
+                              <w:t>⑦</w:t>
+                            </w:r>
+                          </w:p>
+                        </w:txbxContent>
+                      </wps:txbx>
+                      <wps:bodyPr rot="0" spcFirstLastPara="0" vertOverflow="overflow" horzOverflow="overflow" vert="horz" wrap="square" lIns="91440" tIns="45720" rIns="91440" bIns="45720" numCol="1" spcCol="0" rtlCol="0" fromWordArt="0" anchor="t" anchorCtr="0" forceAA="0" compatLnSpc="1">
+                        <a:prstTxWarp prst="textNoShape">
+                          <a:avLst/>
+                        </a:prstTxWarp>
+                        <a:noAutofit/>
+                      </wps:bodyPr>
+                    </wps:wsp>
+                  </a:graphicData>
+                </a:graphic>
+                <wp14:sizeRelH relativeFrom="margin">
+                  <wp14:pctWidth>0</wp14:pctWidth>
+                </wp14:sizeRelH>
+                <wp14:sizeRelV relativeFrom="margin">
+                  <wp14:pctHeight>0</wp14:pctHeight>
+                </wp14:sizeRelV>
+              </wp:anchor>
+            </w:drawing>
+          </mc:Choice>
+          <mc:Fallback>
+            <w:pict>
+              <v:shape w14:anchorId="2DB72700" id="テキスト ボックス 1920373097" o:spid="_x0000_s1064" type="#_x0000_t202" style="position:absolute;left:0;text-align:left;margin-left:238pt;margin-top:5pt;width:43.5pt;height:30.1pt;z-index:251814912;visibility:visible;mso-wrap-style:square;mso-width-percent:0;mso-height-percent:0;mso-wrap-distance-left:9pt;mso-wrap-distance-top:0;mso-wrap-distance-right:9pt;mso-wrap-distance-bottom:0;mso-position-horizontal:absolute;mso-position-horizontal-relative:text;mso-position-vertical:absolute;mso-position-vertical-relative:text;mso-width-percent:0;mso-height-percent:0;mso-width-relative:margin;mso-height-relative:margin;v-text-anchor:top" o:gfxdata="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" filled="f" stroked="f" strokeweight=".5pt">
+                <v:textbox>
+                  <w:txbxContent>
+                    <w:p>
+                      <w:pPr>
+                        <w:jc w:val="center"/>
+                        <w:rPr>
+                          <w:b/>
+                          <w:color w:val="FF0000"/>
+                        </w:rPr>
+                      </w:pPr>
+                      <w:r>
+                        <w:rPr>
+                          <w:rFonts w:hint="eastAsia"/>
+                          <w:b/>
+                          <w:color w:val="FF0000"/>
+                        </w:rPr>
+                        <w:t>⑦</w:t>
+                      </w:r>
+                    </w:p>
+                  </w:txbxContent>
+                </v:textbox>
+              </v:shape>
+            </w:pict>
+          </mc:Fallback>
+        </mc:AlternateContent>
+      </w:r>
+      <w:r>
+        <w:rPr>
+          <w:rFonts w:hint="eastAsia"/>
+          <w:noProof/>
+        </w:rPr>
+        <mc:AlternateContent>
+          <mc:Choice Requires="wps">
+            <w:drawing>
+              <wp:anchor distT="0" distB="0" distL="114300" distR="114300" simplePos="0" relativeHeight="251813888" behindDoc="0" locked="0" layoutInCell="1" allowOverlap="1" wp14:anchorId="08792DE4" wp14:editId="2BE2355B">
+                <wp:simplePos x="0" y="0"/>
+                <wp:positionH relativeFrom="margin">
+                  <wp:posOffset>2432050</wp:posOffset>
+                </wp:positionH>
+                <wp:positionV relativeFrom="paragraph">
+                  <wp:posOffset>95250</wp:posOffset>
+                </wp:positionV>
+                <wp:extent cx="781050" cy="152400"/>
+                <wp:effectExtent l="0" t="0" r="19050" b="19050"/>
+                <wp:wrapNone/>
+                <wp:docPr id="2019219446" name="直線コネクタ 2019219446"/>
+                <wp:cNvGraphicFramePr/>
+                <a:graphic xmlns:a="http://schemas.openxmlformats.org/drawingml/2006/main">
+                  <a:graphicData uri="http://schemas.microsoft.com/office/word/2010/wordprocessingShape">
+                    <wps:wsp>
+                      <wps:cNvCnPr/>
+                      <wps:spPr>
+                        <a:xfrm>
+                          <a:off x="0" y="0"/>
+                          <a:ext cx="781050" cy="152400"/>
+                        </a:xfrm>
+                        <a:prstGeom prst="line">
+                          <a:avLst/>
+                        </a:prstGeom>
+                        <a:ln w="12700">
+                          <a:solidFill>
+                            <a:srgbClr val="FF0000"/>
+                          </a:solidFill>
+                        </a:ln>
+                      </wps:spPr>
+                      <wps:style>
+                        <a:lnRef idx="1">
+                          <a:schemeClr val="accent1"/>
+                        </a:lnRef>
+                        <a:fillRef idx="0">
+                          <a:schemeClr val="accent1"/>
+                        </a:fillRef>
+                        <a:effectRef idx="0">
+                          <a:schemeClr val="accent1"/>
+                        </a:effectRef>
+                        <a:fontRef idx="minor">
+                          <a:schemeClr val="tx1"/>
+                        </a:fontRef>
+                      </wps:style>
+                      <wps:bodyPr/>
+                    </wps:wsp>
+                  </a:graphicData>
+                </a:graphic>
+                <wp14:sizeRelH relativeFrom="margin">
+                  <wp14:pctWidth>0</wp14:pctWidth>
+                </wp14:sizeRelH>
+                <wp14:sizeRelV relativeFrom="margin">
+                  <wp14:pctHeight>0</wp14:pctHeight>
+                </wp14:sizeRelV>
+              </wp:anchor>
+            </w:drawing>
+          </mc:Choice>
+          <mc:Fallback>
+            <w:pict>
+              <v:line w14:anchorId="0682FF06" id="直線コネクタ 2019219446" o:spid="_x0000_s1026" style="position:absolute;z-index:251813888;visibility:visible;mso-wrap-style:square;mso-width-percent:0;mso-height-percent:0;mso-wrap-distance-left:9pt;mso-wrap-distance-top:0;mso-wrap-distance-right:9pt;mso-wrap-distance-bottom:0;mso-position-horizontal:absolute;mso-position-horizontal-relative:margin;mso-position-vertical:absolute;mso-position-vertical-relative:text;mso-width-percent:0;mso-height-percent:0;mso-width-relative:margin;mso-height-relative:margin" from="191.5pt,7.5pt" to="253pt,19.5pt" o:gfxdata="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" strokecolor="red" strokeweight="1pt">
+                <v:stroke joinstyle="miter"/>
+                <w10:wrap anchorx="margin"/>
+              </v:line>
+            </w:pict>
+          </mc:Fallback>
+        </mc:AlternateContent>
+      </w:r>
+    </w:p>
+    <w:p>
+      <w:r>
+        <w:rPr>
+          <w:rFonts w:hint="eastAsia"/>
+          <w:noProof/>
+        </w:rPr>
+        <mc:AlternateContent>
+          <mc:Choice Requires="wps">
+            <w:drawing>
+              <wp:anchor distT="0" distB="0" distL="114300" distR="114300" simplePos="0" relativeHeight="251812864" behindDoc="0" locked="0" layoutInCell="1" allowOverlap="1" wp14:anchorId="2025C05F" wp14:editId="6351CDF5">
+                <wp:simplePos x="0" y="0"/>
+                <wp:positionH relativeFrom="column">
+                  <wp:posOffset>2679700</wp:posOffset>
+                </wp:positionH>
+                <wp:positionV relativeFrom="paragraph">
+                  <wp:posOffset>120650</wp:posOffset>
+                </wp:positionV>
+                <wp:extent cx="552450" cy="382270"/>
+                <wp:effectExtent l="0" t="0" r="0" b="0"/>
+                <wp:wrapNone/>
+                <wp:docPr id="2128285729" name="テキスト ボックス 2128285729"/>
+                <wp:cNvGraphicFramePr/>
+                <a:graphic xmlns:a="http://schemas.openxmlformats.org/drawingml/2006/main">
+                  <a:graphicData uri="http://schemas.microsoft.com/office/word/2010/wordprocessingShape">
+                    <wps:wsp>
+                      <wps:cNvSpPr txBox="1"/>
+                      <wps:spPr>
+                        <a:xfrm>
+                          <a:off x="0" y="0"/>
+                          <a:ext cx="552450" cy="382270"/>
+                        </a:xfrm>
+                        <a:prstGeom prst="rect">
+                          <a:avLst/>
+                        </a:prstGeom>
+                        <a:noFill/>
+                        <a:ln w="6350">
+                          <a:noFill/>
+                        </a:ln>
+                      </wps:spPr>
+                      <wps:txbx>
+                        <w:txbxContent>
+                          <w:p>
+                            <w:pPr>
+                              <w:jc w:val="center"/>
+                              <w:rPr>
+                                <w:b/>
+                                <w:color w:val="FF0000"/>
+                              </w:rPr>
+                            </w:pPr>
+                            <w:r>
+                              <w:rPr>
+                                <w:rFonts w:hint="eastAsia"/>
+                                <w:b/>
+                                <w:color w:val="FF0000"/>
+                              </w:rPr>
+                              <w:t>⑧</w:t>
+                            </w:r>
+                          </w:p>
+                        </w:txbxContent>
+                      </wps:txbx>
+                      <wps:bodyPr rot="0" spcFirstLastPara="0" vertOverflow="overflow" horzOverflow="overflow" vert="horz" wrap="square" lIns="91440" tIns="45720" rIns="91440" bIns="45720" numCol="1" spcCol="0" rtlCol="0" fromWordArt="0" anchor="t" anchorCtr="0" forceAA="0" compatLnSpc="1">
+                        <a:prstTxWarp prst="textNoShape">
+                          <a:avLst/>
+                        </a:prstTxWarp>
+                        <a:noAutofit/>
+                      </wps:bodyPr>
+                    </wps:wsp>
+                  </a:graphicData>
+                </a:graphic>
+                <wp14:sizeRelH relativeFrom="margin">
+                  <wp14:pctWidth>0</wp14:pctWidth>
+                </wp14:sizeRelH>
+                <wp14:sizeRelV relativeFrom="margin">
+                  <wp14:pctHeight>0</wp14:pctHeight>
+                </wp14:sizeRelV>
+              </wp:anchor>
+            </w:drawing>
+          </mc:Choice>
+          <mc:Fallback>
+            <w:pict>
+              <v:shape w14:anchorId="2025C05F" id="テキスト ボックス 2128285729" o:spid="_x0000_s1065" type="#_x0000_t202" style="position:absolute;left:0;text-align:left;margin-left:211pt;margin-top:9.5pt;width:43.5pt;height:30.1pt;z-index:251812864;visibility:visible;mso-wrap-style:square;mso-width-percent:0;mso-height-percent:0;mso-wrap-distance-left:9pt;mso-wrap-distance-top:0;mso-wrap-distance-right:9pt;mso-wrap-distance-bottom:0;mso-position-horizontal:absolute;mso-position-horizontal-relative:text;mso-position-vertical:absolute;mso-position-vertical-relative:text;mso-width-percent:0;mso-height-percent:0;mso-width-relative:margin;mso-height-relative:margin;v-text-anchor:top" o:gfxdata="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" filled="f" stroked="f" strokeweight=".5pt">
+                <v:textbox>
+                  <w:txbxContent>
+                    <w:p>
+                      <w:pPr>
+                        <w:jc w:val="center"/>
+                        <w:rPr>
+                          <w:b/>
+                          <w:color w:val="FF0000"/>
+                        </w:rPr>
+                      </w:pPr>
+                      <w:r>
+                        <w:rPr>
+                          <w:rFonts w:hint="eastAsia"/>
+                          <w:b/>
+                          <w:color w:val="FF0000"/>
+                        </w:rPr>
+                        <w:t>⑧</w:t>
+                      </w:r>
+                    </w:p>
+                  </w:txbxContent>
+                </v:textbox>
+              </v:shape>
+            </w:pict>
+          </mc:Fallback>
+        </mc:AlternateContent>
+      </w:r>
+    </w:p>
+    <w:p>
+      <w:r>
+        <w:rPr>
+          <w:rFonts w:hint="eastAsia"/>
+          <w:noProof/>
+        </w:rPr>
+        <mc:AlternateContent>
+          <mc:Choice Requires="wps">
+            <w:drawing>
+              <wp:anchor distT="0" distB="0" distL="114300" distR="114300" simplePos="0" relativeHeight="251829248" behindDoc="0" locked="0" layoutInCell="1" allowOverlap="1" wp14:anchorId="54571ADA" wp14:editId="2CADF7C9">
+                <wp:simplePos x="0" y="0"/>
+                <wp:positionH relativeFrom="column">
+                  <wp:posOffset>3048000</wp:posOffset>
+                </wp:positionH>
+                <wp:positionV relativeFrom="paragraph">
+                  <wp:posOffset>100330</wp:posOffset>
+                </wp:positionV>
+                <wp:extent cx="552450" cy="382270"/>
+                <wp:effectExtent l="0" t="0" r="0" b="0"/>
+                <wp:wrapNone/>
+                <wp:docPr id="1411036962" name="テキスト ボックス 1411036962"/>
+                <wp:cNvGraphicFramePr/>
+                <a:graphic xmlns:a="http://schemas.openxmlformats.org/drawingml/2006/main">
+                  <a:graphicData uri="http://schemas.microsoft.com/office/word/2010/wordprocessingShape">
+                    <wps:wsp>
+                      <wps:cNvSpPr txBox="1"/>
+                      <wps:spPr>
+                        <a:xfrm>
+                          <a:off x="0" y="0"/>
+                          <a:ext cx="552450" cy="382270"/>
+                        </a:xfrm>
+                        <a:prstGeom prst="rect">
+                          <a:avLst/>
+                        </a:prstGeom>
+                        <a:noFill/>
+                        <a:ln w="6350">
+                          <a:noFill/>
+                        </a:ln>
+                      </wps:spPr>
+                      <wps:txbx>
+                        <w:txbxContent>
+                          <w:p>
+                            <w:pPr>
+                              <w:jc w:val="center"/>
+                              <w:rPr>
+                                <w:b/>
+                                <w:color w:val="FF0000"/>
+                              </w:rPr>
+                            </w:pPr>
+                            <w:r>
+                              <w:rPr>
+                                <w:rFonts w:hint="eastAsia"/>
+                                <w:b/>
+                                <w:color w:val="FF0000"/>
+                              </w:rPr>
+                              <w:t>⑨</w:t>
+                            </w:r>
+                          </w:p>
+                        </w:txbxContent>
+                      </wps:txbx>
+                      <wps:bodyPr rot="0" spcFirstLastPara="0" vertOverflow="overflow" horzOverflow="overflow" vert="horz" wrap="square" lIns="91440" tIns="45720" rIns="91440" bIns="45720" numCol="1" spcCol="0" rtlCol="0" fromWordArt="0" anchor="t" anchorCtr="0" forceAA="0" compatLnSpc="1">
+                        <a:prstTxWarp prst="textNoShape">
+                          <a:avLst/>
+                        </a:prstTxWarp>
+                        <a:noAutofit/>
+                      </wps:bodyPr>
+                    </wps:wsp>
+                  </a:graphicData>
+                </a:graphic>
+                <wp14:sizeRelH relativeFrom="margin">
+                  <wp14:pctWidth>0</wp14:pctWidth>
+                </wp14:sizeRelH>
+                <wp14:sizeRelV relativeFrom="margin">
+                  <wp14:pctHeight>0</wp14:pctHeight>
+                </wp14:sizeRelV>
+              </wp:anchor>
+            </w:drawing>
+          </mc:Choice>
+          <mc:Fallback>
+            <w:pict>
+              <v:shape w14:anchorId="54571ADA" id="テキスト ボックス 1411036962" o:spid="_x0000_s1066" type="#_x0000_t202" style="position:absolute;left:0;text-align:left;margin-left:240pt;margin-top:7.9pt;width:43.5pt;height:30.1pt;z-index:251829248;visibility:visible;mso-wrap-style:square;mso-width-percent:0;mso-height-percent:0;mso-wrap-distance-left:9pt;mso-wrap-distance-top:0;mso-wrap-distance-right:9pt;mso-wrap-distance-bottom:0;mso-position-horizontal:absolute;mso-position-horizontal-relative:text;mso-position-vertical:absolute;mso-position-vertical-relative:text;mso-width-percent:0;mso-height-percent:0;mso-width-relative:margin;mso-height-relative:margin;v-text-anchor:top" o:gfxdata="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" filled="f" stroked="f" strokeweight=".5pt">
+                <v:textbox>
+                  <w:txbxContent>
+                    <w:p>
+                      <w:pPr>
+                        <w:jc w:val="center"/>
+                        <w:rPr>
+                          <w:b/>
+                          <w:color w:val="FF0000"/>
+                        </w:rPr>
+                      </w:pPr>
+                      <w:r>
+                        <w:rPr>
+                          <w:rFonts w:hint="eastAsia"/>
+                          <w:b/>
+                          <w:color w:val="FF0000"/>
+                        </w:rPr>
+                        <w:t>⑨</w:t>
+                      </w:r>
+                    </w:p>
+                  </w:txbxContent>
+                </v:textbox>
+              </v:shape>
+            </w:pict>
+          </mc:Fallback>
+        </mc:AlternateContent>
+      </w:r>
+      <w:r>
+        <w:rPr>
+          <w:rFonts w:hint="eastAsia"/>
+          <w:noProof/>
+        </w:rPr>
+        <mc:AlternateContent>
+          <mc:Choice Requires="wps">
+            <w:drawing>
+              <wp:anchor distT="0" distB="0" distL="114300" distR="114300" simplePos="0" relativeHeight="251828224" behindDoc="0" locked="0" layoutInCell="1" allowOverlap="1" wp14:anchorId="2907A4A6" wp14:editId="25444AD9">
+                <wp:simplePos x="0" y="0"/>
+                <wp:positionH relativeFrom="column">
+                  <wp:posOffset>4451350</wp:posOffset>
+                </wp:positionH>
+                <wp:positionV relativeFrom="paragraph">
+                  <wp:posOffset>107950</wp:posOffset>
+                </wp:positionV>
+                <wp:extent cx="552450" cy="382270"/>
+                <wp:effectExtent l="0" t="0" r="0" b="0"/>
+                <wp:wrapNone/>
+                <wp:docPr id="1560398839" name="テキスト ボックス 1560398839"/>
+                <wp:cNvGraphicFramePr/>
+                <a:graphic xmlns:a="http://schemas.openxmlformats.org/drawingml/2006/main">
+                  <a:graphicData uri="http://schemas.microsoft.com/office/word/2010/wordprocessingShape">
+                    <wps:wsp>
+                      <wps:cNvSpPr txBox="1"/>
+                      <wps:spPr>
+                        <a:xfrm>
+                          <a:off x="0" y="0"/>
+                          <a:ext cx="552450" cy="382270"/>
+                        </a:xfrm>
+                        <a:prstGeom prst="rect">
+                          <a:avLst/>
+                        </a:prstGeom>
+                        <a:noFill/>
+                        <a:ln w="6350">
+                          <a:noFill/>
+                        </a:ln>
+                      </wps:spPr>
+                      <wps:txbx>
+                        <w:txbxContent>
+                          <w:p>
+                            <w:pPr>
+                              <w:jc w:val="center"/>
+                              <w:rPr>
+                                <w:b/>
+                                <w:color w:val="FF0000"/>
+                              </w:rPr>
+                            </w:pPr>
+                            <w:r>
+                              <w:rPr>
+                                <w:rFonts w:hint="eastAsia"/>
+                                <w:b/>
+                                <w:color w:val="FF0000"/>
+                              </w:rPr>
+                              <w:t>⑥</w:t>
+                            </w:r>
+                          </w:p>
+                        </w:txbxContent>
+                      </wps:txbx>
+                      <wps:bodyPr rot="0" spcFirstLastPara="0" vertOverflow="overflow" horzOverflow="overflow" vert="horz" wrap="square" lIns="91440" tIns="45720" rIns="91440" bIns="45720" numCol="1" spcCol="0" rtlCol="0" fromWordArt="0" anchor="t" anchorCtr="0" forceAA="0" compatLnSpc="1">
+                        <a:prstTxWarp prst="textNoShape">
+                          <a:avLst/>
+                        </a:prstTxWarp>
+                        <a:noAutofit/>
+                      </wps:bodyPr>
+                    </wps:wsp>
+                  </a:graphicData>
+                </a:graphic>
+                <wp14:sizeRelH relativeFrom="margin">
+                  <wp14:pctWidth>0</wp14:pctWidth>
+                </wp14:sizeRelH>
+                <wp14:sizeRelV relativeFrom="margin">
+                  <wp14:pctHeight>0</wp14:pctHeight>
+                </wp14:sizeRelV>
+              </wp:anchor>
+            </w:drawing>
+          </mc:Choice>
+          <mc:Fallback>
+            <w:pict>
+              <v:shape w14:anchorId="2907A4A6" id="テキスト ボックス 1560398839" o:spid="_x0000_s1067" type="#_x0000_t202" style="position:absolute;left:0;text-align:left;margin-left:350.5pt;margin-top:8.5pt;width:43.5pt;height:30.1pt;z-index:251828224;visibility:visible;mso-wrap-style:square;mso-width-percent:0;mso-height-percent:0;mso-wrap-distance-left:9pt;mso-wrap-distance-top:0;mso-wrap-distance-right:9pt;mso-wrap-distance-bottom:0;mso-position-horizontal:absolute;mso-position-horizontal-relative:text;mso-position-vertical:absolute;mso-position-vertical-relative:text;mso-width-percent:0;mso-height-percent:0;mso-width-relative:margin;mso-height-relative:margin;v-text-anchor:top" o:gfxdata="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" filled="f" stroked="f" strokeweight=".5pt">
+                <v:textbox>
+                  <w:txbxContent>
+                    <w:p>
+                      <w:pPr>
+                        <w:jc w:val="center"/>
+                        <w:rPr>
+                          <w:b/>
+                          <w:color w:val="FF0000"/>
+                        </w:rPr>
+                      </w:pPr>
+                      <w:r>
+                        <w:rPr>
+                          <w:rFonts w:hint="eastAsia"/>
+                          <w:b/>
+                          <w:color w:val="FF0000"/>
+                        </w:rPr>
+                        <w:t>⑥</w:t>
+                      </w:r>
+                    </w:p>
+                  </w:txbxContent>
+                </v:textbox>
+              </v:shape>
+            </w:pict>
+          </mc:Fallback>
+        </mc:AlternateContent>
+      </w:r>
+      <w:r>
+        <w:rPr>
+          <w:rFonts w:hint="eastAsia"/>
+          <w:noProof/>
+        </w:rPr>
+        <mc:AlternateContent>
+          <mc:Choice Requires="wps">
+            <w:drawing>
+              <wp:anchor distT="0" distB="0" distL="114300" distR="114300" simplePos="0" relativeHeight="251827200" behindDoc="0" locked="0" layoutInCell="1" allowOverlap="1" wp14:anchorId="47F838CE" wp14:editId="18A805BD">
+                <wp:simplePos x="0" y="0"/>
+                <wp:positionH relativeFrom="margin">
+                  <wp:posOffset>3905250</wp:posOffset>
+                </wp:positionH>
+                <wp:positionV relativeFrom="paragraph">
+                  <wp:posOffset>209550</wp:posOffset>
+                </wp:positionV>
+                <wp:extent cx="692150" cy="57150"/>
+                <wp:effectExtent l="0" t="0" r="31750" b="19050"/>
+                <wp:wrapNone/>
+                <wp:docPr id="473994632" name="直線コネクタ 473994632"/>
+                <wp:cNvGraphicFramePr/>
+                <a:graphic xmlns:a="http://schemas.openxmlformats.org/drawingml/2006/main">
+                  <a:graphicData uri="http://schemas.microsoft.com/office/word/2010/wordprocessingShape">
+                    <wps:wsp>
+                      <wps:cNvCnPr/>
+                      <wps:spPr>
+                        <a:xfrm>
+                          <a:off x="0" y="0"/>
+                          <a:ext cx="692150" cy="57150"/>
+                        </a:xfrm>
+                        <a:prstGeom prst="line">
+                          <a:avLst/>
+                        </a:prstGeom>
+                        <a:ln w="12700">
+                          <a:solidFill>
+                            <a:srgbClr val="FF0000"/>
+                          </a:solidFill>
+                        </a:ln>
+                      </wps:spPr>
+                      <wps:style>
+                        <a:lnRef idx="1">
+                          <a:schemeClr val="accent1"/>
+                        </a:lnRef>
+                        <a:fillRef idx="0">
+                          <a:schemeClr val="accent1"/>
+                        </a:fillRef>
+                        <a:effectRef idx="0">
+                          <a:schemeClr val="accent1"/>
+                        </a:effectRef>
+                        <a:fontRef idx="minor">
+                          <a:schemeClr val="tx1"/>
+                        </a:fontRef>
+                      </wps:style>
+                      <wps:bodyPr/>
+                    </wps:wsp>
+                  </a:graphicData>
+                </a:graphic>
+                <wp14:sizeRelH relativeFrom="margin">
+                  <wp14:pctWidth>0</wp14:pctWidth>
+                </wp14:sizeRelH>
+                <wp14:sizeRelV relativeFrom="margin">
+                  <wp14:pctHeight>0</wp14:pctHeight>
+                </wp14:sizeRelV>
+              </wp:anchor>
+            </w:drawing>
+          </mc:Choice>
+          <mc:Fallback>
+            <w:pict>
+              <v:line w14:anchorId="2AED2CF9" id="直線コネクタ 473994632" o:spid="_x0000_s1026" style="position:absolute;z-index:251827200;visibility:visible;mso-wrap-style:square;mso-width-percent:0;mso-height-percent:0;mso-wrap-distance-left:9pt;mso-wrap-distance-top:0;mso-wrap-distance-right:9pt;mso-wrap-distance-bottom:0;mso-position-horizontal:absolute;mso-position-horizontal-relative:margin;mso-position-vertical:absolute;mso-position-vertical-relative:text;mso-width-percent:0;mso-height-percent:0;mso-width-relative:margin;mso-height-relative:margin" from="307.5pt,16.5pt" to="362pt,21pt" o:gfxdata="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" strokecolor="red" strokeweight="1pt">
+                <v:stroke joinstyle="miter"/>
+                <w10:wrap anchorx="margin"/>
+              </v:line>
+            </w:pict>
+          </mc:Fallback>
+        </mc:AlternateContent>
+      </w:r>
+      <w:r>
+        <w:rPr>
+          <w:rFonts w:hint="eastAsia"/>
+          <w:noProof/>
+        </w:rPr>
+        <mc:AlternateContent>
+          <mc:Choice Requires="wps">
+            <w:drawing>
+              <wp:anchor distT="0" distB="0" distL="114300" distR="114300" simplePos="0" relativeHeight="251811840" behindDoc="0" locked="0" layoutInCell="1" allowOverlap="1" wp14:anchorId="00F0E168" wp14:editId="3403F9AC">
+                <wp:simplePos x="0" y="0"/>
+                <wp:positionH relativeFrom="margin">
+                  <wp:posOffset>1473200</wp:posOffset>
+                </wp:positionH>
+                <wp:positionV relativeFrom="paragraph">
+                  <wp:posOffset>50800</wp:posOffset>
+                </wp:positionV>
+                <wp:extent cx="1409700" cy="6350"/>
+                <wp:effectExtent l="0" t="0" r="19050" b="31750"/>
+                <wp:wrapNone/>
+                <wp:docPr id="143026096" name="直線コネクタ 143026096"/>
+                <wp:cNvGraphicFramePr/>
+                <a:graphic xmlns:a="http://schemas.openxmlformats.org/drawingml/2006/main">
+                  <a:graphicData uri="http://schemas.microsoft.com/office/word/2010/wordprocessingShape">
+                    <wps:wsp>
+                      <wps:cNvCnPr/>
+                      <wps:spPr>
+                        <a:xfrm>
+                          <a:off x="0" y="0"/>
+                          <a:ext cx="1409700" cy="6350"/>
+                        </a:xfrm>
+                        <a:prstGeom prst="line">
+                          <a:avLst/>
+                        </a:prstGeom>
+                        <a:ln w="12700">
+                          <a:solidFill>
+                            <a:srgbClr val="FF0000"/>
+                          </a:solidFill>
+                        </a:ln>
+                      </wps:spPr>
+                      <wps:style>
+                        <a:lnRef idx="1">
+                          <a:schemeClr val="accent1"/>
+                        </a:lnRef>
+                        <a:fillRef idx="0">
+                          <a:schemeClr val="accent1"/>
+                        </a:fillRef>
+                        <a:effectRef idx="0">
+                          <a:schemeClr val="accent1"/>
+                        </a:effectRef>
+                        <a:fontRef idx="minor">
+                          <a:schemeClr val="tx1"/>
+                        </a:fontRef>
+                      </wps:style>
+                      <wps:bodyPr/>
+                    </wps:wsp>
+                  </a:graphicData>
+                </a:graphic>
+                <wp14:sizeRelH relativeFrom="margin">
+                  <wp14:pctWidth>0</wp14:pctWidth>
+                </wp14:sizeRelH>
+                <wp14:sizeRelV relativeFrom="margin">
+                  <wp14:pctHeight>0</wp14:pctHeight>
+                </wp14:sizeRelV>
+              </wp:anchor>
+            </w:drawing>
+          </mc:Choice>
+          <mc:Fallback>
+            <w:pict>
+              <v:line w14:anchorId="1DD97317" id="直線コネクタ 143026096" o:spid="_x0000_s1026" style="position:absolute;z-index:251811840;visibility:visible;mso-wrap-style:square;mso-width-percent:0;mso-height-percent:0;mso-wrap-distance-left:9pt;mso-wrap-distance-top:0;mso-wrap-distance-right:9pt;mso-wrap-distance-bottom:0;mso-position-horizontal:absolute;mso-position-horizontal-relative:margin;mso-position-vertical:absolute;mso-position-vertical-relative:text;mso-width-percent:0;mso-height-percent:0;mso-width-relative:margin;mso-height-relative:margin" from="116pt,4pt" to="227pt,4.5pt" o:gfxdata="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" strokecolor="red" strokeweight="1pt">
+                <v:stroke joinstyle="miter"/>
+                <w10:wrap anchorx="margin"/>
+              </v:line>
+            </w:pict>
+          </mc:Fallback>
+        </mc:AlternateContent>
+      </w:r>
+    </w:p>
+    <w:p>
+      <w:r>
+        <w:rPr>
+          <w:rFonts w:hint="eastAsia"/>
+          <w:noProof/>
+        </w:rPr>
+        <mc:AlternateContent>
+          <mc:Choice Requires="wps">
+            <w:drawing>
+              <wp:anchor distT="0" distB="0" distL="114300" distR="114300" simplePos="0" relativeHeight="251830272" behindDoc="0" locked="0" layoutInCell="1" allowOverlap="1" wp14:anchorId="178DF961" wp14:editId="3CA4BE91">
+                <wp:simplePos x="0" y="0"/>
+                <wp:positionH relativeFrom="column">
+                  <wp:posOffset>3908425</wp:posOffset>
+                </wp:positionH>
+                <wp:positionV relativeFrom="paragraph">
+                  <wp:posOffset>151130</wp:posOffset>
+                </wp:positionV>
+                <wp:extent cx="552450" cy="382270"/>
+                <wp:effectExtent l="0" t="0" r="0" b="0"/>
+                <wp:wrapNone/>
+                <wp:docPr id="1274610861" name="テキスト ボックス 1274610861"/>
+                <wp:cNvGraphicFramePr/>
+                <a:graphic xmlns:a="http://schemas.openxmlformats.org/drawingml/2006/main">
+                  <a:graphicData uri="http://schemas.microsoft.com/office/word/2010/wordprocessingShape">
+                    <wps:wsp>
+                      <wps:cNvSpPr txBox="1"/>
+                      <wps:spPr>
+                        <a:xfrm>
+                          <a:off x="0" y="0"/>
+                          <a:ext cx="552450" cy="382270"/>
+                        </a:xfrm>
+                        <a:prstGeom prst="rect">
+                          <a:avLst/>
+                        </a:prstGeom>
+                        <a:noFill/>
+                        <a:ln w="6350">
+                          <a:noFill/>
+                        </a:ln>
+                      </wps:spPr>
+                      <wps:txbx>
+                        <w:txbxContent>
+                          <w:p>
+                            <w:pPr>
+                              <w:jc w:val="center"/>
+                              <w:rPr>
+                                <w:b/>
+                                <w:color w:val="FF0000"/>
+                              </w:rPr>
+                            </w:pPr>
+                            <w:r>
+                              <w:rPr>
+                                <w:rFonts w:hint="eastAsia"/>
+                                <w:b/>
+                                <w:color w:val="FF0000"/>
+                              </w:rPr>
+                              <w:t>⑩</w:t>
+                            </w:r>
+                          </w:p>
+                        </w:txbxContent>
+                      </wps:txbx>
+                      <wps:bodyPr rot="0" spcFirstLastPara="0" vertOverflow="overflow" horzOverflow="overflow" vert="horz" wrap="square" lIns="91440" tIns="45720" rIns="91440" bIns="45720" numCol="1" spcCol="0" rtlCol="0" fromWordArt="0" anchor="t" anchorCtr="0" forceAA="0" compatLnSpc="1">
+                        <a:prstTxWarp prst="textNoShape">
+                          <a:avLst/>
+                        </a:prstTxWarp>
+                        <a:noAutofit/>
+                      </wps:bodyPr>
+                    </wps:wsp>
+                  </a:graphicData>
+                </a:graphic>
+                <wp14:sizeRelH relativeFrom="margin">
+                  <wp14:pctWidth>0</wp14:pctWidth>
+                </wp14:sizeRelH>
+                <wp14:sizeRelV relativeFrom="margin">
+                  <wp14:pctHeight>0</wp14:pctHeight>
+                </wp14:sizeRelV>
+              </wp:anchor>
+            </w:drawing>
+          </mc:Choice>
+          <mc:Fallback>
+            <w:pict>
+              <v:shape w14:anchorId="178DF961" id="テキスト ボックス 1274610861" o:spid="_x0000_s1068" type="#_x0000_t202" style="position:absolute;left:0;text-align:left;margin-left:307.75pt;margin-top:11.9pt;width:43.5pt;height:30.1pt;z-index:251830272;visibility:visible;mso-wrap-style:square;mso-width-percent:0;mso-height-percent:0;mso-wrap-distance-left:9pt;mso-wrap-distance-top:0;mso-wrap-distance-right:9pt;mso-wrap-distance-bottom:0;mso-position-horizontal:absolute;mso-position-horizontal-relative:text;mso-position-vertical:absolute;mso-position-vertical-relative:text;mso-width-percent:0;mso-height-percent:0;mso-width-relative:margin;mso-height-relative:margin;v-text-anchor:top" o:gfxdata="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" filled="f" stroked="f" strokeweight=".5pt">
+                <v:textbox>
+                  <w:txbxContent>
+                    <w:p>
+                      <w:pPr>
+                        <w:jc w:val="center"/>
+                        <w:rPr>
+                          <w:b/>
+                          <w:color w:val="FF0000"/>
+                        </w:rPr>
+                      </w:pPr>
+                      <w:r>
+                        <w:rPr>
+                          <w:rFonts w:hint="eastAsia"/>
+                          <w:b/>
+                          <w:color w:val="FF0000"/>
+                        </w:rPr>
+                        <w:t>⑩</w:t>
+                      </w:r>
+                    </w:p>
+                  </w:txbxContent>
+                </v:textbox>
+              </v:shape>
+            </w:pict>
+          </mc:Fallback>
+        </mc:AlternateContent>
+      </w:r>
+      <w:r>
+        <w:rPr>
+          <w:rFonts w:hint="eastAsia"/>
+          <w:noProof/>
+        </w:rPr>
+        <mc:AlternateContent>
+          <mc:Choice Requires="wps">
+            <w:drawing>
+              <wp:anchor distT="0" distB="0" distL="114300" distR="114300" simplePos="0" relativeHeight="251815936" behindDoc="0" locked="0" layoutInCell="1" allowOverlap="1" wp14:anchorId="172F84FA" wp14:editId="150D20C6">
+                <wp:simplePos x="0" y="0"/>
+                <wp:positionH relativeFrom="margin">
+                  <wp:posOffset>2603500</wp:posOffset>
+                </wp:positionH>
+                <wp:positionV relativeFrom="paragraph">
+                  <wp:posOffset>95250</wp:posOffset>
+                </wp:positionV>
+                <wp:extent cx="571500" cy="0"/>
+                <wp:effectExtent l="0" t="0" r="0" b="0"/>
+                <wp:wrapNone/>
+                <wp:docPr id="1967538647" name="直線コネクタ 1967538647"/>
+                <wp:cNvGraphicFramePr/>
+                <a:graphic xmlns:a="http://schemas.openxmlformats.org/drawingml/2006/main">
+                  <a:graphicData uri="http://schemas.microsoft.com/office/word/2010/wordprocessingShape">
+                    <wps:wsp>
+                      <wps:cNvCnPr/>
+                      <wps:spPr>
+                        <a:xfrm>
+                          <a:off x="0" y="0"/>
+                          <a:ext cx="571500" cy="0"/>
+                        </a:xfrm>
+                        <a:prstGeom prst="line">
+                          <a:avLst/>
+                        </a:prstGeom>
+                        <a:ln w="12700">
+                          <a:solidFill>
+                            <a:srgbClr val="FF0000"/>
+                          </a:solidFill>
+                        </a:ln>
+                      </wps:spPr>
+                      <wps:style>
+                        <a:lnRef idx="1">
+                          <a:schemeClr val="accent1"/>
+                        </a:lnRef>
+                        <a:fillRef idx="0">
+                          <a:schemeClr val="accent1"/>
+                        </a:fillRef>
+                        <a:effectRef idx="0">
+                          <a:schemeClr val="accent1"/>
+                        </a:effectRef>
+                        <a:fontRef idx="minor">
+                          <a:schemeClr val="tx1"/>
+                        </a:fontRef>
+                      </wps:style>
+                      <wps:bodyPr/>
+                    </wps:wsp>
+                  </a:graphicData>
+                </a:graphic>
+                <wp14:sizeRelH relativeFrom="margin">
+                  <wp14:pctWidth>0</wp14:pctWidth>
+                </wp14:sizeRelH>
+                <wp14:sizeRelV relativeFrom="margin">
+                  <wp14:pctHeight>0</wp14:pctHeight>
+                </wp14:sizeRelV>
+              </wp:anchor>
+            </w:drawing>
+          </mc:Choice>
+          <mc:Fallback>
+            <w:pict>
+              <v:line w14:anchorId="2C3D1EF1" id="直線コネクタ 1967538647" o:spid="_x0000_s1026" style="position:absolute;z-index:251815936;visibility:visible;mso-wrap-style:square;mso-width-percent:0;mso-height-percent:0;mso-wrap-distance-left:9pt;mso-wrap-distance-top:0;mso-wrap-distance-right:9pt;mso-wrap-distance-bottom:0;mso-position-horizontal:absolute;mso-position-horizontal-relative:margin;mso-position-vertical:absolute;mso-position-vertical-relative:text;mso-width-percent:0;mso-height-percent:0;mso-width-relative:margin;mso-height-relative:margin" from="205pt,7.5pt" to="250pt,7.5pt" o:gfxdata="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" strokecolor="red" strokeweight="1pt">
+                <v:stroke joinstyle="miter"/>
+                <w10:wrap anchorx="margin"/>
+              </v:line>
+            </w:pict>
+          </mc:Fallback>
+        </mc:AlternateContent>
+      </w:r>
+    </w:p>
+    <w:p>
+      <w:r>
+        <w:rPr>
+          <w:rFonts w:hint="eastAsia"/>
+          <w:noProof/>
+        </w:rPr>
+        <mc:AlternateContent>
+          <mc:Choice Requires="wps">
+            <w:drawing>
+              <wp:anchor distT="0" distB="0" distL="114300" distR="114300" simplePos="0" relativeHeight="251831296" behindDoc="0" locked="0" layoutInCell="1" allowOverlap="1" wp14:anchorId="33AEF704" wp14:editId="5A4718F0">
+                <wp:simplePos x="0" y="0"/>
+                <wp:positionH relativeFrom="column">
+                  <wp:posOffset>3298825</wp:posOffset>
+                </wp:positionH>
+                <wp:positionV relativeFrom="paragraph">
+                  <wp:posOffset>151130</wp:posOffset>
+                </wp:positionV>
+                <wp:extent cx="552450" cy="382270"/>
+                <wp:effectExtent l="0" t="0" r="0" b="0"/>
+                <wp:wrapNone/>
+                <wp:docPr id="1210633449" name="テキスト ボックス 1210633449"/>
+                <wp:cNvGraphicFramePr/>
+                <a:graphic xmlns:a="http://schemas.openxmlformats.org/drawingml/2006/main">
+                  <a:graphicData uri="http://schemas.microsoft.com/office/word/2010/wordprocessingShape">
+                    <wps:wsp>
+                      <wps:cNvSpPr txBox="1"/>
+                      <wps:spPr>
+                        <a:xfrm>
+                          <a:off x="0" y="0"/>
+                          <a:ext cx="552450" cy="382270"/>
+                        </a:xfrm>
+                        <a:prstGeom prst="rect">
+                          <a:avLst/>
+                        </a:prstGeom>
+                        <a:noFill/>
+                        <a:ln w="6350">
+                          <a:noFill/>
+                        </a:ln>
+                      </wps:spPr>
+                      <wps:txbx>
+                        <w:txbxContent>
+                          <w:p>
+                            <w:pPr>
+                              <w:jc w:val="center"/>
+                              <w:rPr>
+                                <w:b/>
+                                <w:color w:val="FF0000"/>
+                              </w:rPr>
+                            </w:pPr>
+                            <w:r>
+                              <w:rPr>
+                                <w:rFonts w:hint="eastAsia"/>
+                                <w:b/>
+                                <w:color w:val="FF0000"/>
+                              </w:rPr>
+                              <w:t>⑪</w:t>
+                            </w:r>
+                          </w:p>
+                        </w:txbxContent>
+                      </wps:txbx>
+                      <wps:bodyPr rot="0" spcFirstLastPara="0" vertOverflow="overflow" horzOverflow="overflow" vert="horz" wrap="square" lIns="91440" tIns="45720" rIns="91440" bIns="45720" numCol="1" spcCol="0" rtlCol="0" fromWordArt="0" anchor="t" anchorCtr="0" forceAA="0" compatLnSpc="1">
+                        <a:prstTxWarp prst="textNoShape">
+                          <a:avLst/>
+                        </a:prstTxWarp>
+                        <a:noAutofit/>
+                      </wps:bodyPr>
+                    </wps:wsp>
+                  </a:graphicData>
+                </a:graphic>
+                <wp14:sizeRelH relativeFrom="margin">
+                  <wp14:pctWidth>0</wp14:pctWidth>
+                </wp14:sizeRelH>
+                <wp14:sizeRelV relativeFrom="margin">
+                  <wp14:pctHeight>0</wp14:pctHeight>
+                </wp14:sizeRelV>
+              </wp:anchor>
+            </w:drawing>
+          </mc:Choice>
+          <mc:Fallback>
+            <w:pict>
+              <v:shape w14:anchorId="33AEF704" id="テキスト ボックス 1210633449" o:spid="_x0000_s1069" type="#_x0000_t202" style="position:absolute;left:0;text-align:left;margin-left:259.75pt;margin-top:11.9pt;width:43.5pt;height:30.1pt;z-index:251831296;visibility:visible;mso-wrap-style:square;mso-width-percent:0;mso-height-percent:0;mso-wrap-distance-left:9pt;mso-wrap-distance-top:0;mso-wrap-distance-right:9pt;mso-wrap-distance-bottom:0;mso-position-horizontal:absolute;mso-position-horizontal-relative:text;mso-position-vertical:absolute;mso-position-vertical-relative:text;mso-width-percent:0;mso-height-percent:0;mso-width-relative:margin;mso-height-relative:margin;v-text-anchor:top" o:gfxdata="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" filled="f" stroked="f" strokeweight=".5pt">
+                <v:textbox>
+                  <w:txbxContent>
+                    <w:p>
+                      <w:pPr>
+                        <w:jc w:val="center"/>
+                        <w:rPr>
+                          <w:b/>
+                          <w:color w:val="FF0000"/>
+                        </w:rPr>
+                      </w:pPr>
+                      <w:r>
+                        <w:rPr>
+                          <w:rFonts w:hint="eastAsia"/>
+                          <w:b/>
+                          <w:color w:val="FF0000"/>
+                        </w:rPr>
+                        <w:t>⑪</w:t>
+                      </w:r>
+                    </w:p>
+                  </w:txbxContent>
+                </v:textbox>
+              </v:shape>
+            </w:pict>
+          </mc:Fallback>
+        </mc:AlternateContent>
+      </w:r>
+      <w:r>
+        <w:rPr>
+          <w:rFonts w:hint="eastAsia"/>
+          <w:noProof/>
+        </w:rPr>
+        <mc:AlternateContent>
+          <mc:Choice Requires="wps">
+            <w:drawing>
+              <wp:anchor distT="0" distB="0" distL="114300" distR="114300" simplePos="0" relativeHeight="251816960" behindDoc="0" locked="0" layoutInCell="1" allowOverlap="1" wp14:anchorId="749489C6" wp14:editId="017661ED">
+                <wp:simplePos x="0" y="0"/>
+                <wp:positionH relativeFrom="margin">
+                  <wp:posOffset>1739900</wp:posOffset>
+                </wp:positionH>
+                <wp:positionV relativeFrom="paragraph">
+                  <wp:posOffset>6350</wp:posOffset>
+                </wp:positionV>
+                <wp:extent cx="2203450" cy="19050"/>
+                <wp:effectExtent l="0" t="0" r="25400" b="19050"/>
+                <wp:wrapNone/>
+                <wp:docPr id="306052584" name="直線コネクタ 306052584"/>
+                <wp:cNvGraphicFramePr/>
+                <a:graphic xmlns:a="http://schemas.openxmlformats.org/drawingml/2006/main">
+                  <a:graphicData uri="http://schemas.microsoft.com/office/word/2010/wordprocessingShape">
+                    <wps:wsp>
+                      <wps:cNvCnPr/>
+                      <wps:spPr>
+                        <a:xfrm flipV="1">
+                          <a:off x="0" y="0"/>
+                          <a:ext cx="2203450" cy="19050"/>
+                        </a:xfrm>
+                        <a:prstGeom prst="line">
+                          <a:avLst/>
+                        </a:prstGeom>
+                        <a:ln w="12700">
+                          <a:solidFill>
+                            <a:srgbClr val="FF0000"/>
+                          </a:solidFill>
+                        </a:ln>
+                      </wps:spPr>
+                      <wps:style>
+                        <a:lnRef idx="1">
+                          <a:schemeClr val="accent1"/>
+                        </a:lnRef>
+                        <a:fillRef idx="0">
+                          <a:schemeClr val="accent1"/>
+                        </a:fillRef>
+                        <a:effectRef idx="0">
+                          <a:schemeClr val="accent1"/>
+                        </a:effectRef>
+                        <a:fontRef idx="minor">
+                          <a:schemeClr val="tx1"/>
+                        </a:fontRef>
+                      </wps:style>
+                      <wps:bodyPr/>
+                    </wps:wsp>
+                  </a:graphicData>
+                </a:graphic>
+                <wp14:sizeRelH relativeFrom="margin">
+                  <wp14:pctWidth>0</wp14:pctWidth>
+                </wp14:sizeRelH>
+                <wp14:sizeRelV relativeFrom="margin">
+                  <wp14:pctHeight>0</wp14:pctHeight>
+                </wp14:sizeRelV>
+              </wp:anchor>
+            </w:drawing>
+          </mc:Choice>
+          <mc:Fallback>
+            <w:pict>
+              <v:line w14:anchorId="3862078C" id="直線コネクタ 306052584" o:spid="_x0000_s1026" style="position:absolute;flip:y;z-index:251816960;visibility:visible;mso-wrap-style:square;mso-width-percent:0;mso-height-percent:0;mso-wrap-distance-left:9pt;mso-wrap-distance-top:0;mso-wrap-distance-right:9pt;mso-wrap-distance-bottom:0;mso-position-horizontal:absolute;mso-position-horizontal-relative:margin;mso-position-vertical:absolute;mso-position-vertical-relative:text;mso-width-percent:0;mso-height-percent:0;mso-width-relative:margin;mso-height-relative:margin" from="137pt,.5pt" to="310.5pt,2pt" o:gfxdata="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" strokecolor="red" strokeweight="1pt">
+                <v:stroke joinstyle="miter"/>
+                <w10:wrap anchorx="margin"/>
+              </v:line>
+            </w:pict>
+          </mc:Fallback>
+        </mc:AlternateContent>
+      </w:r>
+    </w:p>
+    <w:p>
+      <w:pPr>
+        <w:pStyle w:val="a4"/>
+        <w:ind w:leftChars="0" w:left="1985"/>
+      </w:pPr>
+      <w:r>
+        <w:rPr>
+          <w:rFonts w:hint="eastAsia"/>
+          <w:noProof/>
+        </w:rPr>
+        <mc:AlternateContent>
+          <mc:Choice Requires="wps">
+            <w:drawing>
+              <wp:anchor distT="0" distB="0" distL="114300" distR="114300" simplePos="0" relativeHeight="251817984" behindDoc="0" locked="0" layoutInCell="1" allowOverlap="1" wp14:anchorId="35977147" wp14:editId="0DE182C5">
+                <wp:simplePos x="0" y="0"/>
+                <wp:positionH relativeFrom="margin">
+                  <wp:posOffset>2400300</wp:posOffset>
+                </wp:positionH>
+                <wp:positionV relativeFrom="paragraph">
+                  <wp:posOffset>95250</wp:posOffset>
+                </wp:positionV>
+                <wp:extent cx="1022350" cy="0"/>
+                <wp:effectExtent l="0" t="0" r="0" b="0"/>
+                <wp:wrapNone/>
+                <wp:docPr id="2027631153" name="直線コネクタ 2027631153"/>
+                <wp:cNvGraphicFramePr/>
+                <a:graphic xmlns:a="http://schemas.openxmlformats.org/drawingml/2006/main">
+                  <a:graphicData uri="http://schemas.microsoft.com/office/word/2010/wordprocessingShape">
+                    <wps:wsp>
+                      <wps:cNvCnPr/>
+                      <wps:spPr>
+                        <a:xfrm flipV="1">
+                          <a:off x="0" y="0"/>
+                          <a:ext cx="1022350" cy="0"/>
+                        </a:xfrm>
+                        <a:prstGeom prst="line">
+                          <a:avLst/>
+                        </a:prstGeom>
+                        <a:ln w="12700">
+                          <a:solidFill>
+                            <a:srgbClr val="FF0000"/>
+                          </a:solidFill>
+                        </a:ln>
+                      </wps:spPr>
+                      <wps:style>
+                        <a:lnRef idx="1">
+                          <a:schemeClr val="accent1"/>
+                        </a:lnRef>
+                        <a:fillRef idx="0">
+                          <a:schemeClr val="accent1"/>
+                        </a:fillRef>
+                        <a:effectRef idx="0">
+                          <a:schemeClr val="accent1"/>
+                        </a:effectRef>
+                        <a:fontRef idx="minor">
+                          <a:schemeClr val="tx1"/>
+                        </a:fontRef>
+                      </wps:style>
+                      <wps:bodyPr/>
+                    </wps:wsp>
+                  </a:graphicData>
+                </a:graphic>
+                <wp14:sizeRelH relativeFrom="margin">
+                  <wp14:pctWidth>0</wp14:pctWidth>
+                </wp14:sizeRelH>
+                <wp14:sizeRelV relativeFrom="margin">
+                  <wp14:pctHeight>0</wp14:pctHeight>
+                </wp14:sizeRelV>
+              </wp:anchor>
+            </w:drawing>
+          </mc:Choice>
+          <mc:Fallback>
+            <w:pict>
+              <v:line w14:anchorId="076BE7A4" id="直線コネクタ 2027631153" o:spid="_x0000_s1026" style="position:absolute;flip:y;z-index:251817984;visibility:visible;mso-wrap-style:square;mso-width-percent:0;mso-height-percent:0;mso-wrap-distance-left:9pt;mso-wrap-distance-top:0;mso-wrap-distance-right:9pt;mso-wrap-distance-bottom:0;mso-position-horizontal:absolute;mso-position-horizontal-relative:margin;mso-position-vertical:absolute;mso-position-vertical-relative:text;mso-width-percent:0;mso-height-percent:0;mso-width-relative:margin;mso-height-relative:margin" from="189pt,7.5pt" to="269.5pt,7.5pt" o:gfxdata="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" strokecolor="red" strokeweight="1pt">
+                <v:stroke joinstyle="miter"/>
+                <w10:wrap anchorx="margin"/>
+              </v:line>
+            </w:pict>
+          </mc:Fallback>
+        </mc:AlternateContent>
+      </w:r>
+      <w:r>
+        <w:rPr>
+          <w:rFonts w:hint="eastAsia"/>
+        </w:rPr>
+        <w:t>表示更新及び表示内容は以下の通り。</w:t>
+      </w:r>
+    </w:p>
+    <w:p>
+      <w:pPr>
+        <w:pStyle w:val="a4"/>
+        <w:ind w:leftChars="0" w:left="1985"/>
+      </w:pPr>
+      <w:r>
+        <w:rPr>
+          <w:rFonts w:hint="eastAsia"/>
+          <w:noProof/>
+        </w:rPr>
+        <mc:AlternateContent>
+          <mc:Choice Requires="wps">
+            <w:drawing>
+              <wp:anchor distT="0" distB="0" distL="114300" distR="114300" simplePos="0" relativeHeight="251835392" behindDoc="0" locked="0" layoutInCell="1" allowOverlap="1" wp14:anchorId="1F627392" wp14:editId="1EF85DC4">
+                <wp:simplePos x="0" y="0"/>
+                <wp:positionH relativeFrom="column">
+                  <wp:posOffset>2981325</wp:posOffset>
+                </wp:positionH>
+                <wp:positionV relativeFrom="paragraph">
+                  <wp:posOffset>62230</wp:posOffset>
+                </wp:positionV>
+                <wp:extent cx="552450" cy="382270"/>
+                <wp:effectExtent l="0" t="0" r="0" b="0"/>
+                <wp:wrapNone/>
+                <wp:docPr id="1747596626" name="テキスト ボックス 1747596626"/>
+                <wp:cNvGraphicFramePr/>
+                <a:graphic xmlns:a="http://schemas.openxmlformats.org/drawingml/2006/main">
+                  <a:graphicData uri="http://schemas.microsoft.com/office/word/2010/wordprocessingShape">
+                    <wps:wsp>
+                      <wps:cNvSpPr txBox="1"/>
+                      <wps:spPr>
+                        <a:xfrm>
+                          <a:off x="0" y="0"/>
+                          <a:ext cx="552450" cy="382270"/>
+                        </a:xfrm>
+                        <a:prstGeom prst="rect">
+                          <a:avLst/>
+                        </a:prstGeom>
+                        <a:noFill/>
+                        <a:ln w="6350">
+                          <a:noFill/>
+                        </a:ln>
+                      </wps:spPr>
+                      <wps:txbx>
+                        <w:txbxContent>
+                          <w:p>
+                            <w:pPr>
+                              <w:jc w:val="center"/>
+                              <w:rPr>
+                                <w:b/>
+                                <w:color w:val="FF0000"/>
+                              </w:rPr>
+                            </w:pPr>
+                            <w:r>
+                              <w:rPr>
+                                <w:rFonts w:hint="eastAsia"/>
+                                <w:b/>
+                                <w:color w:val="FF0000"/>
+                              </w:rPr>
+                              <w:t>⑬</w:t>
+                            </w:r>
+                          </w:p>
+                        </w:txbxContent>
+                      </wps:txbx>
+                      <wps:bodyPr rot="0" spcFirstLastPara="0" vertOverflow="overflow" horzOverflow="overflow" vert="horz" wrap="square" lIns="91440" tIns="45720" rIns="91440" bIns="45720" numCol="1" spcCol="0" rtlCol="0" fromWordArt="0" anchor="t" anchorCtr="0" forceAA="0" compatLnSpc="1">
+                        <a:prstTxWarp prst="textNoShape">
+                          <a:avLst/>
+                        </a:prstTxWarp>
+                        <a:noAutofit/>
+                      </wps:bodyPr>
+                    </wps:wsp>
+                  </a:graphicData>
+                </a:graphic>
+                <wp14:sizeRelH relativeFrom="margin">
+                  <wp14:pctWidth>0</wp14:pctWidth>
+                </wp14:sizeRelH>
+                <wp14:sizeRelV relativeFrom="margin">
+                  <wp14:pctHeight>0</wp14:pctHeight>
+                </wp14:sizeRelV>
+              </wp:anchor>
+            </w:drawing>
+          </mc:Choice>
+          <mc:Fallback>
+            <w:pict>
+              <v:shape w14:anchorId="1F627392" id="テキスト ボックス 1747596626" o:spid="_x0000_s1070" type="#_x0000_t202" style="position:absolute;left:0;text-align:left;margin-left:234.75pt;margin-top:4.9pt;width:43.5pt;height:30.1pt;z-index:251835392;visibility:visible;mso-wrap-style:square;mso-width-percent:0;mso-height-percent:0;mso-wrap-distance-left:9pt;mso-wrap-distance-top:0;mso-wrap-distance-right:9pt;mso-wrap-distance-bottom:0;mso-position-horizontal:absolute;mso-position-horizontal-relative:text;mso-position-vertical:absolute;mso-position-vertical-relative:text;mso-width-percent:0;mso-height-percent:0;mso-width-relative:margin;mso-height-relative:margin;v-text-anchor:top" o:gfxdata="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" filled="f" stroked="f" strokeweight=".5pt">
+                <v:textbox>
+                  <w:txbxContent>
+                    <w:p>
+                      <w:pPr>
+                        <w:jc w:val="center"/>
+                        <w:rPr>
+                          <w:b/>
+                          <w:color w:val="FF0000"/>
+                        </w:rPr>
+                      </w:pPr>
+                      <w:r>
+                        <w:rPr>
+                          <w:rFonts w:hint="eastAsia"/>
+                          <w:b/>
+                          <w:color w:val="FF0000"/>
+                        </w:rPr>
+                        <w:t>⑬</w:t>
+                      </w:r>
+                    </w:p>
+                  </w:txbxContent>
+                </v:textbox>
+              </v:shape>
+            </w:pict>
+          </mc:Fallback>
+        </mc:AlternateContent>
+      </w:r>
+      <w:r>
+        <w:rPr>
+          <w:rFonts w:hint="eastAsia"/>
+          <w:noProof/>
+        </w:rPr>
+        <mc:AlternateContent>
+          <mc:Choice Requires="wps">
+            <w:drawing>
+              <wp:anchor distT="0" distB="0" distL="114300" distR="114300" simplePos="0" relativeHeight="251834368" behindDoc="0" locked="0" layoutInCell="1" allowOverlap="1" wp14:anchorId="3931E4BF" wp14:editId="4A21443C">
+                <wp:simplePos x="0" y="0"/>
+                <wp:positionH relativeFrom="margin">
+                  <wp:posOffset>2571750</wp:posOffset>
+                </wp:positionH>
+                <wp:positionV relativeFrom="paragraph">
+                  <wp:posOffset>190500</wp:posOffset>
+                </wp:positionV>
+                <wp:extent cx="539750" cy="12700"/>
+                <wp:effectExtent l="0" t="0" r="12700" b="25400"/>
+                <wp:wrapNone/>
+                <wp:docPr id="1195376945" name="直線コネクタ 1195376945"/>
+                <wp:cNvGraphicFramePr/>
+                <a:graphic xmlns:a="http://schemas.openxmlformats.org/drawingml/2006/main">
+                  <a:graphicData uri="http://schemas.microsoft.com/office/word/2010/wordprocessingShape">
+                    <wps:wsp>
+                      <wps:cNvCnPr/>
+                      <wps:spPr>
+                        <a:xfrm flipH="1" flipV="1">
+                          <a:off x="0" y="0"/>
+                          <a:ext cx="539750" cy="12700"/>
+                        </a:xfrm>
+                        <a:prstGeom prst="line">
+                          <a:avLst/>
+                        </a:prstGeom>
+                        <a:ln w="12700">
+                          <a:solidFill>
+                            <a:srgbClr val="FF0000"/>
+                          </a:solidFill>
+                        </a:ln>
+                      </wps:spPr>
+                      <wps:style>
+                        <a:lnRef idx="1">
+                          <a:schemeClr val="accent1"/>
+                        </a:lnRef>
+                        <a:fillRef idx="0">
+                          <a:schemeClr val="accent1"/>
+                        </a:fillRef>
+                        <a:effectRef idx="0">
+                          <a:schemeClr val="accent1"/>
+                        </a:effectRef>
+                        <a:fontRef idx="minor">
+                          <a:schemeClr val="tx1"/>
+                        </a:fontRef>
+                      </wps:style>
+                      <wps:bodyPr/>
+                    </wps:wsp>
+                  </a:graphicData>
+                </a:graphic>
+                <wp14:sizeRelH relativeFrom="margin">
+                  <wp14:pctWidth>0</wp14:pctWidth>
+                </wp14:sizeRelH>
+                <wp14:sizeRelV relativeFrom="margin">
+                  <wp14:pctHeight>0</wp14:pctHeight>
+                </wp14:sizeRelV>
+              </wp:anchor>
+            </w:drawing>
+          </mc:Choice>
+          <mc:Fallback>
+            <w:pict>
+              <v:line w14:anchorId="07F1BAB3" id="直線コネクタ 1195376945" o:spid="_x0000_s1026" style="position:absolute;flip:x y;z-index:251834368;visibility:visible;mso-wrap-style:square;mso-width-percent:0;mso-height-percent:0;mso-wrap-distance-left:9pt;mso-wrap-distance-top:0;mso-wrap-distance-right:9pt;mso-wrap-distance-bottom:0;mso-position-horizontal:absolute;mso-position-horizontal-relative:margin;mso-position-vertical:absolute;mso-position-vertical-relative:text;mso-width-percent:0;mso-height-percent:0;mso-width-relative:margin;mso-height-relative:margin" from="202.5pt,15pt" to="245pt,16pt" o:gfxdata="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" strokecolor="red" strokeweight="1pt">
+                <v:stroke joinstyle="miter"/>
+                <w10:wrap anchorx="margin"/>
+              </v:line>
+            </w:pict>
+          </mc:Fallback>
+        </mc:AlternateContent>
+      </w:r>
+      <w:r>
+        <w:rPr>
+          <w:rFonts w:hint="eastAsia"/>
+          <w:noProof/>
+        </w:rPr>
+        <mc:AlternateContent>
+          <mc:Choice Requires="wps">
+            <w:drawing>
+              <wp:anchor distT="0" distB="0" distL="114300" distR="114300" simplePos="0" relativeHeight="251832320" behindDoc="0" locked="0" layoutInCell="1" allowOverlap="1" wp14:anchorId="79438B42" wp14:editId="2F425E89">
+                <wp:simplePos x="0" y="0"/>
+                <wp:positionH relativeFrom="margin">
+                  <wp:posOffset>717550</wp:posOffset>
+                </wp:positionH>
+                <wp:positionV relativeFrom="paragraph">
+                  <wp:posOffset>177800</wp:posOffset>
+                </wp:positionV>
+                <wp:extent cx="450850" cy="234950"/>
+                <wp:effectExtent l="0" t="0" r="25400" b="31750"/>
+                <wp:wrapNone/>
+                <wp:docPr id="1565882537" name="直線コネクタ 1565882537"/>
+                <wp:cNvGraphicFramePr/>
+                <a:graphic xmlns:a="http://schemas.openxmlformats.org/drawingml/2006/main">
+                  <a:graphicData uri="http://schemas.microsoft.com/office/word/2010/wordprocessingShape">
+                    <wps:wsp>
+                      <wps:cNvCnPr/>
+                      <wps:spPr>
+                        <a:xfrm flipH="1">
+                          <a:off x="0" y="0"/>
+                          <a:ext cx="450850" cy="234950"/>
+                        </a:xfrm>
+                        <a:prstGeom prst="line">
+                          <a:avLst/>
+                        </a:prstGeom>
+                        <a:ln w="12700">
+                          <a:solidFill>
+                            <a:srgbClr val="FF0000"/>
+                          </a:solidFill>
+                        </a:ln>
+                      </wps:spPr>
+                      <wps:style>
+                        <a:lnRef idx="1">
+                          <a:schemeClr val="accent1"/>
+                        </a:lnRef>
+                        <a:fillRef idx="0">
+                          <a:schemeClr val="accent1"/>
+                        </a:fillRef>
+                        <a:effectRef idx="0">
+                          <a:schemeClr val="accent1"/>
+                        </a:effectRef>
+                        <a:fontRef idx="minor">
+                          <a:schemeClr val="tx1"/>
+                        </a:fontRef>
+                      </wps:style>
+                      <wps:bodyPr/>
+                    </wps:wsp>
+                  </a:graphicData>
+                </a:graphic>
+                <wp14:sizeRelH relativeFrom="margin">
+                  <wp14:pctWidth>0</wp14:pctWidth>
+                </wp14:sizeRelH>
+                <wp14:sizeRelV relativeFrom="margin">
+                  <wp14:pctHeight>0</wp14:pctHeight>
+                </wp14:sizeRelV>
+              </wp:anchor>
+            </w:drawing>
+          </mc:Choice>
+          <mc:Fallback>
+            <w:pict>
+              <v:line w14:anchorId="04A39300" id="直線コネクタ 1565882537" o:spid="_x0000_s1026" style="position:absolute;flip:x;z-index:251832320;visibility:visible;mso-wrap-style:square;mso-width-percent:0;mso-height-percent:0;mso-wrap-distance-left:9pt;mso-wrap-distance-top:0;mso-wrap-distance-right:9pt;mso-wrap-distance-bottom:0;mso-position-horizontal:absolute;mso-position-horizontal-relative:margin;mso-position-vertical:absolute;mso-position-vertical-relative:text;mso-width-percent:0;mso-height-percent:0;mso-width-relative:margin;mso-height-relative:margin" from="56.5pt,14pt" to="92pt,32.5pt" o:gfxdata="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" strokecolor="red" strokeweight="1pt">
+                <v:stroke joinstyle="miter"/>
+                <w10:wrap anchorx="margin"/>
+              </v:line>
+            </w:pict>
+          </mc:Fallback>
+        </mc:AlternateContent>
+      </w:r>
+      <w:r>
+        <w:rPr>
+          <w:rFonts w:hint="eastAsia"/>
+        </w:rPr>
+        <w:t>・初期表示</w:t>
+      </w:r>
+    </w:p>
+    <w:p>
+      <w:pPr>
+        <w:ind w:leftChars="675" w:left="1418"/>
+      </w:pPr>
+      <w:r>
+        <w:rPr>
+          <w:rFonts w:hint="eastAsia"/>
+          <w:noProof/>
+        </w:rPr>
+        <mc:AlternateContent>
+          <mc:Choice Requires="wps">
+            <w:drawing>
+              <wp:anchor distT="0" distB="0" distL="114300" distR="114300" simplePos="0" relativeHeight="251838464" behindDoc="0" locked="0" layoutInCell="1" allowOverlap="1" wp14:anchorId="2031757A" wp14:editId="24749CA5">
+                <wp:simplePos x="0" y="0"/>
+                <wp:positionH relativeFrom="margin">
+                  <wp:posOffset>2540000</wp:posOffset>
+                </wp:positionH>
+                <wp:positionV relativeFrom="paragraph">
+                  <wp:posOffset>203200</wp:posOffset>
+                </wp:positionV>
+                <wp:extent cx="387350" cy="228600"/>
+                <wp:effectExtent l="0" t="0" r="31750" b="19050"/>
+                <wp:wrapNone/>
+                <wp:docPr id="1398279538" name="直線コネクタ 1398279538"/>
+                <wp:cNvGraphicFramePr/>
+                <a:graphic xmlns:a="http://schemas.openxmlformats.org/drawingml/2006/main">
+                  <a:graphicData uri="http://schemas.microsoft.com/office/word/2010/wordprocessingShape">
+                    <wps:wsp>
+                      <wps:cNvCnPr/>
+                      <wps:spPr>
+                        <a:xfrm flipH="1" flipV="1">
+                          <a:off x="0" y="0"/>
+                          <a:ext cx="387350" cy="228600"/>
+                        </a:xfrm>
+                        <a:prstGeom prst="line">
+                          <a:avLst/>
+                        </a:prstGeom>
+                        <a:ln w="12700">
+                          <a:solidFill>
+                            <a:srgbClr val="FF0000"/>
+                          </a:solidFill>
+                        </a:ln>
+                      </wps:spPr>
+                      <wps:style>
+                        <a:lnRef idx="1">
+                          <a:schemeClr val="accent1"/>
+                        </a:lnRef>
+                        <a:fillRef idx="0">
+                          <a:schemeClr val="accent1"/>
+                        </a:fillRef>
+                        <a:effectRef idx="0">
+                          <a:schemeClr val="accent1"/>
+                        </a:effectRef>
+                        <a:fontRef idx="minor">
+                          <a:schemeClr val="tx1"/>
+                        </a:fontRef>
+                      </wps:style>
+                      <wps:bodyPr/>
+                    </wps:wsp>
+                  </a:graphicData>
+                </a:graphic>
+                <wp14:sizeRelH relativeFrom="margin">
+                  <wp14:pctWidth>0</wp14:pctWidth>
+                </wp14:sizeRelH>
+                <wp14:sizeRelV relativeFrom="margin">
+                  <wp14:pctHeight>0</wp14:pctHeight>
+                </wp14:sizeRelV>
+              </wp:anchor>
+            </w:drawing>
+          </mc:Choice>
+          <mc:Fallback>
+            <w:pict>
+              <v:line w14:anchorId="57AB8143" id="直線コネクタ 1398279538" o:spid="_x0000_s1026" style="position:absolute;flip:x y;z-index:251838464;visibility:visible;mso-wrap-style:square;mso-width-percent:0;mso-height-percent:0;mso-wrap-distance-left:9pt;mso-wrap-distance-top:0;mso-wrap-distance-right:9pt;mso-wrap-distance-bottom:0;mso-position-horizontal:absolute;mso-position-horizontal-relative:margin;mso-position-vertical:absolute;mso-position-vertical-relative:text;mso-width-percent:0;mso-height-percent:0;mso-width-relative:margin;mso-height-relative:margin" from="200pt,16pt" to="230.5pt,34pt" o:gfxdata="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" strokecolor="red" strokeweight="1pt">
+                <v:stroke joinstyle="miter"/>
+                <w10:wrap anchorx="margin"/>
+              </v:line>
+            </w:pict>
+          </mc:Fallback>
+        </mc:AlternateContent>
+      </w:r>
+      <w:r>
+        <w:rPr>
+          <w:rFonts w:hint="eastAsia"/>
+          <w:noProof/>
+        </w:rPr>
+        <mc:AlternateContent>
+          <mc:Choice Requires="wps">
+            <w:drawing>
+              <wp:anchor distT="0" distB="0" distL="114300" distR="114300" simplePos="0" relativeHeight="251833344" behindDoc="0" locked="0" layoutInCell="1" allowOverlap="1" wp14:anchorId="28AA18D2" wp14:editId="2086F094">
+                <wp:simplePos x="0" y="0"/>
+                <wp:positionH relativeFrom="column">
+                  <wp:posOffset>295275</wp:posOffset>
+                </wp:positionH>
+                <wp:positionV relativeFrom="paragraph">
+                  <wp:posOffset>119380</wp:posOffset>
+                </wp:positionV>
+                <wp:extent cx="552450" cy="382270"/>
+                <wp:effectExtent l="0" t="0" r="0" b="0"/>
+                <wp:wrapNone/>
+                <wp:docPr id="893718875" name="テキスト ボックス 893718875"/>
+                <wp:cNvGraphicFramePr/>
+                <a:graphic xmlns:a="http://schemas.openxmlformats.org/drawingml/2006/main">
+                  <a:graphicData uri="http://schemas.microsoft.com/office/word/2010/wordprocessingShape">
+                    <wps:wsp>
+                      <wps:cNvSpPr txBox="1"/>
+                      <wps:spPr>
+                        <a:xfrm>
+                          <a:off x="0" y="0"/>
+                          <a:ext cx="552450" cy="382270"/>
+                        </a:xfrm>
+                        <a:prstGeom prst="rect">
+                          <a:avLst/>
+                        </a:prstGeom>
+                        <a:noFill/>
+                        <a:ln w="6350">
+                          <a:noFill/>
+                        </a:ln>
+                      </wps:spPr>
+                      <wps:txbx>
+                        <w:txbxContent>
+                          <w:p>
+                            <w:pPr>
+                              <w:jc w:val="center"/>
+                              <w:rPr>
+                                <w:b/>
+                                <w:color w:val="FF0000"/>
+                              </w:rPr>
+                            </w:pPr>
+                            <w:r>
+                              <w:rPr>
+                                <w:rFonts w:hint="eastAsia"/>
+                                <w:b/>
+                                <w:color w:val="FF0000"/>
+                              </w:rPr>
+                              <w:t>⑫</w:t>
+                            </w:r>
+                          </w:p>
+                        </w:txbxContent>
+                      </wps:txbx>
+                      <wps:bodyPr rot="0" spcFirstLastPara="0" vertOverflow="overflow" horzOverflow="overflow" vert="horz" wrap="square" lIns="91440" tIns="45720" rIns="91440" bIns="45720" numCol="1" spcCol="0" rtlCol="0" fromWordArt="0" anchor="t" anchorCtr="0" forceAA="0" compatLnSpc="1">
+                        <a:prstTxWarp prst="textNoShape">
+                          <a:avLst/>
+                        </a:prstTxWarp>
+                        <a:noAutofit/>
+                      </wps:bodyPr>
+                    </wps:wsp>
+                  </a:graphicData>
+                </a:graphic>
+                <wp14:sizeRelH relativeFrom="margin">
+                  <wp14:pctWidth>0</wp14:pctWidth>
+                </wp14:sizeRelH>
+                <wp14:sizeRelV relativeFrom="margin">
+                  <wp14:pctHeight>0</wp14:pctHeight>
+                </wp14:sizeRelV>
+              </wp:anchor>
+            </w:drawing>
+          </mc:Choice>
+          <mc:Fallback>
+            <w:pict>
+              <v:shape w14:anchorId="28AA18D2" id="テキスト ボックス 893718875" o:spid="_x0000_s1071" type="#_x0000_t202" style="position:absolute;left:0;text-align:left;margin-left:23.25pt;margin-top:9.4pt;width:43.5pt;height:30.1pt;z-index:251833344;visibility:visible;mso-wrap-style:square;mso-width-percent:0;mso-height-percent:0;mso-wrap-distance-left:9pt;mso-wrap-distance-top:0;mso-wrap-distance-right:9pt;mso-wrap-distance-bottom:0;mso-position-horizontal:absolute;mso-position-horizontal-relative:text;mso-position-vertical:absolute;mso-position-vertical-relative:text;mso-width-percent:0;mso-height-percent:0;mso-width-relative:margin;mso-height-relative:margin;v-text-anchor:top" o:gfxdata="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" filled="f" stroked="f" strokeweight=".5pt">
+                <v:textbox>
+                  <w:txbxContent>
+                    <w:p>
+                      <w:pPr>
+                        <w:jc w:val="center"/>
+                        <w:rPr>
+                          <w:b/>
+                          <w:color w:val="FF0000"/>
+                        </w:rPr>
+                      </w:pPr>
+                      <w:r>
+                        <w:rPr>
+                          <w:rFonts w:hint="eastAsia"/>
+                          <w:b/>
+                          <w:color w:val="FF0000"/>
+                        </w:rPr>
+                        <w:t>⑫</w:t>
+                      </w:r>
+                    </w:p>
+                  </w:txbxContent>
+                </v:textbox>
+              </v:shape>
+            </w:pict>
+          </mc:Fallback>
+        </mc:AlternateContent>
+      </w:r>
+    </w:p>
+    <w:p>
+      <w:pPr>
+        <w:ind w:leftChars="675" w:left="1418"/>
+      </w:pPr>
+      <w:r>
+        <w:rPr>
+          <w:rFonts w:hint="eastAsia"/>
+          <w:noProof/>
+        </w:rPr>
+        <mc:AlternateContent>
+          <mc:Choice Requires="wps">
+            <w:drawing>
+              <wp:anchor distT="0" distB="0" distL="114300" distR="114300" simplePos="0" relativeHeight="251839488" behindDoc="0" locked="0" layoutInCell="1" allowOverlap="1" wp14:anchorId="73C831C2" wp14:editId="6229D111">
+                <wp:simplePos x="0" y="0"/>
+                <wp:positionH relativeFrom="column">
+                  <wp:posOffset>2841625</wp:posOffset>
+                </wp:positionH>
+                <wp:positionV relativeFrom="paragraph">
+                  <wp:posOffset>62230</wp:posOffset>
+                </wp:positionV>
+                <wp:extent cx="552450" cy="382270"/>
+                <wp:effectExtent l="0" t="0" r="0" b="0"/>
+                <wp:wrapNone/>
+                <wp:docPr id="282155747" name="テキスト ボックス 282155747"/>
+                <wp:cNvGraphicFramePr/>
+                <a:graphic xmlns:a="http://schemas.openxmlformats.org/drawingml/2006/main">
+                  <a:graphicData uri="http://schemas.microsoft.com/office/word/2010/wordprocessingShape">
+                    <wps:wsp>
+                      <wps:cNvSpPr txBox="1"/>
+                      <wps:spPr>
+                        <a:xfrm>
+                          <a:off x="0" y="0"/>
+                          <a:ext cx="552450" cy="382270"/>
+                        </a:xfrm>
+                        <a:prstGeom prst="rect">
+                          <a:avLst/>
+                        </a:prstGeom>
+                        <a:noFill/>
+                        <a:ln w="6350">
+                          <a:noFill/>
+                        </a:ln>
+                      </wps:spPr>
+                      <wps:txbx>
+                        <w:txbxContent>
+                          <w:p>
+                            <w:pPr>
+                              <w:rPr>
+                                <w:rFonts w:hint="eastAsia"/>
+                                <w:b/>
+                                <w:color w:val="FF0000"/>
+                              </w:rPr>
+                            </w:pPr>
+                            <w:r>
+                              <w:rPr>
+                                <w:rFonts w:hint="eastAsia"/>
+                                <w:b/>
+                                <w:color w:val="FF0000"/>
+                              </w:rPr>
+                              <w:t>⑮</w:t>
+                            </w:r>
+                          </w:p>
+                        </w:txbxContent>
+                      </wps:txbx>
+                      <wps:bodyPr rot="0" spcFirstLastPara="0" vertOverflow="overflow" horzOverflow="overflow" vert="horz" wrap="square" lIns="91440" tIns="45720" rIns="91440" bIns="45720" numCol="1" spcCol="0" rtlCol="0" fromWordArt="0" anchor="t" anchorCtr="0" forceAA="0" compatLnSpc="1">
+                        <a:prstTxWarp prst="textNoShape">
+                          <a:avLst/>
+                        </a:prstTxWarp>
+                        <a:noAutofit/>
+                      </wps:bodyPr>
+                    </wps:wsp>
+                  </a:graphicData>
+                </a:graphic>
+                <wp14:sizeRelH relativeFrom="margin">
+                  <wp14:pctWidth>0</wp14:pctWidth>
+                </wp14:sizeRelH>
+                <wp14:sizeRelV relativeFrom="margin">
+                  <wp14:pctHeight>0</wp14:pctHeight>
+                </wp14:sizeRelV>
+              </wp:anchor>
+            </w:drawing>
+          </mc:Choice>
+          <mc:Fallback>
+            <w:pict>
+              <v:shape w14:anchorId="73C831C2" id="テキスト ボックス 282155747" o:spid="_x0000_s1072" type="#_x0000_t202" style="position:absolute;left:0;text-align:left;margin-left:223.75pt;margin-top:4.9pt;width:43.5pt;height:30.1pt;z-index:251839488;visibility:visible;mso-wrap-style:square;mso-width-percent:0;mso-height-percent:0;mso-wrap-distance-left:9pt;mso-wrap-distance-top:0;mso-wrap-distance-right:9pt;mso-wrap-distance-bottom:0;mso-position-horizontal:absolute;mso-position-horizontal-relative:text;mso-position-vertical:absolute;mso-position-vertical-relative:text;mso-width-percent:0;mso-height-percent:0;mso-width-relative:margin;mso-height-relative:margin;v-text-anchor:top" o:gfxdata="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" filled="f" stroked="f" strokeweight=".5pt">
+                <v:textbox>
+                  <w:txbxContent>
+                    <w:p>
+                      <w:pPr>
+                        <w:rPr>
+                          <w:rFonts w:hint="eastAsia"/>
+                          <w:b/>
+                          <w:color w:val="FF0000"/>
+                        </w:rPr>
+                      </w:pPr>
+                      <w:r>
+                        <w:rPr>
+                          <w:rFonts w:hint="eastAsia"/>
+                          <w:b/>
+                          <w:color w:val="FF0000"/>
+                        </w:rPr>
+                        <w:t>⑮</w:t>
+                      </w:r>
+                    </w:p>
+                  </w:txbxContent>
+                </v:textbox>
+              </v:shape>
+            </w:pict>
+          </mc:Fallback>
+        </mc:AlternateContent>
+      </w:r>
+      <w:r>
+        <w:rPr>
+          <w:rFonts w:hint="eastAsia"/>
+          <w:noProof/>
+        </w:rPr>
+        <mc:AlternateContent>
+          <mc:Choice Requires="wps">
+            <w:drawing>
+              <wp:anchor distT="0" distB="0" distL="114300" distR="114300" simplePos="0" relativeHeight="251837440" behindDoc="0" locked="0" layoutInCell="1" allowOverlap="1" wp14:anchorId="79466119" wp14:editId="1C07F9D0">
+                <wp:simplePos x="0" y="0"/>
+                <wp:positionH relativeFrom="column">
+                  <wp:posOffset>1908175</wp:posOffset>
+                </wp:positionH>
+                <wp:positionV relativeFrom="paragraph">
+                  <wp:posOffset>144780</wp:posOffset>
+                </wp:positionV>
+                <wp:extent cx="552450" cy="382270"/>
+                <wp:effectExtent l="0" t="0" r="0" b="0"/>
+                <wp:wrapNone/>
+                <wp:docPr id="2036702159" name="テキスト ボックス 2036702159"/>
+                <wp:cNvGraphicFramePr/>
+                <a:graphic xmlns:a="http://schemas.openxmlformats.org/drawingml/2006/main">
+                  <a:graphicData uri="http://schemas.microsoft.com/office/word/2010/wordprocessingShape">
+                    <wps:wsp>
+                      <wps:cNvSpPr txBox="1"/>
+                      <wps:spPr>
+                        <a:xfrm>
+                          <a:off x="0" y="0"/>
+                          <a:ext cx="552450" cy="382270"/>
+                        </a:xfrm>
+                        <a:prstGeom prst="rect">
+                          <a:avLst/>
+                        </a:prstGeom>
+                        <a:noFill/>
+                        <a:ln w="6350">
+                          <a:noFill/>
+                        </a:ln>
+                      </wps:spPr>
+                      <wps:txbx>
+                        <w:txbxContent>
+                          <w:p>
+                            <w:pPr>
+                              <w:jc w:val="center"/>
+                              <w:rPr>
+                                <w:b/>
+                                <w:color w:val="FF0000"/>
+                              </w:rPr>
+                            </w:pPr>
+                            <w:r>
+                              <w:rPr>
+                                <w:rFonts w:hint="eastAsia"/>
+                                <w:b/>
+                                <w:color w:val="FF0000"/>
+                              </w:rPr>
+                              <w:t>⑭</w:t>
+                            </w:r>
+                          </w:p>
+                        </w:txbxContent>
+                      </wps:txbx>
+                      <wps:bodyPr rot="0" spcFirstLastPara="0" vertOverflow="overflow" horzOverflow="overflow" vert="horz" wrap="square" lIns="91440" tIns="45720" rIns="91440" bIns="45720" numCol="1" spcCol="0" rtlCol="0" fromWordArt="0" anchor="t" anchorCtr="0" forceAA="0" compatLnSpc="1">
+                        <a:prstTxWarp prst="textNoShape">
+                          <a:avLst/>
+                        </a:prstTxWarp>
+                        <a:noAutofit/>
+                      </wps:bodyPr>
+                    </wps:wsp>
+                  </a:graphicData>
+                </a:graphic>
+                <wp14:sizeRelH relativeFrom="margin">
+                  <wp14:pctWidth>0</wp14:pctWidth>
+                </wp14:sizeRelH>
+                <wp14:sizeRelV relativeFrom="margin">
+                  <wp14:pctHeight>0</wp14:pctHeight>
+                </wp14:sizeRelV>
+              </wp:anchor>
+            </w:drawing>
+          </mc:Choice>
+          <mc:Fallback>
+            <w:pict>
+              <v:shape w14:anchorId="79466119" id="テキスト ボックス 2036702159" o:spid="_x0000_s1073" type="#_x0000_t202" style="position:absolute;left:0;text-align:left;margin-left:150.25pt;margin-top:11.4pt;width:43.5pt;height:30.1pt;z-index:251837440;visibility:visible;mso-wrap-style:square;mso-width-percent:0;mso-height-percent:0;mso-wrap-distance-left:9pt;mso-wrap-distance-top:0;mso-wrap-distance-right:9pt;mso-wrap-distance-bottom:0;mso-position-horizontal:absolute;mso-position-horizontal-relative:text;mso-position-vertical:absolute;mso-position-vertical-relative:text;mso-width-percent:0;mso-height-percent:0;mso-width-relative:margin;mso-height-relative:margin;v-text-anchor:top" o:gfxdata="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" filled="f" stroked="f" strokeweight=".5pt">
+                <v:textbox>
+                  <w:txbxContent>
+                    <w:p>
+                      <w:pPr>
+                        <w:jc w:val="center"/>
+                        <w:rPr>
+                          <w:b/>
+                          <w:color w:val="FF0000"/>
+                        </w:rPr>
+                      </w:pPr>
+                      <w:r>
+                        <w:rPr>
+                          <w:rFonts w:hint="eastAsia"/>
+                          <w:b/>
+                          <w:color w:val="FF0000"/>
+                        </w:rPr>
+                        <w:t>⑭</w:t>
+                      </w:r>
+                    </w:p>
+                  </w:txbxContent>
+                </v:textbox>
+              </v:shape>
+            </w:pict>
+          </mc:Fallback>
+        </mc:AlternateContent>
+      </w:r>
+      <w:r>
+        <w:rPr>
+          <w:rFonts w:hint="eastAsia"/>
+          <w:noProof/>
+        </w:rPr>
+        <mc:AlternateContent>
+          <mc:Choice Requires="wps">
+            <w:drawing>
+              <wp:anchor distT="0" distB="0" distL="114300" distR="114300" simplePos="0" relativeHeight="251836416" behindDoc="0" locked="0" layoutInCell="1" allowOverlap="1" wp14:anchorId="7907729B" wp14:editId="2DC4A08B">
+                <wp:simplePos x="0" y="0"/>
+                <wp:positionH relativeFrom="margin">
+                  <wp:posOffset>1987550</wp:posOffset>
+                </wp:positionH>
+                <wp:positionV relativeFrom="paragraph">
+                  <wp:posOffset>6350</wp:posOffset>
+                </wp:positionV>
+                <wp:extent cx="88900" cy="203200"/>
+                <wp:effectExtent l="0" t="0" r="25400" b="25400"/>
+                <wp:wrapNone/>
+                <wp:docPr id="1457239404" name="直線コネクタ 1457239404"/>
+                <wp:cNvGraphicFramePr/>
+                <a:graphic xmlns:a="http://schemas.openxmlformats.org/drawingml/2006/main">
+                  <a:graphicData uri="http://schemas.microsoft.com/office/word/2010/wordprocessingShape">
+                    <wps:wsp>
+                      <wps:cNvCnPr/>
+                      <wps:spPr>
+                        <a:xfrm flipH="1" flipV="1">
+                          <a:off x="0" y="0"/>
+                          <a:ext cx="88900" cy="203200"/>
+                        </a:xfrm>
+                        <a:prstGeom prst="line">
+                          <a:avLst/>
+                        </a:prstGeom>
+                        <a:ln w="12700">
+                          <a:solidFill>
+                            <a:srgbClr val="FF0000"/>
+                          </a:solidFill>
+                        </a:ln>
+                      </wps:spPr>
+                      <wps:style>
+                        <a:lnRef idx="1">
+                          <a:schemeClr val="accent1"/>
+                        </a:lnRef>
+                        <a:fillRef idx="0">
+                          <a:schemeClr val="accent1"/>
+                        </a:fillRef>
+                        <a:effectRef idx="0">
+                          <a:schemeClr val="accent1"/>
+                        </a:effectRef>
+                        <a:fontRef idx="minor">
+                          <a:schemeClr val="tx1"/>
+                        </a:fontRef>
+                      </wps:style>
+                      <wps:bodyPr/>
+                    </wps:wsp>
+                  </a:graphicData>
+                </a:graphic>
+                <wp14:sizeRelH relativeFrom="margin">
+                  <wp14:pctWidth>0</wp14:pctWidth>
+                </wp14:sizeRelH>
+                <wp14:sizeRelV relativeFrom="margin">
+                  <wp14:pctHeight>0</wp14:pctHeight>
+                </wp14:sizeRelV>
+              </wp:anchor>
+            </w:drawing>
+          </mc:Choice>
+          <mc:Fallback>
+            <w:pict>
+              <v:line w14:anchorId="57613ED3" id="直線コネクタ 1457239404" o:spid="_x0000_s1026" style="position:absolute;flip:x y;z-index:251836416;visibility:visible;mso-wrap-style:square;mso-width-percent:0;mso-height-percent:0;mso-wrap-distance-left:9pt;mso-wrap-distance-top:0;mso-wrap-distance-right:9pt;mso-wrap-distance-bottom:0;mso-position-horizontal:absolute;mso-position-horizontal-relative:margin;mso-position-vertical:absolute;mso-position-vertical-relative:text;mso-width-percent:0;mso-height-percent:0;mso-width-relative:margin;mso-height-relative:margin" from="156.5pt,.5pt" to="163.5pt,16.5pt" o:gfxdata="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" strokecolor="red" strokeweight="1pt">
+                <v:stroke joinstyle="miter"/>
+                <w10:wrap anchorx="margin"/>
+              </v:line>
+            </w:pict>
+          </mc:Fallback>
+        </mc:AlternateContent>
+      </w:r>
+    </w:p>
+    <w:p>
+      <w:pPr>
+        <w:ind w:leftChars="675" w:left="1418"/>
+      </w:pPr>
+    </w:p>
+    <w:p>
+      <w:pPr>
+        <w:ind w:leftChars="675" w:left="1418"/>
+      </w:pPr>
+    </w:p>
+    <w:p>
+      <w:pPr>
+        <w:pStyle w:val="a4"/>
+        <w:ind w:leftChars="0" w:left="1985"/>
+      </w:pPr>
+      <w:r>
+        <w:rPr>
+          <w:rFonts w:hint="eastAsia"/>
+        </w:rPr>
+        <w:t>＜初期表示＞</w:t>
+      </w:r>
+    </w:p>
+    <w:tbl>
+      <w:tblPr>
+        <w:tblStyle w:val="a3"/>
+        <w:tblW w:w="7908" w:type="dxa"/>
+        <w:tblInd w:w="1973" w:type="dxa"/>
+        <w:tblLook w:val="04A0" w:firstRow="1" w:lastRow="0" w:firstColumn="1" w:lastColumn="0" w:noHBand="0" w:noVBand="1"/>
+      </w:tblPr>
+      <w:tblGrid>
+        <w:gridCol w:w="716"/>
+        <w:gridCol w:w="1993"/>
+        <w:gridCol w:w="851"/>
+        <w:gridCol w:w="2268"/>
+        <w:gridCol w:w="2080"/>
+      </w:tblGrid>
+      <w:tr>
+        <w:tc>
+          <w:tcPr>
+            <w:tcW w:w="716" w:type="dxa"/>
+            <w:shd w:val="clear" w:color="auto" w:fill="92D050"/>
+          </w:tcPr>
+          <w:p>
+            <w:pPr>
+              <w:pStyle w:val="a4"/>
+              <w:ind w:leftChars="0" w:left="0"/>
+              <w:jc w:val="center"/>
+            </w:pPr>
+            <w:r>
+              <w:t>No.</w:t>
+            </w:r>
+          </w:p>
+        </w:tc>
+        <w:tc>
+          <w:tcPr>
+            <w:tcW w:w="1993" w:type="dxa"/>
+            <w:shd w:val="clear" w:color="auto" w:fill="92D050"/>
+          </w:tcPr>
+          <w:p>
+            <w:pPr>
+              <w:pStyle w:val="a4"/>
+              <w:ind w:leftChars="0" w:left="0"/>
+              <w:jc w:val="center"/>
+            </w:pPr>
+            <w:r>
+              <w:rPr>
+                <w:rFonts w:hint="eastAsia"/>
+              </w:rPr>
+              <w:t>項目名</w:t>
+            </w:r>
+          </w:p>
+        </w:tc>
+        <w:tc>
+          <w:tcPr>
+            <w:tcW w:w="851" w:type="dxa"/>
+            <w:shd w:val="clear" w:color="auto" w:fill="92D050"/>
+          </w:tcPr>
+          <w:p>
+            <w:pPr>
+              <w:pStyle w:val="a4"/>
+              <w:ind w:leftChars="0" w:left="0"/>
+              <w:jc w:val="center"/>
+            </w:pPr>
+            <w:r>
+              <w:rPr>
+                <w:rFonts w:hint="eastAsia"/>
+              </w:rPr>
+              <w:t>固定</w:t>
+            </w:r>
+          </w:p>
+        </w:tc>
+        <w:tc>
+          <w:tcPr>
+            <w:tcW w:w="2268" w:type="dxa"/>
+            <w:shd w:val="clear" w:color="auto" w:fill="92D050"/>
+          </w:tcPr>
+          <w:p>
+            <w:pPr>
+              <w:pStyle w:val="a4"/>
+              <w:ind w:leftChars="0" w:left="0"/>
+              <w:jc w:val="center"/>
+            </w:pPr>
+            <w:r>
+              <w:rPr>
+                <w:rFonts w:hint="eastAsia"/>
+              </w:rPr>
+              <w:t>表示内容</w:t>
+            </w:r>
+          </w:p>
+        </w:tc>
+        <w:tc>
+          <w:tcPr>
+            <w:tcW w:w="2080" w:type="dxa"/>
+            <w:shd w:val="clear" w:color="auto" w:fill="92D050"/>
+          </w:tcPr>
+          <w:p>
+            <w:pPr>
+              <w:pStyle w:val="a4"/>
+              <w:ind w:leftChars="0" w:left="0"/>
+              <w:jc w:val="center"/>
+            </w:pPr>
+            <w:r>
+              <w:rPr>
+                <w:rFonts w:hint="eastAsia"/>
+              </w:rPr>
+              <w:t>備考</w:t>
+            </w:r>
+          </w:p>
+        </w:tc>
+      </w:tr>
+      <w:tr>
+        <w:tc>
+          <w:tcPr>
+            <w:tcW w:w="716" w:type="dxa"/>
+          </w:tcPr>
+          <w:p>
+            <w:pPr>
+              <w:pStyle w:val="a4"/>
+              <w:numPr>
+                <w:ilvl w:val="0"/>
+                <w:numId w:val="13"/>
+              </w:numPr>
+              <w:ind w:leftChars="0"/>
+              <w:jc w:val="center"/>
+              <w:rPr>
+                <w:szCs w:val="21"/>
+              </w:rPr>
+            </w:pPr>
+          </w:p>
+        </w:tc>
+        <w:tc>
+          <w:tcPr>
+            <w:tcW w:w="1993" w:type="dxa"/>
+          </w:tcPr>
+          <w:p>
+            <w:pPr>
+              <w:pStyle w:val="a4"/>
+              <w:ind w:leftChars="0" w:left="0"/>
+              <w:rPr>
+                <w:szCs w:val="21"/>
+              </w:rPr>
+            </w:pPr>
+            <w:r>
+              <w:rPr>
+                <w:szCs w:val="21"/>
+              </w:rPr>
+              <w:t>表示対象</w:t>
+            </w:r>
+            <w:r>
+              <w:rPr>
+                <w:rFonts w:hint="eastAsia"/>
+                <w:szCs w:val="21"/>
+              </w:rPr>
+              <w:t>（ピン）</w:t>
+            </w:r>
+          </w:p>
+        </w:tc>
+        <w:tc>
+          <w:tcPr>
+            <w:tcW w:w="851" w:type="dxa"/>
+          </w:tcPr>
+          <w:p>
+            <w:pPr>
+              <w:pStyle w:val="a4"/>
+              <w:ind w:leftChars="0" w:left="0"/>
+              <w:jc w:val="center"/>
+              <w:rPr>
+                <w:szCs w:val="21"/>
+              </w:rPr>
+            </w:pPr>
+            <w:r>
+              <w:rPr>
+                <w:rFonts w:hint="eastAsia"/>
+                <w:szCs w:val="21"/>
+              </w:rPr>
+              <w:t>-</w:t>
+            </w:r>
+          </w:p>
+        </w:tc>
+        <w:tc>
+          <w:tcPr>
+            <w:tcW w:w="2268" w:type="dxa"/>
+          </w:tcPr>
+          <w:p>
+            <w:pPr>
+              <w:pStyle w:val="a4"/>
+              <w:ind w:leftChars="0" w:left="0"/>
+              <w:rPr>
+                <w:szCs w:val="21"/>
+              </w:rPr>
+            </w:pPr>
+            <w:r>
+              <w:rPr>
+                <w:rFonts w:hint="eastAsia"/>
+                <w:szCs w:val="21"/>
+              </w:rPr>
+              <w:t>p</w:t>
+            </w:r>
+            <w:r>
+              <w:rPr>
+                <w:szCs w:val="21"/>
+              </w:rPr>
+              <w:t>os</w:t>
+            </w:r>
+            <w:r>
+              <w:rPr>
+                <w:rFonts w:hint="eastAsia"/>
+                <w:szCs w:val="21"/>
+              </w:rPr>
+              <w:t>tテーブ</w:t>
+            </w:r>
+            <w:r>
+              <w:rPr>
+                <w:szCs w:val="21"/>
+              </w:rPr>
+              <w:t>ル</w:t>
+            </w:r>
+            <w:r>
+              <w:rPr>
+                <w:rFonts w:hint="eastAsia"/>
+                <w:szCs w:val="21"/>
+              </w:rPr>
+              <w:t>のaddress</w:t>
+            </w:r>
+            <w:r>
+              <w:rPr>
+                <w:szCs w:val="21"/>
+              </w:rPr>
+              <w:t>を元に地図上へ表示</w:t>
+            </w:r>
+          </w:p>
+        </w:tc>
+        <w:tc>
+          <w:tcPr>
+            <w:tcW w:w="2080" w:type="dxa"/>
+          </w:tcPr>
+          <w:p>
+            <w:pPr>
+              <w:pStyle w:val="a4"/>
+              <w:ind w:leftChars="0" w:left="0"/>
+              <w:rPr>
+                <w:szCs w:val="21"/>
+              </w:rPr>
+            </w:pPr>
+          </w:p>
+        </w:tc>
+      </w:tr>
+      <w:tr>
+        <w:tc>
+          <w:tcPr>
+            <w:tcW w:w="716" w:type="dxa"/>
+          </w:tcPr>
+          <w:p>
+            <w:pPr>
+              <w:pStyle w:val="a4"/>
+              <w:numPr>
+                <w:ilvl w:val="0"/>
+                <w:numId w:val="13"/>
+              </w:numPr>
+              <w:ind w:leftChars="0"/>
+              <w:jc w:val="center"/>
+              <w:rPr>
+                <w:szCs w:val="21"/>
+              </w:rPr>
+            </w:pPr>
+          </w:p>
+        </w:tc>
+        <w:tc>
+          <w:tcPr>
+            <w:tcW w:w="1993" w:type="dxa"/>
+          </w:tcPr>
+          <w:p>
+            <w:pPr>
+              <w:pStyle w:val="a4"/>
+              <w:ind w:leftChars="0" w:left="0"/>
+              <w:rPr>
+                <w:szCs w:val="21"/>
+              </w:rPr>
+            </w:pPr>
+            <w:r>
+              <w:rPr>
+                <w:rFonts w:hint="eastAsia"/>
+                <w:szCs w:val="21"/>
+              </w:rPr>
+              <w:t>サイトTOP</w:t>
+            </w:r>
+          </w:p>
+        </w:tc>
+        <w:tc>
+          <w:tcPr>
+            <w:tcW w:w="851" w:type="dxa"/>
+          </w:tcPr>
+          <w:p>
+            <w:pPr>
+              <w:pStyle w:val="a4"/>
+              <w:ind w:leftChars="0" w:left="0"/>
+              <w:jc w:val="center"/>
+              <w:rPr>
+                <w:szCs w:val="21"/>
+              </w:rPr>
+            </w:pPr>
+            <w:r>
+              <w:rPr>
+                <w:rFonts w:hint="eastAsia"/>
+                <w:szCs w:val="21"/>
+              </w:rPr>
+              <w:t>○</w:t>
+            </w:r>
+          </w:p>
+        </w:tc>
+        <w:tc>
+          <w:tcPr>
+            <w:tcW w:w="2268" w:type="dxa"/>
+          </w:tcPr>
+          <w:p>
+            <w:pPr>
+              <w:pStyle w:val="a4"/>
+              <w:ind w:leftChars="0" w:left="0"/>
+              <w:rPr>
+                <w:szCs w:val="21"/>
+              </w:rPr>
+            </w:pPr>
+          </w:p>
+        </w:tc>
+        <w:tc>
+          <w:tcPr>
+            <w:tcW w:w="2080" w:type="dxa"/>
+          </w:tcPr>
+          <w:p>
+            <w:pPr>
+              <w:pStyle w:val="a4"/>
+              <w:ind w:leftChars="0" w:left="0"/>
+              <w:rPr>
+                <w:szCs w:val="21"/>
+              </w:rPr>
+            </w:pPr>
+            <w:r>
+              <w:rPr>
+                <w:rFonts w:hint="eastAsia"/>
+                <w:szCs w:val="21"/>
+              </w:rPr>
+              <w:t>押下後サイトTOP画面に遷移する</w:t>
+            </w:r>
+          </w:p>
+        </w:tc>
+      </w:tr>
+      <w:tr>
+        <w:tc>
+          <w:tcPr>
+            <w:tcW w:w="716" w:type="dxa"/>
+          </w:tcPr>
+          <w:p>
+            <w:pPr>
+              <w:pStyle w:val="a4"/>
+              <w:numPr>
+                <w:ilvl w:val="0"/>
+                <w:numId w:val="13"/>
+              </w:numPr>
+              <w:ind w:leftChars="0"/>
+              <w:jc w:val="center"/>
+              <w:rPr>
+                <w:szCs w:val="21"/>
+              </w:rPr>
+            </w:pPr>
+          </w:p>
+        </w:tc>
+        <w:tc>
+          <w:tcPr>
+            <w:tcW w:w="1993" w:type="dxa"/>
+          </w:tcPr>
+          <w:p>
+            <w:pPr>
+              <w:pStyle w:val="a4"/>
+              <w:ind w:leftChars="0" w:left="0"/>
+              <w:rPr>
+                <w:szCs w:val="21"/>
+              </w:rPr>
+            </w:pPr>
+            <w:r>
+              <w:rPr>
+                <w:rFonts w:hint="eastAsia"/>
+                <w:szCs w:val="21"/>
+              </w:rPr>
+              <w:t>危険度ランキング</w:t>
+            </w:r>
+          </w:p>
+        </w:tc>
+        <w:tc>
+          <w:tcPr>
+            <w:tcW w:w="851" w:type="dxa"/>
+          </w:tcPr>
+          <w:p>
+            <w:pPr>
+              <w:pStyle w:val="a4"/>
+              <w:ind w:leftChars="0" w:left="0"/>
+              <w:jc w:val="center"/>
+              <w:rPr>
+                <w:szCs w:val="21"/>
+              </w:rPr>
+            </w:pPr>
+            <w:r>
+              <w:rPr>
+                <w:rFonts w:hint="eastAsia"/>
+                <w:szCs w:val="21"/>
+              </w:rPr>
+              <w:t>○</w:t>
+            </w:r>
+          </w:p>
+        </w:tc>
+        <w:tc>
+          <w:tcPr>
+            <w:tcW w:w="2268" w:type="dxa"/>
+          </w:tcPr>
+          <w:p>
+            <w:pPr>
+              <w:pStyle w:val="a4"/>
+              <w:ind w:leftChars="0" w:left="0"/>
+              <w:rPr>
+                <w:szCs w:val="21"/>
+              </w:rPr>
+            </w:pPr>
+          </w:p>
+        </w:tc>
+        <w:tc>
+          <w:tcPr>
+            <w:tcW w:w="2080" w:type="dxa"/>
+          </w:tcPr>
+          <w:p>
+            <w:pPr>
+              <w:pStyle w:val="a4"/>
+              <w:ind w:leftChars="0" w:left="0"/>
+              <w:rPr>
+                <w:szCs w:val="21"/>
+              </w:rPr>
+            </w:pPr>
+            <w:r>
+              <w:rPr>
+                <w:rFonts w:hint="eastAsia"/>
+                <w:szCs w:val="21"/>
+              </w:rPr>
+              <w:t>押下後危険度ランキング画面に遷移する。</w:t>
+            </w:r>
+          </w:p>
+        </w:tc>
+      </w:tr>
+      <w:tr>
+        <w:tc>
+          <w:tcPr>
+            <w:tcW w:w="716" w:type="dxa"/>
+          </w:tcPr>
+          <w:p>
+            <w:pPr>
+              <w:pStyle w:val="a4"/>
+              <w:numPr>
+                <w:ilvl w:val="0"/>
+                <w:numId w:val="13"/>
+              </w:numPr>
+              <w:ind w:leftChars="0"/>
+              <w:jc w:val="center"/>
+              <w:rPr>
+                <w:szCs w:val="21"/>
+              </w:rPr>
+            </w:pPr>
+          </w:p>
+        </w:tc>
+        <w:tc>
+          <w:tcPr>
+            <w:tcW w:w="1993" w:type="dxa"/>
+          </w:tcPr>
+          <w:p>
+            <w:pPr>
+              <w:pStyle w:val="a4"/>
+              <w:ind w:leftChars="0" w:left="0"/>
+              <w:rPr>
+                <w:szCs w:val="21"/>
+              </w:rPr>
+            </w:pPr>
+            <w:r>
+              <w:rPr>
+                <w:rFonts w:hint="eastAsia"/>
+                <w:szCs w:val="21"/>
+              </w:rPr>
+              <w:t>絞り込み検索</w:t>
+            </w:r>
+          </w:p>
+        </w:tc>
+        <w:tc>
+          <w:tcPr>
+            <w:tcW w:w="851" w:type="dxa"/>
+          </w:tcPr>
+          <w:p>
+            <w:pPr>
+              <w:pStyle w:val="a4"/>
+              <w:ind w:leftChars="0" w:left="0"/>
+              <w:jc w:val="center"/>
+              <w:rPr>
+                <w:szCs w:val="21"/>
+              </w:rPr>
+            </w:pPr>
+            <w:r>
+              <w:rPr>
+                <w:rFonts w:hint="eastAsia"/>
+                <w:szCs w:val="21"/>
+              </w:rPr>
+              <w:t>○</w:t>
+            </w:r>
+          </w:p>
+        </w:tc>
+        <w:tc>
+          <w:tcPr>
+            <w:tcW w:w="2268" w:type="dxa"/>
+          </w:tcPr>
+          <w:p>
+            <w:pPr>
+              <w:pStyle w:val="a4"/>
+              <w:ind w:leftChars="0" w:left="0"/>
+              <w:rPr>
+                <w:szCs w:val="21"/>
+              </w:rPr>
+            </w:pPr>
+          </w:p>
+        </w:tc>
+        <w:tc>
+          <w:tcPr>
+            <w:tcW w:w="2080" w:type="dxa"/>
+          </w:tcPr>
+          <w:p>
+            <w:pPr>
+              <w:pStyle w:val="a4"/>
+              <w:ind w:leftChars="0" w:left="0"/>
+              <w:rPr>
+                <w:szCs w:val="21"/>
+              </w:rPr>
+            </w:pPr>
+            <w:r>
+              <w:rPr>
+                <w:rFonts w:hint="eastAsia"/>
+                <w:szCs w:val="21"/>
+              </w:rPr>
+              <w:t>押下後絞り込み画面に遷移する。</w:t>
+            </w:r>
+          </w:p>
+        </w:tc>
+      </w:tr>
+      <w:tr>
+        <w:tc>
+          <w:tcPr>
+            <w:tcW w:w="716" w:type="dxa"/>
+          </w:tcPr>
+          <w:p>
+            <w:pPr>
+              <w:pStyle w:val="a4"/>
+              <w:numPr>
+                <w:ilvl w:val="0"/>
+                <w:numId w:val="13"/>
+              </w:numPr>
+              <w:ind w:leftChars="0"/>
+              <w:jc w:val="center"/>
+              <w:rPr>
+                <w:szCs w:val="21"/>
+              </w:rPr>
+            </w:pPr>
+          </w:p>
+        </w:tc>
+        <w:tc>
+          <w:tcPr>
+            <w:tcW w:w="1993" w:type="dxa"/>
+          </w:tcPr>
+          <w:p>
+            <w:pPr>
+              <w:pStyle w:val="a4"/>
+              <w:ind w:leftChars="0" w:left="0"/>
+              <w:rPr>
+                <w:szCs w:val="21"/>
+              </w:rPr>
+            </w:pPr>
+            <w:r>
+              <w:rPr>
+                <w:rFonts w:hint="eastAsia"/>
+                <w:szCs w:val="21"/>
+              </w:rPr>
+              <w:t>通知設定</w:t>
+            </w:r>
+          </w:p>
+        </w:tc>
+        <w:tc>
+          <w:tcPr>
+            <w:tcW w:w="851" w:type="dxa"/>
+          </w:tcPr>
+          <w:p>
+            <w:pPr>
+              <w:pStyle w:val="a4"/>
+              <w:ind w:leftChars="0" w:left="0"/>
+              <w:jc w:val="center"/>
+              <w:rPr>
+                <w:szCs w:val="21"/>
+              </w:rPr>
+            </w:pPr>
+            <w:r>
+              <w:rPr>
+                <w:rFonts w:hint="eastAsia"/>
+                <w:szCs w:val="21"/>
+              </w:rPr>
+              <w:t>○</w:t>
+            </w:r>
+          </w:p>
+        </w:tc>
+        <w:tc>
+          <w:tcPr>
+            <w:tcW w:w="2268" w:type="dxa"/>
+          </w:tcPr>
+          <w:p>
+            <w:pPr>
+              <w:pStyle w:val="a4"/>
+              <w:ind w:leftChars="0" w:left="0"/>
+              <w:rPr>
+                <w:szCs w:val="21"/>
+              </w:rPr>
+            </w:pPr>
+          </w:p>
+        </w:tc>
+        <w:tc>
+          <w:tcPr>
+            <w:tcW w:w="2080" w:type="dxa"/>
+          </w:tcPr>
+          <w:p>
+            <w:pPr>
+              <w:pStyle w:val="a4"/>
+              <w:ind w:leftChars="0" w:left="0"/>
+              <w:rPr>
+                <w:szCs w:val="21"/>
+              </w:rPr>
+            </w:pPr>
+            <w:r>
+              <w:rPr>
+                <w:rFonts w:hint="eastAsia"/>
+                <w:szCs w:val="21"/>
+              </w:rPr>
+              <w:t>ログインユーザか否かで遷移先が変化する。</w:t>
+            </w:r>
+          </w:p>
+        </w:tc>
+      </w:tr>
+    </w:tbl>
+    <w:p>
+      <w:pPr>
+        <w:ind w:leftChars="675" w:left="1418"/>
+      </w:pPr>
+    </w:p>
+    <w:p>
+      <w:pPr>
+        <w:pStyle w:val="a4"/>
+        <w:ind w:leftChars="0" w:left="1985"/>
+      </w:pPr>
+      <w:r>
+        <w:rPr>
+          <w:rFonts w:hint="eastAsia"/>
+        </w:rPr>
+        <w:t>＜ピン押下時の表示＞</w:t>
+      </w:r>
+    </w:p>
+    <w:tbl>
+      <w:tblPr>
+        <w:tblStyle w:val="a3"/>
+        <w:tblW w:w="7908" w:type="dxa"/>
+        <w:tblInd w:w="1973" w:type="dxa"/>
+        <w:tblLook w:val="04A0" w:firstRow="1" w:lastRow="0" w:firstColumn="1" w:lastColumn="0" w:noHBand="0" w:noVBand="1"/>
+      </w:tblPr>
+      <w:tblGrid>
+        <w:gridCol w:w="716"/>
+        <w:gridCol w:w="1993"/>
+        <w:gridCol w:w="851"/>
+        <w:gridCol w:w="2268"/>
+        <w:gridCol w:w="2080"/>
+      </w:tblGrid>
+      <w:tr>
+        <w:tc>
+          <w:tcPr>
+            <w:tcW w:w="716" w:type="dxa"/>
+            <w:shd w:val="clear" w:color="auto" w:fill="92D050"/>
+          </w:tcPr>
+          <w:p>
+            <w:pPr>
+              <w:pStyle w:val="a4"/>
+              <w:ind w:leftChars="0" w:left="0"/>
+              <w:jc w:val="center"/>
+            </w:pPr>
+            <w:r>
+              <w:t>No.</w:t>
+            </w:r>
+          </w:p>
+        </w:tc>
+        <w:tc>
+          <w:tcPr>
+            <w:tcW w:w="1993" w:type="dxa"/>
+            <w:shd w:val="clear" w:color="auto" w:fill="92D050"/>
+          </w:tcPr>
+          <w:p>
+            <w:pPr>
+              <w:pStyle w:val="a4"/>
+              <w:ind w:leftChars="0" w:left="0"/>
+              <w:jc w:val="center"/>
+            </w:pPr>
+            <w:r>
+              <w:rPr>
+                <w:rFonts w:hint="eastAsia"/>
+              </w:rPr>
+              <w:t>項目名</w:t>
+            </w:r>
+          </w:p>
+        </w:tc>
+        <w:tc>
+          <w:tcPr>
+            <w:tcW w:w="851" w:type="dxa"/>
+            <w:shd w:val="clear" w:color="auto" w:fill="92D050"/>
+          </w:tcPr>
+          <w:p>
+            <w:pPr>
+              <w:pStyle w:val="a4"/>
+              <w:ind w:leftChars="0" w:left="0"/>
+              <w:jc w:val="center"/>
+            </w:pPr>
+            <w:r>
+              <w:rPr>
+                <w:rFonts w:hint="eastAsia"/>
+              </w:rPr>
+              <w:t>固定</w:t>
+            </w:r>
+          </w:p>
+        </w:tc>
+        <w:tc>
+          <w:tcPr>
+            <w:tcW w:w="2268" w:type="dxa"/>
+            <w:shd w:val="clear" w:color="auto" w:fill="92D050"/>
+          </w:tcPr>
+          <w:p>
+            <w:pPr>
+              <w:pStyle w:val="a4"/>
+              <w:ind w:leftChars="0" w:left="0"/>
+              <w:jc w:val="center"/>
+            </w:pPr>
+            <w:r>
+              <w:rPr>
+                <w:rFonts w:hint="eastAsia"/>
+              </w:rPr>
+              <w:t>表示内容</w:t>
+            </w:r>
+          </w:p>
+        </w:tc>
+        <w:tc>
+          <w:tcPr>
+            <w:tcW w:w="2080" w:type="dxa"/>
+            <w:shd w:val="clear" w:color="auto" w:fill="92D050"/>
+          </w:tcPr>
+          <w:p>
+            <w:pPr>
+              <w:pStyle w:val="a4"/>
+              <w:ind w:leftChars="0" w:left="0"/>
+              <w:jc w:val="center"/>
+            </w:pPr>
+            <w:r>
+              <w:rPr>
+                <w:rFonts w:hint="eastAsia"/>
+              </w:rPr>
+              <w:t>備考</w:t>
+            </w:r>
+          </w:p>
+        </w:tc>
+      </w:tr>
+      <w:tr>
+        <w:tc>
+          <w:tcPr>
+            <w:tcW w:w="716" w:type="dxa"/>
+          </w:tcPr>
+          <w:p>
+            <w:pPr>
+              <w:pStyle w:val="a4"/>
+              <w:numPr>
+                <w:ilvl w:val="0"/>
+                <w:numId w:val="13"/>
+              </w:numPr>
+              <w:ind w:leftChars="0"/>
+              <w:jc w:val="center"/>
+              <w:rPr>
+                <w:szCs w:val="21"/>
+              </w:rPr>
+            </w:pPr>
+          </w:p>
+        </w:tc>
+        <w:tc>
+          <w:tcPr>
+            <w:tcW w:w="1993" w:type="dxa"/>
+          </w:tcPr>
+          <w:p>
+            <w:pPr>
+              <w:pStyle w:val="a4"/>
+              <w:ind w:leftChars="0" w:left="0"/>
+              <w:rPr>
+                <w:szCs w:val="21"/>
+              </w:rPr>
+            </w:pPr>
+            <w:r>
+              <w:rPr>
+                <w:rFonts w:hint="eastAsia"/>
+                <w:szCs w:val="21"/>
+              </w:rPr>
+              <w:t>ピン</w:t>
+            </w:r>
+          </w:p>
+        </w:tc>
+        <w:tc>
+          <w:tcPr>
+            <w:tcW w:w="851" w:type="dxa"/>
+          </w:tcPr>
+          <w:p>
+            <w:pPr>
+              <w:pStyle w:val="a4"/>
+              <w:ind w:leftChars="0" w:left="0"/>
+              <w:jc w:val="center"/>
+              <w:rPr>
+                <w:szCs w:val="21"/>
+              </w:rPr>
+            </w:pPr>
+            <w:r>
+              <w:rPr>
+                <w:rFonts w:hint="eastAsia"/>
+                <w:szCs w:val="21"/>
+              </w:rPr>
+              <w:t>-</w:t>
+            </w:r>
+          </w:p>
+        </w:tc>
+        <w:tc>
+          <w:tcPr>
+            <w:tcW w:w="2268" w:type="dxa"/>
+          </w:tcPr>
+          <w:p>
+            <w:pPr>
+              <w:pStyle w:val="a4"/>
+              <w:ind w:leftChars="0" w:left="0"/>
+              <w:rPr>
+                <w:szCs w:val="21"/>
+              </w:rPr>
+            </w:pPr>
+            <w:r>
+              <w:rPr>
+                <w:rFonts w:hint="eastAsia"/>
+                <w:szCs w:val="21"/>
+              </w:rPr>
+              <w:t>初期表示と同じ</w:t>
+            </w:r>
+          </w:p>
+        </w:tc>
+        <w:tc>
+          <w:tcPr>
+            <w:tcW w:w="2080" w:type="dxa"/>
+          </w:tcPr>
+          <w:p>
+            <w:pPr>
+              <w:pStyle w:val="a4"/>
+              <w:ind w:leftChars="0" w:left="0"/>
+              <w:rPr>
+                <w:szCs w:val="21"/>
+              </w:rPr>
+            </w:pPr>
+            <w:r>
+              <w:rPr>
+                <w:rFonts w:hint="eastAsia"/>
+                <w:szCs w:val="21"/>
+              </w:rPr>
+              <w:t>もう一度押下すると詳細表示部分が見えなくなる</w:t>
+            </w:r>
+          </w:p>
+        </w:tc>
+      </w:tr>
+      <w:tr>
+        <w:tc>
+          <w:tcPr>
+            <w:tcW w:w="716" w:type="dxa"/>
+          </w:tcPr>
+          <w:p>
+            <w:pPr>
+              <w:pStyle w:val="a4"/>
+              <w:numPr>
+                <w:ilvl w:val="0"/>
+                <w:numId w:val="13"/>
+              </w:numPr>
+              <w:ind w:leftChars="0"/>
+              <w:jc w:val="center"/>
+              <w:rPr>
+                <w:szCs w:val="21"/>
+              </w:rPr>
+            </w:pPr>
+          </w:p>
+        </w:tc>
+        <w:tc>
+          <w:tcPr>
+            <w:tcW w:w="1993" w:type="dxa"/>
+          </w:tcPr>
+          <w:p>
+            <w:pPr>
+              <w:pStyle w:val="a4"/>
+              <w:ind w:leftChars="0" w:left="0"/>
+              <w:rPr>
+                <w:szCs w:val="21"/>
+              </w:rPr>
+            </w:pPr>
+            <w:r>
+              <w:rPr>
+                <w:rFonts w:hint="eastAsia"/>
+                <w:szCs w:val="21"/>
+              </w:rPr>
+              <w:t>画像</w:t>
+            </w:r>
+          </w:p>
+        </w:tc>
+        <w:tc>
+          <w:tcPr>
+            <w:tcW w:w="851" w:type="dxa"/>
+          </w:tcPr>
+          <w:p>
+            <w:pPr>
+              <w:pStyle w:val="a4"/>
+              <w:ind w:leftChars="0" w:left="0"/>
+              <w:jc w:val="center"/>
+              <w:rPr>
+                <w:szCs w:val="21"/>
+              </w:rPr>
+            </w:pPr>
+            <w:r>
+              <w:rPr>
+                <w:rFonts w:hint="eastAsia"/>
+                <w:szCs w:val="21"/>
+              </w:rPr>
+              <w:t>-</w:t>
+            </w:r>
+          </w:p>
+        </w:tc>
+        <w:tc>
+          <w:tcPr>
+            <w:tcW w:w="2268" w:type="dxa"/>
+          </w:tcPr>
+          <w:p>
+            <w:pPr>
+              <w:pStyle w:val="a4"/>
+              <w:ind w:leftChars="0" w:left="0"/>
+              <w:rPr>
+                <w:szCs w:val="21"/>
+              </w:rPr>
+            </w:pPr>
+            <w:r>
+              <w:rPr>
+                <w:rFonts w:hint="eastAsia"/>
+                <w:szCs w:val="21"/>
+              </w:rPr>
+              <w:t>postテーブルの</w:t>
+            </w:r>
+            <w:r>
+              <w:rPr>
+                <w:szCs w:val="21"/>
+              </w:rPr>
+              <w:t>image</w:t>
+            </w:r>
+          </w:p>
+        </w:tc>
+        <w:tc>
+          <w:tcPr>
+            <w:tcW w:w="2080" w:type="dxa"/>
+          </w:tcPr>
+          <w:p>
+            <w:pPr>
+              <w:pStyle w:val="a4"/>
+              <w:ind w:leftChars="0" w:left="0"/>
+              <w:rPr>
+                <w:szCs w:val="21"/>
+              </w:rPr>
+            </w:pPr>
+            <w:r>
+              <w:rPr>
+                <w:rFonts w:hint="eastAsia"/>
+                <w:szCs w:val="21"/>
+              </w:rPr>
+              <w:t>投稿情報に画像がある場合、表示。無い場合は表示しない。</w:t>
+            </w:r>
+          </w:p>
+        </w:tc>
+      </w:tr>
+      <w:tr>
+        <w:tc>
+          <w:tcPr>
+            <w:tcW w:w="716" w:type="dxa"/>
+          </w:tcPr>
+          <w:p>
+            <w:pPr>
+              <w:pStyle w:val="a4"/>
+              <w:numPr>
+                <w:ilvl w:val="0"/>
+                <w:numId w:val="13"/>
+              </w:numPr>
+              <w:ind w:leftChars="0"/>
+              <w:jc w:val="center"/>
+              <w:rPr>
+                <w:szCs w:val="21"/>
+              </w:rPr>
+            </w:pPr>
+          </w:p>
+        </w:tc>
+        <w:tc>
+          <w:tcPr>
+            <w:tcW w:w="1993" w:type="dxa"/>
+          </w:tcPr>
+          <w:p>
+            <w:pPr>
+              <w:pStyle w:val="a4"/>
+              <w:ind w:leftChars="0" w:left="0"/>
+              <w:rPr>
+                <w:szCs w:val="21"/>
+              </w:rPr>
+            </w:pPr>
+            <w:r>
+              <w:rPr>
+                <w:rFonts w:hint="eastAsia"/>
+                <w:szCs w:val="21"/>
+              </w:rPr>
+              <w:t>カテゴリ</w:t>
+            </w:r>
+          </w:p>
+        </w:tc>
+        <w:tc>
+          <w:tcPr>
+            <w:tcW w:w="851" w:type="dxa"/>
+          </w:tcPr>
+          <w:p>
+            <w:pPr>
+              <w:pStyle w:val="a4"/>
+              <w:ind w:leftChars="0" w:left="0"/>
+              <w:jc w:val="center"/>
+              <w:rPr>
+                <w:szCs w:val="21"/>
+              </w:rPr>
+            </w:pPr>
+            <w:r>
+              <w:rPr>
+                <w:rFonts w:hint="eastAsia"/>
+                <w:szCs w:val="21"/>
+              </w:rPr>
+              <w:t>○</w:t>
+            </w:r>
+          </w:p>
+        </w:tc>
+        <w:tc>
+          <w:tcPr>
+            <w:tcW w:w="2268" w:type="dxa"/>
+          </w:tcPr>
+          <w:p>
+            <w:pPr>
+              <w:pStyle w:val="a4"/>
+              <w:ind w:leftChars="0" w:left="0"/>
+              <w:rPr>
+                <w:szCs w:val="21"/>
+              </w:rPr>
+            </w:pPr>
+            <w:r>
+              <w:rPr>
+                <w:rFonts w:hint="eastAsia"/>
+                <w:szCs w:val="21"/>
+              </w:rPr>
+              <w:t>postテーブルの</w:t>
+            </w:r>
+            <w:proofErr w:type="spellStart"/>
+            <w:r>
+              <w:rPr>
+                <w:rFonts w:hint="eastAsia"/>
+                <w:szCs w:val="21"/>
+              </w:rPr>
+              <w:t>category_id</w:t>
+            </w:r>
+            <w:proofErr w:type="spellEnd"/>
+          </w:p>
+        </w:tc>
+        <w:tc>
+          <w:tcPr>
+            <w:tcW w:w="2080" w:type="dxa"/>
+          </w:tcPr>
+          <w:p>
+            <w:pPr>
+              <w:pStyle w:val="a4"/>
+              <w:ind w:leftChars="0" w:left="0"/>
+              <w:rPr>
+                <w:szCs w:val="21"/>
+              </w:rPr>
+            </w:pPr>
+            <w:proofErr w:type="spellStart"/>
+            <w:r>
+              <w:rPr>
+                <w:szCs w:val="21"/>
+              </w:rPr>
+              <w:t>category_name</w:t>
+            </w:r>
+            <w:proofErr w:type="spellEnd"/>
+            <w:r>
+              <w:rPr>
+                <w:rFonts w:hint="eastAsia"/>
+                <w:szCs w:val="21"/>
+              </w:rPr>
+              <w:t>の</w:t>
+            </w:r>
+            <w:r>
+              <w:rPr>
+                <w:szCs w:val="21"/>
+              </w:rPr>
+              <w:t>color</w:t>
+            </w:r>
+            <w:r>
+              <w:rPr>
+                <w:rFonts w:hint="eastAsia"/>
+                <w:szCs w:val="21"/>
+              </w:rPr>
+              <w:t>に沿ってアイコンを表示する。</w:t>
+            </w:r>
+          </w:p>
+        </w:tc>
+      </w:tr>
+      <w:tr>
+        <w:tc>
+          <w:tcPr>
+            <w:tcW w:w="716" w:type="dxa"/>
+          </w:tcPr>
+          <w:p>
+            <w:pPr>
+              <w:pStyle w:val="a4"/>
+              <w:numPr>
+                <w:ilvl w:val="0"/>
+                <w:numId w:val="13"/>
+              </w:numPr>
+              <w:ind w:leftChars="0"/>
+              <w:jc w:val="center"/>
+              <w:rPr>
+                <w:szCs w:val="21"/>
+              </w:rPr>
+            </w:pPr>
+          </w:p>
+        </w:tc>
+        <w:tc>
+          <w:tcPr>
+            <w:tcW w:w="1993" w:type="dxa"/>
+          </w:tcPr>
+          <w:p>
+            <w:pPr>
+              <w:pStyle w:val="a4"/>
+              <w:ind w:leftChars="0" w:left="0"/>
+              <w:rPr>
+                <w:szCs w:val="21"/>
+              </w:rPr>
+            </w:pPr>
+            <w:r>
+              <w:rPr>
+                <w:rFonts w:hint="eastAsia"/>
+                <w:szCs w:val="21"/>
+              </w:rPr>
+              <w:t>説明</w:t>
+            </w:r>
+          </w:p>
+        </w:tc>
+        <w:tc>
+          <w:tcPr>
+            <w:tcW w:w="851" w:type="dxa"/>
+          </w:tcPr>
+          <w:p>
+            <w:pPr>
+              <w:pStyle w:val="a4"/>
+              <w:ind w:leftChars="0" w:left="0"/>
+              <w:jc w:val="center"/>
+              <w:rPr>
+                <w:szCs w:val="21"/>
+              </w:rPr>
+            </w:pPr>
+            <w:r>
+              <w:rPr>
+                <w:rFonts w:hint="eastAsia"/>
+                <w:szCs w:val="21"/>
+              </w:rPr>
+              <w:t>○</w:t>
+            </w:r>
+          </w:p>
+        </w:tc>
+        <w:tc>
+          <w:tcPr>
+            <w:tcW w:w="2268" w:type="dxa"/>
+          </w:tcPr>
+          <w:p>
+            <w:pPr>
+              <w:pStyle w:val="a4"/>
+              <w:ind w:leftChars="0" w:left="0"/>
+              <w:rPr>
+                <w:szCs w:val="21"/>
+              </w:rPr>
+            </w:pPr>
+            <w:r>
+              <w:rPr>
+                <w:rFonts w:hint="eastAsia"/>
+                <w:szCs w:val="21"/>
+              </w:rPr>
+              <w:t>postテーブルのdetail</w:t>
+            </w:r>
+          </w:p>
+        </w:tc>
+        <w:tc>
+          <w:tcPr>
+            <w:tcW w:w="2080" w:type="dxa"/>
+          </w:tcPr>
+          <w:p>
+            <w:pPr>
+              <w:pStyle w:val="a4"/>
+              <w:ind w:leftChars="0" w:left="0"/>
+              <w:rPr>
+                <w:szCs w:val="21"/>
+              </w:rPr>
+            </w:pPr>
+          </w:p>
+        </w:tc>
+      </w:tr>
+      <w:tr>
+        <w:tc>
+          <w:tcPr>
+            <w:tcW w:w="716" w:type="dxa"/>
+          </w:tcPr>
+          <w:p>
+            <w:pPr>
+              <w:pStyle w:val="a4"/>
+              <w:numPr>
+                <w:ilvl w:val="0"/>
+                <w:numId w:val="13"/>
+              </w:numPr>
+              <w:ind w:leftChars="0"/>
+              <w:jc w:val="center"/>
+              <w:rPr>
+                <w:szCs w:val="21"/>
+              </w:rPr>
+            </w:pPr>
+          </w:p>
+        </w:tc>
+        <w:tc>
+          <w:tcPr>
+            <w:tcW w:w="1993" w:type="dxa"/>
+          </w:tcPr>
+          <w:p>
+            <w:pPr>
+              <w:pStyle w:val="a4"/>
+              <w:ind w:leftChars="0" w:left="0"/>
+              <w:rPr>
+                <w:szCs w:val="21"/>
+              </w:rPr>
+            </w:pPr>
+            <w:r>
+              <w:rPr>
+                <w:rFonts w:hint="eastAsia"/>
+                <w:szCs w:val="21"/>
+              </w:rPr>
+              <w:t>投稿日時</w:t>
+            </w:r>
+          </w:p>
+        </w:tc>
+        <w:tc>
+          <w:tcPr>
+            <w:tcW w:w="851" w:type="dxa"/>
+          </w:tcPr>
+          <w:p>
+            <w:pPr>
+              <w:pStyle w:val="a4"/>
+              <w:ind w:leftChars="0" w:left="0"/>
+              <w:jc w:val="center"/>
+              <w:rPr>
+                <w:szCs w:val="21"/>
+              </w:rPr>
+            </w:pPr>
+            <w:r>
+              <w:rPr>
+                <w:rFonts w:hint="eastAsia"/>
+                <w:szCs w:val="21"/>
+              </w:rPr>
+              <w:t>○</w:t>
+            </w:r>
+          </w:p>
+        </w:tc>
+        <w:tc>
+          <w:tcPr>
+            <w:tcW w:w="2268" w:type="dxa"/>
+          </w:tcPr>
+          <w:p>
+            <w:pPr>
+              <w:pStyle w:val="a4"/>
+              <w:ind w:leftChars="0" w:left="0"/>
+              <w:rPr>
+                <w:szCs w:val="21"/>
+              </w:rPr>
+            </w:pPr>
+            <w:r>
+              <w:rPr>
+                <w:rFonts w:hint="eastAsia"/>
+                <w:szCs w:val="21"/>
+              </w:rPr>
+              <w:t>postテーブルの</w:t>
+            </w:r>
+            <w:proofErr w:type="spellStart"/>
+            <w:r>
+              <w:rPr>
+                <w:rFonts w:hint="eastAsia"/>
+                <w:szCs w:val="21"/>
+              </w:rPr>
+              <w:t>denger_date</w:t>
+            </w:r>
+            <w:proofErr w:type="spellEnd"/>
+          </w:p>
+        </w:tc>
+        <w:tc>
+          <w:tcPr>
+            <w:tcW w:w="2080" w:type="dxa"/>
+          </w:tcPr>
+          <w:p>
+            <w:pPr>
+              <w:pStyle w:val="a4"/>
+              <w:ind w:leftChars="0" w:left="0"/>
+              <w:rPr>
+                <w:szCs w:val="21"/>
+              </w:rPr>
+            </w:pPr>
+          </w:p>
+        </w:tc>
+      </w:tr>
+      <w:tr>
+        <w:tc>
+          <w:tcPr>
+            <w:tcW w:w="716" w:type="dxa"/>
+          </w:tcPr>
+          <w:p>
+            <w:pPr>
+              <w:pStyle w:val="a4"/>
+              <w:numPr>
+                <w:ilvl w:val="0"/>
+                <w:numId w:val="13"/>
+              </w:numPr>
+              <w:ind w:leftChars="0"/>
+              <w:jc w:val="center"/>
+              <w:rPr>
+                <w:szCs w:val="21"/>
+              </w:rPr>
+            </w:pPr>
+          </w:p>
+        </w:tc>
+        <w:tc>
+          <w:tcPr>
+            <w:tcW w:w="1993" w:type="dxa"/>
+          </w:tcPr>
+          <w:p>
+            <w:pPr>
+              <w:pStyle w:val="a4"/>
+              <w:ind w:leftChars="0" w:left="0"/>
+              <w:rPr>
+                <w:szCs w:val="21"/>
+              </w:rPr>
+            </w:pPr>
+            <w:r>
+              <w:rPr>
+                <w:rFonts w:hint="eastAsia"/>
+                <w:szCs w:val="21"/>
+              </w:rPr>
+              <w:t>コメント一覧</w:t>
+            </w:r>
+          </w:p>
+        </w:tc>
+        <w:tc>
+          <w:tcPr>
+            <w:tcW w:w="851" w:type="dxa"/>
+          </w:tcPr>
+          <w:p>
+            <w:pPr>
+              <w:pStyle w:val="a4"/>
+              <w:ind w:leftChars="0" w:left="0"/>
+              <w:jc w:val="center"/>
+              <w:rPr>
+                <w:szCs w:val="21"/>
+              </w:rPr>
+            </w:pPr>
+            <w:r>
+              <w:rPr>
+                <w:rFonts w:hint="eastAsia"/>
+                <w:szCs w:val="21"/>
+              </w:rPr>
+              <w:t>-</w:t>
+            </w:r>
+          </w:p>
+        </w:tc>
+        <w:tc>
+          <w:tcPr>
+            <w:tcW w:w="2268" w:type="dxa"/>
+          </w:tcPr>
+          <w:p>
+            <w:pPr>
+              <w:pStyle w:val="a4"/>
+              <w:ind w:leftChars="0" w:left="0"/>
+              <w:rPr>
+                <w:szCs w:val="21"/>
+              </w:rPr>
+            </w:pPr>
+            <w:proofErr w:type="spellStart"/>
+            <w:r>
+              <w:rPr>
+                <w:rFonts w:hint="eastAsia"/>
+                <w:szCs w:val="21"/>
+              </w:rPr>
+              <w:t>post_id</w:t>
+            </w:r>
+            <w:proofErr w:type="spellEnd"/>
+            <w:r>
+              <w:rPr>
+                <w:rFonts w:hint="eastAsia"/>
+                <w:szCs w:val="21"/>
+              </w:rPr>
+              <w:t>に紐づいたcommentテーブルの</w:t>
+            </w:r>
+            <w:proofErr w:type="spellStart"/>
+            <w:r>
+              <w:rPr>
+                <w:rFonts w:hint="eastAsia"/>
+                <w:szCs w:val="21"/>
+              </w:rPr>
+              <w:t>comment_text</w:t>
+            </w:r>
+            <w:proofErr w:type="spellEnd"/>
+          </w:p>
+        </w:tc>
+        <w:tc>
+          <w:tcPr>
+            <w:tcW w:w="2080" w:type="dxa"/>
+          </w:tcPr>
+          <w:p>
+            <w:pPr>
+              <w:pStyle w:val="a4"/>
+              <w:ind w:leftChars="0" w:left="0"/>
+              <w:rPr>
+                <w:szCs w:val="21"/>
+              </w:rPr>
+            </w:pPr>
+          </w:p>
+        </w:tc>
+      </w:tr>
+      <w:tr>
+        <w:tc>
+          <w:tcPr>
+            <w:tcW w:w="716" w:type="dxa"/>
+          </w:tcPr>
+          <w:p>
+            <w:pPr>
+              <w:pStyle w:val="a4"/>
+              <w:numPr>
+                <w:ilvl w:val="0"/>
+                <w:numId w:val="13"/>
+              </w:numPr>
+              <w:ind w:leftChars="0"/>
+              <w:jc w:val="center"/>
+              <w:rPr>
+                <w:szCs w:val="21"/>
+              </w:rPr>
+            </w:pPr>
+          </w:p>
+        </w:tc>
+        <w:tc>
+          <w:tcPr>
+            <w:tcW w:w="1993" w:type="dxa"/>
+          </w:tcPr>
+          <w:p>
+            <w:pPr>
+              <w:pStyle w:val="a4"/>
+              <w:ind w:leftChars="0" w:left="0"/>
+              <w:rPr>
+                <w:szCs w:val="21"/>
+              </w:rPr>
+            </w:pPr>
+            <w:r>
+              <w:rPr>
+                <w:rFonts w:hint="eastAsia"/>
+                <w:szCs w:val="21"/>
+              </w:rPr>
+              <w:t>コメント記入欄</w:t>
+            </w:r>
+          </w:p>
+        </w:tc>
+        <w:tc>
+          <w:tcPr>
+            <w:tcW w:w="851" w:type="dxa"/>
+          </w:tcPr>
+          <w:p>
+            <w:pPr>
+              <w:pStyle w:val="a4"/>
+              <w:ind w:leftChars="0" w:left="0"/>
+              <w:jc w:val="center"/>
+              <w:rPr>
+                <w:szCs w:val="21"/>
+              </w:rPr>
+            </w:pPr>
+            <w:r>
+              <w:rPr>
+                <w:rFonts w:hint="eastAsia"/>
+                <w:szCs w:val="21"/>
+              </w:rPr>
+              <w:t>○</w:t>
+            </w:r>
+          </w:p>
+        </w:tc>
+        <w:tc>
+          <w:tcPr>
+            <w:tcW w:w="2268" w:type="dxa"/>
+          </w:tcPr>
+          <w:p>
+            <w:pPr>
+              <w:pStyle w:val="a4"/>
+              <w:ind w:leftChars="0" w:left="0"/>
+              <w:rPr>
+                <w:szCs w:val="21"/>
+              </w:rPr>
+            </w:pPr>
+          </w:p>
+        </w:tc>
+        <w:tc>
+          <w:tcPr>
+            <w:tcW w:w="2080" w:type="dxa"/>
+          </w:tcPr>
+          <w:p>
+            <w:pPr>
+              <w:pStyle w:val="a4"/>
+              <w:ind w:leftChars="0" w:left="0"/>
+              <w:rPr>
+                <w:szCs w:val="21"/>
+              </w:rPr>
+            </w:pPr>
+            <w:r>
+              <w:rPr>
+                <w:rFonts w:hint="eastAsia"/>
+                <w:sz w:val="20"/>
+                <w:szCs w:val="20"/>
+              </w:rPr>
+              <w:t>空文字</w:t>
+            </w:r>
+          </w:p>
+        </w:tc>
+      </w:tr>
+      <w:tr>
+        <w:tc>
+          <w:tcPr>
+            <w:tcW w:w="716" w:type="dxa"/>
+          </w:tcPr>
+          <w:p>
+            <w:pPr>
+              <w:pStyle w:val="a4"/>
+              <w:numPr>
+                <w:ilvl w:val="0"/>
+                <w:numId w:val="13"/>
+              </w:numPr>
+              <w:ind w:leftChars="0"/>
+              <w:jc w:val="center"/>
+              <w:rPr>
+                <w:szCs w:val="21"/>
+              </w:rPr>
+            </w:pPr>
+          </w:p>
+        </w:tc>
+        <w:tc>
+          <w:tcPr>
+            <w:tcW w:w="1993" w:type="dxa"/>
+          </w:tcPr>
+          <w:p>
+            <w:pPr>
+              <w:pStyle w:val="a4"/>
+              <w:ind w:leftChars="0" w:left="0"/>
+              <w:rPr>
+                <w:szCs w:val="21"/>
+              </w:rPr>
+            </w:pPr>
+            <w:r>
+              <w:rPr>
+                <w:rFonts w:hint="eastAsia"/>
+                <w:szCs w:val="21"/>
+              </w:rPr>
+              <w:t>コメント送信ボタン</w:t>
+            </w:r>
+          </w:p>
+        </w:tc>
+        <w:tc>
+          <w:tcPr>
+            <w:tcW w:w="851" w:type="dxa"/>
+          </w:tcPr>
+          <w:p>
+            <w:pPr>
+              <w:pStyle w:val="a4"/>
+              <w:ind w:leftChars="0" w:left="0"/>
+              <w:jc w:val="center"/>
+              <w:rPr>
+                <w:szCs w:val="21"/>
+              </w:rPr>
+            </w:pPr>
+            <w:r>
+              <w:rPr>
+                <w:rFonts w:hint="eastAsia"/>
+                <w:szCs w:val="21"/>
+              </w:rPr>
+              <w:t>○</w:t>
+            </w:r>
+          </w:p>
+        </w:tc>
+        <w:tc>
+          <w:tcPr>
+            <w:tcW w:w="2268" w:type="dxa"/>
+          </w:tcPr>
+          <w:p>
+            <w:pPr>
+              <w:pStyle w:val="a4"/>
+              <w:ind w:leftChars="0" w:left="0"/>
+              <w:rPr>
+                <w:szCs w:val="21"/>
+              </w:rPr>
+            </w:pPr>
+          </w:p>
+        </w:tc>
+        <w:tc>
+          <w:tcPr>
+            <w:tcW w:w="2080" w:type="dxa"/>
+          </w:tcPr>
+          <w:p>
+            <w:pPr>
+              <w:pStyle w:val="a4"/>
+              <w:ind w:leftChars="0" w:left="0"/>
+              <w:rPr>
+                <w:szCs w:val="21"/>
+              </w:rPr>
+            </w:pPr>
+            <w:r>
+              <w:rPr>
+                <w:rFonts w:hint="eastAsia"/>
+                <w:szCs w:val="21"/>
+              </w:rPr>
+              <w:t>押下後commentテーブル更新</w:t>
+            </w:r>
+          </w:p>
+        </w:tc>
+      </w:tr>
+      <w:tr>
+        <w:tc>
+          <w:tcPr>
+            <w:tcW w:w="716" w:type="dxa"/>
+          </w:tcPr>
+          <w:p>
+            <w:pPr>
+              <w:pStyle w:val="a4"/>
+              <w:numPr>
+                <w:ilvl w:val="0"/>
+                <w:numId w:val="13"/>
+              </w:numPr>
+              <w:ind w:leftChars="0"/>
+              <w:jc w:val="center"/>
+              <w:rPr>
+                <w:szCs w:val="21"/>
+              </w:rPr>
+            </w:pPr>
+          </w:p>
+        </w:tc>
+        <w:tc>
+          <w:tcPr>
+            <w:tcW w:w="1993" w:type="dxa"/>
+          </w:tcPr>
+          <w:p>
+            <w:pPr>
+              <w:pStyle w:val="a4"/>
+              <w:ind w:leftChars="0" w:left="0"/>
+              <w:rPr>
+                <w:szCs w:val="21"/>
+              </w:rPr>
+            </w:pPr>
+            <w:r>
+              <w:rPr>
+                <w:rFonts w:hint="eastAsia"/>
+                <w:szCs w:val="21"/>
+              </w:rPr>
+              <w:t>通報依頼リンク</w:t>
+            </w:r>
+          </w:p>
+        </w:tc>
+        <w:tc>
+          <w:tcPr>
+            <w:tcW w:w="851" w:type="dxa"/>
+          </w:tcPr>
+          <w:p>
+            <w:pPr>
+              <w:pStyle w:val="a4"/>
+              <w:ind w:leftChars="0" w:left="0"/>
+              <w:jc w:val="center"/>
+              <w:rPr>
+                <w:szCs w:val="21"/>
+              </w:rPr>
+            </w:pPr>
+            <w:r>
+              <w:rPr>
+                <w:rFonts w:hint="eastAsia"/>
+                <w:szCs w:val="21"/>
+              </w:rPr>
+              <w:t>○</w:t>
+            </w:r>
+          </w:p>
+        </w:tc>
+        <w:tc>
+          <w:tcPr>
+            <w:tcW w:w="2268" w:type="dxa"/>
+          </w:tcPr>
+          <w:p>
+            <w:pPr>
+              <w:pStyle w:val="a4"/>
+              <w:ind w:leftChars="0" w:left="0"/>
+              <w:rPr>
+                <w:szCs w:val="21"/>
+              </w:rPr>
+            </w:pPr>
+          </w:p>
+        </w:tc>
+        <w:tc>
+          <w:tcPr>
+            <w:tcW w:w="2080" w:type="dxa"/>
+          </w:tcPr>
+          <w:p>
+            <w:pPr>
+              <w:pStyle w:val="a4"/>
+              <w:ind w:leftChars="0" w:left="0"/>
+              <w:rPr>
+                <w:szCs w:val="21"/>
+                <w:lang w:eastAsia="zh-TW"/>
+              </w:rPr>
+            </w:pPr>
+            <w:r>
+              <w:rPr>
+                <w:rFonts w:hint="eastAsia"/>
+                <w:szCs w:val="21"/>
+                <w:lang w:eastAsia="zh-TW"/>
+              </w:rPr>
+              <w:t>押下後、通報依頼画面表示</w:t>
+            </w:r>
+          </w:p>
+        </w:tc>
+      </w:tr>
+      <w:tr>
+        <w:tc>
+          <w:tcPr>
+            <w:tcW w:w="716" w:type="dxa"/>
+          </w:tcPr>
+          <w:p>
+            <w:pPr>
+              <w:pStyle w:val="a4"/>
+              <w:numPr>
+                <w:ilvl w:val="0"/>
+                <w:numId w:val="13"/>
+              </w:numPr>
+              <w:ind w:leftChars="0"/>
+              <w:jc w:val="center"/>
+              <w:rPr>
+                <w:szCs w:val="21"/>
+                <w:lang w:eastAsia="zh-TW"/>
+              </w:rPr>
+            </w:pPr>
+          </w:p>
+        </w:tc>
+        <w:tc>
+          <w:tcPr>
+            <w:tcW w:w="1993" w:type="dxa"/>
+          </w:tcPr>
+          <w:p>
+            <w:pPr>
+              <w:pStyle w:val="a4"/>
+              <w:ind w:leftChars="0" w:left="0"/>
+              <w:rPr>
+                <w:szCs w:val="21"/>
+              </w:rPr>
+            </w:pPr>
+            <w:r>
+              <w:rPr>
+                <w:rFonts w:hint="eastAsia"/>
+                <w:szCs w:val="21"/>
+              </w:rPr>
+              <w:t>削除依頼リンク</w:t>
+            </w:r>
+          </w:p>
+        </w:tc>
+        <w:tc>
+          <w:tcPr>
+            <w:tcW w:w="851" w:type="dxa"/>
+          </w:tcPr>
+          <w:p>
+            <w:pPr>
+              <w:pStyle w:val="a4"/>
+              <w:ind w:leftChars="0" w:left="0"/>
+              <w:jc w:val="center"/>
+              <w:rPr>
+                <w:szCs w:val="21"/>
+              </w:rPr>
+            </w:pPr>
+            <w:r>
+              <w:rPr>
+                <w:rFonts w:hint="eastAsia"/>
+                <w:szCs w:val="21"/>
+              </w:rPr>
+              <w:t>○</w:t>
+            </w:r>
+          </w:p>
+        </w:tc>
+        <w:tc>
+          <w:tcPr>
+            <w:tcW w:w="2268" w:type="dxa"/>
+          </w:tcPr>
+          <w:p>
+            <w:pPr>
+              <w:pStyle w:val="a4"/>
+              <w:ind w:leftChars="0" w:left="0"/>
+              <w:rPr>
+                <w:szCs w:val="21"/>
+              </w:rPr>
+            </w:pPr>
+          </w:p>
+        </w:tc>
+        <w:tc>
+          <w:tcPr>
+            <w:tcW w:w="2080" w:type="dxa"/>
+          </w:tcPr>
+          <w:p>
+            <w:pPr>
+              <w:pStyle w:val="a4"/>
+              <w:ind w:leftChars="0" w:left="0"/>
+              <w:rPr>
+                <w:szCs w:val="21"/>
+              </w:rPr>
+            </w:pPr>
+            <w:r>
+              <w:rPr>
+                <w:rFonts w:hint="eastAsia"/>
+                <w:szCs w:val="21"/>
+              </w:rPr>
+              <w:t>押下後、削除依頼画面表示</w:t>
+            </w:r>
+          </w:p>
+        </w:tc>
+      </w:tr>
+    </w:tbl>
+    <w:p>
+      <w:pPr>
+        <w:ind w:leftChars="675" w:left="1418"/>
+      </w:pPr>
+    </w:p>
+    <w:p>
+      <w:pPr>
+        <w:pStyle w:val="a4"/>
+        <w:keepNext/>
+        <w:numPr>
+          <w:ilvl w:val="3"/>
+          <w:numId w:val="3"/>
+        </w:numPr>
+        <w:ind w:leftChars="0"/>
+        <w:outlineLvl w:val="3"/>
+        <w:rPr>
+          <w:b/>
+          <w:bCs/>
+          <w:vanish/>
+        </w:rPr>
+      </w:pPr>
+    </w:p>
+    <w:p>
+      <w:pPr>
+        <w:pStyle w:val="a4"/>
+        <w:keepNext/>
+        <w:numPr>
+          <w:ilvl w:val="3"/>
+          <w:numId w:val="3"/>
+        </w:numPr>
+        <w:ind w:leftChars="0"/>
+        <w:outlineLvl w:val="3"/>
+        <w:rPr>
+          <w:b/>
+          <w:bCs/>
+          <w:vanish/>
+        </w:rPr>
+      </w:pPr>
+    </w:p>
+    <w:p>
+      <w:pPr>
+        <w:pStyle w:val="4"/>
+        <w:numPr>
+          <w:ilvl w:val="3"/>
+          <w:numId w:val="3"/>
+        </w:numPr>
+        <w:ind w:left="1760" w:hanging="440"/>
+        <w:rPr>
+          <w:b w:val="0"/>
+          <w:bCs w:val="0"/>
+        </w:rPr>
+      </w:pPr>
+      <w:r>
+        <w:rPr>
+          <w:rFonts w:hint="eastAsia"/>
+          <w:b w:val="0"/>
+          <w:bCs w:val="0"/>
+        </w:rPr>
+        <w:t>詳細仕様</w:t>
+      </w:r>
+    </w:p>
+    <w:p>
+      <w:pPr>
+        <w:pStyle w:val="a4"/>
+        <w:ind w:leftChars="0" w:left="1985"/>
+      </w:pPr>
+      <w:r>
+        <w:rPr>
+          <w:rFonts w:hint="eastAsia"/>
+        </w:rPr>
+        <w:t>①コメント入力欄の内容をDBに登録する</w:t>
+      </w:r>
+    </w:p>
+    <w:tbl>
+      <w:tblPr>
+        <w:tblStyle w:val="a3"/>
+        <w:tblW w:w="0" w:type="auto"/>
+        <w:tblInd w:w="1984" w:type="dxa"/>
+        <w:tblLook w:val="04A0" w:firstRow="1" w:lastRow="0" w:firstColumn="1" w:lastColumn="0" w:noHBand="0" w:noVBand="1"/>
+      </w:tblPr>
+      <w:tblGrid>
+        <w:gridCol w:w="1130"/>
+        <w:gridCol w:w="3408"/>
+        <w:gridCol w:w="3208"/>
+      </w:tblGrid>
+      <w:tr>
+        <w:tc>
+          <w:tcPr>
+            <w:tcW w:w="1130" w:type="dxa"/>
+            <w:shd w:val="clear" w:color="auto" w:fill="92D050"/>
+          </w:tcPr>
+          <w:p>
+            <w:pPr>
+              <w:pStyle w:val="a4"/>
+              <w:ind w:leftChars="0" w:left="0"/>
+              <w:jc w:val="center"/>
+            </w:pPr>
+            <w:r>
+              <w:rPr>
+                <w:rFonts w:hint="eastAsia"/>
+              </w:rPr>
+              <w:t>項目</w:t>
+            </w:r>
+          </w:p>
+        </w:tc>
+        <w:tc>
+          <w:tcPr>
+            <w:tcW w:w="6616" w:type="dxa"/>
+            <w:gridSpan w:val="2"/>
+            <w:shd w:val="clear" w:color="auto" w:fill="92D050"/>
+          </w:tcPr>
+          <w:p>
+            <w:pPr>
+              <w:pStyle w:val="a4"/>
+              <w:ind w:leftChars="0" w:left="0"/>
+              <w:jc w:val="center"/>
+            </w:pPr>
+            <w:r>
+              <w:rPr>
+                <w:rFonts w:hint="eastAsia"/>
+              </w:rPr>
+              <w:t>内容</w:t>
+            </w:r>
+          </w:p>
+        </w:tc>
+      </w:tr>
+      <w:tr>
+        <w:tc>
+          <w:tcPr>
+            <w:tcW w:w="1130" w:type="dxa"/>
+            <w:vMerge w:val="restart"/>
+          </w:tcPr>
+          <w:p>
+            <w:pPr>
+              <w:pStyle w:val="a4"/>
+              <w:ind w:leftChars="0" w:left="0"/>
+              <w:jc w:val="center"/>
+            </w:pPr>
+            <w:r>
+              <w:rPr>
+                <w:rFonts w:hint="eastAsia"/>
+              </w:rPr>
+              <w:t>DB登録</w:t>
+            </w:r>
+          </w:p>
+        </w:tc>
+        <w:tc>
+          <w:tcPr>
+            <w:tcW w:w="3408" w:type="dxa"/>
+          </w:tcPr>
+          <w:p>
+            <w:pPr>
+              <w:pStyle w:val="a4"/>
+              <w:ind w:leftChars="0" w:left="0"/>
+              <w:jc w:val="center"/>
+            </w:pPr>
+            <w:r>
+              <w:rPr>
+                <w:rFonts w:hint="eastAsia"/>
+              </w:rPr>
+              <w:t>登録先</w:t>
+            </w:r>
+          </w:p>
+        </w:tc>
+        <w:tc>
+          <w:tcPr>
+            <w:tcW w:w="3208" w:type="dxa"/>
+          </w:tcPr>
+          <w:p>
+            <w:pPr>
+              <w:pStyle w:val="a4"/>
+              <w:ind w:leftChars="0" w:left="0"/>
+              <w:jc w:val="center"/>
+            </w:pPr>
+            <w:r>
+              <w:rPr>
+                <w:rFonts w:hint="eastAsia"/>
+              </w:rPr>
+              <w:t>取得元</w:t>
+            </w:r>
+          </w:p>
+        </w:tc>
+      </w:tr>
+      <w:tr>
+        <w:tc>
+          <w:tcPr>
+            <w:tcW w:w="1130" w:type="dxa"/>
+            <w:vMerge/>
+          </w:tcPr>
+          <w:p>
+            <w:pPr>
+              <w:pStyle w:val="a4"/>
+              <w:ind w:leftChars="0" w:left="0"/>
+            </w:pPr>
+          </w:p>
+        </w:tc>
+        <w:tc>
+          <w:tcPr>
+            <w:tcW w:w="3408" w:type="dxa"/>
+          </w:tcPr>
+          <w:p>
+            <w:pPr>
+              <w:pStyle w:val="a4"/>
+              <w:ind w:leftChars="0" w:left="0"/>
+            </w:pPr>
+            <w:r>
+              <w:rPr>
+                <w:rFonts w:hint="eastAsia"/>
+              </w:rPr>
+              <w:t>[</w:t>
+            </w:r>
+            <w:proofErr w:type="spellStart"/>
+            <w:r>
+              <w:rPr>
+                <w:rFonts w:hint="eastAsia"/>
+              </w:rPr>
+              <w:t>RiskMap_DB</w:t>
+            </w:r>
+            <w:proofErr w:type="spellEnd"/>
+            <w:r>
+              <w:t>]</w:t>
+            </w:r>
+            <w:r>
+              <w:rPr>
+                <w:rFonts w:hint="eastAsia"/>
+              </w:rPr>
+              <w:t>commentテーブル</w:t>
+            </w:r>
+            <w:r>
+              <w:t>.</w:t>
+            </w:r>
+            <w:proofErr w:type="spellStart"/>
+            <w:r>
+              <w:rPr>
+                <w:rFonts w:hint="eastAsia"/>
+              </w:rPr>
+              <w:t>comment_text</w:t>
+            </w:r>
+            <w:proofErr w:type="spellEnd"/>
+            <w:r>
+              <w:rPr>
+                <w:rFonts w:hint="eastAsia"/>
+              </w:rPr>
+              <w:t>カラム</w:t>
+            </w:r>
+          </w:p>
+        </w:tc>
+        <w:tc>
+          <w:tcPr>
+            <w:tcW w:w="3208" w:type="dxa"/>
+          </w:tcPr>
+          <w:p>
+            <w:pPr>
+              <w:pStyle w:val="a4"/>
+              <w:ind w:leftChars="0" w:left="0"/>
+            </w:pPr>
+            <w:r>
+              <w:rPr>
+                <w:rFonts w:hint="eastAsia"/>
+              </w:rPr>
+              <w:t>[画面]</w:t>
+            </w:r>
+            <w:r>
+              <w:rPr>
+                <w:rFonts w:hint="eastAsia"/>
+                <w:szCs w:val="21"/>
+              </w:rPr>
+              <w:t xml:space="preserve"> コメント記入</w:t>
+            </w:r>
+            <w:r>
+              <w:rPr>
+                <w:rFonts w:hint="eastAsia"/>
+              </w:rPr>
+              <w:t>欄</w:t>
+            </w:r>
+          </w:p>
+        </w:tc>
+      </w:tr>
+      <w:tr>
+        <w:tc>
+          <w:tcPr>
+            <w:tcW w:w="1130" w:type="dxa"/>
+            <w:vMerge/>
+          </w:tcPr>
+          <w:p>
+            <w:pPr>
+              <w:pStyle w:val="a4"/>
+              <w:ind w:leftChars="0" w:left="0"/>
+            </w:pPr>
+          </w:p>
+        </w:tc>
+        <w:tc>
+          <w:tcPr>
+            <w:tcW w:w="3408" w:type="dxa"/>
+          </w:tcPr>
+          <w:p>
+            <w:pPr>
+              <w:pStyle w:val="a4"/>
+              <w:ind w:leftChars="0" w:left="0"/>
+            </w:pPr>
+            <w:r>
+              <w:rPr>
+                <w:rFonts w:hint="eastAsia"/>
+              </w:rPr>
+              <w:t>[</w:t>
+            </w:r>
+            <w:proofErr w:type="spellStart"/>
+            <w:r>
+              <w:rPr>
+                <w:rFonts w:hint="eastAsia"/>
+              </w:rPr>
+              <w:t>RiskMap_DB</w:t>
+            </w:r>
+            <w:proofErr w:type="spellEnd"/>
+            <w:r>
+              <w:t>]</w:t>
+            </w:r>
+            <w:r>
+              <w:rPr>
+                <w:rFonts w:hint="eastAsia"/>
+              </w:rPr>
+              <w:t>commentテーブル</w:t>
+            </w:r>
+            <w:r>
+              <w:t xml:space="preserve">. </w:t>
+            </w:r>
+            <w:proofErr w:type="spellStart"/>
+            <w:r>
+              <w:t>created_at</w:t>
+            </w:r>
+            <w:proofErr w:type="spellEnd"/>
+            <w:r>
+              <w:rPr>
+                <w:rFonts w:hint="eastAsia"/>
+              </w:rPr>
+              <w:t>カラム</w:t>
+            </w:r>
+          </w:p>
+        </w:tc>
+        <w:tc>
+          <w:tcPr>
+            <w:tcW w:w="3208" w:type="dxa"/>
+          </w:tcPr>
+          <w:p>
+            <w:pPr>
+              <w:pStyle w:val="a4"/>
+              <w:ind w:leftChars="0" w:left="0"/>
+              <w:rPr>
+                <w:rFonts w:hint="eastAsia"/>
+              </w:rPr>
+            </w:pPr>
+            <w:r>
+              <w:rPr>
+                <w:rFonts w:hint="eastAsia"/>
+              </w:rPr>
+              <w:t>[画面</w:t>
+            </w:r>
+            <w:r>
+              <w:rPr>
+                <w:rFonts w:hint="eastAsia"/>
+              </w:rPr>
+              <w:t>]コメント送信ボタン</w:t>
+            </w:r>
+          </w:p>
+        </w:tc>
+      </w:tr>
+    </w:tbl>
+    <w:p>
+      <w:pPr>
+        <w:pStyle w:val="a4"/>
+        <w:ind w:leftChars="0" w:left="1985"/>
+      </w:pPr>
+    </w:p>
     <w:p/>
     <w:sectPr>
-      <w:footerReference w:type="even" r:id="rId28"/>
-      <w:footerReference w:type="default" r:id="rId29"/>
+      <w:footerReference w:type="even" r:id="rId30"/>
+      <w:footerReference w:type="default" r:id="rId31"/>
       <w:pgSz w:w="11900" w:h="16840"/>
       <w:pgMar w:top="1440" w:right="1080" w:bottom="1440" w:left="1080" w:header="851" w:footer="992" w:gutter="0"/>
       <w:pgNumType w:fmt="numberInDash"/>
@@ -28056,660 +33330,6 @@
 <file path=word/numbering.xml><?xml version="1.0" encoding="utf-8"?>
 <w:numbering xmlns:wpc="http://schemas.microsoft.com/office/word/2010/wordprocessingCanvas" xmlns:cx="http://schemas.microsoft.com/office/drawing/2014/chartex" xmlns:cx1="http://schemas.microsoft.com/office/drawing/2015/9/8/chartex" xmlns:cx2="http://schemas.microsoft.com/office/drawing/2015/10/21/chartex" xmlns:cx3="http://schemas.microsoft.com/office/drawing/2016/5/9/chartex" xmlns:cx4="http://schemas.microsoft.com/office/drawing/2016/5/10/chartex" xmlns:cx5="http://schemas.microsoft.com/office/drawing/2016/5/11/chartex" xmlns:cx6="http://schemas.microsoft.com/office/drawing/2016/5/12/chartex" xmlns:cx7="http://schemas.microsoft.com/office/drawing/2016/5/13/chartex" xmlns:cx8="http://schemas.microsoft.com/office/drawing/2016/5/14/chartex" xmlns:mc="http://schemas.openxmlformats.org/markup-compatibility/2006" xmlns:aink="http://schemas.microsoft.com/office/drawing/2016/ink" xmlns:am3d="http://schemas.microsoft.com/office/drawing/2017/model3d" xmlns:o="urn:schemas-microsoft-com:office:office" xmlns:oel="http://schemas.microsoft.com/office/2019/extlst" xmlns:r="http://schemas.openxmlformats.org/officeDocument/2006/relationships" xmlns:m="http://schemas.openxmlformats.org/officeDocument/2006/math" xmlns:v="urn:schemas-microsoft-com:vml" xmlns:wp14="http://schemas.microsoft.com/office/word/2010/wordprocessingDrawing" xmlns:wp="http://schemas.openxmlformats.org/drawingml/2006/wordprocessingDrawing" xmlns:w10="urn:schemas-microsoft-com:office:word" xmlns:w="http://schemas.openxmlformats.org/wordprocessingml/2006/main" xmlns:w14="http://schemas.microsoft.com/office/word/2010/wordml" xmlns:w15="http://schemas.microsoft.com/office/word/2012/wordml" xmlns:w16cex="http://schemas.microsoft.com/office/word/2018/wordml/cex" xmlns:w16cid="http://schemas.microsoft.com/office/word/2016/wordml/cid" xmlns:w16="http://schemas.microsoft.com/office/word/2018/wordml" xmlns:w16du="http://schemas.microsoft.com/office/word/2023/wordml/word16du" xmlns:w16sdtdh="http://schemas.microsoft.com/office/word/2020/wordml/sdtdatahash" xmlns:w16sdtfl="http://schemas.microsoft.com/office/word/2024/wordml/sdtformatlock" xmlns:w16se="http://schemas.microsoft.com/office/word/2015/wordml/symex" xmlns:wpg="http://schemas.microsoft.com/office/word/2010/wordprocessingGroup" xmlns:wpi="http://schemas.microsoft.com/office/word/2010/wordprocessingInk" xmlns:wne="http://schemas.microsoft.com/office/word/2006/wordml" xmlns:wps="http://schemas.microsoft.com/office/word/2010/wordprocessingShape" mc:Ignorable="w14 w15 w16se w16cid w16 w16cex w16sdtdh w16sdtfl w16du wp14">
   <w:abstractNum w:abstractNumId="0" w15:restartNumberingAfterBreak="0">
-    <w:nsid w:val="08C930A8"/>
-    <w:multiLevelType w:val="multilevel"/>
-    <w:tmpl w:val="72023B98"/>
-    <w:lvl w:ilvl="0">
-      <w:start w:val="1"/>
-      <w:numFmt w:val="decimal"/>
-      <w:lvlText w:val="%1"/>
-      <w:lvlJc w:val="left"/>
-      <w:pPr>
-        <w:ind w:left="425" w:hanging="425"/>
-      </w:pPr>
-      <w:rPr>
-        <w:rFonts w:hint="eastAsia"/>
-      </w:rPr>
-    </w:lvl>
-    <w:lvl w:ilvl="1">
-      <w:start w:val="1"/>
-      <w:numFmt w:val="decimal"/>
-      <w:lvlText w:val="%1.%2"/>
-      <w:lvlJc w:val="left"/>
-      <w:pPr>
-        <w:ind w:left="992" w:hanging="567"/>
-      </w:pPr>
-      <w:rPr>
-        <w:rFonts w:hint="eastAsia"/>
-      </w:rPr>
-    </w:lvl>
-    <w:lvl w:ilvl="2">
-      <w:start w:val="1"/>
-      <w:numFmt w:val="decimal"/>
-      <w:lvlText w:val="%1.%2.%3"/>
-      <w:lvlJc w:val="left"/>
-      <w:pPr>
-        <w:ind w:left="1418" w:hanging="567"/>
-      </w:pPr>
-      <w:rPr>
-        <w:rFonts w:hint="eastAsia"/>
-      </w:rPr>
-    </w:lvl>
-    <w:lvl w:ilvl="3">
-      <w:start w:val="1"/>
-      <w:numFmt w:val="decimal"/>
-      <w:lvlText w:val="%1.%2.%3.%4"/>
-      <w:lvlJc w:val="left"/>
-      <w:pPr>
-        <w:ind w:left="1984" w:hanging="708"/>
-      </w:pPr>
-      <w:rPr>
-        <w:rFonts w:hint="eastAsia"/>
-      </w:rPr>
-    </w:lvl>
-    <w:lvl w:ilvl="4">
-      <w:start w:val="1"/>
-      <w:numFmt w:val="decimal"/>
-      <w:lvlText w:val="%1.%2.%3.%4.%5"/>
-      <w:lvlJc w:val="left"/>
-      <w:pPr>
-        <w:ind w:left="2551" w:hanging="850"/>
-      </w:pPr>
-      <w:rPr>
-        <w:rFonts w:hint="eastAsia"/>
-      </w:rPr>
-    </w:lvl>
-    <w:lvl w:ilvl="5">
-      <w:start w:val="1"/>
-      <w:numFmt w:val="decimal"/>
-      <w:lvlText w:val="%1.%2.%3.%4.%5.%6"/>
-      <w:lvlJc w:val="left"/>
-      <w:pPr>
-        <w:ind w:left="3260" w:hanging="1134"/>
-      </w:pPr>
-      <w:rPr>
-        <w:rFonts w:hint="eastAsia"/>
-      </w:rPr>
-    </w:lvl>
-    <w:lvl w:ilvl="6">
-      <w:start w:val="1"/>
-      <w:numFmt w:val="decimal"/>
-      <w:lvlText w:val="%1.%2.%3.%4.%5.%6.%7"/>
-      <w:lvlJc w:val="left"/>
-      <w:pPr>
-        <w:ind w:left="3827" w:hanging="1276"/>
-      </w:pPr>
-      <w:rPr>
-        <w:rFonts w:hint="eastAsia"/>
-      </w:rPr>
-    </w:lvl>
-    <w:lvl w:ilvl="7">
-      <w:start w:val="1"/>
-      <w:numFmt w:val="decimal"/>
-      <w:lvlText w:val="%1.%2.%3.%4.%5.%6.%7.%8"/>
-      <w:lvlJc w:val="left"/>
-      <w:pPr>
-        <w:ind w:left="4394" w:hanging="1418"/>
-      </w:pPr>
-      <w:rPr>
-        <w:rFonts w:hint="eastAsia"/>
-      </w:rPr>
-    </w:lvl>
-    <w:lvl w:ilvl="8">
-      <w:start w:val="1"/>
-      <w:numFmt w:val="decimal"/>
-      <w:lvlText w:val="%1.%2.%3.%4.%5.%6.%7.%8.%9"/>
-      <w:lvlJc w:val="left"/>
-      <w:pPr>
-        <w:ind w:left="5102" w:hanging="1700"/>
-      </w:pPr>
-      <w:rPr>
-        <w:rFonts w:hint="eastAsia"/>
-      </w:rPr>
-    </w:lvl>
-  </w:abstractNum>
-  <w:abstractNum w:abstractNumId="1" w15:restartNumberingAfterBreak="0">
-    <w:nsid w:val="09012C0E"/>
-    <w:multiLevelType w:val="multilevel"/>
-    <w:tmpl w:val="FC38880E"/>
-    <w:lvl w:ilvl="0">
-      <w:start w:val="1"/>
-      <w:numFmt w:val="decimal"/>
-      <w:lvlText w:val="%1"/>
-      <w:lvlJc w:val="left"/>
-      <w:pPr>
-        <w:ind w:left="425" w:hanging="425"/>
-      </w:pPr>
-      <w:rPr>
-        <w:rFonts w:hint="eastAsia"/>
-      </w:rPr>
-    </w:lvl>
-    <w:lvl w:ilvl="1">
-      <w:start w:val="1"/>
-      <w:numFmt w:val="decimal"/>
-      <w:lvlText w:val="%1.%2"/>
-      <w:lvlJc w:val="left"/>
-      <w:pPr>
-        <w:ind w:left="992" w:hanging="567"/>
-      </w:pPr>
-      <w:rPr>
-        <w:rFonts w:hint="eastAsia"/>
-      </w:rPr>
-    </w:lvl>
-    <w:lvl w:ilvl="2">
-      <w:start w:val="1"/>
-      <w:numFmt w:val="decimal"/>
-      <w:lvlText w:val="%1.%2.%3"/>
-      <w:lvlJc w:val="left"/>
-      <w:pPr>
-        <w:ind w:left="1418" w:hanging="567"/>
-      </w:pPr>
-      <w:rPr>
-        <w:rFonts w:hint="eastAsia"/>
-      </w:rPr>
-    </w:lvl>
-    <w:lvl w:ilvl="3">
-      <w:start w:val="1"/>
-      <w:numFmt w:val="decimal"/>
-      <w:lvlText w:val="%1.%2.%3.%4"/>
-      <w:lvlJc w:val="left"/>
-      <w:pPr>
-        <w:ind w:left="1984" w:hanging="708"/>
-      </w:pPr>
-      <w:rPr>
-        <w:rFonts w:hint="eastAsia"/>
-      </w:rPr>
-    </w:lvl>
-    <w:lvl w:ilvl="4">
-      <w:start w:val="1"/>
-      <w:numFmt w:val="decimal"/>
-      <w:lvlText w:val="%1.%2.%3.%4.%5"/>
-      <w:lvlJc w:val="left"/>
-      <w:pPr>
-        <w:ind w:left="2551" w:hanging="850"/>
-      </w:pPr>
-      <w:rPr>
-        <w:rFonts w:hint="eastAsia"/>
-      </w:rPr>
-    </w:lvl>
-    <w:lvl w:ilvl="5">
-      <w:start w:val="1"/>
-      <w:numFmt w:val="decimal"/>
-      <w:lvlText w:val="%1.%2.%3.%4.%5.%6"/>
-      <w:lvlJc w:val="left"/>
-      <w:pPr>
-        <w:ind w:left="3260" w:hanging="1134"/>
-      </w:pPr>
-      <w:rPr>
-        <w:rFonts w:hint="eastAsia"/>
-      </w:rPr>
-    </w:lvl>
-    <w:lvl w:ilvl="6">
-      <w:start w:val="1"/>
-      <w:numFmt w:val="decimal"/>
-      <w:lvlText w:val="%1.%2.%3.%4.%5.%6.%7"/>
-      <w:lvlJc w:val="left"/>
-      <w:pPr>
-        <w:ind w:left="3827" w:hanging="1276"/>
-      </w:pPr>
-      <w:rPr>
-        <w:rFonts w:hint="eastAsia"/>
-      </w:rPr>
-    </w:lvl>
-    <w:lvl w:ilvl="7">
-      <w:start w:val="1"/>
-      <w:numFmt w:val="decimal"/>
-      <w:lvlText w:val="%1.%2.%3.%4.%5.%6.%7.%8"/>
-      <w:lvlJc w:val="left"/>
-      <w:pPr>
-        <w:ind w:left="4394" w:hanging="1418"/>
-      </w:pPr>
-      <w:rPr>
-        <w:rFonts w:hint="eastAsia"/>
-      </w:rPr>
-    </w:lvl>
-    <w:lvl w:ilvl="8">
-      <w:start w:val="1"/>
-      <w:numFmt w:val="decimal"/>
-      <w:lvlText w:val="%1.%2.%3.%4.%5.%6.%7.%8.%9"/>
-      <w:lvlJc w:val="left"/>
-      <w:pPr>
-        <w:ind w:left="5102" w:hanging="1700"/>
-      </w:pPr>
-      <w:rPr>
-        <w:rFonts w:hint="eastAsia"/>
-      </w:rPr>
-    </w:lvl>
-  </w:abstractNum>
-  <w:abstractNum w:abstractNumId="2" w15:restartNumberingAfterBreak="0">
-    <w:nsid w:val="0B5B475F"/>
-    <w:multiLevelType w:val="hybridMultilevel"/>
-    <w:tmpl w:val="57AA89C4"/>
-    <w:lvl w:ilvl="0" w:tplc="44329E40">
-      <w:start w:val="1"/>
-      <w:numFmt w:val="decimal"/>
-      <w:lvlText w:val="1.%1"/>
-      <w:lvlJc w:val="left"/>
-      <w:pPr>
-        <w:ind w:left="845" w:hanging="420"/>
-      </w:pPr>
-      <w:rPr>
-        <w:rFonts w:hint="eastAsia"/>
-      </w:rPr>
-    </w:lvl>
-    <w:lvl w:ilvl="1" w:tplc="04090017" w:tentative="1">
-      <w:start w:val="1"/>
-      <w:numFmt w:val="aiueoFullWidth"/>
-      <w:lvlText w:val="(%2)"/>
-      <w:lvlJc w:val="left"/>
-      <w:pPr>
-        <w:ind w:left="1265" w:hanging="420"/>
-      </w:pPr>
-    </w:lvl>
-    <w:lvl w:ilvl="2" w:tplc="04090011" w:tentative="1">
-      <w:start w:val="1"/>
-      <w:numFmt w:val="decimalEnclosedCircle"/>
-      <w:lvlText w:val="%3"/>
-      <w:lvlJc w:val="left"/>
-      <w:pPr>
-        <w:ind w:left="1685" w:hanging="420"/>
-      </w:pPr>
-    </w:lvl>
-    <w:lvl w:ilvl="3" w:tplc="0409000F" w:tentative="1">
-      <w:start w:val="1"/>
-      <w:numFmt w:val="decimal"/>
-      <w:lvlText w:val="%4."/>
-      <w:lvlJc w:val="left"/>
-      <w:pPr>
-        <w:ind w:left="2105" w:hanging="420"/>
-      </w:pPr>
-    </w:lvl>
-    <w:lvl w:ilvl="4" w:tplc="04090017" w:tentative="1">
-      <w:start w:val="1"/>
-      <w:numFmt w:val="aiueoFullWidth"/>
-      <w:lvlText w:val="(%5)"/>
-      <w:lvlJc w:val="left"/>
-      <w:pPr>
-        <w:ind w:left="2525" w:hanging="420"/>
-      </w:pPr>
-    </w:lvl>
-    <w:lvl w:ilvl="5" w:tplc="04090011" w:tentative="1">
-      <w:start w:val="1"/>
-      <w:numFmt w:val="decimalEnclosedCircle"/>
-      <w:lvlText w:val="%6"/>
-      <w:lvlJc w:val="left"/>
-      <w:pPr>
-        <w:ind w:left="2945" w:hanging="420"/>
-      </w:pPr>
-    </w:lvl>
-    <w:lvl w:ilvl="6" w:tplc="0409000F" w:tentative="1">
-      <w:start w:val="1"/>
-      <w:numFmt w:val="decimal"/>
-      <w:lvlText w:val="%7."/>
-      <w:lvlJc w:val="left"/>
-      <w:pPr>
-        <w:ind w:left="3365" w:hanging="420"/>
-      </w:pPr>
-    </w:lvl>
-    <w:lvl w:ilvl="7" w:tplc="04090017" w:tentative="1">
-      <w:start w:val="1"/>
-      <w:numFmt w:val="aiueoFullWidth"/>
-      <w:lvlText w:val="(%8)"/>
-      <w:lvlJc w:val="left"/>
-      <w:pPr>
-        <w:ind w:left="3785" w:hanging="420"/>
-      </w:pPr>
-    </w:lvl>
-    <w:lvl w:ilvl="8" w:tplc="04090011" w:tentative="1">
-      <w:start w:val="1"/>
-      <w:numFmt w:val="decimalEnclosedCircle"/>
-      <w:lvlText w:val="%9"/>
-      <w:lvlJc w:val="left"/>
-      <w:pPr>
-        <w:ind w:left="4205" w:hanging="420"/>
-      </w:pPr>
-    </w:lvl>
-  </w:abstractNum>
-  <w:abstractNum w:abstractNumId="3" w15:restartNumberingAfterBreak="0">
-    <w:nsid w:val="0FD06200"/>
-    <w:multiLevelType w:val="multilevel"/>
-    <w:tmpl w:val="16EA6050"/>
-    <w:lvl w:ilvl="0">
-      <w:start w:val="1"/>
-      <w:numFmt w:val="decimal"/>
-      <w:lvlText w:val="%1"/>
-      <w:lvlJc w:val="left"/>
-      <w:pPr>
-        <w:ind w:left="425" w:hanging="425"/>
-      </w:pPr>
-      <w:rPr>
-        <w:rFonts w:hint="eastAsia"/>
-      </w:rPr>
-    </w:lvl>
-    <w:lvl w:ilvl="1">
-      <w:start w:val="1"/>
-      <w:numFmt w:val="decimal"/>
-      <w:lvlText w:val="%1.%2"/>
-      <w:lvlJc w:val="left"/>
-      <w:pPr>
-        <w:ind w:left="992" w:hanging="567"/>
-      </w:pPr>
-      <w:rPr>
-        <w:rFonts w:hint="eastAsia"/>
-      </w:rPr>
-    </w:lvl>
-    <w:lvl w:ilvl="2">
-      <w:start w:val="1"/>
-      <w:numFmt w:val="decimal"/>
-      <w:lvlText w:val="%1.%2.%3"/>
-      <w:lvlJc w:val="left"/>
-      <w:pPr>
-        <w:ind w:left="1418" w:hanging="567"/>
-      </w:pPr>
-      <w:rPr>
-        <w:rFonts w:hint="eastAsia"/>
-      </w:rPr>
-    </w:lvl>
-    <w:lvl w:ilvl="3">
-      <w:start w:val="1"/>
-      <w:numFmt w:val="decimal"/>
-      <w:lvlText w:val="%1.%2.%3.%4"/>
-      <w:lvlJc w:val="left"/>
-      <w:pPr>
-        <w:ind w:left="1984" w:hanging="708"/>
-      </w:pPr>
-      <w:rPr>
-        <w:rFonts w:hint="eastAsia"/>
-      </w:rPr>
-    </w:lvl>
-    <w:lvl w:ilvl="4">
-      <w:start w:val="1"/>
-      <w:numFmt w:val="decimal"/>
-      <w:lvlText w:val="%1.%2.%3.%4.%5"/>
-      <w:lvlJc w:val="left"/>
-      <w:pPr>
-        <w:ind w:left="2551" w:hanging="850"/>
-      </w:pPr>
-      <w:rPr>
-        <w:rFonts w:hint="eastAsia"/>
-      </w:rPr>
-    </w:lvl>
-    <w:lvl w:ilvl="5">
-      <w:start w:val="1"/>
-      <w:numFmt w:val="decimal"/>
-      <w:lvlText w:val="%1.%2.%3.%4.%5.%6"/>
-      <w:lvlJc w:val="left"/>
-      <w:pPr>
-        <w:ind w:left="3260" w:hanging="1134"/>
-      </w:pPr>
-      <w:rPr>
-        <w:rFonts w:hint="eastAsia"/>
-      </w:rPr>
-    </w:lvl>
-    <w:lvl w:ilvl="6">
-      <w:start w:val="1"/>
-      <w:numFmt w:val="decimal"/>
-      <w:lvlText w:val="%1.%2.%3.%4.%5.%6.%7"/>
-      <w:lvlJc w:val="left"/>
-      <w:pPr>
-        <w:ind w:left="3827" w:hanging="1276"/>
-      </w:pPr>
-      <w:rPr>
-        <w:rFonts w:hint="eastAsia"/>
-      </w:rPr>
-    </w:lvl>
-    <w:lvl w:ilvl="7">
-      <w:start w:val="1"/>
-      <w:numFmt w:val="decimal"/>
-      <w:lvlText w:val="%1.%2.%3.%4.%5.%6.%7.%8"/>
-      <w:lvlJc w:val="left"/>
-      <w:pPr>
-        <w:ind w:left="4394" w:hanging="1418"/>
-      </w:pPr>
-      <w:rPr>
-        <w:rFonts w:hint="eastAsia"/>
-      </w:rPr>
-    </w:lvl>
-    <w:lvl w:ilvl="8">
-      <w:start w:val="1"/>
-      <w:numFmt w:val="decimal"/>
-      <w:lvlText w:val="%1.%2.%3.%4.%5.%6.%7.%8.%9"/>
-      <w:lvlJc w:val="left"/>
-      <w:pPr>
-        <w:ind w:left="5102" w:hanging="1700"/>
-      </w:pPr>
-      <w:rPr>
-        <w:rFonts w:hint="eastAsia"/>
-      </w:rPr>
-    </w:lvl>
-  </w:abstractNum>
-  <w:abstractNum w:abstractNumId="4" w15:restartNumberingAfterBreak="0">
-    <w:nsid w:val="13585747"/>
-    <w:multiLevelType w:val="multilevel"/>
-    <w:tmpl w:val="FC38880E"/>
-    <w:lvl w:ilvl="0">
-      <w:start w:val="1"/>
-      <w:numFmt w:val="decimal"/>
-      <w:lvlText w:val="%1"/>
-      <w:lvlJc w:val="left"/>
-      <w:pPr>
-        <w:ind w:left="425" w:hanging="425"/>
-      </w:pPr>
-      <w:rPr>
-        <w:rFonts w:hint="eastAsia"/>
-      </w:rPr>
-    </w:lvl>
-    <w:lvl w:ilvl="1">
-      <w:start w:val="1"/>
-      <w:numFmt w:val="decimal"/>
-      <w:lvlText w:val="%1.%2"/>
-      <w:lvlJc w:val="left"/>
-      <w:pPr>
-        <w:ind w:left="992" w:hanging="567"/>
-      </w:pPr>
-      <w:rPr>
-        <w:rFonts w:hint="eastAsia"/>
-      </w:rPr>
-    </w:lvl>
-    <w:lvl w:ilvl="2">
-      <w:start w:val="1"/>
-      <w:numFmt w:val="decimal"/>
-      <w:lvlText w:val="%1.%2.%3"/>
-      <w:lvlJc w:val="left"/>
-      <w:pPr>
-        <w:ind w:left="1418" w:hanging="567"/>
-      </w:pPr>
-      <w:rPr>
-        <w:rFonts w:hint="eastAsia"/>
-      </w:rPr>
-    </w:lvl>
-    <w:lvl w:ilvl="3">
-      <w:start w:val="1"/>
-      <w:numFmt w:val="decimal"/>
-      <w:lvlText w:val="%1.%2.%3.%4"/>
-      <w:lvlJc w:val="left"/>
-      <w:pPr>
-        <w:ind w:left="1984" w:hanging="708"/>
-      </w:pPr>
-      <w:rPr>
-        <w:rFonts w:hint="eastAsia"/>
-      </w:rPr>
-    </w:lvl>
-    <w:lvl w:ilvl="4">
-      <w:start w:val="1"/>
-      <w:numFmt w:val="decimal"/>
-      <w:lvlText w:val="%1.%2.%3.%4.%5"/>
-      <w:lvlJc w:val="left"/>
-      <w:pPr>
-        <w:ind w:left="2551" w:hanging="850"/>
-      </w:pPr>
-      <w:rPr>
-        <w:rFonts w:hint="eastAsia"/>
-      </w:rPr>
-    </w:lvl>
-    <w:lvl w:ilvl="5">
-      <w:start w:val="1"/>
-      <w:numFmt w:val="decimal"/>
-      <w:lvlText w:val="%1.%2.%3.%4.%5.%6"/>
-      <w:lvlJc w:val="left"/>
-      <w:pPr>
-        <w:ind w:left="3260" w:hanging="1134"/>
-      </w:pPr>
-      <w:rPr>
-        <w:rFonts w:hint="eastAsia"/>
-      </w:rPr>
-    </w:lvl>
-    <w:lvl w:ilvl="6">
-      <w:start w:val="1"/>
-      <w:numFmt w:val="decimal"/>
-      <w:lvlText w:val="%1.%2.%3.%4.%5.%6.%7"/>
-      <w:lvlJc w:val="left"/>
-      <w:pPr>
-        <w:ind w:left="3827" w:hanging="1276"/>
-      </w:pPr>
-      <w:rPr>
-        <w:rFonts w:hint="eastAsia"/>
-      </w:rPr>
-    </w:lvl>
-    <w:lvl w:ilvl="7">
-      <w:start w:val="1"/>
-      <w:numFmt w:val="decimal"/>
-      <w:lvlText w:val="%1.%2.%3.%4.%5.%6.%7.%8"/>
-      <w:lvlJc w:val="left"/>
-      <w:pPr>
-        <w:ind w:left="4394" w:hanging="1418"/>
-      </w:pPr>
-      <w:rPr>
-        <w:rFonts w:hint="eastAsia"/>
-      </w:rPr>
-    </w:lvl>
-    <w:lvl w:ilvl="8">
-      <w:start w:val="1"/>
-      <w:numFmt w:val="decimal"/>
-      <w:lvlText w:val="%1.%2.%3.%4.%5.%6.%7.%8.%9"/>
-      <w:lvlJc w:val="left"/>
-      <w:pPr>
-        <w:ind w:left="5102" w:hanging="1700"/>
-      </w:pPr>
-      <w:rPr>
-        <w:rFonts w:hint="eastAsia"/>
-      </w:rPr>
-    </w:lvl>
-  </w:abstractNum>
-  <w:abstractNum w:abstractNumId="5" w15:restartNumberingAfterBreak="0">
-    <w:nsid w:val="186B6D5A"/>
-    <w:multiLevelType w:val="multilevel"/>
-    <w:tmpl w:val="FC38880E"/>
-    <w:lvl w:ilvl="0">
-      <w:start w:val="1"/>
-      <w:numFmt w:val="decimal"/>
-      <w:lvlText w:val="%1"/>
-      <w:lvlJc w:val="left"/>
-      <w:pPr>
-        <w:ind w:left="425" w:hanging="425"/>
-      </w:pPr>
-      <w:rPr>
-        <w:rFonts w:hint="eastAsia"/>
-      </w:rPr>
-    </w:lvl>
-    <w:lvl w:ilvl="1">
-      <w:start w:val="1"/>
-      <w:numFmt w:val="decimal"/>
-      <w:lvlText w:val="%1.%2"/>
-      <w:lvlJc w:val="left"/>
-      <w:pPr>
-        <w:ind w:left="992" w:hanging="567"/>
-      </w:pPr>
-      <w:rPr>
-        <w:rFonts w:hint="eastAsia"/>
-      </w:rPr>
-    </w:lvl>
-    <w:lvl w:ilvl="2">
-      <w:start w:val="1"/>
-      <w:numFmt w:val="decimal"/>
-      <w:lvlText w:val="%1.%2.%3"/>
-      <w:lvlJc w:val="left"/>
-      <w:pPr>
-        <w:ind w:left="1418" w:hanging="567"/>
-      </w:pPr>
-      <w:rPr>
-        <w:rFonts w:hint="eastAsia"/>
-      </w:rPr>
-    </w:lvl>
-    <w:lvl w:ilvl="3">
-      <w:start w:val="1"/>
-      <w:numFmt w:val="decimal"/>
-      <w:lvlText w:val="%1.%2.%3.%4"/>
-      <w:lvlJc w:val="left"/>
-      <w:pPr>
-        <w:ind w:left="1984" w:hanging="708"/>
-      </w:pPr>
-      <w:rPr>
-        <w:rFonts w:hint="eastAsia"/>
-      </w:rPr>
-    </w:lvl>
-    <w:lvl w:ilvl="4">
-      <w:start w:val="1"/>
-      <w:numFmt w:val="decimal"/>
-      <w:lvlText w:val="%1.%2.%3.%4.%5"/>
-      <w:lvlJc w:val="left"/>
-      <w:pPr>
-        <w:ind w:left="2551" w:hanging="850"/>
-      </w:pPr>
-      <w:rPr>
-        <w:rFonts w:hint="eastAsia"/>
-      </w:rPr>
-    </w:lvl>
-    <w:lvl w:ilvl="5">
-      <w:start w:val="1"/>
-      <w:numFmt w:val="decimal"/>
-      <w:lvlText w:val="%1.%2.%3.%4.%5.%6"/>
-      <w:lvlJc w:val="left"/>
-      <w:pPr>
-        <w:ind w:left="3260" w:hanging="1134"/>
-      </w:pPr>
-      <w:rPr>
-        <w:rFonts w:hint="eastAsia"/>
-      </w:rPr>
-    </w:lvl>
-    <w:lvl w:ilvl="6">
-      <w:start w:val="1"/>
-      <w:numFmt w:val="decimal"/>
-      <w:lvlText w:val="%1.%2.%3.%4.%5.%6.%7"/>
-      <w:lvlJc w:val="left"/>
-      <w:pPr>
-        <w:ind w:left="3827" w:hanging="1276"/>
-      </w:pPr>
-      <w:rPr>
-        <w:rFonts w:hint="eastAsia"/>
-      </w:rPr>
-    </w:lvl>
-    <w:lvl w:ilvl="7">
-      <w:start w:val="1"/>
-      <w:numFmt w:val="decimal"/>
-      <w:lvlText w:val="%1.%2.%3.%4.%5.%6.%7.%8"/>
-      <w:lvlJc w:val="left"/>
-      <w:pPr>
-        <w:ind w:left="4394" w:hanging="1418"/>
-      </w:pPr>
-      <w:rPr>
-        <w:rFonts w:hint="eastAsia"/>
-      </w:rPr>
-    </w:lvl>
-    <w:lvl w:ilvl="8">
-      <w:start w:val="1"/>
-      <w:numFmt w:val="decimal"/>
-      <w:lvlText w:val="%1.%2.%3.%4.%5.%6.%7.%8.%9"/>
-      <w:lvlJc w:val="left"/>
-      <w:pPr>
-        <w:ind w:left="5102" w:hanging="1700"/>
-      </w:pPr>
-      <w:rPr>
-        <w:rFonts w:hint="eastAsia"/>
-      </w:rPr>
-    </w:lvl>
-  </w:abstractNum>
-  <w:abstractNum w:abstractNumId="6" w15:restartNumberingAfterBreak="0">
     <w:nsid w:val="1A962D0E"/>
     <w:multiLevelType w:val="multilevel"/>
     <w:tmpl w:val="F4DE7770"/>
@@ -28827,20 +33447,198 @@
       </w:rPr>
     </w:lvl>
   </w:abstractNum>
-  <w:abstractNum w:abstractNumId="7" w15:restartNumberingAfterBreak="0">
-    <w:nsid w:val="217B1BB8"/>
+  <w:abstractNum w:abstractNumId="1" w15:restartNumberingAfterBreak="0">
+    <w:nsid w:val="2AFD6046"/>
     <w:multiLevelType w:val="hybridMultilevel"/>
-    <w:tmpl w:val="13B43582"/>
-    <w:lvl w:ilvl="0" w:tplc="05A4E412">
-      <w:start w:val="2"/>
+    <w:tmpl w:val="64D81340"/>
+    <w:lvl w:ilvl="0" w:tplc="CA0CAC8A">
+      <w:start w:val="1"/>
+      <w:numFmt w:val="decimalEnclosedCircle"/>
+      <w:lvlText w:val="%1"/>
+      <w:lvlJc w:val="left"/>
+      <w:pPr>
+        <w:ind w:left="1433" w:hanging="440"/>
+      </w:pPr>
+      <w:rPr>
+        <w:rFonts w:hint="eastAsia"/>
+      </w:rPr>
+    </w:lvl>
+    <w:lvl w:ilvl="1" w:tplc="04090017" w:tentative="1">
+      <w:start w:val="1"/>
+      <w:numFmt w:val="aiueoFullWidth"/>
+      <w:lvlText w:val="(%2)"/>
+      <w:lvlJc w:val="left"/>
+      <w:pPr>
+        <w:ind w:left="880" w:hanging="440"/>
+      </w:pPr>
+    </w:lvl>
+    <w:lvl w:ilvl="2" w:tplc="04090011" w:tentative="1">
+      <w:start w:val="1"/>
+      <w:numFmt w:val="decimalEnclosedCircle"/>
+      <w:lvlText w:val="%3"/>
+      <w:lvlJc w:val="left"/>
+      <w:pPr>
+        <w:ind w:left="1320" w:hanging="440"/>
+      </w:pPr>
+    </w:lvl>
+    <w:lvl w:ilvl="3" w:tplc="0409000F" w:tentative="1">
+      <w:start w:val="1"/>
+      <w:numFmt w:val="decimal"/>
+      <w:lvlText w:val="%4."/>
+      <w:lvlJc w:val="left"/>
+      <w:pPr>
+        <w:ind w:left="1760" w:hanging="440"/>
+      </w:pPr>
+    </w:lvl>
+    <w:lvl w:ilvl="4" w:tplc="04090017" w:tentative="1">
+      <w:start w:val="1"/>
+      <w:numFmt w:val="aiueoFullWidth"/>
+      <w:lvlText w:val="(%5)"/>
+      <w:lvlJc w:val="left"/>
+      <w:pPr>
+        <w:ind w:left="2200" w:hanging="440"/>
+      </w:pPr>
+    </w:lvl>
+    <w:lvl w:ilvl="5" w:tplc="04090011" w:tentative="1">
+      <w:start w:val="1"/>
+      <w:numFmt w:val="decimalEnclosedCircle"/>
+      <w:lvlText w:val="%6"/>
+      <w:lvlJc w:val="left"/>
+      <w:pPr>
+        <w:ind w:left="2640" w:hanging="440"/>
+      </w:pPr>
+    </w:lvl>
+    <w:lvl w:ilvl="6" w:tplc="0409000F" w:tentative="1">
+      <w:start w:val="1"/>
+      <w:numFmt w:val="decimal"/>
+      <w:lvlText w:val="%7."/>
+      <w:lvlJc w:val="left"/>
+      <w:pPr>
+        <w:ind w:left="3080" w:hanging="440"/>
+      </w:pPr>
+    </w:lvl>
+    <w:lvl w:ilvl="7" w:tplc="04090017" w:tentative="1">
+      <w:start w:val="1"/>
+      <w:numFmt w:val="aiueoFullWidth"/>
+      <w:lvlText w:val="(%8)"/>
+      <w:lvlJc w:val="left"/>
+      <w:pPr>
+        <w:ind w:left="3520" w:hanging="440"/>
+      </w:pPr>
+    </w:lvl>
+    <w:lvl w:ilvl="8" w:tplc="04090011" w:tentative="1">
+      <w:start w:val="1"/>
+      <w:numFmt w:val="decimalEnclosedCircle"/>
+      <w:lvlText w:val="%9"/>
+      <w:lvlJc w:val="left"/>
+      <w:pPr>
+        <w:ind w:left="3960" w:hanging="440"/>
+      </w:pPr>
+    </w:lvl>
+  </w:abstractNum>
+  <w:abstractNum w:abstractNumId="2" w15:restartNumberingAfterBreak="0">
+    <w:nsid w:val="341539C5"/>
+    <w:multiLevelType w:val="hybridMultilevel"/>
+    <w:tmpl w:val="02FAA132"/>
+    <w:lvl w:ilvl="0" w:tplc="85F20026">
+      <w:start w:val="1"/>
+      <w:numFmt w:val="decimalEnclosedCircle"/>
+      <w:lvlText w:val="%1"/>
+      <w:lvlJc w:val="left"/>
+      <w:pPr>
+        <w:ind w:left="360" w:hanging="360"/>
+      </w:pPr>
+      <w:rPr>
+        <w:rFonts w:hint="default"/>
+      </w:rPr>
+    </w:lvl>
+    <w:lvl w:ilvl="1" w:tplc="04090017" w:tentative="1">
+      <w:start w:val="1"/>
+      <w:numFmt w:val="aiueoFullWidth"/>
+      <w:lvlText w:val="(%2)"/>
+      <w:lvlJc w:val="left"/>
+      <w:pPr>
+        <w:ind w:left="880" w:hanging="440"/>
+      </w:pPr>
+    </w:lvl>
+    <w:lvl w:ilvl="2" w:tplc="04090011" w:tentative="1">
+      <w:start w:val="1"/>
+      <w:numFmt w:val="decimalEnclosedCircle"/>
+      <w:lvlText w:val="%3"/>
+      <w:lvlJc w:val="left"/>
+      <w:pPr>
+        <w:ind w:left="1320" w:hanging="440"/>
+      </w:pPr>
+    </w:lvl>
+    <w:lvl w:ilvl="3" w:tplc="0409000F" w:tentative="1">
+      <w:start w:val="1"/>
+      <w:numFmt w:val="decimal"/>
+      <w:lvlText w:val="%4."/>
+      <w:lvlJc w:val="left"/>
+      <w:pPr>
+        <w:ind w:left="1760" w:hanging="440"/>
+      </w:pPr>
+    </w:lvl>
+    <w:lvl w:ilvl="4" w:tplc="04090017" w:tentative="1">
+      <w:start w:val="1"/>
+      <w:numFmt w:val="aiueoFullWidth"/>
+      <w:lvlText w:val="(%5)"/>
+      <w:lvlJc w:val="left"/>
+      <w:pPr>
+        <w:ind w:left="2200" w:hanging="440"/>
+      </w:pPr>
+    </w:lvl>
+    <w:lvl w:ilvl="5" w:tplc="04090011" w:tentative="1">
+      <w:start w:val="1"/>
+      <w:numFmt w:val="decimalEnclosedCircle"/>
+      <w:lvlText w:val="%6"/>
+      <w:lvlJc w:val="left"/>
+      <w:pPr>
+        <w:ind w:left="2640" w:hanging="440"/>
+      </w:pPr>
+    </w:lvl>
+    <w:lvl w:ilvl="6" w:tplc="0409000F" w:tentative="1">
+      <w:start w:val="1"/>
+      <w:numFmt w:val="decimal"/>
+      <w:lvlText w:val="%7."/>
+      <w:lvlJc w:val="left"/>
+      <w:pPr>
+        <w:ind w:left="3080" w:hanging="440"/>
+      </w:pPr>
+    </w:lvl>
+    <w:lvl w:ilvl="7" w:tplc="04090017" w:tentative="1">
+      <w:start w:val="1"/>
+      <w:numFmt w:val="aiueoFullWidth"/>
+      <w:lvlText w:val="(%8)"/>
+      <w:lvlJc w:val="left"/>
+      <w:pPr>
+        <w:ind w:left="3520" w:hanging="440"/>
+      </w:pPr>
+    </w:lvl>
+    <w:lvl w:ilvl="8" w:tplc="04090011" w:tentative="1">
+      <w:start w:val="1"/>
+      <w:numFmt w:val="decimalEnclosedCircle"/>
+      <w:lvlText w:val="%9"/>
+      <w:lvlJc w:val="left"/>
+      <w:pPr>
+        <w:ind w:left="3960" w:hanging="440"/>
+      </w:pPr>
+    </w:lvl>
+  </w:abstractNum>
+  <w:abstractNum w:abstractNumId="3" w15:restartNumberingAfterBreak="0">
+    <w:nsid w:val="37FC096D"/>
+    <w:multiLevelType w:val="hybridMultilevel"/>
+    <w:tmpl w:val="887C75DA"/>
+    <w:lvl w:ilvl="0" w:tplc="04090001">
+      <w:start w:val="1"/>
       <w:numFmt w:val="bullet"/>
-      <w:lvlText w:val="■"/>
+      <w:lvlText w:val=""/>
       <w:lvlJc w:val="left"/>
       <w:pPr>
-        <w:ind w:left="2344" w:hanging="360"/>
+        <w:ind w:left="1715" w:hanging="440"/>
       </w:pPr>
       <w:rPr>
-        <w:rFonts w:ascii="游明朝" w:eastAsia="游明朝" w:hAnsi="游明朝" w:cstheme="minorBidi" w:hint="eastAsia"/>
+        <w:rFonts w:ascii="Wingdings" w:hAnsi="Wingdings" w:hint="default"/>
       </w:rPr>
     </w:lvl>
     <w:lvl w:ilvl="1" w:tplc="0409000B" w:tentative="1">
@@ -28849,7 +33647,7 @@
       <w:lvlText w:val=""/>
       <w:lvlJc w:val="left"/>
       <w:pPr>
-        <w:ind w:left="2824" w:hanging="420"/>
+        <w:ind w:left="2155" w:hanging="440"/>
       </w:pPr>
       <w:rPr>
         <w:rFonts w:ascii="Wingdings" w:hAnsi="Wingdings" w:hint="default"/>
@@ -28861,7 +33659,7 @@
       <w:lvlText w:val=""/>
       <w:lvlJc w:val="left"/>
       <w:pPr>
-        <w:ind w:left="3244" w:hanging="420"/>
+        <w:ind w:left="2595" w:hanging="440"/>
       </w:pPr>
       <w:rPr>
         <w:rFonts w:ascii="Wingdings" w:hAnsi="Wingdings" w:hint="default"/>
@@ -28873,7 +33671,7 @@
       <w:lvlText w:val=""/>
       <w:lvlJc w:val="left"/>
       <w:pPr>
-        <w:ind w:left="3664" w:hanging="420"/>
+        <w:ind w:left="3035" w:hanging="440"/>
       </w:pPr>
       <w:rPr>
         <w:rFonts w:ascii="Wingdings" w:hAnsi="Wingdings" w:hint="default"/>
@@ -28885,7 +33683,7 @@
       <w:lvlText w:val=""/>
       <w:lvlJc w:val="left"/>
       <w:pPr>
-        <w:ind w:left="4084" w:hanging="420"/>
+        <w:ind w:left="3475" w:hanging="440"/>
       </w:pPr>
       <w:rPr>
         <w:rFonts w:ascii="Wingdings" w:hAnsi="Wingdings" w:hint="default"/>
@@ -28897,7 +33695,7 @@
       <w:lvlText w:val=""/>
       <w:lvlJc w:val="left"/>
       <w:pPr>
-        <w:ind w:left="4504" w:hanging="420"/>
+        <w:ind w:left="3915" w:hanging="440"/>
       </w:pPr>
       <w:rPr>
         <w:rFonts w:ascii="Wingdings" w:hAnsi="Wingdings" w:hint="default"/>
@@ -28909,7 +33707,7 @@
       <w:lvlText w:val=""/>
       <w:lvlJc w:val="left"/>
       <w:pPr>
-        <w:ind w:left="4924" w:hanging="420"/>
+        <w:ind w:left="4355" w:hanging="440"/>
       </w:pPr>
       <w:rPr>
         <w:rFonts w:ascii="Wingdings" w:hAnsi="Wingdings" w:hint="default"/>
@@ -28921,7 +33719,7 @@
       <w:lvlText w:val=""/>
       <w:lvlJc w:val="left"/>
       <w:pPr>
-        <w:ind w:left="5344" w:hanging="420"/>
+        <w:ind w:left="4795" w:hanging="440"/>
       </w:pPr>
       <w:rPr>
         <w:rFonts w:ascii="Wingdings" w:hAnsi="Wingdings" w:hint="default"/>
@@ -28933,17 +33731,18 @@
       <w:lvlText w:val=""/>
       <w:lvlJc w:val="left"/>
       <w:pPr>
-        <w:ind w:left="5764" w:hanging="420"/>
+        <w:ind w:left="5235" w:hanging="440"/>
       </w:pPr>
       <w:rPr>
         <w:rFonts w:ascii="Wingdings" w:hAnsi="Wingdings" w:hint="default"/>
       </w:rPr>
     </w:lvl>
   </w:abstractNum>
-  <w:abstractNum w:abstractNumId="8" w15:restartNumberingAfterBreak="0">
-    <w:nsid w:val="268A3E48"/>
+  <w:abstractNum w:abstractNumId="4" w15:restartNumberingAfterBreak="0">
+    <w:nsid w:val="39A82A97"/>
     <w:multiLevelType w:val="multilevel"/>
-    <w:tmpl w:val="72023B98"/>
+    <w:tmpl w:val="0409001D"/>
+    <w:styleLink w:val="1ai"/>
     <w:lvl w:ilvl="0">
       <w:start w:val="1"/>
       <w:numFmt w:val="decimal"/>
@@ -28952,9 +33751,6 @@
       <w:pPr>
         <w:ind w:left="425" w:hanging="425"/>
       </w:pPr>
-      <w:rPr>
-        <w:rFonts w:hint="eastAsia"/>
-      </w:rPr>
     </w:lvl>
     <w:lvl w:ilvl="1">
       <w:start w:val="1"/>
@@ -28964,9 +33760,6 @@
       <w:pPr>
         <w:ind w:left="992" w:hanging="567"/>
       </w:pPr>
-      <w:rPr>
-        <w:rFonts w:hint="eastAsia"/>
-      </w:rPr>
     </w:lvl>
     <w:lvl w:ilvl="2">
       <w:start w:val="1"/>
@@ -28976,9 +33769,6 @@
       <w:pPr>
         <w:ind w:left="1418" w:hanging="567"/>
       </w:pPr>
-      <w:rPr>
-        <w:rFonts w:hint="eastAsia"/>
-      </w:rPr>
     </w:lvl>
     <w:lvl w:ilvl="3">
       <w:start w:val="1"/>
@@ -28988,9 +33778,6 @@
       <w:pPr>
         <w:ind w:left="1984" w:hanging="708"/>
       </w:pPr>
-      <w:rPr>
-        <w:rFonts w:hint="eastAsia"/>
-      </w:rPr>
     </w:lvl>
     <w:lvl w:ilvl="4">
       <w:start w:val="1"/>
@@ -29000,9 +33787,6 @@
       <w:pPr>
         <w:ind w:left="2551" w:hanging="850"/>
       </w:pPr>
-      <w:rPr>
-        <w:rFonts w:hint="eastAsia"/>
-      </w:rPr>
     </w:lvl>
     <w:lvl w:ilvl="5">
       <w:start w:val="1"/>
@@ -29012,9 +33796,6 @@
       <w:pPr>
         <w:ind w:left="3260" w:hanging="1134"/>
       </w:pPr>
-      <w:rPr>
-        <w:rFonts w:hint="eastAsia"/>
-      </w:rPr>
     </w:lvl>
     <w:lvl w:ilvl="6">
       <w:start w:val="1"/>
@@ -29024,9 +33805,6 @@
       <w:pPr>
         <w:ind w:left="3827" w:hanging="1276"/>
       </w:pPr>
-      <w:rPr>
-        <w:rFonts w:hint="eastAsia"/>
-      </w:rPr>
     </w:lvl>
     <w:lvl w:ilvl="7">
       <w:start w:val="1"/>
@@ -29036,9 +33814,6 @@
       <w:pPr>
         <w:ind w:left="4394" w:hanging="1418"/>
       </w:pPr>
-      <w:rPr>
-        <w:rFonts w:hint="eastAsia"/>
-      </w:rPr>
     </w:lvl>
     <w:lvl w:ilvl="8">
       <w:start w:val="1"/>
@@ -29048,22 +33823,19 @@
       <w:pPr>
         <w:ind w:left="5102" w:hanging="1700"/>
       </w:pPr>
-      <w:rPr>
-        <w:rFonts w:hint="eastAsia"/>
-      </w:rPr>
     </w:lvl>
   </w:abstractNum>
-  <w:abstractNum w:abstractNumId="9" w15:restartNumberingAfterBreak="0">
-    <w:nsid w:val="27477AEB"/>
+  <w:abstractNum w:abstractNumId="5" w15:restartNumberingAfterBreak="0">
+    <w:nsid w:val="3BBE20C6"/>
     <w:multiLevelType w:val="hybridMultilevel"/>
-    <w:tmpl w:val="A8508900"/>
-    <w:lvl w:ilvl="0" w:tplc="0409000F">
+    <w:tmpl w:val="868E7B70"/>
+    <w:lvl w:ilvl="0" w:tplc="04090011">
       <w:start w:val="1"/>
-      <w:numFmt w:val="decimal"/>
-      <w:lvlText w:val="%1."/>
+      <w:numFmt w:val="decimalEnclosedCircle"/>
+      <w:lvlText w:val="%1"/>
       <w:lvlJc w:val="left"/>
       <w:pPr>
-        <w:ind w:left="1715" w:hanging="440"/>
+        <w:ind w:left="1433" w:hanging="440"/>
       </w:pPr>
     </w:lvl>
     <w:lvl w:ilvl="1" w:tplc="04090017" w:tentative="1">
@@ -29072,7 +33844,7 @@
       <w:lvlText w:val="(%2)"/>
       <w:lvlJc w:val="left"/>
       <w:pPr>
-        <w:ind w:left="2155" w:hanging="440"/>
+        <w:ind w:left="1873" w:hanging="440"/>
       </w:pPr>
     </w:lvl>
     <w:lvl w:ilvl="2" w:tplc="04090011" w:tentative="1">
@@ -29081,7 +33853,7 @@
       <w:lvlText w:val="%3"/>
       <w:lvlJc w:val="left"/>
       <w:pPr>
-        <w:ind w:left="2595" w:hanging="440"/>
+        <w:ind w:left="2313" w:hanging="440"/>
       </w:pPr>
     </w:lvl>
     <w:lvl w:ilvl="3" w:tplc="0409000F" w:tentative="1">
@@ -29090,7 +33862,7 @@
       <w:lvlText w:val="%4."/>
       <w:lvlJc w:val="left"/>
       <w:pPr>
-        <w:ind w:left="3035" w:hanging="440"/>
+        <w:ind w:left="2753" w:hanging="440"/>
       </w:pPr>
     </w:lvl>
     <w:lvl w:ilvl="4" w:tplc="04090017" w:tentative="1">
@@ -29099,7 +33871,7 @@
       <w:lvlText w:val="(%5)"/>
       <w:lvlJc w:val="left"/>
       <w:pPr>
-        <w:ind w:left="3475" w:hanging="440"/>
+        <w:ind w:left="3193" w:hanging="440"/>
       </w:pPr>
     </w:lvl>
     <w:lvl w:ilvl="5" w:tplc="04090011" w:tentative="1">
@@ -29108,7 +33880,7 @@
       <w:lvlText w:val="%6"/>
       <w:lvlJc w:val="left"/>
       <w:pPr>
-        <w:ind w:left="3915" w:hanging="440"/>
+        <w:ind w:left="3633" w:hanging="440"/>
       </w:pPr>
     </w:lvl>
     <w:lvl w:ilvl="6" w:tplc="0409000F" w:tentative="1">
@@ -29117,7 +33889,7 @@
       <w:lvlText w:val="%7."/>
       <w:lvlJc w:val="left"/>
       <w:pPr>
-        <w:ind w:left="4355" w:hanging="440"/>
+        <w:ind w:left="4073" w:hanging="440"/>
       </w:pPr>
     </w:lvl>
     <w:lvl w:ilvl="7" w:tplc="04090017" w:tentative="1">
@@ -29126,7 +33898,7 @@
       <w:lvlText w:val="(%8)"/>
       <w:lvlJc w:val="left"/>
       <w:pPr>
-        <w:ind w:left="4795" w:hanging="440"/>
+        <w:ind w:left="4513" w:hanging="440"/>
       </w:pPr>
     </w:lvl>
     <w:lvl w:ilvl="8" w:tplc="04090011" w:tentative="1">
@@ -29135,449 +33907,14 @@
       <w:lvlText w:val="%9"/>
       <w:lvlJc w:val="left"/>
       <w:pPr>
-        <w:ind w:left="5235" w:hanging="440"/>
+        <w:ind w:left="4953" w:hanging="440"/>
       </w:pPr>
     </w:lvl>
   </w:abstractNum>
-  <w:abstractNum w:abstractNumId="10" w15:restartNumberingAfterBreak="0">
-    <w:nsid w:val="2AFD6046"/>
+  <w:abstractNum w:abstractNumId="6" w15:restartNumberingAfterBreak="0">
+    <w:nsid w:val="4FEA7991"/>
     <w:multiLevelType w:val="hybridMultilevel"/>
-    <w:tmpl w:val="64D81340"/>
-    <w:lvl w:ilvl="0" w:tplc="CA0CAC8A">
-      <w:start w:val="1"/>
-      <w:numFmt w:val="decimalEnclosedCircle"/>
-      <w:lvlText w:val="%1"/>
-      <w:lvlJc w:val="left"/>
-      <w:pPr>
-        <w:ind w:left="1433" w:hanging="440"/>
-      </w:pPr>
-      <w:rPr>
-        <w:rFonts w:hint="eastAsia"/>
-      </w:rPr>
-    </w:lvl>
-    <w:lvl w:ilvl="1" w:tplc="04090017" w:tentative="1">
-      <w:start w:val="1"/>
-      <w:numFmt w:val="aiueoFullWidth"/>
-      <w:lvlText w:val="(%2)"/>
-      <w:lvlJc w:val="left"/>
-      <w:pPr>
-        <w:ind w:left="880" w:hanging="440"/>
-      </w:pPr>
-    </w:lvl>
-    <w:lvl w:ilvl="2" w:tplc="04090011" w:tentative="1">
-      <w:start w:val="1"/>
-      <w:numFmt w:val="decimalEnclosedCircle"/>
-      <w:lvlText w:val="%3"/>
-      <w:lvlJc w:val="left"/>
-      <w:pPr>
-        <w:ind w:left="1320" w:hanging="440"/>
-      </w:pPr>
-    </w:lvl>
-    <w:lvl w:ilvl="3" w:tplc="0409000F" w:tentative="1">
-      <w:start w:val="1"/>
-      <w:numFmt w:val="decimal"/>
-      <w:lvlText w:val="%4."/>
-      <w:lvlJc w:val="left"/>
-      <w:pPr>
-        <w:ind w:left="1760" w:hanging="440"/>
-      </w:pPr>
-    </w:lvl>
-    <w:lvl w:ilvl="4" w:tplc="04090017" w:tentative="1">
-      <w:start w:val="1"/>
-      <w:numFmt w:val="aiueoFullWidth"/>
-      <w:lvlText w:val="(%5)"/>
-      <w:lvlJc w:val="left"/>
-      <w:pPr>
-        <w:ind w:left="2200" w:hanging="440"/>
-      </w:pPr>
-    </w:lvl>
-    <w:lvl w:ilvl="5" w:tplc="04090011" w:tentative="1">
-      <w:start w:val="1"/>
-      <w:numFmt w:val="decimalEnclosedCircle"/>
-      <w:lvlText w:val="%6"/>
-      <w:lvlJc w:val="left"/>
-      <w:pPr>
-        <w:ind w:left="2640" w:hanging="440"/>
-      </w:pPr>
-    </w:lvl>
-    <w:lvl w:ilvl="6" w:tplc="0409000F" w:tentative="1">
-      <w:start w:val="1"/>
-      <w:numFmt w:val="decimal"/>
-      <w:lvlText w:val="%7."/>
-      <w:lvlJc w:val="left"/>
-      <w:pPr>
-        <w:ind w:left="3080" w:hanging="440"/>
-      </w:pPr>
-    </w:lvl>
-    <w:lvl w:ilvl="7" w:tplc="04090017" w:tentative="1">
-      <w:start w:val="1"/>
-      <w:numFmt w:val="aiueoFullWidth"/>
-      <w:lvlText w:val="(%8)"/>
-      <w:lvlJc w:val="left"/>
-      <w:pPr>
-        <w:ind w:left="3520" w:hanging="440"/>
-      </w:pPr>
-    </w:lvl>
-    <w:lvl w:ilvl="8" w:tplc="04090011" w:tentative="1">
-      <w:start w:val="1"/>
-      <w:numFmt w:val="decimalEnclosedCircle"/>
-      <w:lvlText w:val="%9"/>
-      <w:lvlJc w:val="left"/>
-      <w:pPr>
-        <w:ind w:left="3960" w:hanging="440"/>
-      </w:pPr>
-    </w:lvl>
-  </w:abstractNum>
-  <w:abstractNum w:abstractNumId="11" w15:restartNumberingAfterBreak="0">
-    <w:nsid w:val="2C8066FA"/>
-    <w:multiLevelType w:val="multilevel"/>
-    <w:tmpl w:val="649289E2"/>
-    <w:lvl w:ilvl="0">
-      <w:start w:val="1"/>
-      <w:numFmt w:val="decimal"/>
-      <w:lvlText w:val="%1"/>
-      <w:lvlJc w:val="left"/>
-      <w:pPr>
-        <w:ind w:left="425" w:hanging="425"/>
-      </w:pPr>
-      <w:rPr>
-        <w:rFonts w:hint="eastAsia"/>
-      </w:rPr>
-    </w:lvl>
-    <w:lvl w:ilvl="1">
-      <w:start w:val="1"/>
-      <w:numFmt w:val="decimal"/>
-      <w:lvlText w:val="%1.%2"/>
-      <w:lvlJc w:val="left"/>
-      <w:pPr>
-        <w:ind w:left="992" w:hanging="567"/>
-      </w:pPr>
-      <w:rPr>
-        <w:rFonts w:hint="eastAsia"/>
-      </w:rPr>
-    </w:lvl>
-    <w:lvl w:ilvl="2">
-      <w:start w:val="1"/>
-      <w:numFmt w:val="decimal"/>
-      <w:lvlText w:val="%1.%2.%3"/>
-      <w:lvlJc w:val="left"/>
-      <w:pPr>
-        <w:ind w:left="1418" w:hanging="567"/>
-      </w:pPr>
-      <w:rPr>
-        <w:rFonts w:hint="eastAsia"/>
-      </w:rPr>
-    </w:lvl>
-    <w:lvl w:ilvl="3">
-      <w:start w:val="1"/>
-      <w:numFmt w:val="decimal"/>
-      <w:lvlText w:val="%1.%2.%3.%4"/>
-      <w:lvlJc w:val="left"/>
-      <w:pPr>
-        <w:ind w:left="1984" w:hanging="708"/>
-      </w:pPr>
-      <w:rPr>
-        <w:rFonts w:hint="eastAsia"/>
-        <w:b w:val="0"/>
-      </w:rPr>
-    </w:lvl>
-    <w:lvl w:ilvl="4">
-      <w:start w:val="1"/>
-      <w:numFmt w:val="decimal"/>
-      <w:lvlText w:val="%1.%2.%3.%4.%5"/>
-      <w:lvlJc w:val="left"/>
-      <w:pPr>
-        <w:ind w:left="2551" w:hanging="850"/>
-      </w:pPr>
-      <w:rPr>
-        <w:rFonts w:hint="eastAsia"/>
-      </w:rPr>
-    </w:lvl>
-    <w:lvl w:ilvl="5">
-      <w:start w:val="1"/>
-      <w:numFmt w:val="decimal"/>
-      <w:lvlText w:val="%1.%2.%3.%4.%5.%6"/>
-      <w:lvlJc w:val="left"/>
-      <w:pPr>
-        <w:ind w:left="3260" w:hanging="1134"/>
-      </w:pPr>
-      <w:rPr>
-        <w:rFonts w:hint="eastAsia"/>
-      </w:rPr>
-    </w:lvl>
-    <w:lvl w:ilvl="6">
-      <w:start w:val="1"/>
-      <w:numFmt w:val="decimal"/>
-      <w:lvlText w:val="%1.%2.%3.%4.%5.%6.%7"/>
-      <w:lvlJc w:val="left"/>
-      <w:pPr>
-        <w:ind w:left="3827" w:hanging="1276"/>
-      </w:pPr>
-      <w:rPr>
-        <w:rFonts w:hint="eastAsia"/>
-      </w:rPr>
-    </w:lvl>
-    <w:lvl w:ilvl="7">
-      <w:start w:val="1"/>
-      <w:numFmt w:val="decimal"/>
-      <w:lvlText w:val="%1.%2.%3.%4.%5.%6.%7.%8"/>
-      <w:lvlJc w:val="left"/>
-      <w:pPr>
-        <w:ind w:left="4394" w:hanging="1418"/>
-      </w:pPr>
-      <w:rPr>
-        <w:rFonts w:hint="eastAsia"/>
-      </w:rPr>
-    </w:lvl>
-    <w:lvl w:ilvl="8">
-      <w:start w:val="1"/>
-      <w:numFmt w:val="decimal"/>
-      <w:lvlText w:val="%1.%2.%3.%4.%5.%6.%7.%8.%9"/>
-      <w:lvlJc w:val="left"/>
-      <w:pPr>
-        <w:ind w:left="5102" w:hanging="1700"/>
-      </w:pPr>
-      <w:rPr>
-        <w:rFonts w:hint="eastAsia"/>
-      </w:rPr>
-    </w:lvl>
-  </w:abstractNum>
-  <w:abstractNum w:abstractNumId="12" w15:restartNumberingAfterBreak="0">
-    <w:nsid w:val="347A7D1C"/>
-    <w:multiLevelType w:val="multilevel"/>
-    <w:tmpl w:val="463A6D82"/>
-    <w:lvl w:ilvl="0">
-      <w:start w:val="1"/>
-      <w:numFmt w:val="decimalFullWidth"/>
-      <w:lvlText w:val="%1"/>
-      <w:lvlJc w:val="left"/>
-      <w:pPr>
-        <w:ind w:left="425" w:hanging="425"/>
-      </w:pPr>
-      <w:rPr>
-        <w:rFonts w:hint="eastAsia"/>
-      </w:rPr>
-    </w:lvl>
-    <w:lvl w:ilvl="1">
-      <w:start w:val="1"/>
-      <w:numFmt w:val="aiueoFullWidth"/>
-      <w:lvlText w:val="(%2)"/>
-      <w:lvlJc w:val="left"/>
-      <w:pPr>
-        <w:ind w:left="851" w:hanging="426"/>
-      </w:pPr>
-      <w:rPr>
-        <w:rFonts w:hint="eastAsia"/>
-      </w:rPr>
-    </w:lvl>
-    <w:lvl w:ilvl="2">
-      <w:start w:val="1"/>
-      <w:numFmt w:val="decimalEnclosedCircle"/>
-      <w:lvlText w:val="%3"/>
-      <w:lvlJc w:val="left"/>
-      <w:pPr>
-        <w:ind w:left="1276" w:hanging="425"/>
-      </w:pPr>
-      <w:rPr>
-        <w:rFonts w:hint="eastAsia"/>
-      </w:rPr>
-    </w:lvl>
-    <w:lvl w:ilvl="3">
-      <w:start w:val="1"/>
-      <w:numFmt w:val="decimal"/>
-      <w:lvlText w:val="3.2.%4"/>
-      <w:lvlJc w:val="left"/>
-      <w:pPr>
-        <w:ind w:left="1696" w:hanging="420"/>
-      </w:pPr>
-      <w:rPr>
-        <w:rFonts w:asciiTheme="minorHAnsi" w:eastAsiaTheme="minorHAnsi" w:hAnsiTheme="minorHAnsi" w:hint="eastAsia"/>
-        <w:b w:val="0"/>
-      </w:rPr>
-    </w:lvl>
-    <w:lvl w:ilvl="4">
-      <w:start w:val="1"/>
-      <w:numFmt w:val="none"/>
-      <w:suff w:val="nothing"/>
-      <w:lvlText w:val=""/>
-      <w:lvlJc w:val="left"/>
-      <w:pPr>
-        <w:ind w:left="2126" w:hanging="425"/>
-      </w:pPr>
-      <w:rPr>
-        <w:rFonts w:hint="eastAsia"/>
-      </w:rPr>
-    </w:lvl>
-    <w:lvl w:ilvl="5">
-      <w:start w:val="1"/>
-      <w:numFmt w:val="none"/>
-      <w:suff w:val="nothing"/>
-      <w:lvlText w:val=""/>
-      <w:lvlJc w:val="left"/>
-      <w:pPr>
-        <w:ind w:left="2551" w:hanging="425"/>
-      </w:pPr>
-      <w:rPr>
-        <w:rFonts w:hint="eastAsia"/>
-      </w:rPr>
-    </w:lvl>
-    <w:lvl w:ilvl="6">
-      <w:start w:val="1"/>
-      <w:numFmt w:val="none"/>
-      <w:suff w:val="nothing"/>
-      <w:lvlText w:val=""/>
-      <w:lvlJc w:val="left"/>
-      <w:pPr>
-        <w:ind w:left="2976" w:hanging="425"/>
-      </w:pPr>
-      <w:rPr>
-        <w:rFonts w:hint="eastAsia"/>
-      </w:rPr>
-    </w:lvl>
-    <w:lvl w:ilvl="7">
-      <w:start w:val="1"/>
-      <w:numFmt w:val="none"/>
-      <w:suff w:val="nothing"/>
-      <w:lvlText w:val=""/>
-      <w:lvlJc w:val="left"/>
-      <w:pPr>
-        <w:ind w:left="3402" w:hanging="426"/>
-      </w:pPr>
-      <w:rPr>
-        <w:rFonts w:hint="eastAsia"/>
-      </w:rPr>
-    </w:lvl>
-    <w:lvl w:ilvl="8">
-      <w:start w:val="1"/>
-      <w:numFmt w:val="none"/>
-      <w:suff w:val="nothing"/>
-      <w:lvlText w:val=""/>
-      <w:lvlJc w:val="right"/>
-      <w:pPr>
-        <w:ind w:left="3827" w:hanging="425"/>
-      </w:pPr>
-      <w:rPr>
-        <w:rFonts w:hint="eastAsia"/>
-      </w:rPr>
-    </w:lvl>
-  </w:abstractNum>
-  <w:abstractNum w:abstractNumId="13" w15:restartNumberingAfterBreak="0">
-    <w:nsid w:val="36CB439E"/>
-    <w:multiLevelType w:val="multilevel"/>
-    <w:tmpl w:val="FC38880E"/>
-    <w:lvl w:ilvl="0">
-      <w:start w:val="1"/>
-      <w:numFmt w:val="decimal"/>
-      <w:lvlText w:val="%1"/>
-      <w:lvlJc w:val="left"/>
-      <w:pPr>
-        <w:ind w:left="425" w:hanging="425"/>
-      </w:pPr>
-      <w:rPr>
-        <w:rFonts w:hint="eastAsia"/>
-      </w:rPr>
-    </w:lvl>
-    <w:lvl w:ilvl="1">
-      <w:start w:val="1"/>
-      <w:numFmt w:val="decimal"/>
-      <w:lvlText w:val="%1.%2"/>
-      <w:lvlJc w:val="left"/>
-      <w:pPr>
-        <w:ind w:left="992" w:hanging="567"/>
-      </w:pPr>
-      <w:rPr>
-        <w:rFonts w:hint="eastAsia"/>
-      </w:rPr>
-    </w:lvl>
-    <w:lvl w:ilvl="2">
-      <w:start w:val="1"/>
-      <w:numFmt w:val="decimal"/>
-      <w:lvlText w:val="%1.%2.%3"/>
-      <w:lvlJc w:val="left"/>
-      <w:pPr>
-        <w:ind w:left="1418" w:hanging="567"/>
-      </w:pPr>
-      <w:rPr>
-        <w:rFonts w:hint="eastAsia"/>
-      </w:rPr>
-    </w:lvl>
-    <w:lvl w:ilvl="3">
-      <w:start w:val="1"/>
-      <w:numFmt w:val="decimal"/>
-      <w:lvlText w:val="%1.%2.%3.%4"/>
-      <w:lvlJc w:val="left"/>
-      <w:pPr>
-        <w:ind w:left="1984" w:hanging="708"/>
-      </w:pPr>
-      <w:rPr>
-        <w:rFonts w:hint="eastAsia"/>
-      </w:rPr>
-    </w:lvl>
-    <w:lvl w:ilvl="4">
-      <w:start w:val="1"/>
-      <w:numFmt w:val="decimal"/>
-      <w:lvlText w:val="%1.%2.%3.%4.%5"/>
-      <w:lvlJc w:val="left"/>
-      <w:pPr>
-        <w:ind w:left="2551" w:hanging="850"/>
-      </w:pPr>
-      <w:rPr>
-        <w:rFonts w:hint="eastAsia"/>
-      </w:rPr>
-    </w:lvl>
-    <w:lvl w:ilvl="5">
-      <w:start w:val="1"/>
-      <w:numFmt w:val="decimal"/>
-      <w:lvlText w:val="%1.%2.%3.%4.%5.%6"/>
-      <w:lvlJc w:val="left"/>
-      <w:pPr>
-        <w:ind w:left="3260" w:hanging="1134"/>
-      </w:pPr>
-      <w:rPr>
-        <w:rFonts w:hint="eastAsia"/>
-      </w:rPr>
-    </w:lvl>
-    <w:lvl w:ilvl="6">
-      <w:start w:val="1"/>
-      <w:numFmt w:val="decimal"/>
-      <w:lvlText w:val="%1.%2.%3.%4.%5.%6.%7"/>
-      <w:lvlJc w:val="left"/>
-      <w:pPr>
-        <w:ind w:left="3827" w:hanging="1276"/>
-      </w:pPr>
-      <w:rPr>
-        <w:rFonts w:hint="eastAsia"/>
-      </w:rPr>
-    </w:lvl>
-    <w:lvl w:ilvl="7">
-      <w:start w:val="1"/>
-      <w:numFmt w:val="decimal"/>
-      <w:lvlText w:val="%1.%2.%3.%4.%5.%6.%7.%8"/>
-      <w:lvlJc w:val="left"/>
-      <w:pPr>
-        <w:ind w:left="4394" w:hanging="1418"/>
-      </w:pPr>
-      <w:rPr>
-        <w:rFonts w:hint="eastAsia"/>
-      </w:rPr>
-    </w:lvl>
-    <w:lvl w:ilvl="8">
-      <w:start w:val="1"/>
-      <w:numFmt w:val="decimal"/>
-      <w:lvlText w:val="%1.%2.%3.%4.%5.%6.%7.%8.%9"/>
-      <w:lvlJc w:val="left"/>
-      <w:pPr>
-        <w:ind w:left="5102" w:hanging="1700"/>
-      </w:pPr>
-      <w:rPr>
-        <w:rFonts w:hint="eastAsia"/>
-      </w:rPr>
-    </w:lvl>
-  </w:abstractNum>
-  <w:abstractNum w:abstractNumId="14" w15:restartNumberingAfterBreak="0">
-    <w:nsid w:val="37FC096D"/>
-    <w:multiLevelType w:val="hybridMultilevel"/>
-    <w:tmpl w:val="887C75DA"/>
+    <w:tmpl w:val="24C4B58E"/>
     <w:lvl w:ilvl="0" w:tplc="04090001">
       <w:start w:val="1"/>
       <w:numFmt w:val="bullet"/>
@@ -29687,902 +34024,7 @@
       </w:rPr>
     </w:lvl>
   </w:abstractNum>
-  <w:abstractNum w:abstractNumId="15" w15:restartNumberingAfterBreak="0">
-    <w:nsid w:val="39A82A97"/>
-    <w:multiLevelType w:val="multilevel"/>
-    <w:tmpl w:val="0409001D"/>
-    <w:styleLink w:val="1ai"/>
-    <w:lvl w:ilvl="0">
-      <w:start w:val="1"/>
-      <w:numFmt w:val="decimal"/>
-      <w:lvlText w:val="%1"/>
-      <w:lvlJc w:val="left"/>
-      <w:pPr>
-        <w:ind w:left="425" w:hanging="425"/>
-      </w:pPr>
-    </w:lvl>
-    <w:lvl w:ilvl="1">
-      <w:start w:val="1"/>
-      <w:numFmt w:val="decimal"/>
-      <w:lvlText w:val="%1.%2"/>
-      <w:lvlJc w:val="left"/>
-      <w:pPr>
-        <w:ind w:left="992" w:hanging="567"/>
-      </w:pPr>
-    </w:lvl>
-    <w:lvl w:ilvl="2">
-      <w:start w:val="1"/>
-      <w:numFmt w:val="decimal"/>
-      <w:lvlText w:val="%1.%2.%3"/>
-      <w:lvlJc w:val="left"/>
-      <w:pPr>
-        <w:ind w:left="1418" w:hanging="567"/>
-      </w:pPr>
-    </w:lvl>
-    <w:lvl w:ilvl="3">
-      <w:start w:val="1"/>
-      <w:numFmt w:val="decimal"/>
-      <w:lvlText w:val="%1.%2.%3.%4"/>
-      <w:lvlJc w:val="left"/>
-      <w:pPr>
-        <w:ind w:left="1984" w:hanging="708"/>
-      </w:pPr>
-    </w:lvl>
-    <w:lvl w:ilvl="4">
-      <w:start w:val="1"/>
-      <w:numFmt w:val="decimal"/>
-      <w:lvlText w:val="%1.%2.%3.%4.%5"/>
-      <w:lvlJc w:val="left"/>
-      <w:pPr>
-        <w:ind w:left="2551" w:hanging="850"/>
-      </w:pPr>
-    </w:lvl>
-    <w:lvl w:ilvl="5">
-      <w:start w:val="1"/>
-      <w:numFmt w:val="decimal"/>
-      <w:lvlText w:val="%1.%2.%3.%4.%5.%6"/>
-      <w:lvlJc w:val="left"/>
-      <w:pPr>
-        <w:ind w:left="3260" w:hanging="1134"/>
-      </w:pPr>
-    </w:lvl>
-    <w:lvl w:ilvl="6">
-      <w:start w:val="1"/>
-      <w:numFmt w:val="decimal"/>
-      <w:lvlText w:val="%1.%2.%3.%4.%5.%6.%7"/>
-      <w:lvlJc w:val="left"/>
-      <w:pPr>
-        <w:ind w:left="3827" w:hanging="1276"/>
-      </w:pPr>
-    </w:lvl>
-    <w:lvl w:ilvl="7">
-      <w:start w:val="1"/>
-      <w:numFmt w:val="decimal"/>
-      <w:lvlText w:val="%1.%2.%3.%4.%5.%6.%7.%8"/>
-      <w:lvlJc w:val="left"/>
-      <w:pPr>
-        <w:ind w:left="4394" w:hanging="1418"/>
-      </w:pPr>
-    </w:lvl>
-    <w:lvl w:ilvl="8">
-      <w:start w:val="1"/>
-      <w:numFmt w:val="decimal"/>
-      <w:lvlText w:val="%1.%2.%3.%4.%5.%6.%7.%8.%9"/>
-      <w:lvlJc w:val="left"/>
-      <w:pPr>
-        <w:ind w:left="5102" w:hanging="1700"/>
-      </w:pPr>
-    </w:lvl>
-  </w:abstractNum>
-  <w:abstractNum w:abstractNumId="16" w15:restartNumberingAfterBreak="0">
-    <w:nsid w:val="3B672C79"/>
-    <w:multiLevelType w:val="hybridMultilevel"/>
-    <w:tmpl w:val="B82E6134"/>
-    <w:lvl w:ilvl="0" w:tplc="0B6815B0">
-      <w:start w:val="1"/>
-      <w:numFmt w:val="decimal"/>
-      <w:lvlText w:val="3.%1"/>
-      <w:lvlJc w:val="left"/>
-      <w:pPr>
-        <w:ind w:left="420" w:hanging="420"/>
-      </w:pPr>
-      <w:rPr>
-        <w:rFonts w:hint="eastAsia"/>
-      </w:rPr>
-    </w:lvl>
-    <w:lvl w:ilvl="1" w:tplc="04090017" w:tentative="1">
-      <w:start w:val="1"/>
-      <w:numFmt w:val="aiueoFullWidth"/>
-      <w:lvlText w:val="(%2)"/>
-      <w:lvlJc w:val="left"/>
-      <w:pPr>
-        <w:ind w:left="1265" w:hanging="420"/>
-      </w:pPr>
-    </w:lvl>
-    <w:lvl w:ilvl="2" w:tplc="04090011" w:tentative="1">
-      <w:start w:val="1"/>
-      <w:numFmt w:val="decimalEnclosedCircle"/>
-      <w:lvlText w:val="%3"/>
-      <w:lvlJc w:val="left"/>
-      <w:pPr>
-        <w:ind w:left="1685" w:hanging="420"/>
-      </w:pPr>
-    </w:lvl>
-    <w:lvl w:ilvl="3" w:tplc="0409000F" w:tentative="1">
-      <w:start w:val="1"/>
-      <w:numFmt w:val="decimal"/>
-      <w:lvlText w:val="%4."/>
-      <w:lvlJc w:val="left"/>
-      <w:pPr>
-        <w:ind w:left="2105" w:hanging="420"/>
-      </w:pPr>
-    </w:lvl>
-    <w:lvl w:ilvl="4" w:tplc="04090017" w:tentative="1">
-      <w:start w:val="1"/>
-      <w:numFmt w:val="aiueoFullWidth"/>
-      <w:lvlText w:val="(%5)"/>
-      <w:lvlJc w:val="left"/>
-      <w:pPr>
-        <w:ind w:left="2525" w:hanging="420"/>
-      </w:pPr>
-    </w:lvl>
-    <w:lvl w:ilvl="5" w:tplc="04090011" w:tentative="1">
-      <w:start w:val="1"/>
-      <w:numFmt w:val="decimalEnclosedCircle"/>
-      <w:lvlText w:val="%6"/>
-      <w:lvlJc w:val="left"/>
-      <w:pPr>
-        <w:ind w:left="2945" w:hanging="420"/>
-      </w:pPr>
-    </w:lvl>
-    <w:lvl w:ilvl="6" w:tplc="0409000F" w:tentative="1">
-      <w:start w:val="1"/>
-      <w:numFmt w:val="decimal"/>
-      <w:lvlText w:val="%7."/>
-      <w:lvlJc w:val="left"/>
-      <w:pPr>
-        <w:ind w:left="3365" w:hanging="420"/>
-      </w:pPr>
-    </w:lvl>
-    <w:lvl w:ilvl="7" w:tplc="04090017" w:tentative="1">
-      <w:start w:val="1"/>
-      <w:numFmt w:val="aiueoFullWidth"/>
-      <w:lvlText w:val="(%8)"/>
-      <w:lvlJc w:val="left"/>
-      <w:pPr>
-        <w:ind w:left="3785" w:hanging="420"/>
-      </w:pPr>
-    </w:lvl>
-    <w:lvl w:ilvl="8" w:tplc="04090011" w:tentative="1">
-      <w:start w:val="1"/>
-      <w:numFmt w:val="decimalEnclosedCircle"/>
-      <w:lvlText w:val="%9"/>
-      <w:lvlJc w:val="left"/>
-      <w:pPr>
-        <w:ind w:left="4205" w:hanging="420"/>
-      </w:pPr>
-    </w:lvl>
-  </w:abstractNum>
-  <w:abstractNum w:abstractNumId="17" w15:restartNumberingAfterBreak="0">
-    <w:nsid w:val="3BBE20C6"/>
-    <w:multiLevelType w:val="hybridMultilevel"/>
-    <w:tmpl w:val="868E7B70"/>
-    <w:lvl w:ilvl="0" w:tplc="04090011">
-      <w:start w:val="1"/>
-      <w:numFmt w:val="decimalEnclosedCircle"/>
-      <w:lvlText w:val="%1"/>
-      <w:lvlJc w:val="left"/>
-      <w:pPr>
-        <w:ind w:left="1433" w:hanging="440"/>
-      </w:pPr>
-    </w:lvl>
-    <w:lvl w:ilvl="1" w:tplc="04090017" w:tentative="1">
-      <w:start w:val="1"/>
-      <w:numFmt w:val="aiueoFullWidth"/>
-      <w:lvlText w:val="(%2)"/>
-      <w:lvlJc w:val="left"/>
-      <w:pPr>
-        <w:ind w:left="1873" w:hanging="440"/>
-      </w:pPr>
-    </w:lvl>
-    <w:lvl w:ilvl="2" w:tplc="04090011" w:tentative="1">
-      <w:start w:val="1"/>
-      <w:numFmt w:val="decimalEnclosedCircle"/>
-      <w:lvlText w:val="%3"/>
-      <w:lvlJc w:val="left"/>
-      <w:pPr>
-        <w:ind w:left="2313" w:hanging="440"/>
-      </w:pPr>
-    </w:lvl>
-    <w:lvl w:ilvl="3" w:tplc="0409000F" w:tentative="1">
-      <w:start w:val="1"/>
-      <w:numFmt w:val="decimal"/>
-      <w:lvlText w:val="%4."/>
-      <w:lvlJc w:val="left"/>
-      <w:pPr>
-        <w:ind w:left="2753" w:hanging="440"/>
-      </w:pPr>
-    </w:lvl>
-    <w:lvl w:ilvl="4" w:tplc="04090017" w:tentative="1">
-      <w:start w:val="1"/>
-      <w:numFmt w:val="aiueoFullWidth"/>
-      <w:lvlText w:val="(%5)"/>
-      <w:lvlJc w:val="left"/>
-      <w:pPr>
-        <w:ind w:left="3193" w:hanging="440"/>
-      </w:pPr>
-    </w:lvl>
-    <w:lvl w:ilvl="5" w:tplc="04090011" w:tentative="1">
-      <w:start w:val="1"/>
-      <w:numFmt w:val="decimalEnclosedCircle"/>
-      <w:lvlText w:val="%6"/>
-      <w:lvlJc w:val="left"/>
-      <w:pPr>
-        <w:ind w:left="3633" w:hanging="440"/>
-      </w:pPr>
-    </w:lvl>
-    <w:lvl w:ilvl="6" w:tplc="0409000F" w:tentative="1">
-      <w:start w:val="1"/>
-      <w:numFmt w:val="decimal"/>
-      <w:lvlText w:val="%7."/>
-      <w:lvlJc w:val="left"/>
-      <w:pPr>
-        <w:ind w:left="4073" w:hanging="440"/>
-      </w:pPr>
-    </w:lvl>
-    <w:lvl w:ilvl="7" w:tplc="04090017" w:tentative="1">
-      <w:start w:val="1"/>
-      <w:numFmt w:val="aiueoFullWidth"/>
-      <w:lvlText w:val="(%8)"/>
-      <w:lvlJc w:val="left"/>
-      <w:pPr>
-        <w:ind w:left="4513" w:hanging="440"/>
-      </w:pPr>
-    </w:lvl>
-    <w:lvl w:ilvl="8" w:tplc="04090011" w:tentative="1">
-      <w:start w:val="1"/>
-      <w:numFmt w:val="decimalEnclosedCircle"/>
-      <w:lvlText w:val="%9"/>
-      <w:lvlJc w:val="left"/>
-      <w:pPr>
-        <w:ind w:left="4953" w:hanging="440"/>
-      </w:pPr>
-    </w:lvl>
-  </w:abstractNum>
-  <w:abstractNum w:abstractNumId="18" w15:restartNumberingAfterBreak="0">
-    <w:nsid w:val="3CD040C6"/>
-    <w:multiLevelType w:val="multilevel"/>
-    <w:tmpl w:val="463A6D82"/>
-    <w:lvl w:ilvl="0">
-      <w:start w:val="1"/>
-      <w:numFmt w:val="decimalFullWidth"/>
-      <w:lvlText w:val="%1"/>
-      <w:lvlJc w:val="left"/>
-      <w:pPr>
-        <w:ind w:left="425" w:hanging="425"/>
-      </w:pPr>
-      <w:rPr>
-        <w:rFonts w:hint="eastAsia"/>
-      </w:rPr>
-    </w:lvl>
-    <w:lvl w:ilvl="1">
-      <w:start w:val="1"/>
-      <w:numFmt w:val="aiueoFullWidth"/>
-      <w:lvlText w:val="(%2)"/>
-      <w:lvlJc w:val="left"/>
-      <w:pPr>
-        <w:ind w:left="851" w:hanging="426"/>
-      </w:pPr>
-      <w:rPr>
-        <w:rFonts w:hint="eastAsia"/>
-      </w:rPr>
-    </w:lvl>
-    <w:lvl w:ilvl="2">
-      <w:start w:val="1"/>
-      <w:numFmt w:val="decimalEnclosedCircle"/>
-      <w:lvlText w:val="%3"/>
-      <w:lvlJc w:val="left"/>
-      <w:pPr>
-        <w:ind w:left="1276" w:hanging="425"/>
-      </w:pPr>
-      <w:rPr>
-        <w:rFonts w:hint="eastAsia"/>
-      </w:rPr>
-    </w:lvl>
-    <w:lvl w:ilvl="3">
-      <w:start w:val="1"/>
-      <w:numFmt w:val="decimal"/>
-      <w:lvlText w:val="3.2.%4"/>
-      <w:lvlJc w:val="left"/>
-      <w:pPr>
-        <w:ind w:left="1696" w:hanging="420"/>
-      </w:pPr>
-      <w:rPr>
-        <w:rFonts w:asciiTheme="minorHAnsi" w:eastAsiaTheme="minorHAnsi" w:hAnsiTheme="minorHAnsi" w:hint="eastAsia"/>
-        <w:b w:val="0"/>
-      </w:rPr>
-    </w:lvl>
-    <w:lvl w:ilvl="4">
-      <w:start w:val="1"/>
-      <w:numFmt w:val="none"/>
-      <w:suff w:val="nothing"/>
-      <w:lvlText w:val=""/>
-      <w:lvlJc w:val="left"/>
-      <w:pPr>
-        <w:ind w:left="2126" w:hanging="425"/>
-      </w:pPr>
-      <w:rPr>
-        <w:rFonts w:hint="eastAsia"/>
-      </w:rPr>
-    </w:lvl>
-    <w:lvl w:ilvl="5">
-      <w:start w:val="1"/>
-      <w:numFmt w:val="none"/>
-      <w:suff w:val="nothing"/>
-      <w:lvlText w:val=""/>
-      <w:lvlJc w:val="left"/>
-      <w:pPr>
-        <w:ind w:left="2551" w:hanging="425"/>
-      </w:pPr>
-      <w:rPr>
-        <w:rFonts w:hint="eastAsia"/>
-      </w:rPr>
-    </w:lvl>
-    <w:lvl w:ilvl="6">
-      <w:start w:val="1"/>
-      <w:numFmt w:val="none"/>
-      <w:suff w:val="nothing"/>
-      <w:lvlText w:val=""/>
-      <w:lvlJc w:val="left"/>
-      <w:pPr>
-        <w:ind w:left="2976" w:hanging="425"/>
-      </w:pPr>
-      <w:rPr>
-        <w:rFonts w:hint="eastAsia"/>
-      </w:rPr>
-    </w:lvl>
-    <w:lvl w:ilvl="7">
-      <w:start w:val="1"/>
-      <w:numFmt w:val="none"/>
-      <w:suff w:val="nothing"/>
-      <w:lvlText w:val=""/>
-      <w:lvlJc w:val="left"/>
-      <w:pPr>
-        <w:ind w:left="3402" w:hanging="426"/>
-      </w:pPr>
-      <w:rPr>
-        <w:rFonts w:hint="eastAsia"/>
-      </w:rPr>
-    </w:lvl>
-    <w:lvl w:ilvl="8">
-      <w:start w:val="1"/>
-      <w:numFmt w:val="none"/>
-      <w:suff w:val="nothing"/>
-      <w:lvlText w:val=""/>
-      <w:lvlJc w:val="right"/>
-      <w:pPr>
-        <w:ind w:left="3827" w:hanging="425"/>
-      </w:pPr>
-      <w:rPr>
-        <w:rFonts w:hint="eastAsia"/>
-      </w:rPr>
-    </w:lvl>
-  </w:abstractNum>
-  <w:abstractNum w:abstractNumId="19" w15:restartNumberingAfterBreak="0">
-    <w:nsid w:val="3E7672A1"/>
-    <w:multiLevelType w:val="multilevel"/>
-    <w:tmpl w:val="385C7712"/>
-    <w:lvl w:ilvl="0">
-      <w:start w:val="1"/>
-      <w:numFmt w:val="decimal"/>
-      <w:lvlText w:val="%1"/>
-      <w:lvlJc w:val="left"/>
-      <w:pPr>
-        <w:ind w:left="425" w:hanging="425"/>
-      </w:pPr>
-      <w:rPr>
-        <w:rFonts w:hint="eastAsia"/>
-      </w:rPr>
-    </w:lvl>
-    <w:lvl w:ilvl="1">
-      <w:start w:val="1"/>
-      <w:numFmt w:val="decimal"/>
-      <w:lvlText w:val="%1.%2"/>
-      <w:lvlJc w:val="left"/>
-      <w:pPr>
-        <w:ind w:left="992" w:hanging="567"/>
-      </w:pPr>
-      <w:rPr>
-        <w:rFonts w:hint="eastAsia"/>
-      </w:rPr>
-    </w:lvl>
-    <w:lvl w:ilvl="2">
-      <w:start w:val="1"/>
-      <w:numFmt w:val="decimal"/>
-      <w:lvlText w:val="%1.%2.%3"/>
-      <w:lvlJc w:val="left"/>
-      <w:pPr>
-        <w:ind w:left="1418" w:hanging="567"/>
-      </w:pPr>
-      <w:rPr>
-        <w:rFonts w:hint="eastAsia"/>
-      </w:rPr>
-    </w:lvl>
-    <w:lvl w:ilvl="3">
-      <w:start w:val="1"/>
-      <w:numFmt w:val="decimal"/>
-      <w:lvlText w:val="%1.%2.%3.%4"/>
-      <w:lvlJc w:val="left"/>
-      <w:pPr>
-        <w:ind w:left="1984" w:hanging="708"/>
-      </w:pPr>
-      <w:rPr>
-        <w:rFonts w:hint="eastAsia"/>
-      </w:rPr>
-    </w:lvl>
-    <w:lvl w:ilvl="4">
-      <w:start w:val="1"/>
-      <w:numFmt w:val="decimal"/>
-      <w:lvlText w:val="%1.%2.%3.%4.%5"/>
-      <w:lvlJc w:val="left"/>
-      <w:pPr>
-        <w:ind w:left="2551" w:hanging="850"/>
-      </w:pPr>
-      <w:rPr>
-        <w:rFonts w:hint="eastAsia"/>
-      </w:rPr>
-    </w:lvl>
-    <w:lvl w:ilvl="5">
-      <w:start w:val="1"/>
-      <w:numFmt w:val="decimal"/>
-      <w:lvlText w:val="%1.%2.%3.%4.%5.%6"/>
-      <w:lvlJc w:val="left"/>
-      <w:pPr>
-        <w:ind w:left="3260" w:hanging="1134"/>
-      </w:pPr>
-      <w:rPr>
-        <w:rFonts w:hint="eastAsia"/>
-      </w:rPr>
-    </w:lvl>
-    <w:lvl w:ilvl="6">
-      <w:start w:val="1"/>
-      <w:numFmt w:val="decimal"/>
-      <w:lvlText w:val="%1.%2.%3.%4.%5.%6.%7"/>
-      <w:lvlJc w:val="left"/>
-      <w:pPr>
-        <w:ind w:left="3827" w:hanging="1276"/>
-      </w:pPr>
-      <w:rPr>
-        <w:rFonts w:hint="eastAsia"/>
-      </w:rPr>
-    </w:lvl>
-    <w:lvl w:ilvl="7">
-      <w:start w:val="1"/>
-      <w:numFmt w:val="decimal"/>
-      <w:lvlText w:val="%1.%2.%3.%4.%5.%6.%7.%8"/>
-      <w:lvlJc w:val="left"/>
-      <w:pPr>
-        <w:ind w:left="4394" w:hanging="1418"/>
-      </w:pPr>
-      <w:rPr>
-        <w:rFonts w:hint="eastAsia"/>
-      </w:rPr>
-    </w:lvl>
-    <w:lvl w:ilvl="8">
-      <w:start w:val="1"/>
-      <w:numFmt w:val="decimal"/>
-      <w:lvlText w:val="%1.%2.%3.%4.%5.%6.%7.%8.%9"/>
-      <w:lvlJc w:val="left"/>
-      <w:pPr>
-        <w:ind w:left="5102" w:hanging="1700"/>
-      </w:pPr>
-      <w:rPr>
-        <w:rFonts w:hint="eastAsia"/>
-      </w:rPr>
-    </w:lvl>
-  </w:abstractNum>
-  <w:abstractNum w:abstractNumId="20" w15:restartNumberingAfterBreak="0">
-    <w:nsid w:val="436A6CC1"/>
-    <w:multiLevelType w:val="hybridMultilevel"/>
-    <w:tmpl w:val="311C7DEE"/>
-    <w:lvl w:ilvl="0" w:tplc="AC14F540">
-      <w:start w:val="1"/>
-      <w:numFmt w:val="decimal"/>
-      <w:lvlText w:val="%1"/>
-      <w:lvlJc w:val="left"/>
-      <w:pPr>
-        <w:ind w:left="420" w:hanging="420"/>
-      </w:pPr>
-      <w:rPr>
-        <w:rFonts w:hint="eastAsia"/>
-      </w:rPr>
-    </w:lvl>
-    <w:lvl w:ilvl="1" w:tplc="04090017" w:tentative="1">
-      <w:start w:val="1"/>
-      <w:numFmt w:val="aiueoFullWidth"/>
-      <w:lvlText w:val="(%2)"/>
-      <w:lvlJc w:val="left"/>
-      <w:pPr>
-        <w:ind w:left="840" w:hanging="420"/>
-      </w:pPr>
-    </w:lvl>
-    <w:lvl w:ilvl="2" w:tplc="04090011" w:tentative="1">
-      <w:start w:val="1"/>
-      <w:numFmt w:val="decimalEnclosedCircle"/>
-      <w:lvlText w:val="%3"/>
-      <w:lvlJc w:val="left"/>
-      <w:pPr>
-        <w:ind w:left="1260" w:hanging="420"/>
-      </w:pPr>
-    </w:lvl>
-    <w:lvl w:ilvl="3" w:tplc="0409000F" w:tentative="1">
-      <w:start w:val="1"/>
-      <w:numFmt w:val="decimal"/>
-      <w:lvlText w:val="%4."/>
-      <w:lvlJc w:val="left"/>
-      <w:pPr>
-        <w:ind w:left="1680" w:hanging="420"/>
-      </w:pPr>
-    </w:lvl>
-    <w:lvl w:ilvl="4" w:tplc="04090017" w:tentative="1">
-      <w:start w:val="1"/>
-      <w:numFmt w:val="aiueoFullWidth"/>
-      <w:lvlText w:val="(%5)"/>
-      <w:lvlJc w:val="left"/>
-      <w:pPr>
-        <w:ind w:left="2100" w:hanging="420"/>
-      </w:pPr>
-    </w:lvl>
-    <w:lvl w:ilvl="5" w:tplc="04090011" w:tentative="1">
-      <w:start w:val="1"/>
-      <w:numFmt w:val="decimalEnclosedCircle"/>
-      <w:lvlText w:val="%6"/>
-      <w:lvlJc w:val="left"/>
-      <w:pPr>
-        <w:ind w:left="2520" w:hanging="420"/>
-      </w:pPr>
-    </w:lvl>
-    <w:lvl w:ilvl="6" w:tplc="0409000F" w:tentative="1">
-      <w:start w:val="1"/>
-      <w:numFmt w:val="decimal"/>
-      <w:lvlText w:val="%7."/>
-      <w:lvlJc w:val="left"/>
-      <w:pPr>
-        <w:ind w:left="2940" w:hanging="420"/>
-      </w:pPr>
-    </w:lvl>
-    <w:lvl w:ilvl="7" w:tplc="04090017" w:tentative="1">
-      <w:start w:val="1"/>
-      <w:numFmt w:val="aiueoFullWidth"/>
-      <w:lvlText w:val="(%8)"/>
-      <w:lvlJc w:val="left"/>
-      <w:pPr>
-        <w:ind w:left="3360" w:hanging="420"/>
-      </w:pPr>
-    </w:lvl>
-    <w:lvl w:ilvl="8" w:tplc="04090011" w:tentative="1">
-      <w:start w:val="1"/>
-      <w:numFmt w:val="decimalEnclosedCircle"/>
-      <w:lvlText w:val="%9"/>
-      <w:lvlJc w:val="left"/>
-      <w:pPr>
-        <w:ind w:left="3780" w:hanging="420"/>
-      </w:pPr>
-    </w:lvl>
-  </w:abstractNum>
-  <w:abstractNum w:abstractNumId="21" w15:restartNumberingAfterBreak="0">
-    <w:nsid w:val="43944C72"/>
-    <w:multiLevelType w:val="multilevel"/>
-    <w:tmpl w:val="FC38880E"/>
-    <w:lvl w:ilvl="0">
-      <w:start w:val="1"/>
-      <w:numFmt w:val="decimal"/>
-      <w:lvlText w:val="%1"/>
-      <w:lvlJc w:val="left"/>
-      <w:pPr>
-        <w:ind w:left="425" w:hanging="425"/>
-      </w:pPr>
-      <w:rPr>
-        <w:rFonts w:hint="eastAsia"/>
-      </w:rPr>
-    </w:lvl>
-    <w:lvl w:ilvl="1">
-      <w:start w:val="1"/>
-      <w:numFmt w:val="decimal"/>
-      <w:lvlText w:val="%1.%2"/>
-      <w:lvlJc w:val="left"/>
-      <w:pPr>
-        <w:ind w:left="992" w:hanging="567"/>
-      </w:pPr>
-      <w:rPr>
-        <w:rFonts w:hint="eastAsia"/>
-      </w:rPr>
-    </w:lvl>
-    <w:lvl w:ilvl="2">
-      <w:start w:val="1"/>
-      <w:numFmt w:val="decimal"/>
-      <w:lvlText w:val="%1.%2.%3"/>
-      <w:lvlJc w:val="left"/>
-      <w:pPr>
-        <w:ind w:left="1418" w:hanging="567"/>
-      </w:pPr>
-      <w:rPr>
-        <w:rFonts w:hint="eastAsia"/>
-      </w:rPr>
-    </w:lvl>
-    <w:lvl w:ilvl="3">
-      <w:start w:val="1"/>
-      <w:numFmt w:val="decimal"/>
-      <w:lvlText w:val="%1.%2.%3.%4"/>
-      <w:lvlJc w:val="left"/>
-      <w:pPr>
-        <w:ind w:left="1984" w:hanging="708"/>
-      </w:pPr>
-      <w:rPr>
-        <w:rFonts w:hint="eastAsia"/>
-      </w:rPr>
-    </w:lvl>
-    <w:lvl w:ilvl="4">
-      <w:start w:val="1"/>
-      <w:numFmt w:val="decimal"/>
-      <w:lvlText w:val="%1.%2.%3.%4.%5"/>
-      <w:lvlJc w:val="left"/>
-      <w:pPr>
-        <w:ind w:left="2551" w:hanging="850"/>
-      </w:pPr>
-      <w:rPr>
-        <w:rFonts w:hint="eastAsia"/>
-      </w:rPr>
-    </w:lvl>
-    <w:lvl w:ilvl="5">
-      <w:start w:val="1"/>
-      <w:numFmt w:val="decimal"/>
-      <w:lvlText w:val="%1.%2.%3.%4.%5.%6"/>
-      <w:lvlJc w:val="left"/>
-      <w:pPr>
-        <w:ind w:left="3260" w:hanging="1134"/>
-      </w:pPr>
-      <w:rPr>
-        <w:rFonts w:hint="eastAsia"/>
-      </w:rPr>
-    </w:lvl>
-    <w:lvl w:ilvl="6">
-      <w:start w:val="1"/>
-      <w:numFmt w:val="decimal"/>
-      <w:lvlText w:val="%1.%2.%3.%4.%5.%6.%7"/>
-      <w:lvlJc w:val="left"/>
-      <w:pPr>
-        <w:ind w:left="3827" w:hanging="1276"/>
-      </w:pPr>
-      <w:rPr>
-        <w:rFonts w:hint="eastAsia"/>
-      </w:rPr>
-    </w:lvl>
-    <w:lvl w:ilvl="7">
-      <w:start w:val="1"/>
-      <w:numFmt w:val="decimal"/>
-      <w:lvlText w:val="%1.%2.%3.%4.%5.%6.%7.%8"/>
-      <w:lvlJc w:val="left"/>
-      <w:pPr>
-        <w:ind w:left="4394" w:hanging="1418"/>
-      </w:pPr>
-      <w:rPr>
-        <w:rFonts w:hint="eastAsia"/>
-      </w:rPr>
-    </w:lvl>
-    <w:lvl w:ilvl="8">
-      <w:start w:val="1"/>
-      <w:numFmt w:val="decimal"/>
-      <w:lvlText w:val="%1.%2.%3.%4.%5.%6.%7.%8.%9"/>
-      <w:lvlJc w:val="left"/>
-      <w:pPr>
-        <w:ind w:left="5102" w:hanging="1700"/>
-      </w:pPr>
-      <w:rPr>
-        <w:rFonts w:hint="eastAsia"/>
-      </w:rPr>
-    </w:lvl>
-  </w:abstractNum>
-  <w:abstractNum w:abstractNumId="22" w15:restartNumberingAfterBreak="0">
-    <w:nsid w:val="4E2F2303"/>
-    <w:multiLevelType w:val="hybridMultilevel"/>
-    <w:tmpl w:val="B8E6D4BA"/>
-    <w:lvl w:ilvl="0" w:tplc="0409000F">
-      <w:start w:val="1"/>
-      <w:numFmt w:val="decimal"/>
-      <w:lvlText w:val="%1."/>
-      <w:lvlJc w:val="left"/>
-      <w:pPr>
-        <w:ind w:left="1715" w:hanging="440"/>
-      </w:pPr>
-    </w:lvl>
-    <w:lvl w:ilvl="1" w:tplc="04090017" w:tentative="1">
-      <w:start w:val="1"/>
-      <w:numFmt w:val="aiueoFullWidth"/>
-      <w:lvlText w:val="(%2)"/>
-      <w:lvlJc w:val="left"/>
-      <w:pPr>
-        <w:ind w:left="2155" w:hanging="440"/>
-      </w:pPr>
-    </w:lvl>
-    <w:lvl w:ilvl="2" w:tplc="04090011" w:tentative="1">
-      <w:start w:val="1"/>
-      <w:numFmt w:val="decimalEnclosedCircle"/>
-      <w:lvlText w:val="%3"/>
-      <w:lvlJc w:val="left"/>
-      <w:pPr>
-        <w:ind w:left="2595" w:hanging="440"/>
-      </w:pPr>
-    </w:lvl>
-    <w:lvl w:ilvl="3" w:tplc="0409000F" w:tentative="1">
-      <w:start w:val="1"/>
-      <w:numFmt w:val="decimal"/>
-      <w:lvlText w:val="%4."/>
-      <w:lvlJc w:val="left"/>
-      <w:pPr>
-        <w:ind w:left="3035" w:hanging="440"/>
-      </w:pPr>
-    </w:lvl>
-    <w:lvl w:ilvl="4" w:tplc="04090017" w:tentative="1">
-      <w:start w:val="1"/>
-      <w:numFmt w:val="aiueoFullWidth"/>
-      <w:lvlText w:val="(%5)"/>
-      <w:lvlJc w:val="left"/>
-      <w:pPr>
-        <w:ind w:left="3475" w:hanging="440"/>
-      </w:pPr>
-    </w:lvl>
-    <w:lvl w:ilvl="5" w:tplc="04090011" w:tentative="1">
-      <w:start w:val="1"/>
-      <w:numFmt w:val="decimalEnclosedCircle"/>
-      <w:lvlText w:val="%6"/>
-      <w:lvlJc w:val="left"/>
-      <w:pPr>
-        <w:ind w:left="3915" w:hanging="440"/>
-      </w:pPr>
-    </w:lvl>
-    <w:lvl w:ilvl="6" w:tplc="0409000F" w:tentative="1">
-      <w:start w:val="1"/>
-      <w:numFmt w:val="decimal"/>
-      <w:lvlText w:val="%7."/>
-      <w:lvlJc w:val="left"/>
-      <w:pPr>
-        <w:ind w:left="4355" w:hanging="440"/>
-      </w:pPr>
-    </w:lvl>
-    <w:lvl w:ilvl="7" w:tplc="04090017" w:tentative="1">
-      <w:start w:val="1"/>
-      <w:numFmt w:val="aiueoFullWidth"/>
-      <w:lvlText w:val="(%8)"/>
-      <w:lvlJc w:val="left"/>
-      <w:pPr>
-        <w:ind w:left="4795" w:hanging="440"/>
-      </w:pPr>
-    </w:lvl>
-    <w:lvl w:ilvl="8" w:tplc="04090011" w:tentative="1">
-      <w:start w:val="1"/>
-      <w:numFmt w:val="decimalEnclosedCircle"/>
-      <w:lvlText w:val="%9"/>
-      <w:lvlJc w:val="left"/>
-      <w:pPr>
-        <w:ind w:left="5235" w:hanging="440"/>
-      </w:pPr>
-    </w:lvl>
-  </w:abstractNum>
-  <w:abstractNum w:abstractNumId="23" w15:restartNumberingAfterBreak="0">
-    <w:nsid w:val="4FEA7991"/>
-    <w:multiLevelType w:val="hybridMultilevel"/>
-    <w:tmpl w:val="24C4B58E"/>
-    <w:lvl w:ilvl="0" w:tplc="04090001">
-      <w:start w:val="1"/>
-      <w:numFmt w:val="bullet"/>
-      <w:lvlText w:val=""/>
-      <w:lvlJc w:val="left"/>
-      <w:pPr>
-        <w:ind w:left="1715" w:hanging="440"/>
-      </w:pPr>
-      <w:rPr>
-        <w:rFonts w:ascii="Wingdings" w:hAnsi="Wingdings" w:hint="default"/>
-      </w:rPr>
-    </w:lvl>
-    <w:lvl w:ilvl="1" w:tplc="0409000B" w:tentative="1">
-      <w:start w:val="1"/>
-      <w:numFmt w:val="bullet"/>
-      <w:lvlText w:val=""/>
-      <w:lvlJc w:val="left"/>
-      <w:pPr>
-        <w:ind w:left="2155" w:hanging="440"/>
-      </w:pPr>
-      <w:rPr>
-        <w:rFonts w:ascii="Wingdings" w:hAnsi="Wingdings" w:hint="default"/>
-      </w:rPr>
-    </w:lvl>
-    <w:lvl w:ilvl="2" w:tplc="0409000D" w:tentative="1">
-      <w:start w:val="1"/>
-      <w:numFmt w:val="bullet"/>
-      <w:lvlText w:val=""/>
-      <w:lvlJc w:val="left"/>
-      <w:pPr>
-        <w:ind w:left="2595" w:hanging="440"/>
-      </w:pPr>
-      <w:rPr>
-        <w:rFonts w:ascii="Wingdings" w:hAnsi="Wingdings" w:hint="default"/>
-      </w:rPr>
-    </w:lvl>
-    <w:lvl w:ilvl="3" w:tplc="04090001" w:tentative="1">
-      <w:start w:val="1"/>
-      <w:numFmt w:val="bullet"/>
-      <w:lvlText w:val=""/>
-      <w:lvlJc w:val="left"/>
-      <w:pPr>
-        <w:ind w:left="3035" w:hanging="440"/>
-      </w:pPr>
-      <w:rPr>
-        <w:rFonts w:ascii="Wingdings" w:hAnsi="Wingdings" w:hint="default"/>
-      </w:rPr>
-    </w:lvl>
-    <w:lvl w:ilvl="4" w:tplc="0409000B" w:tentative="1">
-      <w:start w:val="1"/>
-      <w:numFmt w:val="bullet"/>
-      <w:lvlText w:val=""/>
-      <w:lvlJc w:val="left"/>
-      <w:pPr>
-        <w:ind w:left="3475" w:hanging="440"/>
-      </w:pPr>
-      <w:rPr>
-        <w:rFonts w:ascii="Wingdings" w:hAnsi="Wingdings" w:hint="default"/>
-      </w:rPr>
-    </w:lvl>
-    <w:lvl w:ilvl="5" w:tplc="0409000D" w:tentative="1">
-      <w:start w:val="1"/>
-      <w:numFmt w:val="bullet"/>
-      <w:lvlText w:val=""/>
-      <w:lvlJc w:val="left"/>
-      <w:pPr>
-        <w:ind w:left="3915" w:hanging="440"/>
-      </w:pPr>
-      <w:rPr>
-        <w:rFonts w:ascii="Wingdings" w:hAnsi="Wingdings" w:hint="default"/>
-      </w:rPr>
-    </w:lvl>
-    <w:lvl w:ilvl="6" w:tplc="04090001" w:tentative="1">
-      <w:start w:val="1"/>
-      <w:numFmt w:val="bullet"/>
-      <w:lvlText w:val=""/>
-      <w:lvlJc w:val="left"/>
-      <w:pPr>
-        <w:ind w:left="4355" w:hanging="440"/>
-      </w:pPr>
-      <w:rPr>
-        <w:rFonts w:ascii="Wingdings" w:hAnsi="Wingdings" w:hint="default"/>
-      </w:rPr>
-    </w:lvl>
-    <w:lvl w:ilvl="7" w:tplc="0409000B" w:tentative="1">
-      <w:start w:val="1"/>
-      <w:numFmt w:val="bullet"/>
-      <w:lvlText w:val=""/>
-      <w:lvlJc w:val="left"/>
-      <w:pPr>
-        <w:ind w:left="4795" w:hanging="440"/>
-      </w:pPr>
-      <w:rPr>
-        <w:rFonts w:ascii="Wingdings" w:hAnsi="Wingdings" w:hint="default"/>
-      </w:rPr>
-    </w:lvl>
-    <w:lvl w:ilvl="8" w:tplc="0409000D" w:tentative="1">
-      <w:start w:val="1"/>
-      <w:numFmt w:val="bullet"/>
-      <w:lvlText w:val=""/>
-      <w:lvlJc w:val="left"/>
-      <w:pPr>
-        <w:ind w:left="5235" w:hanging="440"/>
-      </w:pPr>
-      <w:rPr>
-        <w:rFonts w:ascii="Wingdings" w:hAnsi="Wingdings" w:hint="default"/>
-      </w:rPr>
-    </w:lvl>
-  </w:abstractNum>
-  <w:abstractNum w:abstractNumId="24" w15:restartNumberingAfterBreak="0">
+  <w:abstractNum w:abstractNumId="7" w15:restartNumberingAfterBreak="0">
     <w:nsid w:val="50F808DD"/>
     <w:multiLevelType w:val="hybridMultilevel"/>
     <w:tmpl w:val="0E264084"/>
@@ -30671,7 +34113,7 @@
       </w:pPr>
     </w:lvl>
   </w:abstractNum>
-  <w:abstractNum w:abstractNumId="25" w15:restartNumberingAfterBreak="0">
+  <w:abstractNum w:abstractNumId="8" w15:restartNumberingAfterBreak="0">
     <w:nsid w:val="52D040A8"/>
     <w:multiLevelType w:val="hybridMultilevel"/>
     <w:tmpl w:val="28824A14"/>
@@ -30757,322 +34199,7 @@
       </w:pPr>
     </w:lvl>
   </w:abstractNum>
-  <w:abstractNum w:abstractNumId="26" w15:restartNumberingAfterBreak="0">
-    <w:nsid w:val="58C374FB"/>
-    <w:multiLevelType w:val="multilevel"/>
-    <w:tmpl w:val="D0887764"/>
-    <w:lvl w:ilvl="0">
-      <w:start w:val="1"/>
-      <w:numFmt w:val="none"/>
-      <w:lvlText w:val="1.1."/>
-      <w:lvlJc w:val="left"/>
-      <w:pPr>
-        <w:ind w:left="420" w:hanging="420"/>
-      </w:pPr>
-      <w:rPr>
-        <w:rFonts w:hint="eastAsia"/>
-      </w:rPr>
-    </w:lvl>
-    <w:lvl w:ilvl="1">
-      <w:start w:val="1"/>
-      <w:numFmt w:val="aiueoFullWidth"/>
-      <w:lvlText w:val="(%2)"/>
-      <w:lvlJc w:val="left"/>
-      <w:pPr>
-        <w:ind w:left="840" w:hanging="420"/>
-      </w:pPr>
-    </w:lvl>
-    <w:lvl w:ilvl="2">
-      <w:start w:val="1"/>
-      <w:numFmt w:val="decimalEnclosedCircle"/>
-      <w:lvlText w:val="%3"/>
-      <w:lvlJc w:val="left"/>
-      <w:pPr>
-        <w:ind w:left="1260" w:hanging="420"/>
-      </w:pPr>
-    </w:lvl>
-    <w:lvl w:ilvl="3">
-      <w:start w:val="1"/>
-      <w:numFmt w:val="decimal"/>
-      <w:lvlText w:val="%4."/>
-      <w:lvlJc w:val="left"/>
-      <w:pPr>
-        <w:ind w:left="1680" w:hanging="420"/>
-      </w:pPr>
-    </w:lvl>
-    <w:lvl w:ilvl="4">
-      <w:start w:val="1"/>
-      <w:numFmt w:val="aiueoFullWidth"/>
-      <w:lvlText w:val="(%5)"/>
-      <w:lvlJc w:val="left"/>
-      <w:pPr>
-        <w:ind w:left="2100" w:hanging="420"/>
-      </w:pPr>
-    </w:lvl>
-    <w:lvl w:ilvl="5">
-      <w:start w:val="1"/>
-      <w:numFmt w:val="decimalEnclosedCircle"/>
-      <w:lvlText w:val="%6"/>
-      <w:lvlJc w:val="left"/>
-      <w:pPr>
-        <w:ind w:left="2520" w:hanging="420"/>
-      </w:pPr>
-    </w:lvl>
-    <w:lvl w:ilvl="6">
-      <w:start w:val="1"/>
-      <w:numFmt w:val="decimal"/>
-      <w:lvlText w:val="%7."/>
-      <w:lvlJc w:val="left"/>
-      <w:pPr>
-        <w:ind w:left="2940" w:hanging="420"/>
-      </w:pPr>
-    </w:lvl>
-    <w:lvl w:ilvl="7">
-      <w:start w:val="1"/>
-      <w:numFmt w:val="aiueoFullWidth"/>
-      <w:lvlText w:val="(%8)"/>
-      <w:lvlJc w:val="left"/>
-      <w:pPr>
-        <w:ind w:left="3360" w:hanging="420"/>
-      </w:pPr>
-    </w:lvl>
-    <w:lvl w:ilvl="8">
-      <w:start w:val="1"/>
-      <w:numFmt w:val="decimalEnclosedCircle"/>
-      <w:lvlText w:val="%9"/>
-      <w:lvlJc w:val="left"/>
-      <w:pPr>
-        <w:ind w:left="3780" w:hanging="420"/>
-      </w:pPr>
-    </w:lvl>
-  </w:abstractNum>
-  <w:abstractNum w:abstractNumId="27" w15:restartNumberingAfterBreak="0">
-    <w:nsid w:val="617C1214"/>
-    <w:multiLevelType w:val="multilevel"/>
-    <w:tmpl w:val="FC38880E"/>
-    <w:lvl w:ilvl="0">
-      <w:start w:val="1"/>
-      <w:numFmt w:val="decimal"/>
-      <w:lvlText w:val="%1"/>
-      <w:lvlJc w:val="left"/>
-      <w:pPr>
-        <w:ind w:left="425" w:hanging="425"/>
-      </w:pPr>
-      <w:rPr>
-        <w:rFonts w:hint="eastAsia"/>
-      </w:rPr>
-    </w:lvl>
-    <w:lvl w:ilvl="1">
-      <w:start w:val="1"/>
-      <w:numFmt w:val="decimal"/>
-      <w:lvlText w:val="%1.%2"/>
-      <w:lvlJc w:val="left"/>
-      <w:pPr>
-        <w:ind w:left="992" w:hanging="567"/>
-      </w:pPr>
-      <w:rPr>
-        <w:rFonts w:hint="eastAsia"/>
-      </w:rPr>
-    </w:lvl>
-    <w:lvl w:ilvl="2">
-      <w:start w:val="1"/>
-      <w:numFmt w:val="decimal"/>
-      <w:lvlText w:val="%1.%2.%3"/>
-      <w:lvlJc w:val="left"/>
-      <w:pPr>
-        <w:ind w:left="1418" w:hanging="567"/>
-      </w:pPr>
-      <w:rPr>
-        <w:rFonts w:hint="eastAsia"/>
-      </w:rPr>
-    </w:lvl>
-    <w:lvl w:ilvl="3">
-      <w:start w:val="1"/>
-      <w:numFmt w:val="decimal"/>
-      <w:lvlText w:val="%1.%2.%3.%4"/>
-      <w:lvlJc w:val="left"/>
-      <w:pPr>
-        <w:ind w:left="1984" w:hanging="708"/>
-      </w:pPr>
-      <w:rPr>
-        <w:rFonts w:hint="eastAsia"/>
-      </w:rPr>
-    </w:lvl>
-    <w:lvl w:ilvl="4">
-      <w:start w:val="1"/>
-      <w:numFmt w:val="decimal"/>
-      <w:lvlText w:val="%1.%2.%3.%4.%5"/>
-      <w:lvlJc w:val="left"/>
-      <w:pPr>
-        <w:ind w:left="2551" w:hanging="850"/>
-      </w:pPr>
-      <w:rPr>
-        <w:rFonts w:hint="eastAsia"/>
-      </w:rPr>
-    </w:lvl>
-    <w:lvl w:ilvl="5">
-      <w:start w:val="1"/>
-      <w:numFmt w:val="decimal"/>
-      <w:lvlText w:val="%1.%2.%3.%4.%5.%6"/>
-      <w:lvlJc w:val="left"/>
-      <w:pPr>
-        <w:ind w:left="3260" w:hanging="1134"/>
-      </w:pPr>
-      <w:rPr>
-        <w:rFonts w:hint="eastAsia"/>
-      </w:rPr>
-    </w:lvl>
-    <w:lvl w:ilvl="6">
-      <w:start w:val="1"/>
-      <w:numFmt w:val="decimal"/>
-      <w:lvlText w:val="%1.%2.%3.%4.%5.%6.%7"/>
-      <w:lvlJc w:val="left"/>
-      <w:pPr>
-        <w:ind w:left="3827" w:hanging="1276"/>
-      </w:pPr>
-      <w:rPr>
-        <w:rFonts w:hint="eastAsia"/>
-      </w:rPr>
-    </w:lvl>
-    <w:lvl w:ilvl="7">
-      <w:start w:val="1"/>
-      <w:numFmt w:val="decimal"/>
-      <w:lvlText w:val="%1.%2.%3.%4.%5.%6.%7.%8"/>
-      <w:lvlJc w:val="left"/>
-      <w:pPr>
-        <w:ind w:left="4394" w:hanging="1418"/>
-      </w:pPr>
-      <w:rPr>
-        <w:rFonts w:hint="eastAsia"/>
-      </w:rPr>
-    </w:lvl>
-    <w:lvl w:ilvl="8">
-      <w:start w:val="1"/>
-      <w:numFmt w:val="decimal"/>
-      <w:lvlText w:val="%1.%2.%3.%4.%5.%6.%7.%8.%9"/>
-      <w:lvlJc w:val="left"/>
-      <w:pPr>
-        <w:ind w:left="5102" w:hanging="1700"/>
-      </w:pPr>
-      <w:rPr>
-        <w:rFonts w:hint="eastAsia"/>
-      </w:rPr>
-    </w:lvl>
-  </w:abstractNum>
-  <w:abstractNum w:abstractNumId="28" w15:restartNumberingAfterBreak="0">
-    <w:nsid w:val="65083819"/>
-    <w:multiLevelType w:val="multilevel"/>
-    <w:tmpl w:val="E7682F12"/>
-    <w:lvl w:ilvl="0">
-      <w:start w:val="1"/>
-      <w:numFmt w:val="decimal"/>
-      <w:lvlText w:val="%1"/>
-      <w:lvlJc w:val="left"/>
-      <w:pPr>
-        <w:ind w:left="425" w:hanging="425"/>
-      </w:pPr>
-      <w:rPr>
-        <w:rFonts w:hint="eastAsia"/>
-      </w:rPr>
-    </w:lvl>
-    <w:lvl w:ilvl="1">
-      <w:start w:val="1"/>
-      <w:numFmt w:val="decimal"/>
-      <w:lvlText w:val="%1.%2"/>
-      <w:lvlJc w:val="left"/>
-      <w:pPr>
-        <w:ind w:left="992" w:hanging="567"/>
-      </w:pPr>
-      <w:rPr>
-        <w:rFonts w:hint="eastAsia"/>
-      </w:rPr>
-    </w:lvl>
-    <w:lvl w:ilvl="2">
-      <w:start w:val="1"/>
-      <w:numFmt w:val="decimal"/>
-      <w:lvlText w:val="%1.%2.%3"/>
-      <w:lvlJc w:val="left"/>
-      <w:pPr>
-        <w:ind w:left="1418" w:hanging="567"/>
-      </w:pPr>
-      <w:rPr>
-        <w:rFonts w:hint="eastAsia"/>
-      </w:rPr>
-    </w:lvl>
-    <w:lvl w:ilvl="3">
-      <w:start w:val="1"/>
-      <w:numFmt w:val="decimal"/>
-      <w:lvlText w:val="%1.%2.%3.%4"/>
-      <w:lvlJc w:val="left"/>
-      <w:pPr>
-        <w:ind w:left="1984" w:hanging="708"/>
-      </w:pPr>
-      <w:rPr>
-        <w:rFonts w:hint="eastAsia"/>
-      </w:rPr>
-    </w:lvl>
-    <w:lvl w:ilvl="4">
-      <w:start w:val="1"/>
-      <w:numFmt w:val="decimal"/>
-      <w:lvlText w:val="%1.%2.%3.%4.%5"/>
-      <w:lvlJc w:val="left"/>
-      <w:pPr>
-        <w:ind w:left="2551" w:hanging="850"/>
-      </w:pPr>
-      <w:rPr>
-        <w:rFonts w:hint="eastAsia"/>
-      </w:rPr>
-    </w:lvl>
-    <w:lvl w:ilvl="5">
-      <w:start w:val="1"/>
-      <w:numFmt w:val="decimal"/>
-      <w:lvlText w:val="%1.%2.%3.%4.%5.%6"/>
-      <w:lvlJc w:val="left"/>
-      <w:pPr>
-        <w:ind w:left="3260" w:hanging="1134"/>
-      </w:pPr>
-      <w:rPr>
-        <w:rFonts w:hint="eastAsia"/>
-      </w:rPr>
-    </w:lvl>
-    <w:lvl w:ilvl="6">
-      <w:start w:val="1"/>
-      <w:numFmt w:val="decimal"/>
-      <w:lvlText w:val="%1.%2.%3.%4.%5.%6.%7"/>
-      <w:lvlJc w:val="left"/>
-      <w:pPr>
-        <w:ind w:left="3827" w:hanging="1276"/>
-      </w:pPr>
-      <w:rPr>
-        <w:rFonts w:hint="eastAsia"/>
-      </w:rPr>
-    </w:lvl>
-    <w:lvl w:ilvl="7">
-      <w:start w:val="1"/>
-      <w:numFmt w:val="decimal"/>
-      <w:lvlText w:val="%1.%2.%3.%4.%5.%6.%7.%8"/>
-      <w:lvlJc w:val="left"/>
-      <w:pPr>
-        <w:ind w:left="4394" w:hanging="1418"/>
-      </w:pPr>
-      <w:rPr>
-        <w:rFonts w:hint="eastAsia"/>
-      </w:rPr>
-    </w:lvl>
-    <w:lvl w:ilvl="8">
-      <w:start w:val="1"/>
-      <w:numFmt w:val="decimal"/>
-      <w:lvlText w:val="%1.%2.%3.%4.%5.%6.%7.%8.%9"/>
-      <w:lvlJc w:val="left"/>
-      <w:pPr>
-        <w:ind w:left="5102" w:hanging="1700"/>
-      </w:pPr>
-      <w:rPr>
-        <w:rFonts w:hint="eastAsia"/>
-      </w:rPr>
-    </w:lvl>
-  </w:abstractNum>
-  <w:abstractNum w:abstractNumId="29" w15:restartNumberingAfterBreak="0">
+  <w:abstractNum w:abstractNumId="9" w15:restartNumberingAfterBreak="0">
     <w:nsid w:val="6D74419F"/>
     <w:multiLevelType w:val="hybridMultilevel"/>
     <w:tmpl w:val="4D5E6390"/>
@@ -31161,253 +34288,14 @@
       </w:pPr>
     </w:lvl>
   </w:abstractNum>
-  <w:abstractNum w:abstractNumId="30" w15:restartNumberingAfterBreak="0">
-    <w:nsid w:val="6DF94752"/>
-    <w:multiLevelType w:val="multilevel"/>
-    <w:tmpl w:val="FC38880E"/>
-    <w:lvl w:ilvl="0">
-      <w:start w:val="1"/>
-      <w:numFmt w:val="decimal"/>
-      <w:lvlText w:val="%1"/>
-      <w:lvlJc w:val="left"/>
-      <w:pPr>
-        <w:ind w:left="425" w:hanging="425"/>
-      </w:pPr>
-      <w:rPr>
-        <w:rFonts w:hint="eastAsia"/>
-      </w:rPr>
-    </w:lvl>
-    <w:lvl w:ilvl="1">
-      <w:start w:val="1"/>
-      <w:numFmt w:val="decimal"/>
-      <w:lvlText w:val="%1.%2"/>
-      <w:lvlJc w:val="left"/>
-      <w:pPr>
-        <w:ind w:left="992" w:hanging="567"/>
-      </w:pPr>
-      <w:rPr>
-        <w:rFonts w:hint="eastAsia"/>
-      </w:rPr>
-    </w:lvl>
-    <w:lvl w:ilvl="2">
-      <w:start w:val="1"/>
-      <w:numFmt w:val="decimal"/>
-      <w:lvlText w:val="%1.%2.%3"/>
-      <w:lvlJc w:val="left"/>
-      <w:pPr>
-        <w:ind w:left="1418" w:hanging="567"/>
-      </w:pPr>
-      <w:rPr>
-        <w:rFonts w:hint="eastAsia"/>
-      </w:rPr>
-    </w:lvl>
-    <w:lvl w:ilvl="3">
-      <w:start w:val="1"/>
-      <w:numFmt w:val="decimal"/>
-      <w:lvlText w:val="%1.%2.%3.%4"/>
-      <w:lvlJc w:val="left"/>
-      <w:pPr>
-        <w:ind w:left="1984" w:hanging="708"/>
-      </w:pPr>
-      <w:rPr>
-        <w:rFonts w:hint="eastAsia"/>
-      </w:rPr>
-    </w:lvl>
-    <w:lvl w:ilvl="4">
-      <w:start w:val="1"/>
-      <w:numFmt w:val="decimal"/>
-      <w:lvlText w:val="%1.%2.%3.%4.%5"/>
-      <w:lvlJc w:val="left"/>
-      <w:pPr>
-        <w:ind w:left="2551" w:hanging="850"/>
-      </w:pPr>
-      <w:rPr>
-        <w:rFonts w:hint="eastAsia"/>
-      </w:rPr>
-    </w:lvl>
-    <w:lvl w:ilvl="5">
-      <w:start w:val="1"/>
-      <w:numFmt w:val="decimal"/>
-      <w:lvlText w:val="%1.%2.%3.%4.%5.%6"/>
-      <w:lvlJc w:val="left"/>
-      <w:pPr>
-        <w:ind w:left="3260" w:hanging="1134"/>
-      </w:pPr>
-      <w:rPr>
-        <w:rFonts w:hint="eastAsia"/>
-      </w:rPr>
-    </w:lvl>
-    <w:lvl w:ilvl="6">
-      <w:start w:val="1"/>
-      <w:numFmt w:val="decimal"/>
-      <w:lvlText w:val="%1.%2.%3.%4.%5.%6.%7"/>
-      <w:lvlJc w:val="left"/>
-      <w:pPr>
-        <w:ind w:left="3827" w:hanging="1276"/>
-      </w:pPr>
-      <w:rPr>
-        <w:rFonts w:hint="eastAsia"/>
-      </w:rPr>
-    </w:lvl>
-    <w:lvl w:ilvl="7">
-      <w:start w:val="1"/>
-      <w:numFmt w:val="decimal"/>
-      <w:lvlText w:val="%1.%2.%3.%4.%5.%6.%7.%8"/>
-      <w:lvlJc w:val="left"/>
-      <w:pPr>
-        <w:ind w:left="4394" w:hanging="1418"/>
-      </w:pPr>
-      <w:rPr>
-        <w:rFonts w:hint="eastAsia"/>
-      </w:rPr>
-    </w:lvl>
-    <w:lvl w:ilvl="8">
-      <w:start w:val="1"/>
-      <w:numFmt w:val="decimal"/>
-      <w:lvlText w:val="%1.%2.%3.%4.%5.%6.%7.%8.%9"/>
-      <w:lvlJc w:val="left"/>
-      <w:pPr>
-        <w:ind w:left="5102" w:hanging="1700"/>
-      </w:pPr>
-      <w:rPr>
-        <w:rFonts w:hint="eastAsia"/>
-      </w:rPr>
-    </w:lvl>
-  </w:abstractNum>
-  <w:abstractNum w:abstractNumId="31" w15:restartNumberingAfterBreak="0">
-    <w:nsid w:val="7A695558"/>
-    <w:multiLevelType w:val="multilevel"/>
-    <w:tmpl w:val="18CE050C"/>
-    <w:lvl w:ilvl="0">
-      <w:start w:val="1"/>
-      <w:numFmt w:val="decimal"/>
-      <w:lvlText w:val="%1"/>
-      <w:lvlJc w:val="left"/>
-      <w:pPr>
-        <w:ind w:left="425" w:hanging="425"/>
-      </w:pPr>
-      <w:rPr>
-        <w:rFonts w:hint="eastAsia"/>
-      </w:rPr>
-    </w:lvl>
-    <w:lvl w:ilvl="1">
-      <w:start w:val="1"/>
-      <w:numFmt w:val="decimal"/>
-      <w:lvlText w:val="%1.%2"/>
-      <w:lvlJc w:val="left"/>
-      <w:pPr>
-        <w:ind w:left="992" w:hanging="567"/>
-      </w:pPr>
-      <w:rPr>
-        <w:rFonts w:hint="eastAsia"/>
-      </w:rPr>
-    </w:lvl>
-    <w:lvl w:ilvl="2">
-      <w:start w:val="1"/>
-      <w:numFmt w:val="decimal"/>
-      <w:lvlText w:val="%1.%2.%3"/>
-      <w:lvlJc w:val="left"/>
-      <w:pPr>
-        <w:ind w:left="1418" w:hanging="567"/>
-      </w:pPr>
-      <w:rPr>
-        <w:rFonts w:hint="eastAsia"/>
-      </w:rPr>
-    </w:lvl>
-    <w:lvl w:ilvl="3">
-      <w:start w:val="1"/>
-      <w:numFmt w:val="decimal"/>
-      <w:lvlText w:val="%1.%2.%3.%4"/>
-      <w:lvlJc w:val="left"/>
-      <w:pPr>
-        <w:ind w:left="1984" w:hanging="708"/>
-      </w:pPr>
-      <w:rPr>
-        <w:rFonts w:hint="eastAsia"/>
-        <w:b w:val="0"/>
-      </w:rPr>
-    </w:lvl>
-    <w:lvl w:ilvl="4">
-      <w:start w:val="1"/>
-      <w:numFmt w:val="decimal"/>
-      <w:lvlText w:val="%1.%2.%3.%4.%5"/>
-      <w:lvlJc w:val="left"/>
-      <w:pPr>
-        <w:ind w:left="2551" w:hanging="850"/>
-      </w:pPr>
-      <w:rPr>
-        <w:rFonts w:hint="eastAsia"/>
-      </w:rPr>
-    </w:lvl>
-    <w:lvl w:ilvl="5">
-      <w:start w:val="1"/>
-      <w:numFmt w:val="decimal"/>
-      <w:lvlText w:val="%1.%2.%3.%4.%5.%6"/>
-      <w:lvlJc w:val="left"/>
-      <w:pPr>
-        <w:ind w:left="3260" w:hanging="1134"/>
-      </w:pPr>
-      <w:rPr>
-        <w:rFonts w:hint="eastAsia"/>
-      </w:rPr>
-    </w:lvl>
-    <w:lvl w:ilvl="6">
-      <w:start w:val="1"/>
-      <w:numFmt w:val="decimal"/>
-      <w:lvlText w:val="%1.%2.%3.%4.%5.%6.%7"/>
-      <w:lvlJc w:val="left"/>
-      <w:pPr>
-        <w:ind w:left="3827" w:hanging="1276"/>
-      </w:pPr>
-      <w:rPr>
-        <w:rFonts w:hint="eastAsia"/>
-      </w:rPr>
-    </w:lvl>
-    <w:lvl w:ilvl="7">
-      <w:start w:val="1"/>
-      <w:numFmt w:val="decimal"/>
-      <w:lvlText w:val="%1.%2.%3.%4.%5.%6.%7.%8"/>
-      <w:lvlJc w:val="left"/>
-      <w:pPr>
-        <w:ind w:left="4394" w:hanging="1418"/>
-      </w:pPr>
-      <w:rPr>
-        <w:rFonts w:hint="eastAsia"/>
-      </w:rPr>
-    </w:lvl>
-    <w:lvl w:ilvl="8">
-      <w:start w:val="1"/>
-      <w:numFmt w:val="decimal"/>
-      <w:lvlText w:val="%1.%2.%3.%4.%5.%6.%7.%8.%9"/>
-      <w:lvlJc w:val="left"/>
-      <w:pPr>
-        <w:ind w:left="5102" w:hanging="1700"/>
-      </w:pPr>
-      <w:rPr>
-        <w:rFonts w:hint="eastAsia"/>
-      </w:rPr>
-    </w:lvl>
-  </w:abstractNum>
-  <w:num w:numId="1" w16cid:durableId="408888388">
-    <w:abstractNumId w:val="7"/>
+  <w:num w:numId="1" w16cid:durableId="1828401536">
+    <w:abstractNumId w:val="4"/>
   </w:num>
-  <w:num w:numId="2" w16cid:durableId="657463100">
-    <w:abstractNumId w:val="20"/>
+  <w:num w:numId="2" w16cid:durableId="98841016">
+    <w:abstractNumId w:val="0"/>
   </w:num>
-  <w:num w:numId="3" w16cid:durableId="1828401536">
-    <w:abstractNumId w:val="15"/>
-  </w:num>
-  <w:num w:numId="4" w16cid:durableId="98841016">
-    <w:abstractNumId w:val="6"/>
-  </w:num>
-  <w:num w:numId="5" w16cid:durableId="2060468800">
-    <w:abstractNumId w:val="2"/>
-  </w:num>
-  <w:num w:numId="6" w16cid:durableId="1104687869">
-    <w:abstractNumId w:val="16"/>
-  </w:num>
-  <w:num w:numId="7" w16cid:durableId="626938697">
-    <w:abstractNumId w:val="6"/>
+  <w:num w:numId="3" w16cid:durableId="626938697">
+    <w:abstractNumId w:val="0"/>
     <w:lvlOverride w:ilvl="0">
       <w:startOverride w:val="1"/>
     </w:lvlOverride>
@@ -31436,521 +34324,20 @@
       <w:startOverride w:val="1"/>
     </w:lvlOverride>
   </w:num>
-  <w:num w:numId="8" w16cid:durableId="1959025578">
-    <w:abstractNumId w:val="12"/>
+  <w:num w:numId="4" w16cid:durableId="261651673">
+    <w:abstractNumId w:val="7"/>
   </w:num>
-  <w:num w:numId="9" w16cid:durableId="1627545599">
-    <w:abstractNumId w:val="18"/>
+  <w:num w:numId="5" w16cid:durableId="417749397">
+    <w:abstractNumId w:val="9"/>
   </w:num>
-  <w:num w:numId="10" w16cid:durableId="1941452422">
-    <w:abstractNumId w:val="19"/>
-  </w:num>
-  <w:num w:numId="11" w16cid:durableId="2140952799">
-    <w:abstractNumId w:val="26"/>
-  </w:num>
-  <w:num w:numId="12" w16cid:durableId="462188145">
-    <w:abstractNumId w:val="0"/>
-  </w:num>
-  <w:num w:numId="13" w16cid:durableId="1450203557">
+  <w:num w:numId="6" w16cid:durableId="2111123430">
     <w:abstractNumId w:val="8"/>
   </w:num>
-  <w:num w:numId="14" w16cid:durableId="1010721626">
-    <w:abstractNumId w:val="3"/>
-  </w:num>
-  <w:num w:numId="15" w16cid:durableId="1796675398">
-    <w:abstractNumId w:val="30"/>
-  </w:num>
-  <w:num w:numId="16" w16cid:durableId="1103920957">
-    <w:abstractNumId w:val="4"/>
-  </w:num>
-  <w:num w:numId="17" w16cid:durableId="1964537391">
-    <w:abstractNumId w:val="27"/>
-  </w:num>
-  <w:num w:numId="18" w16cid:durableId="1865054927">
-    <w:abstractNumId w:val="1"/>
-  </w:num>
-  <w:num w:numId="19" w16cid:durableId="931166697">
-    <w:abstractNumId w:val="13"/>
-  </w:num>
-  <w:num w:numId="20" w16cid:durableId="126582521">
-    <w:abstractNumId w:val="21"/>
-  </w:num>
-  <w:num w:numId="21" w16cid:durableId="1676348782">
+  <w:num w:numId="7" w16cid:durableId="162748756">
     <w:abstractNumId w:val="5"/>
   </w:num>
-  <w:num w:numId="22" w16cid:durableId="927229941">
-    <w:abstractNumId w:val="19"/>
-    <w:lvlOverride w:ilvl="0">
-      <w:startOverride w:val="1"/>
-    </w:lvlOverride>
-    <w:lvlOverride w:ilvl="1">
-      <w:startOverride w:val="1"/>
-    </w:lvlOverride>
-    <w:lvlOverride w:ilvl="2">
-      <w:startOverride w:val="1"/>
-    </w:lvlOverride>
-    <w:lvlOverride w:ilvl="3">
-      <w:startOverride w:val="1"/>
-    </w:lvlOverride>
-    <w:lvlOverride w:ilvl="4">
-      <w:startOverride w:val="1"/>
-    </w:lvlOverride>
-    <w:lvlOverride w:ilvl="5">
-      <w:startOverride w:val="1"/>
-    </w:lvlOverride>
-    <w:lvlOverride w:ilvl="6">
-      <w:startOverride w:val="1"/>
-    </w:lvlOverride>
-    <w:lvlOverride w:ilvl="7">
-      <w:startOverride w:val="1"/>
-    </w:lvlOverride>
-    <w:lvlOverride w:ilvl="8">
-      <w:startOverride w:val="1"/>
-    </w:lvlOverride>
-  </w:num>
-  <w:num w:numId="23" w16cid:durableId="1020473269">
-    <w:abstractNumId w:val="28"/>
-  </w:num>
-  <w:num w:numId="24" w16cid:durableId="441264242">
-    <w:abstractNumId w:val="11"/>
-  </w:num>
-  <w:num w:numId="25" w16cid:durableId="1001271292">
-    <w:abstractNumId w:val="31"/>
-  </w:num>
-  <w:num w:numId="26" w16cid:durableId="1828088598">
-    <w:abstractNumId w:val="6"/>
-    <w:lvlOverride w:ilvl="0">
-      <w:startOverride w:val="1"/>
-    </w:lvlOverride>
-    <w:lvlOverride w:ilvl="1">
-      <w:startOverride w:val="1"/>
-    </w:lvlOverride>
-    <w:lvlOverride w:ilvl="2">
-      <w:startOverride w:val="1"/>
-    </w:lvlOverride>
-    <w:lvlOverride w:ilvl="3">
-      <w:startOverride w:val="1"/>
-    </w:lvlOverride>
-    <w:lvlOverride w:ilvl="4">
-      <w:startOverride w:val="1"/>
-    </w:lvlOverride>
-    <w:lvlOverride w:ilvl="5">
-      <w:startOverride w:val="1"/>
-    </w:lvlOverride>
-    <w:lvlOverride w:ilvl="6">
-      <w:startOverride w:val="1"/>
-    </w:lvlOverride>
-    <w:lvlOverride w:ilvl="7">
-      <w:startOverride w:val="1"/>
-    </w:lvlOverride>
-    <w:lvlOverride w:ilvl="8">
-      <w:startOverride w:val="1"/>
-    </w:lvlOverride>
-  </w:num>
-  <w:num w:numId="27" w16cid:durableId="1338927866">
-    <w:abstractNumId w:val="6"/>
-    <w:lvlOverride w:ilvl="0">
-      <w:startOverride w:val="1"/>
-    </w:lvlOverride>
-    <w:lvlOverride w:ilvl="1">
-      <w:startOverride w:val="1"/>
-    </w:lvlOverride>
-    <w:lvlOverride w:ilvl="2">
-      <w:startOverride w:val="1"/>
-    </w:lvlOverride>
-    <w:lvlOverride w:ilvl="3">
-      <w:startOverride w:val="1"/>
-    </w:lvlOverride>
-    <w:lvlOverride w:ilvl="4">
-      <w:startOverride w:val="1"/>
-    </w:lvlOverride>
-    <w:lvlOverride w:ilvl="5">
-      <w:startOverride w:val="1"/>
-    </w:lvlOverride>
-    <w:lvlOverride w:ilvl="6">
-      <w:startOverride w:val="1"/>
-    </w:lvlOverride>
-    <w:lvlOverride w:ilvl="7">
-      <w:startOverride w:val="1"/>
-    </w:lvlOverride>
-    <w:lvlOverride w:ilvl="8">
-      <w:startOverride w:val="1"/>
-    </w:lvlOverride>
-  </w:num>
-  <w:num w:numId="28" w16cid:durableId="1254556258">
-    <w:abstractNumId w:val="6"/>
-    <w:lvlOverride w:ilvl="0">
-      <w:startOverride w:val="1"/>
-    </w:lvlOverride>
-    <w:lvlOverride w:ilvl="1">
-      <w:startOverride w:val="1"/>
-    </w:lvlOverride>
-    <w:lvlOverride w:ilvl="2">
-      <w:startOverride w:val="1"/>
-    </w:lvlOverride>
-    <w:lvlOverride w:ilvl="3">
-      <w:startOverride w:val="1"/>
-    </w:lvlOverride>
-    <w:lvlOverride w:ilvl="4">
-      <w:startOverride w:val="1"/>
-    </w:lvlOverride>
-    <w:lvlOverride w:ilvl="5">
-      <w:startOverride w:val="1"/>
-    </w:lvlOverride>
-    <w:lvlOverride w:ilvl="6">
-      <w:startOverride w:val="1"/>
-    </w:lvlOverride>
-    <w:lvlOverride w:ilvl="7">
-      <w:startOverride w:val="1"/>
-    </w:lvlOverride>
-    <w:lvlOverride w:ilvl="8">
-      <w:startOverride w:val="1"/>
-    </w:lvlOverride>
-  </w:num>
-  <w:num w:numId="29" w16cid:durableId="592473589">
-    <w:abstractNumId w:val="6"/>
-    <w:lvlOverride w:ilvl="0">
-      <w:startOverride w:val="1"/>
-    </w:lvlOverride>
-    <w:lvlOverride w:ilvl="1">
-      <w:startOverride w:val="1"/>
-    </w:lvlOverride>
-    <w:lvlOverride w:ilvl="2">
-      <w:startOverride w:val="1"/>
-    </w:lvlOverride>
-    <w:lvlOverride w:ilvl="3">
-      <w:startOverride w:val="1"/>
-    </w:lvlOverride>
-    <w:lvlOverride w:ilvl="4">
-      <w:startOverride w:val="1"/>
-    </w:lvlOverride>
-    <w:lvlOverride w:ilvl="5">
-      <w:startOverride w:val="1"/>
-    </w:lvlOverride>
-    <w:lvlOverride w:ilvl="6">
-      <w:startOverride w:val="1"/>
-    </w:lvlOverride>
-    <w:lvlOverride w:ilvl="7">
-      <w:startOverride w:val="1"/>
-    </w:lvlOverride>
-    <w:lvlOverride w:ilvl="8">
-      <w:startOverride w:val="1"/>
-    </w:lvlOverride>
-  </w:num>
-  <w:num w:numId="30" w16cid:durableId="1070496405">
-    <w:abstractNumId w:val="6"/>
-    <w:lvlOverride w:ilvl="0">
-      <w:startOverride w:val="1"/>
-    </w:lvlOverride>
-    <w:lvlOverride w:ilvl="1">
-      <w:startOverride w:val="1"/>
-    </w:lvlOverride>
-    <w:lvlOverride w:ilvl="2">
-      <w:startOverride w:val="1"/>
-    </w:lvlOverride>
-    <w:lvlOverride w:ilvl="3">
-      <w:startOverride w:val="1"/>
-    </w:lvlOverride>
-    <w:lvlOverride w:ilvl="4">
-      <w:startOverride w:val="1"/>
-    </w:lvlOverride>
-    <w:lvlOverride w:ilvl="5">
-      <w:startOverride w:val="1"/>
-    </w:lvlOverride>
-    <w:lvlOverride w:ilvl="6">
-      <w:startOverride w:val="1"/>
-    </w:lvlOverride>
-    <w:lvlOverride w:ilvl="7">
-      <w:startOverride w:val="1"/>
-    </w:lvlOverride>
-    <w:lvlOverride w:ilvl="8">
-      <w:startOverride w:val="1"/>
-    </w:lvlOverride>
-  </w:num>
-  <w:num w:numId="31" w16cid:durableId="174343600">
-    <w:abstractNumId w:val="6"/>
-    <w:lvlOverride w:ilvl="0">
-      <w:startOverride w:val="1"/>
-    </w:lvlOverride>
-    <w:lvlOverride w:ilvl="1">
-      <w:startOverride w:val="1"/>
-    </w:lvlOverride>
-    <w:lvlOverride w:ilvl="2">
-      <w:startOverride w:val="1"/>
-    </w:lvlOverride>
-    <w:lvlOverride w:ilvl="3">
-      <w:startOverride w:val="1"/>
-    </w:lvlOverride>
-    <w:lvlOverride w:ilvl="4">
-      <w:startOverride w:val="1"/>
-    </w:lvlOverride>
-    <w:lvlOverride w:ilvl="5">
-      <w:startOverride w:val="1"/>
-    </w:lvlOverride>
-    <w:lvlOverride w:ilvl="6">
-      <w:startOverride w:val="1"/>
-    </w:lvlOverride>
-    <w:lvlOverride w:ilvl="7">
-      <w:startOverride w:val="1"/>
-    </w:lvlOverride>
-    <w:lvlOverride w:ilvl="8">
-      <w:startOverride w:val="1"/>
-    </w:lvlOverride>
-  </w:num>
-  <w:num w:numId="32" w16cid:durableId="248999752">
-    <w:abstractNumId w:val="6"/>
-    <w:lvlOverride w:ilvl="0">
-      <w:startOverride w:val="1"/>
-    </w:lvlOverride>
-    <w:lvlOverride w:ilvl="1">
-      <w:startOverride w:val="1"/>
-    </w:lvlOverride>
-    <w:lvlOverride w:ilvl="2">
-      <w:startOverride w:val="1"/>
-    </w:lvlOverride>
-    <w:lvlOverride w:ilvl="3">
-      <w:startOverride w:val="1"/>
-    </w:lvlOverride>
-    <w:lvlOverride w:ilvl="4">
-      <w:startOverride w:val="1"/>
-    </w:lvlOverride>
-    <w:lvlOverride w:ilvl="5">
-      <w:startOverride w:val="1"/>
-    </w:lvlOverride>
-    <w:lvlOverride w:ilvl="6">
-      <w:startOverride w:val="1"/>
-    </w:lvlOverride>
-    <w:lvlOverride w:ilvl="7">
-      <w:startOverride w:val="1"/>
-    </w:lvlOverride>
-    <w:lvlOverride w:ilvl="8">
-      <w:startOverride w:val="1"/>
-    </w:lvlOverride>
-  </w:num>
-  <w:num w:numId="33" w16cid:durableId="503669956">
-    <w:abstractNumId w:val="6"/>
-    <w:lvlOverride w:ilvl="0">
-      <w:startOverride w:val="1"/>
-    </w:lvlOverride>
-    <w:lvlOverride w:ilvl="1">
-      <w:startOverride w:val="1"/>
-    </w:lvlOverride>
-    <w:lvlOverride w:ilvl="2">
-      <w:startOverride w:val="1"/>
-    </w:lvlOverride>
-    <w:lvlOverride w:ilvl="3">
-      <w:startOverride w:val="1"/>
-    </w:lvlOverride>
-    <w:lvlOverride w:ilvl="4">
-      <w:startOverride w:val="1"/>
-    </w:lvlOverride>
-    <w:lvlOverride w:ilvl="5">
-      <w:startOverride w:val="1"/>
-    </w:lvlOverride>
-    <w:lvlOverride w:ilvl="6">
-      <w:startOverride w:val="1"/>
-    </w:lvlOverride>
-    <w:lvlOverride w:ilvl="7">
-      <w:startOverride w:val="1"/>
-    </w:lvlOverride>
-    <w:lvlOverride w:ilvl="8">
-      <w:startOverride w:val="1"/>
-    </w:lvlOverride>
-  </w:num>
-  <w:num w:numId="34" w16cid:durableId="1005476198">
-    <w:abstractNumId w:val="6"/>
-    <w:lvlOverride w:ilvl="0">
-      <w:startOverride w:val="1"/>
-    </w:lvlOverride>
-    <w:lvlOverride w:ilvl="1">
-      <w:startOverride w:val="1"/>
-    </w:lvlOverride>
-    <w:lvlOverride w:ilvl="2">
-      <w:startOverride w:val="1"/>
-    </w:lvlOverride>
-    <w:lvlOverride w:ilvl="3">
-      <w:startOverride w:val="1"/>
-    </w:lvlOverride>
-    <w:lvlOverride w:ilvl="4">
-      <w:startOverride w:val="1"/>
-    </w:lvlOverride>
-    <w:lvlOverride w:ilvl="5">
-      <w:startOverride w:val="1"/>
-    </w:lvlOverride>
-    <w:lvlOverride w:ilvl="6">
-      <w:startOverride w:val="1"/>
-    </w:lvlOverride>
-    <w:lvlOverride w:ilvl="7">
-      <w:startOverride w:val="1"/>
-    </w:lvlOverride>
-    <w:lvlOverride w:ilvl="8">
-      <w:startOverride w:val="1"/>
-    </w:lvlOverride>
-  </w:num>
-  <w:num w:numId="35" w16cid:durableId="1179126317">
-    <w:abstractNumId w:val="6"/>
-    <w:lvlOverride w:ilvl="0">
-      <w:startOverride w:val="1"/>
-    </w:lvlOverride>
-    <w:lvlOverride w:ilvl="1">
-      <w:startOverride w:val="1"/>
-    </w:lvlOverride>
-    <w:lvlOverride w:ilvl="2">
-      <w:startOverride w:val="1"/>
-    </w:lvlOverride>
-    <w:lvlOverride w:ilvl="3">
-      <w:startOverride w:val="1"/>
-    </w:lvlOverride>
-    <w:lvlOverride w:ilvl="4">
-      <w:startOverride w:val="1"/>
-    </w:lvlOverride>
-    <w:lvlOverride w:ilvl="5">
-      <w:startOverride w:val="1"/>
-    </w:lvlOverride>
-    <w:lvlOverride w:ilvl="6">
-      <w:startOverride w:val="1"/>
-    </w:lvlOverride>
-    <w:lvlOverride w:ilvl="7">
-      <w:startOverride w:val="1"/>
-    </w:lvlOverride>
-    <w:lvlOverride w:ilvl="8">
-      <w:startOverride w:val="1"/>
-    </w:lvlOverride>
-  </w:num>
-  <w:num w:numId="36" w16cid:durableId="665744466">
-    <w:abstractNumId w:val="6"/>
-    <w:lvlOverride w:ilvl="0">
-      <w:startOverride w:val="1"/>
-    </w:lvlOverride>
-    <w:lvlOverride w:ilvl="1">
-      <w:startOverride w:val="1"/>
-    </w:lvlOverride>
-    <w:lvlOverride w:ilvl="2">
-      <w:startOverride w:val="1"/>
-    </w:lvlOverride>
-    <w:lvlOverride w:ilvl="3">
-      <w:startOverride w:val="1"/>
-    </w:lvlOverride>
-    <w:lvlOverride w:ilvl="4">
-      <w:startOverride w:val="1"/>
-    </w:lvlOverride>
-    <w:lvlOverride w:ilvl="5">
-      <w:startOverride w:val="1"/>
-    </w:lvlOverride>
-    <w:lvlOverride w:ilvl="6">
-      <w:startOverride w:val="1"/>
-    </w:lvlOverride>
-    <w:lvlOverride w:ilvl="7">
-      <w:startOverride w:val="1"/>
-    </w:lvlOverride>
-    <w:lvlOverride w:ilvl="8">
-      <w:startOverride w:val="1"/>
-    </w:lvlOverride>
-  </w:num>
-  <w:num w:numId="37" w16cid:durableId="1556157778">
-    <w:abstractNumId w:val="6"/>
-    <w:lvlOverride w:ilvl="0">
-      <w:startOverride w:val="1"/>
-    </w:lvlOverride>
-    <w:lvlOverride w:ilvl="1">
-      <w:startOverride w:val="1"/>
-    </w:lvlOverride>
-    <w:lvlOverride w:ilvl="2">
-      <w:startOverride w:val="1"/>
-    </w:lvlOverride>
-    <w:lvlOverride w:ilvl="3">
-      <w:startOverride w:val="1"/>
-    </w:lvlOverride>
-    <w:lvlOverride w:ilvl="4">
-      <w:startOverride w:val="1"/>
-    </w:lvlOverride>
-    <w:lvlOverride w:ilvl="5">
-      <w:startOverride w:val="1"/>
-    </w:lvlOverride>
-    <w:lvlOverride w:ilvl="6">
-      <w:startOverride w:val="1"/>
-    </w:lvlOverride>
-    <w:lvlOverride w:ilvl="7">
-      <w:startOverride w:val="1"/>
-    </w:lvlOverride>
-    <w:lvlOverride w:ilvl="8">
-      <w:startOverride w:val="1"/>
-    </w:lvlOverride>
-  </w:num>
-  <w:num w:numId="38" w16cid:durableId="615716912">
-    <w:abstractNumId w:val="6"/>
-    <w:lvlOverride w:ilvl="0">
-      <w:startOverride w:val="1"/>
-    </w:lvlOverride>
-    <w:lvlOverride w:ilvl="1">
-      <w:startOverride w:val="1"/>
-    </w:lvlOverride>
-    <w:lvlOverride w:ilvl="2">
-      <w:startOverride w:val="1"/>
-    </w:lvlOverride>
-    <w:lvlOverride w:ilvl="3">
-      <w:startOverride w:val="1"/>
-    </w:lvlOverride>
-    <w:lvlOverride w:ilvl="4">
-      <w:startOverride w:val="1"/>
-    </w:lvlOverride>
-    <w:lvlOverride w:ilvl="5">
-      <w:startOverride w:val="1"/>
-    </w:lvlOverride>
-    <w:lvlOverride w:ilvl="6">
-      <w:startOverride w:val="1"/>
-    </w:lvlOverride>
-    <w:lvlOverride w:ilvl="7">
-      <w:startOverride w:val="1"/>
-    </w:lvlOverride>
-    <w:lvlOverride w:ilvl="8">
-      <w:startOverride w:val="1"/>
-    </w:lvlOverride>
-  </w:num>
-  <w:num w:numId="39" w16cid:durableId="1050494414">
-    <w:abstractNumId w:val="6"/>
-    <w:lvlOverride w:ilvl="0">
-      <w:startOverride w:val="1"/>
-    </w:lvlOverride>
-    <w:lvlOverride w:ilvl="1">
-      <w:startOverride w:val="1"/>
-    </w:lvlOverride>
-    <w:lvlOverride w:ilvl="2">
-      <w:startOverride w:val="1"/>
-    </w:lvlOverride>
-    <w:lvlOverride w:ilvl="3">
-      <w:startOverride w:val="1"/>
-    </w:lvlOverride>
-    <w:lvlOverride w:ilvl="4">
-      <w:startOverride w:val="1"/>
-    </w:lvlOverride>
-    <w:lvlOverride w:ilvl="5">
-      <w:startOverride w:val="1"/>
-    </w:lvlOverride>
-    <w:lvlOverride w:ilvl="6">
-      <w:startOverride w:val="1"/>
-    </w:lvlOverride>
-    <w:lvlOverride w:ilvl="7">
-      <w:startOverride w:val="1"/>
-    </w:lvlOverride>
-    <w:lvlOverride w:ilvl="8">
-      <w:startOverride w:val="1"/>
-    </w:lvlOverride>
-  </w:num>
-  <w:num w:numId="40" w16cid:durableId="261651673">
-    <w:abstractNumId w:val="24"/>
-  </w:num>
-  <w:num w:numId="41" w16cid:durableId="417749397">
-    <w:abstractNumId w:val="29"/>
-  </w:num>
-  <w:num w:numId="42" w16cid:durableId="2111123430">
-    <w:abstractNumId w:val="25"/>
-  </w:num>
-  <w:num w:numId="43" w16cid:durableId="162748756">
-    <w:abstractNumId w:val="17"/>
-  </w:num>
-  <w:num w:numId="44" w16cid:durableId="1321930074">
-    <w:abstractNumId w:val="6"/>
+  <w:num w:numId="8" w16cid:durableId="1321930074">
+    <w:abstractNumId w:val="0"/>
     <w:lvlOverride w:ilvl="0">
       <w:startOverride w:val="2"/>
     </w:lvlOverride>
@@ -31979,11 +34366,11 @@
       <w:startOverride w:val="1"/>
     </w:lvlOverride>
   </w:num>
-  <w:num w:numId="45" w16cid:durableId="1688025085">
-    <w:abstractNumId w:val="10"/>
+  <w:num w:numId="9" w16cid:durableId="1688025085">
+    <w:abstractNumId w:val="1"/>
   </w:num>
-  <w:num w:numId="46" w16cid:durableId="1865167671">
-    <w:abstractNumId w:val="6"/>
+  <w:num w:numId="10" w16cid:durableId="1865167671">
+    <w:abstractNumId w:val="0"/>
     <w:lvlOverride w:ilvl="0">
       <w:startOverride w:val="2"/>
     </w:lvlOverride>
@@ -32012,19 +34399,16 @@
       <w:startOverride w:val="1"/>
     </w:lvlOverride>
   </w:num>
-  <w:num w:numId="47" w16cid:durableId="1592616097">
-    <w:abstractNumId w:val="14"/>
+  <w:num w:numId="11" w16cid:durableId="1592616097">
+    <w:abstractNumId w:val="3"/>
   </w:num>
-  <w:num w:numId="48" w16cid:durableId="182594190">
-    <w:abstractNumId w:val="23"/>
+  <w:num w:numId="12" w16cid:durableId="182594190">
+    <w:abstractNumId w:val="6"/>
   </w:num>
-  <w:num w:numId="49" w16cid:durableId="537547018">
-    <w:abstractNumId w:val="9"/>
+  <w:num w:numId="13" w16cid:durableId="364331564">
+    <w:abstractNumId w:val="2"/>
   </w:num>
-  <w:num w:numId="50" w16cid:durableId="1507748515">
-    <w:abstractNumId w:val="22"/>
-  </w:num>
-  <w:numIdMacAtCleanup w:val="7"/>
+  <w:numIdMacAtCleanup w:val="13"/>
 </w:numbering>
 </file>
 
@@ -32440,7 +34824,7 @@
     <w:pPr>
       <w:keepNext/>
       <w:numPr>
-        <w:numId w:val="4"/>
+        <w:numId w:val="2"/>
       </w:numPr>
       <w:outlineLvl w:val="0"/>
     </w:pPr>
@@ -32462,7 +34846,7 @@
       <w:keepNext/>
       <w:numPr>
         <w:ilvl w:val="1"/>
-        <w:numId w:val="4"/>
+        <w:numId w:val="2"/>
       </w:numPr>
       <w:outlineLvl w:val="1"/>
     </w:pPr>
@@ -32483,7 +34867,7 @@
       <w:keepNext/>
       <w:numPr>
         <w:ilvl w:val="2"/>
-        <w:numId w:val="4"/>
+        <w:numId w:val="2"/>
       </w:numPr>
       <w:outlineLvl w:val="2"/>
     </w:pPr>
@@ -32504,7 +34888,7 @@
       <w:keepNext/>
       <w:numPr>
         <w:ilvl w:val="3"/>
-        <w:numId w:val="4"/>
+        <w:numId w:val="2"/>
       </w:numPr>
       <w:outlineLvl w:val="3"/>
     </w:pPr>
@@ -32516,6 +34900,7 @@
   <w:style w:type="character" w:default="1" w:styleId="a0">
     <w:name w:val="Default Paragraph Font"/>
     <w:uiPriority w:val="1"/>
+    <w:semiHidden/>
     <w:unhideWhenUsed/>
   </w:style>
   <w:style w:type="table" w:default="1" w:styleId="a1">
@@ -32850,7 +35235,7 @@
     <w:rsid w:val="003C20C6"/>
     <w:pPr>
       <w:numPr>
-        <w:numId w:val="3"/>
+        <w:numId w:val="1"/>
       </w:numPr>
     </w:pPr>
   </w:style>

--- a/DOC/基本設計書/ソフトウェア仕様書.docx
+++ b/DOC/基本設計書/ソフトウェア仕様書.docx
@@ -2150,13 +2150,8 @@
               <w:pStyle w:val="a4"/>
               <w:ind w:leftChars="0" w:left="0"/>
             </w:pPr>
-            <w:proofErr w:type="spellStart"/>
-            <w:r>
-              <w:t>Pomelo.EntityFrameworkCore.MySql</w:t>
-            </w:r>
-            <w:proofErr w:type="spellEnd"/>
-            <w:r>
-              <w:t>、Leaflet.js</w:t>
+            <w:r>
+              <w:t>Pomelo.EntityFrameworkCore.MySql、Leaflet.js</w:t>
             </w:r>
           </w:p>
         </w:tc>
@@ -3613,23 +3608,7 @@
         <w:ind w:leftChars="606" w:left="1273" w:firstLine="2"/>
       </w:pPr>
       <w:r>
-        <w:t>DB 接続失敗時（</w:t>
-      </w:r>
-      <w:proofErr w:type="spellStart"/>
-      <w:r>
-        <w:t>DbException</w:t>
-      </w:r>
-      <w:proofErr w:type="spellEnd"/>
-      <w:r>
-        <w:t xml:space="preserve"> / </w:t>
-      </w:r>
-      <w:proofErr w:type="spellStart"/>
-      <w:r>
-        <w:t>MySqlException</w:t>
-      </w:r>
-      <w:proofErr w:type="spellEnd"/>
-      <w:r>
-        <w:t xml:space="preserve"> のキャッチ）は、該当入力欄の近傍に赤文字でエラーメッセージを表示する。</w:t>
+        <w:t>DB 接続失敗時（DbException / MySqlException のキャッチ）は、該当入力欄の近傍に赤文字でエラーメッセージを表示する。</w:t>
       </w:r>
     </w:p>
     <w:p>
@@ -3749,15 +3728,7 @@
         <w:t>タイムアウト閾値：通常クエリ</w:t>
       </w:r>
       <w:r>
-        <w:t xml:space="preserve"> 30 秒、件数取得・集計など重量クエリ 60 秒（設定箇所：</w:t>
-      </w:r>
-      <w:proofErr w:type="spellStart"/>
-      <w:r>
-        <w:t>DbContext.Database.SetCommandTimeout</w:t>
-      </w:r>
-      <w:proofErr w:type="spellEnd"/>
-      <w:r>
-        <w:t>()）。</w:t>
+        <w:t xml:space="preserve"> 30 秒、件数取得・集計など重量クエリ 60 秒（設定箇所：DbContext.Database.SetCommandTimeout()）。</w:t>
       </w:r>
     </w:p>
     <w:p>
@@ -3808,21 +3779,8 @@
         </w:numPr>
         <w:ind w:leftChars="0" w:hanging="157"/>
       </w:pPr>
-      <w:proofErr w:type="spellStart"/>
-      <w:r>
-        <w:t>MySqlException</w:t>
-      </w:r>
-      <w:proofErr w:type="spellEnd"/>
-      <w:r>
-        <w:t>（</w:t>
-      </w:r>
-      <w:proofErr w:type="spellStart"/>
-      <w:r>
-        <w:t>ErrorCode</w:t>
-      </w:r>
-      <w:proofErr w:type="spellEnd"/>
-      <w:r>
-        <w:t xml:space="preserve"> が接続系）→ 2.2.1 のルール適用（赤文字表示、ボタンアクティブ維持）</w:t>
+      <w:r>
+        <w:t>MySqlException（ErrorCode が接続系）→ 2.2.1 のルール適用（赤文字表示、ボタンアクティブ維持）</w:t>
       </w:r>
     </w:p>
     <w:p>
@@ -3834,13 +3792,8 @@
         </w:numPr>
         <w:ind w:leftChars="0" w:hanging="157"/>
       </w:pPr>
-      <w:proofErr w:type="spellStart"/>
-      <w:r>
-        <w:t>MySqlException</w:t>
-      </w:r>
-      <w:proofErr w:type="spellEnd"/>
-      <w:r>
-        <w:t>（タイムアウト / クエリ失敗）→ 2.2.2 のルール適用（ダイアログ表示）</w:t>
+      <w:r>
+        <w:t>MySqlException（タイムアウト / クエリ失敗）→ 2.2.2 のルール適用（ダイアログ表示）</w:t>
       </w:r>
     </w:p>
     <w:p>
@@ -3853,23 +3806,7 @@
         <w:ind w:leftChars="0" w:hanging="157"/>
       </w:pPr>
       <w:r>
-        <w:t xml:space="preserve">3. その他の </w:t>
-      </w:r>
-      <w:proofErr w:type="spellStart"/>
-      <w:r>
-        <w:t>DbException</w:t>
-      </w:r>
-      <w:proofErr w:type="spellEnd"/>
-      <w:r>
-        <w:t xml:space="preserve"> → 2.2.4 の </w:t>
-      </w:r>
-      <w:proofErr w:type="spellStart"/>
-      <w:r>
-        <w:t>ErrorBoundary</w:t>
-      </w:r>
-      <w:proofErr w:type="spellEnd"/>
-      <w:r>
-        <w:t xml:space="preserve"> で捕捉</w:t>
+        <w:t>3. その他の DbException → 2.2.4 の ErrorBoundary で捕捉</w:t>
       </w:r>
     </w:p>
     <w:p>
@@ -4024,15 +3961,7 @@
         <w:t>予期しない例外が発生した場合、</w:t>
       </w:r>
       <w:r>
-        <w:t xml:space="preserve">Blazor の </w:t>
-      </w:r>
-      <w:proofErr w:type="spellStart"/>
-      <w:r>
-        <w:t>ErrorBoundary</w:t>
-      </w:r>
-      <w:proofErr w:type="spellEnd"/>
-      <w:r>
-        <w:t xml:space="preserve"> コンポーネントを使用してアプリケーション全体のクラッシュを防ぐ</w:t>
+        <w:t>Blazor の ErrorBoundary コンポーネントを使用してアプリケーション全体のクラッシュを防ぐ</w:t>
       </w:r>
       <w:r>
         <w:rPr>
@@ -4051,34 +3980,16 @@
         </w:rPr>
         <w:t>配置戦略：各ページコンポーネント単位に配置する（</w:t>
       </w:r>
-      <w:proofErr w:type="spellStart"/>
-      <w:r>
-        <w:t>App.razor</w:t>
-      </w:r>
-      <w:proofErr w:type="spellEnd"/>
-      <w:r>
-        <w:t xml:space="preserve"> への全体配置はページ全体が消えユーザー体験が著しく低下するため採用しない）</w:t>
+      <w:r>
+        <w:t>App.razor への全体配置はページ全体が消えユーザー体験が著しく低下するため採用しない）</w:t>
       </w:r>
     </w:p>
     <w:p>
       <w:pPr>
         <w:ind w:leftChars="607" w:left="1275"/>
       </w:pPr>
-      <w:proofErr w:type="spellStart"/>
-      <w:r>
-        <w:t>ErrorBoundary</w:t>
-      </w:r>
-      <w:proofErr w:type="spellEnd"/>
-      <w:r>
-        <w:t> が補足できない例外（</w:t>
-      </w:r>
-      <w:proofErr w:type="spellStart"/>
-      <w:r>
-        <w:t>SignalR</w:t>
-      </w:r>
-      <w:proofErr w:type="spellEnd"/>
-      <w:r>
-        <w:t xml:space="preserve"> 接続断など）は、Blazor の再接続 UI に委ねる</w:t>
+      <w:r>
+        <w:t>ErrorBoundary が補足できない例外（SignalR 接続断など）は、Blazor の再接続 UI に委ねる</w:t>
       </w:r>
       <w:r>
         <w:rPr>
@@ -4205,15 +4116,7 @@
         <w:t>ピン投稿・コメント投稿・アカウント登録・パスワード再設定など、</w:t>
       </w:r>
       <w:r>
-        <w:t xml:space="preserve">DB への書き込みを伴う操作中に </w:t>
-      </w:r>
-      <w:proofErr w:type="spellStart"/>
-      <w:r>
-        <w:t>ErrorBoundary</w:t>
-      </w:r>
-      <w:proofErr w:type="spellEnd"/>
-      <w:r>
-        <w:t xml:space="preserve"> で例外が捕捉された場合は、以下の方針を適用する</w:t>
+        <w:t>DB への書き込みを伴う操作中に ErrorBoundary で例外が捕捉された場合は、以下の方針を適用する</w:t>
       </w:r>
       <w:r>
         <w:rPr>
@@ -4328,29 +4231,8 @@
         </w:rPr>
         <w:t>再試行ボタン：</w:t>
       </w:r>
-      <w:proofErr w:type="spellStart"/>
-      <w:r>
-        <w:t>ErrorBoundary</w:t>
-      </w:r>
-      <w:proofErr w:type="spellEnd"/>
-      <w:r>
-        <w:t xml:space="preserve"> の </w:t>
-      </w:r>
-      <w:proofErr w:type="spellStart"/>
-      <w:r>
-        <w:t>ErrorContent</w:t>
-      </w:r>
-      <w:proofErr w:type="spellEnd"/>
-      <w:r>
-        <w:t xml:space="preserve"> 内に「再試行」ボタンを配置し、</w:t>
-      </w:r>
-      <w:proofErr w:type="spellStart"/>
-      <w:r>
-        <w:t>ErrorBoundary.Recover</w:t>
-      </w:r>
-      <w:proofErr w:type="spellEnd"/>
-      <w:r>
-        <w:t>() を呼び出してコンポーネントを元の状態に復元できるようにする</w:t>
+      <w:r>
+        <w:t>ErrorBoundary の ErrorContent 内に「再試行」ボタンを配置し、ErrorBoundary.Recover() を呼び出してコンポーネントを元の状態に復元できるようにする</w:t>
       </w:r>
       <w:r>
         <w:rPr>
@@ -4484,15 +4366,7 @@
         <w:ind w:leftChars="607" w:left="1275"/>
       </w:pPr>
       <w:r>
-        <w:t>GPS API（</w:t>
-      </w:r>
-      <w:proofErr w:type="spellStart"/>
-      <w:r>
-        <w:t>navigator.geolocation</w:t>
-      </w:r>
-      <w:proofErr w:type="spellEnd"/>
-      <w:r>
-        <w:t>）障害時・権限拒否時：アラート通知を停止し、ユーザーに「位置情報が無効なため、アラート通知は届きません。」を表示する。その他の機能（地図閲覧・投稿）は継続可能とする（→ 2.6.3 参照）</w:t>
+        <w:t>GPS API（navigator.geolocation）障害時・権限拒否時：アラート通知を停止し、ユーザーに「位置情報が無効なため、アラート通知は届きません。」を表示する。その他の機能（地図閲覧・投稿）は継続可能とする（→ 2.6.3 参照）</w:t>
       </w:r>
     </w:p>
     <w:p/>
@@ -4650,11 +4524,9 @@
         </w:rPr>
         <w:t>ソースコードの可読性・保守性向上のため、</w:t>
       </w:r>
-      <w:proofErr w:type="spellStart"/>
       <w:r>
         <w:t>snake_case</w:t>
       </w:r>
-      <w:proofErr w:type="spellEnd"/>
       <w:r>
         <w:rPr>
           <w:rFonts w:hint="eastAsia"/>
@@ -4834,15 +4706,7 @@
         <w:t>ログ出力には</w:t>
       </w:r>
       <w:r>
-        <w:t xml:space="preserve"> </w:t>
-      </w:r>
-      <w:proofErr w:type="spellStart"/>
-      <w:r>
-        <w:t>Serilog</w:t>
-      </w:r>
-      <w:proofErr w:type="spellEnd"/>
-      <w:r>
-        <w:t>（ファイルシンク）を使用する</w:t>
+        <w:t xml:space="preserve"> Serilog（ファイルシンク）を使用する</w:t>
       </w:r>
       <w:r>
         <w:rPr>
@@ -4987,14 +4851,12 @@
             <w:tcW w:w="2406" w:type="dxa"/>
           </w:tcPr>
           <w:p>
-            <w:proofErr w:type="spellStart"/>
             <w:r>
               <w:rPr>
                 <w:rFonts w:hint="eastAsia"/>
               </w:rPr>
               <w:t>Warnig</w:t>
             </w:r>
-            <w:proofErr w:type="spellEnd"/>
           </w:p>
         </w:tc>
         <w:tc>
@@ -5371,19 +5233,11 @@
             <w:tcW w:w="4228" w:type="dxa"/>
           </w:tcPr>
           <w:p>
-            <w:proofErr w:type="spellStart"/>
-            <w:r>
-              <w:rPr>
-                <w:rFonts w:hint="eastAsia"/>
-              </w:rPr>
-              <w:t>SignalR</w:t>
-            </w:r>
-            <w:proofErr w:type="spellEnd"/>
-            <w:r>
-              <w:rPr>
-                <w:rFonts w:hint="eastAsia"/>
-              </w:rPr>
-              <w:t xml:space="preserve"> 接続確立/切断</w:t>
+            <w:r>
+              <w:rPr>
+                <w:rFonts w:hint="eastAsia"/>
+              </w:rPr>
+              <w:t>SignalR 接続確立/切断</w:t>
             </w:r>
           </w:p>
         </w:tc>
@@ -5577,15 +5431,7 @@
         <w:t>ホスト側マウントパス：</w:t>
       </w:r>
       <w:r>
-        <w:t>./logs:/app/logs（docker-</w:t>
-      </w:r>
-      <w:proofErr w:type="spellStart"/>
-      <w:r>
-        <w:t>compose.yml</w:t>
-      </w:r>
-      <w:proofErr w:type="spellEnd"/>
-      <w:r>
-        <w:t xml:space="preserve"> の volumes: に定義）</w:t>
+        <w:t>./logs:/app/logs（docker-compose.yml の volumes: に定義）</w:t>
       </w:r>
     </w:p>
     <w:p>
@@ -5597,21 +5443,8 @@
         </w:numPr>
         <w:ind w:leftChars="0"/>
       </w:pPr>
-      <w:proofErr w:type="spellStart"/>
-      <w:r>
-        <w:t>appsettings.json</w:t>
-      </w:r>
-      <w:proofErr w:type="spellEnd"/>
-      <w:r>
-        <w:t xml:space="preserve"> の </w:t>
-      </w:r>
-      <w:proofErr w:type="spellStart"/>
-      <w:r>
-        <w:t>Serilog</w:t>
-      </w:r>
-      <w:proofErr w:type="spellEnd"/>
-      <w:r>
-        <w:t xml:space="preserve"> path 設定をコンテナ内パスに一致させること。</w:t>
+      <w:r>
+        <w:t>appsettings.json の Serilog path 設定をコンテナ内パスに一致させること。</w:t>
       </w:r>
     </w:p>
     <w:p>
@@ -5633,15 +5466,7 @@
         <w:ind w:leftChars="607" w:left="1275"/>
       </w:pPr>
       <w:r>
-        <w:t>ローテーション設定（</w:t>
-      </w:r>
-      <w:proofErr w:type="spellStart"/>
-      <w:r>
-        <w:t>Serilog</w:t>
-      </w:r>
-      <w:proofErr w:type="spellEnd"/>
-      <w:r>
-        <w:t xml:space="preserve"> File Sink）：</w:t>
+        <w:t>ローテーション設定（Serilog File Sink）：</w:t>
       </w:r>
     </w:p>
     <w:tbl>
@@ -5661,11 +5486,9 @@
             <w:tcW w:w="2409" w:type="dxa"/>
           </w:tcPr>
           <w:p>
-            <w:proofErr w:type="spellStart"/>
             <w:r>
               <w:t>rollingInterval</w:t>
             </w:r>
-            <w:proofErr w:type="spellEnd"/>
           </w:p>
         </w:tc>
         <w:tc>
@@ -5673,11 +5496,9 @@
             <w:tcW w:w="6046" w:type="dxa"/>
           </w:tcPr>
           <w:p>
-            <w:proofErr w:type="spellStart"/>
             <w:r>
               <w:t>RollingInterval.Day</w:t>
             </w:r>
-            <w:proofErr w:type="spellEnd"/>
           </w:p>
           <w:p>
             <w:r>
@@ -5692,11 +5513,9 @@
             <w:tcW w:w="2409" w:type="dxa"/>
           </w:tcPr>
           <w:p>
-            <w:proofErr w:type="spellStart"/>
             <w:r>
               <w:t>retainedFileCountLimit</w:t>
             </w:r>
-            <w:proofErr w:type="spellEnd"/>
           </w:p>
         </w:tc>
         <w:tc>
@@ -5721,11 +5540,9 @@
             <w:tcW w:w="2409" w:type="dxa"/>
           </w:tcPr>
           <w:p>
-            <w:proofErr w:type="spellStart"/>
             <w:r>
               <w:t>fileSizeLimitBytes</w:t>
             </w:r>
-            <w:proofErr w:type="spellEnd"/>
           </w:p>
         </w:tc>
         <w:tc>
@@ -5750,11 +5567,9 @@
             <w:tcW w:w="2409" w:type="dxa"/>
           </w:tcPr>
           <w:p>
-            <w:proofErr w:type="spellStart"/>
             <w:r>
               <w:t>rollOnFileSizeLimit</w:t>
             </w:r>
-            <w:proofErr w:type="spellEnd"/>
           </w:p>
         </w:tc>
         <w:tc>
@@ -5792,21 +5607,8 @@
         </w:rPr>
         <w:t>マスキング実装方式：</w:t>
       </w:r>
-      <w:proofErr w:type="spellStart"/>
-      <w:r>
-        <w:t>Serilog</w:t>
-      </w:r>
-      <w:proofErr w:type="spellEnd"/>
-      <w:r>
-        <w:t xml:space="preserve"> の </w:t>
-      </w:r>
-      <w:proofErr w:type="spellStart"/>
-      <w:r>
-        <w:t>Destructure.ByTransforming</w:t>
-      </w:r>
-      <w:proofErr w:type="spellEnd"/>
-      <w:r>
-        <w:t>&lt;T&gt;() と正規表現を組み合わせて実装する。マスキング対象フィールドはメールアドレスのみとし、@ より前の先頭2文字を残し残りを ** に置換する（例：us**@example.com）</w:t>
+      <w:r>
+        <w:t>Serilog の Destructure.ByTransforming&lt;T&gt;() と正規表現を組み合わせて実装する。マスキング対象フィールドはメールアドレスのみとし、@ より前の先頭2文字を残し残りを ** に置換する（例：us**@example.com）</w:t>
       </w:r>
     </w:p>
     <w:p/>
@@ -5855,15 +5657,7 @@
         <w:ind w:leftChars="607" w:left="1275"/>
       </w:pPr>
       <w:r>
-        <w:t xml:space="preserve">Leaflet.js は JavaScript ライブラリであるため、Blazor Server の </w:t>
-      </w:r>
-      <w:proofErr w:type="spellStart"/>
-      <w:r>
-        <w:t>IJSRuntime</w:t>
-      </w:r>
-      <w:proofErr w:type="spellEnd"/>
-      <w:r>
-        <w:t xml:space="preserve"> を介して呼び出す。</w:t>
+        <w:t>Leaflet.js は JavaScript ライブラリであるため、Blazor Server の IJSRuntime を介して呼び出す。</w:t>
       </w:r>
     </w:p>
     <w:p>
@@ -5877,23 +5671,7 @@
         <w:t>地図の初期化処理は</w:t>
       </w:r>
       <w:r>
-        <w:t xml:space="preserve"> </w:t>
-      </w:r>
-      <w:proofErr w:type="spellStart"/>
-      <w:r>
-        <w:t>OnAfterRenderAsync</w:t>
-      </w:r>
-      <w:proofErr w:type="spellEnd"/>
-      <w:r>
-        <w:t>（</w:t>
-      </w:r>
-      <w:proofErr w:type="spellStart"/>
-      <w:r>
-        <w:t>firstRender</w:t>
-      </w:r>
-      <w:proofErr w:type="spellEnd"/>
-      <w:r>
-        <w:t xml:space="preserve"> == true の場合のみ）で実行し、DOM 描画完了後に JS を呼び出す。</w:t>
+        <w:t xml:space="preserve"> OnAfterRenderAsync（firstRender == true の場合のみ）で実行し、DOM 描画完了後に JS を呼び出す。</w:t>
       </w:r>
     </w:p>
     <w:p>
@@ -5901,23 +5679,7 @@
         <w:ind w:leftChars="607" w:left="1275"/>
       </w:pPr>
       <w:r>
-        <w:t xml:space="preserve">Blazor → JavaScript の呼び出しには </w:t>
-      </w:r>
-      <w:proofErr w:type="spellStart"/>
-      <w:r>
-        <w:t>IJSRuntime.InvokeVoidAsync</w:t>
-      </w:r>
-      <w:proofErr w:type="spellEnd"/>
-      <w:r>
-        <w:t xml:space="preserve"> / </w:t>
-      </w:r>
-      <w:proofErr w:type="spellStart"/>
-      <w:r>
-        <w:t>InvokeAsync</w:t>
-      </w:r>
-      <w:proofErr w:type="spellEnd"/>
-      <w:r>
-        <w:t xml:space="preserve"> を使用する。</w:t>
+        <w:t>Blazor → JavaScript の呼び出しには IJSRuntime.InvokeVoidAsync / InvokeAsync を使用する。</w:t>
       </w:r>
     </w:p>
     <w:p>
@@ -5925,15 +5687,7 @@
         <w:ind w:leftChars="607" w:left="1275"/>
       </w:pPr>
       <w:r>
-        <w:t xml:space="preserve">JavaScript → Blazor（C#）への逆方向通信には </w:t>
-      </w:r>
-      <w:proofErr w:type="spellStart"/>
-      <w:r>
-        <w:t>DotNet.invokeMethodAsync</w:t>
-      </w:r>
-      <w:proofErr w:type="spellEnd"/>
-      <w:r>
-        <w:t xml:space="preserve"> を使用する（ピン作成時等）。</w:t>
+        <w:t>JavaScript → Blazor（C#）への逆方向通信には DotNet.invokeMethodAsync を使用する（ピン作成時等）。</w:t>
       </w:r>
     </w:p>
     <w:p>
@@ -5941,31 +5695,7 @@
         <w:ind w:leftChars="607" w:left="1275"/>
       </w:pPr>
       <w:r>
-        <w:t>JS Interop エラーハンドリング：</w:t>
-      </w:r>
-      <w:proofErr w:type="spellStart"/>
-      <w:r>
-        <w:t>InvokeVoidAsync</w:t>
-      </w:r>
-      <w:proofErr w:type="spellEnd"/>
-      <w:r>
-        <w:t xml:space="preserve"> / </w:t>
-      </w:r>
-      <w:proofErr w:type="spellStart"/>
-      <w:r>
-        <w:t>InvokeAsync</w:t>
-      </w:r>
-      <w:proofErr w:type="spellEnd"/>
-      <w:r>
-        <w:t xml:space="preserve"> の呼び出しは try-catch (</w:t>
-      </w:r>
-      <w:proofErr w:type="spellStart"/>
-      <w:r>
-        <w:t>JSException</w:t>
-      </w:r>
-      <w:proofErr w:type="spellEnd"/>
-      <w:r>
-        <w:t>) で囲み、失敗時は Error レベルでログ出力したうえで「地図の読み込みに失敗しました。ページを再読み込みしてください。」をユーザーに表示する。地図初期化失敗時も、その他の機能（ピン投稿フォーム・サイドメニュー等）は継続可能とする。</w:t>
+        <w:t>JS Interop エラーハンドリング：InvokeVoidAsync / InvokeAsync の呼び出しは try-catch (JSException) で囲み、失敗時は Error レベルでログ出力したうえで「地図の読み込みに失敗しました。ページを再読み込みしてください。」をユーザーに表示する。地図初期化失敗時も、その他の機能（ピン投稿フォーム・サイドメニュー等）は継続可能とする。</w:t>
       </w:r>
     </w:p>
     <w:p>
@@ -5979,23 +5709,7 @@
         <w:t>タイルプロバイダ：</w:t>
       </w:r>
       <w:r>
-        <w:t>OpenStreetMap（無償・APIキー不要）を使用する。将来的に</w:t>
-      </w:r>
-      <w:proofErr w:type="spellStart"/>
-      <w:r>
-        <w:t>Mapbox</w:t>
-      </w:r>
-      <w:proofErr w:type="spellEnd"/>
-      <w:r>
-        <w:t xml:space="preserve">等へ切り替える場合は、APIキーを </w:t>
-      </w:r>
-      <w:proofErr w:type="spellStart"/>
-      <w:r>
-        <w:t>appsettings.json</w:t>
-      </w:r>
-      <w:proofErr w:type="spellEnd"/>
-      <w:r>
-        <w:t xml:space="preserve"> の環境変数注入経由で管理し、クライアント JS に直接埋め込まない。</w:t>
+        <w:t>OpenStreetMap（無償・APIキー不要）を使用する。将来的にMapbox等へ切り替える場合は、APIキーを appsettings.json の環境変数注入経由で管理し、クライアント JS に直接埋め込まない。</w:t>
       </w:r>
       <w:r>
         <w:br w:type="page"/>
@@ -6120,23 +5834,7 @@
         <w:t>スマートフォンの</w:t>
       </w:r>
       <w:r>
-        <w:t xml:space="preserve"> GPS 情報はブラウザの </w:t>
-      </w:r>
-      <w:proofErr w:type="spellStart"/>
-      <w:r>
-        <w:t>navigator.geolocation</w:t>
-      </w:r>
-      <w:proofErr w:type="spellEnd"/>
-      <w:r>
-        <w:t xml:space="preserve"> API を介して取得し、</w:t>
-      </w:r>
-      <w:proofErr w:type="spellStart"/>
-      <w:r>
-        <w:t>IJSRuntime</w:t>
-      </w:r>
-      <w:proofErr w:type="spellEnd"/>
-      <w:r>
-        <w:t xml:space="preserve"> 経由で C# 側に連携する。</w:t>
+        <w:t xml:space="preserve"> GPS 情報はブラウザの navigator.geolocation API を介して取得し、IJSRuntime 経由で C# 側に連携する。</w:t>
       </w:r>
     </w:p>
     <w:p>
@@ -6164,15 +5862,7 @@
         <w:t>字名ポリゴンデータ：国土交通省「国土数値情報（行政区域データ）」の字名レベル</w:t>
       </w:r>
       <w:r>
-        <w:t xml:space="preserve"> </w:t>
-      </w:r>
-      <w:proofErr w:type="spellStart"/>
-      <w:r>
-        <w:t>GeoJSON</w:t>
-      </w:r>
-      <w:proofErr w:type="spellEnd"/>
-      <w:r>
-        <w:t xml:space="preserve"> を使用する。無償・商用利用可。静的ファイルとしてアプリに同梱し、オフライン動作を可能とする。</w:t>
+        <w:t xml:space="preserve"> GeoJSON を使用する。無償・商用利用可。静的ファイルとしてアプリに同梱し、オフライン動作を可能とする。</w:t>
       </w:r>
     </w:p>
     <w:p>
@@ -6185,21 +5875,8 @@
         </w:rPr>
         <w:t>危険区域判定アルゴリズム：</w:t>
       </w:r>
-      <w:proofErr w:type="spellStart"/>
-      <w:r>
-        <w:t>GeoJSON</w:t>
-      </w:r>
-      <w:proofErr w:type="spellEnd"/>
-      <w:r>
-        <w:t xml:space="preserve"> を MySQL にインポートし、geometry 型カラムに格納する。GPS 座標と字名ポリゴンの包含判定には MySQL の空間関数 </w:t>
-      </w:r>
-      <w:proofErr w:type="spellStart"/>
-      <w:r>
-        <w:t>ST_Contains</w:t>
-      </w:r>
-      <w:proofErr w:type="spellEnd"/>
-      <w:r>
-        <w:t>(polygon, point) を使用する。</w:t>
+      <w:r>
+        <w:t>GeoJSON を MySQL にインポートし、geometry 型カラムに格納する。GPS 座標と字名ポリゴンの包含判定には MySQL の空間関数 ST_Contains(polygon, point) を使用する。</w:t>
       </w:r>
     </w:p>
     <w:p>
@@ -6239,15 +5916,7 @@
         <w:ind w:leftChars="0"/>
       </w:pPr>
       <w:r>
-        <w:t xml:space="preserve">GPS 失敗時は </w:t>
-      </w:r>
-      <w:proofErr w:type="spellStart"/>
-      <w:r>
-        <w:t>SignalR</w:t>
-      </w:r>
-      <w:proofErr w:type="spellEnd"/>
-      <w:r>
-        <w:t xml:space="preserve"> によるアラート通知を停止するが、地図閲覧・ピン投稿・エリア通知など他の機能は継続可能とする。</w:t>
+        <w:t>GPS 失敗時は SignalR によるアラート通知を停止するが、地図閲覧・ピン投稿・エリア通知など他の機能は継続可能とする。</w:t>
       </w:r>
     </w:p>
     <w:p>
@@ -6293,15 +5962,7 @@
         <w:t>プッシュ通知には</w:t>
       </w:r>
       <w:r>
-        <w:t xml:space="preserve"> Blazor Server に内蔵されている </w:t>
-      </w:r>
-      <w:proofErr w:type="spellStart"/>
-      <w:r>
-        <w:t>SignalR</w:t>
-      </w:r>
-      <w:proofErr w:type="spellEnd"/>
-      <w:r>
-        <w:t xml:space="preserve"> を使用する。</w:t>
+        <w:t xml:space="preserve"> Blazor Server に内蔵されている SignalR を使用する。</w:t>
       </w:r>
     </w:p>
     <w:p>
@@ -6365,15 +6026,7 @@
         <w:t>スケールアウト方針：同時接続数が</w:t>
       </w:r>
       <w:r>
-        <w:t xml:space="preserve"> 100 を超える場合は、Azure </w:t>
-      </w:r>
-      <w:proofErr w:type="spellStart"/>
-      <w:r>
-        <w:t>SignalR</w:t>
-      </w:r>
-      <w:proofErr w:type="spellEnd"/>
-      <w:r>
-        <w:t xml:space="preserve"> Service または Redis Backplane の導入を検討する。</w:t>
+        <w:t xml:space="preserve"> 100 を超える場合は、Azure SignalR Service または Redis Backplane の導入を検討する。</w:t>
       </w:r>
       <w:r>
         <w:br w:type="page"/>
@@ -6494,29 +6147,8 @@
       <w:pPr>
         <w:ind w:leftChars="607" w:left="1275"/>
       </w:pPr>
-      <w:proofErr w:type="spellStart"/>
-      <w:r>
-        <w:t>ViewModel</w:t>
-      </w:r>
-      <w:proofErr w:type="spellEnd"/>
-      <w:r>
-        <w:t xml:space="preserve"> 分離の徹底：ピン情報を返す際は、User エンティティをそのままバインドせず、必要なフィールドのみを含む </w:t>
-      </w:r>
-      <w:proofErr w:type="spellStart"/>
-      <w:r>
-        <w:t>ViewModel</w:t>
-      </w:r>
-      <w:proofErr w:type="spellEnd"/>
-      <w:r>
-        <w:t>（例：</w:t>
-      </w:r>
-      <w:proofErr w:type="spellStart"/>
-      <w:r>
-        <w:t>PinViewModel</w:t>
-      </w:r>
-      <w:proofErr w:type="spellEnd"/>
-      <w:r>
-        <w:t>）に変換する。Blazor の Razor コンポーネントで @user.Email 等の個人情報フィールドを直接描画しない</w:t>
+      <w:r>
+        <w:t>ViewModel 分離の徹底：ピン情報を返す際は、User エンティティをそのままバインドせず、必要なフィールドのみを含む ViewModel（例：PinViewModel）に変換する。Blazor の Razor コンポーネントで @user.Email 等の個人情報フィールドを直接描画しない</w:t>
       </w:r>
       <w:r>
         <w:rPr>
@@ -6568,21 +6200,8 @@
         </w:rPr>
         <w:t>削除依頼が承認された場合、対象のピン投稿は論理削除（</w:t>
       </w:r>
-      <w:proofErr w:type="spellStart"/>
-      <w:r>
-        <w:t>is_deleted</w:t>
-      </w:r>
-      <w:proofErr w:type="spellEnd"/>
-      <w:r>
-        <w:t xml:space="preserve"> = 1、</w:t>
-      </w:r>
-      <w:proofErr w:type="spellStart"/>
-      <w:r>
-        <w:t>deleted_at</w:t>
-      </w:r>
-      <w:proofErr w:type="spellEnd"/>
-      <w:r>
-        <w:t xml:space="preserve"> = NOW()）とする。物理削除は行わない。</w:t>
+      <w:r>
+        <w:t>is_deleted = 1、deleted_at = NOW()）とする。物理削除は行わない。</w:t>
       </w:r>
     </w:p>
     <w:p>
@@ -6606,29 +6225,8 @@
       <w:pPr>
         <w:ind w:leftChars="810" w:left="1701"/>
       </w:pPr>
-      <w:proofErr w:type="spellStart"/>
-      <w:r>
-        <w:t>deletion_requests</w:t>
-      </w:r>
-      <w:proofErr w:type="spellEnd"/>
-      <w:r>
-        <w:t xml:space="preserve"> テーブルの </w:t>
-      </w:r>
-      <w:proofErr w:type="spellStart"/>
-      <w:r>
-        <w:t>requester_id</w:t>
-      </w:r>
-      <w:proofErr w:type="spellEnd"/>
-      <w:r>
-        <w:t xml:space="preserve"> で却下件数を集計し、却下 3 件以上で users テーブルの </w:t>
-      </w:r>
-      <w:proofErr w:type="spellStart"/>
-      <w:r>
-        <w:t>is_banned</w:t>
-      </w:r>
-      <w:proofErr w:type="spellEnd"/>
-      <w:r>
-        <w:t xml:space="preserve"> = 1 フラグを立て、以降の削除依頼送信を制限する。</w:t>
+      <w:r>
+        <w:t>deletion_requests テーブルの requester_id で却下件数を集計し、却下 3 件以上で users テーブルの is_banned = 1 フラグを立て、以降の削除依頼送信を制限する。</w:t>
       </w:r>
     </w:p>
     <w:p>
@@ -6663,23 +6261,7 @@
         <w:ind w:leftChars="607" w:left="1275"/>
       </w:pPr>
       <w:r>
-        <w:t>GPS 座標（</w:t>
-      </w:r>
-      <w:proofErr w:type="spellStart"/>
-      <w:r>
-        <w:t>navigator.geolocation</w:t>
-      </w:r>
-      <w:proofErr w:type="spellEnd"/>
-      <w:r>
-        <w:t>）は危険区域判定（</w:t>
-      </w:r>
-      <w:proofErr w:type="spellStart"/>
-      <w:r>
-        <w:t>ST_Contains</w:t>
-      </w:r>
-      <w:proofErr w:type="spellEnd"/>
-      <w:r>
-        <w:t>）にのみ使用し、その他の目的では使用しない。</w:t>
+        <w:t>GPS 座標（navigator.geolocation）は危険区域判定（ST_Contains）にのみ使用し、その他の目的では使用しない。</w:t>
       </w:r>
     </w:p>
     <w:p>
@@ -6743,21 +6325,7 @@
         <w:rPr>
           <w:rFonts w:hint="eastAsia"/>
         </w:rPr>
-        <w:t>・[</w:t>
-      </w:r>
-      <w:proofErr w:type="spellStart"/>
-      <w:r>
-        <w:rPr>
-          <w:rFonts w:hint="eastAsia"/>
-        </w:rPr>
-        <w:t>todojava_db</w:t>
-      </w:r>
-      <w:proofErr w:type="spellEnd"/>
-      <w:r>
-        <w:rPr>
-          <w:rFonts w:hint="eastAsia"/>
-        </w:rPr>
-        <w:t>]usersテーブル.emailカラムの長さを320に設定し最大長を確保。</w:t>
+        <w:t>・[todojava_db]usersテーブル.emailカラムの長さを320に設定し最大長を確保。</w:t>
       </w:r>
     </w:p>
     <w:p>
@@ -6769,21 +6337,7 @@
         <w:rPr>
           <w:rFonts w:hint="eastAsia"/>
         </w:rPr>
-        <w:t>・[</w:t>
-      </w:r>
-      <w:proofErr w:type="spellStart"/>
-      <w:r>
-        <w:rPr>
-          <w:rFonts w:hint="eastAsia"/>
-        </w:rPr>
-        <w:t>todojava_db</w:t>
-      </w:r>
-      <w:proofErr w:type="spellEnd"/>
-      <w:r>
-        <w:rPr>
-          <w:rFonts w:hint="eastAsia"/>
-        </w:rPr>
-        <w:t>]usersテーブル.emailカラムにNOT NULL制約を設定し空値防止。</w:t>
+        <w:t>・[todojava_db]usersテーブル.emailカラムにNOT NULL制約を設定し空値防止。</w:t>
       </w:r>
     </w:p>
     <w:p>
@@ -9690,7 +9244,15 @@
                 <w:sz w:val="20"/>
                 <w:szCs w:val="20"/>
               </w:rPr>
-              <w:t>ユーザ名入力欄</w:t>
+              <w:t>メールアドレス</w:t>
+            </w:r>
+            <w:r>
+              <w:rPr>
+                <w:rFonts w:hint="eastAsia"/>
+                <w:sz w:val="20"/>
+                <w:szCs w:val="20"/>
+              </w:rPr>
+              <w:t>入力欄</w:t>
             </w:r>
           </w:p>
         </w:tc>
@@ -10407,7 +9969,6 @@
                 <w:szCs w:val="20"/>
               </w:rPr>
             </w:pPr>
-            <w:proofErr w:type="spellStart"/>
             <w:r>
               <w:rPr>
                 <w:rFonts w:hint="eastAsia"/>
@@ -10416,7 +9977,6 @@
               </w:rPr>
               <w:t>RiskMap</w:t>
             </w:r>
-            <w:proofErr w:type="spellEnd"/>
           </w:p>
         </w:tc>
         <w:tc>
@@ -10976,6 +10536,14 @@
                 <w:szCs w:val="20"/>
               </w:rPr>
             </w:pPr>
+            <w:r>
+              <w:rPr>
+                <w:rFonts w:hint="eastAsia"/>
+                <w:sz w:val="20"/>
+                <w:szCs w:val="20"/>
+              </w:rPr>
+              <w:t>〇</w:t>
+            </w:r>
           </w:p>
         </w:tc>
         <w:tc>
@@ -11223,7 +10791,7 @@
           <w:rFonts w:hint="eastAsia"/>
         </w:rPr>
         <w:lastRenderedPageBreak/>
-        <w:t>＜ユーザ名（メールアドレス）、パスワード入力中＞</w:t>
+        <w:t>＜メールアドレス、パスワード入力中＞</w:t>
       </w:r>
     </w:p>
     <w:tbl>
@@ -11379,7 +10947,15 @@
                 <w:sz w:val="20"/>
                 <w:szCs w:val="20"/>
               </w:rPr>
-              <w:t>ユーザ名入力欄</w:t>
+              <w:t>メールアドレス</w:t>
+            </w:r>
+            <w:r>
+              <w:rPr>
+                <w:rFonts w:hint="eastAsia"/>
+                <w:sz w:val="20"/>
+                <w:szCs w:val="20"/>
+              </w:rPr>
+              <w:t>入力欄</w:t>
             </w:r>
           </w:p>
         </w:tc>
@@ -11433,7 +11009,7 @@
                 <w:sz w:val="20"/>
                 <w:szCs w:val="20"/>
               </w:rPr>
-              <w:t>空文字</w:t>
+              <w:t>入力内容表示</w:t>
             </w:r>
           </w:p>
         </w:tc>
@@ -11536,7 +11112,7 @@
                 <w:sz w:val="20"/>
                 <w:szCs w:val="20"/>
               </w:rPr>
-              <w:t>空文字</w:t>
+              <w:t>入力内容表示</w:t>
             </w:r>
           </w:p>
         </w:tc>
@@ -11758,7 +11334,7 @@
                 <w:sz w:val="20"/>
                 <w:szCs w:val="20"/>
               </w:rPr>
-              <w:t>※１</w:t>
+              <w:t>非表示</w:t>
             </w:r>
           </w:p>
         </w:tc>
@@ -12110,7 +11686,6 @@
                 <w:szCs w:val="20"/>
               </w:rPr>
             </w:pPr>
-            <w:proofErr w:type="spellStart"/>
             <w:r>
               <w:rPr>
                 <w:rFonts w:hint="eastAsia"/>
@@ -12119,7 +11694,6 @@
               </w:rPr>
               <w:t>RiskMap</w:t>
             </w:r>
-            <w:proofErr w:type="spellEnd"/>
           </w:p>
         </w:tc>
         <w:tc>
@@ -12713,7 +12287,7 @@
                 <w:sz w:val="20"/>
                 <w:szCs w:val="20"/>
               </w:rPr>
-              <w:t>記号</w:t>
+              <w:t>※１</w:t>
             </w:r>
           </w:p>
         </w:tc>
@@ -12736,7 +12310,7 @@
                 <w:sz w:val="20"/>
                 <w:szCs w:val="20"/>
               </w:rPr>
-              <w:t>固定文言、※２</w:t>
+              <w:t>固定文言</w:t>
             </w:r>
           </w:p>
         </w:tc>
@@ -12863,53 +12437,6 @@
     </w:tbl>
     <w:p>
       <w:pPr>
-        <w:ind w:leftChars="945" w:left="1985" w:hanging="1"/>
-      </w:pPr>
-      <w:r>
-        <w:rPr>
-          <w:rFonts w:hint="eastAsia"/>
-        </w:rPr>
-        <w:t>※</w:t>
-      </w:r>
-      <w:r>
-        <w:t xml:space="preserve">1 </w:t>
-      </w:r>
-      <w:r>
-        <w:rPr>
-          <w:rFonts w:hint="eastAsia"/>
-        </w:rPr>
-        <w:t xml:space="preserve">3.1.1.3 </w:t>
-      </w:r>
-      <w:r>
-        <w:rPr>
-          <w:rFonts w:hint="eastAsia"/>
-        </w:rPr>
-        <w:t>①【条件に該当するレコードが存在しない】</w:t>
-      </w:r>
-      <w:r>
-        <w:rPr>
-          <w:rFonts w:hint="eastAsia"/>
-        </w:rPr>
-        <w:t>、【</w:t>
-      </w:r>
-      <w:r>
-        <w:t>DB</w:t>
-      </w:r>
-      <w:r>
-        <w:rPr>
-          <w:rFonts w:hint="eastAsia"/>
-        </w:rPr>
-        <w:t>への問い合わせに失敗した】</w:t>
-      </w:r>
-      <w:r>
-        <w:rPr>
-          <w:rFonts w:hint="eastAsia"/>
-        </w:rPr>
-        <w:t>にて記載</w:t>
-      </w:r>
-    </w:p>
-    <w:p>
-      <w:pPr>
         <w:pStyle w:val="a4"/>
         <w:ind w:leftChars="0" w:left="1985"/>
       </w:pPr>
@@ -12917,7 +12444,13 @@
         <w:rPr>
           <w:rFonts w:hint="eastAsia"/>
         </w:rPr>
-        <w:t>※2</w:t>
+        <w:t>※</w:t>
+      </w:r>
+      <w:r>
+        <w:rPr>
+          <w:rFonts w:hint="eastAsia"/>
+        </w:rPr>
+        <w:t>1</w:t>
       </w:r>
       <w:r>
         <w:t xml:space="preserve"> </w:t>
@@ -13122,7 +12655,15 @@
                 <w:sz w:val="20"/>
                 <w:szCs w:val="20"/>
               </w:rPr>
-              <w:t>ユーザ名入力欄</w:t>
+              <w:t>メールアドレス</w:t>
+            </w:r>
+            <w:r>
+              <w:rPr>
+                <w:rFonts w:hint="eastAsia"/>
+                <w:sz w:val="20"/>
+                <w:szCs w:val="20"/>
+              </w:rPr>
+              <w:t>入力欄</w:t>
             </w:r>
           </w:p>
         </w:tc>
@@ -13176,7 +12717,7 @@
                 <w:sz w:val="20"/>
                 <w:szCs w:val="20"/>
               </w:rPr>
-              <w:t>空文字</w:t>
+              <w:t>入力内容表示</w:t>
             </w:r>
           </w:p>
         </w:tc>
@@ -13279,7 +12820,7 @@
                 <w:sz w:val="20"/>
                 <w:szCs w:val="20"/>
               </w:rPr>
-              <w:t>空文字</w:t>
+              <w:t>入力内容表示</w:t>
             </w:r>
           </w:p>
         </w:tc>
@@ -13845,7 +13386,6 @@
                 <w:szCs w:val="20"/>
               </w:rPr>
             </w:pPr>
-            <w:proofErr w:type="spellStart"/>
             <w:r>
               <w:rPr>
                 <w:rFonts w:hint="eastAsia"/>
@@ -13854,7 +13394,6 @@
               </w:rPr>
               <w:t>RiskMap</w:t>
             </w:r>
-            <w:proofErr w:type="spellEnd"/>
           </w:p>
         </w:tc>
         <w:tc>
@@ -14448,7 +13987,7 @@
                 <w:sz w:val="20"/>
                 <w:szCs w:val="20"/>
               </w:rPr>
-              <w:t>記号</w:t>
+              <w:t>※２</w:t>
             </w:r>
           </w:p>
         </w:tc>
@@ -14471,7 +14010,7 @@
                 <w:sz w:val="20"/>
                 <w:szCs w:val="20"/>
               </w:rPr>
-              <w:t>固定文言、※２</w:t>
+              <w:t>固定文言</w:t>
             </w:r>
           </w:p>
         </w:tc>
@@ -14689,7 +14228,25 @@
         <w:rPr>
           <w:rFonts w:hint="eastAsia"/>
         </w:rPr>
-        <w:t>ユーザ名入力欄とパスワード入力欄に入力されたユーザ名とパスワードをキーに</w:t>
+        <w:t>メールアドレス</w:t>
+      </w:r>
+      <w:r>
+        <w:rPr>
+          <w:rFonts w:hint="eastAsia"/>
+        </w:rPr>
+        <w:t>入力欄とパスワード入力欄に入力された</w:t>
+      </w:r>
+      <w:r>
+        <w:rPr>
+          <w:rFonts w:hint="eastAsia"/>
+        </w:rPr>
+        <w:t>メールアドレス</w:t>
+      </w:r>
+      <w:r>
+        <w:rPr>
+          <w:rFonts w:hint="eastAsia"/>
+        </w:rPr>
+        <w:t>とパスワードをキーに</w:t>
       </w:r>
       <w:r>
         <w:rPr>
@@ -14849,7 +14406,13 @@
               <w:rPr>
                 <w:rFonts w:hint="eastAsia"/>
               </w:rPr>
-              <w:t>ユーザ名入力欄</w:t>
+              <w:t>メールアドレス</w:t>
+            </w:r>
+            <w:r>
+              <w:rPr>
+                <w:rFonts w:hint="eastAsia"/>
+              </w:rPr>
+              <w:t>入力欄</w:t>
             </w:r>
           </w:p>
           <w:p>
@@ -15039,10 +14602,10 @@
           <w:noProof/>
         </w:rPr>
         <w:drawing>
-          <wp:inline distT="0" distB="0" distL="0" distR="0" wp14:anchorId="4B7C1145" wp14:editId="4671D5FE">
-            <wp:extent cx="2914650" cy="914400"/>
-            <wp:effectExtent l="0" t="0" r="0" b="0"/>
-            <wp:docPr id="972368827" name="図 1"/>
+          <wp:inline distT="0" distB="0" distL="0" distR="0" wp14:anchorId="7A75E6AC" wp14:editId="6108EAAC">
+            <wp:extent cx="2898475" cy="665018"/>
+            <wp:effectExtent l="0" t="0" r="0" b="1905"/>
+            <wp:docPr id="1415176074" name="図 95"/>
             <wp:cNvGraphicFramePr>
               <a:graphicFrameLocks xmlns:a="http://schemas.openxmlformats.org/drawingml/2006/main" noChangeAspect="1"/>
             </wp:cNvGraphicFramePr>
@@ -15050,32 +14613,29 @@
               <a:graphicData uri="http://schemas.openxmlformats.org/drawingml/2006/picture">
                 <pic:pic xmlns:pic="http://schemas.openxmlformats.org/drawingml/2006/picture">
                   <pic:nvPicPr>
-                    <pic:cNvPr id="972368827" name=""/>
+                    <pic:cNvPr id="1415176074" name="図 1415176074"/>
                     <pic:cNvPicPr/>
                   </pic:nvPicPr>
-                  <pic:blipFill rotWithShape="1">
-                    <a:blip r:embed="rId15"/>
-                    <a:srcRect b="37662"/>
+                  <pic:blipFill>
+                    <a:blip r:embed="rId15">
+                      <a:extLst>
+                        <a:ext uri="{28A0092B-C50C-407E-A947-70E740481C1C}">
+                          <a14:useLocalDpi xmlns:a14="http://schemas.microsoft.com/office/drawing/2010/main" val="0"/>
+                        </a:ext>
+                      </a:extLst>
+                    </a:blip>
                     <a:stretch>
                       <a:fillRect/>
                     </a:stretch>
                   </pic:blipFill>
-                  <pic:spPr bwMode="auto">
+                  <pic:spPr>
                     <a:xfrm>
                       <a:off x="0" y="0"/>
-                      <a:ext cx="2915057" cy="914528"/>
+                      <a:ext cx="2929053" cy="672034"/>
                     </a:xfrm>
                     <a:prstGeom prst="rect">
                       <a:avLst/>
                     </a:prstGeom>
-                    <a:ln>
-                      <a:noFill/>
-                    </a:ln>
-                    <a:extLst>
-                      <a:ext uri="{53640926-AAD7-44D8-BBD7-CCE9431645EC}">
-                        <a14:shadowObscured xmlns:a14="http://schemas.microsoft.com/office/drawing/2010/main"/>
-                      </a:ext>
-                    </a:extLst>
                   </pic:spPr>
                 </pic:pic>
               </a:graphicData>
@@ -15258,11 +14818,6 @@
     </w:p>
     <w:p>
       <w:pPr>
-        <w:ind w:left="1985"/>
-      </w:pPr>
-    </w:p>
-    <w:p>
-      <w:pPr>
         <w:pStyle w:val="a4"/>
         <w:numPr>
           <w:ilvl w:val="0"/>
@@ -15405,12 +14960,6 @@
         </w:rPr>
         <w:t>章）に遷移する</w:t>
       </w:r>
-    </w:p>
-    <w:p>
-      <w:pPr>
-        <w:widowControl/>
-        <w:jc w:val="left"/>
-      </w:pPr>
       <w:r>
         <w:br w:type="page"/>
       </w:r>
@@ -15423,15 +14972,13 @@
           <w:rFonts w:asciiTheme="minorHAnsi" w:eastAsiaTheme="minorHAnsi" w:hAnsiTheme="minorHAnsi"/>
         </w:rPr>
       </w:pPr>
-      <w:bookmarkStart w:id="10" w:name="_Toc216546353"/>
       <w:r>
         <w:rPr>
           <w:rFonts w:asciiTheme="minorHAnsi" w:eastAsiaTheme="minorHAnsi" w:hAnsiTheme="minorHAnsi" w:hint="eastAsia"/>
         </w:rPr>
         <w:lastRenderedPageBreak/>
-        <w:t>忘却者ヒント</w:t>
-      </w:r>
-      <w:bookmarkEnd w:id="10"/>
+        <w:t>パスワード再設定機能</w:t>
+      </w:r>
     </w:p>
     <w:p>
       <w:pPr>
@@ -15458,7 +15005,19 @@
         <w:rPr>
           <w:rFonts w:hint="eastAsia"/>
         </w:rPr>
-        <w:t>メールアドレスとパスワードを忘却したユーザに対する問い合わせインタフェースを提供する。</w:t>
+        <w:t>メールアドレスとパスワードを忘却したユーザ</w:t>
+      </w:r>
+      <w:r>
+        <w:rPr>
+          <w:rFonts w:hint="eastAsia"/>
+        </w:rPr>
+        <w:t>ー</w:t>
+      </w:r>
+      <w:r>
+        <w:rPr>
+          <w:rFonts w:hint="eastAsia"/>
+        </w:rPr>
+        <w:t>に対する問い合わせインタフェースを提供する。</w:t>
       </w:r>
     </w:p>
     <w:p>
@@ -19753,7 +19312,6 @@
               </w:rPr>
               <w:t>[</w:t>
             </w:r>
-            <w:proofErr w:type="spellStart"/>
             <w:r>
               <w:rPr>
                 <w:sz w:val="18"/>
@@ -19761,7 +19319,6 @@
               </w:rPr>
               <w:t>todojava_db</w:t>
             </w:r>
-            <w:proofErr w:type="spellEnd"/>
             <w:r>
               <w:rPr>
                 <w:rFonts w:hint="eastAsia"/>
@@ -19793,17 +19350,8 @@
                 <w:sz w:val="18"/>
                 <w:szCs w:val="21"/>
               </w:rPr>
-              <w:t xml:space="preserve"> </w:t>
-            </w:r>
-            <w:proofErr w:type="spellStart"/>
-            <w:r>
-              <w:rPr>
-                <w:sz w:val="18"/>
-                <w:szCs w:val="21"/>
-              </w:rPr>
-              <w:t>secret_password</w:t>
-            </w:r>
-            <w:proofErr w:type="spellEnd"/>
+              <w:t xml:space="preserve"> secret_password</w:t>
+            </w:r>
           </w:p>
         </w:tc>
         <w:tc>
@@ -20420,11 +19968,9 @@
         </w:rPr>
         <w:t>対象ユーザの[</w:t>
       </w:r>
-      <w:proofErr w:type="spellStart"/>
       <w:r>
         <w:t>todojava_db</w:t>
       </w:r>
-      <w:proofErr w:type="spellEnd"/>
       <w:r>
         <w:rPr>
           <w:rFonts w:hint="eastAsia"/>
@@ -20432,13 +19978,8 @@
         <w:t>]usersテーブル.</w:t>
       </w:r>
       <w:r>
-        <w:t xml:space="preserve"> </w:t>
-      </w:r>
-      <w:proofErr w:type="spellStart"/>
-      <w:r>
-        <w:t>secret_password</w:t>
-      </w:r>
-      <w:proofErr w:type="spellEnd"/>
+        <w:t xml:space="preserve"> secret_password</w:t>
+      </w:r>
       <w:r>
         <w:rPr>
           <w:rFonts w:hint="eastAsia"/>
@@ -20511,11 +20052,9 @@
         </w:rPr>
         <w:t>①ユーザ名入力欄に入力されたユーザ名をキーに[</w:t>
       </w:r>
-      <w:proofErr w:type="spellStart"/>
       <w:r>
         <w:t>todojava_db</w:t>
       </w:r>
-      <w:proofErr w:type="spellEnd"/>
       <w:r>
         <w:rPr>
           <w:rFonts w:hint="eastAsia"/>
@@ -20616,11 +20155,9 @@
               </w:rPr>
               <w:t>・[</w:t>
             </w:r>
-            <w:proofErr w:type="spellStart"/>
             <w:r>
               <w:t>todojava_db</w:t>
             </w:r>
-            <w:proofErr w:type="spellEnd"/>
             <w:r>
               <w:t>]</w:t>
             </w:r>
@@ -20787,11 +20324,9 @@
               </w:rPr>
               <w:t>・[</w:t>
             </w:r>
-            <w:proofErr w:type="spellStart"/>
             <w:r>
               <w:t>todojava_db</w:t>
             </w:r>
-            <w:proofErr w:type="spellEnd"/>
             <w:r>
               <w:t>]</w:t>
             </w:r>
@@ -20804,11 +20339,9 @@
             <w:r>
               <w:t xml:space="preserve">. </w:t>
             </w:r>
-            <w:proofErr w:type="spellStart"/>
             <w:r>
               <w:t>secret_tips_id</w:t>
             </w:r>
-            <w:proofErr w:type="spellEnd"/>
             <w:r>
               <w:rPr>
                 <w:rFonts w:hint="eastAsia"/>
@@ -20818,30 +20351,14 @@
             <w:r>
               <w:t xml:space="preserve"> = [</w:t>
             </w:r>
-            <w:proofErr w:type="spellStart"/>
             <w:r>
               <w:t>todojava_db</w:t>
             </w:r>
-            <w:proofErr w:type="spellEnd"/>
-            <w:r>
-              <w:rPr>
-                <w:rFonts w:hint="eastAsia"/>
-              </w:rPr>
-              <w:t>]</w:t>
-            </w:r>
-            <w:proofErr w:type="spellStart"/>
-            <w:r>
-              <w:rPr>
-                <w:rFonts w:hint="eastAsia"/>
-              </w:rPr>
-              <w:t>secret_tips</w:t>
-            </w:r>
-            <w:proofErr w:type="spellEnd"/>
-            <w:r>
-              <w:rPr>
-                <w:rFonts w:hint="eastAsia"/>
-              </w:rPr>
-              <w:t>テーブル.idカラム</w:t>
+            <w:r>
+              <w:rPr>
+                <w:rFonts w:hint="eastAsia"/>
+              </w:rPr>
+              <w:t>]secret_tipsテーブル.idカラム</w:t>
             </w:r>
           </w:p>
         </w:tc>
@@ -20979,11 +20496,9 @@
         </w:rPr>
         <w:t>秘密のパスワードをキーに、[</w:t>
       </w:r>
-      <w:proofErr w:type="spellStart"/>
       <w:r>
         <w:t>todojava_db</w:t>
       </w:r>
-      <w:proofErr w:type="spellEnd"/>
       <w:r>
         <w:rPr>
           <w:rFonts w:hint="eastAsia"/>
@@ -21075,11 +20590,9 @@
               </w:rPr>
               <w:t>・[</w:t>
             </w:r>
-            <w:proofErr w:type="spellStart"/>
             <w:r>
               <w:t>todojava_db</w:t>
             </w:r>
-            <w:proofErr w:type="spellEnd"/>
             <w:r>
               <w:t>]</w:t>
             </w:r>
@@ -21131,11 +20644,9 @@
             <w:r>
               <w:t>[</w:t>
             </w:r>
-            <w:proofErr w:type="spellStart"/>
             <w:r>
               <w:t>todojava_db</w:t>
             </w:r>
-            <w:proofErr w:type="spellEnd"/>
             <w:r>
               <w:t>]</w:t>
             </w:r>
@@ -21143,21 +20654,7 @@
               <w:rPr>
                 <w:rFonts w:hint="eastAsia"/>
               </w:rPr>
-              <w:t>usersテーブル.</w:t>
-            </w:r>
-            <w:proofErr w:type="spellStart"/>
-            <w:r>
-              <w:rPr>
-                <w:rFonts w:hint="eastAsia"/>
-              </w:rPr>
-              <w:t>secret_password</w:t>
-            </w:r>
-            <w:proofErr w:type="spellEnd"/>
-            <w:r>
-              <w:rPr>
-                <w:rFonts w:hint="eastAsia"/>
-              </w:rPr>
-              <w:t>カラム</w:t>
+              <w:t>usersテーブル.secret_passwordカラム</w:t>
             </w:r>
             <w:r>
               <w:t xml:space="preserve"> = [</w:t>
@@ -21661,14 +21158,14 @@
           <w:rFonts w:asciiTheme="minorHAnsi" w:eastAsiaTheme="minorHAnsi" w:hAnsiTheme="minorHAnsi"/>
         </w:rPr>
       </w:pPr>
-      <w:bookmarkStart w:id="11" w:name="_Toc216546354"/>
+      <w:bookmarkStart w:id="10" w:name="_Toc216546354"/>
       <w:r>
         <w:rPr>
           <w:rFonts w:asciiTheme="minorHAnsi" w:eastAsiaTheme="minorHAnsi" w:hAnsiTheme="minorHAnsi" w:hint="eastAsia"/>
         </w:rPr>
         <w:t>新規アカウント登録</w:t>
       </w:r>
-      <w:bookmarkEnd w:id="11"/>
+      <w:bookmarkEnd w:id="10"/>
     </w:p>
     <w:p>
       <w:pPr>
@@ -21678,14 +21175,14 @@
           <w:rFonts w:asciiTheme="minorHAnsi" w:eastAsiaTheme="minorHAnsi" w:hAnsiTheme="minorHAnsi"/>
         </w:rPr>
       </w:pPr>
-      <w:bookmarkStart w:id="12" w:name="_Toc216546355"/>
+      <w:bookmarkStart w:id="11" w:name="_Toc216546355"/>
       <w:r>
         <w:rPr>
           <w:rFonts w:asciiTheme="minorHAnsi" w:eastAsiaTheme="minorHAnsi" w:hAnsiTheme="minorHAnsi" w:hint="eastAsia"/>
         </w:rPr>
         <w:t>概要</w:t>
       </w:r>
-      <w:bookmarkEnd w:id="12"/>
+      <w:bookmarkEnd w:id="11"/>
     </w:p>
     <w:p>
       <w:pPr>
@@ -21708,14 +21205,14 @@
           <w:rFonts w:asciiTheme="minorHAnsi" w:eastAsiaTheme="minorHAnsi" w:hAnsiTheme="minorHAnsi"/>
         </w:rPr>
       </w:pPr>
-      <w:bookmarkStart w:id="13" w:name="_Toc216546356"/>
+      <w:bookmarkStart w:id="12" w:name="_Toc216546356"/>
       <w:r>
         <w:rPr>
           <w:rFonts w:asciiTheme="minorHAnsi" w:eastAsiaTheme="minorHAnsi" w:hAnsiTheme="minorHAnsi" w:hint="eastAsia"/>
         </w:rPr>
         <w:t>表示内容</w:t>
       </w:r>
-      <w:bookmarkEnd w:id="13"/>
+      <w:bookmarkEnd w:id="12"/>
     </w:p>
     <w:p>
       <w:pPr>
@@ -26447,7 +25944,7 @@
           <w:rFonts w:asciiTheme="minorHAnsi" w:eastAsiaTheme="minorHAnsi" w:hAnsiTheme="minorHAnsi"/>
         </w:rPr>
       </w:pPr>
-      <w:bookmarkStart w:id="14" w:name="_Toc216546357"/>
+      <w:bookmarkStart w:id="13" w:name="_Toc216546357"/>
       <w:r>
         <w:rPr>
           <w:rFonts w:asciiTheme="minorHAnsi" w:eastAsiaTheme="minorHAnsi" w:hAnsiTheme="minorHAnsi" w:hint="eastAsia"/>
@@ -26455,7 +25952,7 @@
         <w:lastRenderedPageBreak/>
         <w:t>詳細仕様</w:t>
       </w:r>
-      <w:bookmarkEnd w:id="14"/>
+      <w:bookmarkEnd w:id="13"/>
     </w:p>
     <w:p>
       <w:pPr>
@@ -26607,11 +26104,9 @@
               </w:rPr>
               <w:t>[</w:t>
             </w:r>
-            <w:proofErr w:type="spellStart"/>
             <w:r>
               <w:t>todojava_db</w:t>
             </w:r>
-            <w:proofErr w:type="spellEnd"/>
             <w:r>
               <w:t>]</w:t>
             </w:r>
@@ -26678,11 +26173,9 @@
               </w:rPr>
               <w:t>[</w:t>
             </w:r>
-            <w:proofErr w:type="spellStart"/>
             <w:r>
               <w:t>todojava_db</w:t>
             </w:r>
-            <w:proofErr w:type="spellEnd"/>
             <w:r>
               <w:t>]</w:t>
             </w:r>
@@ -26767,11 +26260,9 @@
               </w:rPr>
               <w:t>[</w:t>
             </w:r>
-            <w:proofErr w:type="spellStart"/>
             <w:r>
               <w:t>todojava_db</w:t>
             </w:r>
-            <w:proofErr w:type="spellEnd"/>
             <w:r>
               <w:t>]</w:t>
             </w:r>
@@ -26790,19 +26281,11 @@
             <w:r>
               <w:t>.</w:t>
             </w:r>
-            <w:proofErr w:type="spellStart"/>
-            <w:r>
-              <w:rPr>
-                <w:rFonts w:hint="eastAsia"/>
-              </w:rPr>
-              <w:t>secret_password</w:t>
-            </w:r>
-            <w:proofErr w:type="spellEnd"/>
-            <w:r>
-              <w:rPr>
-                <w:rFonts w:hint="eastAsia"/>
-              </w:rPr>
-              <w:t>カラム</w:t>
+            <w:r>
+              <w:rPr>
+                <w:rFonts w:hint="eastAsia"/>
+              </w:rPr>
+              <w:t>secret_passwordカラム</w:t>
             </w:r>
           </w:p>
         </w:tc>
@@ -26864,49 +26347,16 @@
         <w:rPr>
           <w:rFonts w:hint="eastAsia"/>
         </w:rPr>
-        <w:t>[</w:t>
-      </w:r>
-      <w:proofErr w:type="spellStart"/>
-      <w:r>
-        <w:rPr>
-          <w:rFonts w:hint="eastAsia"/>
-        </w:rPr>
-        <w:t>todojava_db</w:t>
-      </w:r>
-      <w:proofErr w:type="spellEnd"/>
-      <w:r>
-        <w:rPr>
-          <w:rFonts w:hint="eastAsia"/>
-        </w:rPr>
-        <w:t>]</w:t>
-      </w:r>
-      <w:r>
-        <w:t xml:space="preserve"> </w:t>
-      </w:r>
-      <w:proofErr w:type="spellStart"/>
-      <w:r>
-        <w:t>secret_tips</w:t>
-      </w:r>
-      <w:proofErr w:type="spellEnd"/>
-      <w:r>
-        <w:rPr>
-          <w:rFonts w:hint="eastAsia"/>
-        </w:rPr>
-        <w:t>テーブル.</w:t>
-      </w:r>
-      <w:proofErr w:type="spellStart"/>
-      <w:r>
-        <w:rPr>
-          <w:rFonts w:hint="eastAsia"/>
-        </w:rPr>
-        <w:t>secret_tips_text</w:t>
-      </w:r>
-      <w:proofErr w:type="spellEnd"/>
-      <w:r>
-        <w:rPr>
-          <w:rFonts w:hint="eastAsia"/>
-        </w:rPr>
-        <w:t>カラムを取得し</w:t>
+        <w:t>[todojava_db]</w:t>
+      </w:r>
+      <w:r>
+        <w:t xml:space="preserve"> secret_tips</w:t>
+      </w:r>
+      <w:r>
+        <w:rPr>
+          <w:rFonts w:hint="eastAsia"/>
+        </w:rPr>
+        <w:t>テーブル.secret_tips_textカラムを取得し</w:t>
       </w:r>
       <w:r>
         <w:rPr>
@@ -27830,7 +27280,7 @@
           <w:rFonts w:asciiTheme="minorHAnsi" w:eastAsiaTheme="minorHAnsi" w:hAnsiTheme="minorHAnsi"/>
         </w:rPr>
       </w:pPr>
-      <w:bookmarkStart w:id="15" w:name="_Toc216546358"/>
+      <w:bookmarkStart w:id="14" w:name="_Toc216546358"/>
       <w:r>
         <w:rPr>
           <w:rFonts w:asciiTheme="minorHAnsi" w:eastAsiaTheme="minorHAnsi" w:hAnsiTheme="minorHAnsi" w:hint="eastAsia"/>
@@ -27838,7 +27288,7 @@
         <w:lastRenderedPageBreak/>
         <w:t>テスト</w:t>
       </w:r>
-      <w:bookmarkEnd w:id="15"/>
+      <w:bookmarkEnd w:id="14"/>
     </w:p>
     <w:p>
       <w:pPr>
@@ -27848,14 +27298,14 @@
           <w:rFonts w:asciiTheme="minorHAnsi" w:eastAsiaTheme="minorHAnsi" w:hAnsiTheme="minorHAnsi"/>
         </w:rPr>
       </w:pPr>
-      <w:bookmarkStart w:id="16" w:name="_Toc216546359"/>
+      <w:bookmarkStart w:id="15" w:name="_Toc216546359"/>
       <w:r>
         <w:rPr>
           <w:rFonts w:asciiTheme="minorHAnsi" w:eastAsiaTheme="minorHAnsi" w:hAnsiTheme="minorHAnsi" w:hint="eastAsia"/>
         </w:rPr>
         <w:t>概要</w:t>
       </w:r>
-      <w:bookmarkEnd w:id="16"/>
+      <w:bookmarkEnd w:id="15"/>
     </w:p>
     <w:p>
       <w:pPr>
@@ -28978,7 +28428,7 @@
           <w:noProof/>
         </w:rPr>
         <w:drawing>
-          <wp:anchor distT="0" distB="0" distL="114300" distR="114300" simplePos="0" relativeHeight="251810816" behindDoc="0" locked="0" layoutInCell="1" allowOverlap="1" wp14:anchorId="0063573A" wp14:editId="7E16047D">
+          <wp:anchor distT="0" distB="0" distL="114300" distR="114300" simplePos="0" relativeHeight="251810816" behindDoc="0" locked="0" layoutInCell="1" allowOverlap="1" wp14:anchorId="0063573A" wp14:editId="00B253B5">
             <wp:simplePos x="0" y="0"/>
             <wp:positionH relativeFrom="margin">
               <wp:posOffset>842645</wp:posOffset>
@@ -30659,7 +30109,6 @@
                           <w:p>
                             <w:pPr>
                               <w:rPr>
-                                <w:rFonts w:hint="eastAsia"/>
                                 <w:b/>
                                 <w:color w:val="FF0000"/>
                               </w:rPr>
@@ -30701,7 +30150,6 @@
                     <w:p>
                       <w:pPr>
                         <w:rPr>
-                          <w:rFonts w:hint="eastAsia"/>
                           <w:b/>
                           <w:color w:val="FF0000"/>
                         </w:rPr>
@@ -31992,17 +31440,8 @@
                 <w:rFonts w:hint="eastAsia"/>
                 <w:szCs w:val="21"/>
               </w:rPr>
-              <w:t>postテーブルの</w:t>
-            </w:r>
-            <w:proofErr w:type="spellStart"/>
-            <w:r>
-              <w:rPr>
-                <w:rFonts w:hint="eastAsia"/>
-                <w:szCs w:val="21"/>
-              </w:rPr>
-              <w:t>category_id</w:t>
-            </w:r>
-            <w:proofErr w:type="spellEnd"/>
+              <w:t>postテーブルのcategory_id</w:t>
+            </w:r>
           </w:p>
         </w:tc>
         <w:tc>
@@ -32017,14 +31456,12 @@
                 <w:szCs w:val="21"/>
               </w:rPr>
             </w:pPr>
-            <w:proofErr w:type="spellStart"/>
             <w:r>
               <w:rPr>
                 <w:szCs w:val="21"/>
               </w:rPr>
               <w:t>category_name</w:t>
             </w:r>
-            <w:proofErr w:type="spellEnd"/>
             <w:r>
               <w:rPr>
                 <w:rFonts w:hint="eastAsia"/>
@@ -32227,17 +31664,8 @@
                 <w:rFonts w:hint="eastAsia"/>
                 <w:szCs w:val="21"/>
               </w:rPr>
-              <w:t>postテーブルの</w:t>
-            </w:r>
-            <w:proofErr w:type="spellStart"/>
-            <w:r>
-              <w:rPr>
-                <w:rFonts w:hint="eastAsia"/>
-                <w:szCs w:val="21"/>
-              </w:rPr>
-              <w:t>denger_date</w:t>
-            </w:r>
-            <w:proofErr w:type="spellEnd"/>
+              <w:t>postテーブルのdenger_date</w:t>
+            </w:r>
           </w:p>
         </w:tc>
         <w:tc>
@@ -32330,31 +31758,13 @@
                 <w:szCs w:val="21"/>
               </w:rPr>
             </w:pPr>
-            <w:proofErr w:type="spellStart"/>
-            <w:r>
-              <w:rPr>
-                <w:rFonts w:hint="eastAsia"/>
-                <w:szCs w:val="21"/>
-              </w:rPr>
-              <w:t>post_id</w:t>
-            </w:r>
-            <w:proofErr w:type="spellEnd"/>
-            <w:r>
-              <w:rPr>
-                <w:rFonts w:hint="eastAsia"/>
-                <w:szCs w:val="21"/>
-              </w:rPr>
-              <w:t>に紐づいたcommentテーブルの</w:t>
-            </w:r>
-            <w:proofErr w:type="spellStart"/>
-            <w:r>
-              <w:rPr>
-                <w:rFonts w:hint="eastAsia"/>
-                <w:szCs w:val="21"/>
-              </w:rPr>
-              <w:t>comment_text</w:t>
-            </w:r>
-            <w:proofErr w:type="spellEnd"/>
+            <w:r>
+              <w:rPr>
+                <w:rFonts w:hint="eastAsia"/>
+                <w:szCs w:val="21"/>
+              </w:rPr>
+              <w:t>post_idに紐づいたcommentテーブルのcomment_text</w:t>
+            </w:r>
           </w:p>
         </w:tc>
         <w:tc>
@@ -32982,16 +32392,8 @@
               <w:rPr>
                 <w:rFonts w:hint="eastAsia"/>
               </w:rPr>
-              <w:t>[</w:t>
-            </w:r>
-            <w:proofErr w:type="spellStart"/>
-            <w:r>
-              <w:rPr>
-                <w:rFonts w:hint="eastAsia"/>
-              </w:rPr>
-              <w:t>RiskMap_DB</w:t>
-            </w:r>
-            <w:proofErr w:type="spellEnd"/>
+              <w:t>[RiskMap_DB</w:t>
+            </w:r>
             <w:r>
               <w:t>]</w:t>
             </w:r>
@@ -33004,19 +32406,11 @@
             <w:r>
               <w:t>.</w:t>
             </w:r>
-            <w:proofErr w:type="spellStart"/>
-            <w:r>
-              <w:rPr>
-                <w:rFonts w:hint="eastAsia"/>
-              </w:rPr>
-              <w:t>comment_text</w:t>
-            </w:r>
-            <w:proofErr w:type="spellEnd"/>
-            <w:r>
-              <w:rPr>
-                <w:rFonts w:hint="eastAsia"/>
-              </w:rPr>
-              <w:t>カラム</w:t>
+            <w:r>
+              <w:rPr>
+                <w:rFonts w:hint="eastAsia"/>
+              </w:rPr>
+              <w:t>comment_textカラム</w:t>
             </w:r>
           </w:p>
         </w:tc>
@@ -33077,16 +32471,8 @@
               <w:rPr>
                 <w:rFonts w:hint="eastAsia"/>
               </w:rPr>
-              <w:t>[</w:t>
-            </w:r>
-            <w:proofErr w:type="spellStart"/>
-            <w:r>
-              <w:rPr>
-                <w:rFonts w:hint="eastAsia"/>
-              </w:rPr>
-              <w:t>RiskMap_DB</w:t>
-            </w:r>
-            <w:proofErr w:type="spellEnd"/>
+              <w:t>[RiskMap_DB</w:t>
+            </w:r>
             <w:r>
               <w:t>]</w:t>
             </w:r>
@@ -33099,11 +32485,9 @@
             <w:r>
               <w:t xml:space="preserve">. </w:t>
             </w:r>
-            <w:proofErr w:type="spellStart"/>
             <w:r>
               <w:t>created_at</w:t>
             </w:r>
-            <w:proofErr w:type="spellEnd"/>
             <w:r>
               <w:rPr>
                 <w:rFonts w:hint="eastAsia"/>
@@ -33120,9 +32504,6 @@
             <w:pPr>
               <w:pStyle w:val="a4"/>
               <w:ind w:leftChars="0" w:left="0"/>
-              <w:rPr>
-                <w:rFonts w:hint="eastAsia"/>
-              </w:rPr>
             </w:pPr>
             <w:r>
               <w:rPr>

--- a/DOC/基本設計書/ソフトウェア仕様書.docx
+++ b/DOC/基本設計書/ソフトウェア仕様書.docx
@@ -2150,8 +2150,13 @@
               <w:pStyle w:val="a4"/>
               <w:ind w:leftChars="0" w:left="0"/>
             </w:pPr>
-            <w:r>
-              <w:t>Pomelo.EntityFrameworkCore.MySql、Leaflet.js</w:t>
+            <w:proofErr w:type="spellStart"/>
+            <w:r>
+              <w:t>Pomelo.EntityFrameworkCore.MySql</w:t>
+            </w:r>
+            <w:proofErr w:type="spellEnd"/>
+            <w:r>
+              <w:t>、Leaflet.js</w:t>
             </w:r>
           </w:p>
         </w:tc>
@@ -3608,7 +3613,23 @@
         <w:ind w:leftChars="606" w:left="1273" w:firstLine="2"/>
       </w:pPr>
       <w:r>
-        <w:t>DB 接続失敗時（DbException / MySqlException のキャッチ）は、該当入力欄の近傍に赤文字でエラーメッセージを表示する。</w:t>
+        <w:t>DB 接続失敗時（</w:t>
+      </w:r>
+      <w:proofErr w:type="spellStart"/>
+      <w:r>
+        <w:t>DbException</w:t>
+      </w:r>
+      <w:proofErr w:type="spellEnd"/>
+      <w:r>
+        <w:t xml:space="preserve"> / </w:t>
+      </w:r>
+      <w:proofErr w:type="spellStart"/>
+      <w:r>
+        <w:t>MySqlException</w:t>
+      </w:r>
+      <w:proofErr w:type="spellEnd"/>
+      <w:r>
+        <w:t xml:space="preserve"> のキャッチ）は、該当入力欄の近傍に赤文字でエラーメッセージを表示する。</w:t>
       </w:r>
     </w:p>
     <w:p>
@@ -3728,7 +3749,15 @@
         <w:t>タイムアウト閾値：通常クエリ</w:t>
       </w:r>
       <w:r>
-        <w:t xml:space="preserve"> 30 秒、件数取得・集計など重量クエリ 60 秒（設定箇所：DbContext.Database.SetCommandTimeout()）。</w:t>
+        <w:t xml:space="preserve"> 30 秒、件数取得・集計など重量クエリ 60 秒（設定箇所：</w:t>
+      </w:r>
+      <w:proofErr w:type="spellStart"/>
+      <w:r>
+        <w:t>DbContext.Database.SetCommandTimeout</w:t>
+      </w:r>
+      <w:proofErr w:type="spellEnd"/>
+      <w:r>
+        <w:t>()）。</w:t>
       </w:r>
     </w:p>
     <w:p>
@@ -3779,8 +3808,21 @@
         </w:numPr>
         <w:ind w:leftChars="0" w:hanging="157"/>
       </w:pPr>
-      <w:r>
-        <w:t>MySqlException（ErrorCode が接続系）→ 2.2.1 のルール適用（赤文字表示、ボタンアクティブ維持）</w:t>
+      <w:proofErr w:type="spellStart"/>
+      <w:r>
+        <w:t>MySqlException</w:t>
+      </w:r>
+      <w:proofErr w:type="spellEnd"/>
+      <w:r>
+        <w:t>（</w:t>
+      </w:r>
+      <w:proofErr w:type="spellStart"/>
+      <w:r>
+        <w:t>ErrorCode</w:t>
+      </w:r>
+      <w:proofErr w:type="spellEnd"/>
+      <w:r>
+        <w:t xml:space="preserve"> が接続系）→ 2.2.1 のルール適用（赤文字表示、ボタンアクティブ維持）</w:t>
       </w:r>
     </w:p>
     <w:p>
@@ -3792,8 +3834,13 @@
         </w:numPr>
         <w:ind w:leftChars="0" w:hanging="157"/>
       </w:pPr>
-      <w:r>
-        <w:t>MySqlException（タイムアウト / クエリ失敗）→ 2.2.2 のルール適用（ダイアログ表示）</w:t>
+      <w:proofErr w:type="spellStart"/>
+      <w:r>
+        <w:t>MySqlException</w:t>
+      </w:r>
+      <w:proofErr w:type="spellEnd"/>
+      <w:r>
+        <w:t>（タイムアウト / クエリ失敗）→ 2.2.2 のルール適用（ダイアログ表示）</w:t>
       </w:r>
     </w:p>
     <w:p>
@@ -3806,7 +3853,23 @@
         <w:ind w:leftChars="0" w:hanging="157"/>
       </w:pPr>
       <w:r>
-        <w:t>3. その他の DbException → 2.2.4 の ErrorBoundary で捕捉</w:t>
+        <w:t xml:space="preserve">3. その他の </w:t>
+      </w:r>
+      <w:proofErr w:type="spellStart"/>
+      <w:r>
+        <w:t>DbException</w:t>
+      </w:r>
+      <w:proofErr w:type="spellEnd"/>
+      <w:r>
+        <w:t xml:space="preserve"> → 2.2.4 の </w:t>
+      </w:r>
+      <w:proofErr w:type="spellStart"/>
+      <w:r>
+        <w:t>ErrorBoundary</w:t>
+      </w:r>
+      <w:proofErr w:type="spellEnd"/>
+      <w:r>
+        <w:t xml:space="preserve"> で捕捉</w:t>
       </w:r>
     </w:p>
     <w:p>
@@ -3961,7 +4024,15 @@
         <w:t>予期しない例外が発生した場合、</w:t>
       </w:r>
       <w:r>
-        <w:t>Blazor の ErrorBoundary コンポーネントを使用してアプリケーション全体のクラッシュを防ぐ</w:t>
+        <w:t xml:space="preserve">Blazor の </w:t>
+      </w:r>
+      <w:proofErr w:type="spellStart"/>
+      <w:r>
+        <w:t>ErrorBoundary</w:t>
+      </w:r>
+      <w:proofErr w:type="spellEnd"/>
+      <w:r>
+        <w:t xml:space="preserve"> コンポーネントを使用してアプリケーション全体のクラッシュを防ぐ</w:t>
       </w:r>
       <w:r>
         <w:rPr>
@@ -3980,16 +4051,34 @@
         </w:rPr>
         <w:t>配置戦略：各ページコンポーネント単位に配置する（</w:t>
       </w:r>
-      <w:r>
-        <w:t>App.razor への全体配置はページ全体が消えユーザー体験が著しく低下するため採用しない）</w:t>
+      <w:proofErr w:type="spellStart"/>
+      <w:r>
+        <w:t>App.razor</w:t>
+      </w:r>
+      <w:proofErr w:type="spellEnd"/>
+      <w:r>
+        <w:t xml:space="preserve"> への全体配置はページ全体が消えユーザー体験が著しく低下するため採用しない）</w:t>
       </w:r>
     </w:p>
     <w:p>
       <w:pPr>
         <w:ind w:leftChars="607" w:left="1275"/>
       </w:pPr>
-      <w:r>
-        <w:t>ErrorBoundary が補足できない例外（SignalR 接続断など）は、Blazor の再接続 UI に委ねる</w:t>
+      <w:proofErr w:type="spellStart"/>
+      <w:r>
+        <w:t>ErrorBoundary</w:t>
+      </w:r>
+      <w:proofErr w:type="spellEnd"/>
+      <w:r>
+        <w:t> が補足できない例外（</w:t>
+      </w:r>
+      <w:proofErr w:type="spellStart"/>
+      <w:r>
+        <w:t>SignalR</w:t>
+      </w:r>
+      <w:proofErr w:type="spellEnd"/>
+      <w:r>
+        <w:t xml:space="preserve"> 接続断など）は、Blazor の再接続 UI に委ねる</w:t>
       </w:r>
       <w:r>
         <w:rPr>
@@ -4116,7 +4205,15 @@
         <w:t>ピン投稿・コメント投稿・アカウント登録・パスワード再設定など、</w:t>
       </w:r>
       <w:r>
-        <w:t>DB への書き込みを伴う操作中に ErrorBoundary で例外が捕捉された場合は、以下の方針を適用する</w:t>
+        <w:t xml:space="preserve">DB への書き込みを伴う操作中に </w:t>
+      </w:r>
+      <w:proofErr w:type="spellStart"/>
+      <w:r>
+        <w:t>ErrorBoundary</w:t>
+      </w:r>
+      <w:proofErr w:type="spellEnd"/>
+      <w:r>
+        <w:t xml:space="preserve"> で例外が捕捉された場合は、以下の方針を適用する</w:t>
       </w:r>
       <w:r>
         <w:rPr>
@@ -4231,8 +4328,29 @@
         </w:rPr>
         <w:t>再試行ボタン：</w:t>
       </w:r>
-      <w:r>
-        <w:t>ErrorBoundary の ErrorContent 内に「再試行」ボタンを配置し、ErrorBoundary.Recover() を呼び出してコンポーネントを元の状態に復元できるようにする</w:t>
+      <w:proofErr w:type="spellStart"/>
+      <w:r>
+        <w:t>ErrorBoundary</w:t>
+      </w:r>
+      <w:proofErr w:type="spellEnd"/>
+      <w:r>
+        <w:t xml:space="preserve"> の </w:t>
+      </w:r>
+      <w:proofErr w:type="spellStart"/>
+      <w:r>
+        <w:t>ErrorContent</w:t>
+      </w:r>
+      <w:proofErr w:type="spellEnd"/>
+      <w:r>
+        <w:t xml:space="preserve"> 内に「再試行」ボタンを配置し、</w:t>
+      </w:r>
+      <w:proofErr w:type="spellStart"/>
+      <w:r>
+        <w:t>ErrorBoundary.Recover</w:t>
+      </w:r>
+      <w:proofErr w:type="spellEnd"/>
+      <w:r>
+        <w:t>() を呼び出してコンポーネントを元の状態に復元できるようにする</w:t>
       </w:r>
       <w:r>
         <w:rPr>
@@ -4366,7 +4484,15 @@
         <w:ind w:leftChars="607" w:left="1275"/>
       </w:pPr>
       <w:r>
-        <w:t>GPS API（navigator.geolocation）障害時・権限拒否時：アラート通知を停止し、ユーザーに「位置情報が無効なため、アラート通知は届きません。」を表示する。その他の機能（地図閲覧・投稿）は継続可能とする（→ 2.6.3 参照）</w:t>
+        <w:t>GPS API（</w:t>
+      </w:r>
+      <w:proofErr w:type="spellStart"/>
+      <w:r>
+        <w:t>navigator.geolocation</w:t>
+      </w:r>
+      <w:proofErr w:type="spellEnd"/>
+      <w:r>
+        <w:t>）障害時・権限拒否時：アラート通知を停止し、ユーザーに「位置情報が無効なため、アラート通知は届きません。」を表示する。その他の機能（地図閲覧・投稿）は継続可能とする（→ 2.6.3 参照）</w:t>
       </w:r>
     </w:p>
     <w:p/>
@@ -4524,9 +4650,11 @@
         </w:rPr>
         <w:t>ソースコードの可読性・保守性向上のため、</w:t>
       </w:r>
+      <w:proofErr w:type="spellStart"/>
       <w:r>
         <w:t>snake_case</w:t>
       </w:r>
+      <w:proofErr w:type="spellEnd"/>
       <w:r>
         <w:rPr>
           <w:rFonts w:hint="eastAsia"/>
@@ -4706,7 +4834,15 @@
         <w:t>ログ出力には</w:t>
       </w:r>
       <w:r>
-        <w:t xml:space="preserve"> Serilog（ファイルシンク）を使用する</w:t>
+        <w:t xml:space="preserve"> </w:t>
+      </w:r>
+      <w:proofErr w:type="spellStart"/>
+      <w:r>
+        <w:t>Serilog</w:t>
+      </w:r>
+      <w:proofErr w:type="spellEnd"/>
+      <w:r>
+        <w:t>（ファイルシンク）を使用する</w:t>
       </w:r>
       <w:r>
         <w:rPr>
@@ -4851,12 +4987,14 @@
             <w:tcW w:w="2406" w:type="dxa"/>
           </w:tcPr>
           <w:p>
+            <w:proofErr w:type="spellStart"/>
             <w:r>
               <w:rPr>
                 <w:rFonts w:hint="eastAsia"/>
               </w:rPr>
               <w:t>Warnig</w:t>
             </w:r>
+            <w:proofErr w:type="spellEnd"/>
           </w:p>
         </w:tc>
         <w:tc>
@@ -5233,11 +5371,19 @@
             <w:tcW w:w="4228" w:type="dxa"/>
           </w:tcPr>
           <w:p>
-            <w:r>
-              <w:rPr>
-                <w:rFonts w:hint="eastAsia"/>
-              </w:rPr>
-              <w:t>SignalR 接続確立/切断</w:t>
+            <w:proofErr w:type="spellStart"/>
+            <w:r>
+              <w:rPr>
+                <w:rFonts w:hint="eastAsia"/>
+              </w:rPr>
+              <w:t>SignalR</w:t>
+            </w:r>
+            <w:proofErr w:type="spellEnd"/>
+            <w:r>
+              <w:rPr>
+                <w:rFonts w:hint="eastAsia"/>
+              </w:rPr>
+              <w:t xml:space="preserve"> 接続確立/切断</w:t>
             </w:r>
           </w:p>
         </w:tc>
@@ -5431,7 +5577,15 @@
         <w:t>ホスト側マウントパス：</w:t>
       </w:r>
       <w:r>
-        <w:t>./logs:/app/logs（docker-compose.yml の volumes: に定義）</w:t>
+        <w:t>./logs:/app/logs（docker-</w:t>
+      </w:r>
+      <w:proofErr w:type="spellStart"/>
+      <w:r>
+        <w:t>compose.yml</w:t>
+      </w:r>
+      <w:proofErr w:type="spellEnd"/>
+      <w:r>
+        <w:t xml:space="preserve"> の volumes: に定義）</w:t>
       </w:r>
     </w:p>
     <w:p>
@@ -5443,8 +5597,21 @@
         </w:numPr>
         <w:ind w:leftChars="0"/>
       </w:pPr>
-      <w:r>
-        <w:t>appsettings.json の Serilog path 設定をコンテナ内パスに一致させること。</w:t>
+      <w:proofErr w:type="spellStart"/>
+      <w:r>
+        <w:t>appsettings.json</w:t>
+      </w:r>
+      <w:proofErr w:type="spellEnd"/>
+      <w:r>
+        <w:t xml:space="preserve"> の </w:t>
+      </w:r>
+      <w:proofErr w:type="spellStart"/>
+      <w:r>
+        <w:t>Serilog</w:t>
+      </w:r>
+      <w:proofErr w:type="spellEnd"/>
+      <w:r>
+        <w:t xml:space="preserve"> path 設定をコンテナ内パスに一致させること。</w:t>
       </w:r>
     </w:p>
     <w:p>
@@ -5466,7 +5633,15 @@
         <w:ind w:leftChars="607" w:left="1275"/>
       </w:pPr>
       <w:r>
-        <w:t>ローテーション設定（Serilog File Sink）：</w:t>
+        <w:t>ローテーション設定（</w:t>
+      </w:r>
+      <w:proofErr w:type="spellStart"/>
+      <w:r>
+        <w:t>Serilog</w:t>
+      </w:r>
+      <w:proofErr w:type="spellEnd"/>
+      <w:r>
+        <w:t xml:space="preserve"> File Sink）：</w:t>
       </w:r>
     </w:p>
     <w:tbl>
@@ -5486,9 +5661,11 @@
             <w:tcW w:w="2409" w:type="dxa"/>
           </w:tcPr>
           <w:p>
+            <w:proofErr w:type="spellStart"/>
             <w:r>
               <w:t>rollingInterval</w:t>
             </w:r>
+            <w:proofErr w:type="spellEnd"/>
           </w:p>
         </w:tc>
         <w:tc>
@@ -5496,9 +5673,11 @@
             <w:tcW w:w="6046" w:type="dxa"/>
           </w:tcPr>
           <w:p>
+            <w:proofErr w:type="spellStart"/>
             <w:r>
               <w:t>RollingInterval.Day</w:t>
             </w:r>
+            <w:proofErr w:type="spellEnd"/>
           </w:p>
           <w:p>
             <w:r>
@@ -5513,9 +5692,11 @@
             <w:tcW w:w="2409" w:type="dxa"/>
           </w:tcPr>
           <w:p>
+            <w:proofErr w:type="spellStart"/>
             <w:r>
               <w:t>retainedFileCountLimit</w:t>
             </w:r>
+            <w:proofErr w:type="spellEnd"/>
           </w:p>
         </w:tc>
         <w:tc>
@@ -5540,9 +5721,11 @@
             <w:tcW w:w="2409" w:type="dxa"/>
           </w:tcPr>
           <w:p>
+            <w:proofErr w:type="spellStart"/>
             <w:r>
               <w:t>fileSizeLimitBytes</w:t>
             </w:r>
+            <w:proofErr w:type="spellEnd"/>
           </w:p>
         </w:tc>
         <w:tc>
@@ -5567,9 +5750,11 @@
             <w:tcW w:w="2409" w:type="dxa"/>
           </w:tcPr>
           <w:p>
+            <w:proofErr w:type="spellStart"/>
             <w:r>
               <w:t>rollOnFileSizeLimit</w:t>
             </w:r>
+            <w:proofErr w:type="spellEnd"/>
           </w:p>
         </w:tc>
         <w:tc>
@@ -5607,8 +5792,21 @@
         </w:rPr>
         <w:t>マスキング実装方式：</w:t>
       </w:r>
-      <w:r>
-        <w:t>Serilog の Destructure.ByTransforming&lt;T&gt;() と正規表現を組み合わせて実装する。マスキング対象フィールドはメールアドレスのみとし、@ より前の先頭2文字を残し残りを ** に置換する（例：us**@example.com）</w:t>
+      <w:proofErr w:type="spellStart"/>
+      <w:r>
+        <w:t>Serilog</w:t>
+      </w:r>
+      <w:proofErr w:type="spellEnd"/>
+      <w:r>
+        <w:t xml:space="preserve"> の </w:t>
+      </w:r>
+      <w:proofErr w:type="spellStart"/>
+      <w:r>
+        <w:t>Destructure.ByTransforming</w:t>
+      </w:r>
+      <w:proofErr w:type="spellEnd"/>
+      <w:r>
+        <w:t>&lt;T&gt;() と正規表現を組み合わせて実装する。マスキング対象フィールドはメールアドレスのみとし、@ より前の先頭2文字を残し残りを ** に置換する（例：us**@example.com）</w:t>
       </w:r>
     </w:p>
     <w:p/>
@@ -5657,7 +5855,15 @@
         <w:ind w:leftChars="607" w:left="1275"/>
       </w:pPr>
       <w:r>
-        <w:t>Leaflet.js は JavaScript ライブラリであるため、Blazor Server の IJSRuntime を介して呼び出す。</w:t>
+        <w:t xml:space="preserve">Leaflet.js は JavaScript ライブラリであるため、Blazor Server の </w:t>
+      </w:r>
+      <w:proofErr w:type="spellStart"/>
+      <w:r>
+        <w:t>IJSRuntime</w:t>
+      </w:r>
+      <w:proofErr w:type="spellEnd"/>
+      <w:r>
+        <w:t xml:space="preserve"> を介して呼び出す。</w:t>
       </w:r>
     </w:p>
     <w:p>
@@ -5671,7 +5877,23 @@
         <w:t>地図の初期化処理は</w:t>
       </w:r>
       <w:r>
-        <w:t xml:space="preserve"> OnAfterRenderAsync（firstRender == true の場合のみ）で実行し、DOM 描画完了後に JS を呼び出す。</w:t>
+        <w:t xml:space="preserve"> </w:t>
+      </w:r>
+      <w:proofErr w:type="spellStart"/>
+      <w:r>
+        <w:t>OnAfterRenderAsync</w:t>
+      </w:r>
+      <w:proofErr w:type="spellEnd"/>
+      <w:r>
+        <w:t>（</w:t>
+      </w:r>
+      <w:proofErr w:type="spellStart"/>
+      <w:r>
+        <w:t>firstRender</w:t>
+      </w:r>
+      <w:proofErr w:type="spellEnd"/>
+      <w:r>
+        <w:t xml:space="preserve"> == true の場合のみ）で実行し、DOM 描画完了後に JS を呼び出す。</w:t>
       </w:r>
     </w:p>
     <w:p>
@@ -5679,7 +5901,23 @@
         <w:ind w:leftChars="607" w:left="1275"/>
       </w:pPr>
       <w:r>
-        <w:t>Blazor → JavaScript の呼び出しには IJSRuntime.InvokeVoidAsync / InvokeAsync を使用する。</w:t>
+        <w:t xml:space="preserve">Blazor → JavaScript の呼び出しには </w:t>
+      </w:r>
+      <w:proofErr w:type="spellStart"/>
+      <w:r>
+        <w:t>IJSRuntime.InvokeVoidAsync</w:t>
+      </w:r>
+      <w:proofErr w:type="spellEnd"/>
+      <w:r>
+        <w:t xml:space="preserve"> / </w:t>
+      </w:r>
+      <w:proofErr w:type="spellStart"/>
+      <w:r>
+        <w:t>InvokeAsync</w:t>
+      </w:r>
+      <w:proofErr w:type="spellEnd"/>
+      <w:r>
+        <w:t xml:space="preserve"> を使用する。</w:t>
       </w:r>
     </w:p>
     <w:p>
@@ -5687,7 +5925,15 @@
         <w:ind w:leftChars="607" w:left="1275"/>
       </w:pPr>
       <w:r>
-        <w:t>JavaScript → Blazor（C#）への逆方向通信には DotNet.invokeMethodAsync を使用する（ピン作成時等）。</w:t>
+        <w:t xml:space="preserve">JavaScript → Blazor（C#）への逆方向通信には </w:t>
+      </w:r>
+      <w:proofErr w:type="spellStart"/>
+      <w:r>
+        <w:t>DotNet.invokeMethodAsync</w:t>
+      </w:r>
+      <w:proofErr w:type="spellEnd"/>
+      <w:r>
+        <w:t xml:space="preserve"> を使用する（ピン作成時等）。</w:t>
       </w:r>
     </w:p>
     <w:p>
@@ -5695,7 +5941,31 @@
         <w:ind w:leftChars="607" w:left="1275"/>
       </w:pPr>
       <w:r>
-        <w:t>JS Interop エラーハンドリング：InvokeVoidAsync / InvokeAsync の呼び出しは try-catch (JSException) で囲み、失敗時は Error レベルでログ出力したうえで「地図の読み込みに失敗しました。ページを再読み込みしてください。」をユーザーに表示する。地図初期化失敗時も、その他の機能（ピン投稿フォーム・サイドメニュー等）は継続可能とする。</w:t>
+        <w:t>JS Interop エラーハンドリング：</w:t>
+      </w:r>
+      <w:proofErr w:type="spellStart"/>
+      <w:r>
+        <w:t>InvokeVoidAsync</w:t>
+      </w:r>
+      <w:proofErr w:type="spellEnd"/>
+      <w:r>
+        <w:t xml:space="preserve"> / </w:t>
+      </w:r>
+      <w:proofErr w:type="spellStart"/>
+      <w:r>
+        <w:t>InvokeAsync</w:t>
+      </w:r>
+      <w:proofErr w:type="spellEnd"/>
+      <w:r>
+        <w:t xml:space="preserve"> の呼び出しは try-catch (</w:t>
+      </w:r>
+      <w:proofErr w:type="spellStart"/>
+      <w:r>
+        <w:t>JSException</w:t>
+      </w:r>
+      <w:proofErr w:type="spellEnd"/>
+      <w:r>
+        <w:t>) で囲み、失敗時は Error レベルでログ出力したうえで「地図の読み込みに失敗しました。ページを再読み込みしてください。」をユーザーに表示する。地図初期化失敗時も、その他の機能（ピン投稿フォーム・サイドメニュー等）は継続可能とする。</w:t>
       </w:r>
     </w:p>
     <w:p>
@@ -5709,7 +5979,23 @@
         <w:t>タイルプロバイダ：</w:t>
       </w:r>
       <w:r>
-        <w:t>OpenStreetMap（無償・APIキー不要）を使用する。将来的にMapbox等へ切り替える場合は、APIキーを appsettings.json の環境変数注入経由で管理し、クライアント JS に直接埋め込まない。</w:t>
+        <w:t>OpenStreetMap（無償・APIキー不要）を使用する。将来的に</w:t>
+      </w:r>
+      <w:proofErr w:type="spellStart"/>
+      <w:r>
+        <w:t>Mapbox</w:t>
+      </w:r>
+      <w:proofErr w:type="spellEnd"/>
+      <w:r>
+        <w:t xml:space="preserve">等へ切り替える場合は、APIキーを </w:t>
+      </w:r>
+      <w:proofErr w:type="spellStart"/>
+      <w:r>
+        <w:t>appsettings.json</w:t>
+      </w:r>
+      <w:proofErr w:type="spellEnd"/>
+      <w:r>
+        <w:t xml:space="preserve"> の環境変数注入経由で管理し、クライアント JS に直接埋め込まない。</w:t>
       </w:r>
       <w:r>
         <w:br w:type="page"/>
@@ -5834,7 +6120,23 @@
         <w:t>スマートフォンの</w:t>
       </w:r>
       <w:r>
-        <w:t xml:space="preserve"> GPS 情報はブラウザの navigator.geolocation API を介して取得し、IJSRuntime 経由で C# 側に連携する。</w:t>
+        <w:t xml:space="preserve"> GPS 情報はブラウザの </w:t>
+      </w:r>
+      <w:proofErr w:type="spellStart"/>
+      <w:r>
+        <w:t>navigator.geolocation</w:t>
+      </w:r>
+      <w:proofErr w:type="spellEnd"/>
+      <w:r>
+        <w:t xml:space="preserve"> API を介して取得し、</w:t>
+      </w:r>
+      <w:proofErr w:type="spellStart"/>
+      <w:r>
+        <w:t>IJSRuntime</w:t>
+      </w:r>
+      <w:proofErr w:type="spellEnd"/>
+      <w:r>
+        <w:t xml:space="preserve"> 経由で C# 側に連携する。</w:t>
       </w:r>
     </w:p>
     <w:p>
@@ -5862,7 +6164,15 @@
         <w:t>字名ポリゴンデータ：国土交通省「国土数値情報（行政区域データ）」の字名レベル</w:t>
       </w:r>
       <w:r>
-        <w:t xml:space="preserve"> GeoJSON を使用する。無償・商用利用可。静的ファイルとしてアプリに同梱し、オフライン動作を可能とする。</w:t>
+        <w:t xml:space="preserve"> </w:t>
+      </w:r>
+      <w:proofErr w:type="spellStart"/>
+      <w:r>
+        <w:t>GeoJSON</w:t>
+      </w:r>
+      <w:proofErr w:type="spellEnd"/>
+      <w:r>
+        <w:t xml:space="preserve"> を使用する。無償・商用利用可。静的ファイルとしてアプリに同梱し、オフライン動作を可能とする。</w:t>
       </w:r>
     </w:p>
     <w:p>
@@ -5875,8 +6185,21 @@
         </w:rPr>
         <w:t>危険区域判定アルゴリズム：</w:t>
       </w:r>
-      <w:r>
-        <w:t>GeoJSON を MySQL にインポートし、geometry 型カラムに格納する。GPS 座標と字名ポリゴンの包含判定には MySQL の空間関数 ST_Contains(polygon, point) を使用する。</w:t>
+      <w:proofErr w:type="spellStart"/>
+      <w:r>
+        <w:t>GeoJSON</w:t>
+      </w:r>
+      <w:proofErr w:type="spellEnd"/>
+      <w:r>
+        <w:t xml:space="preserve"> を MySQL にインポートし、geometry 型カラムに格納する。GPS 座標と字名ポリゴンの包含判定には MySQL の空間関数 </w:t>
+      </w:r>
+      <w:proofErr w:type="spellStart"/>
+      <w:r>
+        <w:t>ST_Contains</w:t>
+      </w:r>
+      <w:proofErr w:type="spellEnd"/>
+      <w:r>
+        <w:t>(polygon, point) を使用する。</w:t>
       </w:r>
     </w:p>
     <w:p>
@@ -5916,7 +6239,15 @@
         <w:ind w:leftChars="0"/>
       </w:pPr>
       <w:r>
-        <w:t>GPS 失敗時は SignalR によるアラート通知を停止するが、地図閲覧・ピン投稿・エリア通知など他の機能は継続可能とする。</w:t>
+        <w:t xml:space="preserve">GPS 失敗時は </w:t>
+      </w:r>
+      <w:proofErr w:type="spellStart"/>
+      <w:r>
+        <w:t>SignalR</w:t>
+      </w:r>
+      <w:proofErr w:type="spellEnd"/>
+      <w:r>
+        <w:t xml:space="preserve"> によるアラート通知を停止するが、地図閲覧・ピン投稿・エリア通知など他の機能は継続可能とする。</w:t>
       </w:r>
     </w:p>
     <w:p>
@@ -5962,7 +6293,15 @@
         <w:t>プッシュ通知には</w:t>
       </w:r>
       <w:r>
-        <w:t xml:space="preserve"> Blazor Server に内蔵されている SignalR を使用する。</w:t>
+        <w:t xml:space="preserve"> Blazor Server に内蔵されている </w:t>
+      </w:r>
+      <w:proofErr w:type="spellStart"/>
+      <w:r>
+        <w:t>SignalR</w:t>
+      </w:r>
+      <w:proofErr w:type="spellEnd"/>
+      <w:r>
+        <w:t xml:space="preserve"> を使用する。</w:t>
       </w:r>
     </w:p>
     <w:p>
@@ -6026,7 +6365,15 @@
         <w:t>スケールアウト方針：同時接続数が</w:t>
       </w:r>
       <w:r>
-        <w:t xml:space="preserve"> 100 を超える場合は、Azure SignalR Service または Redis Backplane の導入を検討する。</w:t>
+        <w:t xml:space="preserve"> 100 を超える場合は、Azure </w:t>
+      </w:r>
+      <w:proofErr w:type="spellStart"/>
+      <w:r>
+        <w:t>SignalR</w:t>
+      </w:r>
+      <w:proofErr w:type="spellEnd"/>
+      <w:r>
+        <w:t xml:space="preserve"> Service または Redis Backplane の導入を検討する。</w:t>
       </w:r>
       <w:r>
         <w:br w:type="page"/>
@@ -6147,8 +6494,29 @@
       <w:pPr>
         <w:ind w:leftChars="607" w:left="1275"/>
       </w:pPr>
-      <w:r>
-        <w:t>ViewModel 分離の徹底：ピン情報を返す際は、User エンティティをそのままバインドせず、必要なフィールドのみを含む ViewModel（例：PinViewModel）に変換する。Blazor の Razor コンポーネントで @user.Email 等の個人情報フィールドを直接描画しない</w:t>
+      <w:proofErr w:type="spellStart"/>
+      <w:r>
+        <w:t>ViewModel</w:t>
+      </w:r>
+      <w:proofErr w:type="spellEnd"/>
+      <w:r>
+        <w:t xml:space="preserve"> 分離の徹底：ピン情報を返す際は、User エンティティをそのままバインドせず、必要なフィールドのみを含む </w:t>
+      </w:r>
+      <w:proofErr w:type="spellStart"/>
+      <w:r>
+        <w:t>ViewModel</w:t>
+      </w:r>
+      <w:proofErr w:type="spellEnd"/>
+      <w:r>
+        <w:t>（例：</w:t>
+      </w:r>
+      <w:proofErr w:type="spellStart"/>
+      <w:r>
+        <w:t>PinViewModel</w:t>
+      </w:r>
+      <w:proofErr w:type="spellEnd"/>
+      <w:r>
+        <w:t>）に変換する。Blazor の Razor コンポーネントで @user.Email 等の個人情報フィールドを直接描画しない</w:t>
       </w:r>
       <w:r>
         <w:rPr>
@@ -6200,8 +6568,21 @@
         </w:rPr>
         <w:t>削除依頼が承認された場合、対象のピン投稿は論理削除（</w:t>
       </w:r>
-      <w:r>
-        <w:t>is_deleted = 1、deleted_at = NOW()）とする。物理削除は行わない。</w:t>
+      <w:proofErr w:type="spellStart"/>
+      <w:r>
+        <w:t>is_deleted</w:t>
+      </w:r>
+      <w:proofErr w:type="spellEnd"/>
+      <w:r>
+        <w:t xml:space="preserve"> = 1、</w:t>
+      </w:r>
+      <w:proofErr w:type="spellStart"/>
+      <w:r>
+        <w:t>deleted_at</w:t>
+      </w:r>
+      <w:proofErr w:type="spellEnd"/>
+      <w:r>
+        <w:t xml:space="preserve"> = NOW()）とする。物理削除は行わない。</w:t>
       </w:r>
     </w:p>
     <w:p>
@@ -6225,8 +6606,29 @@
       <w:pPr>
         <w:ind w:leftChars="810" w:left="1701"/>
       </w:pPr>
-      <w:r>
-        <w:t>deletion_requests テーブルの requester_id で却下件数を集計し、却下 3 件以上で users テーブルの is_banned = 1 フラグを立て、以降の削除依頼送信を制限する。</w:t>
+      <w:proofErr w:type="spellStart"/>
+      <w:r>
+        <w:t>deletion_requests</w:t>
+      </w:r>
+      <w:proofErr w:type="spellEnd"/>
+      <w:r>
+        <w:t xml:space="preserve"> テーブルの </w:t>
+      </w:r>
+      <w:proofErr w:type="spellStart"/>
+      <w:r>
+        <w:t>requester_id</w:t>
+      </w:r>
+      <w:proofErr w:type="spellEnd"/>
+      <w:r>
+        <w:t xml:space="preserve"> で却下件数を集計し、却下 3 件以上で users テーブルの </w:t>
+      </w:r>
+      <w:proofErr w:type="spellStart"/>
+      <w:r>
+        <w:t>is_banned</w:t>
+      </w:r>
+      <w:proofErr w:type="spellEnd"/>
+      <w:r>
+        <w:t xml:space="preserve"> = 1 フラグを立て、以降の削除依頼送信を制限する。</w:t>
       </w:r>
     </w:p>
     <w:p>
@@ -6261,7 +6663,23 @@
         <w:ind w:leftChars="607" w:left="1275"/>
       </w:pPr>
       <w:r>
-        <w:t>GPS 座標（navigator.geolocation）は危険区域判定（ST_Contains）にのみ使用し、その他の目的では使用しない。</w:t>
+        <w:t>GPS 座標（</w:t>
+      </w:r>
+      <w:proofErr w:type="spellStart"/>
+      <w:r>
+        <w:t>navigator.geolocation</w:t>
+      </w:r>
+      <w:proofErr w:type="spellEnd"/>
+      <w:r>
+        <w:t>）は危険区域判定（</w:t>
+      </w:r>
+      <w:proofErr w:type="spellStart"/>
+      <w:r>
+        <w:t>ST_Contains</w:t>
+      </w:r>
+      <w:proofErr w:type="spellEnd"/>
+      <w:r>
+        <w:t>）にのみ使用し、その他の目的では使用しない。</w:t>
       </w:r>
     </w:p>
     <w:p>
@@ -6325,7 +6743,21 @@
         <w:rPr>
           <w:rFonts w:hint="eastAsia"/>
         </w:rPr>
-        <w:t>・[todojava_db]usersテーブル.emailカラムの長さを320に設定し最大長を確保。</w:t>
+        <w:t>・[</w:t>
+      </w:r>
+      <w:proofErr w:type="spellStart"/>
+      <w:r>
+        <w:rPr>
+          <w:rFonts w:hint="eastAsia"/>
+        </w:rPr>
+        <w:t>todojava_db</w:t>
+      </w:r>
+      <w:proofErr w:type="spellEnd"/>
+      <w:r>
+        <w:rPr>
+          <w:rFonts w:hint="eastAsia"/>
+        </w:rPr>
+        <w:t>]usersテーブル.emailカラムの長さを320に設定し最大長を確保。</w:t>
       </w:r>
     </w:p>
     <w:p>
@@ -6337,7 +6769,21 @@
         <w:rPr>
           <w:rFonts w:hint="eastAsia"/>
         </w:rPr>
-        <w:t>・[todojava_db]usersテーブル.emailカラムにNOT NULL制約を設定し空値防止。</w:t>
+        <w:t>・[</w:t>
+      </w:r>
+      <w:proofErr w:type="spellStart"/>
+      <w:r>
+        <w:rPr>
+          <w:rFonts w:hint="eastAsia"/>
+        </w:rPr>
+        <w:t>todojava_db</w:t>
+      </w:r>
+      <w:proofErr w:type="spellEnd"/>
+      <w:r>
+        <w:rPr>
+          <w:rFonts w:hint="eastAsia"/>
+        </w:rPr>
+        <w:t>]usersテーブル.emailカラムにNOT NULL制約を設定し空値防止。</w:t>
       </w:r>
     </w:p>
     <w:p>
@@ -9969,6 +10415,7 @@
                 <w:szCs w:val="20"/>
               </w:rPr>
             </w:pPr>
+            <w:proofErr w:type="spellStart"/>
             <w:r>
               <w:rPr>
                 <w:rFonts w:hint="eastAsia"/>
@@ -9977,6 +10424,7 @@
               </w:rPr>
               <w:t>RiskMap</w:t>
             </w:r>
+            <w:proofErr w:type="spellEnd"/>
           </w:p>
         </w:tc>
         <w:tc>
@@ -11686,6 +12134,7 @@
                 <w:szCs w:val="20"/>
               </w:rPr>
             </w:pPr>
+            <w:proofErr w:type="spellStart"/>
             <w:r>
               <w:rPr>
                 <w:rFonts w:hint="eastAsia"/>
@@ -11694,6 +12143,7 @@
               </w:rPr>
               <w:t>RiskMap</w:t>
             </w:r>
+            <w:proofErr w:type="spellEnd"/>
           </w:p>
         </w:tc>
         <w:tc>
@@ -13386,6 +13836,7 @@
                 <w:szCs w:val="20"/>
               </w:rPr>
             </w:pPr>
+            <w:proofErr w:type="spellStart"/>
             <w:r>
               <w:rPr>
                 <w:rFonts w:hint="eastAsia"/>
@@ -13394,6 +13845,7 @@
               </w:rPr>
               <w:t>RiskMap</w:t>
             </w:r>
+            <w:proofErr w:type="spellEnd"/>
           </w:p>
         </w:tc>
         <w:tc>
@@ -19312,6 +19764,7 @@
               </w:rPr>
               <w:t>[</w:t>
             </w:r>
+            <w:proofErr w:type="spellStart"/>
             <w:r>
               <w:rPr>
                 <w:sz w:val="18"/>
@@ -19319,6 +19772,7 @@
               </w:rPr>
               <w:t>todojava_db</w:t>
             </w:r>
+            <w:proofErr w:type="spellEnd"/>
             <w:r>
               <w:rPr>
                 <w:rFonts w:hint="eastAsia"/>
@@ -19350,8 +19804,17 @@
                 <w:sz w:val="18"/>
                 <w:szCs w:val="21"/>
               </w:rPr>
-              <w:t xml:space="preserve"> secret_password</w:t>
-            </w:r>
+              <w:t xml:space="preserve"> </w:t>
+            </w:r>
+            <w:proofErr w:type="spellStart"/>
+            <w:r>
+              <w:rPr>
+                <w:sz w:val="18"/>
+                <w:szCs w:val="21"/>
+              </w:rPr>
+              <w:t>secret_password</w:t>
+            </w:r>
+            <w:proofErr w:type="spellEnd"/>
           </w:p>
         </w:tc>
         <w:tc>
@@ -19968,9 +20431,11 @@
         </w:rPr>
         <w:t>対象ユーザの[</w:t>
       </w:r>
+      <w:proofErr w:type="spellStart"/>
       <w:r>
         <w:t>todojava_db</w:t>
       </w:r>
+      <w:proofErr w:type="spellEnd"/>
       <w:r>
         <w:rPr>
           <w:rFonts w:hint="eastAsia"/>
@@ -19978,8 +20443,13 @@
         <w:t>]usersテーブル.</w:t>
       </w:r>
       <w:r>
-        <w:t xml:space="preserve"> secret_password</w:t>
-      </w:r>
+        <w:t xml:space="preserve"> </w:t>
+      </w:r>
+      <w:proofErr w:type="spellStart"/>
+      <w:r>
+        <w:t>secret_password</w:t>
+      </w:r>
+      <w:proofErr w:type="spellEnd"/>
       <w:r>
         <w:rPr>
           <w:rFonts w:hint="eastAsia"/>
@@ -20052,9 +20522,11 @@
         </w:rPr>
         <w:t>①ユーザ名入力欄に入力されたユーザ名をキーに[</w:t>
       </w:r>
+      <w:proofErr w:type="spellStart"/>
       <w:r>
         <w:t>todojava_db</w:t>
       </w:r>
+      <w:proofErr w:type="spellEnd"/>
       <w:r>
         <w:rPr>
           <w:rFonts w:hint="eastAsia"/>
@@ -20155,9 +20627,11 @@
               </w:rPr>
               <w:t>・[</w:t>
             </w:r>
+            <w:proofErr w:type="spellStart"/>
             <w:r>
               <w:t>todojava_db</w:t>
             </w:r>
+            <w:proofErr w:type="spellEnd"/>
             <w:r>
               <w:t>]</w:t>
             </w:r>
@@ -20324,9 +20798,11 @@
               </w:rPr>
               <w:t>・[</w:t>
             </w:r>
+            <w:proofErr w:type="spellStart"/>
             <w:r>
               <w:t>todojava_db</w:t>
             </w:r>
+            <w:proofErr w:type="spellEnd"/>
             <w:r>
               <w:t>]</w:t>
             </w:r>
@@ -20339,9 +20815,11 @@
             <w:r>
               <w:t xml:space="preserve">. </w:t>
             </w:r>
+            <w:proofErr w:type="spellStart"/>
             <w:r>
               <w:t>secret_tips_id</w:t>
             </w:r>
+            <w:proofErr w:type="spellEnd"/>
             <w:r>
               <w:rPr>
                 <w:rFonts w:hint="eastAsia"/>
@@ -20351,14 +20829,30 @@
             <w:r>
               <w:t xml:space="preserve"> = [</w:t>
             </w:r>
+            <w:proofErr w:type="spellStart"/>
             <w:r>
               <w:t>todojava_db</w:t>
             </w:r>
-            <w:r>
-              <w:rPr>
-                <w:rFonts w:hint="eastAsia"/>
-              </w:rPr>
-              <w:t>]secret_tipsテーブル.idカラム</w:t>
+            <w:proofErr w:type="spellEnd"/>
+            <w:r>
+              <w:rPr>
+                <w:rFonts w:hint="eastAsia"/>
+              </w:rPr>
+              <w:t>]</w:t>
+            </w:r>
+            <w:proofErr w:type="spellStart"/>
+            <w:r>
+              <w:rPr>
+                <w:rFonts w:hint="eastAsia"/>
+              </w:rPr>
+              <w:t>secret_tips</w:t>
+            </w:r>
+            <w:proofErr w:type="spellEnd"/>
+            <w:r>
+              <w:rPr>
+                <w:rFonts w:hint="eastAsia"/>
+              </w:rPr>
+              <w:t>テーブル.idカラム</w:t>
             </w:r>
           </w:p>
         </w:tc>
@@ -20496,9 +20990,11 @@
         </w:rPr>
         <w:t>秘密のパスワードをキーに、[</w:t>
       </w:r>
+      <w:proofErr w:type="spellStart"/>
       <w:r>
         <w:t>todojava_db</w:t>
       </w:r>
+      <w:proofErr w:type="spellEnd"/>
       <w:r>
         <w:rPr>
           <w:rFonts w:hint="eastAsia"/>
@@ -20590,9 +21086,11 @@
               </w:rPr>
               <w:t>・[</w:t>
             </w:r>
+            <w:proofErr w:type="spellStart"/>
             <w:r>
               <w:t>todojava_db</w:t>
             </w:r>
+            <w:proofErr w:type="spellEnd"/>
             <w:r>
               <w:t>]</w:t>
             </w:r>
@@ -20644,9 +21142,11 @@
             <w:r>
               <w:t>[</w:t>
             </w:r>
+            <w:proofErr w:type="spellStart"/>
             <w:r>
               <w:t>todojava_db</w:t>
             </w:r>
+            <w:proofErr w:type="spellEnd"/>
             <w:r>
               <w:t>]</w:t>
             </w:r>
@@ -20654,7 +21154,21 @@
               <w:rPr>
                 <w:rFonts w:hint="eastAsia"/>
               </w:rPr>
-              <w:t>usersテーブル.secret_passwordカラム</w:t>
+              <w:t>usersテーブル.</w:t>
+            </w:r>
+            <w:proofErr w:type="spellStart"/>
+            <w:r>
+              <w:rPr>
+                <w:rFonts w:hint="eastAsia"/>
+              </w:rPr>
+              <w:t>secret_password</w:t>
+            </w:r>
+            <w:proofErr w:type="spellEnd"/>
+            <w:r>
+              <w:rPr>
+                <w:rFonts w:hint="eastAsia"/>
+              </w:rPr>
+              <w:t>カラム</w:t>
             </w:r>
             <w:r>
               <w:t xml:space="preserve"> = [</w:t>
@@ -26104,9 +26618,11 @@
               </w:rPr>
               <w:t>[</w:t>
             </w:r>
+            <w:proofErr w:type="spellStart"/>
             <w:r>
               <w:t>todojava_db</w:t>
             </w:r>
+            <w:proofErr w:type="spellEnd"/>
             <w:r>
               <w:t>]</w:t>
             </w:r>
@@ -26173,9 +26689,11 @@
               </w:rPr>
               <w:t>[</w:t>
             </w:r>
+            <w:proofErr w:type="spellStart"/>
             <w:r>
               <w:t>todojava_db</w:t>
             </w:r>
+            <w:proofErr w:type="spellEnd"/>
             <w:r>
               <w:t>]</w:t>
             </w:r>
@@ -26260,9 +26778,11 @@
               </w:rPr>
               <w:t>[</w:t>
             </w:r>
+            <w:proofErr w:type="spellStart"/>
             <w:r>
               <w:t>todojava_db</w:t>
             </w:r>
+            <w:proofErr w:type="spellEnd"/>
             <w:r>
               <w:t>]</w:t>
             </w:r>
@@ -26281,11 +26801,19 @@
             <w:r>
               <w:t>.</w:t>
             </w:r>
-            <w:r>
-              <w:rPr>
-                <w:rFonts w:hint="eastAsia"/>
-              </w:rPr>
-              <w:t>secret_passwordカラム</w:t>
+            <w:proofErr w:type="spellStart"/>
+            <w:r>
+              <w:rPr>
+                <w:rFonts w:hint="eastAsia"/>
+              </w:rPr>
+              <w:t>secret_password</w:t>
+            </w:r>
+            <w:proofErr w:type="spellEnd"/>
+            <w:r>
+              <w:rPr>
+                <w:rFonts w:hint="eastAsia"/>
+              </w:rPr>
+              <w:t>カラム</w:t>
             </w:r>
           </w:p>
         </w:tc>
@@ -26347,16 +26875,49 @@
         <w:rPr>
           <w:rFonts w:hint="eastAsia"/>
         </w:rPr>
-        <w:t>[todojava_db]</w:t>
-      </w:r>
-      <w:r>
-        <w:t xml:space="preserve"> secret_tips</w:t>
-      </w:r>
-      <w:r>
-        <w:rPr>
-          <w:rFonts w:hint="eastAsia"/>
-        </w:rPr>
-        <w:t>テーブル.secret_tips_textカラムを取得し</w:t>
+        <w:t>[</w:t>
+      </w:r>
+      <w:proofErr w:type="spellStart"/>
+      <w:r>
+        <w:rPr>
+          <w:rFonts w:hint="eastAsia"/>
+        </w:rPr>
+        <w:t>todojava_db</w:t>
+      </w:r>
+      <w:proofErr w:type="spellEnd"/>
+      <w:r>
+        <w:rPr>
+          <w:rFonts w:hint="eastAsia"/>
+        </w:rPr>
+        <w:t>]</w:t>
+      </w:r>
+      <w:r>
+        <w:t xml:space="preserve"> </w:t>
+      </w:r>
+      <w:proofErr w:type="spellStart"/>
+      <w:r>
+        <w:t>secret_tips</w:t>
+      </w:r>
+      <w:proofErr w:type="spellEnd"/>
+      <w:r>
+        <w:rPr>
+          <w:rFonts w:hint="eastAsia"/>
+        </w:rPr>
+        <w:t>テーブル.</w:t>
+      </w:r>
+      <w:proofErr w:type="spellStart"/>
+      <w:r>
+        <w:rPr>
+          <w:rFonts w:hint="eastAsia"/>
+        </w:rPr>
+        <w:t>secret_tips_text</w:t>
+      </w:r>
+      <w:proofErr w:type="spellEnd"/>
+      <w:r>
+        <w:rPr>
+          <w:rFonts w:hint="eastAsia"/>
+        </w:rPr>
+        <w:t>カラムを取得し</w:t>
       </w:r>
       <w:r>
         <w:rPr>
@@ -28428,7 +28989,7 @@
           <w:noProof/>
         </w:rPr>
         <w:drawing>
-          <wp:anchor distT="0" distB="0" distL="114300" distR="114300" simplePos="0" relativeHeight="251810816" behindDoc="0" locked="0" layoutInCell="1" allowOverlap="1" wp14:anchorId="0063573A" wp14:editId="00B253B5">
+          <wp:anchor distT="0" distB="0" distL="114300" distR="114300" simplePos="0" relativeHeight="251810816" behindDoc="0" locked="0" layoutInCell="1" allowOverlap="1" wp14:anchorId="0063573A" wp14:editId="10C28872">
             <wp:simplePos x="0" y="0"/>
             <wp:positionH relativeFrom="margin">
               <wp:posOffset>842645</wp:posOffset>
@@ -31440,8 +32001,17 @@
                 <w:rFonts w:hint="eastAsia"/>
                 <w:szCs w:val="21"/>
               </w:rPr>
-              <w:t>postテーブルのcategory_id</w:t>
-            </w:r>
+              <w:t>postテーブルの</w:t>
+            </w:r>
+            <w:proofErr w:type="spellStart"/>
+            <w:r>
+              <w:rPr>
+                <w:rFonts w:hint="eastAsia"/>
+                <w:szCs w:val="21"/>
+              </w:rPr>
+              <w:t>category_id</w:t>
+            </w:r>
+            <w:proofErr w:type="spellEnd"/>
           </w:p>
         </w:tc>
         <w:tc>
@@ -31456,12 +32026,14 @@
                 <w:szCs w:val="21"/>
               </w:rPr>
             </w:pPr>
+            <w:proofErr w:type="spellStart"/>
             <w:r>
               <w:rPr>
                 <w:szCs w:val="21"/>
               </w:rPr>
               <w:t>category_name</w:t>
             </w:r>
+            <w:proofErr w:type="spellEnd"/>
             <w:r>
               <w:rPr>
                 <w:rFonts w:hint="eastAsia"/>
@@ -31664,8 +32236,17 @@
                 <w:rFonts w:hint="eastAsia"/>
                 <w:szCs w:val="21"/>
               </w:rPr>
-              <w:t>postテーブルのdenger_date</w:t>
-            </w:r>
+              <w:t>postテーブルの</w:t>
+            </w:r>
+            <w:proofErr w:type="spellStart"/>
+            <w:r>
+              <w:rPr>
+                <w:rFonts w:hint="eastAsia"/>
+                <w:szCs w:val="21"/>
+              </w:rPr>
+              <w:t>denger_date</w:t>
+            </w:r>
+            <w:proofErr w:type="spellEnd"/>
           </w:p>
         </w:tc>
         <w:tc>
@@ -31758,13 +32339,31 @@
                 <w:szCs w:val="21"/>
               </w:rPr>
             </w:pPr>
-            <w:r>
-              <w:rPr>
-                <w:rFonts w:hint="eastAsia"/>
-                <w:szCs w:val="21"/>
-              </w:rPr>
-              <w:t>post_idに紐づいたcommentテーブルのcomment_text</w:t>
-            </w:r>
+            <w:proofErr w:type="spellStart"/>
+            <w:r>
+              <w:rPr>
+                <w:rFonts w:hint="eastAsia"/>
+                <w:szCs w:val="21"/>
+              </w:rPr>
+              <w:t>post_id</w:t>
+            </w:r>
+            <w:proofErr w:type="spellEnd"/>
+            <w:r>
+              <w:rPr>
+                <w:rFonts w:hint="eastAsia"/>
+                <w:szCs w:val="21"/>
+              </w:rPr>
+              <w:t>に紐づいたcommentテーブルの</w:t>
+            </w:r>
+            <w:proofErr w:type="spellStart"/>
+            <w:r>
+              <w:rPr>
+                <w:rFonts w:hint="eastAsia"/>
+                <w:szCs w:val="21"/>
+              </w:rPr>
+              <w:t>comment_text</w:t>
+            </w:r>
+            <w:proofErr w:type="spellEnd"/>
           </w:p>
         </w:tc>
         <w:tc>
@@ -32392,8 +32991,16 @@
               <w:rPr>
                 <w:rFonts w:hint="eastAsia"/>
               </w:rPr>
-              <w:t>[RiskMap_DB</w:t>
-            </w:r>
+              <w:t>[</w:t>
+            </w:r>
+            <w:proofErr w:type="spellStart"/>
+            <w:r>
+              <w:rPr>
+                <w:rFonts w:hint="eastAsia"/>
+              </w:rPr>
+              <w:t>RiskMap_DB</w:t>
+            </w:r>
+            <w:proofErr w:type="spellEnd"/>
             <w:r>
               <w:t>]</w:t>
             </w:r>
@@ -32406,11 +33013,19 @@
             <w:r>
               <w:t>.</w:t>
             </w:r>
-            <w:r>
-              <w:rPr>
-                <w:rFonts w:hint="eastAsia"/>
-              </w:rPr>
-              <w:t>comment_textカラム</w:t>
+            <w:proofErr w:type="spellStart"/>
+            <w:r>
+              <w:rPr>
+                <w:rFonts w:hint="eastAsia"/>
+              </w:rPr>
+              <w:t>comment_text</w:t>
+            </w:r>
+            <w:proofErr w:type="spellEnd"/>
+            <w:r>
+              <w:rPr>
+                <w:rFonts w:hint="eastAsia"/>
+              </w:rPr>
+              <w:t>カラム</w:t>
             </w:r>
           </w:p>
         </w:tc>
@@ -32471,8 +33086,16 @@
               <w:rPr>
                 <w:rFonts w:hint="eastAsia"/>
               </w:rPr>
-              <w:t>[RiskMap_DB</w:t>
-            </w:r>
+              <w:t>[</w:t>
+            </w:r>
+            <w:proofErr w:type="spellStart"/>
+            <w:r>
+              <w:rPr>
+                <w:rFonts w:hint="eastAsia"/>
+              </w:rPr>
+              <w:t>RiskMap_DB</w:t>
+            </w:r>
+            <w:proofErr w:type="spellEnd"/>
             <w:r>
               <w:t>]</w:t>
             </w:r>
@@ -32485,9 +33108,11 @@
             <w:r>
               <w:t xml:space="preserve">. </w:t>
             </w:r>
+            <w:proofErr w:type="spellStart"/>
             <w:r>
               <w:t>created_at</w:t>
             </w:r>
+            <w:proofErr w:type="spellEnd"/>
             <w:r>
               <w:rPr>
                 <w:rFonts w:hint="eastAsia"/>
@@ -32527,10 +33152,3739 @@
         <w:ind w:leftChars="0" w:left="1985"/>
       </w:pPr>
     </w:p>
+    <w:p>
+      <w:pPr>
+        <w:pStyle w:val="2"/>
+        <w:numPr>
+          <w:ilvl w:val="1"/>
+          <w:numId w:val="3"/>
+        </w:numPr>
+        <w:tabs>
+          <w:tab w:val="num" w:pos="360"/>
+        </w:tabs>
+        <w:rPr>
+          <w:rFonts w:asciiTheme="minorHAnsi" w:eastAsiaTheme="minorHAnsi" w:hAnsiTheme="minorHAnsi"/>
+        </w:rPr>
+      </w:pPr>
+      <w:r>
+        <w:rPr>
+          <w:rFonts w:asciiTheme="minorHAnsi" w:eastAsiaTheme="minorHAnsi" w:hAnsiTheme="minorHAnsi"/>
+        </w:rPr>
+        <w:t>地図閲覧機能</w:t>
+      </w:r>
+    </w:p>
+    <w:p>
+      <w:pPr>
+        <w:pStyle w:val="3"/>
+        <w:numPr>
+          <w:ilvl w:val="2"/>
+          <w:numId w:val="3"/>
+        </w:numPr>
+        <w:rPr>
+          <w:rFonts w:asciiTheme="minorHAnsi" w:eastAsiaTheme="minorHAnsi" w:hAnsiTheme="minorHAnsi"/>
+        </w:rPr>
+      </w:pPr>
+      <w:r>
+        <w:rPr>
+          <w:rFonts w:asciiTheme="minorHAnsi" w:eastAsiaTheme="minorHAnsi" w:hAnsiTheme="minorHAnsi"/>
+        </w:rPr>
+        <w:t>ピン</w:t>
+      </w:r>
+      <w:r>
+        <w:rPr>
+          <w:rFonts w:asciiTheme="minorHAnsi" w:eastAsiaTheme="minorHAnsi" w:hAnsiTheme="minorHAnsi" w:hint="eastAsia"/>
+        </w:rPr>
+        <w:t>投稿</w:t>
+      </w:r>
+      <w:r>
+        <w:rPr>
+          <w:rFonts w:asciiTheme="minorHAnsi" w:eastAsiaTheme="minorHAnsi" w:hAnsiTheme="minorHAnsi"/>
+        </w:rPr>
+        <w:t>機</w:t>
+      </w:r>
+      <w:r>
+        <w:rPr>
+          <w:rFonts w:asciiTheme="minorHAnsi" w:eastAsiaTheme="minorHAnsi" w:hAnsiTheme="minorHAnsi" w:hint="eastAsia"/>
+        </w:rPr>
+        <w:t>能</w:t>
+      </w:r>
+    </w:p>
+    <w:p>
+      <w:pPr>
+        <w:pStyle w:val="4"/>
+        <w:numPr>
+          <w:ilvl w:val="3"/>
+          <w:numId w:val="3"/>
+        </w:numPr>
+        <w:rPr>
+          <w:b w:val="0"/>
+        </w:rPr>
+      </w:pPr>
+      <w:r>
+        <w:rPr>
+          <w:rFonts w:hint="eastAsia"/>
+          <w:b w:val="0"/>
+        </w:rPr>
+        <w:t>概要</w:t>
+      </w:r>
+    </w:p>
+    <w:p>
+      <w:pPr>
+        <w:ind w:left="1680"/>
+      </w:pPr>
+      <w:r>
+        <w:t>利用者が危険情報を投稿するための機能。</w:t>
+      </w:r>
+    </w:p>
+    <w:p>
+      <w:pPr>
+        <w:ind w:left="1680"/>
+      </w:pPr>
+      <w:r>
+        <w:rPr>
+          <w:rFonts w:hint="eastAsia"/>
+        </w:rPr>
+        <w:t>年月日、年月日の正確性、</w:t>
+      </w:r>
+      <w:r>
+        <w:t>住所、</w:t>
+      </w:r>
+      <w:r>
+        <w:rPr>
+          <w:rFonts w:hint="eastAsia"/>
+        </w:rPr>
+        <w:t>危険</w:t>
+      </w:r>
+      <w:r>
+        <w:t>カテゴリ、</w:t>
+      </w:r>
+      <w:r>
+        <w:rPr>
+          <w:rFonts w:hint="eastAsia"/>
+        </w:rPr>
+        <w:t>詳細</w:t>
+      </w:r>
+      <w:r>
+        <w:t>、</w:t>
+      </w:r>
+      <w:r>
+        <w:rPr>
+          <w:rFonts w:hint="eastAsia"/>
+        </w:rPr>
+        <w:t>写真（任意）</w:t>
+      </w:r>
+      <w:r>
+        <w:t>を入力し、投稿ボタン押下後に登録を行う。</w:t>
+      </w:r>
+      <w:r>
+        <w:br/>
+        <w:t>登録された情報は地図上へピンとして表示される。</w:t>
+      </w:r>
+    </w:p>
+    <w:p>
+      <w:pPr>
+        <w:pStyle w:val="4"/>
+        <w:rPr>
+          <w:b w:val="0"/>
+        </w:rPr>
+      </w:pPr>
+      <w:r>
+        <w:rPr>
+          <w:rFonts w:hint="eastAsia"/>
+          <w:b w:val="0"/>
+        </w:rPr>
+        <w:t>表示内容</w:t>
+      </w:r>
+    </w:p>
+    <w:p>
+      <w:pPr>
+        <w:ind w:left="1276"/>
+      </w:pPr>
+      <w:r>
+        <w:rPr>
+          <w:rFonts w:hint="eastAsia"/>
+        </w:rPr>
+        <w:t>初期表示</w:t>
+      </w:r>
+    </w:p>
+    <w:p>
+      <w:pPr>
+        <w:ind w:left="1276"/>
+      </w:pPr>
+      <w:r>
+        <w:rPr>
+          <w:rFonts w:hint="eastAsia"/>
+          <w:noProof/>
+        </w:rPr>
+        <mc:AlternateContent>
+          <mc:Choice Requires="wps">
+            <w:drawing>
+              <wp:anchor distT="0" distB="0" distL="114300" distR="114300" simplePos="0" relativeHeight="251856896" behindDoc="0" locked="0" layoutInCell="1" allowOverlap="1" wp14:anchorId="663E5CE0" wp14:editId="017DDBB7">
+                <wp:simplePos x="0" y="0"/>
+                <wp:positionH relativeFrom="margin">
+                  <wp:posOffset>3108325</wp:posOffset>
+                </wp:positionH>
+                <wp:positionV relativeFrom="paragraph">
+                  <wp:posOffset>2372995</wp:posOffset>
+                </wp:positionV>
+                <wp:extent cx="552450" cy="382270"/>
+                <wp:effectExtent l="0" t="0" r="0" b="0"/>
+                <wp:wrapNone/>
+                <wp:docPr id="812662126" name="テキスト ボックス 812662126"/>
+                <wp:cNvGraphicFramePr/>
+                <a:graphic xmlns:a="http://schemas.openxmlformats.org/drawingml/2006/main">
+                  <a:graphicData uri="http://schemas.microsoft.com/office/word/2010/wordprocessingShape">
+                    <wps:wsp>
+                      <wps:cNvSpPr txBox="1"/>
+                      <wps:spPr>
+                        <a:xfrm>
+                          <a:off x="0" y="0"/>
+                          <a:ext cx="552450" cy="382270"/>
+                        </a:xfrm>
+                        <a:prstGeom prst="rect">
+                          <a:avLst/>
+                        </a:prstGeom>
+                        <a:noFill/>
+                        <a:ln w="6350">
+                          <a:noFill/>
+                        </a:ln>
+                      </wps:spPr>
+                      <wps:txbx>
+                        <w:txbxContent>
+                          <w:p>
+                            <w:pPr>
+                              <w:jc w:val="center"/>
+                              <w:rPr>
+                                <w:b/>
+                                <w:color w:val="FF0000"/>
+                              </w:rPr>
+                            </w:pPr>
+                            <w:r>
+                              <w:rPr>
+                                <w:rFonts w:hint="eastAsia"/>
+                                <w:b/>
+                                <w:color w:val="FF0000"/>
+                              </w:rPr>
+                              <w:t>⑧</w:t>
+                            </w:r>
+                          </w:p>
+                        </w:txbxContent>
+                      </wps:txbx>
+                      <wps:bodyPr rot="0" spcFirstLastPara="0" vertOverflow="overflow" horzOverflow="overflow" vert="horz" wrap="square" lIns="91440" tIns="45720" rIns="91440" bIns="45720" numCol="1" spcCol="0" rtlCol="0" fromWordArt="0" anchor="t" anchorCtr="0" forceAA="0" compatLnSpc="1">
+                        <a:prstTxWarp prst="textNoShape">
+                          <a:avLst/>
+                        </a:prstTxWarp>
+                        <a:noAutofit/>
+                      </wps:bodyPr>
+                    </wps:wsp>
+                  </a:graphicData>
+                </a:graphic>
+                <wp14:sizeRelH relativeFrom="margin">
+                  <wp14:pctWidth>0</wp14:pctWidth>
+                </wp14:sizeRelH>
+                <wp14:sizeRelV relativeFrom="margin">
+                  <wp14:pctHeight>0</wp14:pctHeight>
+                </wp14:sizeRelV>
+              </wp:anchor>
+            </w:drawing>
+          </mc:Choice>
+          <mc:Fallback>
+            <w:pict>
+              <v:shape w14:anchorId="663E5CE0" id="テキスト ボックス 812662126" o:spid="_x0000_s1074" type="#_x0000_t202" style="position:absolute;left:0;text-align:left;margin-left:244.75pt;margin-top:186.85pt;width:43.5pt;height:30.1pt;z-index:251856896;visibility:visible;mso-wrap-style:square;mso-width-percent:0;mso-height-percent:0;mso-wrap-distance-left:9pt;mso-wrap-distance-top:0;mso-wrap-distance-right:9pt;mso-wrap-distance-bottom:0;mso-position-horizontal:absolute;mso-position-horizontal-relative:margin;mso-position-vertical:absolute;mso-position-vertical-relative:text;mso-width-percent:0;mso-height-percent:0;mso-width-relative:margin;mso-height-relative:margin;v-text-anchor:top" o:gfxdata="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" filled="f" stroked="f" strokeweight=".5pt">
+                <v:textbox>
+                  <w:txbxContent>
+                    <w:p>
+                      <w:pPr>
+                        <w:jc w:val="center"/>
+                        <w:rPr>
+                          <w:b/>
+                          <w:color w:val="FF0000"/>
+                        </w:rPr>
+                      </w:pPr>
+                      <w:r>
+                        <w:rPr>
+                          <w:rFonts w:hint="eastAsia"/>
+                          <w:b/>
+                          <w:color w:val="FF0000"/>
+                        </w:rPr>
+                        <w:t>⑧</w:t>
+                      </w:r>
+                    </w:p>
+                  </w:txbxContent>
+                </v:textbox>
+                <w10:wrap anchorx="margin"/>
+              </v:shape>
+            </w:pict>
+          </mc:Fallback>
+        </mc:AlternateContent>
+      </w:r>
+      <w:r>
+        <w:rPr>
+          <w:rFonts w:hint="eastAsia"/>
+          <w:noProof/>
+        </w:rPr>
+        <mc:AlternateContent>
+          <mc:Choice Requires="wps">
+            <w:drawing>
+              <wp:anchor distT="0" distB="0" distL="114300" distR="114300" simplePos="0" relativeHeight="251855872" behindDoc="0" locked="0" layoutInCell="1" allowOverlap="1" wp14:anchorId="5462AE5B" wp14:editId="68C7BFB6">
+                <wp:simplePos x="0" y="0"/>
+                <wp:positionH relativeFrom="margin">
+                  <wp:posOffset>930275</wp:posOffset>
+                </wp:positionH>
+                <wp:positionV relativeFrom="paragraph">
+                  <wp:posOffset>2366645</wp:posOffset>
+                </wp:positionV>
+                <wp:extent cx="552450" cy="382270"/>
+                <wp:effectExtent l="0" t="0" r="0" b="0"/>
+                <wp:wrapNone/>
+                <wp:docPr id="1684550213" name="テキスト ボックス 1684550213"/>
+                <wp:cNvGraphicFramePr/>
+                <a:graphic xmlns:a="http://schemas.openxmlformats.org/drawingml/2006/main">
+                  <a:graphicData uri="http://schemas.microsoft.com/office/word/2010/wordprocessingShape">
+                    <wps:wsp>
+                      <wps:cNvSpPr txBox="1"/>
+                      <wps:spPr>
+                        <a:xfrm>
+                          <a:off x="0" y="0"/>
+                          <a:ext cx="552450" cy="382270"/>
+                        </a:xfrm>
+                        <a:prstGeom prst="rect">
+                          <a:avLst/>
+                        </a:prstGeom>
+                        <a:noFill/>
+                        <a:ln w="6350">
+                          <a:noFill/>
+                        </a:ln>
+                      </wps:spPr>
+                      <wps:txbx>
+                        <w:txbxContent>
+                          <w:p>
+                            <w:pPr>
+                              <w:jc w:val="center"/>
+                              <w:rPr>
+                                <w:b/>
+                                <w:color w:val="FF0000"/>
+                              </w:rPr>
+                            </w:pPr>
+                            <w:r>
+                              <w:rPr>
+                                <w:rFonts w:hint="eastAsia"/>
+                                <w:b/>
+                                <w:color w:val="FF0000"/>
+                              </w:rPr>
+                              <w:t>⑦</w:t>
+                            </w:r>
+                          </w:p>
+                        </w:txbxContent>
+                      </wps:txbx>
+                      <wps:bodyPr rot="0" spcFirstLastPara="0" vertOverflow="overflow" horzOverflow="overflow" vert="horz" wrap="square" lIns="91440" tIns="45720" rIns="91440" bIns="45720" numCol="1" spcCol="0" rtlCol="0" fromWordArt="0" anchor="t" anchorCtr="0" forceAA="0" compatLnSpc="1">
+                        <a:prstTxWarp prst="textNoShape">
+                          <a:avLst/>
+                        </a:prstTxWarp>
+                        <a:noAutofit/>
+                      </wps:bodyPr>
+                    </wps:wsp>
+                  </a:graphicData>
+                </a:graphic>
+                <wp14:sizeRelH relativeFrom="margin">
+                  <wp14:pctWidth>0</wp14:pctWidth>
+                </wp14:sizeRelH>
+                <wp14:sizeRelV relativeFrom="margin">
+                  <wp14:pctHeight>0</wp14:pctHeight>
+                </wp14:sizeRelV>
+              </wp:anchor>
+            </w:drawing>
+          </mc:Choice>
+          <mc:Fallback>
+            <w:pict>
+              <v:shape w14:anchorId="5462AE5B" id="テキスト ボックス 1684550213" o:spid="_x0000_s1075" type="#_x0000_t202" style="position:absolute;left:0;text-align:left;margin-left:73.25pt;margin-top:186.35pt;width:43.5pt;height:30.1pt;z-index:251855872;visibility:visible;mso-wrap-style:square;mso-width-percent:0;mso-height-percent:0;mso-wrap-distance-left:9pt;mso-wrap-distance-top:0;mso-wrap-distance-right:9pt;mso-wrap-distance-bottom:0;mso-position-horizontal:absolute;mso-position-horizontal-relative:margin;mso-position-vertical:absolute;mso-position-vertical-relative:text;mso-width-percent:0;mso-height-percent:0;mso-width-relative:margin;mso-height-relative:margin;v-text-anchor:top" o:gfxdata="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" filled="f" stroked="f" strokeweight=".5pt">
+                <v:textbox>
+                  <w:txbxContent>
+                    <w:p>
+                      <w:pPr>
+                        <w:jc w:val="center"/>
+                        <w:rPr>
+                          <w:b/>
+                          <w:color w:val="FF0000"/>
+                        </w:rPr>
+                      </w:pPr>
+                      <w:r>
+                        <w:rPr>
+                          <w:rFonts w:hint="eastAsia"/>
+                          <w:b/>
+                          <w:color w:val="FF0000"/>
+                        </w:rPr>
+                        <w:t>⑦</w:t>
+                      </w:r>
+                    </w:p>
+                  </w:txbxContent>
+                </v:textbox>
+                <w10:wrap anchorx="margin"/>
+              </v:shape>
+            </w:pict>
+          </mc:Fallback>
+        </mc:AlternateContent>
+      </w:r>
+      <w:r>
+        <w:rPr>
+          <w:rFonts w:hint="eastAsia"/>
+          <w:noProof/>
+        </w:rPr>
+        <mc:AlternateContent>
+          <mc:Choice Requires="wps">
+            <w:drawing>
+              <wp:anchor distT="0" distB="0" distL="114300" distR="114300" simplePos="0" relativeHeight="251854848" behindDoc="0" locked="0" layoutInCell="1" allowOverlap="1" wp14:anchorId="52128893" wp14:editId="2C0E58FA">
+                <wp:simplePos x="0" y="0"/>
+                <wp:positionH relativeFrom="margin">
+                  <wp:posOffset>2708275</wp:posOffset>
+                </wp:positionH>
+                <wp:positionV relativeFrom="paragraph">
+                  <wp:posOffset>2023745</wp:posOffset>
+                </wp:positionV>
+                <wp:extent cx="552450" cy="382270"/>
+                <wp:effectExtent l="0" t="0" r="0" b="0"/>
+                <wp:wrapNone/>
+                <wp:docPr id="2010971058" name="テキスト ボックス 2010971058"/>
+                <wp:cNvGraphicFramePr/>
+                <a:graphic xmlns:a="http://schemas.openxmlformats.org/drawingml/2006/main">
+                  <a:graphicData uri="http://schemas.microsoft.com/office/word/2010/wordprocessingShape">
+                    <wps:wsp>
+                      <wps:cNvSpPr txBox="1"/>
+                      <wps:spPr>
+                        <a:xfrm>
+                          <a:off x="0" y="0"/>
+                          <a:ext cx="552450" cy="382270"/>
+                        </a:xfrm>
+                        <a:prstGeom prst="rect">
+                          <a:avLst/>
+                        </a:prstGeom>
+                        <a:noFill/>
+                        <a:ln w="6350">
+                          <a:noFill/>
+                        </a:ln>
+                      </wps:spPr>
+                      <wps:txbx>
+                        <w:txbxContent>
+                          <w:p>
+                            <w:pPr>
+                              <w:jc w:val="center"/>
+                              <w:rPr>
+                                <w:b/>
+                                <w:color w:val="FF0000"/>
+                              </w:rPr>
+                            </w:pPr>
+                            <w:r>
+                              <w:rPr>
+                                <w:rFonts w:hint="eastAsia"/>
+                                <w:b/>
+                                <w:color w:val="FF0000"/>
+                              </w:rPr>
+                              <w:t>⑥</w:t>
+                            </w:r>
+                          </w:p>
+                        </w:txbxContent>
+                      </wps:txbx>
+                      <wps:bodyPr rot="0" spcFirstLastPara="0" vertOverflow="overflow" horzOverflow="overflow" vert="horz" wrap="square" lIns="91440" tIns="45720" rIns="91440" bIns="45720" numCol="1" spcCol="0" rtlCol="0" fromWordArt="0" anchor="t" anchorCtr="0" forceAA="0" compatLnSpc="1">
+                        <a:prstTxWarp prst="textNoShape">
+                          <a:avLst/>
+                        </a:prstTxWarp>
+                        <a:noAutofit/>
+                      </wps:bodyPr>
+                    </wps:wsp>
+                  </a:graphicData>
+                </a:graphic>
+                <wp14:sizeRelH relativeFrom="margin">
+                  <wp14:pctWidth>0</wp14:pctWidth>
+                </wp14:sizeRelH>
+                <wp14:sizeRelV relativeFrom="margin">
+                  <wp14:pctHeight>0</wp14:pctHeight>
+                </wp14:sizeRelV>
+              </wp:anchor>
+            </w:drawing>
+          </mc:Choice>
+          <mc:Fallback>
+            <w:pict>
+              <v:shape w14:anchorId="52128893" id="テキスト ボックス 2010971058" o:spid="_x0000_s1076" type="#_x0000_t202" style="position:absolute;left:0;text-align:left;margin-left:213.25pt;margin-top:159.35pt;width:43.5pt;height:30.1pt;z-index:251854848;visibility:visible;mso-wrap-style:square;mso-width-percent:0;mso-height-percent:0;mso-wrap-distance-left:9pt;mso-wrap-distance-top:0;mso-wrap-distance-right:9pt;mso-wrap-distance-bottom:0;mso-position-horizontal:absolute;mso-position-horizontal-relative:margin;mso-position-vertical:absolute;mso-position-vertical-relative:text;mso-width-percent:0;mso-height-percent:0;mso-width-relative:margin;mso-height-relative:margin;v-text-anchor:top" o:gfxdata="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" filled="f" stroked="f" strokeweight=".5pt">
+                <v:textbox>
+                  <w:txbxContent>
+                    <w:p>
+                      <w:pPr>
+                        <w:jc w:val="center"/>
+                        <w:rPr>
+                          <w:b/>
+                          <w:color w:val="FF0000"/>
+                        </w:rPr>
+                      </w:pPr>
+                      <w:r>
+                        <w:rPr>
+                          <w:rFonts w:hint="eastAsia"/>
+                          <w:b/>
+                          <w:color w:val="FF0000"/>
+                        </w:rPr>
+                        <w:t>⑥</w:t>
+                      </w:r>
+                    </w:p>
+                  </w:txbxContent>
+                </v:textbox>
+                <w10:wrap anchorx="margin"/>
+              </v:shape>
+            </w:pict>
+          </mc:Fallback>
+        </mc:AlternateContent>
+      </w:r>
+      <w:r>
+        <w:rPr>
+          <w:rFonts w:hint="eastAsia"/>
+          <w:noProof/>
+        </w:rPr>
+        <mc:AlternateContent>
+          <mc:Choice Requires="wps">
+            <w:drawing>
+              <wp:anchor distT="0" distB="0" distL="114300" distR="114300" simplePos="0" relativeHeight="251853824" behindDoc="0" locked="0" layoutInCell="1" allowOverlap="1" wp14:anchorId="3D78460A" wp14:editId="4A23B198">
+                <wp:simplePos x="0" y="0"/>
+                <wp:positionH relativeFrom="margin">
+                  <wp:align>center</wp:align>
+                </wp:positionH>
+                <wp:positionV relativeFrom="paragraph">
+                  <wp:posOffset>1433195</wp:posOffset>
+                </wp:positionV>
+                <wp:extent cx="552450" cy="382270"/>
+                <wp:effectExtent l="0" t="0" r="0" b="0"/>
+                <wp:wrapNone/>
+                <wp:docPr id="470017448" name="テキスト ボックス 470017448"/>
+                <wp:cNvGraphicFramePr/>
+                <a:graphic xmlns:a="http://schemas.openxmlformats.org/drawingml/2006/main">
+                  <a:graphicData uri="http://schemas.microsoft.com/office/word/2010/wordprocessingShape">
+                    <wps:wsp>
+                      <wps:cNvSpPr txBox="1"/>
+                      <wps:spPr>
+                        <a:xfrm>
+                          <a:off x="0" y="0"/>
+                          <a:ext cx="552450" cy="382270"/>
+                        </a:xfrm>
+                        <a:prstGeom prst="rect">
+                          <a:avLst/>
+                        </a:prstGeom>
+                        <a:noFill/>
+                        <a:ln w="6350">
+                          <a:noFill/>
+                        </a:ln>
+                      </wps:spPr>
+                      <wps:txbx>
+                        <w:txbxContent>
+                          <w:p>
+                            <w:pPr>
+                              <w:jc w:val="center"/>
+                              <w:rPr>
+                                <w:b/>
+                                <w:color w:val="FF0000"/>
+                              </w:rPr>
+                            </w:pPr>
+                            <w:r>
+                              <w:rPr>
+                                <w:rFonts w:hint="eastAsia"/>
+                                <w:b/>
+                                <w:color w:val="FF0000"/>
+                              </w:rPr>
+                              <w:t>⑤</w:t>
+                            </w:r>
+                          </w:p>
+                        </w:txbxContent>
+                      </wps:txbx>
+                      <wps:bodyPr rot="0" spcFirstLastPara="0" vertOverflow="overflow" horzOverflow="overflow" vert="horz" wrap="square" lIns="91440" tIns="45720" rIns="91440" bIns="45720" numCol="1" spcCol="0" rtlCol="0" fromWordArt="0" anchor="t" anchorCtr="0" forceAA="0" compatLnSpc="1">
+                        <a:prstTxWarp prst="textNoShape">
+                          <a:avLst/>
+                        </a:prstTxWarp>
+                        <a:noAutofit/>
+                      </wps:bodyPr>
+                    </wps:wsp>
+                  </a:graphicData>
+                </a:graphic>
+                <wp14:sizeRelH relativeFrom="margin">
+                  <wp14:pctWidth>0</wp14:pctWidth>
+                </wp14:sizeRelH>
+                <wp14:sizeRelV relativeFrom="margin">
+                  <wp14:pctHeight>0</wp14:pctHeight>
+                </wp14:sizeRelV>
+              </wp:anchor>
+            </w:drawing>
+          </mc:Choice>
+          <mc:Fallback>
+            <w:pict>
+              <v:shape w14:anchorId="3D78460A" id="テキスト ボックス 470017448" o:spid="_x0000_s1077" type="#_x0000_t202" style="position:absolute;left:0;text-align:left;margin-left:0;margin-top:112.85pt;width:43.5pt;height:30.1pt;z-index:251853824;visibility:visible;mso-wrap-style:square;mso-width-percent:0;mso-height-percent:0;mso-wrap-distance-left:9pt;mso-wrap-distance-top:0;mso-wrap-distance-right:9pt;mso-wrap-distance-bottom:0;mso-position-horizontal:center;mso-position-horizontal-relative:margin;mso-position-vertical:absolute;mso-position-vertical-relative:text;mso-width-percent:0;mso-height-percent:0;mso-width-relative:margin;mso-height-relative:margin;v-text-anchor:top" o:gfxdata="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" filled="f" stroked="f" strokeweight=".5pt">
+                <v:textbox>
+                  <w:txbxContent>
+                    <w:p>
+                      <w:pPr>
+                        <w:jc w:val="center"/>
+                        <w:rPr>
+                          <w:b/>
+                          <w:color w:val="FF0000"/>
+                        </w:rPr>
+                      </w:pPr>
+                      <w:r>
+                        <w:rPr>
+                          <w:rFonts w:hint="eastAsia"/>
+                          <w:b/>
+                          <w:color w:val="FF0000"/>
+                        </w:rPr>
+                        <w:t>⑤</w:t>
+                      </w:r>
+                    </w:p>
+                  </w:txbxContent>
+                </v:textbox>
+                <w10:wrap anchorx="margin"/>
+              </v:shape>
+            </w:pict>
+          </mc:Fallback>
+        </mc:AlternateContent>
+      </w:r>
+      <w:r>
+        <w:rPr>
+          <w:rFonts w:hint="eastAsia"/>
+          <w:noProof/>
+        </w:rPr>
+        <mc:AlternateContent>
+          <mc:Choice Requires="wps">
+            <w:drawing>
+              <wp:anchor distT="0" distB="0" distL="114300" distR="114300" simplePos="0" relativeHeight="251852800" behindDoc="0" locked="0" layoutInCell="1" allowOverlap="1" wp14:anchorId="5660E464" wp14:editId="5E26B7CD">
+                <wp:simplePos x="0" y="0"/>
+                <wp:positionH relativeFrom="margin">
+                  <wp:align>center</wp:align>
+                </wp:positionH>
+                <wp:positionV relativeFrom="paragraph">
+                  <wp:posOffset>963295</wp:posOffset>
+                </wp:positionV>
+                <wp:extent cx="552450" cy="382270"/>
+                <wp:effectExtent l="0" t="0" r="0" b="0"/>
+                <wp:wrapNone/>
+                <wp:docPr id="1784597051" name="テキスト ボックス 1784597051"/>
+                <wp:cNvGraphicFramePr/>
+                <a:graphic xmlns:a="http://schemas.openxmlformats.org/drawingml/2006/main">
+                  <a:graphicData uri="http://schemas.microsoft.com/office/word/2010/wordprocessingShape">
+                    <wps:wsp>
+                      <wps:cNvSpPr txBox="1"/>
+                      <wps:spPr>
+                        <a:xfrm>
+                          <a:off x="0" y="0"/>
+                          <a:ext cx="552450" cy="382270"/>
+                        </a:xfrm>
+                        <a:prstGeom prst="rect">
+                          <a:avLst/>
+                        </a:prstGeom>
+                        <a:noFill/>
+                        <a:ln w="6350">
+                          <a:noFill/>
+                        </a:ln>
+                      </wps:spPr>
+                      <wps:txbx>
+                        <w:txbxContent>
+                          <w:p>
+                            <w:pPr>
+                              <w:jc w:val="center"/>
+                              <w:rPr>
+                                <w:b/>
+                                <w:color w:val="FF0000"/>
+                              </w:rPr>
+                            </w:pPr>
+                            <w:r>
+                              <w:rPr>
+                                <w:rFonts w:hint="eastAsia"/>
+                                <w:b/>
+                                <w:color w:val="FF0000"/>
+                              </w:rPr>
+                              <w:t>④</w:t>
+                            </w:r>
+                          </w:p>
+                        </w:txbxContent>
+                      </wps:txbx>
+                      <wps:bodyPr rot="0" spcFirstLastPara="0" vertOverflow="overflow" horzOverflow="overflow" vert="horz" wrap="square" lIns="91440" tIns="45720" rIns="91440" bIns="45720" numCol="1" spcCol="0" rtlCol="0" fromWordArt="0" anchor="t" anchorCtr="0" forceAA="0" compatLnSpc="1">
+                        <a:prstTxWarp prst="textNoShape">
+                          <a:avLst/>
+                        </a:prstTxWarp>
+                        <a:noAutofit/>
+                      </wps:bodyPr>
+                    </wps:wsp>
+                  </a:graphicData>
+                </a:graphic>
+                <wp14:sizeRelH relativeFrom="margin">
+                  <wp14:pctWidth>0</wp14:pctWidth>
+                </wp14:sizeRelH>
+                <wp14:sizeRelV relativeFrom="margin">
+                  <wp14:pctHeight>0</wp14:pctHeight>
+                </wp14:sizeRelV>
+              </wp:anchor>
+            </w:drawing>
+          </mc:Choice>
+          <mc:Fallback>
+            <w:pict>
+              <v:shape w14:anchorId="5660E464" id="テキスト ボックス 1784597051" o:spid="_x0000_s1078" type="#_x0000_t202" style="position:absolute;left:0;text-align:left;margin-left:0;margin-top:75.85pt;width:43.5pt;height:30.1pt;z-index:251852800;visibility:visible;mso-wrap-style:square;mso-width-percent:0;mso-height-percent:0;mso-wrap-distance-left:9pt;mso-wrap-distance-top:0;mso-wrap-distance-right:9pt;mso-wrap-distance-bottom:0;mso-position-horizontal:center;mso-position-horizontal-relative:margin;mso-position-vertical:absolute;mso-position-vertical-relative:text;mso-width-percent:0;mso-height-percent:0;mso-width-relative:margin;mso-height-relative:margin;v-text-anchor:top" o:gfxdata="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" filled="f" stroked="f" strokeweight=".5pt">
+                <v:textbox>
+                  <w:txbxContent>
+                    <w:p>
+                      <w:pPr>
+                        <w:jc w:val="center"/>
+                        <w:rPr>
+                          <w:b/>
+                          <w:color w:val="FF0000"/>
+                        </w:rPr>
+                      </w:pPr>
+                      <w:r>
+                        <w:rPr>
+                          <w:rFonts w:hint="eastAsia"/>
+                          <w:b/>
+                          <w:color w:val="FF0000"/>
+                        </w:rPr>
+                        <w:t>④</w:t>
+                      </w:r>
+                    </w:p>
+                  </w:txbxContent>
+                </v:textbox>
+                <w10:wrap anchorx="margin"/>
+              </v:shape>
+            </w:pict>
+          </mc:Fallback>
+        </mc:AlternateContent>
+      </w:r>
+      <w:r>
+        <w:rPr>
+          <w:rFonts w:hint="eastAsia"/>
+          <w:noProof/>
+        </w:rPr>
+        <mc:AlternateContent>
+          <mc:Choice Requires="wps">
+            <w:drawing>
+              <wp:anchor distT="0" distB="0" distL="114300" distR="114300" simplePos="0" relativeHeight="251851776" behindDoc="0" locked="0" layoutInCell="1" allowOverlap="1" wp14:anchorId="0E662DC2" wp14:editId="00F62FBE">
+                <wp:simplePos x="0" y="0"/>
+                <wp:positionH relativeFrom="column">
+                  <wp:posOffset>1584325</wp:posOffset>
+                </wp:positionH>
+                <wp:positionV relativeFrom="paragraph">
+                  <wp:posOffset>1172845</wp:posOffset>
+                </wp:positionV>
+                <wp:extent cx="552450" cy="382270"/>
+                <wp:effectExtent l="0" t="0" r="0" b="0"/>
+                <wp:wrapNone/>
+                <wp:docPr id="118316179" name="テキスト ボックス 118316179"/>
+                <wp:cNvGraphicFramePr/>
+                <a:graphic xmlns:a="http://schemas.openxmlformats.org/drawingml/2006/main">
+                  <a:graphicData uri="http://schemas.microsoft.com/office/word/2010/wordprocessingShape">
+                    <wps:wsp>
+                      <wps:cNvSpPr txBox="1"/>
+                      <wps:spPr>
+                        <a:xfrm>
+                          <a:off x="0" y="0"/>
+                          <a:ext cx="552450" cy="382270"/>
+                        </a:xfrm>
+                        <a:prstGeom prst="rect">
+                          <a:avLst/>
+                        </a:prstGeom>
+                        <a:noFill/>
+                        <a:ln w="6350">
+                          <a:noFill/>
+                        </a:ln>
+                      </wps:spPr>
+                      <wps:txbx>
+                        <w:txbxContent>
+                          <w:p>
+                            <w:pPr>
+                              <w:jc w:val="center"/>
+                              <w:rPr>
+                                <w:b/>
+                                <w:color w:val="FF0000"/>
+                              </w:rPr>
+                            </w:pPr>
+                            <w:r>
+                              <w:rPr>
+                                <w:rFonts w:hint="eastAsia"/>
+                                <w:b/>
+                                <w:color w:val="FF0000"/>
+                              </w:rPr>
+                              <w:t>③</w:t>
+                            </w:r>
+                          </w:p>
+                        </w:txbxContent>
+                      </wps:txbx>
+                      <wps:bodyPr rot="0" spcFirstLastPara="0" vertOverflow="overflow" horzOverflow="overflow" vert="horz" wrap="square" lIns="91440" tIns="45720" rIns="91440" bIns="45720" numCol="1" spcCol="0" rtlCol="0" fromWordArt="0" anchor="t" anchorCtr="0" forceAA="0" compatLnSpc="1">
+                        <a:prstTxWarp prst="textNoShape">
+                          <a:avLst/>
+                        </a:prstTxWarp>
+                        <a:noAutofit/>
+                      </wps:bodyPr>
+                    </wps:wsp>
+                  </a:graphicData>
+                </a:graphic>
+                <wp14:sizeRelH relativeFrom="margin">
+                  <wp14:pctWidth>0</wp14:pctWidth>
+                </wp14:sizeRelH>
+                <wp14:sizeRelV relativeFrom="margin">
+                  <wp14:pctHeight>0</wp14:pctHeight>
+                </wp14:sizeRelV>
+              </wp:anchor>
+            </w:drawing>
+          </mc:Choice>
+          <mc:Fallback>
+            <w:pict>
+              <v:shape w14:anchorId="0E662DC2" id="テキスト ボックス 118316179" o:spid="_x0000_s1079" type="#_x0000_t202" style="position:absolute;left:0;text-align:left;margin-left:124.75pt;margin-top:92.35pt;width:43.5pt;height:30.1pt;z-index:251851776;visibility:visible;mso-wrap-style:square;mso-width-percent:0;mso-height-percent:0;mso-wrap-distance-left:9pt;mso-wrap-distance-top:0;mso-wrap-distance-right:9pt;mso-wrap-distance-bottom:0;mso-position-horizontal:absolute;mso-position-horizontal-relative:text;mso-position-vertical:absolute;mso-position-vertical-relative:text;mso-width-percent:0;mso-height-percent:0;mso-width-relative:margin;mso-height-relative:margin;v-text-anchor:top" o:gfxdata="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" filled="f" stroked="f" strokeweight=".5pt">
+                <v:textbox>
+                  <w:txbxContent>
+                    <w:p>
+                      <w:pPr>
+                        <w:jc w:val="center"/>
+                        <w:rPr>
+                          <w:b/>
+                          <w:color w:val="FF0000"/>
+                        </w:rPr>
+                      </w:pPr>
+                      <w:r>
+                        <w:rPr>
+                          <w:rFonts w:hint="eastAsia"/>
+                          <w:b/>
+                          <w:color w:val="FF0000"/>
+                        </w:rPr>
+                        <w:t>③</w:t>
+                      </w:r>
+                    </w:p>
+                  </w:txbxContent>
+                </v:textbox>
+              </v:shape>
+            </w:pict>
+          </mc:Fallback>
+        </mc:AlternateContent>
+      </w:r>
+      <w:r>
+        <w:rPr>
+          <w:rFonts w:hint="eastAsia"/>
+          <w:noProof/>
+        </w:rPr>
+        <mc:AlternateContent>
+          <mc:Choice Requires="wps">
+            <w:drawing>
+              <wp:anchor distT="0" distB="0" distL="114300" distR="114300" simplePos="0" relativeHeight="251850752" behindDoc="0" locked="0" layoutInCell="1" allowOverlap="1" wp14:anchorId="7F922B57" wp14:editId="2595A5F7">
+                <wp:simplePos x="0" y="0"/>
+                <wp:positionH relativeFrom="column">
+                  <wp:posOffset>1654175</wp:posOffset>
+                </wp:positionH>
+                <wp:positionV relativeFrom="paragraph">
+                  <wp:posOffset>227965</wp:posOffset>
+                </wp:positionV>
+                <wp:extent cx="552450" cy="382270"/>
+                <wp:effectExtent l="0" t="0" r="0" b="0"/>
+                <wp:wrapNone/>
+                <wp:docPr id="1062140185" name="テキスト ボックス 1062140185"/>
+                <wp:cNvGraphicFramePr/>
+                <a:graphic xmlns:a="http://schemas.openxmlformats.org/drawingml/2006/main">
+                  <a:graphicData uri="http://schemas.microsoft.com/office/word/2010/wordprocessingShape">
+                    <wps:wsp>
+                      <wps:cNvSpPr txBox="1"/>
+                      <wps:spPr>
+                        <a:xfrm>
+                          <a:off x="0" y="0"/>
+                          <a:ext cx="552450" cy="382270"/>
+                        </a:xfrm>
+                        <a:prstGeom prst="rect">
+                          <a:avLst/>
+                        </a:prstGeom>
+                        <a:noFill/>
+                        <a:ln w="6350">
+                          <a:noFill/>
+                        </a:ln>
+                      </wps:spPr>
+                      <wps:txbx>
+                        <w:txbxContent>
+                          <w:p>
+                            <w:pPr>
+                              <w:jc w:val="center"/>
+                              <w:rPr>
+                                <w:b/>
+                                <w:color w:val="FF0000"/>
+                              </w:rPr>
+                            </w:pPr>
+                            <w:r>
+                              <w:rPr>
+                                <w:rFonts w:hint="eastAsia"/>
+                                <w:b/>
+                                <w:color w:val="FF0000"/>
+                              </w:rPr>
+                              <w:t>①</w:t>
+                            </w:r>
+                          </w:p>
+                        </w:txbxContent>
+                      </wps:txbx>
+                      <wps:bodyPr rot="0" spcFirstLastPara="0" vertOverflow="overflow" horzOverflow="overflow" vert="horz" wrap="square" lIns="91440" tIns="45720" rIns="91440" bIns="45720" numCol="1" spcCol="0" rtlCol="0" fromWordArt="0" anchor="t" anchorCtr="0" forceAA="0" compatLnSpc="1">
+                        <a:prstTxWarp prst="textNoShape">
+                          <a:avLst/>
+                        </a:prstTxWarp>
+                        <a:noAutofit/>
+                      </wps:bodyPr>
+                    </wps:wsp>
+                  </a:graphicData>
+                </a:graphic>
+                <wp14:sizeRelH relativeFrom="margin">
+                  <wp14:pctWidth>0</wp14:pctWidth>
+                </wp14:sizeRelH>
+                <wp14:sizeRelV relativeFrom="margin">
+                  <wp14:pctHeight>0</wp14:pctHeight>
+                </wp14:sizeRelV>
+              </wp:anchor>
+            </w:drawing>
+          </mc:Choice>
+          <mc:Fallback>
+            <w:pict>
+              <v:shape w14:anchorId="7F922B57" id="テキスト ボックス 1062140185" o:spid="_x0000_s1080" type="#_x0000_t202" style="position:absolute;left:0;text-align:left;margin-left:130.25pt;margin-top:17.95pt;width:43.5pt;height:30.1pt;z-index:251850752;visibility:visible;mso-wrap-style:square;mso-width-percent:0;mso-height-percent:0;mso-wrap-distance-left:9pt;mso-wrap-distance-top:0;mso-wrap-distance-right:9pt;mso-wrap-distance-bottom:0;mso-position-horizontal:absolute;mso-position-horizontal-relative:text;mso-position-vertical:absolute;mso-position-vertical-relative:text;mso-width-percent:0;mso-height-percent:0;mso-width-relative:margin;mso-height-relative:margin;v-text-anchor:top" o:gfxdata="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" filled="f" stroked="f" strokeweight=".5pt">
+                <v:textbox>
+                  <w:txbxContent>
+                    <w:p>
+                      <w:pPr>
+                        <w:jc w:val="center"/>
+                        <w:rPr>
+                          <w:b/>
+                          <w:color w:val="FF0000"/>
+                        </w:rPr>
+                      </w:pPr>
+                      <w:r>
+                        <w:rPr>
+                          <w:rFonts w:hint="eastAsia"/>
+                          <w:b/>
+                          <w:color w:val="FF0000"/>
+                        </w:rPr>
+                        <w:t>①</w:t>
+                      </w:r>
+                    </w:p>
+                  </w:txbxContent>
+                </v:textbox>
+              </v:shape>
+            </w:pict>
+          </mc:Fallback>
+        </mc:AlternateContent>
+      </w:r>
+      <w:r>
+        <w:rPr>
+          <w:rFonts w:hint="eastAsia"/>
+          <w:noProof/>
+        </w:rPr>
+        <mc:AlternateContent>
+          <mc:Choice Requires="wps">
+            <w:drawing>
+              <wp:anchor distT="0" distB="0" distL="114300" distR="114300" simplePos="0" relativeHeight="251849728" behindDoc="0" locked="0" layoutInCell="1" allowOverlap="1" wp14:anchorId="790CAF65" wp14:editId="76B1BE82">
+                <wp:simplePos x="0" y="0"/>
+                <wp:positionH relativeFrom="column">
+                  <wp:posOffset>1441450</wp:posOffset>
+                </wp:positionH>
+                <wp:positionV relativeFrom="paragraph">
+                  <wp:posOffset>1092200</wp:posOffset>
+                </wp:positionV>
+                <wp:extent cx="336550" cy="171450"/>
+                <wp:effectExtent l="0" t="0" r="25400" b="19050"/>
+                <wp:wrapNone/>
+                <wp:docPr id="46356435" name="直線コネクタ 46356435"/>
+                <wp:cNvGraphicFramePr/>
+                <a:graphic xmlns:a="http://schemas.openxmlformats.org/drawingml/2006/main">
+                  <a:graphicData uri="http://schemas.microsoft.com/office/word/2010/wordprocessingShape">
+                    <wps:wsp>
+                      <wps:cNvCnPr/>
+                      <wps:spPr>
+                        <a:xfrm flipH="1" flipV="1">
+                          <a:off x="0" y="0"/>
+                          <a:ext cx="336550" cy="171450"/>
+                        </a:xfrm>
+                        <a:prstGeom prst="line">
+                          <a:avLst/>
+                        </a:prstGeom>
+                        <a:ln w="12700">
+                          <a:solidFill>
+                            <a:srgbClr val="FF0000"/>
+                          </a:solidFill>
+                        </a:ln>
+                      </wps:spPr>
+                      <wps:style>
+                        <a:lnRef idx="1">
+                          <a:schemeClr val="accent1"/>
+                        </a:lnRef>
+                        <a:fillRef idx="0">
+                          <a:schemeClr val="accent1"/>
+                        </a:fillRef>
+                        <a:effectRef idx="0">
+                          <a:schemeClr val="accent1"/>
+                        </a:effectRef>
+                        <a:fontRef idx="minor">
+                          <a:schemeClr val="tx1"/>
+                        </a:fontRef>
+                      </wps:style>
+                      <wps:bodyPr/>
+                    </wps:wsp>
+                  </a:graphicData>
+                </a:graphic>
+                <wp14:sizeRelH relativeFrom="margin">
+                  <wp14:pctWidth>0</wp14:pctWidth>
+                </wp14:sizeRelH>
+                <wp14:sizeRelV relativeFrom="margin">
+                  <wp14:pctHeight>0</wp14:pctHeight>
+                </wp14:sizeRelV>
+              </wp:anchor>
+            </w:drawing>
+          </mc:Choice>
+          <mc:Fallback>
+            <w:pict>
+              <v:line w14:anchorId="7489D4B6" id="直線コネクタ 46356435" o:spid="_x0000_s1026" style="position:absolute;flip:x y;z-index:251849728;visibility:visible;mso-wrap-style:square;mso-width-percent:0;mso-height-percent:0;mso-wrap-distance-left:9pt;mso-wrap-distance-top:0;mso-wrap-distance-right:9pt;mso-wrap-distance-bottom:0;mso-position-horizontal:absolute;mso-position-horizontal-relative:text;mso-position-vertical:absolute;mso-position-vertical-relative:text;mso-width-percent:0;mso-height-percent:0;mso-width-relative:margin;mso-height-relative:margin" from="113.5pt,86pt" to="140pt,99.5pt" o:gfxdata="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" strokecolor="red" strokeweight="1pt">
+                <v:stroke joinstyle="miter"/>
+              </v:line>
+            </w:pict>
+          </mc:Fallback>
+        </mc:AlternateContent>
+      </w:r>
+      <w:r>
+        <w:rPr>
+          <w:rFonts w:hint="eastAsia"/>
+          <w:noProof/>
+        </w:rPr>
+        <mc:AlternateContent>
+          <mc:Choice Requires="wps">
+            <w:drawing>
+              <wp:anchor distT="0" distB="0" distL="114300" distR="114300" simplePos="0" relativeHeight="251843584" behindDoc="0" locked="0" layoutInCell="1" allowOverlap="1" wp14:anchorId="1BE67525" wp14:editId="7328BFEA">
+                <wp:simplePos x="0" y="0"/>
+                <wp:positionH relativeFrom="column">
+                  <wp:posOffset>2330450</wp:posOffset>
+                </wp:positionH>
+                <wp:positionV relativeFrom="paragraph">
+                  <wp:posOffset>1078865</wp:posOffset>
+                </wp:positionV>
+                <wp:extent cx="688975" cy="38100"/>
+                <wp:effectExtent l="0" t="0" r="15875" b="19050"/>
+                <wp:wrapNone/>
+                <wp:docPr id="1738610878" name="直線コネクタ 1738610878"/>
+                <wp:cNvGraphicFramePr/>
+                <a:graphic xmlns:a="http://schemas.openxmlformats.org/drawingml/2006/main">
+                  <a:graphicData uri="http://schemas.microsoft.com/office/word/2010/wordprocessingShape">
+                    <wps:wsp>
+                      <wps:cNvCnPr/>
+                      <wps:spPr>
+                        <a:xfrm flipH="1" flipV="1">
+                          <a:off x="0" y="0"/>
+                          <a:ext cx="688975" cy="38100"/>
+                        </a:xfrm>
+                        <a:prstGeom prst="line">
+                          <a:avLst/>
+                        </a:prstGeom>
+                        <a:ln w="12700">
+                          <a:solidFill>
+                            <a:srgbClr val="FF0000"/>
+                          </a:solidFill>
+                        </a:ln>
+                      </wps:spPr>
+                      <wps:style>
+                        <a:lnRef idx="1">
+                          <a:schemeClr val="accent1"/>
+                        </a:lnRef>
+                        <a:fillRef idx="0">
+                          <a:schemeClr val="accent1"/>
+                        </a:fillRef>
+                        <a:effectRef idx="0">
+                          <a:schemeClr val="accent1"/>
+                        </a:effectRef>
+                        <a:fontRef idx="minor">
+                          <a:schemeClr val="tx1"/>
+                        </a:fontRef>
+                      </wps:style>
+                      <wps:bodyPr/>
+                    </wps:wsp>
+                  </a:graphicData>
+                </a:graphic>
+                <wp14:sizeRelH relativeFrom="margin">
+                  <wp14:pctWidth>0</wp14:pctWidth>
+                </wp14:sizeRelH>
+                <wp14:sizeRelV relativeFrom="margin">
+                  <wp14:pctHeight>0</wp14:pctHeight>
+                </wp14:sizeRelV>
+              </wp:anchor>
+            </w:drawing>
+          </mc:Choice>
+          <mc:Fallback>
+            <w:pict>
+              <v:line w14:anchorId="2FC8D79B" id="直線コネクタ 1738610878" o:spid="_x0000_s1026" style="position:absolute;flip:x y;z-index:251843584;visibility:visible;mso-wrap-style:square;mso-width-percent:0;mso-height-percent:0;mso-wrap-distance-left:9pt;mso-wrap-distance-top:0;mso-wrap-distance-right:9pt;mso-wrap-distance-bottom:0;mso-position-horizontal:absolute;mso-position-horizontal-relative:text;mso-position-vertical:absolute;mso-position-vertical-relative:text;mso-width-percent:0;mso-height-percent:0;mso-width-relative:margin;mso-height-relative:margin" from="183.5pt,84.95pt" to="237.75pt,87.95pt" o:gfxdata="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" strokecolor="red" strokeweight="1pt">
+                <v:stroke joinstyle="miter"/>
+              </v:line>
+            </w:pict>
+          </mc:Fallback>
+        </mc:AlternateContent>
+      </w:r>
+      <w:r>
+        <w:rPr>
+          <w:rFonts w:hint="eastAsia"/>
+          <w:noProof/>
+        </w:rPr>
+        <mc:AlternateContent>
+          <mc:Choice Requires="wps">
+            <w:drawing>
+              <wp:anchor distT="0" distB="0" distL="114300" distR="114300" simplePos="0" relativeHeight="251848704" behindDoc="0" locked="0" layoutInCell="1" allowOverlap="1" wp14:anchorId="7D576C0A" wp14:editId="1DD8BB8A">
+                <wp:simplePos x="0" y="0"/>
+                <wp:positionH relativeFrom="column">
+                  <wp:posOffset>1320800</wp:posOffset>
+                </wp:positionH>
+                <wp:positionV relativeFrom="paragraph">
+                  <wp:posOffset>463550</wp:posOffset>
+                </wp:positionV>
+                <wp:extent cx="488950" cy="279400"/>
+                <wp:effectExtent l="0" t="0" r="25400" b="25400"/>
+                <wp:wrapNone/>
+                <wp:docPr id="982647271" name="直線コネクタ 982647271"/>
+                <wp:cNvGraphicFramePr/>
+                <a:graphic xmlns:a="http://schemas.openxmlformats.org/drawingml/2006/main">
+                  <a:graphicData uri="http://schemas.microsoft.com/office/word/2010/wordprocessingShape">
+                    <wps:wsp>
+                      <wps:cNvCnPr/>
+                      <wps:spPr>
+                        <a:xfrm flipH="1">
+                          <a:off x="0" y="0"/>
+                          <a:ext cx="488950" cy="279400"/>
+                        </a:xfrm>
+                        <a:prstGeom prst="line">
+                          <a:avLst/>
+                        </a:prstGeom>
+                        <a:ln w="12700">
+                          <a:solidFill>
+                            <a:srgbClr val="FF0000"/>
+                          </a:solidFill>
+                        </a:ln>
+                      </wps:spPr>
+                      <wps:style>
+                        <a:lnRef idx="1">
+                          <a:schemeClr val="accent1"/>
+                        </a:lnRef>
+                        <a:fillRef idx="0">
+                          <a:schemeClr val="accent1"/>
+                        </a:fillRef>
+                        <a:effectRef idx="0">
+                          <a:schemeClr val="accent1"/>
+                        </a:effectRef>
+                        <a:fontRef idx="minor">
+                          <a:schemeClr val="tx1"/>
+                        </a:fontRef>
+                      </wps:style>
+                      <wps:bodyPr/>
+                    </wps:wsp>
+                  </a:graphicData>
+                </a:graphic>
+                <wp14:sizeRelH relativeFrom="margin">
+                  <wp14:pctWidth>0</wp14:pctWidth>
+                </wp14:sizeRelH>
+                <wp14:sizeRelV relativeFrom="margin">
+                  <wp14:pctHeight>0</wp14:pctHeight>
+                </wp14:sizeRelV>
+              </wp:anchor>
+            </w:drawing>
+          </mc:Choice>
+          <mc:Fallback>
+            <w:pict>
+              <v:line w14:anchorId="3CCECE75" id="直線コネクタ 982647271" o:spid="_x0000_s1026" style="position:absolute;flip:x;z-index:251848704;visibility:visible;mso-wrap-style:square;mso-width-percent:0;mso-height-percent:0;mso-wrap-distance-left:9pt;mso-wrap-distance-top:0;mso-wrap-distance-right:9pt;mso-wrap-distance-bottom:0;mso-position-horizontal:absolute;mso-position-horizontal-relative:text;mso-position-vertical:absolute;mso-position-vertical-relative:text;mso-width-percent:0;mso-height-percent:0;mso-width-relative:margin;mso-height-relative:margin" from="104pt,36.5pt" to="142.5pt,58.5pt" o:gfxdata="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" strokecolor="red" strokeweight="1pt">
+                <v:stroke joinstyle="miter"/>
+              </v:line>
+            </w:pict>
+          </mc:Fallback>
+        </mc:AlternateContent>
+      </w:r>
+      <w:r>
+        <w:rPr>
+          <w:rFonts w:hint="eastAsia"/>
+          <w:noProof/>
+        </w:rPr>
+        <mc:AlternateContent>
+          <mc:Choice Requires="wps">
+            <w:drawing>
+              <wp:anchor distT="0" distB="0" distL="114300" distR="114300" simplePos="0" relativeHeight="251847680" behindDoc="0" locked="0" layoutInCell="1" allowOverlap="1" wp14:anchorId="1E9F5302" wp14:editId="61403E34">
+                <wp:simplePos x="0" y="0"/>
+                <wp:positionH relativeFrom="column">
+                  <wp:posOffset>1384300</wp:posOffset>
+                </wp:positionH>
+                <wp:positionV relativeFrom="paragraph">
+                  <wp:posOffset>2578100</wp:posOffset>
+                </wp:positionV>
+                <wp:extent cx="679450" cy="12700"/>
+                <wp:effectExtent l="0" t="0" r="25400" b="25400"/>
+                <wp:wrapNone/>
+                <wp:docPr id="469087148" name="直線コネクタ 469087148"/>
+                <wp:cNvGraphicFramePr/>
+                <a:graphic xmlns:a="http://schemas.openxmlformats.org/drawingml/2006/main">
+                  <a:graphicData uri="http://schemas.microsoft.com/office/word/2010/wordprocessingShape">
+                    <wps:wsp>
+                      <wps:cNvCnPr/>
+                      <wps:spPr>
+                        <a:xfrm flipH="1" flipV="1">
+                          <a:off x="0" y="0"/>
+                          <a:ext cx="679450" cy="12700"/>
+                        </a:xfrm>
+                        <a:prstGeom prst="line">
+                          <a:avLst/>
+                        </a:prstGeom>
+                        <a:ln w="12700">
+                          <a:solidFill>
+                            <a:srgbClr val="FF0000"/>
+                          </a:solidFill>
+                        </a:ln>
+                      </wps:spPr>
+                      <wps:style>
+                        <a:lnRef idx="1">
+                          <a:schemeClr val="accent1"/>
+                        </a:lnRef>
+                        <a:fillRef idx="0">
+                          <a:schemeClr val="accent1"/>
+                        </a:fillRef>
+                        <a:effectRef idx="0">
+                          <a:schemeClr val="accent1"/>
+                        </a:effectRef>
+                        <a:fontRef idx="minor">
+                          <a:schemeClr val="tx1"/>
+                        </a:fontRef>
+                      </wps:style>
+                      <wps:bodyPr/>
+                    </wps:wsp>
+                  </a:graphicData>
+                </a:graphic>
+                <wp14:sizeRelH relativeFrom="margin">
+                  <wp14:pctWidth>0</wp14:pctWidth>
+                </wp14:sizeRelH>
+                <wp14:sizeRelV relativeFrom="margin">
+                  <wp14:pctHeight>0</wp14:pctHeight>
+                </wp14:sizeRelV>
+              </wp:anchor>
+            </w:drawing>
+          </mc:Choice>
+          <mc:Fallback>
+            <w:pict>
+              <v:line w14:anchorId="28A02035" id="直線コネクタ 469087148" o:spid="_x0000_s1026" style="position:absolute;flip:x y;z-index:251847680;visibility:visible;mso-wrap-style:square;mso-width-percent:0;mso-height-percent:0;mso-wrap-distance-left:9pt;mso-wrap-distance-top:0;mso-wrap-distance-right:9pt;mso-wrap-distance-bottom:0;mso-position-horizontal:absolute;mso-position-horizontal-relative:text;mso-position-vertical:absolute;mso-position-vertical-relative:text;mso-width-percent:0;mso-height-percent:0;mso-width-relative:margin;mso-height-relative:margin" from="109pt,203pt" to="162.5pt,204pt" o:gfxdata="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" strokecolor="red" strokeweight="1pt">
+                <v:stroke joinstyle="miter"/>
+              </v:line>
+            </w:pict>
+          </mc:Fallback>
+        </mc:AlternateContent>
+      </w:r>
+      <w:r>
+        <w:rPr>
+          <w:rFonts w:hint="eastAsia"/>
+          <w:noProof/>
+        </w:rPr>
+        <mc:AlternateContent>
+          <mc:Choice Requires="wps">
+            <w:drawing>
+              <wp:anchor distT="0" distB="0" distL="114300" distR="114300" simplePos="0" relativeHeight="251846656" behindDoc="0" locked="0" layoutInCell="1" allowOverlap="1" wp14:anchorId="789F3FDB" wp14:editId="1061B524">
+                <wp:simplePos x="0" y="0"/>
+                <wp:positionH relativeFrom="column">
+                  <wp:posOffset>2514599</wp:posOffset>
+                </wp:positionH>
+                <wp:positionV relativeFrom="paragraph">
+                  <wp:posOffset>2533650</wp:posOffset>
+                </wp:positionV>
+                <wp:extent cx="774700" cy="44450"/>
+                <wp:effectExtent l="0" t="0" r="25400" b="31750"/>
+                <wp:wrapNone/>
+                <wp:docPr id="1907196559" name="直線コネクタ 1907196559"/>
+                <wp:cNvGraphicFramePr/>
+                <a:graphic xmlns:a="http://schemas.openxmlformats.org/drawingml/2006/main">
+                  <a:graphicData uri="http://schemas.microsoft.com/office/word/2010/wordprocessingShape">
+                    <wps:wsp>
+                      <wps:cNvCnPr/>
+                      <wps:spPr>
+                        <a:xfrm flipH="1">
+                          <a:off x="0" y="0"/>
+                          <a:ext cx="774700" cy="44450"/>
+                        </a:xfrm>
+                        <a:prstGeom prst="line">
+                          <a:avLst/>
+                        </a:prstGeom>
+                        <a:ln w="12700">
+                          <a:solidFill>
+                            <a:srgbClr val="FF0000"/>
+                          </a:solidFill>
+                        </a:ln>
+                      </wps:spPr>
+                      <wps:style>
+                        <a:lnRef idx="1">
+                          <a:schemeClr val="accent1"/>
+                        </a:lnRef>
+                        <a:fillRef idx="0">
+                          <a:schemeClr val="accent1"/>
+                        </a:fillRef>
+                        <a:effectRef idx="0">
+                          <a:schemeClr val="accent1"/>
+                        </a:effectRef>
+                        <a:fontRef idx="minor">
+                          <a:schemeClr val="tx1"/>
+                        </a:fontRef>
+                      </wps:style>
+                      <wps:bodyPr/>
+                    </wps:wsp>
+                  </a:graphicData>
+                </a:graphic>
+                <wp14:sizeRelH relativeFrom="margin">
+                  <wp14:pctWidth>0</wp14:pctWidth>
+                </wp14:sizeRelH>
+                <wp14:sizeRelV relativeFrom="margin">
+                  <wp14:pctHeight>0</wp14:pctHeight>
+                </wp14:sizeRelV>
+              </wp:anchor>
+            </w:drawing>
+          </mc:Choice>
+          <mc:Fallback>
+            <w:pict>
+              <v:line w14:anchorId="1199C0E7" id="直線コネクタ 1907196559" o:spid="_x0000_s1026" style="position:absolute;flip:x;z-index:251846656;visibility:visible;mso-wrap-style:square;mso-width-percent:0;mso-height-percent:0;mso-wrap-distance-left:9pt;mso-wrap-distance-top:0;mso-wrap-distance-right:9pt;mso-wrap-distance-bottom:0;mso-position-horizontal:absolute;mso-position-horizontal-relative:text;mso-position-vertical:absolute;mso-position-vertical-relative:text;mso-width-percent:0;mso-height-percent:0;mso-width-relative:margin;mso-height-relative:margin" from="198pt,199.5pt" to="259pt,203pt" o:gfxdata="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" strokecolor="red" strokeweight="1pt">
+                <v:stroke joinstyle="miter"/>
+              </v:line>
+            </w:pict>
+          </mc:Fallback>
+        </mc:AlternateContent>
+      </w:r>
+      <w:r>
+        <w:rPr>
+          <w:rFonts w:hint="eastAsia"/>
+          <w:noProof/>
+        </w:rPr>
+        <mc:AlternateContent>
+          <mc:Choice Requires="wps">
+            <w:drawing>
+              <wp:anchor distT="0" distB="0" distL="114300" distR="114300" simplePos="0" relativeHeight="251845632" behindDoc="0" locked="0" layoutInCell="1" allowOverlap="1" wp14:anchorId="0F6ECDDE" wp14:editId="28DC826F">
+                <wp:simplePos x="0" y="0"/>
+                <wp:positionH relativeFrom="column">
+                  <wp:posOffset>2235200</wp:posOffset>
+                </wp:positionH>
+                <wp:positionV relativeFrom="paragraph">
+                  <wp:posOffset>2120265</wp:posOffset>
+                </wp:positionV>
+                <wp:extent cx="688975" cy="38100"/>
+                <wp:effectExtent l="0" t="0" r="15875" b="19050"/>
+                <wp:wrapNone/>
+                <wp:docPr id="869953059" name="直線コネクタ 869953059"/>
+                <wp:cNvGraphicFramePr/>
+                <a:graphic xmlns:a="http://schemas.openxmlformats.org/drawingml/2006/main">
+                  <a:graphicData uri="http://schemas.microsoft.com/office/word/2010/wordprocessingShape">
+                    <wps:wsp>
+                      <wps:cNvCnPr/>
+                      <wps:spPr>
+                        <a:xfrm flipH="1" flipV="1">
+                          <a:off x="0" y="0"/>
+                          <a:ext cx="688975" cy="38100"/>
+                        </a:xfrm>
+                        <a:prstGeom prst="line">
+                          <a:avLst/>
+                        </a:prstGeom>
+                        <a:ln w="12700">
+                          <a:solidFill>
+                            <a:srgbClr val="FF0000"/>
+                          </a:solidFill>
+                        </a:ln>
+                      </wps:spPr>
+                      <wps:style>
+                        <a:lnRef idx="1">
+                          <a:schemeClr val="accent1"/>
+                        </a:lnRef>
+                        <a:fillRef idx="0">
+                          <a:schemeClr val="accent1"/>
+                        </a:fillRef>
+                        <a:effectRef idx="0">
+                          <a:schemeClr val="accent1"/>
+                        </a:effectRef>
+                        <a:fontRef idx="minor">
+                          <a:schemeClr val="tx1"/>
+                        </a:fontRef>
+                      </wps:style>
+                      <wps:bodyPr/>
+                    </wps:wsp>
+                  </a:graphicData>
+                </a:graphic>
+                <wp14:sizeRelH relativeFrom="margin">
+                  <wp14:pctWidth>0</wp14:pctWidth>
+                </wp14:sizeRelH>
+                <wp14:sizeRelV relativeFrom="margin">
+                  <wp14:pctHeight>0</wp14:pctHeight>
+                </wp14:sizeRelV>
+              </wp:anchor>
+            </w:drawing>
+          </mc:Choice>
+          <mc:Fallback>
+            <w:pict>
+              <v:line w14:anchorId="1AEBD6F7" id="直線コネクタ 869953059" o:spid="_x0000_s1026" style="position:absolute;flip:x y;z-index:251845632;visibility:visible;mso-wrap-style:square;mso-width-percent:0;mso-height-percent:0;mso-wrap-distance-left:9pt;mso-wrap-distance-top:0;mso-wrap-distance-right:9pt;mso-wrap-distance-bottom:0;mso-position-horizontal:absolute;mso-position-horizontal-relative:text;mso-position-vertical:absolute;mso-position-vertical-relative:text;mso-width-percent:0;mso-height-percent:0;mso-width-relative:margin;mso-height-relative:margin" from="176pt,166.95pt" to="230.25pt,169.95pt" o:gfxdata="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" strokecolor="red" strokeweight="1pt">
+                <v:stroke joinstyle="miter"/>
+              </v:line>
+            </w:pict>
+          </mc:Fallback>
+        </mc:AlternateContent>
+      </w:r>
+      <w:r>
+        <w:rPr>
+          <w:rFonts w:hint="eastAsia"/>
+          <w:noProof/>
+        </w:rPr>
+        <mc:AlternateContent>
+          <mc:Choice Requires="wps">
+            <w:drawing>
+              <wp:anchor distT="0" distB="0" distL="114300" distR="114300" simplePos="0" relativeHeight="251844608" behindDoc="0" locked="0" layoutInCell="1" allowOverlap="1" wp14:anchorId="2E84AC6D" wp14:editId="32D78BBE">
+                <wp:simplePos x="0" y="0"/>
+                <wp:positionH relativeFrom="column">
+                  <wp:posOffset>2381250</wp:posOffset>
+                </wp:positionH>
+                <wp:positionV relativeFrom="paragraph">
+                  <wp:posOffset>1555115</wp:posOffset>
+                </wp:positionV>
+                <wp:extent cx="688975" cy="38100"/>
+                <wp:effectExtent l="0" t="0" r="15875" b="19050"/>
+                <wp:wrapNone/>
+                <wp:docPr id="4413624" name="直線コネクタ 4413624"/>
+                <wp:cNvGraphicFramePr/>
+                <a:graphic xmlns:a="http://schemas.openxmlformats.org/drawingml/2006/main">
+                  <a:graphicData uri="http://schemas.microsoft.com/office/word/2010/wordprocessingShape">
+                    <wps:wsp>
+                      <wps:cNvCnPr/>
+                      <wps:spPr>
+                        <a:xfrm flipH="1" flipV="1">
+                          <a:off x="0" y="0"/>
+                          <a:ext cx="688975" cy="38100"/>
+                        </a:xfrm>
+                        <a:prstGeom prst="line">
+                          <a:avLst/>
+                        </a:prstGeom>
+                        <a:ln w="12700">
+                          <a:solidFill>
+                            <a:srgbClr val="FF0000"/>
+                          </a:solidFill>
+                        </a:ln>
+                      </wps:spPr>
+                      <wps:style>
+                        <a:lnRef idx="1">
+                          <a:schemeClr val="accent1"/>
+                        </a:lnRef>
+                        <a:fillRef idx="0">
+                          <a:schemeClr val="accent1"/>
+                        </a:fillRef>
+                        <a:effectRef idx="0">
+                          <a:schemeClr val="accent1"/>
+                        </a:effectRef>
+                        <a:fontRef idx="minor">
+                          <a:schemeClr val="tx1"/>
+                        </a:fontRef>
+                      </wps:style>
+                      <wps:bodyPr/>
+                    </wps:wsp>
+                  </a:graphicData>
+                </a:graphic>
+                <wp14:sizeRelH relativeFrom="margin">
+                  <wp14:pctWidth>0</wp14:pctWidth>
+                </wp14:sizeRelH>
+                <wp14:sizeRelV relativeFrom="margin">
+                  <wp14:pctHeight>0</wp14:pctHeight>
+                </wp14:sizeRelV>
+              </wp:anchor>
+            </w:drawing>
+          </mc:Choice>
+          <mc:Fallback>
+            <w:pict>
+              <v:line w14:anchorId="5FEB7FA7" id="直線コネクタ 4413624" o:spid="_x0000_s1026" style="position:absolute;flip:x y;z-index:251844608;visibility:visible;mso-wrap-style:square;mso-width-percent:0;mso-height-percent:0;mso-wrap-distance-left:9pt;mso-wrap-distance-top:0;mso-wrap-distance-right:9pt;mso-wrap-distance-bottom:0;mso-position-horizontal:absolute;mso-position-horizontal-relative:text;mso-position-vertical:absolute;mso-position-vertical-relative:text;mso-width-percent:0;mso-height-percent:0;mso-width-relative:margin;mso-height-relative:margin" from="187.5pt,122.45pt" to="241.75pt,125.45pt" o:gfxdata="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" strokecolor="red" strokeweight="1pt">
+                <v:stroke joinstyle="miter"/>
+              </v:line>
+            </w:pict>
+          </mc:Fallback>
+        </mc:AlternateContent>
+      </w:r>
+      <w:r>
+        <w:rPr>
+          <w:rFonts w:hint="eastAsia"/>
+          <w:noProof/>
+        </w:rPr>
+        <mc:AlternateContent>
+          <mc:Choice Requires="wps">
+            <w:drawing>
+              <wp:anchor distT="0" distB="0" distL="114300" distR="114300" simplePos="0" relativeHeight="251842560" behindDoc="0" locked="0" layoutInCell="1" allowOverlap="1" wp14:anchorId="1218D011" wp14:editId="5CF2E00F">
+                <wp:simplePos x="0" y="0"/>
+                <wp:positionH relativeFrom="column">
+                  <wp:posOffset>2178050</wp:posOffset>
+                </wp:positionH>
+                <wp:positionV relativeFrom="paragraph">
+                  <wp:posOffset>628015</wp:posOffset>
+                </wp:positionV>
+                <wp:extent cx="688975" cy="38100"/>
+                <wp:effectExtent l="0" t="0" r="15875" b="19050"/>
+                <wp:wrapNone/>
+                <wp:docPr id="357668970" name="直線コネクタ 357668970"/>
+                <wp:cNvGraphicFramePr/>
+                <a:graphic xmlns:a="http://schemas.openxmlformats.org/drawingml/2006/main">
+                  <a:graphicData uri="http://schemas.microsoft.com/office/word/2010/wordprocessingShape">
+                    <wps:wsp>
+                      <wps:cNvCnPr/>
+                      <wps:spPr>
+                        <a:xfrm flipH="1" flipV="1">
+                          <a:off x="0" y="0"/>
+                          <a:ext cx="688975" cy="38100"/>
+                        </a:xfrm>
+                        <a:prstGeom prst="line">
+                          <a:avLst/>
+                        </a:prstGeom>
+                        <a:ln w="12700">
+                          <a:solidFill>
+                            <a:srgbClr val="FF0000"/>
+                          </a:solidFill>
+                        </a:ln>
+                      </wps:spPr>
+                      <wps:style>
+                        <a:lnRef idx="1">
+                          <a:schemeClr val="accent1"/>
+                        </a:lnRef>
+                        <a:fillRef idx="0">
+                          <a:schemeClr val="accent1"/>
+                        </a:fillRef>
+                        <a:effectRef idx="0">
+                          <a:schemeClr val="accent1"/>
+                        </a:effectRef>
+                        <a:fontRef idx="minor">
+                          <a:schemeClr val="tx1"/>
+                        </a:fontRef>
+                      </wps:style>
+                      <wps:bodyPr/>
+                    </wps:wsp>
+                  </a:graphicData>
+                </a:graphic>
+                <wp14:sizeRelH relativeFrom="margin">
+                  <wp14:pctWidth>0</wp14:pctWidth>
+                </wp14:sizeRelH>
+                <wp14:sizeRelV relativeFrom="margin">
+                  <wp14:pctHeight>0</wp14:pctHeight>
+                </wp14:sizeRelV>
+              </wp:anchor>
+            </w:drawing>
+          </mc:Choice>
+          <mc:Fallback>
+            <w:pict>
+              <v:line w14:anchorId="0F6CDC26" id="直線コネクタ 357668970" o:spid="_x0000_s1026" style="position:absolute;flip:x y;z-index:251842560;visibility:visible;mso-wrap-style:square;mso-width-percent:0;mso-height-percent:0;mso-wrap-distance-left:9pt;mso-wrap-distance-top:0;mso-wrap-distance-right:9pt;mso-wrap-distance-bottom:0;mso-position-horizontal:absolute;mso-position-horizontal-relative:text;mso-position-vertical:absolute;mso-position-vertical-relative:text;mso-width-percent:0;mso-height-percent:0;mso-width-relative:margin;mso-height-relative:margin" from="171.5pt,49.45pt" to="225.75pt,52.45pt" o:gfxdata="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" strokecolor="red" strokeweight="1pt">
+                <v:stroke joinstyle="miter"/>
+              </v:line>
+            </w:pict>
+          </mc:Fallback>
+        </mc:AlternateContent>
+      </w:r>
+      <w:r>
+        <w:rPr>
+          <w:rFonts w:hint="eastAsia"/>
+          <w:noProof/>
+        </w:rPr>
+        <mc:AlternateContent>
+          <mc:Choice Requires="wps">
+            <w:drawing>
+              <wp:anchor distT="0" distB="0" distL="114300" distR="114300" simplePos="0" relativeHeight="251841536" behindDoc="0" locked="0" layoutInCell="1" allowOverlap="1" wp14:anchorId="6C8A8F04" wp14:editId="1A9D780E">
+                <wp:simplePos x="0" y="0"/>
+                <wp:positionH relativeFrom="column">
+                  <wp:posOffset>2695575</wp:posOffset>
+                </wp:positionH>
+                <wp:positionV relativeFrom="paragraph">
+                  <wp:posOffset>513715</wp:posOffset>
+                </wp:positionV>
+                <wp:extent cx="552450" cy="382270"/>
+                <wp:effectExtent l="0" t="0" r="0" b="0"/>
+                <wp:wrapNone/>
+                <wp:docPr id="307116614" name="テキスト ボックス 307116614"/>
+                <wp:cNvGraphicFramePr/>
+                <a:graphic xmlns:a="http://schemas.openxmlformats.org/drawingml/2006/main">
+                  <a:graphicData uri="http://schemas.microsoft.com/office/word/2010/wordprocessingShape">
+                    <wps:wsp>
+                      <wps:cNvSpPr txBox="1"/>
+                      <wps:spPr>
+                        <a:xfrm>
+                          <a:off x="0" y="0"/>
+                          <a:ext cx="552450" cy="382270"/>
+                        </a:xfrm>
+                        <a:prstGeom prst="rect">
+                          <a:avLst/>
+                        </a:prstGeom>
+                        <a:noFill/>
+                        <a:ln w="6350">
+                          <a:noFill/>
+                        </a:ln>
+                      </wps:spPr>
+                      <wps:txbx>
+                        <w:txbxContent>
+                          <w:p>
+                            <w:pPr>
+                              <w:jc w:val="center"/>
+                              <w:rPr>
+                                <w:b/>
+                                <w:color w:val="FF0000"/>
+                              </w:rPr>
+                            </w:pPr>
+                            <w:r>
+                              <w:rPr>
+                                <w:rFonts w:hint="eastAsia"/>
+                                <w:b/>
+                                <w:color w:val="FF0000"/>
+                              </w:rPr>
+                              <w:t>②</w:t>
+                            </w:r>
+                          </w:p>
+                        </w:txbxContent>
+                      </wps:txbx>
+                      <wps:bodyPr rot="0" spcFirstLastPara="0" vertOverflow="overflow" horzOverflow="overflow" vert="horz" wrap="square" lIns="91440" tIns="45720" rIns="91440" bIns="45720" numCol="1" spcCol="0" rtlCol="0" fromWordArt="0" anchor="t" anchorCtr="0" forceAA="0" compatLnSpc="1">
+                        <a:prstTxWarp prst="textNoShape">
+                          <a:avLst/>
+                        </a:prstTxWarp>
+                        <a:noAutofit/>
+                      </wps:bodyPr>
+                    </wps:wsp>
+                  </a:graphicData>
+                </a:graphic>
+                <wp14:sizeRelH relativeFrom="margin">
+                  <wp14:pctWidth>0</wp14:pctWidth>
+                </wp14:sizeRelH>
+                <wp14:sizeRelV relativeFrom="margin">
+                  <wp14:pctHeight>0</wp14:pctHeight>
+                </wp14:sizeRelV>
+              </wp:anchor>
+            </w:drawing>
+          </mc:Choice>
+          <mc:Fallback>
+            <w:pict>
+              <v:shape w14:anchorId="6C8A8F04" id="テキスト ボックス 307116614" o:spid="_x0000_s1081" type="#_x0000_t202" style="position:absolute;left:0;text-align:left;margin-left:212.25pt;margin-top:40.45pt;width:43.5pt;height:30.1pt;z-index:251841536;visibility:visible;mso-wrap-style:square;mso-width-percent:0;mso-height-percent:0;mso-wrap-distance-left:9pt;mso-wrap-distance-top:0;mso-wrap-distance-right:9pt;mso-wrap-distance-bottom:0;mso-position-horizontal:absolute;mso-position-horizontal-relative:text;mso-position-vertical:absolute;mso-position-vertical-relative:text;mso-width-percent:0;mso-height-percent:0;mso-width-relative:margin;mso-height-relative:margin;v-text-anchor:top" o:gfxdata="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" filled="f" stroked="f" strokeweight=".5pt">
+                <v:textbox>
+                  <w:txbxContent>
+                    <w:p>
+                      <w:pPr>
+                        <w:jc w:val="center"/>
+                        <w:rPr>
+                          <w:b/>
+                          <w:color w:val="FF0000"/>
+                        </w:rPr>
+                      </w:pPr>
+                      <w:r>
+                        <w:rPr>
+                          <w:rFonts w:hint="eastAsia"/>
+                          <w:b/>
+                          <w:color w:val="FF0000"/>
+                        </w:rPr>
+                        <w:t>②</w:t>
+                      </w:r>
+                    </w:p>
+                  </w:txbxContent>
+                </v:textbox>
+              </v:shape>
+            </w:pict>
+          </mc:Fallback>
+        </mc:AlternateContent>
+      </w:r>
+      <w:r>
+        <w:rPr>
+          <w:noProof/>
+        </w:rPr>
+        <w:drawing>
+          <wp:inline distT="0" distB="0" distL="0" distR="0" wp14:anchorId="26135E45" wp14:editId="501444D9">
+            <wp:extent cx="4851400" cy="2604016"/>
+            <wp:effectExtent l="19050" t="19050" r="25400" b="25400"/>
+            <wp:docPr id="1004141595" name="図 1"/>
+            <wp:cNvGraphicFramePr>
+              <a:graphicFrameLocks xmlns:a="http://schemas.openxmlformats.org/drawingml/2006/main" noChangeAspect="1"/>
+            </wp:cNvGraphicFramePr>
+            <a:graphic xmlns:a="http://schemas.openxmlformats.org/drawingml/2006/main">
+              <a:graphicData uri="http://schemas.openxmlformats.org/drawingml/2006/picture">
+                <pic:pic xmlns:pic="http://schemas.openxmlformats.org/drawingml/2006/picture">
+                  <pic:nvPicPr>
+                    <pic:cNvPr id="1004141595" name=""/>
+                    <pic:cNvPicPr/>
+                  </pic:nvPicPr>
+                  <pic:blipFill>
+                    <a:blip r:embed="rId30"/>
+                    <a:stretch>
+                      <a:fillRect/>
+                    </a:stretch>
+                  </pic:blipFill>
+                  <pic:spPr>
+                    <a:xfrm>
+                      <a:off x="0" y="0"/>
+                      <a:ext cx="4869127" cy="2613531"/>
+                    </a:xfrm>
+                    <a:prstGeom prst="rect">
+                      <a:avLst/>
+                    </a:prstGeom>
+                    <a:ln>
+                      <a:solidFill>
+                        <a:schemeClr val="tx1"/>
+                      </a:solidFill>
+                    </a:ln>
+                  </pic:spPr>
+                </pic:pic>
+              </a:graphicData>
+            </a:graphic>
+          </wp:inline>
+        </w:drawing>
+      </w:r>
+    </w:p>
+    <w:p>
+      <w:pPr>
+        <w:ind w:left="1276"/>
+      </w:pPr>
+      <w:r>
+        <w:br/>
+      </w:r>
+      <w:r>
+        <w:rPr>
+          <w:rFonts w:hint="eastAsia"/>
+        </w:rPr>
+        <w:t>登録完了時、キャンセルボタン押下時</w:t>
+      </w:r>
+    </w:p>
+    <w:p>
+      <w:pPr>
+        <w:ind w:left="1276"/>
+      </w:pPr>
+      <w:r>
+        <w:rPr>
+          <w:noProof/>
+        </w:rPr>
+        <w:lastRenderedPageBreak/>
+        <w:drawing>
+          <wp:inline distT="0" distB="0" distL="0" distR="0" wp14:anchorId="34A2131F" wp14:editId="48C46161">
+            <wp:extent cx="4851400" cy="2604016"/>
+            <wp:effectExtent l="19050" t="19050" r="25400" b="25400"/>
+            <wp:docPr id="372900306" name="図 1"/>
+            <wp:cNvGraphicFramePr>
+              <a:graphicFrameLocks xmlns:a="http://schemas.openxmlformats.org/drawingml/2006/main" noChangeAspect="1"/>
+            </wp:cNvGraphicFramePr>
+            <a:graphic xmlns:a="http://schemas.openxmlformats.org/drawingml/2006/main">
+              <a:graphicData uri="http://schemas.openxmlformats.org/drawingml/2006/picture">
+                <pic:pic xmlns:pic="http://schemas.openxmlformats.org/drawingml/2006/picture">
+                  <pic:nvPicPr>
+                    <pic:cNvPr id="1004141595" name=""/>
+                    <pic:cNvPicPr/>
+                  </pic:nvPicPr>
+                  <pic:blipFill>
+                    <a:blip r:embed="rId30"/>
+                    <a:stretch>
+                      <a:fillRect/>
+                    </a:stretch>
+                  </pic:blipFill>
+                  <pic:spPr>
+                    <a:xfrm>
+                      <a:off x="0" y="0"/>
+                      <a:ext cx="4869127" cy="2613531"/>
+                    </a:xfrm>
+                    <a:prstGeom prst="rect">
+                      <a:avLst/>
+                    </a:prstGeom>
+                    <a:ln>
+                      <a:solidFill>
+                        <a:schemeClr val="tx1"/>
+                      </a:solidFill>
+                    </a:ln>
+                  </pic:spPr>
+                </pic:pic>
+              </a:graphicData>
+            </a:graphic>
+          </wp:inline>
+        </w:drawing>
+      </w:r>
+    </w:p>
+    <w:p>
+      <w:pPr>
+        <w:ind w:left="1276"/>
+      </w:pPr>
+      <w:r>
+        <w:rPr>
+          <w:rFonts w:hint="eastAsia"/>
+        </w:rPr>
+        <w:t>※画面が更新され入力内容がクリアされる</w:t>
+      </w:r>
+    </w:p>
+    <w:p>
+      <w:pPr>
+        <w:ind w:left="1276"/>
+      </w:pPr>
+    </w:p>
+    <w:p>
+      <w:pPr>
+        <w:ind w:left="1276"/>
+      </w:pPr>
+      <w:r>
+        <w:rPr>
+          <w:rFonts w:hint="eastAsia"/>
+        </w:rPr>
+        <w:t>登録するボタン押下後、入力内容に不備がある場合</w:t>
+      </w:r>
+      <w:r>
+        <w:br/>
+      </w:r>
+    </w:p>
+    <w:p>
+      <w:pPr>
+        <w:ind w:left="1276"/>
+      </w:pPr>
+    </w:p>
+    <w:p>
+      <w:pPr>
+        <w:pStyle w:val="a4"/>
+        <w:ind w:leftChars="0" w:left="1985"/>
+      </w:pPr>
+      <w:r>
+        <w:rPr>
+          <w:rFonts w:hint="eastAsia"/>
+        </w:rPr>
+        <w:t>＜初期表示＞</w:t>
+      </w:r>
+    </w:p>
+    <w:tbl>
+      <w:tblPr>
+        <w:tblStyle w:val="a3"/>
+        <w:tblW w:w="7908" w:type="dxa"/>
+        <w:tblInd w:w="1973" w:type="dxa"/>
+        <w:tblLook w:val="04A0" w:firstRow="1" w:lastRow="0" w:firstColumn="1" w:lastColumn="0" w:noHBand="0" w:noVBand="1"/>
+      </w:tblPr>
+      <w:tblGrid>
+        <w:gridCol w:w="716"/>
+        <w:gridCol w:w="1993"/>
+        <w:gridCol w:w="851"/>
+        <w:gridCol w:w="2268"/>
+        <w:gridCol w:w="2080"/>
+      </w:tblGrid>
+      <w:tr>
+        <w:tc>
+          <w:tcPr>
+            <w:tcW w:w="716" w:type="dxa"/>
+            <w:shd w:val="clear" w:color="auto" w:fill="92D050"/>
+          </w:tcPr>
+          <w:p>
+            <w:pPr>
+              <w:pStyle w:val="a4"/>
+              <w:ind w:leftChars="0" w:left="0"/>
+              <w:jc w:val="center"/>
+            </w:pPr>
+            <w:r>
+              <w:t>No.</w:t>
+            </w:r>
+          </w:p>
+        </w:tc>
+        <w:tc>
+          <w:tcPr>
+            <w:tcW w:w="1993" w:type="dxa"/>
+            <w:shd w:val="clear" w:color="auto" w:fill="92D050"/>
+          </w:tcPr>
+          <w:p>
+            <w:pPr>
+              <w:pStyle w:val="a4"/>
+              <w:ind w:leftChars="0" w:left="0"/>
+              <w:jc w:val="center"/>
+            </w:pPr>
+            <w:r>
+              <w:rPr>
+                <w:rFonts w:hint="eastAsia"/>
+              </w:rPr>
+              <w:t>項目名</w:t>
+            </w:r>
+          </w:p>
+        </w:tc>
+        <w:tc>
+          <w:tcPr>
+            <w:tcW w:w="851" w:type="dxa"/>
+            <w:shd w:val="clear" w:color="auto" w:fill="92D050"/>
+          </w:tcPr>
+          <w:p>
+            <w:pPr>
+              <w:pStyle w:val="a4"/>
+              <w:ind w:leftChars="0" w:left="0"/>
+              <w:jc w:val="center"/>
+            </w:pPr>
+            <w:r>
+              <w:rPr>
+                <w:rFonts w:hint="eastAsia"/>
+              </w:rPr>
+              <w:t>固定</w:t>
+            </w:r>
+          </w:p>
+        </w:tc>
+        <w:tc>
+          <w:tcPr>
+            <w:tcW w:w="2268" w:type="dxa"/>
+            <w:shd w:val="clear" w:color="auto" w:fill="92D050"/>
+          </w:tcPr>
+          <w:p>
+            <w:pPr>
+              <w:pStyle w:val="a4"/>
+              <w:ind w:leftChars="0" w:left="0"/>
+              <w:jc w:val="center"/>
+            </w:pPr>
+            <w:r>
+              <w:rPr>
+                <w:rFonts w:hint="eastAsia"/>
+              </w:rPr>
+              <w:t>表示内容</w:t>
+            </w:r>
+          </w:p>
+        </w:tc>
+        <w:tc>
+          <w:tcPr>
+            <w:tcW w:w="2080" w:type="dxa"/>
+            <w:shd w:val="clear" w:color="auto" w:fill="92D050"/>
+          </w:tcPr>
+          <w:p>
+            <w:pPr>
+              <w:pStyle w:val="a4"/>
+              <w:ind w:leftChars="0" w:left="0"/>
+              <w:jc w:val="center"/>
+            </w:pPr>
+            <w:r>
+              <w:rPr>
+                <w:rFonts w:hint="eastAsia"/>
+              </w:rPr>
+              <w:t>備考</w:t>
+            </w:r>
+          </w:p>
+        </w:tc>
+      </w:tr>
+      <w:tr>
+        <w:tc>
+          <w:tcPr>
+            <w:tcW w:w="716" w:type="dxa"/>
+          </w:tcPr>
+          <w:p>
+            <w:pPr>
+              <w:pStyle w:val="a4"/>
+              <w:numPr>
+                <w:ilvl w:val="0"/>
+                <w:numId w:val="16"/>
+              </w:numPr>
+              <w:ind w:leftChars="0"/>
+              <w:rPr>
+                <w:szCs w:val="21"/>
+              </w:rPr>
+            </w:pPr>
+          </w:p>
+        </w:tc>
+        <w:tc>
+          <w:tcPr>
+            <w:tcW w:w="1993" w:type="dxa"/>
+          </w:tcPr>
+          <w:p>
+            <w:pPr>
+              <w:pStyle w:val="a4"/>
+              <w:ind w:leftChars="0" w:left="0"/>
+              <w:rPr>
+                <w:szCs w:val="21"/>
+              </w:rPr>
+            </w:pPr>
+            <w:r>
+              <w:rPr>
+                <w:rFonts w:hint="eastAsia"/>
+                <w:szCs w:val="21"/>
+              </w:rPr>
+              <w:t>発生年月日</w:t>
+            </w:r>
+          </w:p>
+        </w:tc>
+        <w:tc>
+          <w:tcPr>
+            <w:tcW w:w="851" w:type="dxa"/>
+          </w:tcPr>
+          <w:p>
+            <w:pPr>
+              <w:pStyle w:val="a4"/>
+              <w:ind w:leftChars="0" w:left="0"/>
+              <w:jc w:val="center"/>
+              <w:rPr>
+                <w:szCs w:val="21"/>
+              </w:rPr>
+            </w:pPr>
+            <w:r>
+              <w:rPr>
+                <w:rFonts w:hint="eastAsia"/>
+                <w:szCs w:val="21"/>
+              </w:rPr>
+              <w:t>○</w:t>
+            </w:r>
+          </w:p>
+        </w:tc>
+        <w:tc>
+          <w:tcPr>
+            <w:tcW w:w="2268" w:type="dxa"/>
+          </w:tcPr>
+          <w:p>
+            <w:pPr>
+              <w:pStyle w:val="a4"/>
+              <w:ind w:leftChars="0" w:left="0"/>
+              <w:rPr>
+                <w:szCs w:val="21"/>
+              </w:rPr>
+            </w:pPr>
+          </w:p>
+        </w:tc>
+        <w:tc>
+          <w:tcPr>
+            <w:tcW w:w="2080" w:type="dxa"/>
+          </w:tcPr>
+          <w:p>
+            <w:pPr>
+              <w:pStyle w:val="a4"/>
+              <w:ind w:leftChars="0" w:left="0"/>
+              <w:rPr>
+                <w:szCs w:val="21"/>
+              </w:rPr>
+            </w:pPr>
+            <w:r>
+              <w:rPr>
+                <w:rFonts w:hint="eastAsia"/>
+                <w:sz w:val="20"/>
+                <w:szCs w:val="20"/>
+              </w:rPr>
+              <w:t>空文字</w:t>
+            </w:r>
+          </w:p>
+        </w:tc>
+      </w:tr>
+      <w:tr>
+        <w:tc>
+          <w:tcPr>
+            <w:tcW w:w="716" w:type="dxa"/>
+          </w:tcPr>
+          <w:p>
+            <w:pPr>
+              <w:pStyle w:val="a4"/>
+              <w:numPr>
+                <w:ilvl w:val="0"/>
+                <w:numId w:val="16"/>
+              </w:numPr>
+              <w:ind w:leftChars="0"/>
+              <w:rPr>
+                <w:szCs w:val="21"/>
+              </w:rPr>
+            </w:pPr>
+          </w:p>
+        </w:tc>
+        <w:tc>
+          <w:tcPr>
+            <w:tcW w:w="1993" w:type="dxa"/>
+          </w:tcPr>
+          <w:p>
+            <w:pPr>
+              <w:pStyle w:val="a4"/>
+              <w:ind w:leftChars="0" w:left="0"/>
+              <w:rPr>
+                <w:szCs w:val="21"/>
+              </w:rPr>
+            </w:pPr>
+            <w:r>
+              <w:rPr>
+                <w:rFonts w:hint="eastAsia"/>
+                <w:szCs w:val="21"/>
+              </w:rPr>
+              <w:t>日付の正確性</w:t>
+            </w:r>
+          </w:p>
+        </w:tc>
+        <w:tc>
+          <w:tcPr>
+            <w:tcW w:w="851" w:type="dxa"/>
+          </w:tcPr>
+          <w:p>
+            <w:pPr>
+              <w:pStyle w:val="a4"/>
+              <w:ind w:leftChars="0" w:left="0"/>
+              <w:jc w:val="center"/>
+              <w:rPr>
+                <w:szCs w:val="21"/>
+              </w:rPr>
+            </w:pPr>
+            <w:r>
+              <w:rPr>
+                <w:rFonts w:hint="eastAsia"/>
+                <w:szCs w:val="21"/>
+              </w:rPr>
+              <w:t>○</w:t>
+            </w:r>
+          </w:p>
+        </w:tc>
+        <w:tc>
+          <w:tcPr>
+            <w:tcW w:w="2268" w:type="dxa"/>
+          </w:tcPr>
+          <w:p>
+            <w:pPr>
+              <w:pStyle w:val="a4"/>
+              <w:ind w:leftChars="0" w:left="0"/>
+              <w:rPr>
+                <w:szCs w:val="21"/>
+              </w:rPr>
+            </w:pPr>
+          </w:p>
+        </w:tc>
+        <w:tc>
+          <w:tcPr>
+            <w:tcW w:w="2080" w:type="dxa"/>
+          </w:tcPr>
+          <w:p>
+            <w:pPr>
+              <w:pStyle w:val="a4"/>
+              <w:ind w:leftChars="0" w:left="0"/>
+              <w:rPr>
+                <w:szCs w:val="21"/>
+              </w:rPr>
+            </w:pPr>
+            <w:r>
+              <w:rPr>
+                <w:rFonts w:hint="eastAsia"/>
+                <w:sz w:val="20"/>
+                <w:szCs w:val="20"/>
+              </w:rPr>
+              <w:t>空文字</w:t>
+            </w:r>
+          </w:p>
+        </w:tc>
+      </w:tr>
+      <w:tr>
+        <w:tc>
+          <w:tcPr>
+            <w:tcW w:w="716" w:type="dxa"/>
+          </w:tcPr>
+          <w:p>
+            <w:pPr>
+              <w:pStyle w:val="a4"/>
+              <w:numPr>
+                <w:ilvl w:val="0"/>
+                <w:numId w:val="16"/>
+              </w:numPr>
+              <w:ind w:leftChars="0"/>
+              <w:rPr>
+                <w:szCs w:val="21"/>
+              </w:rPr>
+            </w:pPr>
+          </w:p>
+        </w:tc>
+        <w:tc>
+          <w:tcPr>
+            <w:tcW w:w="1993" w:type="dxa"/>
+          </w:tcPr>
+          <w:p>
+            <w:pPr>
+              <w:pStyle w:val="a4"/>
+              <w:ind w:leftChars="0" w:left="0"/>
+              <w:rPr>
+                <w:szCs w:val="21"/>
+              </w:rPr>
+            </w:pPr>
+            <w:r>
+              <w:rPr>
+                <w:rFonts w:hint="eastAsia"/>
+                <w:szCs w:val="21"/>
+              </w:rPr>
+              <w:t>場所</w:t>
+            </w:r>
+          </w:p>
+        </w:tc>
+        <w:tc>
+          <w:tcPr>
+            <w:tcW w:w="851" w:type="dxa"/>
+          </w:tcPr>
+          <w:p>
+            <w:pPr>
+              <w:pStyle w:val="a4"/>
+              <w:ind w:leftChars="0" w:left="0"/>
+              <w:jc w:val="center"/>
+              <w:rPr>
+                <w:szCs w:val="21"/>
+              </w:rPr>
+            </w:pPr>
+            <w:r>
+              <w:rPr>
+                <w:rFonts w:hint="eastAsia"/>
+                <w:szCs w:val="21"/>
+              </w:rPr>
+              <w:t>○</w:t>
+            </w:r>
+          </w:p>
+        </w:tc>
+        <w:tc>
+          <w:tcPr>
+            <w:tcW w:w="2268" w:type="dxa"/>
+          </w:tcPr>
+          <w:p>
+            <w:pPr>
+              <w:pStyle w:val="a4"/>
+              <w:ind w:leftChars="0" w:left="0"/>
+              <w:rPr>
+                <w:szCs w:val="21"/>
+              </w:rPr>
+            </w:pPr>
+          </w:p>
+        </w:tc>
+        <w:tc>
+          <w:tcPr>
+            <w:tcW w:w="2080" w:type="dxa"/>
+          </w:tcPr>
+          <w:p>
+            <w:pPr>
+              <w:pStyle w:val="a4"/>
+              <w:ind w:leftChars="0" w:left="0"/>
+              <w:rPr>
+                <w:szCs w:val="21"/>
+              </w:rPr>
+            </w:pPr>
+            <w:r>
+              <w:rPr>
+                <w:rFonts w:hint="eastAsia"/>
+                <w:sz w:val="20"/>
+                <w:szCs w:val="20"/>
+              </w:rPr>
+              <w:t>空文字</w:t>
+            </w:r>
+          </w:p>
+        </w:tc>
+      </w:tr>
+      <w:tr>
+        <w:tc>
+          <w:tcPr>
+            <w:tcW w:w="716" w:type="dxa"/>
+          </w:tcPr>
+          <w:p>
+            <w:pPr>
+              <w:pStyle w:val="a4"/>
+              <w:numPr>
+                <w:ilvl w:val="0"/>
+                <w:numId w:val="16"/>
+              </w:numPr>
+              <w:ind w:leftChars="0"/>
+              <w:rPr>
+                <w:szCs w:val="21"/>
+              </w:rPr>
+            </w:pPr>
+          </w:p>
+        </w:tc>
+        <w:tc>
+          <w:tcPr>
+            <w:tcW w:w="1993" w:type="dxa"/>
+          </w:tcPr>
+          <w:p>
+            <w:pPr>
+              <w:pStyle w:val="a4"/>
+              <w:ind w:leftChars="0" w:left="0"/>
+              <w:rPr>
+                <w:szCs w:val="21"/>
+              </w:rPr>
+            </w:pPr>
+            <w:r>
+              <w:rPr>
+                <w:rFonts w:hint="eastAsia"/>
+                <w:szCs w:val="21"/>
+              </w:rPr>
+              <w:t>危険のカテゴリ</w:t>
+            </w:r>
+          </w:p>
+        </w:tc>
+        <w:tc>
+          <w:tcPr>
+            <w:tcW w:w="851" w:type="dxa"/>
+          </w:tcPr>
+          <w:p>
+            <w:pPr>
+              <w:pStyle w:val="a4"/>
+              <w:ind w:leftChars="0" w:left="0"/>
+              <w:jc w:val="center"/>
+              <w:rPr>
+                <w:szCs w:val="21"/>
+              </w:rPr>
+            </w:pPr>
+            <w:r>
+              <w:rPr>
+                <w:rFonts w:hint="eastAsia"/>
+                <w:szCs w:val="21"/>
+              </w:rPr>
+              <w:t>○</w:t>
+            </w:r>
+          </w:p>
+        </w:tc>
+        <w:tc>
+          <w:tcPr>
+            <w:tcW w:w="2268" w:type="dxa"/>
+          </w:tcPr>
+          <w:p>
+            <w:pPr>
+              <w:pStyle w:val="a4"/>
+              <w:ind w:leftChars="0" w:left="0"/>
+              <w:rPr>
+                <w:szCs w:val="21"/>
+              </w:rPr>
+            </w:pPr>
+          </w:p>
+        </w:tc>
+        <w:tc>
+          <w:tcPr>
+            <w:tcW w:w="2080" w:type="dxa"/>
+          </w:tcPr>
+          <w:p>
+            <w:pPr>
+              <w:pStyle w:val="a4"/>
+              <w:ind w:leftChars="0" w:left="0"/>
+              <w:rPr>
+                <w:szCs w:val="21"/>
+              </w:rPr>
+            </w:pPr>
+            <w:r>
+              <w:rPr>
+                <w:rFonts w:hint="eastAsia"/>
+                <w:sz w:val="20"/>
+                <w:szCs w:val="20"/>
+              </w:rPr>
+              <w:t>空文字</w:t>
+            </w:r>
+          </w:p>
+        </w:tc>
+      </w:tr>
+      <w:tr>
+        <w:tc>
+          <w:tcPr>
+            <w:tcW w:w="716" w:type="dxa"/>
+          </w:tcPr>
+          <w:p>
+            <w:pPr>
+              <w:pStyle w:val="a4"/>
+              <w:numPr>
+                <w:ilvl w:val="0"/>
+                <w:numId w:val="16"/>
+              </w:numPr>
+              <w:ind w:leftChars="0"/>
+              <w:rPr>
+                <w:szCs w:val="21"/>
+              </w:rPr>
+            </w:pPr>
+          </w:p>
+        </w:tc>
+        <w:tc>
+          <w:tcPr>
+            <w:tcW w:w="1993" w:type="dxa"/>
+          </w:tcPr>
+          <w:p>
+            <w:pPr>
+              <w:pStyle w:val="a4"/>
+              <w:ind w:leftChars="0" w:left="0"/>
+              <w:rPr>
+                <w:szCs w:val="21"/>
+              </w:rPr>
+            </w:pPr>
+            <w:r>
+              <w:rPr>
+                <w:rFonts w:hint="eastAsia"/>
+                <w:szCs w:val="21"/>
+              </w:rPr>
+              <w:t>詳細</w:t>
+            </w:r>
+          </w:p>
+        </w:tc>
+        <w:tc>
+          <w:tcPr>
+            <w:tcW w:w="851" w:type="dxa"/>
+          </w:tcPr>
+          <w:p>
+            <w:pPr>
+              <w:pStyle w:val="a4"/>
+              <w:ind w:leftChars="0" w:left="0"/>
+              <w:jc w:val="center"/>
+              <w:rPr>
+                <w:szCs w:val="21"/>
+              </w:rPr>
+            </w:pPr>
+            <w:r>
+              <w:rPr>
+                <w:rFonts w:hint="eastAsia"/>
+                <w:szCs w:val="21"/>
+              </w:rPr>
+              <w:t>○</w:t>
+            </w:r>
+          </w:p>
+        </w:tc>
+        <w:tc>
+          <w:tcPr>
+            <w:tcW w:w="2268" w:type="dxa"/>
+          </w:tcPr>
+          <w:p>
+            <w:pPr>
+              <w:pStyle w:val="a4"/>
+              <w:ind w:leftChars="0" w:left="0"/>
+              <w:rPr>
+                <w:szCs w:val="21"/>
+              </w:rPr>
+            </w:pPr>
+          </w:p>
+        </w:tc>
+        <w:tc>
+          <w:tcPr>
+            <w:tcW w:w="2080" w:type="dxa"/>
+          </w:tcPr>
+          <w:p>
+            <w:pPr>
+              <w:pStyle w:val="a4"/>
+              <w:ind w:leftChars="0" w:left="0"/>
+              <w:rPr>
+                <w:szCs w:val="21"/>
+              </w:rPr>
+            </w:pPr>
+            <w:r>
+              <w:rPr>
+                <w:rFonts w:hint="eastAsia"/>
+                <w:sz w:val="20"/>
+                <w:szCs w:val="20"/>
+              </w:rPr>
+              <w:t>空文字</w:t>
+            </w:r>
+          </w:p>
+        </w:tc>
+      </w:tr>
+      <w:tr>
+        <w:tc>
+          <w:tcPr>
+            <w:tcW w:w="716" w:type="dxa"/>
+          </w:tcPr>
+          <w:p>
+            <w:pPr>
+              <w:pStyle w:val="a4"/>
+              <w:numPr>
+                <w:ilvl w:val="0"/>
+                <w:numId w:val="16"/>
+              </w:numPr>
+              <w:ind w:leftChars="0"/>
+              <w:rPr>
+                <w:szCs w:val="21"/>
+              </w:rPr>
+            </w:pPr>
+          </w:p>
+        </w:tc>
+        <w:tc>
+          <w:tcPr>
+            <w:tcW w:w="1993" w:type="dxa"/>
+          </w:tcPr>
+          <w:p>
+            <w:pPr>
+              <w:pStyle w:val="a4"/>
+              <w:ind w:leftChars="0" w:left="0"/>
+              <w:rPr>
+                <w:szCs w:val="21"/>
+              </w:rPr>
+            </w:pPr>
+            <w:r>
+              <w:rPr>
+                <w:rFonts w:hint="eastAsia"/>
+                <w:szCs w:val="21"/>
+              </w:rPr>
+              <w:t>キャンセルボタン</w:t>
+            </w:r>
+          </w:p>
+        </w:tc>
+        <w:tc>
+          <w:tcPr>
+            <w:tcW w:w="851" w:type="dxa"/>
+          </w:tcPr>
+          <w:p>
+            <w:pPr>
+              <w:pStyle w:val="a4"/>
+              <w:ind w:leftChars="0" w:left="0"/>
+              <w:jc w:val="center"/>
+              <w:rPr>
+                <w:szCs w:val="21"/>
+              </w:rPr>
+            </w:pPr>
+            <w:r>
+              <w:rPr>
+                <w:rFonts w:hint="eastAsia"/>
+                <w:szCs w:val="21"/>
+              </w:rPr>
+              <w:t>○</w:t>
+            </w:r>
+          </w:p>
+        </w:tc>
+        <w:tc>
+          <w:tcPr>
+            <w:tcW w:w="2268" w:type="dxa"/>
+          </w:tcPr>
+          <w:p>
+            <w:pPr>
+              <w:pStyle w:val="a4"/>
+              <w:ind w:leftChars="0" w:left="0"/>
+              <w:rPr>
+                <w:szCs w:val="21"/>
+              </w:rPr>
+            </w:pPr>
+          </w:p>
+        </w:tc>
+        <w:tc>
+          <w:tcPr>
+            <w:tcW w:w="2080" w:type="dxa"/>
+          </w:tcPr>
+          <w:p>
+            <w:pPr>
+              <w:pStyle w:val="a4"/>
+              <w:ind w:leftChars="0" w:left="0"/>
+              <w:rPr>
+                <w:szCs w:val="21"/>
+              </w:rPr>
+            </w:pPr>
+            <w:r>
+              <w:rPr>
+                <w:rFonts w:hint="eastAsia"/>
+                <w:szCs w:val="21"/>
+              </w:rPr>
+              <w:t>押下後、入力内容がクリアされる</w:t>
+            </w:r>
+          </w:p>
+        </w:tc>
+      </w:tr>
+      <w:tr>
+        <w:tc>
+          <w:tcPr>
+            <w:tcW w:w="716" w:type="dxa"/>
+          </w:tcPr>
+          <w:p>
+            <w:pPr>
+              <w:pStyle w:val="a4"/>
+              <w:numPr>
+                <w:ilvl w:val="0"/>
+                <w:numId w:val="16"/>
+              </w:numPr>
+              <w:ind w:leftChars="0"/>
+              <w:rPr>
+                <w:szCs w:val="21"/>
+              </w:rPr>
+            </w:pPr>
+          </w:p>
+        </w:tc>
+        <w:tc>
+          <w:tcPr>
+            <w:tcW w:w="1993" w:type="dxa"/>
+          </w:tcPr>
+          <w:p>
+            <w:pPr>
+              <w:pStyle w:val="a4"/>
+              <w:ind w:leftChars="0" w:left="0"/>
+              <w:rPr>
+                <w:szCs w:val="21"/>
+              </w:rPr>
+            </w:pPr>
+            <w:r>
+              <w:rPr>
+                <w:rFonts w:hint="eastAsia"/>
+                <w:szCs w:val="21"/>
+              </w:rPr>
+              <w:t>登録するボタン</w:t>
+            </w:r>
+          </w:p>
+        </w:tc>
+        <w:tc>
+          <w:tcPr>
+            <w:tcW w:w="851" w:type="dxa"/>
+          </w:tcPr>
+          <w:p>
+            <w:pPr>
+              <w:pStyle w:val="a4"/>
+              <w:ind w:leftChars="0" w:left="0"/>
+              <w:jc w:val="center"/>
+              <w:rPr>
+                <w:szCs w:val="21"/>
+              </w:rPr>
+            </w:pPr>
+            <w:r>
+              <w:rPr>
+                <w:rFonts w:hint="eastAsia"/>
+                <w:szCs w:val="21"/>
+              </w:rPr>
+              <w:t>-</w:t>
+            </w:r>
+          </w:p>
+        </w:tc>
+        <w:tc>
+          <w:tcPr>
+            <w:tcW w:w="2268" w:type="dxa"/>
+          </w:tcPr>
+          <w:p>
+            <w:pPr>
+              <w:pStyle w:val="a4"/>
+              <w:ind w:leftChars="0" w:left="0"/>
+              <w:rPr>
+                <w:szCs w:val="21"/>
+              </w:rPr>
+            </w:pPr>
+          </w:p>
+        </w:tc>
+        <w:tc>
+          <w:tcPr>
+            <w:tcW w:w="2080" w:type="dxa"/>
+          </w:tcPr>
+          <w:p>
+            <w:pPr>
+              <w:pStyle w:val="a4"/>
+              <w:ind w:leftChars="0" w:left="0"/>
+              <w:rPr>
+                <w:szCs w:val="21"/>
+              </w:rPr>
+            </w:pPr>
+            <w:r>
+              <w:rPr>
+                <w:rFonts w:hint="eastAsia"/>
+                <w:szCs w:val="21"/>
+              </w:rPr>
+              <w:t>規制アカウントの場合、グレーアウト</w:t>
+            </w:r>
+          </w:p>
+        </w:tc>
+      </w:tr>
+    </w:tbl>
+    <w:p/>
+    <w:p>
+      <w:pPr>
+        <w:pStyle w:val="a4"/>
+        <w:keepNext/>
+        <w:numPr>
+          <w:ilvl w:val="3"/>
+          <w:numId w:val="14"/>
+        </w:numPr>
+        <w:ind w:leftChars="0"/>
+        <w:outlineLvl w:val="3"/>
+        <w:rPr>
+          <w:b/>
+          <w:bCs/>
+          <w:vanish/>
+        </w:rPr>
+      </w:pPr>
+    </w:p>
+    <w:p>
+      <w:pPr>
+        <w:pStyle w:val="a4"/>
+        <w:keepNext/>
+        <w:numPr>
+          <w:ilvl w:val="3"/>
+          <w:numId w:val="14"/>
+        </w:numPr>
+        <w:ind w:leftChars="0"/>
+        <w:outlineLvl w:val="3"/>
+        <w:rPr>
+          <w:b/>
+          <w:bCs/>
+          <w:vanish/>
+        </w:rPr>
+      </w:pPr>
+    </w:p>
+    <w:p>
+      <w:pPr>
+        <w:pStyle w:val="4"/>
+        <w:numPr>
+          <w:ilvl w:val="3"/>
+          <w:numId w:val="14"/>
+        </w:numPr>
+      </w:pPr>
+      <w:r>
+        <w:rPr>
+          <w:rFonts w:hint="eastAsia"/>
+        </w:rPr>
+        <w:t>詳細仕様</w:t>
+      </w:r>
+    </w:p>
+    <w:p>
+      <w:pPr>
+        <w:pStyle w:val="a4"/>
+        <w:numPr>
+          <w:ilvl w:val="0"/>
+          <w:numId w:val="15"/>
+        </w:numPr>
+        <w:ind w:leftChars="0"/>
+      </w:pPr>
+      <w:r>
+        <w:rPr>
+          <w:rFonts w:hint="eastAsia"/>
+        </w:rPr>
+        <w:t>登録ボタン押下後、入力内容をDBに登録する</w:t>
+      </w:r>
+    </w:p>
+    <w:tbl>
+      <w:tblPr>
+        <w:tblStyle w:val="a3"/>
+        <w:tblW w:w="0" w:type="auto"/>
+        <w:tblInd w:w="1984" w:type="dxa"/>
+        <w:tblLook w:val="04A0" w:firstRow="1" w:lastRow="0" w:firstColumn="1" w:lastColumn="0" w:noHBand="0" w:noVBand="1"/>
+      </w:tblPr>
+      <w:tblGrid>
+        <w:gridCol w:w="1130"/>
+        <w:gridCol w:w="3408"/>
+        <w:gridCol w:w="3208"/>
+      </w:tblGrid>
+      <w:tr>
+        <w:tc>
+          <w:tcPr>
+            <w:tcW w:w="1130" w:type="dxa"/>
+            <w:shd w:val="clear" w:color="auto" w:fill="92D050"/>
+          </w:tcPr>
+          <w:p>
+            <w:pPr>
+              <w:pStyle w:val="a4"/>
+              <w:ind w:leftChars="0" w:left="0"/>
+              <w:jc w:val="center"/>
+            </w:pPr>
+            <w:r>
+              <w:rPr>
+                <w:rFonts w:hint="eastAsia"/>
+              </w:rPr>
+              <w:t>項目</w:t>
+            </w:r>
+          </w:p>
+        </w:tc>
+        <w:tc>
+          <w:tcPr>
+            <w:tcW w:w="6616" w:type="dxa"/>
+            <w:gridSpan w:val="2"/>
+            <w:shd w:val="clear" w:color="auto" w:fill="92D050"/>
+          </w:tcPr>
+          <w:p>
+            <w:pPr>
+              <w:pStyle w:val="a4"/>
+              <w:ind w:leftChars="0" w:left="0"/>
+              <w:jc w:val="center"/>
+            </w:pPr>
+            <w:r>
+              <w:rPr>
+                <w:rFonts w:hint="eastAsia"/>
+              </w:rPr>
+              <w:t>内容</w:t>
+            </w:r>
+          </w:p>
+        </w:tc>
+      </w:tr>
+      <w:tr>
+        <w:tc>
+          <w:tcPr>
+            <w:tcW w:w="1130" w:type="dxa"/>
+            <w:vMerge w:val="restart"/>
+          </w:tcPr>
+          <w:p>
+            <w:pPr>
+              <w:pStyle w:val="a4"/>
+              <w:ind w:leftChars="0" w:left="0"/>
+              <w:jc w:val="center"/>
+            </w:pPr>
+            <w:r>
+              <w:rPr>
+                <w:rFonts w:hint="eastAsia"/>
+              </w:rPr>
+              <w:t>DB登録</w:t>
+            </w:r>
+          </w:p>
+        </w:tc>
+        <w:tc>
+          <w:tcPr>
+            <w:tcW w:w="3408" w:type="dxa"/>
+          </w:tcPr>
+          <w:p>
+            <w:pPr>
+              <w:pStyle w:val="a4"/>
+              <w:ind w:leftChars="0" w:left="0"/>
+              <w:jc w:val="center"/>
+            </w:pPr>
+            <w:r>
+              <w:rPr>
+                <w:rFonts w:hint="eastAsia"/>
+              </w:rPr>
+              <w:t>登録先</w:t>
+            </w:r>
+          </w:p>
+        </w:tc>
+        <w:tc>
+          <w:tcPr>
+            <w:tcW w:w="3208" w:type="dxa"/>
+          </w:tcPr>
+          <w:p>
+            <w:pPr>
+              <w:pStyle w:val="a4"/>
+              <w:ind w:leftChars="0" w:left="0"/>
+              <w:jc w:val="center"/>
+            </w:pPr>
+            <w:r>
+              <w:rPr>
+                <w:rFonts w:hint="eastAsia"/>
+              </w:rPr>
+              <w:t>取得元</w:t>
+            </w:r>
+          </w:p>
+        </w:tc>
+      </w:tr>
+      <w:tr>
+        <w:tc>
+          <w:tcPr>
+            <w:tcW w:w="1130" w:type="dxa"/>
+            <w:vMerge/>
+          </w:tcPr>
+          <w:p>
+            <w:pPr>
+              <w:pStyle w:val="a4"/>
+              <w:ind w:leftChars="0" w:left="0"/>
+            </w:pPr>
+          </w:p>
+        </w:tc>
+        <w:tc>
+          <w:tcPr>
+            <w:tcW w:w="3408" w:type="dxa"/>
+          </w:tcPr>
+          <w:p>
+            <w:pPr>
+              <w:pStyle w:val="a4"/>
+              <w:ind w:leftChars="0" w:left="0"/>
+            </w:pPr>
+            <w:r>
+              <w:rPr>
+                <w:rFonts w:hint="eastAsia"/>
+              </w:rPr>
+              <w:t>[</w:t>
+            </w:r>
+            <w:proofErr w:type="spellStart"/>
+            <w:r>
+              <w:rPr>
+                <w:rFonts w:hint="eastAsia"/>
+              </w:rPr>
+              <w:t>RiskMap_DB</w:t>
+            </w:r>
+            <w:proofErr w:type="spellEnd"/>
+            <w:r>
+              <w:t>]</w:t>
+            </w:r>
+            <w:r>
+              <w:rPr>
+                <w:rFonts w:hint="eastAsia"/>
+              </w:rPr>
+              <w:t xml:space="preserve"> postテーブル</w:t>
+            </w:r>
+            <w:r>
+              <w:t xml:space="preserve">. </w:t>
+            </w:r>
+            <w:proofErr w:type="spellStart"/>
+            <w:r>
+              <w:t>denger_date</w:t>
+            </w:r>
+            <w:proofErr w:type="spellEnd"/>
+            <w:r>
+              <w:rPr>
+                <w:rFonts w:hint="eastAsia"/>
+              </w:rPr>
+              <w:t>カラム</w:t>
+            </w:r>
+          </w:p>
+        </w:tc>
+        <w:tc>
+          <w:tcPr>
+            <w:tcW w:w="3208" w:type="dxa"/>
+          </w:tcPr>
+          <w:p>
+            <w:pPr>
+              <w:pStyle w:val="a4"/>
+              <w:ind w:leftChars="0" w:left="0"/>
+            </w:pPr>
+            <w:r>
+              <w:rPr>
+                <w:rFonts w:hint="eastAsia"/>
+              </w:rPr>
+              <w:t>[画面]</w:t>
+            </w:r>
+            <w:r>
+              <w:rPr>
+                <w:rFonts w:hint="eastAsia"/>
+                <w:szCs w:val="21"/>
+              </w:rPr>
+              <w:t xml:space="preserve"> 発生年月日</w:t>
+            </w:r>
+            <w:r>
+              <w:rPr>
+                <w:rFonts w:hint="eastAsia"/>
+              </w:rPr>
+              <w:t>欄</w:t>
+            </w:r>
+          </w:p>
+        </w:tc>
+      </w:tr>
+      <w:tr>
+        <w:tc>
+          <w:tcPr>
+            <w:tcW w:w="1130" w:type="dxa"/>
+            <w:vMerge/>
+          </w:tcPr>
+          <w:p>
+            <w:pPr>
+              <w:pStyle w:val="a4"/>
+              <w:ind w:leftChars="0" w:left="0"/>
+            </w:pPr>
+          </w:p>
+        </w:tc>
+        <w:tc>
+          <w:tcPr>
+            <w:tcW w:w="3408" w:type="dxa"/>
+          </w:tcPr>
+          <w:p>
+            <w:pPr>
+              <w:pStyle w:val="a4"/>
+              <w:ind w:leftChars="0" w:left="0"/>
+            </w:pPr>
+            <w:r>
+              <w:rPr>
+                <w:rFonts w:hint="eastAsia"/>
+              </w:rPr>
+              <w:t>[</w:t>
+            </w:r>
+            <w:proofErr w:type="spellStart"/>
+            <w:r>
+              <w:rPr>
+                <w:rFonts w:hint="eastAsia"/>
+              </w:rPr>
+              <w:t>RiskMap_DB</w:t>
+            </w:r>
+            <w:proofErr w:type="spellEnd"/>
+            <w:r>
+              <w:t>]</w:t>
+            </w:r>
+            <w:r>
+              <w:rPr>
+                <w:rFonts w:hint="eastAsia"/>
+              </w:rPr>
+              <w:t>postテーブル</w:t>
+            </w:r>
+            <w:r>
+              <w:t xml:space="preserve">. </w:t>
+            </w:r>
+            <w:proofErr w:type="spellStart"/>
+            <w:r>
+              <w:t>accurate_flg</w:t>
+            </w:r>
+            <w:proofErr w:type="spellEnd"/>
+            <w:r>
+              <w:rPr>
+                <w:rFonts w:hint="eastAsia"/>
+              </w:rPr>
+              <w:t>カラム</w:t>
+            </w:r>
+          </w:p>
+        </w:tc>
+        <w:tc>
+          <w:tcPr>
+            <w:tcW w:w="3208" w:type="dxa"/>
+          </w:tcPr>
+          <w:p>
+            <w:pPr>
+              <w:pStyle w:val="a4"/>
+              <w:ind w:leftChars="0" w:left="0"/>
+            </w:pPr>
+            <w:r>
+              <w:rPr>
+                <w:rFonts w:hint="eastAsia"/>
+              </w:rPr>
+              <w:t>[画面</w:t>
+            </w:r>
+            <w:r>
+              <w:rPr>
+                <w:rFonts w:hint="eastAsia"/>
+              </w:rPr>
+              <w:t>]日付の正確性</w:t>
+            </w:r>
+          </w:p>
+        </w:tc>
+      </w:tr>
+    </w:tbl>
+    <w:p/>
+    <w:tbl>
+      <w:tblPr>
+        <w:tblStyle w:val="a3"/>
+        <w:tblW w:w="0" w:type="auto"/>
+        <w:tblInd w:w="1984" w:type="dxa"/>
+        <w:tblLook w:val="04A0" w:firstRow="1" w:lastRow="0" w:firstColumn="1" w:lastColumn="0" w:noHBand="0" w:noVBand="1"/>
+      </w:tblPr>
+      <w:tblGrid>
+        <w:gridCol w:w="1130"/>
+        <w:gridCol w:w="3408"/>
+        <w:gridCol w:w="3208"/>
+      </w:tblGrid>
+      <w:tr>
+        <w:tc>
+          <w:tcPr>
+            <w:tcW w:w="1130" w:type="dxa"/>
+            <w:shd w:val="clear" w:color="auto" w:fill="92D050"/>
+          </w:tcPr>
+          <w:p>
+            <w:pPr>
+              <w:pStyle w:val="a4"/>
+              <w:ind w:leftChars="0" w:left="0"/>
+              <w:jc w:val="center"/>
+            </w:pPr>
+            <w:r>
+              <w:rPr>
+                <w:rFonts w:hint="eastAsia"/>
+              </w:rPr>
+              <w:lastRenderedPageBreak/>
+              <w:t>項目</w:t>
+            </w:r>
+          </w:p>
+        </w:tc>
+        <w:tc>
+          <w:tcPr>
+            <w:tcW w:w="6616" w:type="dxa"/>
+            <w:gridSpan w:val="2"/>
+            <w:shd w:val="clear" w:color="auto" w:fill="92D050"/>
+          </w:tcPr>
+          <w:p>
+            <w:pPr>
+              <w:pStyle w:val="a4"/>
+              <w:ind w:leftChars="0" w:left="0"/>
+              <w:jc w:val="center"/>
+            </w:pPr>
+            <w:r>
+              <w:rPr>
+                <w:rFonts w:hint="eastAsia"/>
+              </w:rPr>
+              <w:t>内容</w:t>
+            </w:r>
+          </w:p>
+        </w:tc>
+      </w:tr>
+      <w:tr>
+        <w:tc>
+          <w:tcPr>
+            <w:tcW w:w="1130" w:type="dxa"/>
+            <w:vMerge w:val="restart"/>
+          </w:tcPr>
+          <w:p>
+            <w:pPr>
+              <w:pStyle w:val="a4"/>
+              <w:ind w:leftChars="0" w:left="0"/>
+              <w:jc w:val="center"/>
+            </w:pPr>
+            <w:r>
+              <w:rPr>
+                <w:rFonts w:hint="eastAsia"/>
+              </w:rPr>
+              <w:t>DB登録</w:t>
+            </w:r>
+          </w:p>
+        </w:tc>
+        <w:tc>
+          <w:tcPr>
+            <w:tcW w:w="3408" w:type="dxa"/>
+          </w:tcPr>
+          <w:p>
+            <w:pPr>
+              <w:pStyle w:val="a4"/>
+              <w:ind w:leftChars="0" w:left="0"/>
+              <w:jc w:val="center"/>
+            </w:pPr>
+            <w:r>
+              <w:rPr>
+                <w:rFonts w:hint="eastAsia"/>
+              </w:rPr>
+              <w:t>登録先</w:t>
+            </w:r>
+          </w:p>
+        </w:tc>
+        <w:tc>
+          <w:tcPr>
+            <w:tcW w:w="3208" w:type="dxa"/>
+          </w:tcPr>
+          <w:p>
+            <w:pPr>
+              <w:pStyle w:val="a4"/>
+              <w:ind w:leftChars="0" w:left="0"/>
+              <w:jc w:val="center"/>
+            </w:pPr>
+            <w:r>
+              <w:rPr>
+                <w:rFonts w:hint="eastAsia"/>
+              </w:rPr>
+              <w:t>取得元</w:t>
+            </w:r>
+          </w:p>
+        </w:tc>
+      </w:tr>
+      <w:tr>
+        <w:tc>
+          <w:tcPr>
+            <w:tcW w:w="1130" w:type="dxa"/>
+            <w:vMerge/>
+          </w:tcPr>
+          <w:p>
+            <w:pPr>
+              <w:pStyle w:val="a4"/>
+              <w:ind w:leftChars="0" w:left="0"/>
+              <w:jc w:val="center"/>
+            </w:pPr>
+          </w:p>
+        </w:tc>
+        <w:tc>
+          <w:tcPr>
+            <w:tcW w:w="3408" w:type="dxa"/>
+          </w:tcPr>
+          <w:p>
+            <w:pPr>
+              <w:pStyle w:val="a4"/>
+              <w:ind w:leftChars="0" w:left="0"/>
+              <w:jc w:val="left"/>
+            </w:pPr>
+            <w:r>
+              <w:rPr>
+                <w:rFonts w:hint="eastAsia"/>
+              </w:rPr>
+              <w:t>[</w:t>
+            </w:r>
+            <w:proofErr w:type="spellStart"/>
+            <w:r>
+              <w:rPr>
+                <w:rFonts w:hint="eastAsia"/>
+              </w:rPr>
+              <w:t>RiskMap_DB</w:t>
+            </w:r>
+            <w:proofErr w:type="spellEnd"/>
+            <w:r>
+              <w:t>]</w:t>
+            </w:r>
+            <w:r>
+              <w:rPr>
+                <w:rFonts w:hint="eastAsia"/>
+              </w:rPr>
+              <w:t xml:space="preserve"> postテーブル</w:t>
+            </w:r>
+            <w:r>
+              <w:t>.</w:t>
+            </w:r>
+            <w:proofErr w:type="spellStart"/>
+            <w:r>
+              <w:rPr>
+                <w:rFonts w:hint="eastAsia"/>
+              </w:rPr>
+              <w:t>adress</w:t>
+            </w:r>
+            <w:proofErr w:type="spellEnd"/>
+            <w:r>
+              <w:rPr>
+                <w:rFonts w:hint="eastAsia"/>
+              </w:rPr>
+              <w:t>カラム</w:t>
+            </w:r>
+          </w:p>
+        </w:tc>
+        <w:tc>
+          <w:tcPr>
+            <w:tcW w:w="3208" w:type="dxa"/>
+          </w:tcPr>
+          <w:p>
+            <w:pPr>
+              <w:pStyle w:val="a4"/>
+              <w:ind w:leftChars="0" w:left="0"/>
+              <w:jc w:val="left"/>
+            </w:pPr>
+            <w:r>
+              <w:rPr>
+                <w:rFonts w:hint="eastAsia"/>
+              </w:rPr>
+              <w:t>[画面]</w:t>
+            </w:r>
+            <w:r>
+              <w:rPr>
+                <w:rFonts w:hint="eastAsia"/>
+                <w:szCs w:val="21"/>
+              </w:rPr>
+              <w:t xml:space="preserve"> 場所欄</w:t>
+            </w:r>
+          </w:p>
+        </w:tc>
+      </w:tr>
+      <w:tr>
+        <w:tc>
+          <w:tcPr>
+            <w:tcW w:w="1130" w:type="dxa"/>
+            <w:vMerge/>
+          </w:tcPr>
+          <w:p>
+            <w:pPr>
+              <w:pStyle w:val="a4"/>
+              <w:ind w:leftChars="0" w:left="0"/>
+            </w:pPr>
+          </w:p>
+        </w:tc>
+        <w:tc>
+          <w:tcPr>
+            <w:tcW w:w="3408" w:type="dxa"/>
+          </w:tcPr>
+          <w:p>
+            <w:pPr>
+              <w:pStyle w:val="a4"/>
+              <w:ind w:leftChars="0" w:left="0"/>
+            </w:pPr>
+            <w:r>
+              <w:rPr>
+                <w:rFonts w:hint="eastAsia"/>
+              </w:rPr>
+              <w:t>[</w:t>
+            </w:r>
+            <w:proofErr w:type="spellStart"/>
+            <w:r>
+              <w:rPr>
+                <w:rFonts w:hint="eastAsia"/>
+              </w:rPr>
+              <w:t>RiskMap_DB</w:t>
+            </w:r>
+            <w:proofErr w:type="spellEnd"/>
+            <w:r>
+              <w:t>]</w:t>
+            </w:r>
+            <w:r>
+              <w:rPr>
+                <w:rFonts w:hint="eastAsia"/>
+              </w:rPr>
+              <w:t>postテーブル</w:t>
+            </w:r>
+            <w:r>
+              <w:t xml:space="preserve">. </w:t>
+            </w:r>
+            <w:proofErr w:type="spellStart"/>
+            <w:r>
+              <w:rPr>
+                <w:rFonts w:hint="eastAsia"/>
+              </w:rPr>
+              <w:t>category_id</w:t>
+            </w:r>
+            <w:proofErr w:type="spellEnd"/>
+            <w:r>
+              <w:rPr>
+                <w:rFonts w:hint="eastAsia"/>
+              </w:rPr>
+              <w:t>カラム</w:t>
+            </w:r>
+          </w:p>
+        </w:tc>
+        <w:tc>
+          <w:tcPr>
+            <w:tcW w:w="3208" w:type="dxa"/>
+          </w:tcPr>
+          <w:p>
+            <w:pPr>
+              <w:pStyle w:val="a4"/>
+              <w:ind w:leftChars="0" w:left="0"/>
+            </w:pPr>
+            <w:r>
+              <w:rPr>
+                <w:rFonts w:hint="eastAsia"/>
+              </w:rPr>
+              <w:t>[画面</w:t>
+            </w:r>
+            <w:r>
+              <w:rPr>
+                <w:rFonts w:hint="eastAsia"/>
+              </w:rPr>
+              <w:t>]危険のカテゴリ欄</w:t>
+            </w:r>
+          </w:p>
+        </w:tc>
+      </w:tr>
+      <w:tr>
+        <w:tc>
+          <w:tcPr>
+            <w:tcW w:w="1130" w:type="dxa"/>
+            <w:vMerge/>
+          </w:tcPr>
+          <w:p>
+            <w:pPr>
+              <w:pStyle w:val="a4"/>
+              <w:ind w:leftChars="0" w:left="0"/>
+            </w:pPr>
+          </w:p>
+        </w:tc>
+        <w:tc>
+          <w:tcPr>
+            <w:tcW w:w="3408" w:type="dxa"/>
+          </w:tcPr>
+          <w:p>
+            <w:pPr>
+              <w:pStyle w:val="a4"/>
+              <w:ind w:leftChars="0" w:left="0"/>
+            </w:pPr>
+            <w:r>
+              <w:rPr>
+                <w:rFonts w:hint="eastAsia"/>
+              </w:rPr>
+              <w:t>[</w:t>
+            </w:r>
+            <w:proofErr w:type="spellStart"/>
+            <w:r>
+              <w:rPr>
+                <w:rFonts w:hint="eastAsia"/>
+              </w:rPr>
+              <w:t>RiskMap_DB</w:t>
+            </w:r>
+            <w:proofErr w:type="spellEnd"/>
+            <w:r>
+              <w:t>]</w:t>
+            </w:r>
+            <w:r>
+              <w:rPr>
+                <w:rFonts w:hint="eastAsia"/>
+              </w:rPr>
+              <w:t>postテーブル</w:t>
+            </w:r>
+            <w:r>
+              <w:t xml:space="preserve">. </w:t>
+            </w:r>
+            <w:r>
+              <w:rPr>
+                <w:rFonts w:hint="eastAsia"/>
+              </w:rPr>
+              <w:t>detailカラム</w:t>
+            </w:r>
+          </w:p>
+        </w:tc>
+        <w:tc>
+          <w:tcPr>
+            <w:tcW w:w="3208" w:type="dxa"/>
+          </w:tcPr>
+          <w:p>
+            <w:pPr>
+              <w:pStyle w:val="a4"/>
+              <w:ind w:leftChars="0" w:left="0"/>
+            </w:pPr>
+            <w:r>
+              <w:rPr>
+                <w:rFonts w:hint="eastAsia"/>
+              </w:rPr>
+              <w:t>[画面</w:t>
+            </w:r>
+            <w:r>
+              <w:rPr>
+                <w:rFonts w:hint="eastAsia"/>
+              </w:rPr>
+              <w:t>]詳細欄</w:t>
+            </w:r>
+          </w:p>
+        </w:tc>
+      </w:tr>
+    </w:tbl>
+    <w:p/>
+    <w:p>
+      <w:pPr>
+        <w:pStyle w:val="a4"/>
+        <w:numPr>
+          <w:ilvl w:val="0"/>
+          <w:numId w:val="15"/>
+        </w:numPr>
+        <w:ind w:leftChars="0"/>
+      </w:pPr>
+      <w:r>
+        <w:rPr>
+          <w:rFonts w:hint="eastAsia"/>
+        </w:rPr>
+        <w:t>登録するボタン押下後入力チェック</w:t>
+      </w:r>
+    </w:p>
+    <w:tbl>
+      <w:tblPr>
+        <w:tblStyle w:val="a3"/>
+        <w:tblW w:w="6341" w:type="dxa"/>
+        <w:tblInd w:w="1973" w:type="dxa"/>
+        <w:tblLook w:val="04A0" w:firstRow="1" w:lastRow="0" w:firstColumn="1" w:lastColumn="0" w:noHBand="0" w:noVBand="1"/>
+      </w:tblPr>
+      <w:tblGrid>
+        <w:gridCol w:w="1993"/>
+        <w:gridCol w:w="2268"/>
+        <w:gridCol w:w="2080"/>
+      </w:tblGrid>
+      <w:tr>
+        <w:tc>
+          <w:tcPr>
+            <w:tcW w:w="1993" w:type="dxa"/>
+            <w:shd w:val="clear" w:color="auto" w:fill="92D050"/>
+          </w:tcPr>
+          <w:p>
+            <w:pPr>
+              <w:pStyle w:val="a4"/>
+              <w:ind w:leftChars="0" w:left="0"/>
+              <w:jc w:val="center"/>
+            </w:pPr>
+            <w:r>
+              <w:rPr>
+                <w:rFonts w:hint="eastAsia"/>
+              </w:rPr>
+              <w:t>項目名</w:t>
+            </w:r>
+          </w:p>
+        </w:tc>
+        <w:tc>
+          <w:tcPr>
+            <w:tcW w:w="2268" w:type="dxa"/>
+            <w:shd w:val="clear" w:color="auto" w:fill="92D050"/>
+          </w:tcPr>
+          <w:p>
+            <w:pPr>
+              <w:pStyle w:val="a4"/>
+              <w:ind w:leftChars="0" w:left="0"/>
+              <w:jc w:val="center"/>
+            </w:pPr>
+            <w:r>
+              <w:rPr>
+                <w:rFonts w:hint="eastAsia"/>
+              </w:rPr>
+              <w:t>表示内容</w:t>
+            </w:r>
+          </w:p>
+        </w:tc>
+        <w:tc>
+          <w:tcPr>
+            <w:tcW w:w="2080" w:type="dxa"/>
+            <w:shd w:val="clear" w:color="auto" w:fill="92D050"/>
+          </w:tcPr>
+          <w:p>
+            <w:pPr>
+              <w:pStyle w:val="a4"/>
+              <w:ind w:leftChars="0" w:left="0"/>
+              <w:jc w:val="center"/>
+            </w:pPr>
+            <w:r>
+              <w:rPr>
+                <w:rFonts w:hint="eastAsia"/>
+              </w:rPr>
+              <w:t>表示文</w:t>
+            </w:r>
+          </w:p>
+        </w:tc>
+      </w:tr>
+      <w:tr>
+        <w:tc>
+          <w:tcPr>
+            <w:tcW w:w="1993" w:type="dxa"/>
+          </w:tcPr>
+          <w:p>
+            <w:pPr>
+              <w:pStyle w:val="a4"/>
+              <w:ind w:leftChars="0" w:left="0"/>
+              <w:rPr>
+                <w:szCs w:val="21"/>
+              </w:rPr>
+            </w:pPr>
+            <w:r>
+              <w:rPr>
+                <w:rFonts w:hint="eastAsia"/>
+                <w:szCs w:val="21"/>
+              </w:rPr>
+              <w:t>発生年月日</w:t>
+            </w:r>
+          </w:p>
+        </w:tc>
+        <w:tc>
+          <w:tcPr>
+            <w:tcW w:w="2268" w:type="dxa"/>
+          </w:tcPr>
+          <w:p>
+            <w:pPr>
+              <w:pStyle w:val="a4"/>
+              <w:ind w:leftChars="0" w:left="0"/>
+              <w:rPr>
+                <w:szCs w:val="21"/>
+              </w:rPr>
+            </w:pPr>
+            <w:r>
+              <w:rPr>
+                <w:szCs w:val="21"/>
+              </w:rPr>
+              <w:t>未入力の場合、</w:t>
+            </w:r>
+            <w:r>
+              <w:rPr>
+                <w:rFonts w:hint="eastAsia"/>
+                <w:szCs w:val="21"/>
+              </w:rPr>
+              <w:t>詳細欄の下に</w:t>
+            </w:r>
+            <w:r>
+              <w:rPr>
+                <w:szCs w:val="21"/>
+              </w:rPr>
+              <w:t>エラーメッセージを表示する。</w:t>
+            </w:r>
+          </w:p>
+        </w:tc>
+        <w:tc>
+          <w:tcPr>
+            <w:tcW w:w="2080" w:type="dxa"/>
+          </w:tcPr>
+          <w:p>
+            <w:pPr>
+              <w:pStyle w:val="a4"/>
+              <w:ind w:leftChars="0" w:left="0"/>
+              <w:rPr>
+                <w:szCs w:val="21"/>
+              </w:rPr>
+            </w:pPr>
+            <w:r>
+              <w:rPr>
+                <w:rFonts w:hint="eastAsia"/>
+                <w:sz w:val="20"/>
+                <w:szCs w:val="20"/>
+              </w:rPr>
+              <w:t>発生年月日を入力してください。</w:t>
+            </w:r>
+          </w:p>
+        </w:tc>
+      </w:tr>
+      <w:tr>
+        <w:tc>
+          <w:tcPr>
+            <w:tcW w:w="1993" w:type="dxa"/>
+          </w:tcPr>
+          <w:p>
+            <w:pPr>
+              <w:pStyle w:val="a4"/>
+              <w:ind w:leftChars="0" w:left="0"/>
+              <w:rPr>
+                <w:szCs w:val="21"/>
+              </w:rPr>
+            </w:pPr>
+            <w:r>
+              <w:rPr>
+                <w:rFonts w:hint="eastAsia"/>
+                <w:szCs w:val="21"/>
+              </w:rPr>
+              <w:t>場所</w:t>
+            </w:r>
+          </w:p>
+        </w:tc>
+        <w:tc>
+          <w:tcPr>
+            <w:tcW w:w="2268" w:type="dxa"/>
+          </w:tcPr>
+          <w:p>
+            <w:pPr>
+              <w:pStyle w:val="a4"/>
+              <w:ind w:leftChars="0" w:left="0"/>
+              <w:rPr>
+                <w:szCs w:val="21"/>
+              </w:rPr>
+            </w:pPr>
+            <w:r>
+              <w:rPr>
+                <w:szCs w:val="21"/>
+              </w:rPr>
+              <w:t>未</w:t>
+            </w:r>
+            <w:r>
+              <w:rPr>
+                <w:rFonts w:hint="eastAsia"/>
+                <w:szCs w:val="21"/>
+              </w:rPr>
+              <w:t>入力</w:t>
+            </w:r>
+            <w:r>
+              <w:rPr>
+                <w:szCs w:val="21"/>
+              </w:rPr>
+              <w:t>の場合、</w:t>
+            </w:r>
+            <w:r>
+              <w:rPr>
+                <w:rFonts w:hint="eastAsia"/>
+                <w:szCs w:val="21"/>
+              </w:rPr>
+              <w:t>詳細欄の下に</w:t>
+            </w:r>
+            <w:r>
+              <w:rPr>
+                <w:szCs w:val="21"/>
+              </w:rPr>
+              <w:t>エラーメッセージを表示する。</w:t>
+            </w:r>
+          </w:p>
+        </w:tc>
+        <w:tc>
+          <w:tcPr>
+            <w:tcW w:w="2080" w:type="dxa"/>
+          </w:tcPr>
+          <w:p>
+            <w:pPr>
+              <w:pStyle w:val="a4"/>
+              <w:ind w:leftChars="0" w:left="0"/>
+              <w:rPr>
+                <w:szCs w:val="21"/>
+              </w:rPr>
+            </w:pPr>
+            <w:r>
+              <w:rPr>
+                <w:rFonts w:hint="eastAsia"/>
+                <w:sz w:val="20"/>
+                <w:szCs w:val="20"/>
+              </w:rPr>
+              <w:t>場所を入力してください。</w:t>
+            </w:r>
+          </w:p>
+        </w:tc>
+      </w:tr>
+      <w:tr>
+        <w:tc>
+          <w:tcPr>
+            <w:tcW w:w="1993" w:type="dxa"/>
+          </w:tcPr>
+          <w:p>
+            <w:pPr>
+              <w:pStyle w:val="a4"/>
+              <w:ind w:leftChars="0" w:left="0"/>
+              <w:rPr>
+                <w:szCs w:val="21"/>
+              </w:rPr>
+            </w:pPr>
+            <w:r>
+              <w:rPr>
+                <w:rFonts w:hint="eastAsia"/>
+                <w:szCs w:val="21"/>
+              </w:rPr>
+              <w:t>危険のカテゴリ</w:t>
+            </w:r>
+          </w:p>
+        </w:tc>
+        <w:tc>
+          <w:tcPr>
+            <w:tcW w:w="2268" w:type="dxa"/>
+          </w:tcPr>
+          <w:p>
+            <w:pPr>
+              <w:pStyle w:val="a4"/>
+              <w:ind w:leftChars="0" w:left="0"/>
+              <w:rPr>
+                <w:szCs w:val="21"/>
+              </w:rPr>
+            </w:pPr>
+            <w:r>
+              <w:rPr>
+                <w:szCs w:val="21"/>
+              </w:rPr>
+              <w:t>未選択の場合、</w:t>
+            </w:r>
+            <w:r>
+              <w:rPr>
+                <w:rFonts w:hint="eastAsia"/>
+                <w:szCs w:val="21"/>
+              </w:rPr>
+              <w:t>詳細欄の下に</w:t>
+            </w:r>
+            <w:r>
+              <w:rPr>
+                <w:szCs w:val="21"/>
+              </w:rPr>
+              <w:t>エラーメッセージを表示する。</w:t>
+            </w:r>
+          </w:p>
+        </w:tc>
+        <w:tc>
+          <w:tcPr>
+            <w:tcW w:w="2080" w:type="dxa"/>
+          </w:tcPr>
+          <w:p>
+            <w:pPr>
+              <w:pStyle w:val="a4"/>
+              <w:ind w:leftChars="0" w:left="0"/>
+              <w:rPr>
+                <w:szCs w:val="21"/>
+              </w:rPr>
+            </w:pPr>
+            <w:r>
+              <w:rPr>
+                <w:rFonts w:hint="eastAsia"/>
+                <w:sz w:val="20"/>
+                <w:szCs w:val="20"/>
+              </w:rPr>
+              <w:t>危険カテゴリを選択してください。</w:t>
+            </w:r>
+          </w:p>
+        </w:tc>
+      </w:tr>
+      <w:tr>
+        <w:tc>
+          <w:tcPr>
+            <w:tcW w:w="1993" w:type="dxa"/>
+          </w:tcPr>
+          <w:p>
+            <w:pPr>
+              <w:pStyle w:val="a4"/>
+              <w:ind w:leftChars="0" w:left="0"/>
+              <w:jc w:val="left"/>
+              <w:rPr>
+                <w:szCs w:val="21"/>
+              </w:rPr>
+            </w:pPr>
+            <w:r>
+              <w:rPr>
+                <w:rFonts w:hint="eastAsia"/>
+                <w:szCs w:val="21"/>
+              </w:rPr>
+              <w:t>詳細</w:t>
+            </w:r>
+          </w:p>
+        </w:tc>
+        <w:tc>
+          <w:tcPr>
+            <w:tcW w:w="2268" w:type="dxa"/>
+          </w:tcPr>
+          <w:p>
+            <w:pPr>
+              <w:pStyle w:val="a4"/>
+              <w:ind w:leftChars="0" w:left="0"/>
+              <w:rPr>
+                <w:szCs w:val="21"/>
+              </w:rPr>
+            </w:pPr>
+            <w:r>
+              <w:rPr>
+                <w:szCs w:val="21"/>
+              </w:rPr>
+              <w:t>未</w:t>
+            </w:r>
+            <w:r>
+              <w:rPr>
+                <w:rFonts w:hint="eastAsia"/>
+                <w:szCs w:val="21"/>
+              </w:rPr>
+              <w:t>入力</w:t>
+            </w:r>
+            <w:r>
+              <w:rPr>
+                <w:szCs w:val="21"/>
+              </w:rPr>
+              <w:t>の場合、</w:t>
+            </w:r>
+            <w:r>
+              <w:rPr>
+                <w:rFonts w:hint="eastAsia"/>
+                <w:szCs w:val="21"/>
+              </w:rPr>
+              <w:t>詳細欄の下に</w:t>
+            </w:r>
+            <w:r>
+              <w:rPr>
+                <w:szCs w:val="21"/>
+              </w:rPr>
+              <w:t>エラーメッセージを表示する。</w:t>
+            </w:r>
+          </w:p>
+        </w:tc>
+        <w:tc>
+          <w:tcPr>
+            <w:tcW w:w="2080" w:type="dxa"/>
+          </w:tcPr>
+          <w:p>
+            <w:pPr>
+              <w:pStyle w:val="a4"/>
+              <w:ind w:leftChars="0" w:left="0"/>
+              <w:rPr>
+                <w:sz w:val="20"/>
+                <w:szCs w:val="20"/>
+              </w:rPr>
+            </w:pPr>
+            <w:r>
+              <w:rPr>
+                <w:rFonts w:hint="eastAsia"/>
+                <w:sz w:val="20"/>
+                <w:szCs w:val="20"/>
+              </w:rPr>
+              <w:t>詳細文を入力してください。</w:t>
+            </w:r>
+          </w:p>
+        </w:tc>
+      </w:tr>
+    </w:tbl>
+    <w:p/>
+    <w:p/>
+    <w:p/>
     <w:p/>
     <w:sectPr>
-      <w:footerReference w:type="even" r:id="rId30"/>
-      <w:footerReference w:type="default" r:id="rId31"/>
+      <w:footerReference w:type="even" r:id="rId31"/>
+      <w:footerReference w:type="default" r:id="rId32"/>
       <w:pgSz w:w="11900" w:h="16840"/>
       <w:pgMar w:top="1440" w:right="1080" w:bottom="1440" w:left="1080" w:header="851" w:footer="992" w:gutter="0"/>
       <w:pgNumType w:fmt="numberInDash"/>
@@ -32829,6 +37183,184 @@
     </w:lvl>
   </w:abstractNum>
   <w:abstractNum w:abstractNumId="1" w15:restartNumberingAfterBreak="0">
+    <w:nsid w:val="2418539F"/>
+    <w:multiLevelType w:val="hybridMultilevel"/>
+    <w:tmpl w:val="8A0C6B86"/>
+    <w:lvl w:ilvl="0" w:tplc="F7783F1C">
+      <w:start w:val="1"/>
+      <w:numFmt w:val="decimalEnclosedCircle"/>
+      <w:lvlText w:val="%1"/>
+      <w:lvlJc w:val="left"/>
+      <w:pPr>
+        <w:ind w:left="2345" w:hanging="360"/>
+      </w:pPr>
+      <w:rPr>
+        <w:rFonts w:hint="default"/>
+      </w:rPr>
+    </w:lvl>
+    <w:lvl w:ilvl="1" w:tplc="04090017" w:tentative="1">
+      <w:start w:val="1"/>
+      <w:numFmt w:val="aiueoFullWidth"/>
+      <w:lvlText w:val="(%2)"/>
+      <w:lvlJc w:val="left"/>
+      <w:pPr>
+        <w:ind w:left="2865" w:hanging="440"/>
+      </w:pPr>
+    </w:lvl>
+    <w:lvl w:ilvl="2" w:tplc="04090011" w:tentative="1">
+      <w:start w:val="1"/>
+      <w:numFmt w:val="decimalEnclosedCircle"/>
+      <w:lvlText w:val="%3"/>
+      <w:lvlJc w:val="left"/>
+      <w:pPr>
+        <w:ind w:left="3305" w:hanging="440"/>
+      </w:pPr>
+    </w:lvl>
+    <w:lvl w:ilvl="3" w:tplc="0409000F" w:tentative="1">
+      <w:start w:val="1"/>
+      <w:numFmt w:val="decimal"/>
+      <w:lvlText w:val="%4."/>
+      <w:lvlJc w:val="left"/>
+      <w:pPr>
+        <w:ind w:left="3745" w:hanging="440"/>
+      </w:pPr>
+    </w:lvl>
+    <w:lvl w:ilvl="4" w:tplc="04090017" w:tentative="1">
+      <w:start w:val="1"/>
+      <w:numFmt w:val="aiueoFullWidth"/>
+      <w:lvlText w:val="(%5)"/>
+      <w:lvlJc w:val="left"/>
+      <w:pPr>
+        <w:ind w:left="4185" w:hanging="440"/>
+      </w:pPr>
+    </w:lvl>
+    <w:lvl w:ilvl="5" w:tplc="04090011" w:tentative="1">
+      <w:start w:val="1"/>
+      <w:numFmt w:val="decimalEnclosedCircle"/>
+      <w:lvlText w:val="%6"/>
+      <w:lvlJc w:val="left"/>
+      <w:pPr>
+        <w:ind w:left="4625" w:hanging="440"/>
+      </w:pPr>
+    </w:lvl>
+    <w:lvl w:ilvl="6" w:tplc="0409000F" w:tentative="1">
+      <w:start w:val="1"/>
+      <w:numFmt w:val="decimal"/>
+      <w:lvlText w:val="%7."/>
+      <w:lvlJc w:val="left"/>
+      <w:pPr>
+        <w:ind w:left="5065" w:hanging="440"/>
+      </w:pPr>
+    </w:lvl>
+    <w:lvl w:ilvl="7" w:tplc="04090017" w:tentative="1">
+      <w:start w:val="1"/>
+      <w:numFmt w:val="aiueoFullWidth"/>
+      <w:lvlText w:val="(%8)"/>
+      <w:lvlJc w:val="left"/>
+      <w:pPr>
+        <w:ind w:left="5505" w:hanging="440"/>
+      </w:pPr>
+    </w:lvl>
+    <w:lvl w:ilvl="8" w:tplc="04090011" w:tentative="1">
+      <w:start w:val="1"/>
+      <w:numFmt w:val="decimalEnclosedCircle"/>
+      <w:lvlText w:val="%9"/>
+      <w:lvlJc w:val="left"/>
+      <w:pPr>
+        <w:ind w:left="5945" w:hanging="440"/>
+      </w:pPr>
+    </w:lvl>
+  </w:abstractNum>
+  <w:abstractNum w:abstractNumId="2" w15:restartNumberingAfterBreak="0">
+    <w:nsid w:val="25740BE6"/>
+    <w:multiLevelType w:val="hybridMultilevel"/>
+    <w:tmpl w:val="5A721AB6"/>
+    <w:lvl w:ilvl="0" w:tplc="46BC0788">
+      <w:start w:val="1"/>
+      <w:numFmt w:val="decimalEnclosedCircle"/>
+      <w:lvlText w:val="%1"/>
+      <w:lvlJc w:val="left"/>
+      <w:pPr>
+        <w:ind w:left="360" w:hanging="360"/>
+      </w:pPr>
+      <w:rPr>
+        <w:rFonts w:hint="default"/>
+      </w:rPr>
+    </w:lvl>
+    <w:lvl w:ilvl="1" w:tplc="04090017" w:tentative="1">
+      <w:start w:val="1"/>
+      <w:numFmt w:val="aiueoFullWidth"/>
+      <w:lvlText w:val="(%2)"/>
+      <w:lvlJc w:val="left"/>
+      <w:pPr>
+        <w:ind w:left="880" w:hanging="440"/>
+      </w:pPr>
+    </w:lvl>
+    <w:lvl w:ilvl="2" w:tplc="04090011" w:tentative="1">
+      <w:start w:val="1"/>
+      <w:numFmt w:val="decimalEnclosedCircle"/>
+      <w:lvlText w:val="%3"/>
+      <w:lvlJc w:val="left"/>
+      <w:pPr>
+        <w:ind w:left="1320" w:hanging="440"/>
+      </w:pPr>
+    </w:lvl>
+    <w:lvl w:ilvl="3" w:tplc="0409000F" w:tentative="1">
+      <w:start w:val="1"/>
+      <w:numFmt w:val="decimal"/>
+      <w:lvlText w:val="%4."/>
+      <w:lvlJc w:val="left"/>
+      <w:pPr>
+        <w:ind w:left="1760" w:hanging="440"/>
+      </w:pPr>
+    </w:lvl>
+    <w:lvl w:ilvl="4" w:tplc="04090017" w:tentative="1">
+      <w:start w:val="1"/>
+      <w:numFmt w:val="aiueoFullWidth"/>
+      <w:lvlText w:val="(%5)"/>
+      <w:lvlJc w:val="left"/>
+      <w:pPr>
+        <w:ind w:left="2200" w:hanging="440"/>
+      </w:pPr>
+    </w:lvl>
+    <w:lvl w:ilvl="5" w:tplc="04090011" w:tentative="1">
+      <w:start w:val="1"/>
+      <w:numFmt w:val="decimalEnclosedCircle"/>
+      <w:lvlText w:val="%6"/>
+      <w:lvlJc w:val="left"/>
+      <w:pPr>
+        <w:ind w:left="2640" w:hanging="440"/>
+      </w:pPr>
+    </w:lvl>
+    <w:lvl w:ilvl="6" w:tplc="0409000F" w:tentative="1">
+      <w:start w:val="1"/>
+      <w:numFmt w:val="decimal"/>
+      <w:lvlText w:val="%7."/>
+      <w:lvlJc w:val="left"/>
+      <w:pPr>
+        <w:ind w:left="3080" w:hanging="440"/>
+      </w:pPr>
+    </w:lvl>
+    <w:lvl w:ilvl="7" w:tplc="04090017" w:tentative="1">
+      <w:start w:val="1"/>
+      <w:numFmt w:val="aiueoFullWidth"/>
+      <w:lvlText w:val="(%8)"/>
+      <w:lvlJc w:val="left"/>
+      <w:pPr>
+        <w:ind w:left="3520" w:hanging="440"/>
+      </w:pPr>
+    </w:lvl>
+    <w:lvl w:ilvl="8" w:tplc="04090011" w:tentative="1">
+      <w:start w:val="1"/>
+      <w:numFmt w:val="decimalEnclosedCircle"/>
+      <w:lvlText w:val="%9"/>
+      <w:lvlJc w:val="left"/>
+      <w:pPr>
+        <w:ind w:left="3960" w:hanging="440"/>
+      </w:pPr>
+    </w:lvl>
+  </w:abstractNum>
+  <w:abstractNum w:abstractNumId="3" w15:restartNumberingAfterBreak="0">
     <w:nsid w:val="2AFD6046"/>
     <w:multiLevelType w:val="hybridMultilevel"/>
     <w:tmpl w:val="64D81340"/>
@@ -32917,7 +37449,7 @@
       </w:pPr>
     </w:lvl>
   </w:abstractNum>
-  <w:abstractNum w:abstractNumId="2" w15:restartNumberingAfterBreak="0">
+  <w:abstractNum w:abstractNumId="4" w15:restartNumberingAfterBreak="0">
     <w:nsid w:val="341539C5"/>
     <w:multiLevelType w:val="hybridMultilevel"/>
     <w:tmpl w:val="02FAA132"/>
@@ -33006,7 +37538,7 @@
       </w:pPr>
     </w:lvl>
   </w:abstractNum>
-  <w:abstractNum w:abstractNumId="3" w15:restartNumberingAfterBreak="0">
+  <w:abstractNum w:abstractNumId="5" w15:restartNumberingAfterBreak="0">
     <w:nsid w:val="37FC096D"/>
     <w:multiLevelType w:val="hybridMultilevel"/>
     <w:tmpl w:val="887C75DA"/>
@@ -33119,7 +37651,7 @@
       </w:rPr>
     </w:lvl>
   </w:abstractNum>
-  <w:abstractNum w:abstractNumId="4" w15:restartNumberingAfterBreak="0">
+  <w:abstractNum w:abstractNumId="6" w15:restartNumberingAfterBreak="0">
     <w:nsid w:val="39A82A97"/>
     <w:multiLevelType w:val="multilevel"/>
     <w:tmpl w:val="0409001D"/>
@@ -33206,7 +37738,7 @@
       </w:pPr>
     </w:lvl>
   </w:abstractNum>
-  <w:abstractNum w:abstractNumId="5" w15:restartNumberingAfterBreak="0">
+  <w:abstractNum w:abstractNumId="7" w15:restartNumberingAfterBreak="0">
     <w:nsid w:val="3BBE20C6"/>
     <w:multiLevelType w:val="hybridMultilevel"/>
     <w:tmpl w:val="868E7B70"/>
@@ -33292,7 +37824,7 @@
       </w:pPr>
     </w:lvl>
   </w:abstractNum>
-  <w:abstractNum w:abstractNumId="6" w15:restartNumberingAfterBreak="0">
+  <w:abstractNum w:abstractNumId="8" w15:restartNumberingAfterBreak="0">
     <w:nsid w:val="4FEA7991"/>
     <w:multiLevelType w:val="hybridMultilevel"/>
     <w:tmpl w:val="24C4B58E"/>
@@ -33405,7 +37937,7 @@
       </w:rPr>
     </w:lvl>
   </w:abstractNum>
-  <w:abstractNum w:abstractNumId="7" w15:restartNumberingAfterBreak="0">
+  <w:abstractNum w:abstractNumId="9" w15:restartNumberingAfterBreak="0">
     <w:nsid w:val="50F808DD"/>
     <w:multiLevelType w:val="hybridMultilevel"/>
     <w:tmpl w:val="0E264084"/>
@@ -33494,7 +38026,7 @@
       </w:pPr>
     </w:lvl>
   </w:abstractNum>
-  <w:abstractNum w:abstractNumId="8" w15:restartNumberingAfterBreak="0">
+  <w:abstractNum w:abstractNumId="10" w15:restartNumberingAfterBreak="0">
     <w:nsid w:val="52D040A8"/>
     <w:multiLevelType w:val="hybridMultilevel"/>
     <w:tmpl w:val="28824A14"/>
@@ -33580,7 +38112,7 @@
       </w:pPr>
     </w:lvl>
   </w:abstractNum>
-  <w:abstractNum w:abstractNumId="9" w15:restartNumberingAfterBreak="0">
+  <w:abstractNum w:abstractNumId="11" w15:restartNumberingAfterBreak="0">
     <w:nsid w:val="6D74419F"/>
     <w:multiLevelType w:val="hybridMultilevel"/>
     <w:tmpl w:val="4D5E6390"/>
@@ -33670,7 +38202,7 @@
     </w:lvl>
   </w:abstractNum>
   <w:num w:numId="1" w16cid:durableId="1828401536">
-    <w:abstractNumId w:val="4"/>
+    <w:abstractNumId w:val="6"/>
   </w:num>
   <w:num w:numId="2" w16cid:durableId="98841016">
     <w:abstractNumId w:val="0"/>
@@ -33706,16 +38238,16 @@
     </w:lvlOverride>
   </w:num>
   <w:num w:numId="4" w16cid:durableId="261651673">
-    <w:abstractNumId w:val="7"/>
+    <w:abstractNumId w:val="9"/>
   </w:num>
   <w:num w:numId="5" w16cid:durableId="417749397">
-    <w:abstractNumId w:val="9"/>
+    <w:abstractNumId w:val="11"/>
   </w:num>
   <w:num w:numId="6" w16cid:durableId="2111123430">
-    <w:abstractNumId w:val="8"/>
+    <w:abstractNumId w:val="10"/>
   </w:num>
   <w:num w:numId="7" w16cid:durableId="162748756">
-    <w:abstractNumId w:val="5"/>
+    <w:abstractNumId w:val="7"/>
   </w:num>
   <w:num w:numId="8" w16cid:durableId="1321930074">
     <w:abstractNumId w:val="0"/>
@@ -33748,7 +38280,7 @@
     </w:lvlOverride>
   </w:num>
   <w:num w:numId="9" w16cid:durableId="1688025085">
-    <w:abstractNumId w:val="1"/>
+    <w:abstractNumId w:val="3"/>
   </w:num>
   <w:num w:numId="10" w16cid:durableId="1865167671">
     <w:abstractNumId w:val="0"/>
@@ -33781,13 +38313,79 @@
     </w:lvlOverride>
   </w:num>
   <w:num w:numId="11" w16cid:durableId="1592616097">
-    <w:abstractNumId w:val="3"/>
+    <w:abstractNumId w:val="5"/>
   </w:num>
   <w:num w:numId="12" w16cid:durableId="182594190">
-    <w:abstractNumId w:val="6"/>
+    <w:abstractNumId w:val="8"/>
   </w:num>
   <w:num w:numId="13" w16cid:durableId="364331564">
+    <w:abstractNumId w:val="4"/>
+  </w:num>
+  <w:num w:numId="14" w16cid:durableId="1392079121">
+    <w:abstractNumId w:val="0"/>
+    <w:lvlOverride w:ilvl="0">
+      <w:startOverride w:val="1"/>
+    </w:lvlOverride>
+    <w:lvlOverride w:ilvl="1">
+      <w:startOverride w:val="1"/>
+    </w:lvlOverride>
+    <w:lvlOverride w:ilvl="2">
+      <w:startOverride w:val="1"/>
+    </w:lvlOverride>
+    <w:lvlOverride w:ilvl="3">
+      <w:startOverride w:val="1"/>
+    </w:lvlOverride>
+    <w:lvlOverride w:ilvl="4">
+      <w:startOverride w:val="1"/>
+    </w:lvlOverride>
+    <w:lvlOverride w:ilvl="5">
+      <w:startOverride w:val="1"/>
+    </w:lvlOverride>
+    <w:lvlOverride w:ilvl="6">
+      <w:startOverride w:val="1"/>
+    </w:lvlOverride>
+    <w:lvlOverride w:ilvl="7">
+      <w:startOverride w:val="1"/>
+    </w:lvlOverride>
+    <w:lvlOverride w:ilvl="8">
+      <w:startOverride w:val="1"/>
+    </w:lvlOverride>
+  </w:num>
+  <w:num w:numId="15" w16cid:durableId="812067138">
+    <w:abstractNumId w:val="1"/>
+  </w:num>
+  <w:num w:numId="16" w16cid:durableId="1085145995">
     <w:abstractNumId w:val="2"/>
+  </w:num>
+  <w:num w:numId="17" w16cid:durableId="1571691352">
+    <w:abstractNumId w:val="0"/>
+    <w:lvlOverride w:ilvl="0">
+      <w:startOverride w:val="1"/>
+    </w:lvlOverride>
+    <w:lvlOverride w:ilvl="1">
+      <w:startOverride w:val="1"/>
+    </w:lvlOverride>
+    <w:lvlOverride w:ilvl="2">
+      <w:startOverride w:val="1"/>
+    </w:lvlOverride>
+    <w:lvlOverride w:ilvl="3">
+      <w:startOverride w:val="1"/>
+    </w:lvlOverride>
+    <w:lvlOverride w:ilvl="4">
+      <w:startOverride w:val="1"/>
+    </w:lvlOverride>
+    <w:lvlOverride w:ilvl="5">
+      <w:startOverride w:val="1"/>
+    </w:lvlOverride>
+    <w:lvlOverride w:ilvl="6">
+      <w:startOverride w:val="1"/>
+    </w:lvlOverride>
+    <w:lvlOverride w:ilvl="7">
+      <w:startOverride w:val="1"/>
+    </w:lvlOverride>
+    <w:lvlOverride w:ilvl="8">
+      <w:startOverride w:val="1"/>
+    </w:lvlOverride>
   </w:num>
   <w:numIdMacAtCleanup w:val="13"/>
 </w:numbering>

--- a/DOC/基本設計書/ソフトウェア仕様書.docx
+++ b/DOC/基本設計書/ソフトウェア仕様書.docx
@@ -15457,19 +15457,7 @@
         <w:rPr>
           <w:rFonts w:hint="eastAsia"/>
         </w:rPr>
-        <w:t>メールアドレスとパスワードを忘却したユーザ</w:t>
-      </w:r>
-      <w:r>
-        <w:rPr>
-          <w:rFonts w:hint="eastAsia"/>
-        </w:rPr>
-        <w:t>ー</w:t>
-      </w:r>
-      <w:r>
-        <w:rPr>
-          <w:rFonts w:hint="eastAsia"/>
-        </w:rPr>
-        <w:t>に対する問い合わせインタフェースを提供する。</w:t>
+        <w:t>パスワードを忘却したユーザーに対して、パスワード再設定機能を提供する。</w:t>
       </w:r>
     </w:p>
     <w:p>
@@ -15496,234 +15484,42 @@
     </w:p>
     <w:p>
       <w:pPr>
-        <w:pStyle w:val="a4"/>
-        <w:ind w:leftChars="0" w:left="1985"/>
-      </w:pPr>
-      <w:r>
-        <w:rPr>
-          <w:rFonts w:eastAsiaTheme="minorHAnsi" w:hint="eastAsia"/>
+        <w:pStyle w:val="4"/>
+        <w:numPr>
+          <w:ilvl w:val="0"/>
+          <w:numId w:val="0"/>
+        </w:numPr>
+        <w:ind w:left="1984"/>
+      </w:pPr>
+      <w:r>
+        <w:rPr>
+          <w:rFonts w:hint="eastAsia"/>
           <w:noProof/>
         </w:rPr>
         <mc:AlternateContent>
           <mc:Choice Requires="wps">
             <w:drawing>
-              <wp:anchor distT="0" distB="0" distL="114300" distR="114300" simplePos="0" relativeHeight="251698176" behindDoc="0" locked="0" layoutInCell="1" allowOverlap="1" wp14:anchorId="1AC0AD7D" wp14:editId="72B1ADC5">
+              <wp:anchor distT="0" distB="0" distL="114300" distR="114300" simplePos="0" relativeHeight="251860992" behindDoc="0" locked="0" layoutInCell="1" allowOverlap="1" wp14:anchorId="3F08DA11" wp14:editId="51A2A61A">
                 <wp:simplePos x="0" y="0"/>
                 <wp:positionH relativeFrom="column">
-                  <wp:posOffset>4020185</wp:posOffset>
+                  <wp:posOffset>2981325</wp:posOffset>
                 </wp:positionH>
                 <wp:positionV relativeFrom="paragraph">
-                  <wp:posOffset>2744470</wp:posOffset>
+                  <wp:posOffset>309563</wp:posOffset>
                 </wp:positionV>
-                <wp:extent cx="2473960" cy="483870"/>
-                <wp:effectExtent l="0" t="254000" r="15240" b="11430"/>
+                <wp:extent cx="766763" cy="116955"/>
+                <wp:effectExtent l="0" t="0" r="33655" b="35560"/>
                 <wp:wrapNone/>
-                <wp:docPr id="1211398660" name="四角形吹き出し 8"/>
-                <wp:cNvGraphicFramePr/>
-                <a:graphic xmlns:a="http://schemas.openxmlformats.org/drawingml/2006/main">
-                  <a:graphicData uri="http://schemas.microsoft.com/office/word/2010/wordprocessingShape">
-                    <wps:wsp>
-                      <wps:cNvSpPr/>
-                      <wps:spPr>
-                        <a:xfrm>
-                          <a:off x="0" y="0"/>
-                          <a:ext cx="2473960" cy="483870"/>
-                        </a:xfrm>
-                        <a:prstGeom prst="wedgeRectCallout">
-                          <a:avLst>
-                            <a:gd name="adj1" fmla="val 9579"/>
-                            <a:gd name="adj2" fmla="val -99719"/>
-                          </a:avLst>
-                        </a:prstGeom>
-                        <a:solidFill>
-                          <a:schemeClr val="bg1"/>
-                        </a:solidFill>
-                        <a:ln>
-                          <a:solidFill>
-                            <a:srgbClr val="FF0000"/>
-                          </a:solidFill>
-                        </a:ln>
-                      </wps:spPr>
-                      <wps:style>
-                        <a:lnRef idx="2">
-                          <a:schemeClr val="accent1">
-                            <a:shade val="50000"/>
-                          </a:schemeClr>
-                        </a:lnRef>
-                        <a:fillRef idx="1">
-                          <a:schemeClr val="accent1"/>
-                        </a:fillRef>
-                        <a:effectRef idx="0">
-                          <a:schemeClr val="accent1"/>
-                        </a:effectRef>
-                        <a:fontRef idx="minor">
-                          <a:schemeClr val="lt1"/>
-                        </a:fontRef>
-                      </wps:style>
-                      <wps:txbx>
-                        <w:txbxContent>
-                          <w:p>
-                            <w:pPr>
-                              <w:jc w:val="center"/>
-                              <w:rPr>
-                                <w:color w:val="FF0000"/>
-                              </w:rPr>
-                            </w:pPr>
-                            <w:r>
-                              <w:rPr>
-                                <w:rFonts w:hint="eastAsia"/>
-                                <w:color w:val="FF0000"/>
-                              </w:rPr>
-                              <w:t>T</w:t>
-                            </w:r>
-                            <w:r>
-                              <w:rPr>
-                                <w:color w:val="FF0000"/>
-                              </w:rPr>
-                              <w:t xml:space="preserve">ODO: </w:t>
-                            </w:r>
-                            <w:r>
-                              <w:rPr>
-                                <w:rFonts w:hint="eastAsia"/>
-                                <w:color w:val="FF0000"/>
-                              </w:rPr>
-                              <w:t>画面イメージ差し替え残</w:t>
-                            </w:r>
-                          </w:p>
-                        </w:txbxContent>
-                      </wps:txbx>
-                      <wps:bodyPr rot="0" spcFirstLastPara="0" vertOverflow="overflow" horzOverflow="overflow" vert="horz" wrap="square" lIns="91440" tIns="45720" rIns="91440" bIns="45720" numCol="1" spcCol="0" rtlCol="0" fromWordArt="0" anchor="ctr" anchorCtr="0" forceAA="0" compatLnSpc="1">
-                        <a:prstTxWarp prst="textNoShape">
-                          <a:avLst/>
-                        </a:prstTxWarp>
-                        <a:noAutofit/>
-                      </wps:bodyPr>
-                    </wps:wsp>
-                  </a:graphicData>
-                </a:graphic>
-                <wp14:sizeRelH relativeFrom="margin">
-                  <wp14:pctWidth>0</wp14:pctWidth>
-                </wp14:sizeRelH>
-                <wp14:sizeRelV relativeFrom="margin">
-                  <wp14:pctHeight>0</wp14:pctHeight>
-                </wp14:sizeRelV>
-              </wp:anchor>
-            </w:drawing>
-          </mc:Choice>
-          <mc:Fallback>
-            <w:pict>
-              <v:shapetype w14:anchorId="1AC0AD7D" id="_x0000_t61" coordsize="21600,21600" o:spt="61" adj="1350,25920" path="m,l0@8@12@24,0@9,,21600@6,21600@15@27@7,21600,21600,21600,21600@9@18@30,21600@8,21600,0@7,0@21@33@6,xe">
-                <v:stroke joinstyle="miter"/>
-                <v:formulas>
-                  <v:f eqn="sum 10800 0 #0"/>
-                  <v:f eqn="sum 10800 0 #1"/>
-                  <v:f eqn="sum #0 0 #1"/>
-                  <v:f eqn="sum @0 @1 0"/>
-                  <v:f eqn="sum 21600 0 #0"/>
-                  <v:f eqn="sum 21600 0 #1"/>
-                  <v:f eqn="if @0 3600 12600"/>
-                  <v:f eqn="if @0 9000 18000"/>
-                  <v:f eqn="if @1 3600 12600"/>
-                  <v:f eqn="if @1 9000 18000"/>
-                  <v:f eqn="if @2 0 #0"/>
-                  <v:f eqn="if @3 @10 0"/>
-                  <v:f eqn="if #0 0 @11"/>
-                  <v:f eqn="if @2 @6 #0"/>
-                  <v:f eqn="if @3 @6 @13"/>
-                  <v:f eqn="if @5 @6 @14"/>
-                  <v:f eqn="if @2 #0 21600"/>
-                  <v:f eqn="if @3 21600 @16"/>
-                  <v:f eqn="if @4 21600 @17"/>
-                  <v:f eqn="if @2 #0 @6"/>
-                  <v:f eqn="if @3 @19 @6"/>
-                  <v:f eqn="if #1 @6 @20"/>
-                  <v:f eqn="if @2 @8 #1"/>
-                  <v:f eqn="if @3 @22 @8"/>
-                  <v:f eqn="if #0 @8 @23"/>
-                  <v:f eqn="if @2 21600 #1"/>
-                  <v:f eqn="if @3 21600 @25"/>
-                  <v:f eqn="if @5 21600 @26"/>
-                  <v:f eqn="if @2 #1 @8"/>
-                  <v:f eqn="if @3 @8 @28"/>
-                  <v:f eqn="if @4 @8 @29"/>
-                  <v:f eqn="if @2 #1 0"/>
-                  <v:f eqn="if @3 @31 0"/>
-                  <v:f eqn="if #1 0 @32"/>
-                  <v:f eqn="val #0"/>
-                  <v:f eqn="val #1"/>
-                </v:formulas>
-                <v:path o:connecttype="custom" o:connectlocs="10800,0;0,10800;10800,21600;21600,10800;@34,@35"/>
-                <v:handles>
-                  <v:h position="#0,#1"/>
-                </v:handles>
-              </v:shapetype>
-              <v:shape id="四角形吹き出し 8" o:spid="_x0000_s1039" type="#_x0000_t61" style="position:absolute;left:0;text-align:left;margin-left:316.55pt;margin-top:216.1pt;width:194.8pt;height:38.1pt;z-index:251698176;visibility:visible;mso-wrap-style:square;mso-width-percent:0;mso-height-percent:0;mso-wrap-distance-left:9pt;mso-wrap-distance-top:0;mso-wrap-distance-right:9pt;mso-wrap-distance-bottom:0;mso-position-horizontal:absolute;mso-position-horizontal-relative:text;mso-position-vertical:absolute;mso-position-vertical-relative:text;mso-width-percent:0;mso-height-percent:0;mso-width-relative:margin;mso-height-relative:margin;v-text-anchor:middle" o:gfxdata="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" adj="12869,-10739" fillcolor="white [3212]" strokecolor="red" strokeweight="1pt">
-                <v:textbox>
-                  <w:txbxContent>
-                    <w:p>
-                      <w:pPr>
-                        <w:jc w:val="center"/>
-                        <w:rPr>
-                          <w:color w:val="FF0000"/>
-                        </w:rPr>
-                      </w:pPr>
-                      <w:r>
-                        <w:rPr>
-                          <w:rFonts w:hint="eastAsia"/>
-                          <w:color w:val="FF0000"/>
-                        </w:rPr>
-                        <w:t>T</w:t>
-                      </w:r>
-                      <w:r>
-                        <w:rPr>
-                          <w:color w:val="FF0000"/>
-                        </w:rPr>
-                        <w:t xml:space="preserve">ODO: </w:t>
-                      </w:r>
-                      <w:r>
-                        <w:rPr>
-                          <w:rFonts w:hint="eastAsia"/>
-                          <w:color w:val="FF0000"/>
-                        </w:rPr>
-                        <w:t>画面イメージ差し替え残</w:t>
-                      </w:r>
-                    </w:p>
-                  </w:txbxContent>
-                </v:textbox>
-              </v:shape>
-            </w:pict>
-          </mc:Fallback>
-        </mc:AlternateContent>
-      </w:r>
-      <w:r>
-        <w:rPr>
-          <w:rFonts w:eastAsiaTheme="minorHAnsi" w:hint="eastAsia"/>
-          <w:noProof/>
-        </w:rPr>
-        <mc:AlternateContent>
-          <mc:Choice Requires="wps">
-            <w:drawing>
-              <wp:anchor distT="0" distB="0" distL="114300" distR="114300" simplePos="0" relativeHeight="251713536" behindDoc="0" locked="0" layoutInCell="1" allowOverlap="1" wp14:anchorId="74CED70C" wp14:editId="3B81839F">
-                <wp:simplePos x="0" y="0"/>
-                <wp:positionH relativeFrom="column">
-                  <wp:posOffset>2025015</wp:posOffset>
-                </wp:positionH>
-                <wp:positionV relativeFrom="paragraph">
-                  <wp:posOffset>2472055</wp:posOffset>
-                </wp:positionV>
-                <wp:extent cx="701675" cy="84455"/>
-                <wp:effectExtent l="0" t="0" r="22225" b="17145"/>
-                <wp:wrapNone/>
-                <wp:docPr id="1851460983" name="直線コネクタ 1851460983"/>
+                <wp:docPr id="1210769652" name="直線コネクタ 1210769652"/>
                 <wp:cNvGraphicFramePr/>
                 <a:graphic xmlns:a="http://schemas.openxmlformats.org/drawingml/2006/main">
                   <a:graphicData uri="http://schemas.microsoft.com/office/word/2010/wordprocessingShape">
                     <wps:wsp>
                       <wps:cNvCnPr/>
                       <wps:spPr>
-                        <a:xfrm flipV="1">
+                        <a:xfrm>
                           <a:off x="0" y="0"/>
-                          <a:ext cx="701675" cy="84455"/>
+                          <a:ext cx="766763" cy="116955"/>
                         </a:xfrm>
                         <a:prstGeom prst="line">
                           <a:avLst/>
@@ -15763,7 +15559,7 @@
           </mc:Choice>
           <mc:Fallback>
             <w:pict>
-              <v:line w14:anchorId="11037A6B" id="直線コネクタ 1851460983" o:spid="_x0000_s1026" style="position:absolute;flip:y;z-index:251713536;visibility:visible;mso-wrap-style:square;mso-width-percent:0;mso-height-percent:0;mso-wrap-distance-left:9pt;mso-wrap-distance-top:0;mso-wrap-distance-right:9pt;mso-wrap-distance-bottom:0;mso-position-horizontal:absolute;mso-position-horizontal-relative:text;mso-position-vertical:absolute;mso-position-vertical-relative:text;mso-width-percent:0;mso-height-percent:0;mso-width-relative:margin;mso-height-relative:margin" from="159.45pt,194.65pt" to="214.7pt,201.3pt" o:gfxdata="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" strokecolor="red" strokeweight="1pt">
+              <v:line w14:anchorId="3FB69F82" id="直線コネクタ 1210769652" o:spid="_x0000_s1026" style="position:absolute;z-index:251860992;visibility:visible;mso-wrap-style:square;mso-width-percent:0;mso-height-percent:0;mso-wrap-distance-left:9pt;mso-wrap-distance-top:0;mso-wrap-distance-right:9pt;mso-wrap-distance-bottom:0;mso-position-horizontal:absolute;mso-position-horizontal-relative:text;mso-position-vertical:absolute;mso-position-vertical-relative:text;mso-width-percent:0;mso-height-percent:0;mso-width-relative:margin;mso-height-relative:margin" from="234.75pt,24.4pt" to="295.15pt,33.6pt" o:gfxdata="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" strokecolor="red" strokeweight="1pt">
                 <v:stroke joinstyle="miter"/>
               </v:line>
             </w:pict>
@@ -15772,33 +15568,33 @@
       </w:r>
       <w:r>
         <w:rPr>
-          <w:rFonts w:eastAsiaTheme="minorHAnsi" w:hint="eastAsia"/>
+          <w:rFonts w:hint="eastAsia"/>
           <w:noProof/>
         </w:rPr>
         <mc:AlternateContent>
           <mc:Choice Requires="wps">
             <w:drawing>
-              <wp:anchor distT="0" distB="0" distL="114300" distR="114300" simplePos="0" relativeHeight="251712512" behindDoc="0" locked="0" layoutInCell="1" allowOverlap="1" wp14:anchorId="73AD6AEC" wp14:editId="2DF56DC9">
+              <wp:anchor distT="0" distB="0" distL="114300" distR="114300" simplePos="0" relativeHeight="251882496" behindDoc="0" locked="0" layoutInCell="1" allowOverlap="1" wp14:anchorId="67CB0ACF" wp14:editId="736A9F75">
                 <wp:simplePos x="0" y="0"/>
                 <wp:positionH relativeFrom="column">
-                  <wp:posOffset>2028190</wp:posOffset>
+                  <wp:posOffset>3019753</wp:posOffset>
                 </wp:positionH>
                 <wp:positionV relativeFrom="paragraph">
-                  <wp:posOffset>2198370</wp:posOffset>
+                  <wp:posOffset>1450475</wp:posOffset>
                 </wp:positionV>
-                <wp:extent cx="701675" cy="84455"/>
-                <wp:effectExtent l="0" t="0" r="22225" b="17145"/>
+                <wp:extent cx="191457" cy="28963"/>
+                <wp:effectExtent l="0" t="0" r="37465" b="28575"/>
                 <wp:wrapNone/>
-                <wp:docPr id="2016229728" name="直線コネクタ 2016229728"/>
+                <wp:docPr id="933525179" name="直線コネクタ 933525179"/>
                 <wp:cNvGraphicFramePr/>
                 <a:graphic xmlns:a="http://schemas.openxmlformats.org/drawingml/2006/main">
                   <a:graphicData uri="http://schemas.microsoft.com/office/word/2010/wordprocessingShape">
                     <wps:wsp>
                       <wps:cNvCnPr/>
                       <wps:spPr>
-                        <a:xfrm flipV="1">
+                        <a:xfrm>
                           <a:off x="0" y="0"/>
-                          <a:ext cx="701675" cy="84455"/>
+                          <a:ext cx="191457" cy="28963"/>
                         </a:xfrm>
                         <a:prstGeom prst="line">
                           <a:avLst/>
@@ -15838,7 +15634,7 @@
           </mc:Choice>
           <mc:Fallback>
             <w:pict>
-              <v:line w14:anchorId="35241CBA" id="直線コネクタ 2016229728" o:spid="_x0000_s1026" style="position:absolute;flip:y;z-index:251712512;visibility:visible;mso-wrap-style:square;mso-width-percent:0;mso-height-percent:0;mso-wrap-distance-left:9pt;mso-wrap-distance-top:0;mso-wrap-distance-right:9pt;mso-wrap-distance-bottom:0;mso-position-horizontal:absolute;mso-position-horizontal-relative:text;mso-position-vertical:absolute;mso-position-vertical-relative:text;mso-width-percent:0;mso-height-percent:0;mso-width-relative:margin;mso-height-relative:margin" from="159.7pt,173.1pt" to="214.95pt,179.75pt" o:gfxdata="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" strokecolor="red" strokeweight="1pt">
+              <v:line w14:anchorId="0665C91E" id="直線コネクタ 933525179" o:spid="_x0000_s1026" style="position:absolute;z-index:251882496;visibility:visible;mso-wrap-style:square;mso-width-percent:0;mso-height-percent:0;mso-wrap-distance-left:9pt;mso-wrap-distance-top:0;mso-wrap-distance-right:9pt;mso-wrap-distance-bottom:0;mso-position-horizontal:absolute;mso-position-horizontal-relative:text;mso-position-vertical:absolute;mso-position-vertical-relative:text;mso-width-percent:0;mso-height-percent:0;mso-width-relative:margin;mso-height-relative:margin" from="237.8pt,114.2pt" to="252.9pt,116.5pt" o:gfxdata="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" strokecolor="red" strokeweight="1pt">
                 <v:stroke joinstyle="miter"/>
               </v:line>
             </w:pict>
@@ -15847,33 +15643,33 @@
       </w:r>
       <w:r>
         <w:rPr>
-          <w:rFonts w:eastAsiaTheme="minorHAnsi" w:hint="eastAsia"/>
+          <w:rFonts w:hint="eastAsia"/>
           <w:noProof/>
         </w:rPr>
         <mc:AlternateContent>
           <mc:Choice Requires="wps">
             <w:drawing>
-              <wp:anchor distT="0" distB="0" distL="114300" distR="114300" simplePos="0" relativeHeight="251707392" behindDoc="0" locked="0" layoutInCell="1" allowOverlap="1" wp14:anchorId="17FE02E7" wp14:editId="1E8DA2A5">
+              <wp:anchor distT="0" distB="0" distL="114300" distR="114300" simplePos="0" relativeHeight="251881472" behindDoc="0" locked="0" layoutInCell="1" allowOverlap="1" wp14:anchorId="5C7439CC" wp14:editId="71DA2F55">
                 <wp:simplePos x="0" y="0"/>
                 <wp:positionH relativeFrom="column">
-                  <wp:posOffset>1052830</wp:posOffset>
+                  <wp:posOffset>3042138</wp:posOffset>
                 </wp:positionH>
                 <wp:positionV relativeFrom="paragraph">
-                  <wp:posOffset>1388110</wp:posOffset>
+                  <wp:posOffset>2047056</wp:posOffset>
                 </wp:positionV>
-                <wp:extent cx="701675" cy="84455"/>
-                <wp:effectExtent l="0" t="0" r="22225" b="17145"/>
+                <wp:extent cx="206295" cy="37238"/>
+                <wp:effectExtent l="0" t="0" r="22860" b="20320"/>
                 <wp:wrapNone/>
-                <wp:docPr id="1415711947" name="直線コネクタ 1415711947"/>
+                <wp:docPr id="1081165409" name="直線コネクタ 1081165409"/>
                 <wp:cNvGraphicFramePr/>
                 <a:graphic xmlns:a="http://schemas.openxmlformats.org/drawingml/2006/main">
                   <a:graphicData uri="http://schemas.microsoft.com/office/word/2010/wordprocessingShape">
                     <wps:wsp>
                       <wps:cNvCnPr/>
                       <wps:spPr>
-                        <a:xfrm flipV="1">
+                        <a:xfrm>
                           <a:off x="0" y="0"/>
-                          <a:ext cx="701675" cy="84455"/>
+                          <a:ext cx="206295" cy="37238"/>
                         </a:xfrm>
                         <a:prstGeom prst="line">
                           <a:avLst/>
@@ -15913,7 +15709,7 @@
           </mc:Choice>
           <mc:Fallback>
             <w:pict>
-              <v:line w14:anchorId="2C5F7BD2" id="直線コネクタ 1415711947" o:spid="_x0000_s1026" style="position:absolute;flip:y;z-index:251707392;visibility:visible;mso-wrap-style:square;mso-width-percent:0;mso-height-percent:0;mso-wrap-distance-left:9pt;mso-wrap-distance-top:0;mso-wrap-distance-right:9pt;mso-wrap-distance-bottom:0;mso-position-horizontal:absolute;mso-position-horizontal-relative:text;mso-position-vertical:absolute;mso-position-vertical-relative:text;mso-width-percent:0;mso-height-percent:0;mso-width-relative:margin;mso-height-relative:margin" from="82.9pt,109.3pt" to="138.15pt,115.95pt" o:gfxdata="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" strokecolor="red" strokeweight="1pt">
+              <v:line w14:anchorId="568A00D4" id="直線コネクタ 1081165409" o:spid="_x0000_s1026" style="position:absolute;z-index:251881472;visibility:visible;mso-wrap-style:square;mso-width-percent:0;mso-height-percent:0;mso-wrap-distance-left:9pt;mso-wrap-distance-top:0;mso-wrap-distance-right:9pt;mso-wrap-distance-bottom:0;mso-position-horizontal:absolute;mso-position-horizontal-relative:text;mso-position-vertical:absolute;mso-position-vertical-relative:text;mso-width-percent:0;mso-height-percent:0;mso-width-relative:margin;mso-height-relative:margin" from="239.55pt,161.2pt" to="255.8pt,164.15pt" o:gfxdata="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" strokecolor="red" strokeweight="1pt">
                 <v:stroke joinstyle="miter"/>
               </v:line>
             </w:pict>
@@ -15922,33 +15718,461 @@
       </w:r>
       <w:r>
         <w:rPr>
-          <w:rFonts w:eastAsiaTheme="minorHAnsi" w:hint="eastAsia"/>
+          <w:rFonts w:hint="eastAsia"/>
           <w:noProof/>
         </w:rPr>
         <mc:AlternateContent>
           <mc:Choice Requires="wps">
             <w:drawing>
-              <wp:anchor distT="0" distB="0" distL="114300" distR="114300" simplePos="0" relativeHeight="251701248" behindDoc="0" locked="0" layoutInCell="1" allowOverlap="1" wp14:anchorId="5F557B2D" wp14:editId="5D880B86">
+              <wp:anchor distT="0" distB="0" distL="114300" distR="114300" simplePos="0" relativeHeight="251880448" behindDoc="0" locked="0" layoutInCell="1" allowOverlap="1" wp14:anchorId="5A56C31E" wp14:editId="4D883DD3">
                 <wp:simplePos x="0" y="0"/>
                 <wp:positionH relativeFrom="column">
-                  <wp:posOffset>1048385</wp:posOffset>
+                  <wp:posOffset>2549565</wp:posOffset>
                 </wp:positionH>
                 <wp:positionV relativeFrom="paragraph">
-                  <wp:posOffset>977265</wp:posOffset>
+                  <wp:posOffset>1862191</wp:posOffset>
                 </wp:positionV>
-                <wp:extent cx="701675" cy="84455"/>
-                <wp:effectExtent l="0" t="0" r="22225" b="17145"/>
+                <wp:extent cx="552450" cy="382270"/>
+                <wp:effectExtent l="0" t="0" r="0" b="0"/>
                 <wp:wrapNone/>
-                <wp:docPr id="1292821436" name="直線コネクタ 1292821436"/>
+                <wp:docPr id="1173975868" name="テキスト ボックス 1173975868"/>
+                <wp:cNvGraphicFramePr/>
+                <a:graphic xmlns:a="http://schemas.openxmlformats.org/drawingml/2006/main">
+                  <a:graphicData uri="http://schemas.microsoft.com/office/word/2010/wordprocessingShape">
+                    <wps:wsp>
+                      <wps:cNvSpPr txBox="1"/>
+                      <wps:spPr>
+                        <a:xfrm>
+                          <a:off x="0" y="0"/>
+                          <a:ext cx="552450" cy="382270"/>
+                        </a:xfrm>
+                        <a:prstGeom prst="rect">
+                          <a:avLst/>
+                        </a:prstGeom>
+                        <a:noFill/>
+                        <a:ln w="6350">
+                          <a:noFill/>
+                        </a:ln>
+                      </wps:spPr>
+                      <wps:txbx>
+                        <w:txbxContent>
+                          <w:p>
+                            <w:pPr>
+                              <w:jc w:val="center"/>
+                              <w:rPr>
+                                <w:b/>
+                                <w:color w:val="FF0000"/>
+                              </w:rPr>
+                            </w:pPr>
+                            <w:r>
+                              <w:rPr>
+                                <w:rFonts w:hint="eastAsia"/>
+                                <w:b/>
+                                <w:color w:val="FF0000"/>
+                              </w:rPr>
+                              <w:t>⑫</w:t>
+                            </w:r>
+                          </w:p>
+                        </w:txbxContent>
+                      </wps:txbx>
+                      <wps:bodyPr rot="0" spcFirstLastPara="0" vertOverflow="overflow" horzOverflow="overflow" vert="horz" wrap="square" lIns="91440" tIns="45720" rIns="91440" bIns="45720" numCol="1" spcCol="0" rtlCol="0" fromWordArt="0" anchor="t" anchorCtr="0" forceAA="0" compatLnSpc="1">
+                        <a:prstTxWarp prst="textNoShape">
+                          <a:avLst/>
+                        </a:prstTxWarp>
+                        <a:noAutofit/>
+                      </wps:bodyPr>
+                    </wps:wsp>
+                  </a:graphicData>
+                </a:graphic>
+                <wp14:sizeRelH relativeFrom="margin">
+                  <wp14:pctWidth>0</wp14:pctWidth>
+                </wp14:sizeRelH>
+                <wp14:sizeRelV relativeFrom="margin">
+                  <wp14:pctHeight>0</wp14:pctHeight>
+                </wp14:sizeRelV>
+              </wp:anchor>
+            </w:drawing>
+          </mc:Choice>
+          <mc:Fallback>
+            <w:pict>
+              <v:shapetype w14:anchorId="5A56C31E" id="_x0000_t202" coordsize="21600,21600" o:spt="202" path="m,l,21600r21600,l21600,xe">
+                <v:stroke joinstyle="miter"/>
+                <v:path gradientshapeok="t" o:connecttype="rect"/>
+              </v:shapetype>
+              <v:shape id="テキスト ボックス 1173975868" o:spid="_x0000_s1039" type="#_x0000_t202" style="position:absolute;left:0;text-align:left;margin-left:200.75pt;margin-top:146.65pt;width:43.5pt;height:30.1pt;z-index:251880448;visibility:visible;mso-wrap-style:square;mso-width-percent:0;mso-height-percent:0;mso-wrap-distance-left:9pt;mso-wrap-distance-top:0;mso-wrap-distance-right:9pt;mso-wrap-distance-bottom:0;mso-position-horizontal:absolute;mso-position-horizontal-relative:text;mso-position-vertical:absolute;mso-position-vertical-relative:text;mso-width-percent:0;mso-height-percent:0;mso-width-relative:margin;mso-height-relative:margin;v-text-anchor:top" o:gfxdata="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" filled="f" stroked="f" strokeweight=".5pt">
+                <v:textbox>
+                  <w:txbxContent>
+                    <w:p>
+                      <w:pPr>
+                        <w:jc w:val="center"/>
+                        <w:rPr>
+                          <w:b/>
+                          <w:color w:val="FF0000"/>
+                        </w:rPr>
+                      </w:pPr>
+                      <w:r>
+                        <w:rPr>
+                          <w:rFonts w:hint="eastAsia"/>
+                          <w:b/>
+                          <w:color w:val="FF0000"/>
+                        </w:rPr>
+                        <w:t>⑫</w:t>
+                      </w:r>
+                    </w:p>
+                  </w:txbxContent>
+                </v:textbox>
+              </v:shape>
+            </w:pict>
+          </mc:Fallback>
+        </mc:AlternateContent>
+      </w:r>
+      <w:r>
+        <w:rPr>
+          <w:rFonts w:hint="eastAsia"/>
+          <w:noProof/>
+        </w:rPr>
+        <mc:AlternateContent>
+          <mc:Choice Requires="wps">
+            <w:drawing>
+              <wp:anchor distT="0" distB="0" distL="114300" distR="114300" simplePos="0" relativeHeight="251866112" behindDoc="0" locked="0" layoutInCell="1" allowOverlap="1" wp14:anchorId="7EB89F04" wp14:editId="0BB954B7">
+                <wp:simplePos x="0" y="0"/>
+                <wp:positionH relativeFrom="column">
+                  <wp:posOffset>2533650</wp:posOffset>
+                </wp:positionH>
+                <wp:positionV relativeFrom="paragraph">
+                  <wp:posOffset>867430</wp:posOffset>
+                </wp:positionV>
+                <wp:extent cx="552450" cy="382270"/>
+                <wp:effectExtent l="0" t="0" r="0" b="0"/>
+                <wp:wrapNone/>
+                <wp:docPr id="2113344365" name="テキスト ボックス 2113344365"/>
+                <wp:cNvGraphicFramePr/>
+                <a:graphic xmlns:a="http://schemas.openxmlformats.org/drawingml/2006/main">
+                  <a:graphicData uri="http://schemas.microsoft.com/office/word/2010/wordprocessingShape">
+                    <wps:wsp>
+                      <wps:cNvSpPr txBox="1"/>
+                      <wps:spPr>
+                        <a:xfrm>
+                          <a:off x="0" y="0"/>
+                          <a:ext cx="552450" cy="382270"/>
+                        </a:xfrm>
+                        <a:prstGeom prst="rect">
+                          <a:avLst/>
+                        </a:prstGeom>
+                        <a:noFill/>
+                        <a:ln w="6350">
+                          <a:noFill/>
+                        </a:ln>
+                      </wps:spPr>
+                      <wps:txbx>
+                        <w:txbxContent>
+                          <w:p>
+                            <w:pPr>
+                              <w:jc w:val="center"/>
+                              <w:rPr>
+                                <w:b/>
+                                <w:color w:val="FF0000"/>
+                              </w:rPr>
+                            </w:pPr>
+                            <w:r>
+                              <w:rPr>
+                                <w:rFonts w:hint="eastAsia"/>
+                                <w:b/>
+                                <w:color w:val="FF0000"/>
+                              </w:rPr>
+                              <w:t>⑧</w:t>
+                            </w:r>
+                          </w:p>
+                        </w:txbxContent>
+                      </wps:txbx>
+                      <wps:bodyPr rot="0" spcFirstLastPara="0" vertOverflow="overflow" horzOverflow="overflow" vert="horz" wrap="square" lIns="91440" tIns="45720" rIns="91440" bIns="45720" numCol="1" spcCol="0" rtlCol="0" fromWordArt="0" anchor="t" anchorCtr="0" forceAA="0" compatLnSpc="1">
+                        <a:prstTxWarp prst="textNoShape">
+                          <a:avLst/>
+                        </a:prstTxWarp>
+                        <a:noAutofit/>
+                      </wps:bodyPr>
+                    </wps:wsp>
+                  </a:graphicData>
+                </a:graphic>
+                <wp14:sizeRelH relativeFrom="margin">
+                  <wp14:pctWidth>0</wp14:pctWidth>
+                </wp14:sizeRelH>
+                <wp14:sizeRelV relativeFrom="margin">
+                  <wp14:pctHeight>0</wp14:pctHeight>
+                </wp14:sizeRelV>
+              </wp:anchor>
+            </w:drawing>
+          </mc:Choice>
+          <mc:Fallback>
+            <w:pict>
+              <v:shape w14:anchorId="7EB89F04" id="テキスト ボックス 2113344365" o:spid="_x0000_s1040" type="#_x0000_t202" style="position:absolute;left:0;text-align:left;margin-left:199.5pt;margin-top:68.3pt;width:43.5pt;height:30.1pt;z-index:251866112;visibility:visible;mso-wrap-style:square;mso-width-percent:0;mso-height-percent:0;mso-wrap-distance-left:9pt;mso-wrap-distance-top:0;mso-wrap-distance-right:9pt;mso-wrap-distance-bottom:0;mso-position-horizontal:absolute;mso-position-horizontal-relative:text;mso-position-vertical:absolute;mso-position-vertical-relative:text;mso-width-percent:0;mso-height-percent:0;mso-width-relative:margin;mso-height-relative:margin;v-text-anchor:top" o:gfxdata="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" filled="f" stroked="f" strokeweight=".5pt">
+                <v:textbox>
+                  <w:txbxContent>
+                    <w:p>
+                      <w:pPr>
+                        <w:jc w:val="center"/>
+                        <w:rPr>
+                          <w:b/>
+                          <w:color w:val="FF0000"/>
+                        </w:rPr>
+                      </w:pPr>
+                      <w:r>
+                        <w:rPr>
+                          <w:rFonts w:hint="eastAsia"/>
+                          <w:b/>
+                          <w:color w:val="FF0000"/>
+                        </w:rPr>
+                        <w:t>⑧</w:t>
+                      </w:r>
+                    </w:p>
+                  </w:txbxContent>
+                </v:textbox>
+              </v:shape>
+            </w:pict>
+          </mc:Fallback>
+        </mc:AlternateContent>
+      </w:r>
+      <w:r>
+        <w:rPr>
+          <w:rFonts w:hint="eastAsia"/>
+          <w:noProof/>
+        </w:rPr>
+        <mc:AlternateContent>
+          <mc:Choice Requires="wps">
+            <w:drawing>
+              <wp:anchor distT="0" distB="0" distL="114300" distR="114300" simplePos="0" relativeHeight="251867136" behindDoc="0" locked="0" layoutInCell="1" allowOverlap="1" wp14:anchorId="5FF3B87C" wp14:editId="23F95C3E">
+                <wp:simplePos x="0" y="0"/>
+                <wp:positionH relativeFrom="column">
+                  <wp:posOffset>2533015</wp:posOffset>
+                </wp:positionH>
+                <wp:positionV relativeFrom="paragraph">
+                  <wp:posOffset>588297</wp:posOffset>
+                </wp:positionV>
+                <wp:extent cx="552450" cy="382270"/>
+                <wp:effectExtent l="0" t="0" r="0" b="0"/>
+                <wp:wrapNone/>
+                <wp:docPr id="1309093768" name="テキスト ボックス 1309093768"/>
+                <wp:cNvGraphicFramePr/>
+                <a:graphic xmlns:a="http://schemas.openxmlformats.org/drawingml/2006/main">
+                  <a:graphicData uri="http://schemas.microsoft.com/office/word/2010/wordprocessingShape">
+                    <wps:wsp>
+                      <wps:cNvSpPr txBox="1"/>
+                      <wps:spPr>
+                        <a:xfrm>
+                          <a:off x="0" y="0"/>
+                          <a:ext cx="552450" cy="382270"/>
+                        </a:xfrm>
+                        <a:prstGeom prst="rect">
+                          <a:avLst/>
+                        </a:prstGeom>
+                        <a:noFill/>
+                        <a:ln w="6350">
+                          <a:noFill/>
+                        </a:ln>
+                      </wps:spPr>
+                      <wps:txbx>
+                        <w:txbxContent>
+                          <w:p>
+                            <w:pPr>
+                              <w:jc w:val="center"/>
+                              <w:rPr>
+                                <w:b/>
+                                <w:color w:val="FF0000"/>
+                              </w:rPr>
+                            </w:pPr>
+                            <w:r>
+                              <w:rPr>
+                                <w:rFonts w:hint="eastAsia"/>
+                                <w:b/>
+                                <w:color w:val="FF0000"/>
+                              </w:rPr>
+                              <w:t>⑦</w:t>
+                            </w:r>
+                          </w:p>
+                        </w:txbxContent>
+                      </wps:txbx>
+                      <wps:bodyPr rot="0" spcFirstLastPara="0" vertOverflow="overflow" horzOverflow="overflow" vert="horz" wrap="square" lIns="91440" tIns="45720" rIns="91440" bIns="45720" numCol="1" spcCol="0" rtlCol="0" fromWordArt="0" anchor="t" anchorCtr="0" forceAA="0" compatLnSpc="1">
+                        <a:prstTxWarp prst="textNoShape">
+                          <a:avLst/>
+                        </a:prstTxWarp>
+                        <a:noAutofit/>
+                      </wps:bodyPr>
+                    </wps:wsp>
+                  </a:graphicData>
+                </a:graphic>
+                <wp14:sizeRelH relativeFrom="margin">
+                  <wp14:pctWidth>0</wp14:pctWidth>
+                </wp14:sizeRelH>
+                <wp14:sizeRelV relativeFrom="margin">
+                  <wp14:pctHeight>0</wp14:pctHeight>
+                </wp14:sizeRelV>
+              </wp:anchor>
+            </w:drawing>
+          </mc:Choice>
+          <mc:Fallback>
+            <w:pict>
+              <v:shape w14:anchorId="5FF3B87C" id="テキスト ボックス 1309093768" o:spid="_x0000_s1041" type="#_x0000_t202" style="position:absolute;left:0;text-align:left;margin-left:199.45pt;margin-top:46.3pt;width:43.5pt;height:30.1pt;z-index:251867136;visibility:visible;mso-wrap-style:square;mso-width-percent:0;mso-height-percent:0;mso-wrap-distance-left:9pt;mso-wrap-distance-top:0;mso-wrap-distance-right:9pt;mso-wrap-distance-bottom:0;mso-position-horizontal:absolute;mso-position-horizontal-relative:text;mso-position-vertical:absolute;mso-position-vertical-relative:text;mso-width-percent:0;mso-height-percent:0;mso-width-relative:margin;mso-height-relative:margin;v-text-anchor:top" o:gfxdata="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" filled="f" stroked="f" strokeweight=".5pt">
+                <v:textbox>
+                  <w:txbxContent>
+                    <w:p>
+                      <w:pPr>
+                        <w:jc w:val="center"/>
+                        <w:rPr>
+                          <w:b/>
+                          <w:color w:val="FF0000"/>
+                        </w:rPr>
+                      </w:pPr>
+                      <w:r>
+                        <w:rPr>
+                          <w:rFonts w:hint="eastAsia"/>
+                          <w:b/>
+                          <w:color w:val="FF0000"/>
+                        </w:rPr>
+                        <w:t>⑦</w:t>
+                      </w:r>
+                    </w:p>
+                  </w:txbxContent>
+                </v:textbox>
+              </v:shape>
+            </w:pict>
+          </mc:Fallback>
+        </mc:AlternateContent>
+      </w:r>
+      <w:r>
+        <w:rPr>
+          <w:rFonts w:hint="eastAsia"/>
+          <w:noProof/>
+        </w:rPr>
+        <mc:AlternateContent>
+          <mc:Choice Requires="wps">
+            <w:drawing>
+              <wp:anchor distT="0" distB="0" distL="114300" distR="114300" simplePos="0" relativeHeight="251865088" behindDoc="0" locked="0" layoutInCell="1" allowOverlap="1" wp14:anchorId="30547F48" wp14:editId="34A3AEF2">
+                <wp:simplePos x="0" y="0"/>
+                <wp:positionH relativeFrom="column">
+                  <wp:posOffset>2533650</wp:posOffset>
+                </wp:positionH>
+                <wp:positionV relativeFrom="paragraph">
+                  <wp:posOffset>382577</wp:posOffset>
+                </wp:positionV>
+                <wp:extent cx="552450" cy="382270"/>
+                <wp:effectExtent l="0" t="0" r="0" b="0"/>
+                <wp:wrapNone/>
+                <wp:docPr id="1853595676" name="テキスト ボックス 1853595676"/>
+                <wp:cNvGraphicFramePr/>
+                <a:graphic xmlns:a="http://schemas.openxmlformats.org/drawingml/2006/main">
+                  <a:graphicData uri="http://schemas.microsoft.com/office/word/2010/wordprocessingShape">
+                    <wps:wsp>
+                      <wps:cNvSpPr txBox="1"/>
+                      <wps:spPr>
+                        <a:xfrm>
+                          <a:off x="0" y="0"/>
+                          <a:ext cx="552450" cy="382270"/>
+                        </a:xfrm>
+                        <a:prstGeom prst="rect">
+                          <a:avLst/>
+                        </a:prstGeom>
+                        <a:noFill/>
+                        <a:ln w="6350">
+                          <a:noFill/>
+                        </a:ln>
+                      </wps:spPr>
+                      <wps:txbx>
+                        <w:txbxContent>
+                          <w:p>
+                            <w:pPr>
+                              <w:jc w:val="center"/>
+                              <w:rPr>
+                                <w:b/>
+                                <w:color w:val="FF0000"/>
+                              </w:rPr>
+                            </w:pPr>
+                            <w:r>
+                              <w:rPr>
+                                <w:rFonts w:hint="eastAsia"/>
+                                <w:b/>
+                                <w:color w:val="FF0000"/>
+                              </w:rPr>
+                              <w:t>⑥</w:t>
+                            </w:r>
+                          </w:p>
+                        </w:txbxContent>
+                      </wps:txbx>
+                      <wps:bodyPr rot="0" spcFirstLastPara="0" vertOverflow="overflow" horzOverflow="overflow" vert="horz" wrap="square" lIns="91440" tIns="45720" rIns="91440" bIns="45720" numCol="1" spcCol="0" rtlCol="0" fromWordArt="0" anchor="t" anchorCtr="0" forceAA="0" compatLnSpc="1">
+                        <a:prstTxWarp prst="textNoShape">
+                          <a:avLst/>
+                        </a:prstTxWarp>
+                        <a:noAutofit/>
+                      </wps:bodyPr>
+                    </wps:wsp>
+                  </a:graphicData>
+                </a:graphic>
+                <wp14:sizeRelH relativeFrom="margin">
+                  <wp14:pctWidth>0</wp14:pctWidth>
+                </wp14:sizeRelH>
+                <wp14:sizeRelV relativeFrom="margin">
+                  <wp14:pctHeight>0</wp14:pctHeight>
+                </wp14:sizeRelV>
+              </wp:anchor>
+            </w:drawing>
+          </mc:Choice>
+          <mc:Fallback>
+            <w:pict>
+              <v:shape w14:anchorId="30547F48" id="テキスト ボックス 1853595676" o:spid="_x0000_s1042" type="#_x0000_t202" style="position:absolute;left:0;text-align:left;margin-left:199.5pt;margin-top:30.1pt;width:43.5pt;height:30.1pt;z-index:251865088;visibility:visible;mso-wrap-style:square;mso-width-percent:0;mso-height-percent:0;mso-wrap-distance-left:9pt;mso-wrap-distance-top:0;mso-wrap-distance-right:9pt;mso-wrap-distance-bottom:0;mso-position-horizontal:absolute;mso-position-horizontal-relative:text;mso-position-vertical:absolute;mso-position-vertical-relative:text;mso-width-percent:0;mso-height-percent:0;mso-width-relative:margin;mso-height-relative:margin;v-text-anchor:top" o:gfxdata="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" filled="f" stroked="f" strokeweight=".5pt">
+                <v:textbox>
+                  <w:txbxContent>
+                    <w:p>
+                      <w:pPr>
+                        <w:jc w:val="center"/>
+                        <w:rPr>
+                          <w:b/>
+                          <w:color w:val="FF0000"/>
+                        </w:rPr>
+                      </w:pPr>
+                      <w:r>
+                        <w:rPr>
+                          <w:rFonts w:hint="eastAsia"/>
+                          <w:b/>
+                          <w:color w:val="FF0000"/>
+                        </w:rPr>
+                        <w:t>⑥</w:t>
+                      </w:r>
+                    </w:p>
+                  </w:txbxContent>
+                </v:textbox>
+              </v:shape>
+            </w:pict>
+          </mc:Fallback>
+        </mc:AlternateContent>
+      </w:r>
+      <w:r>
+        <w:rPr>
+          <w:rFonts w:hint="eastAsia"/>
+          <w:noProof/>
+        </w:rPr>
+        <mc:AlternateContent>
+          <mc:Choice Requires="wps">
+            <w:drawing>
+              <wp:anchor distT="0" distB="0" distL="114300" distR="114300" simplePos="0" relativeHeight="251869184" behindDoc="0" locked="0" layoutInCell="1" allowOverlap="1" wp14:anchorId="067B3FD3" wp14:editId="414C4730">
+                <wp:simplePos x="0" y="0"/>
+                <wp:positionH relativeFrom="column">
+                  <wp:posOffset>3009039</wp:posOffset>
+                </wp:positionH>
+                <wp:positionV relativeFrom="paragraph">
+                  <wp:posOffset>582361</wp:posOffset>
+                </wp:positionV>
+                <wp:extent cx="239978" cy="36303"/>
+                <wp:effectExtent l="0" t="0" r="27305" b="20955"/>
+                <wp:wrapNone/>
+                <wp:docPr id="552389500" name="直線コネクタ 552389500"/>
                 <wp:cNvGraphicFramePr/>
                 <a:graphic xmlns:a="http://schemas.openxmlformats.org/drawingml/2006/main">
                   <a:graphicData uri="http://schemas.microsoft.com/office/word/2010/wordprocessingShape">
                     <wps:wsp>
                       <wps:cNvCnPr/>
                       <wps:spPr>
-                        <a:xfrm flipV="1">
+                        <a:xfrm>
                           <a:off x="0" y="0"/>
-                          <a:ext cx="701675" cy="84455"/>
+                          <a:ext cx="239978" cy="36303"/>
                         </a:xfrm>
                         <a:prstGeom prst="line">
                           <a:avLst/>
@@ -15988,7 +16212,7 @@
           </mc:Choice>
           <mc:Fallback>
             <w:pict>
-              <v:line w14:anchorId="3C6C7437" id="直線コネクタ 1292821436" o:spid="_x0000_s1026" style="position:absolute;flip:y;z-index:251701248;visibility:visible;mso-wrap-style:square;mso-width-percent:0;mso-height-percent:0;mso-wrap-distance-left:9pt;mso-wrap-distance-top:0;mso-wrap-distance-right:9pt;mso-wrap-distance-bottom:0;mso-position-horizontal:absolute;mso-position-horizontal-relative:text;mso-position-vertical:absolute;mso-position-vertical-relative:text;mso-width-percent:0;mso-height-percent:0;mso-width-relative:margin;mso-height-relative:margin" from="82.55pt,76.95pt" to="137.8pt,83.6pt" o:gfxdata="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" strokecolor="red" strokeweight="1pt">
+              <v:line w14:anchorId="1E64BAAB" id="直線コネクタ 552389500" o:spid="_x0000_s1026" style="position:absolute;z-index:251869184;visibility:visible;mso-wrap-style:square;mso-width-percent:0;mso-height-percent:0;mso-wrap-distance-left:9pt;mso-wrap-distance-top:0;mso-wrap-distance-right:9pt;mso-wrap-distance-bottom:0;mso-position-horizontal:absolute;mso-position-horizontal-relative:text;mso-position-vertical:absolute;mso-position-vertical-relative:text;mso-width-percent:0;mso-height-percent:0;mso-width-relative:margin;mso-height-relative:margin" from="236.95pt,45.85pt" to="255.85pt,48.7pt" o:gfxdata="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" strokecolor="red" strokeweight="1pt">
                 <v:stroke joinstyle="miter"/>
               </v:line>
             </w:pict>
@@ -15997,33 +16221,33 @@
       </w:r>
       <w:r>
         <w:rPr>
-          <w:rFonts w:eastAsiaTheme="minorHAnsi" w:hint="eastAsia"/>
+          <w:rFonts w:hint="eastAsia"/>
           <w:noProof/>
         </w:rPr>
         <mc:AlternateContent>
           <mc:Choice Requires="wps">
             <w:drawing>
-              <wp:anchor distT="0" distB="0" distL="114300" distR="114300" simplePos="0" relativeHeight="251709440" behindDoc="0" locked="0" layoutInCell="1" allowOverlap="1" wp14:anchorId="19DBF27E" wp14:editId="717B07FF">
+              <wp:anchor distT="0" distB="0" distL="114300" distR="114300" simplePos="0" relativeHeight="251870208" behindDoc="0" locked="0" layoutInCell="1" allowOverlap="1" wp14:anchorId="2653C57F" wp14:editId="76CC506E">
                 <wp:simplePos x="0" y="0"/>
                 <wp:positionH relativeFrom="column">
-                  <wp:posOffset>5660390</wp:posOffset>
+                  <wp:posOffset>3009038</wp:posOffset>
                 </wp:positionH>
                 <wp:positionV relativeFrom="paragraph">
-                  <wp:posOffset>1352550</wp:posOffset>
+                  <wp:posOffset>772690</wp:posOffset>
                 </wp:positionV>
-                <wp:extent cx="556260" cy="53975"/>
-                <wp:effectExtent l="0" t="0" r="15240" b="22225"/>
+                <wp:extent cx="211015" cy="31922"/>
+                <wp:effectExtent l="0" t="0" r="36830" b="25400"/>
                 <wp:wrapNone/>
-                <wp:docPr id="189023899" name="直線コネクタ 189023899"/>
+                <wp:docPr id="1768434350" name="直線コネクタ 1768434350"/>
                 <wp:cNvGraphicFramePr/>
                 <a:graphic xmlns:a="http://schemas.openxmlformats.org/drawingml/2006/main">
                   <a:graphicData uri="http://schemas.microsoft.com/office/word/2010/wordprocessingShape">
                     <wps:wsp>
                       <wps:cNvCnPr/>
                       <wps:spPr>
-                        <a:xfrm flipV="1">
+                        <a:xfrm>
                           <a:off x="0" y="0"/>
-                          <a:ext cx="556260" cy="53975"/>
+                          <a:ext cx="211015" cy="31922"/>
                         </a:xfrm>
                         <a:prstGeom prst="line">
                           <a:avLst/>
@@ -16063,7 +16287,7 @@
           </mc:Choice>
           <mc:Fallback>
             <w:pict>
-              <v:line w14:anchorId="60866A56" id="直線コネクタ 189023899" o:spid="_x0000_s1026" style="position:absolute;flip:y;z-index:251709440;visibility:visible;mso-wrap-style:square;mso-width-percent:0;mso-height-percent:0;mso-wrap-distance-left:9pt;mso-wrap-distance-top:0;mso-wrap-distance-right:9pt;mso-wrap-distance-bottom:0;mso-position-horizontal:absolute;mso-position-horizontal-relative:text;mso-position-vertical:absolute;mso-position-vertical-relative:text;mso-width-percent:0;mso-height-percent:0;mso-width-relative:margin;mso-height-relative:margin" from="445.7pt,106.5pt" to="489.5pt,110.75pt" o:gfxdata="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" strokecolor="red" strokeweight="1pt">
+              <v:line w14:anchorId="3DAA519C" id="直線コネクタ 1768434350" o:spid="_x0000_s1026" style="position:absolute;z-index:251870208;visibility:visible;mso-wrap-style:square;mso-width-percent:0;mso-height-percent:0;mso-wrap-distance-left:9pt;mso-wrap-distance-top:0;mso-wrap-distance-right:9pt;mso-wrap-distance-bottom:0;mso-position-horizontal:absolute;mso-position-horizontal-relative:text;mso-position-vertical:absolute;mso-position-vertical-relative:text;mso-width-percent:0;mso-height-percent:0;mso-width-relative:margin;mso-height-relative:margin" from="236.95pt,60.85pt" to="253.55pt,63.35pt" o:gfxdata="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" strokecolor="red" strokeweight="1pt">
                 <v:stroke joinstyle="miter"/>
               </v:line>
             </w:pict>
@@ -16072,33 +16296,33 @@
       </w:r>
       <w:r>
         <w:rPr>
-          <w:rFonts w:eastAsiaTheme="minorHAnsi" w:hint="eastAsia"/>
+          <w:rFonts w:hint="eastAsia"/>
           <w:noProof/>
         </w:rPr>
         <mc:AlternateContent>
           <mc:Choice Requires="wps">
             <w:drawing>
-              <wp:anchor distT="0" distB="0" distL="114300" distR="114300" simplePos="0" relativeHeight="251706368" behindDoc="0" locked="0" layoutInCell="1" allowOverlap="1" wp14:anchorId="65BA6CE2" wp14:editId="5784D935">
+              <wp:anchor distT="0" distB="0" distL="114300" distR="114300" simplePos="0" relativeHeight="251871232" behindDoc="0" locked="0" layoutInCell="1" allowOverlap="1" wp14:anchorId="17368E1D" wp14:editId="22F6B5A5">
                 <wp:simplePos x="0" y="0"/>
                 <wp:positionH relativeFrom="column">
-                  <wp:posOffset>5666105</wp:posOffset>
+                  <wp:posOffset>3009038</wp:posOffset>
                 </wp:positionH>
                 <wp:positionV relativeFrom="paragraph">
-                  <wp:posOffset>874395</wp:posOffset>
+                  <wp:posOffset>1070593</wp:posOffset>
                 </wp:positionV>
-                <wp:extent cx="556260" cy="53975"/>
-                <wp:effectExtent l="0" t="0" r="15240" b="22225"/>
+                <wp:extent cx="191457" cy="28963"/>
+                <wp:effectExtent l="0" t="0" r="37465" b="28575"/>
                 <wp:wrapNone/>
-                <wp:docPr id="515873016" name="直線コネクタ 515873016"/>
+                <wp:docPr id="182293885" name="直線コネクタ 182293885"/>
                 <wp:cNvGraphicFramePr/>
                 <a:graphic xmlns:a="http://schemas.openxmlformats.org/drawingml/2006/main">
                   <a:graphicData uri="http://schemas.microsoft.com/office/word/2010/wordprocessingShape">
                     <wps:wsp>
                       <wps:cNvCnPr/>
                       <wps:spPr>
-                        <a:xfrm flipV="1">
+                        <a:xfrm>
                           <a:off x="0" y="0"/>
-                          <a:ext cx="556260" cy="53975"/>
+                          <a:ext cx="191457" cy="28963"/>
                         </a:xfrm>
                         <a:prstGeom prst="line">
                           <a:avLst/>
@@ -16138,7 +16362,7 @@
           </mc:Choice>
           <mc:Fallback>
             <w:pict>
-              <v:line w14:anchorId="3FC51C78" id="直線コネクタ 515873016" o:spid="_x0000_s1026" style="position:absolute;flip:y;z-index:251706368;visibility:visible;mso-wrap-style:square;mso-width-percent:0;mso-height-percent:0;mso-wrap-distance-left:9pt;mso-wrap-distance-top:0;mso-wrap-distance-right:9pt;mso-wrap-distance-bottom:0;mso-position-horizontal:absolute;mso-position-horizontal-relative:text;mso-position-vertical:absolute;mso-position-vertical-relative:text;mso-width-percent:0;mso-height-percent:0;mso-width-relative:margin;mso-height-relative:margin" from="446.15pt,68.85pt" to="489.95pt,73.1pt" o:gfxdata="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" strokecolor="red" strokeweight="1pt">
+              <v:line w14:anchorId="084B8AEC" id="直線コネクタ 182293885" o:spid="_x0000_s1026" style="position:absolute;z-index:251871232;visibility:visible;mso-wrap-style:square;mso-width-percent:0;mso-height-percent:0;mso-wrap-distance-left:9pt;mso-wrap-distance-top:0;mso-wrap-distance-right:9pt;mso-wrap-distance-bottom:0;mso-position-horizontal:absolute;mso-position-horizontal-relative:text;mso-position-vertical:absolute;mso-position-vertical-relative:text;mso-width-percent:0;mso-height-percent:0;mso-width-relative:margin;mso-height-relative:margin" from="236.95pt,84.3pt" to="252.05pt,86.6pt" o:gfxdata="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" strokecolor="red" strokeweight="1pt">
                 <v:stroke joinstyle="miter"/>
               </v:line>
             </w:pict>
@@ -16147,33 +16371,33 @@
       </w:r>
       <w:r>
         <w:rPr>
-          <w:rFonts w:eastAsiaTheme="minorHAnsi" w:hint="eastAsia"/>
+          <w:rFonts w:hint="eastAsia"/>
           <w:noProof/>
         </w:rPr>
         <mc:AlternateContent>
           <mc:Choice Requires="wps">
             <w:drawing>
-              <wp:anchor distT="0" distB="0" distL="114300" distR="114300" simplePos="0" relativeHeight="251704320" behindDoc="0" locked="0" layoutInCell="1" allowOverlap="1" wp14:anchorId="009EE885" wp14:editId="27D3E078">
+              <wp:anchor distT="0" distB="0" distL="114300" distR="114300" simplePos="0" relativeHeight="251872256" behindDoc="0" locked="0" layoutInCell="1" allowOverlap="1" wp14:anchorId="6DA33CE0" wp14:editId="2A635796">
                 <wp:simplePos x="0" y="0"/>
                 <wp:positionH relativeFrom="column">
-                  <wp:posOffset>4710430</wp:posOffset>
+                  <wp:posOffset>3004900</wp:posOffset>
                 </wp:positionH>
                 <wp:positionV relativeFrom="paragraph">
-                  <wp:posOffset>457200</wp:posOffset>
+                  <wp:posOffset>1252645</wp:posOffset>
                 </wp:positionV>
-                <wp:extent cx="945515" cy="298450"/>
-                <wp:effectExtent l="0" t="0" r="19685" b="19050"/>
+                <wp:extent cx="191457" cy="28963"/>
+                <wp:effectExtent l="0" t="0" r="37465" b="28575"/>
                 <wp:wrapNone/>
-                <wp:docPr id="1210769652" name="直線コネクタ 1210769652"/>
+                <wp:docPr id="347053409" name="直線コネクタ 347053409"/>
                 <wp:cNvGraphicFramePr/>
                 <a:graphic xmlns:a="http://schemas.openxmlformats.org/drawingml/2006/main">
                   <a:graphicData uri="http://schemas.microsoft.com/office/word/2010/wordprocessingShape">
                     <wps:wsp>
                       <wps:cNvCnPr/>
                       <wps:spPr>
-                        <a:xfrm flipV="1">
+                        <a:xfrm>
                           <a:off x="0" y="0"/>
-                          <a:ext cx="945515" cy="298450"/>
+                          <a:ext cx="191457" cy="28963"/>
                         </a:xfrm>
                         <a:prstGeom prst="line">
                           <a:avLst/>
@@ -16213,7 +16437,7 @@
           </mc:Choice>
           <mc:Fallback>
             <w:pict>
-              <v:line w14:anchorId="7FB7BC94" id="直線コネクタ 1210769652" o:spid="_x0000_s1026" style="position:absolute;flip:y;z-index:251704320;visibility:visible;mso-wrap-style:square;mso-width-percent:0;mso-height-percent:0;mso-wrap-distance-left:9pt;mso-wrap-distance-top:0;mso-wrap-distance-right:9pt;mso-wrap-distance-bottom:0;mso-position-horizontal:absolute;mso-position-horizontal-relative:text;mso-position-vertical:absolute;mso-position-vertical-relative:text;mso-width-percent:0;mso-height-percent:0;mso-width-relative:margin;mso-height-relative:margin" from="370.9pt,36pt" to="445.35pt,59.5pt" o:gfxdata="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" strokecolor="red" strokeweight="1pt">
+              <v:line w14:anchorId="32D0E688" id="直線コネクタ 347053409" o:spid="_x0000_s1026" style="position:absolute;z-index:251872256;visibility:visible;mso-wrap-style:square;mso-width-percent:0;mso-height-percent:0;mso-wrap-distance-left:9pt;mso-wrap-distance-top:0;mso-wrap-distance-right:9pt;mso-wrap-distance-bottom:0;mso-position-horizontal:absolute;mso-position-horizontal-relative:text;mso-position-vertical:absolute;mso-position-vertical-relative:text;mso-width-percent:0;mso-height-percent:0;mso-width-relative:margin;mso-height-relative:margin" from="236.6pt,98.65pt" to="251.7pt,100.95pt" o:gfxdata="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" strokecolor="red" strokeweight="1pt">
                 <v:stroke joinstyle="miter"/>
               </v:line>
             </w:pict>
@@ -16222,33 +16446,139 @@
       </w:r>
       <w:r>
         <w:rPr>
-          <w:rFonts w:eastAsiaTheme="minorHAnsi" w:hint="eastAsia"/>
+          <w:rFonts w:hint="eastAsia"/>
           <w:noProof/>
         </w:rPr>
         <mc:AlternateContent>
           <mc:Choice Requires="wps">
             <w:drawing>
-              <wp:anchor distT="0" distB="0" distL="114300" distR="114300" simplePos="0" relativeHeight="251700224" behindDoc="0" locked="0" layoutInCell="1" allowOverlap="1" wp14:anchorId="31AD7CCE" wp14:editId="16A89C7C">
+              <wp:anchor distT="0" distB="0" distL="114300" distR="114300" simplePos="0" relativeHeight="251879424" behindDoc="0" locked="0" layoutInCell="1" allowOverlap="1" wp14:anchorId="4023D2DC" wp14:editId="395D12B2">
                 <wp:simplePos x="0" y="0"/>
                 <wp:positionH relativeFrom="column">
-                  <wp:posOffset>2025650</wp:posOffset>
+                  <wp:posOffset>2532380</wp:posOffset>
                 </wp:positionH>
                 <wp:positionV relativeFrom="paragraph">
-                  <wp:posOffset>421640</wp:posOffset>
+                  <wp:posOffset>1251585</wp:posOffset>
                 </wp:positionV>
-                <wp:extent cx="701675" cy="84455"/>
-                <wp:effectExtent l="0" t="0" r="22225" b="17145"/>
+                <wp:extent cx="552450" cy="382270"/>
+                <wp:effectExtent l="0" t="0" r="0" b="0"/>
                 <wp:wrapNone/>
-                <wp:docPr id="197772226" name="直線コネクタ 197772226"/>
+                <wp:docPr id="982828558" name="テキスト ボックス 982828558"/>
+                <wp:cNvGraphicFramePr/>
+                <a:graphic xmlns:a="http://schemas.openxmlformats.org/drawingml/2006/main">
+                  <a:graphicData uri="http://schemas.microsoft.com/office/word/2010/wordprocessingShape">
+                    <wps:wsp>
+                      <wps:cNvSpPr txBox="1"/>
+                      <wps:spPr>
+                        <a:xfrm>
+                          <a:off x="0" y="0"/>
+                          <a:ext cx="552450" cy="382270"/>
+                        </a:xfrm>
+                        <a:prstGeom prst="rect">
+                          <a:avLst/>
+                        </a:prstGeom>
+                        <a:noFill/>
+                        <a:ln w="6350">
+                          <a:noFill/>
+                        </a:ln>
+                      </wps:spPr>
+                      <wps:txbx>
+                        <w:txbxContent>
+                          <w:p>
+                            <w:pPr>
+                              <w:jc w:val="center"/>
+                              <w:rPr>
+                                <w:b/>
+                                <w:color w:val="FF0000"/>
+                              </w:rPr>
+                            </w:pPr>
+                            <w:r>
+                              <w:rPr>
+                                <w:rFonts w:hint="eastAsia"/>
+                                <w:b/>
+                                <w:color w:val="FF0000"/>
+                              </w:rPr>
+                              <w:t>⑩</w:t>
+                            </w:r>
+                          </w:p>
+                        </w:txbxContent>
+                      </wps:txbx>
+                      <wps:bodyPr rot="0" spcFirstLastPara="0" vertOverflow="overflow" horzOverflow="overflow" vert="horz" wrap="square" lIns="91440" tIns="45720" rIns="91440" bIns="45720" numCol="1" spcCol="0" rtlCol="0" fromWordArt="0" anchor="t" anchorCtr="0" forceAA="0" compatLnSpc="1">
+                        <a:prstTxWarp prst="textNoShape">
+                          <a:avLst/>
+                        </a:prstTxWarp>
+                        <a:noAutofit/>
+                      </wps:bodyPr>
+                    </wps:wsp>
+                  </a:graphicData>
+                </a:graphic>
+                <wp14:sizeRelH relativeFrom="margin">
+                  <wp14:pctWidth>0</wp14:pctWidth>
+                </wp14:sizeRelH>
+                <wp14:sizeRelV relativeFrom="margin">
+                  <wp14:pctHeight>0</wp14:pctHeight>
+                </wp14:sizeRelV>
+              </wp:anchor>
+            </w:drawing>
+          </mc:Choice>
+          <mc:Fallback>
+            <w:pict>
+              <v:shape w14:anchorId="4023D2DC" id="テキスト ボックス 982828558" o:spid="_x0000_s1043" type="#_x0000_t202" style="position:absolute;left:0;text-align:left;margin-left:199.4pt;margin-top:98.55pt;width:43.5pt;height:30.1pt;z-index:251879424;visibility:visible;mso-wrap-style:square;mso-width-percent:0;mso-height-percent:0;mso-wrap-distance-left:9pt;mso-wrap-distance-top:0;mso-wrap-distance-right:9pt;mso-wrap-distance-bottom:0;mso-position-horizontal:absolute;mso-position-horizontal-relative:text;mso-position-vertical:absolute;mso-position-vertical-relative:text;mso-width-percent:0;mso-height-percent:0;mso-width-relative:margin;mso-height-relative:margin;v-text-anchor:top" o:gfxdata="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" filled="f" stroked="f" strokeweight=".5pt">
+                <v:textbox>
+                  <w:txbxContent>
+                    <w:p>
+                      <w:pPr>
+                        <w:jc w:val="center"/>
+                        <w:rPr>
+                          <w:b/>
+                          <w:color w:val="FF0000"/>
+                        </w:rPr>
+                      </w:pPr>
+                      <w:r>
+                        <w:rPr>
+                          <w:rFonts w:hint="eastAsia"/>
+                          <w:b/>
+                          <w:color w:val="FF0000"/>
+                        </w:rPr>
+                        <w:t>⑩</w:t>
+                      </w:r>
+                    </w:p>
+                  </w:txbxContent>
+                </v:textbox>
+              </v:shape>
+            </w:pict>
+          </mc:Fallback>
+        </mc:AlternateContent>
+      </w:r>
+      <w:r>
+        <w:rPr>
+          <w:rFonts w:hint="eastAsia"/>
+          <w:noProof/>
+        </w:rPr>
+        <mc:AlternateContent>
+          <mc:Choice Requires="wps">
+            <w:drawing>
+              <wp:anchor distT="0" distB="0" distL="114300" distR="114300" simplePos="0" relativeHeight="251874304" behindDoc="0" locked="0" layoutInCell="1" allowOverlap="1" wp14:anchorId="42A30929" wp14:editId="03A34337">
+                <wp:simplePos x="0" y="0"/>
+                <wp:positionH relativeFrom="column">
+                  <wp:posOffset>3025589</wp:posOffset>
+                </wp:positionH>
+                <wp:positionV relativeFrom="paragraph">
+                  <wp:posOffset>1625025</wp:posOffset>
+                </wp:positionV>
+                <wp:extent cx="708212" cy="89475"/>
+                <wp:effectExtent l="0" t="0" r="34925" b="25400"/>
+                <wp:wrapNone/>
+                <wp:docPr id="395582896" name="直線コネクタ 395582896"/>
                 <wp:cNvGraphicFramePr/>
                 <a:graphic xmlns:a="http://schemas.openxmlformats.org/drawingml/2006/main">
                   <a:graphicData uri="http://schemas.microsoft.com/office/word/2010/wordprocessingShape">
                     <wps:wsp>
                       <wps:cNvCnPr/>
                       <wps:spPr>
-                        <a:xfrm flipV="1">
+                        <a:xfrm>
                           <a:off x="0" y="0"/>
-                          <a:ext cx="701675" cy="84455"/>
+                          <a:ext cx="708212" cy="89475"/>
                         </a:xfrm>
                         <a:prstGeom prst="line">
                           <a:avLst/>
@@ -16288,7 +16618,7 @@
           </mc:Choice>
           <mc:Fallback>
             <w:pict>
-              <v:line w14:anchorId="5450720C" id="直線コネクタ 197772226" o:spid="_x0000_s1026" style="position:absolute;flip:y;z-index:251700224;visibility:visible;mso-wrap-style:square;mso-width-percent:0;mso-height-percent:0;mso-wrap-distance-left:9pt;mso-wrap-distance-top:0;mso-wrap-distance-right:9pt;mso-wrap-distance-bottom:0;mso-position-horizontal:absolute;mso-position-horizontal-relative:text;mso-position-vertical:absolute;mso-position-vertical-relative:text;mso-width-percent:0;mso-height-percent:0;mso-width-relative:margin;mso-height-relative:margin" from="159.5pt,33.2pt" to="214.75pt,39.85pt" o:gfxdata="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" strokecolor="red" strokeweight="1pt">
+              <v:line w14:anchorId="7B397F89" id="直線コネクタ 395582896" o:spid="_x0000_s1026" style="position:absolute;z-index:251874304;visibility:visible;mso-wrap-style:square;mso-width-percent:0;mso-height-percent:0;mso-wrap-distance-left:9pt;mso-wrap-distance-top:0;mso-wrap-distance-right:9pt;mso-wrap-distance-bottom:0;mso-position-horizontal:absolute;mso-position-horizontal-relative:text;mso-position-vertical:absolute;mso-position-vertical-relative:text;mso-width-percent:0;mso-height-percent:0;mso-width-relative:margin;mso-height-relative:margin" from="238.25pt,127.95pt" to="294pt,135pt" o:gfxdata="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" strokecolor="red" strokeweight="1pt">
                 <v:stroke joinstyle="miter"/>
               </v:line>
             </w:pict>
@@ -16297,19 +16627,66 @@
       </w:r>
       <w:r>
         <w:rPr>
-          <w:rFonts w:eastAsiaTheme="minorHAnsi" w:hint="eastAsia"/>
+          <w:b w:val="0"/>
+          <w:bCs w:val="0"/>
+          <w:noProof/>
+        </w:rPr>
+        <w:drawing>
+          <wp:inline distT="0" distB="0" distL="0" distR="0" wp14:anchorId="295635E0" wp14:editId="6B5DA23F">
+            <wp:extent cx="4872203" cy="2553655"/>
+            <wp:effectExtent l="19050" t="19050" r="24130" b="18415"/>
+            <wp:docPr id="2018517601" name="図 1"/>
+            <wp:cNvGraphicFramePr>
+              <a:graphicFrameLocks xmlns:a="http://schemas.openxmlformats.org/drawingml/2006/main" noChangeAspect="1"/>
+            </wp:cNvGraphicFramePr>
+            <a:graphic xmlns:a="http://schemas.openxmlformats.org/drawingml/2006/main">
+              <a:graphicData uri="http://schemas.openxmlformats.org/drawingml/2006/picture">
+                <pic:pic xmlns:pic="http://schemas.openxmlformats.org/drawingml/2006/picture">
+                  <pic:nvPicPr>
+                    <pic:cNvPr id="2018517601" name=""/>
+                    <pic:cNvPicPr/>
+                  </pic:nvPicPr>
+                  <pic:blipFill>
+                    <a:blip r:embed="rId17"/>
+                    <a:stretch>
+                      <a:fillRect/>
+                    </a:stretch>
+                  </pic:blipFill>
+                  <pic:spPr>
+                    <a:xfrm>
+                      <a:off x="0" y="0"/>
+                      <a:ext cx="4911874" cy="2574448"/>
+                    </a:xfrm>
+                    <a:prstGeom prst="rect">
+                      <a:avLst/>
+                    </a:prstGeom>
+                    <a:ln>
+                      <a:solidFill>
+                        <a:schemeClr val="tx1"/>
+                      </a:solidFill>
+                    </a:ln>
+                  </pic:spPr>
+                </pic:pic>
+              </a:graphicData>
+            </a:graphic>
+          </wp:inline>
+        </w:drawing>
+      </w:r>
+      <w:r>
+        <w:rPr>
+          <w:rFonts w:hint="eastAsia"/>
           <w:noProof/>
         </w:rPr>
         <mc:AlternateContent>
           <mc:Choice Requires="wps">
             <w:drawing>
-              <wp:anchor distT="0" distB="0" distL="114300" distR="114300" simplePos="0" relativeHeight="251699200" behindDoc="0" locked="0" layoutInCell="1" allowOverlap="1" wp14:anchorId="0C86274A" wp14:editId="25645F4C">
+              <wp:anchor distT="0" distB="0" distL="114300" distR="114300" simplePos="0" relativeHeight="251858944" behindDoc="0" locked="0" layoutInCell="1" allowOverlap="1" wp14:anchorId="02263CDB" wp14:editId="0FF95BAD">
                 <wp:simplePos x="0" y="0"/>
                 <wp:positionH relativeFrom="column">
-                  <wp:posOffset>1532255</wp:posOffset>
+                  <wp:posOffset>175260</wp:posOffset>
                 </wp:positionH>
                 <wp:positionV relativeFrom="paragraph">
-                  <wp:posOffset>374650</wp:posOffset>
+                  <wp:posOffset>124195</wp:posOffset>
                 </wp:positionV>
                 <wp:extent cx="552450" cy="382270"/>
                 <wp:effectExtent l="0" t="0" r="0" b="0"/>
@@ -16374,7 +16751,7 @@
           </mc:Choice>
           <mc:Fallback>
             <w:pict>
-              <v:shape w14:anchorId="0C86274A" id="テキスト ボックス 365489253" o:spid="_x0000_s1040" type="#_x0000_t202" style="position:absolute;left:0;text-align:left;margin-left:120.65pt;margin-top:29.5pt;width:43.5pt;height:30.1pt;z-index:251699200;visibility:visible;mso-wrap-style:square;mso-width-percent:0;mso-height-percent:0;mso-wrap-distance-left:9pt;mso-wrap-distance-top:0;mso-wrap-distance-right:9pt;mso-wrap-distance-bottom:0;mso-position-horizontal:absolute;mso-position-horizontal-relative:text;mso-position-vertical:absolute;mso-position-vertical-relative:text;mso-width-percent:0;mso-height-percent:0;mso-width-relative:margin;mso-height-relative:margin;v-text-anchor:top" o:gfxdata="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" filled="f" stroked="f" strokeweight=".5pt">
+              <v:shape w14:anchorId="02263CDB" id="テキスト ボックス 365489253" o:spid="_x0000_s1044" type="#_x0000_t202" style="position:absolute;left:0;text-align:left;margin-left:13.8pt;margin-top:9.8pt;width:43.5pt;height:30.1pt;z-index:251858944;visibility:visible;mso-wrap-style:square;mso-width-percent:0;mso-height-percent:0;mso-wrap-distance-left:9pt;mso-wrap-distance-top:0;mso-wrap-distance-right:9pt;mso-wrap-distance-bottom:0;mso-position-horizontal:absolute;mso-position-horizontal-relative:text;mso-position-vertical:absolute;mso-position-vertical-relative:text;mso-width-percent:0;mso-height-percent:0;mso-width-relative:margin;mso-height-relative:margin;v-text-anchor:top" o:gfxdata="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" filled="f" stroked="f" strokeweight=".5pt">
                 <v:textbox>
                   <w:txbxContent>
                     <w:p>
@@ -16403,19 +16780,231 @@
       </w:r>
       <w:r>
         <w:rPr>
-          <w:rFonts w:eastAsiaTheme="minorHAnsi" w:hint="eastAsia"/>
+          <w:rFonts w:hint="eastAsia"/>
           <w:noProof/>
         </w:rPr>
         <mc:AlternateContent>
           <mc:Choice Requires="wps">
             <w:drawing>
-              <wp:anchor distT="0" distB="0" distL="114300" distR="114300" simplePos="0" relativeHeight="251702272" behindDoc="0" locked="0" layoutInCell="1" allowOverlap="1" wp14:anchorId="72CC683F" wp14:editId="472F02A6">
+              <wp:anchor distT="0" distB="0" distL="114300" distR="114300" simplePos="0" relativeHeight="251864064" behindDoc="0" locked="0" layoutInCell="1" allowOverlap="1" wp14:anchorId="6C3EC594" wp14:editId="3F2EA56B">
                 <wp:simplePos x="0" y="0"/>
                 <wp:positionH relativeFrom="column">
-                  <wp:posOffset>532130</wp:posOffset>
+                  <wp:posOffset>175260</wp:posOffset>
                 </wp:positionH>
                 <wp:positionV relativeFrom="paragraph">
-                  <wp:posOffset>918845</wp:posOffset>
+                  <wp:posOffset>1341120</wp:posOffset>
+                </wp:positionV>
+                <wp:extent cx="552450" cy="382270"/>
+                <wp:effectExtent l="0" t="0" r="0" b="0"/>
+                <wp:wrapNone/>
+                <wp:docPr id="198902269" name="テキスト ボックス 198902269"/>
+                <wp:cNvGraphicFramePr/>
+                <a:graphic xmlns:a="http://schemas.openxmlformats.org/drawingml/2006/main">
+                  <a:graphicData uri="http://schemas.microsoft.com/office/word/2010/wordprocessingShape">
+                    <wps:wsp>
+                      <wps:cNvSpPr txBox="1"/>
+                      <wps:spPr>
+                        <a:xfrm>
+                          <a:off x="0" y="0"/>
+                          <a:ext cx="552450" cy="382270"/>
+                        </a:xfrm>
+                        <a:prstGeom prst="rect">
+                          <a:avLst/>
+                        </a:prstGeom>
+                        <a:noFill/>
+                        <a:ln w="6350">
+                          <a:noFill/>
+                        </a:ln>
+                      </wps:spPr>
+                      <wps:txbx>
+                        <w:txbxContent>
+                          <w:p>
+                            <w:pPr>
+                              <w:jc w:val="center"/>
+                              <w:rPr>
+                                <w:b/>
+                                <w:color w:val="FF0000"/>
+                              </w:rPr>
+                            </w:pPr>
+                            <w:r>
+                              <w:rPr>
+                                <w:rFonts w:hint="eastAsia"/>
+                                <w:b/>
+                                <w:color w:val="FF0000"/>
+                              </w:rPr>
+                              <w:t>④</w:t>
+                            </w:r>
+                          </w:p>
+                        </w:txbxContent>
+                      </wps:txbx>
+                      <wps:bodyPr rot="0" spcFirstLastPara="0" vertOverflow="overflow" horzOverflow="overflow" vert="horz" wrap="square" lIns="91440" tIns="45720" rIns="91440" bIns="45720" numCol="1" spcCol="0" rtlCol="0" fromWordArt="0" anchor="t" anchorCtr="0" forceAA="0" compatLnSpc="1">
+                        <a:prstTxWarp prst="textNoShape">
+                          <a:avLst/>
+                        </a:prstTxWarp>
+                        <a:noAutofit/>
+                      </wps:bodyPr>
+                    </wps:wsp>
+                  </a:graphicData>
+                </a:graphic>
+                <wp14:sizeRelH relativeFrom="margin">
+                  <wp14:pctWidth>0</wp14:pctWidth>
+                </wp14:sizeRelH>
+                <wp14:sizeRelV relativeFrom="margin">
+                  <wp14:pctHeight>0</wp14:pctHeight>
+                </wp14:sizeRelV>
+              </wp:anchor>
+            </w:drawing>
+          </mc:Choice>
+          <mc:Fallback>
+            <w:pict>
+              <v:shape w14:anchorId="6C3EC594" id="テキスト ボックス 198902269" o:spid="_x0000_s1045" type="#_x0000_t202" style="position:absolute;left:0;text-align:left;margin-left:13.8pt;margin-top:105.6pt;width:43.5pt;height:30.1pt;z-index:251864064;visibility:visible;mso-wrap-style:square;mso-width-percent:0;mso-height-percent:0;mso-wrap-distance-left:9pt;mso-wrap-distance-top:0;mso-wrap-distance-right:9pt;mso-wrap-distance-bottom:0;mso-position-horizontal:absolute;mso-position-horizontal-relative:text;mso-position-vertical:absolute;mso-position-vertical-relative:text;mso-width-percent:0;mso-height-percent:0;mso-width-relative:margin;mso-height-relative:margin;v-text-anchor:top" o:gfxdata="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" filled="f" stroked="f" strokeweight=".5pt">
+                <v:textbox>
+                  <w:txbxContent>
+                    <w:p>
+                      <w:pPr>
+                        <w:jc w:val="center"/>
+                        <w:rPr>
+                          <w:b/>
+                          <w:color w:val="FF0000"/>
+                        </w:rPr>
+                      </w:pPr>
+                      <w:r>
+                        <w:rPr>
+                          <w:rFonts w:hint="eastAsia"/>
+                          <w:b/>
+                          <w:color w:val="FF0000"/>
+                        </w:rPr>
+                        <w:t>④</w:t>
+                      </w:r>
+                    </w:p>
+                  </w:txbxContent>
+                </v:textbox>
+              </v:shape>
+            </w:pict>
+          </mc:Fallback>
+        </mc:AlternateContent>
+      </w:r>
+      <w:r>
+        <w:rPr>
+          <w:rFonts w:hint="eastAsia"/>
+          <w:noProof/>
+        </w:rPr>
+        <mc:AlternateContent>
+          <mc:Choice Requires="wps">
+            <w:drawing>
+              <wp:anchor distT="0" distB="0" distL="114300" distR="114300" simplePos="0" relativeHeight="251863040" behindDoc="0" locked="0" layoutInCell="1" allowOverlap="1" wp14:anchorId="7B8CCE03" wp14:editId="63C8489E">
+                <wp:simplePos x="0" y="0"/>
+                <wp:positionH relativeFrom="column">
+                  <wp:posOffset>176530</wp:posOffset>
+                </wp:positionH>
+                <wp:positionV relativeFrom="paragraph">
+                  <wp:posOffset>989330</wp:posOffset>
+                </wp:positionV>
+                <wp:extent cx="552450" cy="382270"/>
+                <wp:effectExtent l="0" t="0" r="0" b="0"/>
+                <wp:wrapNone/>
+                <wp:docPr id="1890198791" name="テキスト ボックス 1890198791"/>
+                <wp:cNvGraphicFramePr/>
+                <a:graphic xmlns:a="http://schemas.openxmlformats.org/drawingml/2006/main">
+                  <a:graphicData uri="http://schemas.microsoft.com/office/word/2010/wordprocessingShape">
+                    <wps:wsp>
+                      <wps:cNvSpPr txBox="1"/>
+                      <wps:spPr>
+                        <a:xfrm>
+                          <a:off x="0" y="0"/>
+                          <a:ext cx="552450" cy="382270"/>
+                        </a:xfrm>
+                        <a:prstGeom prst="rect">
+                          <a:avLst/>
+                        </a:prstGeom>
+                        <a:noFill/>
+                        <a:ln w="6350">
+                          <a:noFill/>
+                        </a:ln>
+                      </wps:spPr>
+                      <wps:txbx>
+                        <w:txbxContent>
+                          <w:p>
+                            <w:pPr>
+                              <w:jc w:val="center"/>
+                              <w:rPr>
+                                <w:b/>
+                                <w:color w:val="FF0000"/>
+                              </w:rPr>
+                            </w:pPr>
+                            <w:r>
+                              <w:rPr>
+                                <w:rFonts w:hint="eastAsia"/>
+                                <w:b/>
+                                <w:color w:val="FF0000"/>
+                              </w:rPr>
+                              <w:t>③</w:t>
+                            </w:r>
+                          </w:p>
+                        </w:txbxContent>
+                      </wps:txbx>
+                      <wps:bodyPr rot="0" spcFirstLastPara="0" vertOverflow="overflow" horzOverflow="overflow" vert="horz" wrap="square" lIns="91440" tIns="45720" rIns="91440" bIns="45720" numCol="1" spcCol="0" rtlCol="0" fromWordArt="0" anchor="t" anchorCtr="0" forceAA="0" compatLnSpc="1">
+                        <a:prstTxWarp prst="textNoShape">
+                          <a:avLst/>
+                        </a:prstTxWarp>
+                        <a:noAutofit/>
+                      </wps:bodyPr>
+                    </wps:wsp>
+                  </a:graphicData>
+                </a:graphic>
+                <wp14:sizeRelH relativeFrom="margin">
+                  <wp14:pctWidth>0</wp14:pctWidth>
+                </wp14:sizeRelH>
+                <wp14:sizeRelV relativeFrom="margin">
+                  <wp14:pctHeight>0</wp14:pctHeight>
+                </wp14:sizeRelV>
+              </wp:anchor>
+            </w:drawing>
+          </mc:Choice>
+          <mc:Fallback>
+            <w:pict>
+              <v:shape w14:anchorId="7B8CCE03" id="テキスト ボックス 1890198791" o:spid="_x0000_s1046" type="#_x0000_t202" style="position:absolute;left:0;text-align:left;margin-left:13.9pt;margin-top:77.9pt;width:43.5pt;height:30.1pt;z-index:251863040;visibility:visible;mso-wrap-style:square;mso-width-percent:0;mso-height-percent:0;mso-wrap-distance-left:9pt;mso-wrap-distance-top:0;mso-wrap-distance-right:9pt;mso-wrap-distance-bottom:0;mso-position-horizontal:absolute;mso-position-horizontal-relative:text;mso-position-vertical:absolute;mso-position-vertical-relative:text;mso-width-percent:0;mso-height-percent:0;mso-width-relative:margin;mso-height-relative:margin;v-text-anchor:top" o:gfxdata="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" filled="f" stroked="f" strokeweight=".5pt">
+                <v:textbox>
+                  <w:txbxContent>
+                    <w:p>
+                      <w:pPr>
+                        <w:jc w:val="center"/>
+                        <w:rPr>
+                          <w:b/>
+                          <w:color w:val="FF0000"/>
+                        </w:rPr>
+                      </w:pPr>
+                      <w:r>
+                        <w:rPr>
+                          <w:rFonts w:hint="eastAsia"/>
+                          <w:b/>
+                          <w:color w:val="FF0000"/>
+                        </w:rPr>
+                        <w:t>③</w:t>
+                      </w:r>
+                    </w:p>
+                  </w:txbxContent>
+                </v:textbox>
+              </v:shape>
+            </w:pict>
+          </mc:Fallback>
+        </mc:AlternateContent>
+      </w:r>
+      <w:r>
+        <w:rPr>
+          <w:rFonts w:hint="eastAsia"/>
+          <w:noProof/>
+        </w:rPr>
+        <mc:AlternateContent>
+          <mc:Choice Requires="wps">
+            <w:drawing>
+              <wp:anchor distT="0" distB="0" distL="114300" distR="114300" simplePos="0" relativeHeight="251859968" behindDoc="0" locked="0" layoutInCell="1" allowOverlap="1" wp14:anchorId="1596B53C" wp14:editId="51B37E7C">
+                <wp:simplePos x="0" y="0"/>
+                <wp:positionH relativeFrom="column">
+                  <wp:posOffset>175260</wp:posOffset>
+                </wp:positionH>
+                <wp:positionV relativeFrom="paragraph">
+                  <wp:posOffset>648335</wp:posOffset>
                 </wp:positionV>
                 <wp:extent cx="552450" cy="382270"/>
                 <wp:effectExtent l="0" t="0" r="0" b="0"/>
@@ -16480,7 +17069,7 @@
           </mc:Choice>
           <mc:Fallback>
             <w:pict>
-              <v:shape w14:anchorId="72CC683F" id="テキスト ボックス 684957169" o:spid="_x0000_s1041" type="#_x0000_t202" style="position:absolute;left:0;text-align:left;margin-left:41.9pt;margin-top:72.35pt;width:43.5pt;height:30.1pt;z-index:251702272;visibility:visible;mso-wrap-style:square;mso-width-percent:0;mso-height-percent:0;mso-wrap-distance-left:9pt;mso-wrap-distance-top:0;mso-wrap-distance-right:9pt;mso-wrap-distance-bottom:0;mso-position-horizontal:absolute;mso-position-horizontal-relative:text;mso-position-vertical:absolute;mso-position-vertical-relative:text;mso-width-percent:0;mso-height-percent:0;mso-width-relative:margin;mso-height-relative:margin;v-text-anchor:top" o:gfxdata="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" filled="f" stroked="f" strokeweight=".5pt">
+              <v:shape w14:anchorId="1596B53C" id="テキスト ボックス 684957169" o:spid="_x0000_s1047" type="#_x0000_t202" style="position:absolute;left:0;text-align:left;margin-left:13.8pt;margin-top:51.05pt;width:43.5pt;height:30.1pt;z-index:251859968;visibility:visible;mso-wrap-style:square;mso-width-percent:0;mso-height-percent:0;mso-wrap-distance-left:9pt;mso-wrap-distance-top:0;mso-wrap-distance-right:9pt;mso-wrap-distance-bottom:0;mso-position-horizontal:absolute;mso-position-horizontal-relative:text;mso-position-vertical:absolute;mso-position-vertical-relative:text;mso-width-percent:0;mso-height-percent:0;mso-width-relative:margin;mso-height-relative:margin;v-text-anchor:top" o:gfxdata="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" filled="f" stroked="f" strokeweight=".5pt">
                 <v:textbox>
                   <w:txbxContent>
                     <w:p>
@@ -16509,24 +17098,324 @@
       </w:r>
       <w:r>
         <w:rPr>
-          <w:rFonts w:eastAsiaTheme="minorHAnsi" w:hint="eastAsia"/>
+          <w:rFonts w:hint="eastAsia"/>
           <w:noProof/>
         </w:rPr>
         <mc:AlternateContent>
           <mc:Choice Requires="wps">
             <w:drawing>
-              <wp:anchor distT="0" distB="0" distL="114300" distR="114300" simplePos="0" relativeHeight="251703296" behindDoc="0" locked="0" layoutInCell="1" allowOverlap="1" wp14:anchorId="6AC17369" wp14:editId="71857484">
+              <wp:anchor distT="0" distB="0" distL="114300" distR="114300" simplePos="0" relativeHeight="251878400" behindDoc="0" locked="0" layoutInCell="1" allowOverlap="1" wp14:anchorId="6E084405" wp14:editId="4E266003">
                 <wp:simplePos x="0" y="0"/>
                 <wp:positionH relativeFrom="column">
-                  <wp:posOffset>5534025</wp:posOffset>
+                  <wp:posOffset>734060</wp:posOffset>
                 </wp:positionH>
                 <wp:positionV relativeFrom="paragraph">
-                  <wp:posOffset>304165</wp:posOffset>
+                  <wp:posOffset>1518285</wp:posOffset>
+                </wp:positionV>
+                <wp:extent cx="603764" cy="91336"/>
+                <wp:effectExtent l="0" t="0" r="25400" b="23495"/>
+                <wp:wrapNone/>
+                <wp:docPr id="1116701422" name="直線コネクタ 1116701422"/>
+                <wp:cNvGraphicFramePr/>
+                <a:graphic xmlns:a="http://schemas.openxmlformats.org/drawingml/2006/main">
+                  <a:graphicData uri="http://schemas.microsoft.com/office/word/2010/wordprocessingShape">
+                    <wps:wsp>
+                      <wps:cNvCnPr/>
+                      <wps:spPr>
+                        <a:xfrm>
+                          <a:off x="0" y="0"/>
+                          <a:ext cx="603764" cy="91336"/>
+                        </a:xfrm>
+                        <a:prstGeom prst="line">
+                          <a:avLst/>
+                        </a:prstGeom>
+                        <a:ln w="12700">
+                          <a:solidFill>
+                            <a:srgbClr val="FF0000"/>
+                          </a:solidFill>
+                        </a:ln>
+                      </wps:spPr>
+                      <wps:style>
+                        <a:lnRef idx="1">
+                          <a:schemeClr val="accent1"/>
+                        </a:lnRef>
+                        <a:fillRef idx="0">
+                          <a:schemeClr val="accent1"/>
+                        </a:fillRef>
+                        <a:effectRef idx="0">
+                          <a:schemeClr val="accent1"/>
+                        </a:effectRef>
+                        <a:fontRef idx="minor">
+                          <a:schemeClr val="tx1"/>
+                        </a:fontRef>
+                      </wps:style>
+                      <wps:bodyPr/>
+                    </wps:wsp>
+                  </a:graphicData>
+                </a:graphic>
+                <wp14:sizeRelH relativeFrom="margin">
+                  <wp14:pctWidth>0</wp14:pctWidth>
+                </wp14:sizeRelH>
+                <wp14:sizeRelV relativeFrom="margin">
+                  <wp14:pctHeight>0</wp14:pctHeight>
+                </wp14:sizeRelV>
+              </wp:anchor>
+            </w:drawing>
+          </mc:Choice>
+          <mc:Fallback>
+            <w:pict>
+              <v:line w14:anchorId="77543266" id="直線コネクタ 1116701422" o:spid="_x0000_s1026" style="position:absolute;z-index:251878400;visibility:visible;mso-wrap-style:square;mso-width-percent:0;mso-height-percent:0;mso-wrap-distance-left:9pt;mso-wrap-distance-top:0;mso-wrap-distance-right:9pt;mso-wrap-distance-bottom:0;mso-position-horizontal:absolute;mso-position-horizontal-relative:text;mso-position-vertical:absolute;mso-position-vertical-relative:text;mso-width-percent:0;mso-height-percent:0;mso-width-relative:margin;mso-height-relative:margin" from="57.8pt,119.55pt" to="105.35pt,126.75pt" o:gfxdata="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" strokecolor="red" strokeweight="1pt">
+                <v:stroke joinstyle="miter"/>
+              </v:line>
+            </w:pict>
+          </mc:Fallback>
+        </mc:AlternateContent>
+      </w:r>
+      <w:r>
+        <w:rPr>
+          <w:rFonts w:hint="eastAsia"/>
+          <w:noProof/>
+        </w:rPr>
+        <mc:AlternateContent>
+          <mc:Choice Requires="wps">
+            <w:drawing>
+              <wp:anchor distT="0" distB="0" distL="114300" distR="114300" simplePos="0" relativeHeight="251877376" behindDoc="0" locked="0" layoutInCell="1" allowOverlap="1" wp14:anchorId="313E3805" wp14:editId="3AF7E4FE">
+                <wp:simplePos x="0" y="0"/>
+                <wp:positionH relativeFrom="column">
+                  <wp:posOffset>733425</wp:posOffset>
+                </wp:positionH>
+                <wp:positionV relativeFrom="paragraph">
+                  <wp:posOffset>1158875</wp:posOffset>
+                </wp:positionV>
+                <wp:extent cx="603764" cy="91336"/>
+                <wp:effectExtent l="0" t="0" r="25400" b="23495"/>
+                <wp:wrapNone/>
+                <wp:docPr id="1646505246" name="直線コネクタ 1646505246"/>
+                <wp:cNvGraphicFramePr/>
+                <a:graphic xmlns:a="http://schemas.openxmlformats.org/drawingml/2006/main">
+                  <a:graphicData uri="http://schemas.microsoft.com/office/word/2010/wordprocessingShape">
+                    <wps:wsp>
+                      <wps:cNvCnPr/>
+                      <wps:spPr>
+                        <a:xfrm>
+                          <a:off x="0" y="0"/>
+                          <a:ext cx="603764" cy="91336"/>
+                        </a:xfrm>
+                        <a:prstGeom prst="line">
+                          <a:avLst/>
+                        </a:prstGeom>
+                        <a:ln w="12700">
+                          <a:solidFill>
+                            <a:srgbClr val="FF0000"/>
+                          </a:solidFill>
+                        </a:ln>
+                      </wps:spPr>
+                      <wps:style>
+                        <a:lnRef idx="1">
+                          <a:schemeClr val="accent1"/>
+                        </a:lnRef>
+                        <a:fillRef idx="0">
+                          <a:schemeClr val="accent1"/>
+                        </a:fillRef>
+                        <a:effectRef idx="0">
+                          <a:schemeClr val="accent1"/>
+                        </a:effectRef>
+                        <a:fontRef idx="minor">
+                          <a:schemeClr val="tx1"/>
+                        </a:fontRef>
+                      </wps:style>
+                      <wps:bodyPr/>
+                    </wps:wsp>
+                  </a:graphicData>
+                </a:graphic>
+                <wp14:sizeRelH relativeFrom="margin">
+                  <wp14:pctWidth>0</wp14:pctWidth>
+                </wp14:sizeRelH>
+                <wp14:sizeRelV relativeFrom="margin">
+                  <wp14:pctHeight>0</wp14:pctHeight>
+                </wp14:sizeRelV>
+              </wp:anchor>
+            </w:drawing>
+          </mc:Choice>
+          <mc:Fallback>
+            <w:pict>
+              <v:line w14:anchorId="3AC70948" id="直線コネクタ 1646505246" o:spid="_x0000_s1026" style="position:absolute;z-index:251877376;visibility:visible;mso-wrap-style:square;mso-width-percent:0;mso-height-percent:0;mso-wrap-distance-left:9pt;mso-wrap-distance-top:0;mso-wrap-distance-right:9pt;mso-wrap-distance-bottom:0;mso-position-horizontal:absolute;mso-position-horizontal-relative:text;mso-position-vertical:absolute;mso-position-vertical-relative:text;mso-width-percent:0;mso-height-percent:0;mso-width-relative:margin;mso-height-relative:margin" from="57.75pt,91.25pt" to="105.3pt,98.45pt" o:gfxdata="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" strokecolor="red" strokeweight="1pt">
+                <v:stroke joinstyle="miter"/>
+              </v:line>
+            </w:pict>
+          </mc:Fallback>
+        </mc:AlternateContent>
+      </w:r>
+      <w:r>
+        <w:rPr>
+          <w:rFonts w:hint="eastAsia"/>
+          <w:noProof/>
+        </w:rPr>
+        <mc:AlternateContent>
+          <mc:Choice Requires="wps">
+            <w:drawing>
+              <wp:anchor distT="0" distB="0" distL="114300" distR="114300" simplePos="0" relativeHeight="251876352" behindDoc="0" locked="0" layoutInCell="1" allowOverlap="1" wp14:anchorId="5318C18F" wp14:editId="77C66A41">
+                <wp:simplePos x="0" y="0"/>
+                <wp:positionH relativeFrom="column">
+                  <wp:posOffset>734060</wp:posOffset>
+                </wp:positionH>
+                <wp:positionV relativeFrom="paragraph">
+                  <wp:posOffset>822960</wp:posOffset>
+                </wp:positionV>
+                <wp:extent cx="603764" cy="91336"/>
+                <wp:effectExtent l="0" t="0" r="25400" b="23495"/>
+                <wp:wrapNone/>
+                <wp:docPr id="248119028" name="直線コネクタ 248119028"/>
+                <wp:cNvGraphicFramePr/>
+                <a:graphic xmlns:a="http://schemas.openxmlformats.org/drawingml/2006/main">
+                  <a:graphicData uri="http://schemas.microsoft.com/office/word/2010/wordprocessingShape">
+                    <wps:wsp>
+                      <wps:cNvCnPr/>
+                      <wps:spPr>
+                        <a:xfrm>
+                          <a:off x="0" y="0"/>
+                          <a:ext cx="603764" cy="91336"/>
+                        </a:xfrm>
+                        <a:prstGeom prst="line">
+                          <a:avLst/>
+                        </a:prstGeom>
+                        <a:ln w="12700">
+                          <a:solidFill>
+                            <a:srgbClr val="FF0000"/>
+                          </a:solidFill>
+                        </a:ln>
+                      </wps:spPr>
+                      <wps:style>
+                        <a:lnRef idx="1">
+                          <a:schemeClr val="accent1"/>
+                        </a:lnRef>
+                        <a:fillRef idx="0">
+                          <a:schemeClr val="accent1"/>
+                        </a:fillRef>
+                        <a:effectRef idx="0">
+                          <a:schemeClr val="accent1"/>
+                        </a:effectRef>
+                        <a:fontRef idx="minor">
+                          <a:schemeClr val="tx1"/>
+                        </a:fontRef>
+                      </wps:style>
+                      <wps:bodyPr/>
+                    </wps:wsp>
+                  </a:graphicData>
+                </a:graphic>
+                <wp14:sizeRelH relativeFrom="margin">
+                  <wp14:pctWidth>0</wp14:pctWidth>
+                </wp14:sizeRelH>
+                <wp14:sizeRelV relativeFrom="margin">
+                  <wp14:pctHeight>0</wp14:pctHeight>
+                </wp14:sizeRelV>
+              </wp:anchor>
+            </w:drawing>
+          </mc:Choice>
+          <mc:Fallback>
+            <w:pict>
+              <v:line w14:anchorId="4469AFD8" id="直線コネクタ 248119028" o:spid="_x0000_s1026" style="position:absolute;z-index:251876352;visibility:visible;mso-wrap-style:square;mso-width-percent:0;mso-height-percent:0;mso-wrap-distance-left:9pt;mso-wrap-distance-top:0;mso-wrap-distance-right:9pt;mso-wrap-distance-bottom:0;mso-position-horizontal:absolute;mso-position-horizontal-relative:text;mso-position-vertical:absolute;mso-position-vertical-relative:text;mso-width-percent:0;mso-height-percent:0;mso-width-relative:margin;mso-height-relative:margin" from="57.8pt,64.8pt" to="105.35pt,1in" o:gfxdata="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" strokecolor="red" strokeweight="1pt">
+                <v:stroke joinstyle="miter"/>
+              </v:line>
+            </w:pict>
+          </mc:Fallback>
+        </mc:AlternateContent>
+      </w:r>
+      <w:r>
+        <w:rPr>
+          <w:rFonts w:hint="eastAsia"/>
+          <w:noProof/>
+        </w:rPr>
+        <mc:AlternateContent>
+          <mc:Choice Requires="wps">
+            <w:drawing>
+              <wp:anchor distT="0" distB="0" distL="114300" distR="114300" simplePos="0" relativeHeight="251875328" behindDoc="0" locked="0" layoutInCell="1" allowOverlap="1" wp14:anchorId="11E7419E" wp14:editId="6FCD0391">
+                <wp:simplePos x="0" y="0"/>
+                <wp:positionH relativeFrom="column">
+                  <wp:posOffset>733425</wp:posOffset>
+                </wp:positionH>
+                <wp:positionV relativeFrom="paragraph">
+                  <wp:posOffset>303530</wp:posOffset>
+                </wp:positionV>
+                <wp:extent cx="603764" cy="91336"/>
+                <wp:effectExtent l="0" t="0" r="25400" b="23495"/>
+                <wp:wrapNone/>
+                <wp:docPr id="1216715730" name="直線コネクタ 1216715730"/>
+                <wp:cNvGraphicFramePr/>
+                <a:graphic xmlns:a="http://schemas.openxmlformats.org/drawingml/2006/main">
+                  <a:graphicData uri="http://schemas.microsoft.com/office/word/2010/wordprocessingShape">
+                    <wps:wsp>
+                      <wps:cNvCnPr/>
+                      <wps:spPr>
+                        <a:xfrm>
+                          <a:off x="0" y="0"/>
+                          <a:ext cx="603764" cy="91336"/>
+                        </a:xfrm>
+                        <a:prstGeom prst="line">
+                          <a:avLst/>
+                        </a:prstGeom>
+                        <a:ln w="12700">
+                          <a:solidFill>
+                            <a:srgbClr val="FF0000"/>
+                          </a:solidFill>
+                        </a:ln>
+                      </wps:spPr>
+                      <wps:style>
+                        <a:lnRef idx="1">
+                          <a:schemeClr val="accent1"/>
+                        </a:lnRef>
+                        <a:fillRef idx="0">
+                          <a:schemeClr val="accent1"/>
+                        </a:fillRef>
+                        <a:effectRef idx="0">
+                          <a:schemeClr val="accent1"/>
+                        </a:effectRef>
+                        <a:fontRef idx="minor">
+                          <a:schemeClr val="tx1"/>
+                        </a:fontRef>
+                      </wps:style>
+                      <wps:bodyPr/>
+                    </wps:wsp>
+                  </a:graphicData>
+                </a:graphic>
+                <wp14:sizeRelH relativeFrom="margin">
+                  <wp14:pctWidth>0</wp14:pctWidth>
+                </wp14:sizeRelH>
+                <wp14:sizeRelV relativeFrom="margin">
+                  <wp14:pctHeight>0</wp14:pctHeight>
+                </wp14:sizeRelV>
+              </wp:anchor>
+            </w:drawing>
+          </mc:Choice>
+          <mc:Fallback>
+            <w:pict>
+              <v:line w14:anchorId="5FFD1A3E" id="直線コネクタ 1216715730" o:spid="_x0000_s1026" style="position:absolute;z-index:251875328;visibility:visible;mso-wrap-style:square;mso-width-percent:0;mso-height-percent:0;mso-wrap-distance-left:9pt;mso-wrap-distance-top:0;mso-wrap-distance-right:9pt;mso-wrap-distance-bottom:0;mso-position-horizontal:absolute;mso-position-horizontal-relative:text;mso-position-vertical:absolute;mso-position-vertical-relative:text;mso-width-percent:0;mso-height-percent:0;mso-width-relative:margin;mso-height-relative:margin" from="57.75pt,23.9pt" to="105.3pt,31.1pt" o:gfxdata="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" strokecolor="red" strokeweight="1pt">
+                <v:stroke joinstyle="miter"/>
+              </v:line>
+            </w:pict>
+          </mc:Fallback>
+        </mc:AlternateContent>
+      </w:r>
+      <w:r>
+        <w:rPr>
+          <w:rFonts w:hint="eastAsia"/>
+          <w:noProof/>
+        </w:rPr>
+        <mc:AlternateContent>
+          <mc:Choice Requires="wps">
+            <w:drawing>
+              <wp:anchor distT="0" distB="0" distL="114300" distR="114300" simplePos="0" relativeHeight="251873280" behindDoc="0" locked="0" layoutInCell="1" allowOverlap="1" wp14:anchorId="270EC238" wp14:editId="7C3DB196">
+                <wp:simplePos x="0" y="0"/>
+                <wp:positionH relativeFrom="column">
+                  <wp:posOffset>2533015</wp:posOffset>
+                </wp:positionH>
+                <wp:positionV relativeFrom="paragraph">
+                  <wp:posOffset>1438910</wp:posOffset>
                 </wp:positionV>
                 <wp:extent cx="552450" cy="382270"/>
                 <wp:effectExtent l="0" t="0" r="0" b="0"/>
                 <wp:wrapNone/>
-                <wp:docPr id="1945805593" name="テキスト ボックス 1945805593"/>
+                <wp:docPr id="1529978788" name="テキスト ボックス 1529978788"/>
                 <wp:cNvGraphicFramePr/>
                 <a:graphic xmlns:a="http://schemas.openxmlformats.org/drawingml/2006/main">
                   <a:graphicData uri="http://schemas.microsoft.com/office/word/2010/wordprocessingShape">
@@ -16561,7 +17450,7 @@
                                 <w:b/>
                                 <w:color w:val="FF0000"/>
                               </w:rPr>
-                              <w:t>③</w:t>
+                              <w:t>⑪</w:t>
                             </w:r>
                           </w:p>
                         </w:txbxContent>
@@ -16586,7 +17475,7 @@
           </mc:Choice>
           <mc:Fallback>
             <w:pict>
-              <v:shape w14:anchorId="6AC17369" id="テキスト ボックス 1945805593" o:spid="_x0000_s1042" type="#_x0000_t202" style="position:absolute;left:0;text-align:left;margin-left:435.75pt;margin-top:23.95pt;width:43.5pt;height:30.1pt;z-index:251703296;visibility:visible;mso-wrap-style:square;mso-width-percent:0;mso-height-percent:0;mso-wrap-distance-left:9pt;mso-wrap-distance-top:0;mso-wrap-distance-right:9pt;mso-wrap-distance-bottom:0;mso-position-horizontal:absolute;mso-position-horizontal-relative:text;mso-position-vertical:absolute;mso-position-vertical-relative:text;mso-width-percent:0;mso-height-percent:0;mso-width-relative:margin;mso-height-relative:margin;v-text-anchor:top" o:gfxdata="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" filled="f" stroked="f" strokeweight=".5pt">
+              <v:shape w14:anchorId="270EC238" id="テキスト ボックス 1529978788" o:spid="_x0000_s1048" type="#_x0000_t202" style="position:absolute;left:0;text-align:left;margin-left:199.45pt;margin-top:113.3pt;width:43.5pt;height:30.1pt;z-index:251873280;visibility:visible;mso-wrap-style:square;mso-width-percent:0;mso-height-percent:0;mso-wrap-distance-left:9pt;mso-wrap-distance-top:0;mso-wrap-distance-right:9pt;mso-wrap-distance-bottom:0;mso-position-horizontal:absolute;mso-position-horizontal-relative:text;mso-position-vertical:absolute;mso-position-vertical-relative:text;mso-width-percent:0;mso-height-percent:0;mso-width-relative:margin;mso-height-relative:margin;v-text-anchor:top" o:gfxdata="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" filled="f" stroked="f" strokeweight=".5pt">
                 <v:textbox>
                   <w:txbxContent>
                     <w:p>
@@ -16603,7 +17492,7 @@
                           <w:b/>
                           <w:color w:val="FF0000"/>
                         </w:rPr>
-                        <w:t>③</w:t>
+                        <w:t>⑪</w:t>
                       </w:r>
                     </w:p>
                   </w:txbxContent>
@@ -16615,24 +17504,24 @@
       </w:r>
       <w:r>
         <w:rPr>
-          <w:rFonts w:eastAsiaTheme="minorHAnsi" w:hint="eastAsia"/>
+          <w:rFonts w:hint="eastAsia"/>
           <w:noProof/>
         </w:rPr>
         <mc:AlternateContent>
           <mc:Choice Requires="wps">
             <w:drawing>
-              <wp:anchor distT="0" distB="0" distL="114300" distR="114300" simplePos="0" relativeHeight="251705344" behindDoc="0" locked="0" layoutInCell="1" allowOverlap="1" wp14:anchorId="260983DD" wp14:editId="06572075">
+              <wp:anchor distT="0" distB="0" distL="114300" distR="114300" simplePos="0" relativeHeight="251868160" behindDoc="0" locked="0" layoutInCell="1" allowOverlap="1" wp14:anchorId="65D2C020" wp14:editId="6121768C">
                 <wp:simplePos x="0" y="0"/>
                 <wp:positionH relativeFrom="column">
-                  <wp:posOffset>6087745</wp:posOffset>
+                  <wp:posOffset>2534920</wp:posOffset>
                 </wp:positionH>
                 <wp:positionV relativeFrom="paragraph">
-                  <wp:posOffset>710565</wp:posOffset>
+                  <wp:posOffset>1068070</wp:posOffset>
                 </wp:positionV>
                 <wp:extent cx="552450" cy="382270"/>
                 <wp:effectExtent l="0" t="0" r="0" b="0"/>
                 <wp:wrapNone/>
-                <wp:docPr id="61499579" name="テキスト ボックス 61499579"/>
+                <wp:docPr id="252487898" name="テキスト ボックス 252487898"/>
                 <wp:cNvGraphicFramePr/>
                 <a:graphic xmlns:a="http://schemas.openxmlformats.org/drawingml/2006/main">
                   <a:graphicData uri="http://schemas.microsoft.com/office/word/2010/wordprocessingShape">
@@ -16667,7 +17556,7 @@
                                 <w:b/>
                                 <w:color w:val="FF0000"/>
                               </w:rPr>
-                              <w:t>④</w:t>
+                              <w:t>⑨</w:t>
                             </w:r>
                           </w:p>
                         </w:txbxContent>
@@ -16692,7 +17581,7 @@
           </mc:Choice>
           <mc:Fallback>
             <w:pict>
-              <v:shape w14:anchorId="260983DD" id="テキスト ボックス 61499579" o:spid="_x0000_s1043" type="#_x0000_t202" style="position:absolute;left:0;text-align:left;margin-left:479.35pt;margin-top:55.95pt;width:43.5pt;height:30.1pt;z-index:251705344;visibility:visible;mso-wrap-style:square;mso-width-percent:0;mso-height-percent:0;mso-wrap-distance-left:9pt;mso-wrap-distance-top:0;mso-wrap-distance-right:9pt;mso-wrap-distance-bottom:0;mso-position-horizontal:absolute;mso-position-horizontal-relative:text;mso-position-vertical:absolute;mso-position-vertical-relative:text;mso-width-percent:0;mso-height-percent:0;mso-width-relative:margin;mso-height-relative:margin;v-text-anchor:top" o:gfxdata="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" filled="f" stroked="f" strokeweight=".5pt">
+              <v:shape w14:anchorId="65D2C020" id="テキスト ボックス 252487898" o:spid="_x0000_s1049" type="#_x0000_t202" style="position:absolute;left:0;text-align:left;margin-left:199.6pt;margin-top:84.1pt;width:43.5pt;height:30.1pt;z-index:251868160;visibility:visible;mso-wrap-style:square;mso-width-percent:0;mso-height-percent:0;mso-wrap-distance-left:9pt;mso-wrap-distance-top:0;mso-wrap-distance-right:9pt;mso-wrap-distance-bottom:0;mso-position-horizontal:absolute;mso-position-horizontal-relative:text;mso-position-vertical:absolute;mso-position-vertical-relative:text;mso-width-percent:0;mso-height-percent:0;mso-width-relative:margin;mso-height-relative:margin;v-text-anchor:top" o:gfxdata="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" filled="f" stroked="f" strokeweight=".5pt">
                 <v:textbox>
                   <w:txbxContent>
                     <w:p>
@@ -16709,7 +17598,7 @@
                           <w:b/>
                           <w:color w:val="FF0000"/>
                         </w:rPr>
-                        <w:t>④</w:t>
+                        <w:t>⑨</w:t>
                       </w:r>
                     </w:p>
                   </w:txbxContent>
@@ -16721,24 +17610,24 @@
       </w:r>
       <w:r>
         <w:rPr>
-          <w:rFonts w:eastAsiaTheme="minorHAnsi" w:hint="eastAsia"/>
+          <w:rFonts w:hint="eastAsia"/>
           <w:noProof/>
         </w:rPr>
         <mc:AlternateContent>
           <mc:Choice Requires="wps">
             <w:drawing>
-              <wp:anchor distT="0" distB="0" distL="114300" distR="114300" simplePos="0" relativeHeight="251708416" behindDoc="0" locked="0" layoutInCell="1" allowOverlap="1" wp14:anchorId="6B7C0A8C" wp14:editId="3AA545FF">
+              <wp:anchor distT="0" distB="0" distL="114300" distR="114300" simplePos="0" relativeHeight="251862016" behindDoc="0" locked="0" layoutInCell="1" allowOverlap="1" wp14:anchorId="5BCDBA6A" wp14:editId="7E756160">
                 <wp:simplePos x="0" y="0"/>
                 <wp:positionH relativeFrom="column">
-                  <wp:posOffset>542925</wp:posOffset>
+                  <wp:posOffset>2534285</wp:posOffset>
                 </wp:positionH>
                 <wp:positionV relativeFrom="paragraph">
-                  <wp:posOffset>1329690</wp:posOffset>
+                  <wp:posOffset>147320</wp:posOffset>
                 </wp:positionV>
                 <wp:extent cx="552450" cy="382270"/>
                 <wp:effectExtent l="0" t="0" r="0" b="0"/>
                 <wp:wrapNone/>
-                <wp:docPr id="1890198791" name="テキスト ボックス 1890198791"/>
+                <wp:docPr id="61499579" name="テキスト ボックス 61499579"/>
                 <wp:cNvGraphicFramePr/>
                 <a:graphic xmlns:a="http://schemas.openxmlformats.org/drawingml/2006/main">
                   <a:graphicData uri="http://schemas.microsoft.com/office/word/2010/wordprocessingShape">
@@ -16798,7 +17687,7 @@
           </mc:Choice>
           <mc:Fallback>
             <w:pict>
-              <v:shape w14:anchorId="6B7C0A8C" id="テキスト ボックス 1890198791" o:spid="_x0000_s1044" type="#_x0000_t202" style="position:absolute;left:0;text-align:left;margin-left:42.75pt;margin-top:104.7pt;width:43.5pt;height:30.1pt;z-index:251708416;visibility:visible;mso-wrap-style:square;mso-width-percent:0;mso-height-percent:0;mso-wrap-distance-left:9pt;mso-wrap-distance-top:0;mso-wrap-distance-right:9pt;mso-wrap-distance-bottom:0;mso-position-horizontal:absolute;mso-position-horizontal-relative:text;mso-position-vertical:absolute;mso-position-vertical-relative:text;mso-width-percent:0;mso-height-percent:0;mso-width-relative:margin;mso-height-relative:margin;v-text-anchor:top" o:gfxdata="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" filled="f" stroked="f" strokeweight=".5pt">
+              <v:shape w14:anchorId="5BCDBA6A" id="テキスト ボックス 61499579" o:spid="_x0000_s1050" type="#_x0000_t202" style="position:absolute;left:0;text-align:left;margin-left:199.55pt;margin-top:11.6pt;width:43.5pt;height:30.1pt;z-index:251862016;visibility:visible;mso-wrap-style:square;mso-width-percent:0;mso-height-percent:0;mso-wrap-distance-left:9pt;mso-wrap-distance-top:0;mso-wrap-distance-right:9pt;mso-wrap-distance-bottom:0;mso-position-horizontal:absolute;mso-position-horizontal-relative:text;mso-position-vertical:absolute;mso-position-vertical-relative:text;mso-width-percent:0;mso-height-percent:0;mso-width-relative:margin;mso-height-relative:margin;v-text-anchor:top" o:gfxdata="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" filled="f" stroked="f" strokeweight=".5pt">
                 <v:textbox>
                   <w:txbxContent>
                     <w:p>
@@ -16825,370 +17714,6 @@
           </mc:Fallback>
         </mc:AlternateContent>
       </w:r>
-      <w:r>
-        <w:rPr>
-          <w:rFonts w:eastAsiaTheme="minorHAnsi" w:hint="eastAsia"/>
-          <w:noProof/>
-        </w:rPr>
-        <mc:AlternateContent>
-          <mc:Choice Requires="wps">
-            <w:drawing>
-              <wp:anchor distT="0" distB="0" distL="114300" distR="114300" simplePos="0" relativeHeight="251710464" behindDoc="0" locked="0" layoutInCell="1" allowOverlap="1" wp14:anchorId="6E416E36" wp14:editId="17EEC2F7">
-                <wp:simplePos x="0" y="0"/>
-                <wp:positionH relativeFrom="column">
-                  <wp:posOffset>6038850</wp:posOffset>
-                </wp:positionH>
-                <wp:positionV relativeFrom="paragraph">
-                  <wp:posOffset>1188720</wp:posOffset>
-                </wp:positionV>
-                <wp:extent cx="552450" cy="382270"/>
-                <wp:effectExtent l="0" t="0" r="0" b="0"/>
-                <wp:wrapNone/>
-                <wp:docPr id="1234308" name="テキスト ボックス 1234308"/>
-                <wp:cNvGraphicFramePr/>
-                <a:graphic xmlns:a="http://schemas.openxmlformats.org/drawingml/2006/main">
-                  <a:graphicData uri="http://schemas.microsoft.com/office/word/2010/wordprocessingShape">
-                    <wps:wsp>
-                      <wps:cNvSpPr txBox="1"/>
-                      <wps:spPr>
-                        <a:xfrm>
-                          <a:off x="0" y="0"/>
-                          <a:ext cx="552450" cy="382270"/>
-                        </a:xfrm>
-                        <a:prstGeom prst="rect">
-                          <a:avLst/>
-                        </a:prstGeom>
-                        <a:noFill/>
-                        <a:ln w="6350">
-                          <a:noFill/>
-                        </a:ln>
-                      </wps:spPr>
-                      <wps:txbx>
-                        <w:txbxContent>
-                          <w:p>
-                            <w:pPr>
-                              <w:jc w:val="center"/>
-                              <w:rPr>
-                                <w:b/>
-                                <w:color w:val="FF0000"/>
-                              </w:rPr>
-                            </w:pPr>
-                            <w:r>
-                              <w:rPr>
-                                <w:rFonts w:hint="eastAsia"/>
-                                <w:b/>
-                                <w:color w:val="FF0000"/>
-                              </w:rPr>
-                              <w:t>⑥</w:t>
-                            </w:r>
-                          </w:p>
-                        </w:txbxContent>
-                      </wps:txbx>
-                      <wps:bodyPr rot="0" spcFirstLastPara="0" vertOverflow="overflow" horzOverflow="overflow" vert="horz" wrap="square" lIns="91440" tIns="45720" rIns="91440" bIns="45720" numCol="1" spcCol="0" rtlCol="0" fromWordArt="0" anchor="t" anchorCtr="0" forceAA="0" compatLnSpc="1">
-                        <a:prstTxWarp prst="textNoShape">
-                          <a:avLst/>
-                        </a:prstTxWarp>
-                        <a:noAutofit/>
-                      </wps:bodyPr>
-                    </wps:wsp>
-                  </a:graphicData>
-                </a:graphic>
-                <wp14:sizeRelH relativeFrom="margin">
-                  <wp14:pctWidth>0</wp14:pctWidth>
-                </wp14:sizeRelH>
-                <wp14:sizeRelV relativeFrom="margin">
-                  <wp14:pctHeight>0</wp14:pctHeight>
-                </wp14:sizeRelV>
-              </wp:anchor>
-            </w:drawing>
-          </mc:Choice>
-          <mc:Fallback>
-            <w:pict>
-              <v:shape w14:anchorId="6E416E36" id="テキスト ボックス 1234308" o:spid="_x0000_s1045" type="#_x0000_t202" style="position:absolute;left:0;text-align:left;margin-left:475.5pt;margin-top:93.6pt;width:43.5pt;height:30.1pt;z-index:251710464;visibility:visible;mso-wrap-style:square;mso-width-percent:0;mso-height-percent:0;mso-wrap-distance-left:9pt;mso-wrap-distance-top:0;mso-wrap-distance-right:9pt;mso-wrap-distance-bottom:0;mso-position-horizontal:absolute;mso-position-horizontal-relative:text;mso-position-vertical:absolute;mso-position-vertical-relative:text;mso-width-percent:0;mso-height-percent:0;mso-width-relative:margin;mso-height-relative:margin;v-text-anchor:top" o:gfxdata="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" filled="f" stroked="f" strokeweight=".5pt">
-                <v:textbox>
-                  <w:txbxContent>
-                    <w:p>
-                      <w:pPr>
-                        <w:jc w:val="center"/>
-                        <w:rPr>
-                          <w:b/>
-                          <w:color w:val="FF0000"/>
-                        </w:rPr>
-                      </w:pPr>
-                      <w:r>
-                        <w:rPr>
-                          <w:rFonts w:hint="eastAsia"/>
-                          <w:b/>
-                          <w:color w:val="FF0000"/>
-                        </w:rPr>
-                        <w:t>⑥</w:t>
-                      </w:r>
-                    </w:p>
-                  </w:txbxContent>
-                </v:textbox>
-              </v:shape>
-            </w:pict>
-          </mc:Fallback>
-        </mc:AlternateContent>
-      </w:r>
-      <w:r>
-        <w:rPr>
-          <w:rFonts w:eastAsiaTheme="minorHAnsi" w:hint="eastAsia"/>
-          <w:noProof/>
-        </w:rPr>
-        <mc:AlternateContent>
-          <mc:Choice Requires="wps">
-            <w:drawing>
-              <wp:anchor distT="0" distB="0" distL="114300" distR="114300" simplePos="0" relativeHeight="251711488" behindDoc="0" locked="0" layoutInCell="1" allowOverlap="1" wp14:anchorId="02B5BB8F" wp14:editId="3DBA44FD">
-                <wp:simplePos x="0" y="0"/>
-                <wp:positionH relativeFrom="column">
-                  <wp:posOffset>1484630</wp:posOffset>
-                </wp:positionH>
-                <wp:positionV relativeFrom="paragraph">
-                  <wp:posOffset>2134870</wp:posOffset>
-                </wp:positionV>
-                <wp:extent cx="552450" cy="382270"/>
-                <wp:effectExtent l="0" t="0" r="0" b="0"/>
-                <wp:wrapNone/>
-                <wp:docPr id="198902269" name="テキスト ボックス 198902269"/>
-                <wp:cNvGraphicFramePr/>
-                <a:graphic xmlns:a="http://schemas.openxmlformats.org/drawingml/2006/main">
-                  <a:graphicData uri="http://schemas.microsoft.com/office/word/2010/wordprocessingShape">
-                    <wps:wsp>
-                      <wps:cNvSpPr txBox="1"/>
-                      <wps:spPr>
-                        <a:xfrm>
-                          <a:off x="0" y="0"/>
-                          <a:ext cx="552450" cy="382270"/>
-                        </a:xfrm>
-                        <a:prstGeom prst="rect">
-                          <a:avLst/>
-                        </a:prstGeom>
-                        <a:noFill/>
-                        <a:ln w="6350">
-                          <a:noFill/>
-                        </a:ln>
-                      </wps:spPr>
-                      <wps:txbx>
-                        <w:txbxContent>
-                          <w:p>
-                            <w:pPr>
-                              <w:jc w:val="center"/>
-                              <w:rPr>
-                                <w:b/>
-                                <w:color w:val="FF0000"/>
-                              </w:rPr>
-                            </w:pPr>
-                            <w:r>
-                              <w:rPr>
-                                <w:rFonts w:hint="eastAsia"/>
-                                <w:b/>
-                                <w:color w:val="FF0000"/>
-                              </w:rPr>
-                              <w:t>⑦</w:t>
-                            </w:r>
-                          </w:p>
-                        </w:txbxContent>
-                      </wps:txbx>
-                      <wps:bodyPr rot="0" spcFirstLastPara="0" vertOverflow="overflow" horzOverflow="overflow" vert="horz" wrap="square" lIns="91440" tIns="45720" rIns="91440" bIns="45720" numCol="1" spcCol="0" rtlCol="0" fromWordArt="0" anchor="t" anchorCtr="0" forceAA="0" compatLnSpc="1">
-                        <a:prstTxWarp prst="textNoShape">
-                          <a:avLst/>
-                        </a:prstTxWarp>
-                        <a:noAutofit/>
-                      </wps:bodyPr>
-                    </wps:wsp>
-                  </a:graphicData>
-                </a:graphic>
-                <wp14:sizeRelH relativeFrom="margin">
-                  <wp14:pctWidth>0</wp14:pctWidth>
-                </wp14:sizeRelH>
-                <wp14:sizeRelV relativeFrom="margin">
-                  <wp14:pctHeight>0</wp14:pctHeight>
-                </wp14:sizeRelV>
-              </wp:anchor>
-            </w:drawing>
-          </mc:Choice>
-          <mc:Fallback>
-            <w:pict>
-              <v:shape w14:anchorId="02B5BB8F" id="テキスト ボックス 198902269" o:spid="_x0000_s1046" type="#_x0000_t202" style="position:absolute;left:0;text-align:left;margin-left:116.9pt;margin-top:168.1pt;width:43.5pt;height:30.1pt;z-index:251711488;visibility:visible;mso-wrap-style:square;mso-width-percent:0;mso-height-percent:0;mso-wrap-distance-left:9pt;mso-wrap-distance-top:0;mso-wrap-distance-right:9pt;mso-wrap-distance-bottom:0;mso-position-horizontal:absolute;mso-position-horizontal-relative:text;mso-position-vertical:absolute;mso-position-vertical-relative:text;mso-width-percent:0;mso-height-percent:0;mso-width-relative:margin;mso-height-relative:margin;v-text-anchor:top" o:gfxdata="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" filled="f" stroked="f" strokeweight=".5pt">
-                <v:textbox>
-                  <w:txbxContent>
-                    <w:p>
-                      <w:pPr>
-                        <w:jc w:val="center"/>
-                        <w:rPr>
-                          <w:b/>
-                          <w:color w:val="FF0000"/>
-                        </w:rPr>
-                      </w:pPr>
-                      <w:r>
-                        <w:rPr>
-                          <w:rFonts w:hint="eastAsia"/>
-                          <w:b/>
-                          <w:color w:val="FF0000"/>
-                        </w:rPr>
-                        <w:t>⑦</w:t>
-                      </w:r>
-                    </w:p>
-                  </w:txbxContent>
-                </v:textbox>
-              </v:shape>
-            </w:pict>
-          </mc:Fallback>
-        </mc:AlternateContent>
-      </w:r>
-      <w:r>
-        <w:rPr>
-          <w:rFonts w:eastAsiaTheme="minorHAnsi" w:hint="eastAsia"/>
-          <w:noProof/>
-        </w:rPr>
-        <mc:AlternateContent>
-          <mc:Choice Requires="wps">
-            <w:drawing>
-              <wp:anchor distT="0" distB="0" distL="114300" distR="114300" simplePos="0" relativeHeight="251714560" behindDoc="0" locked="0" layoutInCell="1" allowOverlap="1" wp14:anchorId="562B2E29" wp14:editId="72A34F2A">
-                <wp:simplePos x="0" y="0"/>
-                <wp:positionH relativeFrom="column">
-                  <wp:posOffset>1481754</wp:posOffset>
-                </wp:positionH>
-                <wp:positionV relativeFrom="paragraph">
-                  <wp:posOffset>2480347</wp:posOffset>
-                </wp:positionV>
-                <wp:extent cx="552450" cy="382270"/>
-                <wp:effectExtent l="0" t="0" r="0" b="0"/>
-                <wp:wrapNone/>
-                <wp:docPr id="1245395364" name="テキスト ボックス 1245395364"/>
-                <wp:cNvGraphicFramePr/>
-                <a:graphic xmlns:a="http://schemas.openxmlformats.org/drawingml/2006/main">
-                  <a:graphicData uri="http://schemas.microsoft.com/office/word/2010/wordprocessingShape">
-                    <wps:wsp>
-                      <wps:cNvSpPr txBox="1"/>
-                      <wps:spPr>
-                        <a:xfrm>
-                          <a:off x="0" y="0"/>
-                          <a:ext cx="552450" cy="382270"/>
-                        </a:xfrm>
-                        <a:prstGeom prst="rect">
-                          <a:avLst/>
-                        </a:prstGeom>
-                        <a:noFill/>
-                        <a:ln w="6350">
-                          <a:noFill/>
-                        </a:ln>
-                      </wps:spPr>
-                      <wps:txbx>
-                        <w:txbxContent>
-                          <w:p>
-                            <w:pPr>
-                              <w:jc w:val="center"/>
-                              <w:rPr>
-                                <w:b/>
-                                <w:color w:val="FF0000"/>
-                              </w:rPr>
-                            </w:pPr>
-                            <w:r>
-                              <w:rPr>
-                                <w:rFonts w:hint="eastAsia"/>
-                                <w:b/>
-                                <w:color w:val="FF0000"/>
-                              </w:rPr>
-                              <w:t>⑧</w:t>
-                            </w:r>
-                          </w:p>
-                        </w:txbxContent>
-                      </wps:txbx>
-                      <wps:bodyPr rot="0" spcFirstLastPara="0" vertOverflow="overflow" horzOverflow="overflow" vert="horz" wrap="square" lIns="91440" tIns="45720" rIns="91440" bIns="45720" numCol="1" spcCol="0" rtlCol="0" fromWordArt="0" anchor="t" anchorCtr="0" forceAA="0" compatLnSpc="1">
-                        <a:prstTxWarp prst="textNoShape">
-                          <a:avLst/>
-                        </a:prstTxWarp>
-                        <a:noAutofit/>
-                      </wps:bodyPr>
-                    </wps:wsp>
-                  </a:graphicData>
-                </a:graphic>
-                <wp14:sizeRelH relativeFrom="margin">
-                  <wp14:pctWidth>0</wp14:pctWidth>
-                </wp14:sizeRelH>
-                <wp14:sizeRelV relativeFrom="margin">
-                  <wp14:pctHeight>0</wp14:pctHeight>
-                </wp14:sizeRelV>
-              </wp:anchor>
-            </w:drawing>
-          </mc:Choice>
-          <mc:Fallback>
-            <w:pict>
-              <v:shape w14:anchorId="562B2E29" id="テキスト ボックス 1245395364" o:spid="_x0000_s1047" type="#_x0000_t202" style="position:absolute;left:0;text-align:left;margin-left:116.65pt;margin-top:195.3pt;width:43.5pt;height:30.1pt;z-index:251714560;visibility:visible;mso-wrap-style:square;mso-width-percent:0;mso-height-percent:0;mso-wrap-distance-left:9pt;mso-wrap-distance-top:0;mso-wrap-distance-right:9pt;mso-wrap-distance-bottom:0;mso-position-horizontal:absolute;mso-position-horizontal-relative:text;mso-position-vertical:absolute;mso-position-vertical-relative:text;mso-width-percent:0;mso-height-percent:0;mso-width-relative:margin;mso-height-relative:margin;v-text-anchor:top" o:gfxdata="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" filled="f" stroked="f" strokeweight=".5pt">
-                <v:textbox>
-                  <w:txbxContent>
-                    <w:p>
-                      <w:pPr>
-                        <w:jc w:val="center"/>
-                        <w:rPr>
-                          <w:b/>
-                          <w:color w:val="FF0000"/>
-                        </w:rPr>
-                      </w:pPr>
-                      <w:r>
-                        <w:rPr>
-                          <w:rFonts w:hint="eastAsia"/>
-                          <w:b/>
-                          <w:color w:val="FF0000"/>
-                        </w:rPr>
-                        <w:t>⑧</w:t>
-                      </w:r>
-                    </w:p>
-                  </w:txbxContent>
-                </v:textbox>
-              </v:shape>
-            </w:pict>
-          </mc:Fallback>
-        </mc:AlternateContent>
-      </w:r>
-      <w:r>
-        <w:rPr>
-          <w:noProof/>
-        </w:rPr>
-        <w:drawing>
-          <wp:inline distT="0" distB="0" distL="0" distR="0" wp14:anchorId="2115BA23" wp14:editId="5992A6CE">
-            <wp:extent cx="4906978" cy="2670121"/>
-            <wp:effectExtent l="0" t="0" r="0" b="0"/>
-            <wp:docPr id="788055220" name="図 1"/>
-            <wp:cNvGraphicFramePr>
-              <a:graphicFrameLocks xmlns:a="http://schemas.openxmlformats.org/drawingml/2006/main" noChangeAspect="1"/>
-            </wp:cNvGraphicFramePr>
-            <a:graphic xmlns:a="http://schemas.openxmlformats.org/drawingml/2006/main">
-              <a:graphicData uri="http://schemas.openxmlformats.org/drawingml/2006/picture">
-                <pic:pic xmlns:pic="http://schemas.openxmlformats.org/drawingml/2006/picture">
-                  <pic:nvPicPr>
-                    <pic:cNvPr id="788055220" name=""/>
-                    <pic:cNvPicPr/>
-                  </pic:nvPicPr>
-                  <pic:blipFill>
-                    <a:blip r:embed="rId17">
-                      <a:extLst>
-                        <a:ext uri="{28A0092B-C50C-407E-A947-70E740481C1C}">
-                          <a14:useLocalDpi xmlns:a14="http://schemas.microsoft.com/office/drawing/2010/main" val="0"/>
-                        </a:ext>
-                      </a:extLst>
-                    </a:blip>
-                    <a:stretch>
-                      <a:fillRect/>
-                    </a:stretch>
-                  </pic:blipFill>
-                  <pic:spPr>
-                    <a:xfrm>
-                      <a:off x="0" y="0"/>
-                      <a:ext cx="4929381" cy="2682312"/>
-                    </a:xfrm>
-                    <a:prstGeom prst="rect">
-                      <a:avLst/>
-                    </a:prstGeom>
-                  </pic:spPr>
-                </pic:pic>
-              </a:graphicData>
-            </a:graphic>
-          </wp:inline>
-        </w:drawing>
-      </w:r>
     </w:p>
     <w:p>
       <w:pPr>
@@ -17241,16 +17766,7 @@
         <w:rPr>
           <w:rFonts w:hint="eastAsia"/>
         </w:rPr>
-        <w:t>・</w:t>
-      </w:r>
-      <w:r>
-        <w:t>support</w:t>
-      </w:r>
-      <w:r>
-        <w:rPr>
-          <w:rFonts w:hint="eastAsia"/>
-        </w:rPr>
-        <w:t>ボタン押下時</w:t>
+        <w:t>・再設定押下時</w:t>
       </w:r>
     </w:p>
     <w:p>
@@ -28989,7 +29505,7 @@
           <w:noProof/>
         </w:rPr>
         <w:drawing>
-          <wp:anchor distT="0" distB="0" distL="114300" distR="114300" simplePos="0" relativeHeight="251810816" behindDoc="0" locked="0" layoutInCell="1" allowOverlap="1" wp14:anchorId="0063573A" wp14:editId="10C28872">
+          <wp:anchor distT="0" distB="0" distL="114300" distR="114300" simplePos="0" relativeHeight="251810816" behindDoc="0" locked="0" layoutInCell="1" allowOverlap="1" wp14:anchorId="0063573A" wp14:editId="60B593D2">
             <wp:simplePos x="0" y="0"/>
             <wp:positionH relativeFrom="margin">
               <wp:posOffset>842645</wp:posOffset>
